--- a/templates/title_page.docx
+++ b/templates/title_page.docx
@@ -4,8 +4,59 @@
   <w:body>
     <w:p>
       <w:pPr>
-        <w:pStyle w:val="afffd"/>
-      </w:pPr>
+        <w:pStyle w:val="afffe"/>
+      </w:pPr>
+    </w:p>
+    <w:p>
+      <w:pPr>
+        <w:pStyle w:val="afffe"/>
+      </w:pPr>
+    </w:p>
+    <w:p>
+      <w:pPr>
+        <w:pStyle w:val="afffe"/>
+      </w:pPr>
+    </w:p>
+    <w:p>
+      <w:pPr>
+        <w:pStyle w:val="afffe"/>
+      </w:pPr>
+    </w:p>
+    <w:p>
+      <w:pPr>
+        <w:pStyle w:val="afffe"/>
+      </w:pPr>
+    </w:p>
+    <w:p>
+      <w:pPr>
+        <w:pStyle w:val="afffe"/>
+      </w:pPr>
+    </w:p>
+    <w:p>
+      <w:pPr>
+        <w:pStyle w:val="afffe"/>
+      </w:pPr>
+    </w:p>
+    <w:p>
+      <w:pPr>
+        <w:pStyle w:val="afffe"/>
+      </w:pPr>
+    </w:p>
+    <w:p>
+      <w:pPr>
+        <w:pStyle w:val="afffe"/>
+      </w:pPr>
+      <w:r>
+        <w:t>Шкаф ШЭТ 440.01-0.</w:t>
+      </w:r>
+    </w:p>
+    <w:p>
+      <w:pPr>
+        <w:pStyle w:val="afffe"/>
+      </w:pPr>
+      <w:r>
+        <w:t>Протокол наладки</w:t>
+      </w:r>
     </w:p>
     <w:p>
       <w:pPr>
@@ -117,7 +168,7 @@
     </w:p>
     <w:p>
       <w:pPr>
-        <w:pStyle w:val="afff1"/>
+        <w:pStyle w:val="afff2"/>
         <w:ind w:right="282"/>
         <w:rPr>
           <w:lang w:val="en-US"/>
@@ -154,7 +205,7 @@
           </w:tcPr>
           <w:p>
             <w:pPr>
-              <w:pStyle w:val="afff1"/>
+              <w:pStyle w:val="afff2"/>
               <w:ind w:left="117" w:right="282" w:firstLine="0"/>
               <w:jc w:val="right"/>
             </w:pPr>
@@ -176,16 +227,25 @@
           </w:tcPr>
           <w:p>
             <w:pPr>
-              <w:pStyle w:val="afff1"/>
+              <w:pStyle w:val="afff2"/>
               <w:ind w:right="282" w:firstLine="0"/>
               <w:jc w:val="left"/>
             </w:pPr>
+            <w:proofErr w:type="gramStart"/>
             <w:r>
               <w:rPr>
                 <w:color w:val="A6A6A6" w:themeColor="background1" w:themeShade="A6"/>
                 <w:lang w:val="en-US"/>
               </w:rPr>
-              <w:t>{{ version }}</w:t>
+              <w:t>{{ version</w:t>
+            </w:r>
+            <w:proofErr w:type="gramEnd"/>
+            <w:r>
+              <w:rPr>
+                <w:color w:val="A6A6A6" w:themeColor="background1" w:themeShade="A6"/>
+                <w:lang w:val="en-US"/>
+              </w:rPr>
+              <w:t xml:space="preserve"> }}</w:t>
             </w:r>
           </w:p>
         </w:tc>
@@ -201,7 +261,7 @@
           </w:tcPr>
           <w:p>
             <w:pPr>
-              <w:pStyle w:val="afff1"/>
+              <w:pStyle w:val="afff2"/>
               <w:ind w:left="117" w:right="282" w:firstLine="0"/>
               <w:jc w:val="right"/>
             </w:pPr>
@@ -223,19 +283,28 @@
           </w:tcPr>
           <w:p>
             <w:pPr>
-              <w:pStyle w:val="afff1"/>
+              <w:pStyle w:val="afff2"/>
               <w:ind w:right="282" w:firstLine="0"/>
               <w:jc w:val="left"/>
               <w:rPr>
                 <w:lang w:val="en-US"/>
               </w:rPr>
             </w:pPr>
+            <w:proofErr w:type="gramStart"/>
             <w:r>
               <w:rPr>
                 <w:color w:val="A6A6A6" w:themeColor="background1" w:themeShade="A6"/>
                 <w:lang w:val="en-US"/>
               </w:rPr>
-              <w:t>{{ date }}</w:t>
+              <w:t>{{ date</w:t>
+            </w:r>
+            <w:proofErr w:type="gramEnd"/>
+            <w:r>
+              <w:rPr>
+                <w:color w:val="A6A6A6" w:themeColor="background1" w:themeShade="A6"/>
+                <w:lang w:val="en-US"/>
+              </w:rPr>
+              <w:t xml:space="preserve"> }}</w:t>
             </w:r>
           </w:p>
         </w:tc>
@@ -243,7 +312,7 @@
     </w:tbl>
     <w:p>
       <w:pPr>
-        <w:pStyle w:val="afff1"/>
+        <w:pStyle w:val="afff2"/>
       </w:pPr>
       <w:r>
         <w:t xml:space="preserve">© </w:t>
@@ -289,12 +358,12 @@
     </w:p>
     <w:p>
       <w:pPr>
-        <w:pStyle w:val="afff1"/>
+        <w:pStyle w:val="afff2"/>
       </w:pPr>
     </w:p>
     <w:p>
       <w:pPr>
-        <w:pStyle w:val="afff1"/>
+        <w:pStyle w:val="afff2"/>
       </w:pPr>
       <w:r>
         <w:t>Москва</w:t>
@@ -302,114 +371,349 @@
     </w:p>
     <w:p>
       <w:pPr>
-        <w:pStyle w:val="afff1"/>
+        <w:pStyle w:val="afff2"/>
       </w:pPr>
     </w:p>
     <w:p>
       <w:pPr>
-        <w:pStyle w:val="afff1"/>
+        <w:pStyle w:val="afff2"/>
       </w:pPr>
     </w:p>
     <w:p>
-      <w:pPr>
-        <w:pStyle w:val="afff1"/>
-        <w:ind w:right="282"/>
-        <w:rPr>
-          <w:lang w:val="en-US"/>
-        </w:rPr>
-      </w:pPr>
+      <w:r>
+        <w:t xml:space="preserve">Данный документ содержит описание методики, объема и порядка проведения пусконаладочных тестов </w:t>
+      </w:r>
+      <w:r>
+        <w:t>при новом включении и периодическом техническом обслуживании микропроцессорного устройства</w:t>
+      </w:r>
+      <w:r>
+        <w:t xml:space="preserve"> «</w:t>
+      </w:r>
+      <w:r>
+        <w:t>ЮНИТ-М300-ДЗТ2</w:t>
+      </w:r>
+      <w:r>
+        <w:t>», а также включает таблицы с итоговыми показателями тестирования.</w:t>
+      </w:r>
     </w:p>
     <w:p>
       <w:pPr>
-        <w:pStyle w:val="afff1"/>
-        <w:ind w:right="282"/>
-        <w:rPr>
-          <w:lang w:val="en-US"/>
-        </w:rPr>
-      </w:pPr>
-    </w:p>
-    <w:p>
-      <w:pPr>
-        <w:pStyle w:val="afff1"/>
-        <w:ind w:right="282"/>
-        <w:rPr>
-          <w:lang w:val="en-US"/>
-        </w:rPr>
-      </w:pPr>
-    </w:p>
-    <w:p>
-      <w:pPr>
-        <w:pStyle w:val="afff1"/>
-        <w:ind w:right="282"/>
-        <w:rPr>
-          <w:lang w:val="en-US"/>
-        </w:rPr>
-      </w:pPr>
-    </w:p>
-    <w:p>
-      <w:pPr>
-        <w:pStyle w:val="afff1"/>
-        <w:ind w:right="282"/>
-        <w:rPr>
-          <w:lang w:val="en-US"/>
-        </w:rPr>
-      </w:pPr>
-    </w:p>
-    <w:p>
-      <w:pPr>
-        <w:pStyle w:val="afff1"/>
-        <w:ind w:right="282"/>
-      </w:pPr>
-    </w:p>
-    <w:p>
-      <w:pPr>
-        <w:pStyle w:val="afff1"/>
-        <w:ind w:right="282"/>
-      </w:pPr>
-    </w:p>
-    <w:p>
-      <w:pPr>
-        <w:pStyle w:val="afff1"/>
-        <w:ind w:left="567" w:right="282" w:firstLine="0"/>
+        <w:pStyle w:val="afff2"/>
       </w:pPr>
       <w:r>
-        <w:t xml:space="preserve">Настоящий бланк уставок </w:t>
+        <w:t>Испытуем</w:t>
       </w:r>
       <w:r>
-        <w:t>относится к микропроцессорным устройствам</w:t>
+        <w:t>ое оборудование может устанавливаться</w:t>
       </w:r>
       <w:r>
-        <w:t xml:space="preserve"> типа</w:t>
+        <w:t xml:space="preserve"> на объекте внутри </w:t>
+      </w:r>
+      <w:r>
+        <w:t>шкафа</w:t>
+      </w:r>
+      <w:r>
+        <w:t>.</w:t>
       </w:r>
       <w:r>
         <w:t xml:space="preserve"> </w:t>
       </w:r>
       <w:r>
-        <w:t>{</w:t>
+        <w:t>Помимо этого, согласно указанной методике, допускается проведение испытаний устройства в лабораторных условиях службы релейной защиты и автоматики путем моделирования рабочих условий объекта посредством подачи внешних сигналов.</w:t>
+      </w:r>
+    </w:p>
+    <w:p>
+      <w:pPr>
+        <w:pStyle w:val="afff2"/>
+      </w:pPr>
+      <w:r>
+        <w:t>До начала выполнения работ важно ознакомиться</w:t>
       </w:r>
       <w:r>
-        <w:t>{</w:t>
+        <w:t xml:space="preserve"> с документацией:</w:t>
+      </w:r>
+    </w:p>
+    <w:p>
+      <w:pPr>
+        <w:pStyle w:val="afff2"/>
+        <w:numPr>
+          <w:ilvl w:val="0"/>
+          <w:numId w:val="43"/>
+        </w:numPr>
+        <w:ind w:left="851" w:hanging="284"/>
+      </w:pPr>
+      <w:r>
+        <w:t>Руководство по эксплуатации общее. ЮТКБ.656122.609 РЭ «</w:t>
+      </w:r>
+      <w:r>
+        <w:t>Руководство по эксплуатации линейки ЮНИТ-М300</w:t>
+      </w:r>
+      <w:r>
+        <w:t>»;</w:t>
+      </w:r>
+    </w:p>
+    <w:p>
+      <w:pPr>
+        <w:pStyle w:val="afff2"/>
+        <w:numPr>
+          <w:ilvl w:val="0"/>
+          <w:numId w:val="43"/>
+        </w:numPr>
+        <w:ind w:left="851" w:hanging="284"/>
+      </w:pPr>
+      <w:r>
+        <w:t xml:space="preserve">Руководство по эксплуатации. </w:t>
+      </w:r>
+      <w:r>
+        <w:t>ЮТКБ.656122.609 РЭ</w:t>
+      </w:r>
+      <w:r>
+        <w:t>6</w:t>
       </w:r>
       <w:r>
         <w:t xml:space="preserve"> </w:t>
       </w:r>
       <w:r>
+        <w:t>«Микропроцессорное устройство защиты и автоматики отходящей линии «ЮНИТ-М300-ДЗТ2»;</w:t>
+      </w:r>
+    </w:p>
+    <w:p>
+      <w:pPr>
+        <w:pStyle w:val="afffb"/>
+        <w:numPr>
+          <w:ilvl w:val="0"/>
+          <w:numId w:val="43"/>
+        </w:numPr>
+        <w:spacing w:before="0" w:after="0"/>
+        <w:ind w:left="851" w:hanging="284"/>
         <w:rPr>
-          <w:lang w:val="en-US"/>
+          <w:bCs/>
+          <w:szCs w:val="22"/>
         </w:rPr>
-        <w:t>device</w:t>
-      </w:r>
+      </w:pPr>
       <w:r>
-        <w:t>_</w:t>
+        <w:rPr>
+          <w:bCs/>
+          <w:szCs w:val="22"/>
+        </w:rPr>
+        <w:t>Инструкция эксплуатационная специальная. ЮТКБ.656122.609 ИС «Методические указания по выполнению технического обслуживания»</w:t>
       </w:r>
       <w:r>
         <w:rPr>
-          <w:lang w:val="en-US"/>
+          <w:bCs/>
+          <w:szCs w:val="22"/>
         </w:rPr>
-        <w:t>name</w:t>
+        <w:t>;</w:t>
+      </w:r>
+    </w:p>
+    <w:p>
+      <w:pPr>
+        <w:pStyle w:val="afff2"/>
+        <w:numPr>
+          <w:ilvl w:val="0"/>
+          <w:numId w:val="43"/>
+        </w:numPr>
+        <w:ind w:left="851" w:hanging="284"/>
+      </w:pPr>
+      <w:r>
+        <w:rPr>
+          <w:highlight w:val="yellow"/>
+        </w:rPr>
+        <w:t>RU.37182817.00001.02.34.01</w:t>
       </w:r>
       <w:r>
-        <w:t xml:space="preserve"> }}</w:t>
+        <w:t xml:space="preserve"> Р</w:t>
+      </w:r>
+      <w:r>
+        <w:t>П П</w:t>
+      </w:r>
+      <w:r>
+        <w:t xml:space="preserve">рограммное обеспечение мониторинга и параметрирования </w:t>
+      </w:r>
+      <w:r>
+        <w:t>«ЮНИТ-СЕРВИС РЗА».</w:t>
+      </w:r>
+    </w:p>
+    <w:p>
+      <w:pPr>
+        <w:pStyle w:val="afff2"/>
+      </w:pPr>
+      <w:r>
+        <w:t>Настоящий документ подготовлен согласно рекомендациям и инструкциям, изложен</w:t>
+      </w:r>
+      <w:r>
+        <w:t>ным в указанных ниже источниках:</w:t>
+      </w:r>
+    </w:p>
+    <w:p>
+      <w:pPr>
+        <w:pStyle w:val="afff2"/>
+        <w:numPr>
+          <w:ilvl w:val="0"/>
+          <w:numId w:val="42"/>
+        </w:numPr>
+        <w:ind w:left="851" w:hanging="284"/>
+      </w:pPr>
+      <w:r>
+        <w:t>Правила устройства электроустановок. 7-е издание;</w:t>
+      </w:r>
+    </w:p>
+    <w:p>
+      <w:pPr>
+        <w:pStyle w:val="afff2"/>
+        <w:numPr>
+          <w:ilvl w:val="0"/>
+          <w:numId w:val="42"/>
+        </w:numPr>
+        <w:ind w:left="851" w:hanging="284"/>
+      </w:pPr>
+      <w:r>
+        <w:t>СТО 34.01-23.1-001-2017 Объем и нормы испытаний электрооборудования. Утвержден распоряжением ПАО «</w:t>
+      </w:r>
+      <w:proofErr w:type="spellStart"/>
+      <w:r>
+        <w:t>Россети</w:t>
+      </w:r>
+      <w:proofErr w:type="spellEnd"/>
+      <w:r>
+        <w:t>» от 29.05.2017;</w:t>
+      </w:r>
+    </w:p>
+    <w:p>
+      <w:pPr>
+        <w:pStyle w:val="afff2"/>
+        <w:numPr>
+          <w:ilvl w:val="0"/>
+          <w:numId w:val="42"/>
+        </w:numPr>
+        <w:ind w:left="851" w:hanging="284"/>
+      </w:pPr>
+      <w:r>
+        <w:t>РД 153-34.3-35.613-00</w:t>
+      </w:r>
+      <w:r>
+        <w:t xml:space="preserve"> </w:t>
+      </w:r>
+      <w:r>
+        <w:t>П</w:t>
+      </w:r>
+      <w:r>
+        <w:t>равила</w:t>
+      </w:r>
+      <w:r>
+        <w:t xml:space="preserve"> </w:t>
+      </w:r>
+      <w:r>
+        <w:t xml:space="preserve">технического </w:t>
+      </w:r>
+      <w:r>
+        <w:t>о</w:t>
+      </w:r>
+      <w:r>
+        <w:t>бслуживания</w:t>
+      </w:r>
+      <w:r>
+        <w:t xml:space="preserve"> </w:t>
+      </w:r>
+      <w:r>
+        <w:t xml:space="preserve">устройств </w:t>
+      </w:r>
+      <w:r>
+        <w:t>ре</w:t>
+      </w:r>
+      <w:r>
+        <w:t>лейной</w:t>
+      </w:r>
+      <w:r>
+        <w:t xml:space="preserve"> </w:t>
+      </w:r>
+      <w:r>
+        <w:t>защиты</w:t>
+      </w:r>
+      <w:r>
+        <w:t xml:space="preserve"> </w:t>
+      </w:r>
+      <w:r>
+        <w:t>и электр</w:t>
+      </w:r>
+      <w:r>
+        <w:t>о</w:t>
+      </w:r>
+      <w:r>
+        <w:t>автоматики</w:t>
+      </w:r>
+      <w:r>
+        <w:t xml:space="preserve"> </w:t>
+      </w:r>
+      <w:r>
+        <w:t>электричес</w:t>
+      </w:r>
+      <w:r>
+        <w:t>ких</w:t>
+      </w:r>
+      <w:r>
+        <w:t xml:space="preserve"> сетей</w:t>
+      </w:r>
+      <w:r>
+        <w:t xml:space="preserve"> </w:t>
+      </w:r>
+      <w:r>
+        <w:t>0,4</w:t>
+      </w:r>
+      <w:r>
+        <w:t xml:space="preserve"> </w:t>
+      </w:r>
+      <w:r>
+        <w:t xml:space="preserve">- 35 </w:t>
+      </w:r>
+      <w:proofErr w:type="spellStart"/>
+      <w:r>
+        <w:t>кВ</w:t>
+      </w:r>
+      <w:r>
+        <w:t>.</w:t>
+      </w:r>
+      <w:proofErr w:type="spellEnd"/>
+      <w:r>
+        <w:t xml:space="preserve"> 3-е издание, переработанное и дополненное.</w:t>
+      </w:r>
+      <w:r>
+        <w:t xml:space="preserve"> </w:t>
+      </w:r>
+      <w:r>
+        <w:t>Утверждено департаментом научно-технической политики и развития РАО «ЕЭС России» 20.12.2000;</w:t>
+      </w:r>
+    </w:p>
+    <w:p>
+      <w:pPr>
+        <w:pStyle w:val="afff2"/>
+        <w:numPr>
+          <w:ilvl w:val="0"/>
+          <w:numId w:val="42"/>
+        </w:numPr>
+        <w:ind w:left="851" w:hanging="284"/>
+      </w:pPr>
+      <w:r>
+        <w:t>Правила технического обслуживания устройств и комплексов релейной защиты и автоматики». Приложение N 1 к приказу Минэнерго России от 13 июля 2020 года N 555.</w:t>
+      </w:r>
+    </w:p>
+    <w:p>
+      <w:pPr>
+        <w:pStyle w:val="afff2"/>
+        <w:numPr>
+          <w:ilvl w:val="0"/>
+          <w:numId w:val="42"/>
+        </w:numPr>
+        <w:ind w:left="851" w:hanging="284"/>
+      </w:pPr>
+      <w:r>
+        <w:t>СО 34.35.302-2006 Инструкция по организации и производству работ в устройствах релейной защиты и электроавтоматики элек</w:t>
+      </w:r>
+      <w:r>
+        <w:t>т</w:t>
+      </w:r>
+      <w:r>
+        <w:t>ростанций и подстанций. Утверждена ОАО «Инженерный центр ЕЭС» 28.03.2006</w:t>
       </w:r>
       <w:r>
         <w:t>.</w:t>
@@ -417,76 +721,54 @@
     </w:p>
     <w:p>
       <w:pPr>
-        <w:pStyle w:val="afff1"/>
-        <w:ind w:right="282"/>
-      </w:pPr>
-    </w:p>
-    <w:p>
-      <w:pPr>
-        <w:pStyle w:val="afff1"/>
-        <w:ind w:left="567" w:right="282" w:firstLine="0"/>
+        <w:pStyle w:val="afff2"/>
+        <w:numPr>
+          <w:ilvl w:val="0"/>
+          <w:numId w:val="42"/>
+        </w:numPr>
+        <w:ind w:left="851" w:hanging="284"/>
       </w:pPr>
       <w:r>
-        <w:t xml:space="preserve">Компания </w:t>
+        <w:t>СТО 56947007-29.120.70.241-2017 Технические требования к микропроцессорным устройствам РЗА (с Изменениями от 11.12.2019)</w:t>
       </w:r>
-      <w:proofErr w:type="spellStart"/>
       <w:r>
-        <w:t>Юнител</w:t>
+        <w:t xml:space="preserve">, </w:t>
       </w:r>
-      <w:proofErr w:type="spellEnd"/>
       <w:r>
-        <w:t xml:space="preserve"> Инжиниринг оставляет за собой авторские права на данный документ и на информацию, содержащуюся в нем, включая права на использование патентов. Копирование, использование и передача информации третьим лицам без письменного разрешения компании категорически запрещены.</w:t>
+        <w:t>ПАО «ФСК ЕЭС</w:t>
+      </w:r>
+      <w:r>
+        <w:t xml:space="preserve"> 2017 г.</w:t>
       </w:r>
     </w:p>
     <w:p>
       <w:pPr>
-        <w:pStyle w:val="afff1"/>
+        <w:pStyle w:val="afff2"/>
         <w:ind w:right="282"/>
       </w:pPr>
     </w:p>
     <w:p>
       <w:pPr>
-        <w:pStyle w:val="afff1"/>
-        <w:ind w:left="567" w:right="282" w:firstLine="0"/>
+        <w:pStyle w:val="af7"/>
+        <w:spacing w:after="240"/>
       </w:pPr>
       <w:r>
-        <w:t>Данный документ тщательно подготовлен и проверен. Если, несмотря на это читатель найдет какие-либо ошибки, просьба информировать нас.</w:t>
+        <w:t>Согласно Правилам технического обслуживания устройств и комплексов релейной защиты и автоматики, утвержденным приказом Минэнерго от 13.07.2020 г. N 555 техническое обслуживание устройств РЗА должно выполняться с периодичностью, указанной в таблице 1.</w:t>
       </w:r>
     </w:p>
     <w:p>
       <w:pPr>
-        <w:pStyle w:val="afff1"/>
-        <w:ind w:right="282"/>
+        <w:rPr>
+          <w:bCs/>
+          <w:szCs w:val="22"/>
+        </w:rPr>
       </w:pPr>
     </w:p>
     <w:p>
       <w:pPr>
-        <w:pStyle w:val="afff1"/>
-        <w:ind w:left="567" w:right="282" w:firstLine="0"/>
-      </w:pPr>
-      <w:r>
-        <w:t>Содержащаяся здесь информация относится только к текущей версии аппаратуры. Исходя из интересов наших пользователей, мы стараемся улучшать нашу аппаратуру и идти в ногу с новейшими технологиями. Это может привести к различию между аппаратурой и ее техническим описанием или инструкциями по эксплуатации.</w:t>
-      </w:r>
-    </w:p>
-    <w:p>
-      <w:pPr>
-        <w:pStyle w:val="afff1"/>
-        <w:ind w:right="282"/>
-      </w:pPr>
-    </w:p>
-    <w:p>
-      <w:pPr>
-        <w:pStyle w:val="afff1"/>
-        <w:ind w:right="282"/>
-      </w:pPr>
-    </w:p>
-    <w:p>
-      <w:pPr>
-        <w:pStyle w:val="afff1"/>
         <w:tabs>
-          <w:tab w:val="left" w:pos="3444"/>
+          <w:tab w:val="left" w:pos="6945"/>
         </w:tabs>
-        <w:ind w:right="282"/>
       </w:pPr>
       <w:r>
         <w:tab/>
@@ -494,115 +776,3018 @@
     </w:p>
     <w:p>
       <w:pPr>
-        <w:pStyle w:val="afff1"/>
-        <w:ind w:right="282"/>
-      </w:pPr>
+        <w:tabs>
+          <w:tab w:val="left" w:pos="6945"/>
+        </w:tabs>
+      </w:pPr>
+      <w:r>
+        <w:tab/>
+      </w:r>
     </w:p>
     <w:p>
       <w:pPr>
-        <w:pStyle w:val="afff1"/>
-        <w:ind w:right="282"/>
-      </w:pPr>
+        <w:pStyle w:val="a7"/>
+        <w:numPr>
+          <w:ilvl w:val="0"/>
+          <w:numId w:val="0"/>
+        </w:numPr>
+        <w:ind w:right="284"/>
+      </w:pPr>
+      <w:r>
+        <w:lastRenderedPageBreak/>
+        <w:t>Таблица 1 - Периодичность ТО</w:t>
+      </w:r>
+    </w:p>
+    <w:tbl>
+      <w:tblPr>
+        <w:tblW w:w="5000" w:type="pct"/>
+        <w:tblBorders>
+          <w:top w:val="single" w:sz="8" w:space="0" w:color="auto"/>
+          <w:left w:val="single" w:sz="8" w:space="0" w:color="auto"/>
+          <w:bottom w:val="single" w:sz="8" w:space="0" w:color="auto"/>
+          <w:right w:val="single" w:sz="8" w:space="0" w:color="auto"/>
+          <w:insideH w:val="single" w:sz="8" w:space="0" w:color="auto"/>
+          <w:insideV w:val="single" w:sz="8" w:space="0" w:color="auto"/>
+        </w:tblBorders>
+        <w:tblLook w:val="0000" w:firstRow="0" w:lastRow="0" w:firstColumn="0" w:lastColumn="0" w:noHBand="0" w:noVBand="0"/>
+      </w:tblPr>
+      <w:tblGrid>
+        <w:gridCol w:w="1205"/>
+        <w:gridCol w:w="694"/>
+        <w:gridCol w:w="571"/>
+        <w:gridCol w:w="573"/>
+        <w:gridCol w:w="573"/>
+        <w:gridCol w:w="572"/>
+        <w:gridCol w:w="572"/>
+        <w:gridCol w:w="572"/>
+        <w:gridCol w:w="572"/>
+        <w:gridCol w:w="570"/>
+        <w:gridCol w:w="572"/>
+        <w:gridCol w:w="572"/>
+        <w:gridCol w:w="572"/>
+        <w:gridCol w:w="572"/>
+        <w:gridCol w:w="572"/>
+        <w:gridCol w:w="568"/>
+      </w:tblGrid>
+      <w:tr>
+        <w:trPr>
+          <w:cantSplit/>
+          <w:trHeight w:val="366"/>
+          <w:tblHeader/>
+        </w:trPr>
+        <w:tc>
+          <w:tcPr>
+            <w:tcW w:w="608" w:type="pct"/>
+            <w:vMerge w:val="restart"/>
+            <w:shd w:val="clear" w:color="auto" w:fill="FFFFFF" w:themeFill="background1"/>
+            <w:vAlign w:val="center"/>
+          </w:tcPr>
+          <w:p>
+            <w:pPr>
+              <w:pStyle w:val="affb"/>
+              <w:ind w:left="-142" w:right="-74"/>
+              <w:rPr>
+                <w:b/>
+                <w:lang w:val="ru-RU"/>
+              </w:rPr>
+            </w:pPr>
+            <w:r>
+              <w:rPr>
+                <w:b/>
+                <w:lang w:val="ru-RU"/>
+              </w:rPr>
+              <w:t>Категория помещений</w:t>
+            </w:r>
+          </w:p>
+        </w:tc>
+        <w:tc>
+          <w:tcPr>
+            <w:tcW w:w="350" w:type="pct"/>
+            <w:vMerge w:val="restart"/>
+            <w:shd w:val="clear" w:color="auto" w:fill="FFFFFF" w:themeFill="background1"/>
+            <w:vAlign w:val="center"/>
+          </w:tcPr>
+          <w:p>
+            <w:pPr>
+              <w:pStyle w:val="affb"/>
+              <w:ind w:left="-142" w:right="-74"/>
+              <w:rPr>
+                <w:b/>
+                <w:lang w:val="ru-RU"/>
+              </w:rPr>
+            </w:pPr>
+            <w:r>
+              <w:rPr>
+                <w:b/>
+                <w:lang w:val="ru-RU"/>
+              </w:rPr>
+              <w:t>Цикл ТО, лет</w:t>
+            </w:r>
+          </w:p>
+        </w:tc>
+        <w:tc>
+          <w:tcPr>
+            <w:tcW w:w="4041" w:type="pct"/>
+            <w:gridSpan w:val="14"/>
+            <w:shd w:val="clear" w:color="auto" w:fill="FFFFFF" w:themeFill="background1"/>
+          </w:tcPr>
+          <w:p>
+            <w:pPr>
+              <w:pStyle w:val="affb"/>
+              <w:ind w:left="-142" w:right="-74"/>
+              <w:rPr>
+                <w:b/>
+                <w:lang w:val="ru-RU"/>
+              </w:rPr>
+            </w:pPr>
+            <w:r>
+              <w:rPr>
+                <w:b/>
+                <w:lang w:val="ru-RU"/>
+              </w:rPr>
+              <w:t>Количество лет эксплуатации</w:t>
+            </w:r>
+          </w:p>
+        </w:tc>
+      </w:tr>
+      <w:tr>
+        <w:trPr>
+          <w:cantSplit/>
+          <w:trHeight w:val="366"/>
+          <w:tblHeader/>
+        </w:trPr>
+        <w:tc>
+          <w:tcPr>
+            <w:tcW w:w="608" w:type="pct"/>
+            <w:vMerge/>
+            <w:shd w:val="clear" w:color="auto" w:fill="FFFFFF" w:themeFill="background1"/>
+            <w:vAlign w:val="center"/>
+          </w:tcPr>
+          <w:p>
+            <w:pPr>
+              <w:pStyle w:val="affb"/>
+              <w:ind w:left="-142" w:right="-74"/>
+              <w:rPr>
+                <w:b/>
+                <w:lang w:val="ru-RU"/>
+              </w:rPr>
+            </w:pPr>
+          </w:p>
+        </w:tc>
+        <w:tc>
+          <w:tcPr>
+            <w:tcW w:w="350" w:type="pct"/>
+            <w:vMerge/>
+            <w:shd w:val="clear" w:color="auto" w:fill="FFFFFF" w:themeFill="background1"/>
+            <w:vAlign w:val="center"/>
+          </w:tcPr>
+          <w:p>
+            <w:pPr>
+              <w:pStyle w:val="affb"/>
+              <w:ind w:left="-142" w:right="-74"/>
+              <w:rPr>
+                <w:b/>
+                <w:lang w:val="ru-RU"/>
+              </w:rPr>
+            </w:pPr>
+          </w:p>
+        </w:tc>
+        <w:tc>
+          <w:tcPr>
+            <w:tcW w:w="288" w:type="pct"/>
+            <w:shd w:val="clear" w:color="auto" w:fill="FFFFFF" w:themeFill="background1"/>
+            <w:vAlign w:val="center"/>
+          </w:tcPr>
+          <w:p>
+            <w:pPr>
+              <w:pStyle w:val="affb"/>
+              <w:ind w:left="-142" w:right="-74"/>
+              <w:rPr>
+                <w:b/>
+                <w:lang w:val="ru-RU"/>
+              </w:rPr>
+            </w:pPr>
+            <w:r>
+              <w:rPr>
+                <w:b/>
+                <w:lang w:val="ru-RU"/>
+              </w:rPr>
+              <w:t>0</w:t>
+            </w:r>
+          </w:p>
+        </w:tc>
+        <w:tc>
+          <w:tcPr>
+            <w:tcW w:w="289" w:type="pct"/>
+            <w:shd w:val="clear" w:color="auto" w:fill="FFFFFF" w:themeFill="background1"/>
+            <w:vAlign w:val="center"/>
+          </w:tcPr>
+          <w:p>
+            <w:pPr>
+              <w:pStyle w:val="affb"/>
+              <w:ind w:left="-142" w:right="-74"/>
+              <w:rPr>
+                <w:b/>
+                <w:lang w:val="ru-RU"/>
+              </w:rPr>
+            </w:pPr>
+            <w:r>
+              <w:rPr>
+                <w:b/>
+                <w:lang w:val="ru-RU"/>
+              </w:rPr>
+              <w:t>1</w:t>
+            </w:r>
+          </w:p>
+        </w:tc>
+        <w:tc>
+          <w:tcPr>
+            <w:tcW w:w="289" w:type="pct"/>
+            <w:shd w:val="clear" w:color="auto" w:fill="FFFFFF" w:themeFill="background1"/>
+            <w:vAlign w:val="center"/>
+          </w:tcPr>
+          <w:p>
+            <w:pPr>
+              <w:pStyle w:val="affb"/>
+              <w:ind w:left="-142" w:right="-74"/>
+              <w:rPr>
+                <w:b/>
+                <w:lang w:val="ru-RU"/>
+              </w:rPr>
+            </w:pPr>
+            <w:r>
+              <w:rPr>
+                <w:b/>
+                <w:lang w:val="ru-RU"/>
+              </w:rPr>
+              <w:t>3</w:t>
+            </w:r>
+          </w:p>
+        </w:tc>
+        <w:tc>
+          <w:tcPr>
+            <w:tcW w:w="289" w:type="pct"/>
+            <w:shd w:val="clear" w:color="auto" w:fill="FFFFFF" w:themeFill="background1"/>
+            <w:vAlign w:val="center"/>
+          </w:tcPr>
+          <w:p>
+            <w:pPr>
+              <w:pStyle w:val="affb"/>
+              <w:ind w:left="-142" w:right="-74"/>
+              <w:rPr>
+                <w:b/>
+                <w:lang w:val="ru-RU"/>
+              </w:rPr>
+            </w:pPr>
+            <w:r>
+              <w:rPr>
+                <w:b/>
+                <w:lang w:val="ru-RU"/>
+              </w:rPr>
+              <w:t>4</w:t>
+            </w:r>
+          </w:p>
+        </w:tc>
+        <w:tc>
+          <w:tcPr>
+            <w:tcW w:w="289" w:type="pct"/>
+            <w:shd w:val="clear" w:color="auto" w:fill="FFFFFF" w:themeFill="background1"/>
+            <w:vAlign w:val="center"/>
+          </w:tcPr>
+          <w:p>
+            <w:pPr>
+              <w:pStyle w:val="affb"/>
+              <w:ind w:left="-142" w:right="-74"/>
+              <w:rPr>
+                <w:b/>
+                <w:lang w:val="ru-RU"/>
+              </w:rPr>
+            </w:pPr>
+            <w:r>
+              <w:rPr>
+                <w:b/>
+                <w:lang w:val="ru-RU"/>
+              </w:rPr>
+              <w:t>6</w:t>
+            </w:r>
+          </w:p>
+        </w:tc>
+        <w:tc>
+          <w:tcPr>
+            <w:tcW w:w="289" w:type="pct"/>
+            <w:shd w:val="clear" w:color="auto" w:fill="FFFFFF" w:themeFill="background1"/>
+            <w:vAlign w:val="center"/>
+          </w:tcPr>
+          <w:p>
+            <w:pPr>
+              <w:pStyle w:val="affb"/>
+              <w:ind w:left="-142" w:right="-74"/>
+              <w:rPr>
+                <w:b/>
+                <w:lang w:val="ru-RU"/>
+              </w:rPr>
+            </w:pPr>
+            <w:r>
+              <w:rPr>
+                <w:b/>
+                <w:lang w:val="ru-RU"/>
+              </w:rPr>
+              <w:t>8</w:t>
+            </w:r>
+          </w:p>
+        </w:tc>
+        <w:tc>
+          <w:tcPr>
+            <w:tcW w:w="289" w:type="pct"/>
+            <w:shd w:val="clear" w:color="auto" w:fill="FFFFFF" w:themeFill="background1"/>
+            <w:vAlign w:val="center"/>
+          </w:tcPr>
+          <w:p>
+            <w:pPr>
+              <w:pStyle w:val="affb"/>
+              <w:ind w:left="-142" w:right="-74"/>
+              <w:rPr>
+                <w:b/>
+                <w:lang w:val="ru-RU"/>
+              </w:rPr>
+            </w:pPr>
+            <w:r>
+              <w:rPr>
+                <w:b/>
+                <w:lang w:val="ru-RU"/>
+              </w:rPr>
+              <w:t>9</w:t>
+            </w:r>
+          </w:p>
+        </w:tc>
+        <w:tc>
+          <w:tcPr>
+            <w:tcW w:w="288" w:type="pct"/>
+            <w:shd w:val="clear" w:color="auto" w:fill="FFFFFF" w:themeFill="background1"/>
+            <w:vAlign w:val="center"/>
+          </w:tcPr>
+          <w:p>
+            <w:pPr>
+              <w:pStyle w:val="affb"/>
+              <w:ind w:left="-142" w:right="-74"/>
+              <w:rPr>
+                <w:b/>
+                <w:lang w:val="ru-RU"/>
+              </w:rPr>
+            </w:pPr>
+            <w:r>
+              <w:rPr>
+                <w:b/>
+                <w:lang w:val="ru-RU"/>
+              </w:rPr>
+              <w:t>12</w:t>
+            </w:r>
+          </w:p>
+        </w:tc>
+        <w:tc>
+          <w:tcPr>
+            <w:tcW w:w="289" w:type="pct"/>
+            <w:shd w:val="clear" w:color="auto" w:fill="FFFFFF" w:themeFill="background1"/>
+            <w:vAlign w:val="center"/>
+          </w:tcPr>
+          <w:p>
+            <w:pPr>
+              <w:pStyle w:val="affb"/>
+              <w:ind w:left="-142" w:right="-74"/>
+              <w:rPr>
+                <w:b/>
+                <w:lang w:val="ru-RU"/>
+              </w:rPr>
+            </w:pPr>
+            <w:r>
+              <w:rPr>
+                <w:b/>
+                <w:lang w:val="ru-RU"/>
+              </w:rPr>
+              <w:t>15</w:t>
+            </w:r>
+          </w:p>
+        </w:tc>
+        <w:tc>
+          <w:tcPr>
+            <w:tcW w:w="289" w:type="pct"/>
+            <w:shd w:val="clear" w:color="auto" w:fill="FFFFFF" w:themeFill="background1"/>
+            <w:vAlign w:val="center"/>
+          </w:tcPr>
+          <w:p>
+            <w:pPr>
+              <w:pStyle w:val="affb"/>
+              <w:ind w:left="-142" w:right="-74"/>
+              <w:rPr>
+                <w:b/>
+                <w:lang w:val="ru-RU"/>
+              </w:rPr>
+            </w:pPr>
+            <w:r>
+              <w:rPr>
+                <w:b/>
+                <w:lang w:val="ru-RU"/>
+              </w:rPr>
+              <w:t>16</w:t>
+            </w:r>
+          </w:p>
+        </w:tc>
+        <w:tc>
+          <w:tcPr>
+            <w:tcW w:w="289" w:type="pct"/>
+            <w:shd w:val="clear" w:color="auto" w:fill="FFFFFF" w:themeFill="background1"/>
+            <w:vAlign w:val="center"/>
+          </w:tcPr>
+          <w:p>
+            <w:pPr>
+              <w:pStyle w:val="affb"/>
+              <w:ind w:left="-142" w:right="-74"/>
+              <w:rPr>
+                <w:b/>
+                <w:lang w:val="ru-RU"/>
+              </w:rPr>
+            </w:pPr>
+            <w:r>
+              <w:rPr>
+                <w:b/>
+                <w:lang w:val="ru-RU"/>
+              </w:rPr>
+              <w:t>18</w:t>
+            </w:r>
+          </w:p>
+        </w:tc>
+        <w:tc>
+          <w:tcPr>
+            <w:tcW w:w="289" w:type="pct"/>
+            <w:shd w:val="clear" w:color="auto" w:fill="FFFFFF" w:themeFill="background1"/>
+            <w:vAlign w:val="center"/>
+          </w:tcPr>
+          <w:p>
+            <w:pPr>
+              <w:pStyle w:val="affb"/>
+              <w:ind w:left="-142" w:right="-74"/>
+              <w:rPr>
+                <w:b/>
+                <w:lang w:val="ru-RU"/>
+              </w:rPr>
+            </w:pPr>
+            <w:r>
+              <w:rPr>
+                <w:b/>
+                <w:lang w:val="ru-RU"/>
+              </w:rPr>
+              <w:t>20</w:t>
+            </w:r>
+          </w:p>
+        </w:tc>
+        <w:tc>
+          <w:tcPr>
+            <w:tcW w:w="289" w:type="pct"/>
+            <w:shd w:val="clear" w:color="auto" w:fill="FFFFFF" w:themeFill="background1"/>
+            <w:vAlign w:val="center"/>
+          </w:tcPr>
+          <w:p>
+            <w:pPr>
+              <w:pStyle w:val="affb"/>
+              <w:ind w:left="-142" w:right="-74"/>
+              <w:rPr>
+                <w:b/>
+                <w:lang w:val="ru-RU"/>
+              </w:rPr>
+            </w:pPr>
+            <w:r>
+              <w:rPr>
+                <w:b/>
+                <w:lang w:val="ru-RU"/>
+              </w:rPr>
+              <w:t>21</w:t>
+            </w:r>
+          </w:p>
+        </w:tc>
+        <w:tc>
+          <w:tcPr>
+            <w:tcW w:w="287" w:type="pct"/>
+            <w:shd w:val="clear" w:color="auto" w:fill="FFFFFF" w:themeFill="background1"/>
+            <w:vAlign w:val="center"/>
+          </w:tcPr>
+          <w:p>
+            <w:pPr>
+              <w:pStyle w:val="affb"/>
+              <w:ind w:left="-142" w:right="-74"/>
+              <w:rPr>
+                <w:b/>
+                <w:lang w:val="ru-RU"/>
+              </w:rPr>
+            </w:pPr>
+            <w:r>
+              <w:rPr>
+                <w:b/>
+                <w:lang w:val="ru-RU"/>
+              </w:rPr>
+              <w:t>24</w:t>
+            </w:r>
+          </w:p>
+        </w:tc>
+      </w:tr>
+      <w:tr>
+        <w:trPr>
+          <w:cantSplit/>
+          <w:trHeight w:val="113"/>
+        </w:trPr>
+        <w:tc>
+          <w:tcPr>
+            <w:tcW w:w="608" w:type="pct"/>
+            <w:vMerge w:val="restart"/>
+            <w:vAlign w:val="center"/>
+          </w:tcPr>
+          <w:p>
+            <w:pPr>
+              <w:pStyle w:val="afff1"/>
+              <w:ind w:left="32" w:right="3"/>
+              <w:rPr>
+                <w:lang w:val="en-US"/>
+              </w:rPr>
+            </w:pPr>
+            <w:r>
+              <w:rPr>
+                <w:lang w:val="en-US"/>
+              </w:rPr>
+              <w:t>I</w:t>
+            </w:r>
+          </w:p>
+        </w:tc>
+        <w:tc>
+          <w:tcPr>
+            <w:tcW w:w="350" w:type="pct"/>
+          </w:tcPr>
+          <w:p>
+            <w:pPr>
+              <w:pStyle w:val="afff1"/>
+              <w:ind w:left="-77" w:right="-11" w:firstLine="77"/>
+            </w:pPr>
+            <w:r>
+              <w:t>4(ТК)</w:t>
+            </w:r>
+          </w:p>
+        </w:tc>
+        <w:tc>
+          <w:tcPr>
+            <w:tcW w:w="288" w:type="pct"/>
+            <w:vAlign w:val="center"/>
+          </w:tcPr>
+          <w:p>
+            <w:pPr>
+              <w:pStyle w:val="afff1"/>
+              <w:ind w:left="-77" w:right="-11" w:firstLine="77"/>
+            </w:pPr>
+            <w:r>
+              <w:t>Н</w:t>
+            </w:r>
+          </w:p>
+        </w:tc>
+        <w:tc>
+          <w:tcPr>
+            <w:tcW w:w="289" w:type="pct"/>
+            <w:vAlign w:val="center"/>
+          </w:tcPr>
+          <w:p>
+            <w:pPr>
+              <w:pStyle w:val="afff1"/>
+              <w:ind w:left="-77" w:right="-11" w:firstLine="77"/>
+            </w:pPr>
+            <w:r>
+              <w:t>К1</w:t>
+            </w:r>
+          </w:p>
+        </w:tc>
+        <w:tc>
+          <w:tcPr>
+            <w:tcW w:w="289" w:type="pct"/>
+            <w:vAlign w:val="center"/>
+          </w:tcPr>
+          <w:p>
+            <w:pPr>
+              <w:pStyle w:val="afff1"/>
+              <w:ind w:left="-77" w:right="-11" w:firstLine="77"/>
+            </w:pPr>
+            <w:r>
+              <w:t>-</w:t>
+            </w:r>
+          </w:p>
+        </w:tc>
+        <w:tc>
+          <w:tcPr>
+            <w:tcW w:w="289" w:type="pct"/>
+            <w:vAlign w:val="center"/>
+          </w:tcPr>
+          <w:p>
+            <w:pPr>
+              <w:pStyle w:val="afff1"/>
+              <w:ind w:left="-77" w:right="-11" w:firstLine="77"/>
+            </w:pPr>
+            <w:r>
+              <w:t>ТК</w:t>
+            </w:r>
+          </w:p>
+        </w:tc>
+        <w:tc>
+          <w:tcPr>
+            <w:tcW w:w="289" w:type="pct"/>
+            <w:vAlign w:val="center"/>
+          </w:tcPr>
+          <w:p>
+            <w:pPr>
+              <w:pStyle w:val="afff1"/>
+              <w:ind w:left="-77" w:right="-11" w:firstLine="77"/>
+            </w:pPr>
+            <w:r>
+              <w:t>-</w:t>
+            </w:r>
+          </w:p>
+        </w:tc>
+        <w:tc>
+          <w:tcPr>
+            <w:tcW w:w="289" w:type="pct"/>
+            <w:vAlign w:val="center"/>
+          </w:tcPr>
+          <w:p>
+            <w:pPr>
+              <w:pStyle w:val="afff1"/>
+              <w:ind w:left="-77" w:right="-11" w:firstLine="77"/>
+            </w:pPr>
+            <w:r>
+              <w:t>ТК</w:t>
+            </w:r>
+          </w:p>
+        </w:tc>
+        <w:tc>
+          <w:tcPr>
+            <w:tcW w:w="289" w:type="pct"/>
+            <w:vAlign w:val="center"/>
+          </w:tcPr>
+          <w:p>
+            <w:pPr>
+              <w:pStyle w:val="afff1"/>
+              <w:ind w:left="-77" w:right="-11" w:firstLine="77"/>
+            </w:pPr>
+            <w:r>
+              <w:t>-</w:t>
+            </w:r>
+          </w:p>
+        </w:tc>
+        <w:tc>
+          <w:tcPr>
+            <w:tcW w:w="288" w:type="pct"/>
+            <w:vAlign w:val="center"/>
+          </w:tcPr>
+          <w:p>
+            <w:pPr>
+              <w:pStyle w:val="afff1"/>
+              <w:ind w:left="-77" w:right="-11" w:firstLine="77"/>
+            </w:pPr>
+            <w:r>
+              <w:t>ТК</w:t>
+            </w:r>
+          </w:p>
+        </w:tc>
+        <w:tc>
+          <w:tcPr>
+            <w:tcW w:w="289" w:type="pct"/>
+            <w:vAlign w:val="center"/>
+          </w:tcPr>
+          <w:p>
+            <w:pPr>
+              <w:pStyle w:val="afff1"/>
+              <w:ind w:left="-77" w:right="-11" w:firstLine="77"/>
+            </w:pPr>
+            <w:r>
+              <w:t>-</w:t>
+            </w:r>
+          </w:p>
+        </w:tc>
+        <w:tc>
+          <w:tcPr>
+            <w:tcW w:w="289" w:type="pct"/>
+            <w:vAlign w:val="center"/>
+          </w:tcPr>
+          <w:p>
+            <w:pPr>
+              <w:pStyle w:val="afff1"/>
+              <w:ind w:left="-77" w:right="-11" w:firstLine="77"/>
+            </w:pPr>
+            <w:r>
+              <w:t>ТК</w:t>
+            </w:r>
+          </w:p>
+        </w:tc>
+        <w:tc>
+          <w:tcPr>
+            <w:tcW w:w="289" w:type="pct"/>
+            <w:vAlign w:val="center"/>
+          </w:tcPr>
+          <w:p>
+            <w:pPr>
+              <w:pStyle w:val="afff1"/>
+              <w:ind w:left="-77" w:right="-11" w:firstLine="77"/>
+            </w:pPr>
+            <w:r>
+              <w:t>-</w:t>
+            </w:r>
+          </w:p>
+        </w:tc>
+        <w:tc>
+          <w:tcPr>
+            <w:tcW w:w="289" w:type="pct"/>
+            <w:vAlign w:val="center"/>
+          </w:tcPr>
+          <w:p>
+            <w:pPr>
+              <w:pStyle w:val="afff1"/>
+              <w:ind w:left="-77" w:right="-11" w:firstLine="77"/>
+            </w:pPr>
+            <w:r>
+              <w:t>ТК</w:t>
+            </w:r>
+          </w:p>
+        </w:tc>
+        <w:tc>
+          <w:tcPr>
+            <w:tcW w:w="289" w:type="pct"/>
+            <w:vAlign w:val="center"/>
+          </w:tcPr>
+          <w:p>
+            <w:pPr>
+              <w:pStyle w:val="afff1"/>
+              <w:ind w:left="-77" w:right="-11" w:firstLine="77"/>
+            </w:pPr>
+            <w:r>
+              <w:t>-</w:t>
+            </w:r>
+          </w:p>
+        </w:tc>
+        <w:tc>
+          <w:tcPr>
+            <w:tcW w:w="287" w:type="pct"/>
+            <w:vAlign w:val="center"/>
+          </w:tcPr>
+          <w:p>
+            <w:pPr>
+              <w:pStyle w:val="afff1"/>
+              <w:ind w:left="-77" w:right="-11" w:firstLine="77"/>
+            </w:pPr>
+            <w:r>
+              <w:t>ТК</w:t>
+            </w:r>
+          </w:p>
+        </w:tc>
+      </w:tr>
+      <w:tr>
+        <w:trPr>
+          <w:cantSplit/>
+          <w:trHeight w:val="113"/>
+        </w:trPr>
+        <w:tc>
+          <w:tcPr>
+            <w:tcW w:w="608" w:type="pct"/>
+            <w:vMerge/>
+            <w:vAlign w:val="center"/>
+          </w:tcPr>
+          <w:p>
+            <w:pPr>
+              <w:pStyle w:val="afff1"/>
+              <w:ind w:left="32" w:right="3"/>
+              <w:rPr>
+                <w:lang w:val="en-US"/>
+              </w:rPr>
+            </w:pPr>
+          </w:p>
+        </w:tc>
+        <w:tc>
+          <w:tcPr>
+            <w:tcW w:w="350" w:type="pct"/>
+          </w:tcPr>
+          <w:p>
+            <w:pPr>
+              <w:pStyle w:val="afff1"/>
+              <w:ind w:left="-77" w:right="-11" w:firstLine="77"/>
+            </w:pPr>
+            <w:r>
+              <w:t>8(В)</w:t>
+            </w:r>
+          </w:p>
+        </w:tc>
+        <w:tc>
+          <w:tcPr>
+            <w:tcW w:w="288" w:type="pct"/>
+            <w:vAlign w:val="center"/>
+          </w:tcPr>
+          <w:p>
+            <w:pPr>
+              <w:pStyle w:val="afff1"/>
+              <w:ind w:left="-77" w:right="-11" w:firstLine="77"/>
+            </w:pPr>
+            <w:r>
+              <w:t>Н</w:t>
+            </w:r>
+          </w:p>
+        </w:tc>
+        <w:tc>
+          <w:tcPr>
+            <w:tcW w:w="289" w:type="pct"/>
+            <w:vAlign w:val="center"/>
+          </w:tcPr>
+          <w:p>
+            <w:pPr>
+              <w:pStyle w:val="afff1"/>
+              <w:ind w:left="-77" w:right="-11" w:firstLine="77"/>
+            </w:pPr>
+            <w:r>
+              <w:t>К1</w:t>
+            </w:r>
+          </w:p>
+        </w:tc>
+        <w:tc>
+          <w:tcPr>
+            <w:tcW w:w="289" w:type="pct"/>
+            <w:vAlign w:val="center"/>
+          </w:tcPr>
+          <w:p>
+            <w:pPr>
+              <w:pStyle w:val="afff1"/>
+              <w:ind w:left="-77" w:right="-11" w:firstLine="77"/>
+            </w:pPr>
+            <w:r>
+              <w:t>-</w:t>
+            </w:r>
+          </w:p>
+        </w:tc>
+        <w:tc>
+          <w:tcPr>
+            <w:tcW w:w="289" w:type="pct"/>
+            <w:vAlign w:val="center"/>
+          </w:tcPr>
+          <w:p>
+            <w:pPr>
+              <w:pStyle w:val="afff1"/>
+              <w:ind w:left="-77" w:right="-11" w:firstLine="77"/>
+            </w:pPr>
+            <w:r>
+              <w:t>К</w:t>
+            </w:r>
+          </w:p>
+        </w:tc>
+        <w:tc>
+          <w:tcPr>
+            <w:tcW w:w="289" w:type="pct"/>
+            <w:vAlign w:val="center"/>
+          </w:tcPr>
+          <w:p>
+            <w:pPr>
+              <w:pStyle w:val="afff1"/>
+              <w:ind w:left="-77" w:right="-11" w:firstLine="77"/>
+            </w:pPr>
+            <w:r>
+              <w:t>-</w:t>
+            </w:r>
+          </w:p>
+        </w:tc>
+        <w:tc>
+          <w:tcPr>
+            <w:tcW w:w="289" w:type="pct"/>
+            <w:vAlign w:val="center"/>
+          </w:tcPr>
+          <w:p>
+            <w:pPr>
+              <w:pStyle w:val="afff1"/>
+              <w:ind w:left="-77" w:right="-11" w:firstLine="77"/>
+            </w:pPr>
+            <w:r>
+              <w:t>В</w:t>
+            </w:r>
+          </w:p>
+        </w:tc>
+        <w:tc>
+          <w:tcPr>
+            <w:tcW w:w="289" w:type="pct"/>
+            <w:vAlign w:val="center"/>
+          </w:tcPr>
+          <w:p>
+            <w:pPr>
+              <w:pStyle w:val="afff1"/>
+              <w:ind w:left="-77" w:right="-11" w:firstLine="77"/>
+            </w:pPr>
+            <w:r>
+              <w:t>-</w:t>
+            </w:r>
+          </w:p>
+        </w:tc>
+        <w:tc>
+          <w:tcPr>
+            <w:tcW w:w="288" w:type="pct"/>
+            <w:vAlign w:val="center"/>
+          </w:tcPr>
+          <w:p>
+            <w:pPr>
+              <w:pStyle w:val="afff1"/>
+              <w:ind w:left="-77" w:right="-11" w:firstLine="77"/>
+            </w:pPr>
+            <w:r>
+              <w:t>К</w:t>
+            </w:r>
+          </w:p>
+        </w:tc>
+        <w:tc>
+          <w:tcPr>
+            <w:tcW w:w="289" w:type="pct"/>
+            <w:vAlign w:val="center"/>
+          </w:tcPr>
+          <w:p>
+            <w:pPr>
+              <w:pStyle w:val="afff1"/>
+              <w:ind w:left="-77" w:right="-11" w:firstLine="77"/>
+            </w:pPr>
+            <w:r>
+              <w:t>-</w:t>
+            </w:r>
+          </w:p>
+        </w:tc>
+        <w:tc>
+          <w:tcPr>
+            <w:tcW w:w="289" w:type="pct"/>
+            <w:vAlign w:val="center"/>
+          </w:tcPr>
+          <w:p>
+            <w:pPr>
+              <w:pStyle w:val="afff1"/>
+              <w:ind w:left="-77" w:right="-11" w:firstLine="77"/>
+            </w:pPr>
+            <w:r>
+              <w:t>В</w:t>
+            </w:r>
+          </w:p>
+        </w:tc>
+        <w:tc>
+          <w:tcPr>
+            <w:tcW w:w="289" w:type="pct"/>
+            <w:vAlign w:val="center"/>
+          </w:tcPr>
+          <w:p>
+            <w:pPr>
+              <w:pStyle w:val="afff1"/>
+              <w:ind w:left="-77" w:right="-11" w:firstLine="77"/>
+            </w:pPr>
+            <w:r>
+              <w:t>-</w:t>
+            </w:r>
+          </w:p>
+        </w:tc>
+        <w:tc>
+          <w:tcPr>
+            <w:tcW w:w="289" w:type="pct"/>
+            <w:vAlign w:val="center"/>
+          </w:tcPr>
+          <w:p>
+            <w:pPr>
+              <w:pStyle w:val="afff1"/>
+              <w:ind w:left="-77" w:right="-11" w:firstLine="77"/>
+            </w:pPr>
+            <w:r>
+              <w:t>К</w:t>
+            </w:r>
+          </w:p>
+        </w:tc>
+        <w:tc>
+          <w:tcPr>
+            <w:tcW w:w="289" w:type="pct"/>
+            <w:vAlign w:val="center"/>
+          </w:tcPr>
+          <w:p>
+            <w:pPr>
+              <w:pStyle w:val="afff1"/>
+              <w:ind w:left="-77" w:right="-11" w:firstLine="77"/>
+            </w:pPr>
+            <w:r>
+              <w:t>-</w:t>
+            </w:r>
+          </w:p>
+        </w:tc>
+        <w:tc>
+          <w:tcPr>
+            <w:tcW w:w="287" w:type="pct"/>
+            <w:vAlign w:val="center"/>
+          </w:tcPr>
+          <w:p>
+            <w:pPr>
+              <w:pStyle w:val="afff1"/>
+              <w:ind w:left="-77" w:right="-11" w:firstLine="77"/>
+            </w:pPr>
+            <w:r>
+              <w:t>В</w:t>
+            </w:r>
+          </w:p>
+        </w:tc>
+      </w:tr>
+      <w:tr>
+        <w:trPr>
+          <w:cantSplit/>
+          <w:trHeight w:val="113"/>
+        </w:trPr>
+        <w:tc>
+          <w:tcPr>
+            <w:tcW w:w="608" w:type="pct"/>
+            <w:vMerge w:val="restart"/>
+            <w:vAlign w:val="center"/>
+          </w:tcPr>
+          <w:p>
+            <w:pPr>
+              <w:pStyle w:val="afff1"/>
+              <w:ind w:left="32" w:right="3"/>
+              <w:rPr>
+                <w:lang w:val="en-US"/>
+              </w:rPr>
+            </w:pPr>
+            <w:r>
+              <w:rPr>
+                <w:lang w:val="en-US"/>
+              </w:rPr>
+              <w:t>II</w:t>
+            </w:r>
+          </w:p>
+        </w:tc>
+        <w:tc>
+          <w:tcPr>
+            <w:tcW w:w="350" w:type="pct"/>
+          </w:tcPr>
+          <w:p>
+            <w:pPr>
+              <w:pStyle w:val="afff1"/>
+              <w:ind w:left="-77" w:right="-11" w:firstLine="77"/>
+            </w:pPr>
+            <w:r>
+              <w:t>3(ТК)</w:t>
+            </w:r>
+          </w:p>
+        </w:tc>
+        <w:tc>
+          <w:tcPr>
+            <w:tcW w:w="288" w:type="pct"/>
+            <w:vAlign w:val="center"/>
+          </w:tcPr>
+          <w:p>
+            <w:pPr>
+              <w:pStyle w:val="afff1"/>
+              <w:ind w:left="-77" w:right="-11" w:firstLine="77"/>
+            </w:pPr>
+            <w:r>
+              <w:t>Н</w:t>
+            </w:r>
+          </w:p>
+        </w:tc>
+        <w:tc>
+          <w:tcPr>
+            <w:tcW w:w="289" w:type="pct"/>
+            <w:vAlign w:val="center"/>
+          </w:tcPr>
+          <w:p>
+            <w:pPr>
+              <w:pStyle w:val="afff1"/>
+              <w:ind w:left="-77" w:right="-11" w:firstLine="77"/>
+            </w:pPr>
+            <w:r>
+              <w:t>К1</w:t>
+            </w:r>
+          </w:p>
+        </w:tc>
+        <w:tc>
+          <w:tcPr>
+            <w:tcW w:w="289" w:type="pct"/>
+            <w:vAlign w:val="center"/>
+          </w:tcPr>
+          <w:p>
+            <w:pPr>
+              <w:pStyle w:val="afff1"/>
+              <w:ind w:left="-77" w:right="-11" w:firstLine="77"/>
+            </w:pPr>
+            <w:r>
+              <w:t>ТК</w:t>
+            </w:r>
+          </w:p>
+        </w:tc>
+        <w:tc>
+          <w:tcPr>
+            <w:tcW w:w="289" w:type="pct"/>
+            <w:vAlign w:val="center"/>
+          </w:tcPr>
+          <w:p>
+            <w:pPr>
+              <w:pStyle w:val="afff1"/>
+              <w:ind w:left="-77" w:right="-11" w:firstLine="77"/>
+            </w:pPr>
+            <w:r>
+              <w:t>-</w:t>
+            </w:r>
+          </w:p>
+        </w:tc>
+        <w:tc>
+          <w:tcPr>
+            <w:tcW w:w="289" w:type="pct"/>
+            <w:vAlign w:val="center"/>
+          </w:tcPr>
+          <w:p>
+            <w:pPr>
+              <w:pStyle w:val="afff1"/>
+              <w:ind w:left="-77" w:right="-11" w:firstLine="77"/>
+            </w:pPr>
+            <w:r>
+              <w:t>ТК</w:t>
+            </w:r>
+          </w:p>
+        </w:tc>
+        <w:tc>
+          <w:tcPr>
+            <w:tcW w:w="289" w:type="pct"/>
+            <w:vAlign w:val="center"/>
+          </w:tcPr>
+          <w:p>
+            <w:pPr>
+              <w:pStyle w:val="afff1"/>
+              <w:ind w:left="-77" w:right="-11" w:firstLine="77"/>
+            </w:pPr>
+            <w:r>
+              <w:t>-</w:t>
+            </w:r>
+          </w:p>
+        </w:tc>
+        <w:tc>
+          <w:tcPr>
+            <w:tcW w:w="289" w:type="pct"/>
+            <w:vAlign w:val="center"/>
+          </w:tcPr>
+          <w:p>
+            <w:pPr>
+              <w:pStyle w:val="afff1"/>
+              <w:ind w:left="-77" w:right="-11" w:firstLine="77"/>
+            </w:pPr>
+            <w:r>
+              <w:t>ТК</w:t>
+            </w:r>
+          </w:p>
+        </w:tc>
+        <w:tc>
+          <w:tcPr>
+            <w:tcW w:w="288" w:type="pct"/>
+            <w:vAlign w:val="center"/>
+          </w:tcPr>
+          <w:p>
+            <w:pPr>
+              <w:pStyle w:val="afff1"/>
+              <w:ind w:left="-77" w:right="-11" w:firstLine="77"/>
+            </w:pPr>
+            <w:r>
+              <w:t>ТК</w:t>
+            </w:r>
+          </w:p>
+        </w:tc>
+        <w:tc>
+          <w:tcPr>
+            <w:tcW w:w="289" w:type="pct"/>
+            <w:vAlign w:val="center"/>
+          </w:tcPr>
+          <w:p>
+            <w:pPr>
+              <w:pStyle w:val="afff1"/>
+              <w:ind w:left="-77" w:right="-11" w:firstLine="77"/>
+            </w:pPr>
+            <w:r>
+              <w:t>ТК</w:t>
+            </w:r>
+          </w:p>
+        </w:tc>
+        <w:tc>
+          <w:tcPr>
+            <w:tcW w:w="289" w:type="pct"/>
+            <w:vAlign w:val="center"/>
+          </w:tcPr>
+          <w:p>
+            <w:pPr>
+              <w:pStyle w:val="afff1"/>
+              <w:ind w:left="-77" w:right="-11" w:firstLine="77"/>
+            </w:pPr>
+            <w:r>
+              <w:t>-</w:t>
+            </w:r>
+          </w:p>
+        </w:tc>
+        <w:tc>
+          <w:tcPr>
+            <w:tcW w:w="289" w:type="pct"/>
+            <w:vAlign w:val="center"/>
+          </w:tcPr>
+          <w:p>
+            <w:pPr>
+              <w:pStyle w:val="afff1"/>
+              <w:ind w:left="-77" w:right="-11" w:firstLine="77"/>
+            </w:pPr>
+            <w:r>
+              <w:t>ТК</w:t>
+            </w:r>
+          </w:p>
+        </w:tc>
+        <w:tc>
+          <w:tcPr>
+            <w:tcW w:w="289" w:type="pct"/>
+            <w:vAlign w:val="center"/>
+          </w:tcPr>
+          <w:p>
+            <w:pPr>
+              <w:pStyle w:val="afff1"/>
+              <w:ind w:left="-77" w:right="-11" w:firstLine="77"/>
+            </w:pPr>
+            <w:r>
+              <w:t>-</w:t>
+            </w:r>
+          </w:p>
+        </w:tc>
+        <w:tc>
+          <w:tcPr>
+            <w:tcW w:w="289" w:type="pct"/>
+            <w:vAlign w:val="center"/>
+          </w:tcPr>
+          <w:p>
+            <w:pPr>
+              <w:pStyle w:val="afff1"/>
+              <w:ind w:left="-77" w:right="-11" w:firstLine="77"/>
+            </w:pPr>
+            <w:r>
+              <w:t>ТК</w:t>
+            </w:r>
+          </w:p>
+        </w:tc>
+        <w:tc>
+          <w:tcPr>
+            <w:tcW w:w="287" w:type="pct"/>
+            <w:vAlign w:val="center"/>
+          </w:tcPr>
+          <w:p>
+            <w:pPr>
+              <w:pStyle w:val="afff1"/>
+              <w:ind w:left="-77" w:right="-11" w:firstLine="77"/>
+            </w:pPr>
+            <w:r>
+              <w:t>ТК</w:t>
+            </w:r>
+          </w:p>
+        </w:tc>
+      </w:tr>
+      <w:tr>
+        <w:trPr>
+          <w:cantSplit/>
+          <w:trHeight w:val="113"/>
+        </w:trPr>
+        <w:tc>
+          <w:tcPr>
+            <w:tcW w:w="608" w:type="pct"/>
+            <w:vMerge/>
+            <w:vAlign w:val="center"/>
+          </w:tcPr>
+          <w:p>
+            <w:pPr>
+              <w:pStyle w:val="afff1"/>
+              <w:ind w:left="32" w:right="3"/>
+              <w:rPr>
+                <w:lang w:val="en-US"/>
+              </w:rPr>
+            </w:pPr>
+          </w:p>
+        </w:tc>
+        <w:tc>
+          <w:tcPr>
+            <w:tcW w:w="350" w:type="pct"/>
+          </w:tcPr>
+          <w:p>
+            <w:pPr>
+              <w:pStyle w:val="afff1"/>
+              <w:ind w:left="-77" w:right="-11" w:firstLine="77"/>
+            </w:pPr>
+            <w:r>
+              <w:t>6(В)</w:t>
+            </w:r>
+          </w:p>
+        </w:tc>
+        <w:tc>
+          <w:tcPr>
+            <w:tcW w:w="288" w:type="pct"/>
+            <w:vAlign w:val="center"/>
+          </w:tcPr>
+          <w:p>
+            <w:pPr>
+              <w:pStyle w:val="afff1"/>
+              <w:ind w:left="-77" w:right="-11" w:firstLine="77"/>
+            </w:pPr>
+            <w:r>
+              <w:t>Н</w:t>
+            </w:r>
+          </w:p>
+        </w:tc>
+        <w:tc>
+          <w:tcPr>
+            <w:tcW w:w="289" w:type="pct"/>
+            <w:vAlign w:val="center"/>
+          </w:tcPr>
+          <w:p>
+            <w:pPr>
+              <w:pStyle w:val="afff1"/>
+              <w:ind w:left="-77" w:right="-11" w:firstLine="77"/>
+            </w:pPr>
+            <w:r>
+              <w:t>К1</w:t>
+            </w:r>
+          </w:p>
+        </w:tc>
+        <w:tc>
+          <w:tcPr>
+            <w:tcW w:w="289" w:type="pct"/>
+            <w:vAlign w:val="center"/>
+          </w:tcPr>
+          <w:p>
+            <w:pPr>
+              <w:pStyle w:val="afff1"/>
+              <w:ind w:left="-77" w:right="-11" w:firstLine="77"/>
+            </w:pPr>
+            <w:r>
+              <w:t>К</w:t>
+            </w:r>
+          </w:p>
+        </w:tc>
+        <w:tc>
+          <w:tcPr>
+            <w:tcW w:w="289" w:type="pct"/>
+            <w:vAlign w:val="center"/>
+          </w:tcPr>
+          <w:p>
+            <w:pPr>
+              <w:pStyle w:val="afff1"/>
+              <w:ind w:left="-77" w:right="-11" w:firstLine="77"/>
+            </w:pPr>
+            <w:r>
+              <w:t>-</w:t>
+            </w:r>
+          </w:p>
+        </w:tc>
+        <w:tc>
+          <w:tcPr>
+            <w:tcW w:w="289" w:type="pct"/>
+            <w:vAlign w:val="center"/>
+          </w:tcPr>
+          <w:p>
+            <w:pPr>
+              <w:pStyle w:val="afff1"/>
+              <w:ind w:left="-77" w:right="-11" w:firstLine="77"/>
+            </w:pPr>
+            <w:r>
+              <w:t>В</w:t>
+            </w:r>
+          </w:p>
+        </w:tc>
+        <w:tc>
+          <w:tcPr>
+            <w:tcW w:w="289" w:type="pct"/>
+            <w:vAlign w:val="center"/>
+          </w:tcPr>
+          <w:p>
+            <w:pPr>
+              <w:pStyle w:val="afff1"/>
+              <w:ind w:left="-77" w:right="-11" w:firstLine="77"/>
+            </w:pPr>
+            <w:r>
+              <w:t>-</w:t>
+            </w:r>
+          </w:p>
+        </w:tc>
+        <w:tc>
+          <w:tcPr>
+            <w:tcW w:w="289" w:type="pct"/>
+            <w:vAlign w:val="center"/>
+          </w:tcPr>
+          <w:p>
+            <w:pPr>
+              <w:pStyle w:val="afff1"/>
+              <w:ind w:left="-77" w:right="-11" w:firstLine="77"/>
+            </w:pPr>
+            <w:r>
+              <w:t>К</w:t>
+            </w:r>
+          </w:p>
+        </w:tc>
+        <w:tc>
+          <w:tcPr>
+            <w:tcW w:w="288" w:type="pct"/>
+            <w:vAlign w:val="center"/>
+          </w:tcPr>
+          <w:p>
+            <w:pPr>
+              <w:pStyle w:val="afff1"/>
+              <w:ind w:left="-77" w:right="-11" w:firstLine="77"/>
+            </w:pPr>
+            <w:r>
+              <w:t>В</w:t>
+            </w:r>
+          </w:p>
+        </w:tc>
+        <w:tc>
+          <w:tcPr>
+            <w:tcW w:w="289" w:type="pct"/>
+            <w:vAlign w:val="center"/>
+          </w:tcPr>
+          <w:p>
+            <w:pPr>
+              <w:pStyle w:val="afff1"/>
+              <w:ind w:left="-77" w:right="-11" w:firstLine="77"/>
+            </w:pPr>
+            <w:r>
+              <w:t>К</w:t>
+            </w:r>
+          </w:p>
+        </w:tc>
+        <w:tc>
+          <w:tcPr>
+            <w:tcW w:w="289" w:type="pct"/>
+            <w:vAlign w:val="center"/>
+          </w:tcPr>
+          <w:p>
+            <w:pPr>
+              <w:pStyle w:val="afff1"/>
+              <w:ind w:left="-77" w:right="-11" w:firstLine="77"/>
+            </w:pPr>
+            <w:r>
+              <w:t>-</w:t>
+            </w:r>
+          </w:p>
+        </w:tc>
+        <w:tc>
+          <w:tcPr>
+            <w:tcW w:w="289" w:type="pct"/>
+            <w:vAlign w:val="center"/>
+          </w:tcPr>
+          <w:p>
+            <w:pPr>
+              <w:pStyle w:val="afff1"/>
+              <w:ind w:left="-77" w:right="-11" w:firstLine="77"/>
+            </w:pPr>
+            <w:r>
+              <w:t>В</w:t>
+            </w:r>
+          </w:p>
+        </w:tc>
+        <w:tc>
+          <w:tcPr>
+            <w:tcW w:w="289" w:type="pct"/>
+            <w:vAlign w:val="center"/>
+          </w:tcPr>
+          <w:p>
+            <w:pPr>
+              <w:pStyle w:val="afff1"/>
+              <w:ind w:left="-77" w:right="-11" w:firstLine="77"/>
+            </w:pPr>
+            <w:r>
+              <w:t>-</w:t>
+            </w:r>
+          </w:p>
+        </w:tc>
+        <w:tc>
+          <w:tcPr>
+            <w:tcW w:w="289" w:type="pct"/>
+            <w:vAlign w:val="center"/>
+          </w:tcPr>
+          <w:p>
+            <w:pPr>
+              <w:pStyle w:val="afff1"/>
+              <w:ind w:left="-77" w:right="-11" w:firstLine="77"/>
+            </w:pPr>
+            <w:r>
+              <w:t>К</w:t>
+            </w:r>
+          </w:p>
+        </w:tc>
+        <w:tc>
+          <w:tcPr>
+            <w:tcW w:w="287" w:type="pct"/>
+            <w:vAlign w:val="center"/>
+          </w:tcPr>
+          <w:p>
+            <w:pPr>
+              <w:pStyle w:val="afff1"/>
+              <w:ind w:left="-77" w:right="-11" w:firstLine="77"/>
+            </w:pPr>
+            <w:r>
+              <w:t>В</w:t>
+            </w:r>
+          </w:p>
+        </w:tc>
+      </w:tr>
+    </w:tbl>
+    <w:p>
+      <w:pPr>
+        <w:pStyle w:val="af7"/>
+        <w:spacing w:after="240"/>
+      </w:pPr>
+      <w:r>
+        <w:t>Для устройства «ЮНИТ-М300» объем проверок для различных видов технического обслуживания приведен в таблице 2.</w:t>
+      </w:r>
     </w:p>
     <w:p>
       <w:pPr>
-        <w:pStyle w:val="afff1"/>
-        <w:ind w:right="282"/>
+        <w:pStyle w:val="a7"/>
+        <w:numPr>
+          <w:ilvl w:val="0"/>
+          <w:numId w:val="0"/>
+        </w:numPr>
+        <w:ind w:right="284"/>
+        <w:rPr>
+          <w:szCs w:val="24"/>
+          <w:u w:val="single"/>
+        </w:rPr>
+      </w:pPr>
+      <w:r>
+        <w:t>Таблица 2 – Вид технического обслуживания устройства (шкафа) по разделам</w:t>
+      </w:r>
+    </w:p>
+    <w:tbl>
+      <w:tblPr>
+        <w:tblStyle w:val="afffffff8"/>
+        <w:tblW w:w="9913" w:type="dxa"/>
+        <w:tblBorders>
+          <w:top w:val="single" w:sz="8" w:space="0" w:color="auto"/>
+          <w:left w:val="single" w:sz="8" w:space="0" w:color="auto"/>
+          <w:bottom w:val="single" w:sz="8" w:space="0" w:color="auto"/>
+          <w:right w:val="single" w:sz="8" w:space="0" w:color="auto"/>
+          <w:insideH w:val="single" w:sz="8" w:space="0" w:color="auto"/>
+          <w:insideV w:val="single" w:sz="8" w:space="0" w:color="auto"/>
+        </w:tblBorders>
+        <w:tblLayout w:type="fixed"/>
+        <w:tblLook w:val="04A0" w:firstRow="1" w:lastRow="0" w:firstColumn="1" w:lastColumn="0" w:noHBand="0" w:noVBand="1"/>
+      </w:tblPr>
+      <w:tblGrid>
+        <w:gridCol w:w="1975"/>
+        <w:gridCol w:w="567"/>
+        <w:gridCol w:w="567"/>
+        <w:gridCol w:w="567"/>
+        <w:gridCol w:w="567"/>
+        <w:gridCol w:w="567"/>
+        <w:gridCol w:w="567"/>
+        <w:gridCol w:w="567"/>
+        <w:gridCol w:w="567"/>
+        <w:gridCol w:w="567"/>
+        <w:gridCol w:w="709"/>
+        <w:gridCol w:w="708"/>
+        <w:gridCol w:w="709"/>
+        <w:gridCol w:w="709"/>
+      </w:tblGrid>
+      <w:tr>
+        <w:trPr>
+          <w:trHeight w:val="358"/>
+        </w:trPr>
+        <w:tc>
+          <w:tcPr>
+            <w:tcW w:w="1975" w:type="dxa"/>
+            <w:vMerge w:val="restart"/>
+            <w:vAlign w:val="center"/>
+          </w:tcPr>
+          <w:p>
+            <w:pPr>
+              <w:rPr>
+                <w:b/>
+                <w:bCs/>
+                <w:lang w:val="en-US"/>
+              </w:rPr>
+            </w:pPr>
+            <w:r>
+              <w:rPr>
+                <w:b/>
+                <w:bCs/>
+              </w:rPr>
+              <w:t xml:space="preserve">Вид </w:t>
+            </w:r>
+          </w:p>
+          <w:p>
+            <w:pPr>
+              <w:rPr>
+                <w:b/>
+                <w:bCs/>
+              </w:rPr>
+            </w:pPr>
+            <w:r>
+              <w:rPr>
+                <w:b/>
+                <w:bCs/>
+              </w:rPr>
+              <w:t>обслуживания</w:t>
+            </w:r>
+          </w:p>
+        </w:tc>
+        <w:tc>
+          <w:tcPr>
+            <w:tcW w:w="7938" w:type="dxa"/>
+            <w:gridSpan w:val="13"/>
+            <w:vAlign w:val="center"/>
+          </w:tcPr>
+          <w:p>
+            <w:pPr>
+              <w:rPr>
+                <w:b/>
+                <w:bCs/>
+              </w:rPr>
+            </w:pPr>
+            <w:r>
+              <w:rPr>
+                <w:b/>
+                <w:bCs/>
+              </w:rPr>
+              <w:t>Раздел</w:t>
+            </w:r>
+          </w:p>
+        </w:tc>
+      </w:tr>
+      <w:tr>
+        <w:tc>
+          <w:tcPr>
+            <w:tcW w:w="1975" w:type="dxa"/>
+            <w:vMerge/>
+          </w:tcPr>
+          <w:p>
+            <w:pPr>
+              <w:rPr>
+                <w:b/>
+                <w:bCs/>
+              </w:rPr>
+            </w:pPr>
+          </w:p>
+        </w:tc>
+        <w:tc>
+          <w:tcPr>
+            <w:tcW w:w="567" w:type="dxa"/>
+            <w:vAlign w:val="center"/>
+          </w:tcPr>
+          <w:p>
+            <w:r>
+              <w:rPr>
+                <w:b/>
+                <w:bCs/>
+              </w:rPr>
+              <w:t>5</w:t>
+            </w:r>
+          </w:p>
+        </w:tc>
+        <w:tc>
+          <w:tcPr>
+            <w:tcW w:w="567" w:type="dxa"/>
+            <w:vAlign w:val="center"/>
+          </w:tcPr>
+          <w:p>
+            <w:r>
+              <w:rPr>
+                <w:b/>
+                <w:bCs/>
+              </w:rPr>
+              <w:t>6</w:t>
+            </w:r>
+          </w:p>
+        </w:tc>
+        <w:tc>
+          <w:tcPr>
+            <w:tcW w:w="567" w:type="dxa"/>
+            <w:vAlign w:val="center"/>
+          </w:tcPr>
+          <w:p>
+            <w:r>
+              <w:rPr>
+                <w:b/>
+                <w:bCs/>
+              </w:rPr>
+              <w:t>7.1</w:t>
+            </w:r>
+            <w:r>
+              <w:rPr>
+                <w:b/>
+                <w:bCs/>
+              </w:rPr>
+              <w:t>,</w:t>
+            </w:r>
+            <w:r>
+              <w:rPr>
+                <w:b/>
+                <w:bCs/>
+              </w:rPr>
+              <w:t xml:space="preserve"> 7.2</w:t>
+            </w:r>
+          </w:p>
+        </w:tc>
+        <w:tc>
+          <w:tcPr>
+            <w:tcW w:w="567" w:type="dxa"/>
+            <w:vAlign w:val="center"/>
+          </w:tcPr>
+          <w:p>
+            <w:r>
+              <w:rPr>
+                <w:b/>
+                <w:bCs/>
+              </w:rPr>
+              <w:t>7.3</w:t>
+            </w:r>
+          </w:p>
+        </w:tc>
+        <w:tc>
+          <w:tcPr>
+            <w:tcW w:w="567" w:type="dxa"/>
+            <w:vAlign w:val="center"/>
+          </w:tcPr>
+          <w:p>
+            <w:r>
+              <w:rPr>
+                <w:b/>
+                <w:bCs/>
+              </w:rPr>
+              <w:t>7.4</w:t>
+            </w:r>
+            <w:r>
+              <w:rPr>
+                <w:b/>
+                <w:bCs/>
+              </w:rPr>
+              <w:t>,</w:t>
+            </w:r>
+            <w:r>
+              <w:rPr>
+                <w:b/>
+                <w:bCs/>
+              </w:rPr>
+              <w:t xml:space="preserve"> 7.5</w:t>
+            </w:r>
+          </w:p>
+        </w:tc>
+        <w:tc>
+          <w:tcPr>
+            <w:tcW w:w="567" w:type="dxa"/>
+            <w:vAlign w:val="center"/>
+          </w:tcPr>
+          <w:p>
+            <w:r>
+              <w:rPr>
+                <w:b/>
+                <w:bCs/>
+              </w:rPr>
+              <w:t>8-11</w:t>
+            </w:r>
+          </w:p>
+        </w:tc>
+        <w:tc>
+          <w:tcPr>
+            <w:tcW w:w="567" w:type="dxa"/>
+            <w:vAlign w:val="center"/>
+          </w:tcPr>
+          <w:p>
+            <w:r>
+              <w:rPr>
+                <w:b/>
+                <w:bCs/>
+              </w:rPr>
+              <w:t>12</w:t>
+            </w:r>
+          </w:p>
+        </w:tc>
+        <w:tc>
+          <w:tcPr>
+            <w:tcW w:w="567" w:type="dxa"/>
+            <w:vAlign w:val="center"/>
+          </w:tcPr>
+          <w:p>
+            <w:r>
+              <w:rPr>
+                <w:b/>
+                <w:bCs/>
+              </w:rPr>
+              <w:t>13</w:t>
+            </w:r>
+            <w:r>
+              <w:rPr>
+                <w:b/>
+                <w:bCs/>
+              </w:rPr>
+              <w:t>,</w:t>
+            </w:r>
+            <w:r>
+              <w:rPr>
+                <w:b/>
+                <w:bCs/>
+              </w:rPr>
+              <w:t xml:space="preserve"> 14</w:t>
+            </w:r>
+          </w:p>
+        </w:tc>
+        <w:tc>
+          <w:tcPr>
+            <w:tcW w:w="567" w:type="dxa"/>
+            <w:vAlign w:val="center"/>
+          </w:tcPr>
+          <w:p>
+            <w:r>
+              <w:rPr>
+                <w:b/>
+                <w:bCs/>
+              </w:rPr>
+              <w:t>15-20</w:t>
+            </w:r>
+          </w:p>
+        </w:tc>
+        <w:tc>
+          <w:tcPr>
+            <w:tcW w:w="709" w:type="dxa"/>
+            <w:vAlign w:val="center"/>
+          </w:tcPr>
+          <w:p>
+            <w:r>
+              <w:rPr>
+                <w:b/>
+                <w:bCs/>
+              </w:rPr>
+              <w:t>21.1</w:t>
+            </w:r>
+          </w:p>
+        </w:tc>
+        <w:tc>
+          <w:tcPr>
+            <w:tcW w:w="708" w:type="dxa"/>
+            <w:vAlign w:val="center"/>
+          </w:tcPr>
+          <w:p>
+            <w:r>
+              <w:rPr>
+                <w:b/>
+                <w:bCs/>
+              </w:rPr>
+              <w:t>21.2</w:t>
+            </w:r>
+          </w:p>
+        </w:tc>
+        <w:tc>
+          <w:tcPr>
+            <w:tcW w:w="709" w:type="dxa"/>
+            <w:vAlign w:val="center"/>
+          </w:tcPr>
+          <w:p>
+            <w:r>
+              <w:rPr>
+                <w:b/>
+                <w:bCs/>
+              </w:rPr>
+              <w:t>21.3</w:t>
+            </w:r>
+          </w:p>
+        </w:tc>
+        <w:tc>
+          <w:tcPr>
+            <w:tcW w:w="709" w:type="dxa"/>
+            <w:vAlign w:val="center"/>
+          </w:tcPr>
+          <w:p>
+            <w:r>
+              <w:rPr>
+                <w:b/>
+                <w:bCs/>
+              </w:rPr>
+              <w:t>21.4</w:t>
+            </w:r>
+          </w:p>
+        </w:tc>
+      </w:tr>
+      <w:tr>
+        <w:tc>
+          <w:tcPr>
+            <w:tcW w:w="1975" w:type="dxa"/>
+          </w:tcPr>
+          <w:p>
+            <w:r>
+              <w:t>В</w:t>
+            </w:r>
+          </w:p>
+        </w:tc>
+        <w:tc>
+          <w:tcPr>
+            <w:tcW w:w="567" w:type="dxa"/>
+          </w:tcPr>
+          <w:p>
+            <w:r>
+              <w:t>+</w:t>
+            </w:r>
+          </w:p>
+        </w:tc>
+        <w:tc>
+          <w:tcPr>
+            <w:tcW w:w="567" w:type="dxa"/>
+          </w:tcPr>
+          <w:p>
+            <w:r>
+              <w:t>+</w:t>
+            </w:r>
+          </w:p>
+        </w:tc>
+        <w:tc>
+          <w:tcPr>
+            <w:tcW w:w="567" w:type="dxa"/>
+          </w:tcPr>
+          <w:p>
+            <w:r>
+              <w:t>+</w:t>
+            </w:r>
+          </w:p>
+        </w:tc>
+        <w:tc>
+          <w:tcPr>
+            <w:tcW w:w="567" w:type="dxa"/>
+          </w:tcPr>
+          <w:p>
+            <w:pPr>
+              <w:rPr>
+                <w:lang w:val="en-US"/>
+              </w:rPr>
+            </w:pPr>
+            <w:r>
+              <w:rPr>
+                <w:lang w:val="en-US"/>
+              </w:rPr>
+              <w:t>-</w:t>
+            </w:r>
+          </w:p>
+        </w:tc>
+        <w:tc>
+          <w:tcPr>
+            <w:tcW w:w="567" w:type="dxa"/>
+          </w:tcPr>
+          <w:p>
+            <w:r>
+              <w:t>+</w:t>
+            </w:r>
+          </w:p>
+        </w:tc>
+        <w:tc>
+          <w:tcPr>
+            <w:tcW w:w="567" w:type="dxa"/>
+          </w:tcPr>
+          <w:p>
+            <w:pPr>
+              <w:rPr>
+                <w:lang w:val="en-US"/>
+              </w:rPr>
+            </w:pPr>
+            <w:r>
+              <w:rPr>
+                <w:lang w:val="en-US"/>
+              </w:rPr>
+              <w:t>-</w:t>
+            </w:r>
+          </w:p>
+        </w:tc>
+        <w:tc>
+          <w:tcPr>
+            <w:tcW w:w="567" w:type="dxa"/>
+          </w:tcPr>
+          <w:p>
+            <w:r>
+              <w:t>+</w:t>
+            </w:r>
+          </w:p>
+        </w:tc>
+        <w:tc>
+          <w:tcPr>
+            <w:tcW w:w="567" w:type="dxa"/>
+          </w:tcPr>
+          <w:p>
+            <w:pPr>
+              <w:rPr>
+                <w:lang w:val="en-US"/>
+              </w:rPr>
+            </w:pPr>
+            <w:r>
+              <w:rPr>
+                <w:lang w:val="en-US"/>
+              </w:rPr>
+              <w:t>-</w:t>
+            </w:r>
+          </w:p>
+        </w:tc>
+        <w:tc>
+          <w:tcPr>
+            <w:tcW w:w="567" w:type="dxa"/>
+          </w:tcPr>
+          <w:p>
+            <w:r>
+              <w:t>+</w:t>
+            </w:r>
+          </w:p>
+        </w:tc>
+        <w:tc>
+          <w:tcPr>
+            <w:tcW w:w="709" w:type="dxa"/>
+          </w:tcPr>
+          <w:p>
+            <w:r>
+              <w:t>+</w:t>
+            </w:r>
+          </w:p>
+        </w:tc>
+        <w:tc>
+          <w:tcPr>
+            <w:tcW w:w="708" w:type="dxa"/>
+          </w:tcPr>
+          <w:p>
+            <w:pPr>
+              <w:rPr>
+                <w:lang w:val="en-US"/>
+              </w:rPr>
+            </w:pPr>
+            <w:r>
+              <w:rPr>
+                <w:lang w:val="en-US"/>
+              </w:rPr>
+              <w:t>-</w:t>
+            </w:r>
+          </w:p>
+        </w:tc>
+        <w:tc>
+          <w:tcPr>
+            <w:tcW w:w="709" w:type="dxa"/>
+          </w:tcPr>
+          <w:p>
+            <w:pPr>
+              <w:rPr>
+                <w:lang w:val="en-US"/>
+              </w:rPr>
+            </w:pPr>
+            <w:r>
+              <w:rPr>
+                <w:lang w:val="en-US"/>
+              </w:rPr>
+              <w:t>-</w:t>
+            </w:r>
+          </w:p>
+        </w:tc>
+        <w:tc>
+          <w:tcPr>
+            <w:tcW w:w="709" w:type="dxa"/>
+          </w:tcPr>
+          <w:p>
+            <w:r>
+              <w:t>+</w:t>
+            </w:r>
+          </w:p>
+        </w:tc>
+      </w:tr>
+      <w:tr>
+        <w:tc>
+          <w:tcPr>
+            <w:tcW w:w="1975" w:type="dxa"/>
+          </w:tcPr>
+          <w:p>
+            <w:r>
+              <w:t>К</w:t>
+            </w:r>
+          </w:p>
+        </w:tc>
+        <w:tc>
+          <w:tcPr>
+            <w:tcW w:w="567" w:type="dxa"/>
+          </w:tcPr>
+          <w:p>
+            <w:r>
+              <w:t>+</w:t>
+            </w:r>
+          </w:p>
+        </w:tc>
+        <w:tc>
+          <w:tcPr>
+            <w:tcW w:w="567" w:type="dxa"/>
+          </w:tcPr>
+          <w:p>
+            <w:r>
+              <w:t>+</w:t>
+            </w:r>
+          </w:p>
+        </w:tc>
+        <w:tc>
+          <w:tcPr>
+            <w:tcW w:w="567" w:type="dxa"/>
+          </w:tcPr>
+          <w:p>
+            <w:r>
+              <w:t>+</w:t>
+            </w:r>
+          </w:p>
+        </w:tc>
+        <w:tc>
+          <w:tcPr>
+            <w:tcW w:w="567" w:type="dxa"/>
+          </w:tcPr>
+          <w:p>
+            <w:pPr>
+              <w:rPr>
+                <w:lang w:val="en-US"/>
+              </w:rPr>
+            </w:pPr>
+            <w:r>
+              <w:rPr>
+                <w:lang w:val="en-US"/>
+              </w:rPr>
+              <w:t>-</w:t>
+            </w:r>
+          </w:p>
+        </w:tc>
+        <w:tc>
+          <w:tcPr>
+            <w:tcW w:w="567" w:type="dxa"/>
+          </w:tcPr>
+          <w:p>
+            <w:pPr>
+              <w:rPr>
+                <w:lang w:val="en-US"/>
+              </w:rPr>
+            </w:pPr>
+            <w:r>
+              <w:rPr>
+                <w:lang w:val="en-US"/>
+              </w:rPr>
+              <w:t>-</w:t>
+            </w:r>
+          </w:p>
+        </w:tc>
+        <w:tc>
+          <w:tcPr>
+            <w:tcW w:w="567" w:type="dxa"/>
+          </w:tcPr>
+          <w:p>
+            <w:pPr>
+              <w:rPr>
+                <w:lang w:val="en-US"/>
+              </w:rPr>
+            </w:pPr>
+            <w:r>
+              <w:rPr>
+                <w:lang w:val="en-US"/>
+              </w:rPr>
+              <w:t>-</w:t>
+            </w:r>
+          </w:p>
+        </w:tc>
+        <w:tc>
+          <w:tcPr>
+            <w:tcW w:w="567" w:type="dxa"/>
+          </w:tcPr>
+          <w:p>
+            <w:pPr>
+              <w:rPr>
+                <w:lang w:val="en-US"/>
+              </w:rPr>
+            </w:pPr>
+            <w:r>
+              <w:rPr>
+                <w:lang w:val="en-US"/>
+              </w:rPr>
+              <w:t>-</w:t>
+            </w:r>
+          </w:p>
+        </w:tc>
+        <w:tc>
+          <w:tcPr>
+            <w:tcW w:w="567" w:type="dxa"/>
+          </w:tcPr>
+          <w:p>
+            <w:pPr>
+              <w:rPr>
+                <w:lang w:val="en-US"/>
+              </w:rPr>
+            </w:pPr>
+            <w:r>
+              <w:rPr>
+                <w:lang w:val="en-US"/>
+              </w:rPr>
+              <w:t>-</w:t>
+            </w:r>
+          </w:p>
+        </w:tc>
+        <w:tc>
+          <w:tcPr>
+            <w:tcW w:w="567" w:type="dxa"/>
+          </w:tcPr>
+          <w:p>
+            <w:r>
+              <w:t>+</w:t>
+            </w:r>
+          </w:p>
+        </w:tc>
+        <w:tc>
+          <w:tcPr>
+            <w:tcW w:w="709" w:type="dxa"/>
+          </w:tcPr>
+          <w:p>
+            <w:r>
+              <w:t>+</w:t>
+            </w:r>
+          </w:p>
+        </w:tc>
+        <w:tc>
+          <w:tcPr>
+            <w:tcW w:w="708" w:type="dxa"/>
+          </w:tcPr>
+          <w:p>
+            <w:pPr>
+              <w:rPr>
+                <w:lang w:val="en-US"/>
+              </w:rPr>
+            </w:pPr>
+            <w:r>
+              <w:rPr>
+                <w:lang w:val="en-US"/>
+              </w:rPr>
+              <w:t>-</w:t>
+            </w:r>
+          </w:p>
+        </w:tc>
+        <w:tc>
+          <w:tcPr>
+            <w:tcW w:w="709" w:type="dxa"/>
+          </w:tcPr>
+          <w:p>
+            <w:pPr>
+              <w:rPr>
+                <w:lang w:val="en-US"/>
+              </w:rPr>
+            </w:pPr>
+            <w:r>
+              <w:rPr>
+                <w:lang w:val="en-US"/>
+              </w:rPr>
+              <w:t>-</w:t>
+            </w:r>
+          </w:p>
+        </w:tc>
+        <w:tc>
+          <w:tcPr>
+            <w:tcW w:w="709" w:type="dxa"/>
+          </w:tcPr>
+          <w:p>
+            <w:r>
+              <w:t>+</w:t>
+            </w:r>
+          </w:p>
+        </w:tc>
+      </w:tr>
+      <w:tr>
+        <w:tc>
+          <w:tcPr>
+            <w:tcW w:w="1975" w:type="dxa"/>
+          </w:tcPr>
+          <w:p>
+            <w:r>
+              <w:t>К1</w:t>
+            </w:r>
+          </w:p>
+        </w:tc>
+        <w:tc>
+          <w:tcPr>
+            <w:tcW w:w="567" w:type="dxa"/>
+          </w:tcPr>
+          <w:p>
+            <w:r>
+              <w:t>+</w:t>
+            </w:r>
+          </w:p>
+        </w:tc>
+        <w:tc>
+          <w:tcPr>
+            <w:tcW w:w="567" w:type="dxa"/>
+          </w:tcPr>
+          <w:p>
+            <w:r>
+              <w:t>+</w:t>
+            </w:r>
+          </w:p>
+        </w:tc>
+        <w:tc>
+          <w:tcPr>
+            <w:tcW w:w="567" w:type="dxa"/>
+          </w:tcPr>
+          <w:p>
+            <w:r>
+              <w:t>+</w:t>
+            </w:r>
+          </w:p>
+        </w:tc>
+        <w:tc>
+          <w:tcPr>
+            <w:tcW w:w="567" w:type="dxa"/>
+          </w:tcPr>
+          <w:p>
+            <w:pPr>
+              <w:rPr>
+                <w:lang w:val="en-US"/>
+              </w:rPr>
+            </w:pPr>
+            <w:r>
+              <w:rPr>
+                <w:lang w:val="en-US"/>
+              </w:rPr>
+              <w:t>-</w:t>
+            </w:r>
+          </w:p>
+        </w:tc>
+        <w:tc>
+          <w:tcPr>
+            <w:tcW w:w="567" w:type="dxa"/>
+          </w:tcPr>
+          <w:p>
+            <w:r>
+              <w:t>+</w:t>
+            </w:r>
+          </w:p>
+        </w:tc>
+        <w:tc>
+          <w:tcPr>
+            <w:tcW w:w="567" w:type="dxa"/>
+          </w:tcPr>
+          <w:p>
+            <w:pPr>
+              <w:rPr>
+                <w:lang w:val="en-US"/>
+              </w:rPr>
+            </w:pPr>
+            <w:r>
+              <w:rPr>
+                <w:lang w:val="en-US"/>
+              </w:rPr>
+              <w:t>-</w:t>
+            </w:r>
+          </w:p>
+        </w:tc>
+        <w:tc>
+          <w:tcPr>
+            <w:tcW w:w="567" w:type="dxa"/>
+          </w:tcPr>
+          <w:p>
+            <w:r>
+              <w:t>+</w:t>
+            </w:r>
+          </w:p>
+        </w:tc>
+        <w:tc>
+          <w:tcPr>
+            <w:tcW w:w="567" w:type="dxa"/>
+          </w:tcPr>
+          <w:p>
+            <w:r>
+              <w:t>+</w:t>
+            </w:r>
+          </w:p>
+        </w:tc>
+        <w:tc>
+          <w:tcPr>
+            <w:tcW w:w="567" w:type="dxa"/>
+          </w:tcPr>
+          <w:p>
+            <w:r>
+              <w:t>+</w:t>
+            </w:r>
+          </w:p>
+        </w:tc>
+        <w:tc>
+          <w:tcPr>
+            <w:tcW w:w="709" w:type="dxa"/>
+          </w:tcPr>
+          <w:p>
+            <w:r>
+              <w:t>+</w:t>
+            </w:r>
+          </w:p>
+        </w:tc>
+        <w:tc>
+          <w:tcPr>
+            <w:tcW w:w="708" w:type="dxa"/>
+          </w:tcPr>
+          <w:p>
+            <w:r>
+              <w:t>+</w:t>
+            </w:r>
+          </w:p>
+        </w:tc>
+        <w:tc>
+          <w:tcPr>
+            <w:tcW w:w="709" w:type="dxa"/>
+          </w:tcPr>
+          <w:p>
+            <w:r>
+              <w:t>+</w:t>
+            </w:r>
+          </w:p>
+        </w:tc>
+        <w:tc>
+          <w:tcPr>
+            <w:tcW w:w="709" w:type="dxa"/>
+          </w:tcPr>
+          <w:p>
+            <w:r>
+              <w:t>+</w:t>
+            </w:r>
+          </w:p>
+        </w:tc>
+      </w:tr>
+      <w:tr>
+        <w:tc>
+          <w:tcPr>
+            <w:tcW w:w="1975" w:type="dxa"/>
+          </w:tcPr>
+          <w:p>
+            <w:r>
+              <w:t>Н</w:t>
+            </w:r>
+          </w:p>
+        </w:tc>
+        <w:tc>
+          <w:tcPr>
+            <w:tcW w:w="567" w:type="dxa"/>
+          </w:tcPr>
+          <w:p>
+            <w:r>
+              <w:t>+</w:t>
+            </w:r>
+          </w:p>
+        </w:tc>
+        <w:tc>
+          <w:tcPr>
+            <w:tcW w:w="567" w:type="dxa"/>
+          </w:tcPr>
+          <w:p>
+            <w:pPr>
+              <w:rPr>
+                <w:lang w:val="en-US"/>
+              </w:rPr>
+            </w:pPr>
+            <w:r>
+              <w:rPr>
+                <w:lang w:val="en-US"/>
+              </w:rPr>
+              <w:t>-</w:t>
+            </w:r>
+          </w:p>
+        </w:tc>
+        <w:tc>
+          <w:tcPr>
+            <w:tcW w:w="567" w:type="dxa"/>
+          </w:tcPr>
+          <w:p>
+            <w:r>
+              <w:t>+</w:t>
+            </w:r>
+          </w:p>
+        </w:tc>
+        <w:tc>
+          <w:tcPr>
+            <w:tcW w:w="567" w:type="dxa"/>
+          </w:tcPr>
+          <w:p>
+            <w:r>
+              <w:t>+</w:t>
+            </w:r>
+          </w:p>
+        </w:tc>
+        <w:tc>
+          <w:tcPr>
+            <w:tcW w:w="567" w:type="dxa"/>
+          </w:tcPr>
+          <w:p>
+            <w:r>
+              <w:t>+</w:t>
+            </w:r>
+          </w:p>
+        </w:tc>
+        <w:tc>
+          <w:tcPr>
+            <w:tcW w:w="567" w:type="dxa"/>
+          </w:tcPr>
+          <w:p>
+            <w:r>
+              <w:t>+</w:t>
+            </w:r>
+          </w:p>
+        </w:tc>
+        <w:tc>
+          <w:tcPr>
+            <w:tcW w:w="567" w:type="dxa"/>
+          </w:tcPr>
+          <w:p>
+            <w:r>
+              <w:t>+</w:t>
+            </w:r>
+          </w:p>
+        </w:tc>
+        <w:tc>
+          <w:tcPr>
+            <w:tcW w:w="567" w:type="dxa"/>
+          </w:tcPr>
+          <w:p>
+            <w:r>
+              <w:t>+</w:t>
+            </w:r>
+          </w:p>
+        </w:tc>
+        <w:tc>
+          <w:tcPr>
+            <w:tcW w:w="567" w:type="dxa"/>
+          </w:tcPr>
+          <w:p>
+            <w:r>
+              <w:t>+</w:t>
+            </w:r>
+          </w:p>
+        </w:tc>
+        <w:tc>
+          <w:tcPr>
+            <w:tcW w:w="709" w:type="dxa"/>
+          </w:tcPr>
+          <w:p>
+            <w:r>
+              <w:t>+</w:t>
+            </w:r>
+          </w:p>
+        </w:tc>
+        <w:tc>
+          <w:tcPr>
+            <w:tcW w:w="708" w:type="dxa"/>
+          </w:tcPr>
+          <w:p>
+            <w:r>
+              <w:t>+</w:t>
+            </w:r>
+          </w:p>
+        </w:tc>
+        <w:tc>
+          <w:tcPr>
+            <w:tcW w:w="709" w:type="dxa"/>
+          </w:tcPr>
+          <w:p>
+            <w:r>
+              <w:t>+</w:t>
+            </w:r>
+          </w:p>
+        </w:tc>
+        <w:tc>
+          <w:tcPr>
+            <w:tcW w:w="709" w:type="dxa"/>
+          </w:tcPr>
+          <w:p>
+            <w:r>
+              <w:t>+</w:t>
+            </w:r>
+          </w:p>
+        </w:tc>
+      </w:tr>
+      <w:tr>
+        <w:tc>
+          <w:tcPr>
+            <w:tcW w:w="1975" w:type="dxa"/>
+          </w:tcPr>
+          <w:p>
+            <w:r>
+              <w:t>ТК</w:t>
+            </w:r>
+          </w:p>
+        </w:tc>
+        <w:tc>
+          <w:tcPr>
+            <w:tcW w:w="567" w:type="dxa"/>
+          </w:tcPr>
+          <w:p>
+            <w:r>
+              <w:t>+</w:t>
+            </w:r>
+          </w:p>
+        </w:tc>
+        <w:tc>
+          <w:tcPr>
+            <w:tcW w:w="567" w:type="dxa"/>
+          </w:tcPr>
+          <w:p>
+            <w:pPr>
+              <w:rPr>
+                <w:lang w:val="en-US"/>
+              </w:rPr>
+            </w:pPr>
+            <w:r>
+              <w:rPr>
+                <w:lang w:val="en-US"/>
+              </w:rPr>
+              <w:t>-</w:t>
+            </w:r>
+          </w:p>
+        </w:tc>
+        <w:tc>
+          <w:tcPr>
+            <w:tcW w:w="567" w:type="dxa"/>
+          </w:tcPr>
+          <w:p>
+            <w:pPr>
+              <w:rPr>
+                <w:lang w:val="en-US"/>
+              </w:rPr>
+            </w:pPr>
+            <w:r>
+              <w:rPr>
+                <w:lang w:val="en-US"/>
+              </w:rPr>
+              <w:t>-</w:t>
+            </w:r>
+          </w:p>
+        </w:tc>
+        <w:tc>
+          <w:tcPr>
+            <w:tcW w:w="567" w:type="dxa"/>
+          </w:tcPr>
+          <w:p>
+            <w:pPr>
+              <w:rPr>
+                <w:lang w:val="en-US"/>
+              </w:rPr>
+            </w:pPr>
+            <w:r>
+              <w:rPr>
+                <w:lang w:val="en-US"/>
+              </w:rPr>
+              <w:t>-</w:t>
+            </w:r>
+          </w:p>
+        </w:tc>
+        <w:tc>
+          <w:tcPr>
+            <w:tcW w:w="567" w:type="dxa"/>
+          </w:tcPr>
+          <w:p>
+            <w:pPr>
+              <w:rPr>
+                <w:lang w:val="en-US"/>
+              </w:rPr>
+            </w:pPr>
+            <w:r>
+              <w:rPr>
+                <w:lang w:val="en-US"/>
+              </w:rPr>
+              <w:t>-</w:t>
+            </w:r>
+          </w:p>
+        </w:tc>
+        <w:tc>
+          <w:tcPr>
+            <w:tcW w:w="567" w:type="dxa"/>
+          </w:tcPr>
+          <w:p>
+            <w:pPr>
+              <w:rPr>
+                <w:lang w:val="en-US"/>
+              </w:rPr>
+            </w:pPr>
+            <w:r>
+              <w:rPr>
+                <w:lang w:val="en-US"/>
+              </w:rPr>
+              <w:t>-</w:t>
+            </w:r>
+          </w:p>
+        </w:tc>
+        <w:tc>
+          <w:tcPr>
+            <w:tcW w:w="567" w:type="dxa"/>
+          </w:tcPr>
+          <w:p>
+            <w:pPr>
+              <w:rPr>
+                <w:lang w:val="en-US"/>
+              </w:rPr>
+            </w:pPr>
+            <w:r>
+              <w:rPr>
+                <w:lang w:val="en-US"/>
+              </w:rPr>
+              <w:t>-</w:t>
+            </w:r>
+          </w:p>
+        </w:tc>
+        <w:tc>
+          <w:tcPr>
+            <w:tcW w:w="567" w:type="dxa"/>
+          </w:tcPr>
+          <w:p>
+            <w:pPr>
+              <w:rPr>
+                <w:lang w:val="en-US"/>
+              </w:rPr>
+            </w:pPr>
+            <w:r>
+              <w:rPr>
+                <w:lang w:val="en-US"/>
+              </w:rPr>
+              <w:t>-</w:t>
+            </w:r>
+          </w:p>
+        </w:tc>
+        <w:tc>
+          <w:tcPr>
+            <w:tcW w:w="567" w:type="dxa"/>
+          </w:tcPr>
+          <w:p>
+            <w:r>
+              <w:t>+</w:t>
+            </w:r>
+          </w:p>
+        </w:tc>
+        <w:tc>
+          <w:tcPr>
+            <w:tcW w:w="709" w:type="dxa"/>
+          </w:tcPr>
+          <w:p>
+            <w:pPr>
+              <w:rPr>
+                <w:lang w:val="en-US"/>
+              </w:rPr>
+            </w:pPr>
+            <w:r>
+              <w:rPr>
+                <w:lang w:val="en-US"/>
+              </w:rPr>
+              <w:t>-</w:t>
+            </w:r>
+          </w:p>
+        </w:tc>
+        <w:tc>
+          <w:tcPr>
+            <w:tcW w:w="708" w:type="dxa"/>
+          </w:tcPr>
+          <w:p>
+            <w:pPr>
+              <w:rPr>
+                <w:lang w:val="en-US"/>
+              </w:rPr>
+            </w:pPr>
+            <w:r>
+              <w:rPr>
+                <w:lang w:val="en-US"/>
+              </w:rPr>
+              <w:t>-</w:t>
+            </w:r>
+          </w:p>
+        </w:tc>
+        <w:tc>
+          <w:tcPr>
+            <w:tcW w:w="709" w:type="dxa"/>
+          </w:tcPr>
+          <w:p>
+            <w:pPr>
+              <w:rPr>
+                <w:lang w:val="en-US"/>
+              </w:rPr>
+            </w:pPr>
+            <w:r>
+              <w:rPr>
+                <w:lang w:val="en-US"/>
+              </w:rPr>
+              <w:t>-</w:t>
+            </w:r>
+          </w:p>
+        </w:tc>
+        <w:tc>
+          <w:tcPr>
+            <w:tcW w:w="709" w:type="dxa"/>
+          </w:tcPr>
+          <w:p>
+            <w:pPr>
+              <w:rPr>
+                <w:lang w:val="en-US"/>
+              </w:rPr>
+            </w:pPr>
+            <w:r>
+              <w:rPr>
+                <w:lang w:val="en-US"/>
+              </w:rPr>
+              <w:t>-</w:t>
+            </w:r>
+          </w:p>
+        </w:tc>
+      </w:tr>
+    </w:tbl>
+    <w:p>
+      <w:pPr>
+        <w:pStyle w:val="1f6"/>
+        <w:rPr>
+          <w:lang w:val="ru-RU"/>
+        </w:rPr>
       </w:pPr>
     </w:p>
     <w:p>
       <w:pPr>
-        <w:pStyle w:val="afff1"/>
-        <w:ind w:right="282"/>
-      </w:pPr>
+        <w:pStyle w:val="afff2"/>
+        <w:rPr>
+          <w:b/>
+          <w:bCs w:val="0"/>
+        </w:rPr>
+      </w:pPr>
+      <w:r>
+        <w:rPr>
+          <w:b/>
+          <w:bCs w:val="0"/>
+        </w:rPr>
+        <w:t>Расшифровка вида и объема проверок ТО устройства:</w:t>
+      </w:r>
     </w:p>
     <w:p>
       <w:pPr>
-        <w:pStyle w:val="afff1"/>
-        <w:ind w:right="282"/>
-      </w:pPr>
+        <w:pStyle w:val="afff2"/>
+      </w:pPr>
+      <w:r>
+        <w:t>В - профилактическое восстановление, К - профилактический контроль, К1 - первый профилактический контроль, Н - проверка при новом включении (наладка), ТК - технический контроль.</w:t>
+      </w:r>
     </w:p>
     <w:p>
       <w:pPr>
-        <w:pStyle w:val="afff1"/>
+        <w:pStyle w:val="afff2"/>
         <w:ind w:right="282"/>
       </w:pPr>
     </w:p>
     <w:p>
       <w:pPr>
-        <w:pStyle w:val="afff1"/>
+        <w:pStyle w:val="afff2"/>
         <w:ind w:right="282"/>
       </w:pPr>
     </w:p>
     <w:p>
       <w:pPr>
-        <w:pStyle w:val="afff1"/>
-        <w:ind w:right="282"/>
-      </w:pPr>
+        <w:pStyle w:val="afff2"/>
+        <w:rPr>
+          <w:snapToGrid w:val="0"/>
+        </w:rPr>
+      </w:pPr>
+      <w:r>
+        <w:rPr>
+          <w:snapToGrid w:val="0"/>
+        </w:rPr>
+        <w:t xml:space="preserve">Заказчик: </w:t>
+      </w:r>
+      <w:r>
+        <w:rPr>
+          <w:snapToGrid w:val="0"/>
+        </w:rPr>
+        <w:t>____________________</w:t>
+      </w:r>
     </w:p>
     <w:p>
       <w:pPr>
-        <w:pStyle w:val="afff1"/>
-        <w:ind w:right="282"/>
-      </w:pPr>
+        <w:pStyle w:val="afff2"/>
+        <w:rPr>
+          <w:snapToGrid w:val="0"/>
+        </w:rPr>
+      </w:pPr>
+      <w:r>
+        <w:rPr>
+          <w:snapToGrid w:val="0"/>
+        </w:rPr>
+        <w:t xml:space="preserve">Объект: </w:t>
+      </w:r>
+      <w:r>
+        <w:rPr>
+          <w:iCs/>
+          <w:snapToGrid w:val="0"/>
+        </w:rPr>
+        <w:t>______________________</w:t>
+      </w:r>
+      <w:r>
+        <w:rPr>
+          <w:iCs/>
+          <w:snapToGrid w:val="0"/>
+        </w:rPr>
+        <w:t>____________</w:t>
+      </w:r>
     </w:p>
     <w:p>
       <w:pPr>
-        <w:pStyle w:val="afff1"/>
-        <w:ind w:right="282"/>
-      </w:pPr>
+        <w:pStyle w:val="afff2"/>
+        <w:rPr>
+          <w:b/>
+          <w:i/>
+          <w:iCs/>
+          <w:snapToGrid w:val="0"/>
+          <w:u w:val="single"/>
+        </w:rPr>
+      </w:pPr>
+      <w:r>
+        <w:rPr>
+          <w:snapToGrid w:val="0"/>
+        </w:rPr>
+        <w:t xml:space="preserve">Адрес: </w:t>
+      </w:r>
+      <w:r>
+        <w:rPr>
+          <w:iCs/>
+          <w:snapToGrid w:val="0"/>
+        </w:rPr>
+        <w:t>___________________________________</w:t>
+      </w:r>
+      <w:r>
+        <w:rPr>
+          <w:iCs/>
+          <w:snapToGrid w:val="0"/>
+        </w:rPr>
+        <w:t>_______</w:t>
+      </w:r>
     </w:p>
     <w:p>
       <w:pPr>
-        <w:pStyle w:val="afff1"/>
-        <w:ind w:right="282"/>
-      </w:pPr>
+        <w:pStyle w:val="afff2"/>
+        <w:rPr>
+          <w:b/>
+          <w:snapToGrid w:val="0"/>
+        </w:rPr>
+      </w:pPr>
+      <w:r>
+        <w:rPr>
+          <w:snapToGrid w:val="0"/>
+        </w:rPr>
+        <w:t xml:space="preserve">Дата проведения </w:t>
+      </w:r>
+      <w:r>
+        <w:rPr>
+          <w:snapToGrid w:val="0"/>
+        </w:rPr>
+        <w:t>испытаний</w:t>
+      </w:r>
+      <w:r>
+        <w:rPr>
+          <w:snapToGrid w:val="0"/>
+        </w:rPr>
+        <w:t xml:space="preserve">: </w:t>
+      </w:r>
+      <w:r>
+        <w:rPr>
+          <w:snapToGrid w:val="0"/>
+        </w:rPr>
+        <w:t>_______________________</w:t>
+      </w:r>
     </w:p>
     <w:p>
       <w:pPr>
-        <w:pStyle w:val="afff1"/>
-        <w:ind w:right="282"/>
-      </w:pPr>
+        <w:pStyle w:val="afff2"/>
+        <w:rPr>
+          <w:b/>
+          <w:i/>
+        </w:rPr>
+      </w:pPr>
+      <w:r>
+        <w:rPr>
+          <w:snapToGrid w:val="0"/>
+        </w:rPr>
+        <w:t>Присоединение</w:t>
+      </w:r>
+      <w:r>
+        <w:rPr>
+          <w:snapToGrid w:val="0"/>
+        </w:rPr>
+        <w:t xml:space="preserve">: </w:t>
+      </w:r>
+      <w:r>
+        <w:t>__________________</w:t>
+      </w:r>
+      <w:r>
+        <w:t>________________</w:t>
+      </w:r>
     </w:p>
     <w:p>
       <w:pPr>
-        <w:pStyle w:val="afff1"/>
+        <w:pStyle w:val="afff2"/>
         <w:ind w:right="282"/>
+        <w:rPr>
+          <w:lang w:val="en-US"/>
+        </w:rPr>
       </w:pPr>
     </w:p>
     <w:p>
       <w:pPr>
-        <w:pStyle w:val="afff1"/>
+        <w:pStyle w:val="afff2"/>
+        <w:tabs>
+          <w:tab w:val="left" w:pos="3444"/>
+        </w:tabs>
         <w:ind w:right="282"/>
       </w:pPr>
+      <w:r>
+        <w:tab/>
+      </w:r>
     </w:p>
     <w:p>
       <w:pPr>
-        <w:pStyle w:val="afff1"/>
-        <w:ind w:right="282"/>
-      </w:pPr>
-    </w:p>
-    <w:p>
-      <w:pPr>
-        <w:pStyle w:val="afff1"/>
-        <w:ind w:right="282"/>
-      </w:pPr>
-    </w:p>
-    <w:p>
-      <w:pPr>
-        <w:pStyle w:val="afff1"/>
-        <w:ind w:right="-1"/>
-      </w:pPr>
-    </w:p>
-    <w:p>
-      <w:pPr>
-        <w:pStyle w:val="afff1"/>
-        <w:ind w:right="282"/>
-      </w:pPr>
-    </w:p>
-    <w:p>
-      <w:pPr>
-        <w:pStyle w:val="afff1"/>
+        <w:pStyle w:val="afff2"/>
         <w:rPr>
           <w:i/>
           <w:iCs/>
@@ -610,6 +3795,39 @@
           <w:sz w:val="20"/>
           <w:szCs w:val="20"/>
         </w:rPr>
+      </w:pPr>
+    </w:p>
+    <w:p/>
+    <w:p/>
+    <w:p>
+      <w:pPr>
+        <w:tabs>
+          <w:tab w:val="left" w:pos="2850"/>
+        </w:tabs>
+        <w:rPr>
+          <w:bCs/>
+          <w:i/>
+          <w:iCs/>
+          <w:color w:val="BFBFBF" w:themeColor="background1" w:themeShade="BF"/>
+          <w:sz w:val="20"/>
+        </w:rPr>
+      </w:pPr>
+      <w:r>
+        <w:rPr>
+          <w:bCs/>
+          <w:i/>
+          <w:iCs/>
+          <w:color w:val="BFBFBF" w:themeColor="background1" w:themeShade="BF"/>
+          <w:sz w:val="20"/>
+        </w:rPr>
+        <w:tab/>
+      </w:r>
+    </w:p>
+    <w:p>
+      <w:pPr>
+        <w:tabs>
+          <w:tab w:val="left" w:pos="2850"/>
+        </w:tabs>
         <w:sectPr>
           <w:headerReference w:type="first" r:id="rId12"/>
           <w:footerReference w:type="first" r:id="rId13"/>
@@ -620,6 +3838,9 @@
           <w:docGrid w:linePitch="360"/>
         </w:sectPr>
       </w:pPr>
+      <w:r>
+        <w:tab/>
+      </w:r>
     </w:p>
     <w:p>
       <w:pPr>
@@ -833,7 +4054,7 @@
       <w:hyperlink w:anchor="_Toc239750458" w:history="1">
         <w:r>
           <w:rPr>
-            <w:rStyle w:val="afff3"/>
+            <w:rStyle w:val="afff4"/>
           </w:rPr>
           <w:t>СОДЕРЖАНИЕ</w:t>
         </w:r>
@@ -1680,9 +4901,9 @@
 <w:ftr xmlns:wpc="http://schemas.microsoft.com/office/word/2010/wordprocessingCanvas" xmlns:cx="http://schemas.microsoft.com/office/drawing/2014/chartex" xmlns:cx1="http://schemas.microsoft.com/office/drawing/2015/9/8/chartex" xmlns:cx2="http://schemas.microsoft.com/office/drawing/2015/10/21/chartex" xmlns:cx3="http://schemas.microsoft.com/office/drawing/2016/5/9/chartex" xmlns:cx4="http://schemas.microsoft.com/office/drawing/2016/5/10/chartex" xmlns:cx5="http://schemas.microsoft.com/office/drawing/2016/5/11/chartex" xmlns:cx6="http://schemas.microsoft.com/office/drawing/2016/5/12/chartex" xmlns:cx7="http://schemas.microsoft.com/office/drawing/2016/5/13/chartex" xmlns:cx8="http://schemas.microsoft.com/office/drawing/2016/5/14/chartex" xmlns:mc="http://schemas.openxmlformats.org/markup-compatibility/2006" xmlns:aink="http://schemas.microsoft.com/office/drawing/2016/ink" xmlns:am3d="http://schemas.microsoft.com/office/drawing/2017/model3d" xmlns:o="urn:schemas-microsoft-com:office:office" xmlns:oel="http://schemas.microsoft.com/office/2019/extlst" xmlns:r="http://schemas.openxmlformats.org/officeDocument/2006/relationships" xmlns:m="http://schemas.openxmlformats.org/officeDocument/2006/math" xmlns:v="urn:schemas-microsoft-com:vml" xmlns:wp14="http://schemas.microsoft.com/office/word/2010/wordprocessingDrawing" xmlns:wp="http://schemas.openxmlformats.org/drawingml/2006/wordprocessingDrawing" xmlns:w10="urn:schemas-microsoft-com:office:word" xmlns:w="http://schemas.openxmlformats.org/wordprocessingml/2006/main" xmlns:w14="http://schemas.microsoft.com/office/word/2010/wordml" xmlns:w15="http://schemas.microsoft.com/office/word/2012/wordml" xmlns:w16cex="http://schemas.microsoft.com/office/word/2018/wordml/cex" xmlns:w16cid="http://schemas.microsoft.com/office/word/2016/wordml/cid" xmlns:w16="http://schemas.microsoft.com/office/word/2018/wordml" xmlns:w16sdtdh="http://schemas.microsoft.com/office/word/2020/wordml/sdtdatahash" xmlns:w16se="http://schemas.microsoft.com/office/word/2015/wordml/symex" xmlns:wpg="http://schemas.microsoft.com/office/word/2010/wordprocessingGroup" xmlns:wpi="http://schemas.microsoft.com/office/word/2010/wordprocessingInk" xmlns:wne="http://schemas.microsoft.com/office/word/2006/wordml" xmlns:wps="http://schemas.microsoft.com/office/word/2010/wordprocessingShape" mc:Ignorable="w14 w15 w16se w16cid w16 w16cex w16sdtdh wp14">
   <w:p>
     <w:pPr>
-      <w:pStyle w:val="afff6"/>
+      <w:pStyle w:val="afff7"/>
       <w:pBdr>
-        <w:top w:val="single" w:sz="4" w:space="1" w:color="auto"/>
+        <w:top w:val="single" w:sz="12" w:space="1" w:color="365F91" w:themeColor="accent1" w:themeShade="BF"/>
       </w:pBdr>
       <w:tabs>
         <w:tab w:val="clear" w:pos="4677"/>
@@ -1696,7 +4917,7 @@
     </w:pPr>
     <w:r>
       <w:rPr>
-        <w:rStyle w:val="afff2"/>
+        <w:rStyle w:val="afff3"/>
       </w:rPr>
       <w:t>Протокол наладки</w:t>
     </w:r>
@@ -1745,7 +4966,7 @@
 <w:ftr xmlns:wpc="http://schemas.microsoft.com/office/word/2010/wordprocessingCanvas" xmlns:cx="http://schemas.microsoft.com/office/drawing/2014/chartex" xmlns:cx1="http://schemas.microsoft.com/office/drawing/2015/9/8/chartex" xmlns:cx2="http://schemas.microsoft.com/office/drawing/2015/10/21/chartex" xmlns:cx3="http://schemas.microsoft.com/office/drawing/2016/5/9/chartex" xmlns:cx4="http://schemas.microsoft.com/office/drawing/2016/5/10/chartex" xmlns:cx5="http://schemas.microsoft.com/office/drawing/2016/5/11/chartex" xmlns:cx6="http://schemas.microsoft.com/office/drawing/2016/5/12/chartex" xmlns:cx7="http://schemas.microsoft.com/office/drawing/2016/5/13/chartex" xmlns:cx8="http://schemas.microsoft.com/office/drawing/2016/5/14/chartex" xmlns:mc="http://schemas.openxmlformats.org/markup-compatibility/2006" xmlns:aink="http://schemas.microsoft.com/office/drawing/2016/ink" xmlns:am3d="http://schemas.microsoft.com/office/drawing/2017/model3d" xmlns:o="urn:schemas-microsoft-com:office:office" xmlns:oel="http://schemas.microsoft.com/office/2019/extlst" xmlns:r="http://schemas.openxmlformats.org/officeDocument/2006/relationships" xmlns:m="http://schemas.openxmlformats.org/officeDocument/2006/math" xmlns:v="urn:schemas-microsoft-com:vml" xmlns:wp14="http://schemas.microsoft.com/office/word/2010/wordprocessingDrawing" xmlns:wp="http://schemas.openxmlformats.org/drawingml/2006/wordprocessingDrawing" xmlns:w10="urn:schemas-microsoft-com:office:word" xmlns:w="http://schemas.openxmlformats.org/wordprocessingml/2006/main" xmlns:w14="http://schemas.microsoft.com/office/word/2010/wordml" xmlns:w15="http://schemas.microsoft.com/office/word/2012/wordml" xmlns:w16cex="http://schemas.microsoft.com/office/word/2018/wordml/cex" xmlns:w16cid="http://schemas.microsoft.com/office/word/2016/wordml/cid" xmlns:w16="http://schemas.microsoft.com/office/word/2018/wordml" xmlns:w16sdtdh="http://schemas.microsoft.com/office/word/2020/wordml/sdtdatahash" xmlns:w16se="http://schemas.microsoft.com/office/word/2015/wordml/symex" xmlns:wpg="http://schemas.microsoft.com/office/word/2010/wordprocessingGroup" xmlns:wpi="http://schemas.microsoft.com/office/word/2010/wordprocessingInk" xmlns:wne="http://schemas.microsoft.com/office/word/2006/wordml" xmlns:wps="http://schemas.microsoft.com/office/word/2010/wordprocessingShape" mc:Ignorable="w14 w15 w16se w16cid w16 w16cex w16sdtdh wp14">
   <w:p>
     <w:pPr>
-      <w:pStyle w:val="afff6"/>
+      <w:pStyle w:val="afff7"/>
       <w:pBdr>
         <w:top w:val="single" w:sz="12" w:space="1" w:color="365F91" w:themeColor="accent1" w:themeShade="BF"/>
       </w:pBdr>
@@ -1766,7 +4987,7 @@
     </w:pPr>
     <w:r>
       <w:rPr>
-        <w:rStyle w:val="afff2"/>
+        <w:rStyle w:val="afff3"/>
         <w:sz w:val="20"/>
         <w:szCs w:val="16"/>
         <w:lang w:val="en-US"/>
@@ -1775,7 +4996,7 @@
     </w:r>
     <w:r>
       <w:rPr>
-        <w:rStyle w:val="afff2"/>
+        <w:rStyle w:val="afff3"/>
         <w:sz w:val="20"/>
         <w:szCs w:val="16"/>
       </w:rPr>
@@ -1784,7 +5005,7 @@
     <w:proofErr w:type="spellStart"/>
     <w:r>
       <w:rPr>
-        <w:rStyle w:val="afff2"/>
+        <w:rStyle w:val="afff3"/>
         <w:sz w:val="20"/>
         <w:szCs w:val="16"/>
         <w:lang w:val="en-US"/>
@@ -1794,7 +5015,7 @@
     <w:proofErr w:type="spellEnd"/>
     <w:r>
       <w:rPr>
-        <w:rStyle w:val="afff2"/>
+        <w:rStyle w:val="afff3"/>
         <w:sz w:val="20"/>
         <w:szCs w:val="16"/>
       </w:rPr>
@@ -1803,7 +5024,7 @@
     <w:proofErr w:type="spellStart"/>
     <w:r>
       <w:rPr>
-        <w:rStyle w:val="afff2"/>
+        <w:rStyle w:val="afff3"/>
         <w:sz w:val="20"/>
         <w:szCs w:val="16"/>
         <w:lang w:val="en-US"/>
@@ -1813,7 +5034,7 @@
     <w:proofErr w:type="spellEnd"/>
     <w:r>
       <w:rPr>
-        <w:rStyle w:val="afff2"/>
+        <w:rStyle w:val="afff3"/>
         <w:sz w:val="20"/>
         <w:szCs w:val="16"/>
       </w:rPr>
@@ -1822,7 +5043,7 @@
     <w:proofErr w:type="spellStart"/>
     <w:r>
       <w:rPr>
-        <w:rStyle w:val="afff2"/>
+        <w:rStyle w:val="afff3"/>
         <w:sz w:val="20"/>
         <w:szCs w:val="16"/>
         <w:lang w:val="en-US"/>
@@ -1870,7 +5091,7 @@
 <w:ftr xmlns:wpc="http://schemas.microsoft.com/office/word/2010/wordprocessingCanvas" xmlns:cx="http://schemas.microsoft.com/office/drawing/2014/chartex" xmlns:cx1="http://schemas.microsoft.com/office/drawing/2015/9/8/chartex" xmlns:cx2="http://schemas.microsoft.com/office/drawing/2015/10/21/chartex" xmlns:cx3="http://schemas.microsoft.com/office/drawing/2016/5/9/chartex" xmlns:cx4="http://schemas.microsoft.com/office/drawing/2016/5/10/chartex" xmlns:cx5="http://schemas.microsoft.com/office/drawing/2016/5/11/chartex" xmlns:cx6="http://schemas.microsoft.com/office/drawing/2016/5/12/chartex" xmlns:cx7="http://schemas.microsoft.com/office/drawing/2016/5/13/chartex" xmlns:cx8="http://schemas.microsoft.com/office/drawing/2016/5/14/chartex" xmlns:mc="http://schemas.openxmlformats.org/markup-compatibility/2006" xmlns:aink="http://schemas.microsoft.com/office/drawing/2016/ink" xmlns:am3d="http://schemas.microsoft.com/office/drawing/2017/model3d" xmlns:o="urn:schemas-microsoft-com:office:office" xmlns:oel="http://schemas.microsoft.com/office/2019/extlst" xmlns:r="http://schemas.openxmlformats.org/officeDocument/2006/relationships" xmlns:m="http://schemas.openxmlformats.org/officeDocument/2006/math" xmlns:v="urn:schemas-microsoft-com:vml" xmlns:wp14="http://schemas.microsoft.com/office/word/2010/wordprocessingDrawing" xmlns:wp="http://schemas.openxmlformats.org/drawingml/2006/wordprocessingDrawing" xmlns:w10="urn:schemas-microsoft-com:office:word" xmlns:w="http://schemas.openxmlformats.org/wordprocessingml/2006/main" xmlns:w14="http://schemas.microsoft.com/office/word/2010/wordml" xmlns:w15="http://schemas.microsoft.com/office/word/2012/wordml" xmlns:w16cex="http://schemas.microsoft.com/office/word/2018/wordml/cex" xmlns:w16cid="http://schemas.microsoft.com/office/word/2016/wordml/cid" xmlns:w16="http://schemas.microsoft.com/office/word/2018/wordml" xmlns:w16sdtdh="http://schemas.microsoft.com/office/word/2020/wordml/sdtdatahash" xmlns:w16se="http://schemas.microsoft.com/office/word/2015/wordml/symex" xmlns:wpg="http://schemas.microsoft.com/office/word/2010/wordprocessingGroup" xmlns:wpi="http://schemas.microsoft.com/office/word/2010/wordprocessingInk" xmlns:wne="http://schemas.microsoft.com/office/word/2006/wordml" xmlns:wps="http://schemas.microsoft.com/office/word/2010/wordprocessingShape" mc:Ignorable="w14 w15 w16se w16cid w16 w16cex w16sdtdh wp14">
   <w:p>
     <w:pPr>
-      <w:pStyle w:val="afff6"/>
+      <w:pStyle w:val="afff7"/>
       <w:pBdr>
         <w:top w:val="single" w:sz="12" w:space="1" w:color="365F91" w:themeColor="accent1" w:themeShade="BF"/>
       </w:pBdr>
@@ -1889,11 +5110,9 @@
     </w:pPr>
     <w:r>
       <w:rPr>
-        <w:rStyle w:val="afff2"/>
-        <w:sz w:val="20"/>
-        <w:szCs w:val="16"/>
-      </w:rPr>
-      <w:t>Бланк уставок</w:t>
+        <w:rStyle w:val="afff3"/>
+      </w:rPr>
+      <w:t>Протокол наладки</w:t>
     </w:r>
     <w:r>
       <w:rPr>
@@ -1942,7 +5161,7 @@
 <w:ftr xmlns:wpc="http://schemas.microsoft.com/office/word/2010/wordprocessingCanvas" xmlns:cx="http://schemas.microsoft.com/office/drawing/2014/chartex" xmlns:cx1="http://schemas.microsoft.com/office/drawing/2015/9/8/chartex" xmlns:cx2="http://schemas.microsoft.com/office/drawing/2015/10/21/chartex" xmlns:cx3="http://schemas.microsoft.com/office/drawing/2016/5/9/chartex" xmlns:cx4="http://schemas.microsoft.com/office/drawing/2016/5/10/chartex" xmlns:cx5="http://schemas.microsoft.com/office/drawing/2016/5/11/chartex" xmlns:cx6="http://schemas.microsoft.com/office/drawing/2016/5/12/chartex" xmlns:cx7="http://schemas.microsoft.com/office/drawing/2016/5/13/chartex" xmlns:cx8="http://schemas.microsoft.com/office/drawing/2016/5/14/chartex" xmlns:mc="http://schemas.openxmlformats.org/markup-compatibility/2006" xmlns:aink="http://schemas.microsoft.com/office/drawing/2016/ink" xmlns:am3d="http://schemas.microsoft.com/office/drawing/2017/model3d" xmlns:o="urn:schemas-microsoft-com:office:office" xmlns:oel="http://schemas.microsoft.com/office/2019/extlst" xmlns:r="http://schemas.openxmlformats.org/officeDocument/2006/relationships" xmlns:m="http://schemas.openxmlformats.org/officeDocument/2006/math" xmlns:v="urn:schemas-microsoft-com:vml" xmlns:wp14="http://schemas.microsoft.com/office/word/2010/wordprocessingDrawing" xmlns:wp="http://schemas.openxmlformats.org/drawingml/2006/wordprocessingDrawing" xmlns:w10="urn:schemas-microsoft-com:office:word" xmlns:w="http://schemas.openxmlformats.org/wordprocessingml/2006/main" xmlns:w14="http://schemas.microsoft.com/office/word/2010/wordml" xmlns:w15="http://schemas.microsoft.com/office/word/2012/wordml" xmlns:w16cex="http://schemas.microsoft.com/office/word/2018/wordml/cex" xmlns:w16cid="http://schemas.microsoft.com/office/word/2016/wordml/cid" xmlns:w16="http://schemas.microsoft.com/office/word/2018/wordml" xmlns:w16sdtdh="http://schemas.microsoft.com/office/word/2020/wordml/sdtdatahash" xmlns:w16se="http://schemas.microsoft.com/office/word/2015/wordml/symex" xmlns:wpg="http://schemas.microsoft.com/office/word/2010/wordprocessingGroup" xmlns:wpi="http://schemas.microsoft.com/office/word/2010/wordprocessingInk" xmlns:wne="http://schemas.microsoft.com/office/word/2006/wordml" xmlns:wps="http://schemas.microsoft.com/office/word/2010/wordprocessingShape" mc:Ignorable="w14 w15 w16se w16cid w16 w16cex w16sdtdh wp14">
   <w:p>
     <w:pPr>
-      <w:pStyle w:val="afff6"/>
+      <w:pStyle w:val="afff7"/>
       <w:pBdr>
         <w:top w:val="single" w:sz="12" w:space="1" w:color="365F91" w:themeColor="accent1" w:themeShade="BF"/>
       </w:pBdr>
@@ -1960,7 +5179,7 @@
     </w:pPr>
     <w:r>
       <w:rPr>
-        <w:rStyle w:val="afff2"/>
+        <w:rStyle w:val="afff3"/>
         <w:sz w:val="20"/>
         <w:szCs w:val="16"/>
       </w:rPr>
@@ -2031,22 +5250,23 @@
 <w:hdr xmlns:wpc="http://schemas.microsoft.com/office/word/2010/wordprocessingCanvas" xmlns:cx="http://schemas.microsoft.com/office/drawing/2014/chartex" xmlns:cx1="http://schemas.microsoft.com/office/drawing/2015/9/8/chartex" xmlns:cx2="http://schemas.microsoft.com/office/drawing/2015/10/21/chartex" xmlns:cx3="http://schemas.microsoft.com/office/drawing/2016/5/9/chartex" xmlns:cx4="http://schemas.microsoft.com/office/drawing/2016/5/10/chartex" xmlns:cx5="http://schemas.microsoft.com/office/drawing/2016/5/11/chartex" xmlns:cx6="http://schemas.microsoft.com/office/drawing/2016/5/12/chartex" xmlns:cx7="http://schemas.microsoft.com/office/drawing/2016/5/13/chartex" xmlns:cx8="http://schemas.microsoft.com/office/drawing/2016/5/14/chartex" xmlns:mc="http://schemas.openxmlformats.org/markup-compatibility/2006" xmlns:aink="http://schemas.microsoft.com/office/drawing/2016/ink" xmlns:am3d="http://schemas.microsoft.com/office/drawing/2017/model3d" xmlns:o="urn:schemas-microsoft-com:office:office" xmlns:oel="http://schemas.microsoft.com/office/2019/extlst" xmlns:r="http://schemas.openxmlformats.org/officeDocument/2006/relationships" xmlns:m="http://schemas.openxmlformats.org/officeDocument/2006/math" xmlns:v="urn:schemas-microsoft-com:vml" xmlns:wp14="http://schemas.microsoft.com/office/word/2010/wordprocessingDrawing" xmlns:wp="http://schemas.openxmlformats.org/drawingml/2006/wordprocessingDrawing" xmlns:w10="urn:schemas-microsoft-com:office:word" xmlns:w="http://schemas.openxmlformats.org/wordprocessingml/2006/main" xmlns:w14="http://schemas.microsoft.com/office/word/2010/wordml" xmlns:w15="http://schemas.microsoft.com/office/word/2012/wordml" xmlns:w16cex="http://schemas.microsoft.com/office/word/2018/wordml/cex" xmlns:w16cid="http://schemas.microsoft.com/office/word/2016/wordml/cid" xmlns:w16="http://schemas.microsoft.com/office/word/2018/wordml" xmlns:w16sdtdh="http://schemas.microsoft.com/office/word/2020/wordml/sdtdatahash" xmlns:w16se="http://schemas.microsoft.com/office/word/2015/wordml/symex" xmlns:wpg="http://schemas.microsoft.com/office/word/2010/wordprocessingGroup" xmlns:wpi="http://schemas.microsoft.com/office/word/2010/wordprocessingInk" xmlns:wne="http://schemas.microsoft.com/office/word/2006/wordml" xmlns:wps="http://schemas.microsoft.com/office/word/2010/wordprocessingShape" mc:Ignorable="w14 w15 w16se w16cid w16 w16cex w16sdtdh wp14">
   <w:p>
     <w:pPr>
-      <w:pStyle w:val="afff4"/>
+      <w:pStyle w:val="afff5"/>
       <w:pBdr>
         <w:bottom w:val="single" w:sz="12" w:space="1" w:color="365F91" w:themeColor="accent1" w:themeShade="BF"/>
       </w:pBdr>
       <w:ind w:right="-1"/>
       <w:jc w:val="right"/>
       <w:rPr>
-        <w:rStyle w:val="afff2"/>
+        <w:rStyle w:val="afff3"/>
         <w:bCs w:val="0"/>
         <w:sz w:val="20"/>
         <w:szCs w:val="16"/>
       </w:rPr>
     </w:pPr>
+    <w:proofErr w:type="gramStart"/>
     <w:r>
       <w:rPr>
-        <w:rStyle w:val="afff2"/>
+        <w:rStyle w:val="afff3"/>
         <w:bCs w:val="0"/>
         <w:sz w:val="20"/>
         <w:szCs w:val="16"/>
@@ -2056,7 +5276,7 @@
     <w:proofErr w:type="spellStart"/>
     <w:r>
       <w:rPr>
-        <w:rStyle w:val="afff2"/>
+        <w:rStyle w:val="afff3"/>
         <w:bCs w:val="0"/>
         <w:sz w:val="20"/>
         <w:szCs w:val="16"/>
@@ -2064,9 +5284,10 @@
       <w:t>code</w:t>
     </w:r>
     <w:proofErr w:type="spellEnd"/>
+    <w:proofErr w:type="gramEnd"/>
     <w:r>
       <w:rPr>
-        <w:rStyle w:val="afff2"/>
+        <w:rStyle w:val="afff3"/>
         <w:bCs w:val="0"/>
         <w:sz w:val="20"/>
         <w:szCs w:val="16"/>
@@ -2075,7 +5296,7 @@
     </w:r>
     <w:r>
       <w:rPr>
-        <w:rStyle w:val="afff2"/>
+        <w:rStyle w:val="afff3"/>
         <w:bCs w:val="0"/>
         <w:sz w:val="20"/>
         <w:szCs w:val="16"/>
@@ -2084,7 +5305,7 @@
     </w:r>
     <w:r>
       <w:rPr>
-        <w:rStyle w:val="afff2"/>
+        <w:rStyle w:val="afff3"/>
         <w:bCs w:val="0"/>
         <w:color w:val="A6A6A6" w:themeColor="background1" w:themeShade="A6"/>
         <w:sz w:val="20"/>
@@ -2095,7 +5316,7 @@
     <w:proofErr w:type="spellStart"/>
     <w:r>
       <w:rPr>
-        <w:rStyle w:val="afff2"/>
+        <w:rStyle w:val="afff3"/>
         <w:bCs w:val="0"/>
         <w:color w:val="A6A6A6" w:themeColor="background1" w:themeShade="A6"/>
         <w:sz w:val="20"/>
@@ -2106,7 +5327,7 @@
     <w:proofErr w:type="spellEnd"/>
     <w:r>
       <w:rPr>
-        <w:rStyle w:val="afff2"/>
+        <w:rStyle w:val="afff3"/>
         <w:bCs w:val="0"/>
         <w:color w:val="A6A6A6" w:themeColor="background1" w:themeShade="A6"/>
         <w:sz w:val="20"/>
@@ -2116,7 +5337,7 @@
     </w:r>
     <w:r>
       <w:rPr>
-        <w:rStyle w:val="afff2"/>
+        <w:rStyle w:val="afff3"/>
         <w:bCs w:val="0"/>
         <w:sz w:val="20"/>
         <w:szCs w:val="16"/>
@@ -2125,7 +5346,7 @@
     </w:r>
     <w:r>
       <w:rPr>
-        <w:rStyle w:val="afff2"/>
+        <w:rStyle w:val="afff3"/>
         <w:bCs w:val="0"/>
         <w:sz w:val="20"/>
         <w:szCs w:val="16"/>
@@ -2135,7 +5356,7 @@
     <w:proofErr w:type="spellStart"/>
     <w:r>
       <w:rPr>
-        <w:rStyle w:val="afff2"/>
+        <w:rStyle w:val="afff3"/>
         <w:bCs w:val="0"/>
         <w:sz w:val="20"/>
         <w:szCs w:val="16"/>
@@ -2145,7 +5366,7 @@
     <w:proofErr w:type="spellEnd"/>
     <w:r>
       <w:rPr>
-        <w:rStyle w:val="afff2"/>
+        <w:rStyle w:val="afff3"/>
         <w:bCs w:val="0"/>
         <w:sz w:val="20"/>
         <w:szCs w:val="16"/>
@@ -2160,7 +5381,7 @@
 <w:hdr xmlns:wpc="http://schemas.microsoft.com/office/word/2010/wordprocessingCanvas" xmlns:cx="http://schemas.microsoft.com/office/drawing/2014/chartex" xmlns:cx1="http://schemas.microsoft.com/office/drawing/2015/9/8/chartex" xmlns:cx2="http://schemas.microsoft.com/office/drawing/2015/10/21/chartex" xmlns:cx3="http://schemas.microsoft.com/office/drawing/2016/5/9/chartex" xmlns:cx4="http://schemas.microsoft.com/office/drawing/2016/5/10/chartex" xmlns:cx5="http://schemas.microsoft.com/office/drawing/2016/5/11/chartex" xmlns:cx6="http://schemas.microsoft.com/office/drawing/2016/5/12/chartex" xmlns:cx7="http://schemas.microsoft.com/office/drawing/2016/5/13/chartex" xmlns:cx8="http://schemas.microsoft.com/office/drawing/2016/5/14/chartex" xmlns:mc="http://schemas.openxmlformats.org/markup-compatibility/2006" xmlns:aink="http://schemas.microsoft.com/office/drawing/2016/ink" xmlns:am3d="http://schemas.microsoft.com/office/drawing/2017/model3d" xmlns:o="urn:schemas-microsoft-com:office:office" xmlns:oel="http://schemas.microsoft.com/office/2019/extlst" xmlns:r="http://schemas.openxmlformats.org/officeDocument/2006/relationships" xmlns:m="http://schemas.openxmlformats.org/officeDocument/2006/math" xmlns:v="urn:schemas-microsoft-com:vml" xmlns:wp14="http://schemas.microsoft.com/office/word/2010/wordprocessingDrawing" xmlns:wp="http://schemas.openxmlformats.org/drawingml/2006/wordprocessingDrawing" xmlns:w10="urn:schemas-microsoft-com:office:word" xmlns:w="http://schemas.openxmlformats.org/wordprocessingml/2006/main" xmlns:w14="http://schemas.microsoft.com/office/word/2010/wordml" xmlns:w15="http://schemas.microsoft.com/office/word/2012/wordml" xmlns:w16cex="http://schemas.microsoft.com/office/word/2018/wordml/cex" xmlns:w16cid="http://schemas.microsoft.com/office/word/2016/wordml/cid" xmlns:w16="http://schemas.microsoft.com/office/word/2018/wordml" xmlns:w16sdtdh="http://schemas.microsoft.com/office/word/2020/wordml/sdtdatahash" xmlns:w16se="http://schemas.microsoft.com/office/word/2015/wordml/symex" xmlns:wpg="http://schemas.microsoft.com/office/word/2010/wordprocessingGroup" xmlns:wpi="http://schemas.microsoft.com/office/word/2010/wordprocessingInk" xmlns:wne="http://schemas.microsoft.com/office/word/2006/wordml" xmlns:wps="http://schemas.microsoft.com/office/word/2010/wordprocessingShape" mc:Ignorable="w14 w15 w16se w16cid w16 w16cex w16sdtdh wp14">
   <w:p>
     <w:pPr>
-      <w:pStyle w:val="afff4"/>
+      <w:pStyle w:val="afff5"/>
       <w:rPr>
         <w:lang w:val="en-US"/>
       </w:rPr>
@@ -2168,7 +5389,7 @@
   </w:p>
   <w:p>
     <w:pPr>
-      <w:pStyle w:val="afff4"/>
+      <w:pStyle w:val="afff5"/>
       <w:tabs>
         <w:tab w:val="clear" w:pos="4677"/>
         <w:tab w:val="clear" w:pos="9355"/>
@@ -2228,7 +5449,7 @@
   </w:p>
   <w:p>
     <w:pPr>
-      <w:pStyle w:val="afff4"/>
+      <w:pStyle w:val="afff5"/>
       <w:pBdr>
         <w:bottom w:val="single" w:sz="12" w:space="1" w:color="365F91" w:themeColor="accent1" w:themeShade="BF"/>
       </w:pBdr>
@@ -2246,22 +5467,23 @@
 <w:hdr xmlns:wpc="http://schemas.microsoft.com/office/word/2010/wordprocessingCanvas" xmlns:cx="http://schemas.microsoft.com/office/drawing/2014/chartex" xmlns:cx1="http://schemas.microsoft.com/office/drawing/2015/9/8/chartex" xmlns:cx2="http://schemas.microsoft.com/office/drawing/2015/10/21/chartex" xmlns:cx3="http://schemas.microsoft.com/office/drawing/2016/5/9/chartex" xmlns:cx4="http://schemas.microsoft.com/office/drawing/2016/5/10/chartex" xmlns:cx5="http://schemas.microsoft.com/office/drawing/2016/5/11/chartex" xmlns:cx6="http://schemas.microsoft.com/office/drawing/2016/5/12/chartex" xmlns:cx7="http://schemas.microsoft.com/office/drawing/2016/5/13/chartex" xmlns:cx8="http://schemas.microsoft.com/office/drawing/2016/5/14/chartex" xmlns:mc="http://schemas.openxmlformats.org/markup-compatibility/2006" xmlns:aink="http://schemas.microsoft.com/office/drawing/2016/ink" xmlns:am3d="http://schemas.microsoft.com/office/drawing/2017/model3d" xmlns:o="urn:schemas-microsoft-com:office:office" xmlns:oel="http://schemas.microsoft.com/office/2019/extlst" xmlns:r="http://schemas.openxmlformats.org/officeDocument/2006/relationships" xmlns:m="http://schemas.openxmlformats.org/officeDocument/2006/math" xmlns:v="urn:schemas-microsoft-com:vml" xmlns:wp14="http://schemas.microsoft.com/office/word/2010/wordprocessingDrawing" xmlns:wp="http://schemas.openxmlformats.org/drawingml/2006/wordprocessingDrawing" xmlns:w10="urn:schemas-microsoft-com:office:word" xmlns:w="http://schemas.openxmlformats.org/wordprocessingml/2006/main" xmlns:w14="http://schemas.microsoft.com/office/word/2010/wordml" xmlns:w15="http://schemas.microsoft.com/office/word/2012/wordml" xmlns:w16cex="http://schemas.microsoft.com/office/word/2018/wordml/cex" xmlns:w16cid="http://schemas.microsoft.com/office/word/2016/wordml/cid" xmlns:w16="http://schemas.microsoft.com/office/word/2018/wordml" xmlns:w16sdtdh="http://schemas.microsoft.com/office/word/2020/wordml/sdtdatahash" xmlns:w16se="http://schemas.microsoft.com/office/word/2015/wordml/symex" xmlns:wpg="http://schemas.microsoft.com/office/word/2010/wordprocessingGroup" xmlns:wpi="http://schemas.microsoft.com/office/word/2010/wordprocessingInk" xmlns:wne="http://schemas.microsoft.com/office/word/2006/wordml" xmlns:wps="http://schemas.microsoft.com/office/word/2010/wordprocessingShape" mc:Ignorable="w14 w15 w16se w16cid w16 w16cex w16sdtdh wp14">
   <w:p>
     <w:pPr>
-      <w:pStyle w:val="afff4"/>
+      <w:pStyle w:val="afff5"/>
       <w:pBdr>
         <w:bottom w:val="single" w:sz="12" w:space="1" w:color="365F91" w:themeColor="accent1" w:themeShade="BF"/>
       </w:pBdr>
       <w:ind w:right="-1"/>
       <w:jc w:val="right"/>
       <w:rPr>
-        <w:rStyle w:val="afff2"/>
+        <w:rStyle w:val="afff3"/>
         <w:bCs w:val="0"/>
         <w:sz w:val="20"/>
         <w:szCs w:val="16"/>
       </w:rPr>
     </w:pPr>
+    <w:proofErr w:type="gramStart"/>
     <w:r>
       <w:rPr>
-        <w:rStyle w:val="afff2"/>
+        <w:rStyle w:val="afff3"/>
         <w:bCs w:val="0"/>
         <w:sz w:val="20"/>
         <w:szCs w:val="16"/>
@@ -2271,7 +5493,7 @@
     <w:proofErr w:type="spellStart"/>
     <w:r>
       <w:rPr>
-        <w:rStyle w:val="afff2"/>
+        <w:rStyle w:val="afff3"/>
         <w:bCs w:val="0"/>
         <w:sz w:val="20"/>
         <w:szCs w:val="16"/>
@@ -2279,9 +5501,10 @@
       <w:t>code</w:t>
     </w:r>
     <w:proofErr w:type="spellEnd"/>
+    <w:proofErr w:type="gramEnd"/>
     <w:r>
       <w:rPr>
-        <w:rStyle w:val="afff2"/>
+        <w:rStyle w:val="afff3"/>
         <w:bCs w:val="0"/>
         <w:sz w:val="20"/>
         <w:szCs w:val="16"/>
@@ -2290,7 +5513,7 @@
     </w:r>
     <w:r>
       <w:rPr>
-        <w:rStyle w:val="afff2"/>
+        <w:rStyle w:val="afff3"/>
         <w:bCs w:val="0"/>
         <w:sz w:val="20"/>
         <w:szCs w:val="16"/>
@@ -2299,7 +5522,7 @@
     </w:r>
     <w:r>
       <w:rPr>
-        <w:rStyle w:val="afff2"/>
+        <w:rStyle w:val="afff3"/>
         <w:bCs w:val="0"/>
         <w:color w:val="A6A6A6" w:themeColor="background1" w:themeShade="A6"/>
         <w:sz w:val="20"/>
@@ -2310,7 +5533,7 @@
     <w:proofErr w:type="spellStart"/>
     <w:r>
       <w:rPr>
-        <w:rStyle w:val="afff2"/>
+        <w:rStyle w:val="afff3"/>
         <w:bCs w:val="0"/>
         <w:color w:val="A6A6A6" w:themeColor="background1" w:themeShade="A6"/>
         <w:sz w:val="20"/>
@@ -2321,7 +5544,7 @@
     <w:proofErr w:type="spellEnd"/>
     <w:r>
       <w:rPr>
-        <w:rStyle w:val="afff2"/>
+        <w:rStyle w:val="afff3"/>
         <w:bCs w:val="0"/>
         <w:color w:val="A6A6A6" w:themeColor="background1" w:themeShade="A6"/>
         <w:sz w:val="20"/>
@@ -2331,7 +5554,7 @@
     </w:r>
     <w:r>
       <w:rPr>
-        <w:rStyle w:val="afff2"/>
+        <w:rStyle w:val="afff3"/>
         <w:bCs w:val="0"/>
         <w:sz w:val="20"/>
         <w:szCs w:val="16"/>
@@ -2340,7 +5563,7 @@
     </w:r>
     <w:r>
       <w:rPr>
-        <w:rStyle w:val="afff2"/>
+        <w:rStyle w:val="afff3"/>
         <w:bCs w:val="0"/>
         <w:sz w:val="20"/>
         <w:szCs w:val="16"/>
@@ -2350,7 +5573,7 @@
     <w:proofErr w:type="spellStart"/>
     <w:r>
       <w:rPr>
-        <w:rStyle w:val="afff2"/>
+        <w:rStyle w:val="afff3"/>
         <w:bCs w:val="0"/>
         <w:sz w:val="20"/>
         <w:szCs w:val="16"/>
@@ -2360,7 +5583,7 @@
     <w:proofErr w:type="spellEnd"/>
     <w:r>
       <w:rPr>
-        <w:rStyle w:val="afff2"/>
+        <w:rStyle w:val="afff3"/>
         <w:bCs w:val="0"/>
         <w:sz w:val="20"/>
         <w:szCs w:val="16"/>
@@ -2375,22 +5598,23 @@
 <w:hdr xmlns:wpc="http://schemas.microsoft.com/office/word/2010/wordprocessingCanvas" xmlns:cx="http://schemas.microsoft.com/office/drawing/2014/chartex" xmlns:cx1="http://schemas.microsoft.com/office/drawing/2015/9/8/chartex" xmlns:cx2="http://schemas.microsoft.com/office/drawing/2015/10/21/chartex" xmlns:cx3="http://schemas.microsoft.com/office/drawing/2016/5/9/chartex" xmlns:cx4="http://schemas.microsoft.com/office/drawing/2016/5/10/chartex" xmlns:cx5="http://schemas.microsoft.com/office/drawing/2016/5/11/chartex" xmlns:cx6="http://schemas.microsoft.com/office/drawing/2016/5/12/chartex" xmlns:cx7="http://schemas.microsoft.com/office/drawing/2016/5/13/chartex" xmlns:cx8="http://schemas.microsoft.com/office/drawing/2016/5/14/chartex" xmlns:mc="http://schemas.openxmlformats.org/markup-compatibility/2006" xmlns:aink="http://schemas.microsoft.com/office/drawing/2016/ink" xmlns:am3d="http://schemas.microsoft.com/office/drawing/2017/model3d" xmlns:o="urn:schemas-microsoft-com:office:office" xmlns:oel="http://schemas.microsoft.com/office/2019/extlst" xmlns:r="http://schemas.openxmlformats.org/officeDocument/2006/relationships" xmlns:m="http://schemas.openxmlformats.org/officeDocument/2006/math" xmlns:v="urn:schemas-microsoft-com:vml" xmlns:wp14="http://schemas.microsoft.com/office/word/2010/wordprocessingDrawing" xmlns:wp="http://schemas.openxmlformats.org/drawingml/2006/wordprocessingDrawing" xmlns:w10="urn:schemas-microsoft-com:office:word" xmlns:w="http://schemas.openxmlformats.org/wordprocessingml/2006/main" xmlns:w14="http://schemas.microsoft.com/office/word/2010/wordml" xmlns:w15="http://schemas.microsoft.com/office/word/2012/wordml" xmlns:w16cex="http://schemas.microsoft.com/office/word/2018/wordml/cex" xmlns:w16cid="http://schemas.microsoft.com/office/word/2016/wordml/cid" xmlns:w16="http://schemas.microsoft.com/office/word/2018/wordml" xmlns:w16sdtdh="http://schemas.microsoft.com/office/word/2020/wordml/sdtdatahash" xmlns:w16se="http://schemas.microsoft.com/office/word/2015/wordml/symex" xmlns:wpg="http://schemas.microsoft.com/office/word/2010/wordprocessingGroup" xmlns:wpi="http://schemas.microsoft.com/office/word/2010/wordprocessingInk" xmlns:wne="http://schemas.microsoft.com/office/word/2006/wordml" xmlns:wps="http://schemas.microsoft.com/office/word/2010/wordprocessingShape" mc:Ignorable="w14 w15 w16se w16cid w16 w16cex w16sdtdh wp14">
   <w:p>
     <w:pPr>
-      <w:pStyle w:val="afff4"/>
+      <w:pStyle w:val="afff5"/>
       <w:pBdr>
         <w:bottom w:val="single" w:sz="12" w:space="1" w:color="365F91" w:themeColor="accent1" w:themeShade="BF"/>
       </w:pBdr>
       <w:ind w:right="-1"/>
       <w:jc w:val="right"/>
       <w:rPr>
-        <w:rStyle w:val="afff2"/>
+        <w:rStyle w:val="afff3"/>
         <w:bCs w:val="0"/>
         <w:sz w:val="20"/>
         <w:szCs w:val="16"/>
       </w:rPr>
     </w:pPr>
+    <w:proofErr w:type="gramStart"/>
     <w:r>
       <w:rPr>
-        <w:rStyle w:val="afff2"/>
+        <w:rStyle w:val="afff3"/>
         <w:bCs w:val="0"/>
         <w:sz w:val="20"/>
         <w:szCs w:val="16"/>
@@ -2400,7 +5624,7 @@
     <w:proofErr w:type="spellStart"/>
     <w:r>
       <w:rPr>
-        <w:rStyle w:val="afff2"/>
+        <w:rStyle w:val="afff3"/>
         <w:bCs w:val="0"/>
         <w:sz w:val="20"/>
         <w:szCs w:val="16"/>
@@ -2408,9 +5632,10 @@
       <w:t>code</w:t>
     </w:r>
     <w:proofErr w:type="spellEnd"/>
+    <w:proofErr w:type="gramEnd"/>
     <w:r>
       <w:rPr>
-        <w:rStyle w:val="afff2"/>
+        <w:rStyle w:val="afff3"/>
         <w:bCs w:val="0"/>
         <w:sz w:val="20"/>
         <w:szCs w:val="16"/>
@@ -2419,7 +5644,7 @@
     </w:r>
     <w:r>
       <w:rPr>
-        <w:rStyle w:val="afff2"/>
+        <w:rStyle w:val="afff3"/>
         <w:bCs w:val="0"/>
         <w:sz w:val="20"/>
         <w:szCs w:val="16"/>
@@ -2428,7 +5653,7 @@
     </w:r>
     <w:r>
       <w:rPr>
-        <w:rStyle w:val="afff2"/>
+        <w:rStyle w:val="afff3"/>
         <w:bCs w:val="0"/>
         <w:color w:val="A6A6A6" w:themeColor="background1" w:themeShade="A6"/>
         <w:sz w:val="20"/>
@@ -2439,7 +5664,7 @@
     <w:proofErr w:type="spellStart"/>
     <w:r>
       <w:rPr>
-        <w:rStyle w:val="afff2"/>
+        <w:rStyle w:val="afff3"/>
         <w:bCs w:val="0"/>
         <w:color w:val="A6A6A6" w:themeColor="background1" w:themeShade="A6"/>
         <w:sz w:val="20"/>
@@ -2450,7 +5675,7 @@
     <w:proofErr w:type="spellEnd"/>
     <w:r>
       <w:rPr>
-        <w:rStyle w:val="afff2"/>
+        <w:rStyle w:val="afff3"/>
         <w:bCs w:val="0"/>
         <w:color w:val="A6A6A6" w:themeColor="background1" w:themeShade="A6"/>
         <w:sz w:val="20"/>
@@ -2460,7 +5685,7 @@
     </w:r>
     <w:r>
       <w:rPr>
-        <w:rStyle w:val="afff2"/>
+        <w:rStyle w:val="afff3"/>
         <w:bCs w:val="0"/>
         <w:sz w:val="20"/>
         <w:szCs w:val="16"/>
@@ -2469,7 +5694,7 @@
     </w:r>
     <w:r>
       <w:rPr>
-        <w:rStyle w:val="afff2"/>
+        <w:rStyle w:val="afff3"/>
         <w:bCs w:val="0"/>
         <w:sz w:val="20"/>
         <w:szCs w:val="16"/>
@@ -2479,7 +5704,7 @@
     <w:proofErr w:type="spellStart"/>
     <w:r>
       <w:rPr>
-        <w:rStyle w:val="afff2"/>
+        <w:rStyle w:val="afff3"/>
         <w:bCs w:val="0"/>
         <w:sz w:val="20"/>
         <w:szCs w:val="16"/>
@@ -2489,7 +5714,7 @@
     <w:proofErr w:type="spellEnd"/>
     <w:r>
       <w:rPr>
-        <w:rStyle w:val="afff2"/>
+        <w:rStyle w:val="afff3"/>
         <w:bCs w:val="0"/>
         <w:sz w:val="20"/>
         <w:szCs w:val="16"/>
@@ -4585,6 +7810,92 @@
     </w:lvl>
   </w:abstractNum>
   <w:abstractNum w:abstractNumId="16" w15:restartNumberingAfterBreak="0">
+    <w:nsid w:val="3363183B"/>
+    <w:multiLevelType w:val="hybridMultilevel"/>
+    <w:tmpl w:val="77F6A802"/>
+    <w:lvl w:ilvl="0" w:tplc="0419000F">
+      <w:start w:val="1"/>
+      <w:numFmt w:val="decimal"/>
+      <w:lvlText w:val="%1."/>
+      <w:lvlJc w:val="left"/>
+      <w:pPr>
+        <w:ind w:left="1287" w:hanging="360"/>
+      </w:pPr>
+    </w:lvl>
+    <w:lvl w:ilvl="1" w:tplc="04190019" w:tentative="1">
+      <w:start w:val="1"/>
+      <w:numFmt w:val="lowerLetter"/>
+      <w:lvlText w:val="%2."/>
+      <w:lvlJc w:val="left"/>
+      <w:pPr>
+        <w:ind w:left="2007" w:hanging="360"/>
+      </w:pPr>
+    </w:lvl>
+    <w:lvl w:ilvl="2" w:tplc="0419001B" w:tentative="1">
+      <w:start w:val="1"/>
+      <w:numFmt w:val="lowerRoman"/>
+      <w:lvlText w:val="%3."/>
+      <w:lvlJc w:val="right"/>
+      <w:pPr>
+        <w:ind w:left="2727" w:hanging="180"/>
+      </w:pPr>
+    </w:lvl>
+    <w:lvl w:ilvl="3" w:tplc="0419000F" w:tentative="1">
+      <w:start w:val="1"/>
+      <w:numFmt w:val="decimal"/>
+      <w:lvlText w:val="%4."/>
+      <w:lvlJc w:val="left"/>
+      <w:pPr>
+        <w:ind w:left="3447" w:hanging="360"/>
+      </w:pPr>
+    </w:lvl>
+    <w:lvl w:ilvl="4" w:tplc="04190019" w:tentative="1">
+      <w:start w:val="1"/>
+      <w:numFmt w:val="lowerLetter"/>
+      <w:lvlText w:val="%5."/>
+      <w:lvlJc w:val="left"/>
+      <w:pPr>
+        <w:ind w:left="4167" w:hanging="360"/>
+      </w:pPr>
+    </w:lvl>
+    <w:lvl w:ilvl="5" w:tplc="0419001B" w:tentative="1">
+      <w:start w:val="1"/>
+      <w:numFmt w:val="lowerRoman"/>
+      <w:lvlText w:val="%6."/>
+      <w:lvlJc w:val="right"/>
+      <w:pPr>
+        <w:ind w:left="4887" w:hanging="180"/>
+      </w:pPr>
+    </w:lvl>
+    <w:lvl w:ilvl="6" w:tplc="0419000F" w:tentative="1">
+      <w:start w:val="1"/>
+      <w:numFmt w:val="decimal"/>
+      <w:lvlText w:val="%7."/>
+      <w:lvlJc w:val="left"/>
+      <w:pPr>
+        <w:ind w:left="5607" w:hanging="360"/>
+      </w:pPr>
+    </w:lvl>
+    <w:lvl w:ilvl="7" w:tplc="04190019" w:tentative="1">
+      <w:start w:val="1"/>
+      <w:numFmt w:val="lowerLetter"/>
+      <w:lvlText w:val="%8."/>
+      <w:lvlJc w:val="left"/>
+      <w:pPr>
+        <w:ind w:left="6327" w:hanging="360"/>
+      </w:pPr>
+    </w:lvl>
+    <w:lvl w:ilvl="8" w:tplc="0419001B" w:tentative="1">
+      <w:start w:val="1"/>
+      <w:numFmt w:val="lowerRoman"/>
+      <w:lvlText w:val="%9."/>
+      <w:lvlJc w:val="right"/>
+      <w:pPr>
+        <w:ind w:left="7047" w:hanging="180"/>
+      </w:pPr>
+    </w:lvl>
+  </w:abstractNum>
+  <w:abstractNum w:abstractNumId="17" w15:restartNumberingAfterBreak="0">
     <w:nsid w:val="349329F9"/>
     <w:multiLevelType w:val="multilevel"/>
     <w:tmpl w:val="5770D028"/>
@@ -4675,7 +7986,7 @@
       </w:pPr>
     </w:lvl>
   </w:abstractNum>
-  <w:abstractNum w:abstractNumId="17" w15:restartNumberingAfterBreak="0">
+  <w:abstractNum w:abstractNumId="18" w15:restartNumberingAfterBreak="0">
     <w:nsid w:val="34DB61DB"/>
     <w:multiLevelType w:val="multilevel"/>
     <w:tmpl w:val="E1A2C20A"/>
@@ -4766,7 +8077,7 @@
       </w:pPr>
     </w:lvl>
   </w:abstractNum>
-  <w:abstractNum w:abstractNumId="18" w15:restartNumberingAfterBreak="0">
+  <w:abstractNum w:abstractNumId="19" w15:restartNumberingAfterBreak="0">
     <w:nsid w:val="37601EE1"/>
     <w:multiLevelType w:val="hybridMultilevel"/>
     <w:tmpl w:val="C7D24832"/>
@@ -4858,7 +8169,7 @@
       </w:pPr>
     </w:lvl>
   </w:abstractNum>
-  <w:abstractNum w:abstractNumId="19" w15:restartNumberingAfterBreak="0">
+  <w:abstractNum w:abstractNumId="20" w15:restartNumberingAfterBreak="0">
     <w:nsid w:val="37782466"/>
     <w:multiLevelType w:val="hybridMultilevel"/>
     <w:tmpl w:val="55A8637A"/>
@@ -4948,7 +8259,7 @@
       </w:pPr>
     </w:lvl>
   </w:abstractNum>
-  <w:abstractNum w:abstractNumId="20" w15:restartNumberingAfterBreak="0">
+  <w:abstractNum w:abstractNumId="21" w15:restartNumberingAfterBreak="0">
     <w:nsid w:val="38654138"/>
     <w:multiLevelType w:val="multilevel"/>
     <w:tmpl w:val="AA96CC38"/>
@@ -5083,7 +8394,7 @@
       </w:rPr>
     </w:lvl>
   </w:abstractNum>
-  <w:abstractNum w:abstractNumId="21" w15:restartNumberingAfterBreak="0">
+  <w:abstractNum w:abstractNumId="22" w15:restartNumberingAfterBreak="0">
     <w:nsid w:val="3A806FE2"/>
     <w:multiLevelType w:val="hybridMultilevel"/>
     <w:tmpl w:val="55A8637A"/>
@@ -5173,7 +8484,7 @@
       </w:pPr>
     </w:lvl>
   </w:abstractNum>
-  <w:abstractNum w:abstractNumId="22" w15:restartNumberingAfterBreak="0">
+  <w:abstractNum w:abstractNumId="23" w15:restartNumberingAfterBreak="0">
     <w:nsid w:val="3F9B6C2E"/>
     <w:multiLevelType w:val="hybridMultilevel"/>
     <w:tmpl w:val="55A8637A"/>
@@ -5263,7 +8574,7 @@
       </w:pPr>
     </w:lvl>
   </w:abstractNum>
-  <w:abstractNum w:abstractNumId="23" w15:restartNumberingAfterBreak="0">
+  <w:abstractNum w:abstractNumId="24" w15:restartNumberingAfterBreak="0">
     <w:nsid w:val="41CF6D96"/>
     <w:multiLevelType w:val="hybridMultilevel"/>
     <w:tmpl w:val="55A8637A"/>
@@ -5353,7 +8664,7 @@
       </w:pPr>
     </w:lvl>
   </w:abstractNum>
-  <w:abstractNum w:abstractNumId="24" w15:restartNumberingAfterBreak="0">
+  <w:abstractNum w:abstractNumId="25" w15:restartNumberingAfterBreak="0">
     <w:nsid w:val="42F73AF4"/>
     <w:multiLevelType w:val="hybridMultilevel"/>
     <w:tmpl w:val="55A8637A"/>
@@ -5443,7 +8754,7 @@
       </w:pPr>
     </w:lvl>
   </w:abstractNum>
-  <w:abstractNum w:abstractNumId="25" w15:restartNumberingAfterBreak="0">
+  <w:abstractNum w:abstractNumId="26" w15:restartNumberingAfterBreak="0">
     <w:nsid w:val="459F2701"/>
     <w:multiLevelType w:val="multilevel"/>
     <w:tmpl w:val="A48036AE"/>
@@ -5586,7 +8897,7 @@
       </w:rPr>
     </w:lvl>
   </w:abstractNum>
-  <w:abstractNum w:abstractNumId="26" w15:restartNumberingAfterBreak="0">
+  <w:abstractNum w:abstractNumId="27" w15:restartNumberingAfterBreak="0">
     <w:nsid w:val="4AE45126"/>
     <w:multiLevelType w:val="multilevel"/>
     <w:tmpl w:val="7E8E8020"/>
@@ -5728,7 +9039,7 @@
       </w:rPr>
     </w:lvl>
   </w:abstractNum>
-  <w:abstractNum w:abstractNumId="27" w15:restartNumberingAfterBreak="0">
+  <w:abstractNum w:abstractNumId="28" w15:restartNumberingAfterBreak="0">
     <w:nsid w:val="4F012B3F"/>
     <w:multiLevelType w:val="hybridMultilevel"/>
     <w:tmpl w:val="55A8637A"/>
@@ -5818,7 +9129,7 @@
       </w:pPr>
     </w:lvl>
   </w:abstractNum>
-  <w:abstractNum w:abstractNumId="28" w15:restartNumberingAfterBreak="0">
+  <w:abstractNum w:abstractNumId="29" w15:restartNumberingAfterBreak="0">
     <w:nsid w:val="53BE5BDD"/>
     <w:multiLevelType w:val="multilevel"/>
     <w:tmpl w:val="763A0C4E"/>
@@ -5951,7 +9262,7 @@
       </w:rPr>
     </w:lvl>
   </w:abstractNum>
-  <w:abstractNum w:abstractNumId="29" w15:restartNumberingAfterBreak="0">
+  <w:abstractNum w:abstractNumId="30" w15:restartNumberingAfterBreak="0">
     <w:nsid w:val="543F35AD"/>
     <w:multiLevelType w:val="multilevel"/>
     <w:tmpl w:val="051ED0C4"/>
@@ -6042,7 +9353,7 @@
       </w:pPr>
     </w:lvl>
   </w:abstractNum>
-  <w:abstractNum w:abstractNumId="30" w15:restartNumberingAfterBreak="0">
+  <w:abstractNum w:abstractNumId="31" w15:restartNumberingAfterBreak="0">
     <w:nsid w:val="65D74793"/>
     <w:multiLevelType w:val="multilevel"/>
     <w:tmpl w:val="E0A0DCC2"/>
@@ -6133,7 +9444,7 @@
       </w:pPr>
     </w:lvl>
   </w:abstractNum>
-  <w:abstractNum w:abstractNumId="31" w15:restartNumberingAfterBreak="0">
+  <w:abstractNum w:abstractNumId="32" w15:restartNumberingAfterBreak="0">
     <w:nsid w:val="67631314"/>
     <w:multiLevelType w:val="hybridMultilevel"/>
     <w:tmpl w:val="55A8637A"/>
@@ -6223,7 +9534,7 @@
       </w:pPr>
     </w:lvl>
   </w:abstractNum>
-  <w:abstractNum w:abstractNumId="32" w15:restartNumberingAfterBreak="0">
+  <w:abstractNum w:abstractNumId="33" w15:restartNumberingAfterBreak="0">
     <w:nsid w:val="69DF5FAE"/>
     <w:multiLevelType w:val="hybridMultilevel"/>
     <w:tmpl w:val="55A8637A"/>
@@ -6313,7 +9624,7 @@
       </w:pPr>
     </w:lvl>
   </w:abstractNum>
-  <w:abstractNum w:abstractNumId="33" w15:restartNumberingAfterBreak="0">
+  <w:abstractNum w:abstractNumId="34" w15:restartNumberingAfterBreak="0">
     <w:nsid w:val="746926BE"/>
     <w:multiLevelType w:val="hybridMultilevel"/>
     <w:tmpl w:val="55A8637A"/>
@@ -6403,7 +9714,120 @@
       </w:pPr>
     </w:lvl>
   </w:abstractNum>
-  <w:abstractNum w:abstractNumId="34" w15:restartNumberingAfterBreak="0">
+  <w:abstractNum w:abstractNumId="35" w15:restartNumberingAfterBreak="0">
+    <w:nsid w:val="74DD0F5E"/>
+    <w:multiLevelType w:val="hybridMultilevel"/>
+    <w:tmpl w:val="81CC108C"/>
+    <w:lvl w:ilvl="0" w:tplc="14845210">
+      <w:start w:val="1"/>
+      <w:numFmt w:val="bullet"/>
+      <w:lvlText w:val="―"/>
+      <w:lvlJc w:val="left"/>
+      <w:pPr>
+        <w:ind w:left="1287" w:hanging="360"/>
+      </w:pPr>
+      <w:rPr>
+        <w:rFonts w:ascii="Arial Narrow" w:hAnsi="Arial Narrow" w:hint="default"/>
+      </w:rPr>
+    </w:lvl>
+    <w:lvl w:ilvl="1" w:tplc="04190003" w:tentative="1">
+      <w:start w:val="1"/>
+      <w:numFmt w:val="bullet"/>
+      <w:lvlText w:val="o"/>
+      <w:lvlJc w:val="left"/>
+      <w:pPr>
+        <w:ind w:left="2007" w:hanging="360"/>
+      </w:pPr>
+      <w:rPr>
+        <w:rFonts w:ascii="Courier New" w:hAnsi="Courier New" w:cs="Courier New" w:hint="default"/>
+      </w:rPr>
+    </w:lvl>
+    <w:lvl w:ilvl="2" w:tplc="04190005" w:tentative="1">
+      <w:start w:val="1"/>
+      <w:numFmt w:val="bullet"/>
+      <w:lvlText w:val=""/>
+      <w:lvlJc w:val="left"/>
+      <w:pPr>
+        <w:ind w:left="2727" w:hanging="360"/>
+      </w:pPr>
+      <w:rPr>
+        <w:rFonts w:ascii="Wingdings" w:hAnsi="Wingdings" w:hint="default"/>
+      </w:rPr>
+    </w:lvl>
+    <w:lvl w:ilvl="3" w:tplc="04190001" w:tentative="1">
+      <w:start w:val="1"/>
+      <w:numFmt w:val="bullet"/>
+      <w:lvlText w:val=""/>
+      <w:lvlJc w:val="left"/>
+      <w:pPr>
+        <w:ind w:left="3447" w:hanging="360"/>
+      </w:pPr>
+      <w:rPr>
+        <w:rFonts w:ascii="Symbol" w:hAnsi="Symbol" w:hint="default"/>
+      </w:rPr>
+    </w:lvl>
+    <w:lvl w:ilvl="4" w:tplc="04190003" w:tentative="1">
+      <w:start w:val="1"/>
+      <w:numFmt w:val="bullet"/>
+      <w:lvlText w:val="o"/>
+      <w:lvlJc w:val="left"/>
+      <w:pPr>
+        <w:ind w:left="4167" w:hanging="360"/>
+      </w:pPr>
+      <w:rPr>
+        <w:rFonts w:ascii="Courier New" w:hAnsi="Courier New" w:cs="Courier New" w:hint="default"/>
+      </w:rPr>
+    </w:lvl>
+    <w:lvl w:ilvl="5" w:tplc="04190005" w:tentative="1">
+      <w:start w:val="1"/>
+      <w:numFmt w:val="bullet"/>
+      <w:lvlText w:val=""/>
+      <w:lvlJc w:val="left"/>
+      <w:pPr>
+        <w:ind w:left="4887" w:hanging="360"/>
+      </w:pPr>
+      <w:rPr>
+        <w:rFonts w:ascii="Wingdings" w:hAnsi="Wingdings" w:hint="default"/>
+      </w:rPr>
+    </w:lvl>
+    <w:lvl w:ilvl="6" w:tplc="04190001" w:tentative="1">
+      <w:start w:val="1"/>
+      <w:numFmt w:val="bullet"/>
+      <w:lvlText w:val=""/>
+      <w:lvlJc w:val="left"/>
+      <w:pPr>
+        <w:ind w:left="5607" w:hanging="360"/>
+      </w:pPr>
+      <w:rPr>
+        <w:rFonts w:ascii="Symbol" w:hAnsi="Symbol" w:hint="default"/>
+      </w:rPr>
+    </w:lvl>
+    <w:lvl w:ilvl="7" w:tplc="04190003" w:tentative="1">
+      <w:start w:val="1"/>
+      <w:numFmt w:val="bullet"/>
+      <w:lvlText w:val="o"/>
+      <w:lvlJc w:val="left"/>
+      <w:pPr>
+        <w:ind w:left="6327" w:hanging="360"/>
+      </w:pPr>
+      <w:rPr>
+        <w:rFonts w:ascii="Courier New" w:hAnsi="Courier New" w:cs="Courier New" w:hint="default"/>
+      </w:rPr>
+    </w:lvl>
+    <w:lvl w:ilvl="8" w:tplc="04190005" w:tentative="1">
+      <w:start w:val="1"/>
+      <w:numFmt w:val="bullet"/>
+      <w:lvlText w:val=""/>
+      <w:lvlJc w:val="left"/>
+      <w:pPr>
+        <w:ind w:left="7047" w:hanging="360"/>
+      </w:pPr>
+      <w:rPr>
+        <w:rFonts w:ascii="Wingdings" w:hAnsi="Wingdings" w:hint="default"/>
+      </w:rPr>
+    </w:lvl>
+  </w:abstractNum>
+  <w:abstractNum w:abstractNumId="36" w15:restartNumberingAfterBreak="0">
     <w:nsid w:val="796153C0"/>
     <w:multiLevelType w:val="hybridMultilevel"/>
     <w:tmpl w:val="456CB3DC"/>
@@ -6494,7 +9918,7 @@
       </w:pPr>
     </w:lvl>
   </w:abstractNum>
-  <w:abstractNum w:abstractNumId="35" w15:restartNumberingAfterBreak="0">
+  <w:abstractNum w:abstractNumId="37" w15:restartNumberingAfterBreak="0">
     <w:nsid w:val="79E2341E"/>
     <w:multiLevelType w:val="hybridMultilevel"/>
     <w:tmpl w:val="55A8637A"/>
@@ -6588,16 +10012,16 @@
     <w:abstractNumId w:val="8"/>
   </w:num>
   <w:num w:numId="2" w16cid:durableId="1770389669">
-    <w:abstractNumId w:val="20"/>
+    <w:abstractNumId w:val="21"/>
   </w:num>
   <w:num w:numId="3" w16cid:durableId="440416075">
-    <w:abstractNumId w:val="28"/>
+    <w:abstractNumId w:val="29"/>
   </w:num>
   <w:num w:numId="4" w16cid:durableId="832531979">
     <w:abstractNumId w:val="12"/>
   </w:num>
   <w:num w:numId="5" w16cid:durableId="1616206315">
-    <w:abstractNumId w:val="25"/>
+    <w:abstractNumId w:val="26"/>
   </w:num>
   <w:num w:numId="6" w16cid:durableId="241379521">
     <w:abstractNumId w:val="15"/>
@@ -6612,13 +10036,13 @@
     </w:lvlOverride>
   </w:num>
   <w:num w:numId="9" w16cid:durableId="1985620233">
-    <w:abstractNumId w:val="34"/>
+    <w:abstractNumId w:val="36"/>
   </w:num>
   <w:num w:numId="10" w16cid:durableId="1193109343">
     <w:abstractNumId w:val="9"/>
   </w:num>
   <w:num w:numId="11" w16cid:durableId="182060031">
-    <w:abstractNumId w:val="26"/>
+    <w:abstractNumId w:val="27"/>
     <w:lvlOverride w:ilvl="0">
       <w:lvl w:ilvl="0">
         <w:start w:val="1"/>
@@ -6948,22 +10372,22 @@
     <w:abstractNumId w:val="4"/>
   </w:num>
   <w:num w:numId="19" w16cid:durableId="1720126100">
-    <w:abstractNumId w:val="16"/>
+    <w:abstractNumId w:val="17"/>
   </w:num>
   <w:num w:numId="20" w16cid:durableId="737676300">
-    <w:abstractNumId w:val="17"/>
+    <w:abstractNumId w:val="18"/>
   </w:num>
   <w:num w:numId="21" w16cid:durableId="1799834727">
-    <w:abstractNumId w:val="29"/>
+    <w:abstractNumId w:val="30"/>
   </w:num>
   <w:num w:numId="22" w16cid:durableId="613056206">
-    <w:abstractNumId w:val="30"/>
+    <w:abstractNumId w:val="31"/>
   </w:num>
   <w:num w:numId="23" w16cid:durableId="1713378219">
     <w:abstractNumId w:val="13"/>
   </w:num>
   <w:num w:numId="24" w16cid:durableId="146166759">
-    <w:abstractNumId w:val="26"/>
+    <w:abstractNumId w:val="27"/>
   </w:num>
   <w:num w:numId="25" w16cid:durableId="902376188">
     <w:abstractNumId w:val="15"/>
@@ -7026,19 +10450,19 @@
     </w:lvlOverride>
   </w:num>
   <w:num w:numId="27" w16cid:durableId="2141142806">
-    <w:abstractNumId w:val="21"/>
+    <w:abstractNumId w:val="22"/>
   </w:num>
   <w:num w:numId="28" w16cid:durableId="124858556">
     <w:abstractNumId w:val="6"/>
   </w:num>
   <w:num w:numId="29" w16cid:durableId="1223638431">
-    <w:abstractNumId w:val="24"/>
+    <w:abstractNumId w:val="25"/>
   </w:num>
   <w:num w:numId="30" w16cid:durableId="824785319">
-    <w:abstractNumId w:val="31"/>
+    <w:abstractNumId w:val="32"/>
   </w:num>
   <w:num w:numId="31" w16cid:durableId="75783541">
-    <w:abstractNumId w:val="19"/>
+    <w:abstractNumId w:val="20"/>
   </w:num>
   <w:num w:numId="32" w16cid:durableId="1494029657">
     <w:abstractNumId w:val="2"/>
@@ -7047,28 +10471,34 @@
     <w:abstractNumId w:val="7"/>
   </w:num>
   <w:num w:numId="34" w16cid:durableId="1543862904">
+    <w:abstractNumId w:val="24"/>
+  </w:num>
+  <w:num w:numId="35" w16cid:durableId="1560436928">
+    <w:abstractNumId w:val="37"/>
+  </w:num>
+  <w:num w:numId="36" w16cid:durableId="2082675221">
+    <w:abstractNumId w:val="28"/>
+  </w:num>
+  <w:num w:numId="37" w16cid:durableId="1160149076">
     <w:abstractNumId w:val="23"/>
   </w:num>
-  <w:num w:numId="35" w16cid:durableId="1560436928">
-    <w:abstractNumId w:val="35"/>
-  </w:num>
-  <w:num w:numId="36" w16cid:durableId="2082675221">
-    <w:abstractNumId w:val="27"/>
-  </w:num>
-  <w:num w:numId="37" w16cid:durableId="1160149076">
-    <w:abstractNumId w:val="22"/>
-  </w:num>
   <w:num w:numId="38" w16cid:durableId="240452958">
-    <w:abstractNumId w:val="33"/>
+    <w:abstractNumId w:val="34"/>
   </w:num>
   <w:num w:numId="39" w16cid:durableId="689185366">
-    <w:abstractNumId w:val="32"/>
+    <w:abstractNumId w:val="33"/>
   </w:num>
   <w:num w:numId="40" w16cid:durableId="319189690">
     <w:abstractNumId w:val="1"/>
   </w:num>
   <w:num w:numId="41" w16cid:durableId="1968314173">
-    <w:abstractNumId w:val="18"/>
+    <w:abstractNumId w:val="19"/>
+  </w:num>
+  <w:num w:numId="42" w16cid:durableId="2070573373">
+    <w:abstractNumId w:val="16"/>
+  </w:num>
+  <w:num w:numId="43" w16cid:durableId="1041445229">
+    <w:abstractNumId w:val="35"/>
   </w:num>
   <w:numIdMacAtCleanup w:val="22"/>
 </w:numbering>
@@ -8344,6 +11774,7 @@
   <w:style w:type="paragraph" w:customStyle="1" w:styleId="a7">
     <w:name w:val="ДОК Таблица Название"/>
     <w:basedOn w:val="af7"/>
+    <w:link w:val="affd"/>
     <w:qFormat/>
     <w:rsid w:val="00406B63"/>
     <w:pPr>
@@ -8355,38 +11786,38 @@
       <w:spacing w:after="120"/>
     </w:pPr>
   </w:style>
-  <w:style w:type="paragraph" w:customStyle="1" w:styleId="affd">
+  <w:style w:type="paragraph" w:customStyle="1" w:styleId="affe">
     <w:name w:val="ДОК Таблица Текст"/>
     <w:basedOn w:val="af7"/>
-    <w:link w:val="affe"/>
+    <w:link w:val="afff"/>
     <w:qFormat/>
     <w:rsid w:val="00901804"/>
     <w:rPr>
       <w:rFonts w:eastAsia="Arial Unicode MS"/>
     </w:rPr>
   </w:style>
-  <w:style w:type="paragraph" w:customStyle="1" w:styleId="afff">
+  <w:style w:type="paragraph" w:customStyle="1" w:styleId="afff0">
     <w:name w:val="ДОК Таблица Текст Справа"/>
-    <w:basedOn w:val="affd"/>
+    <w:basedOn w:val="affe"/>
     <w:qFormat/>
     <w:rsid w:val="00901804"/>
     <w:pPr>
       <w:jc w:val="right"/>
     </w:pPr>
   </w:style>
-  <w:style w:type="paragraph" w:customStyle="1" w:styleId="afff0">
+  <w:style w:type="paragraph" w:customStyle="1" w:styleId="afff1">
     <w:name w:val="ДОК Таблица Текст Центр"/>
-    <w:basedOn w:val="affd"/>
+    <w:basedOn w:val="affe"/>
     <w:qFormat/>
     <w:rsid w:val="00901804"/>
     <w:pPr>
       <w:jc w:val="center"/>
     </w:pPr>
   </w:style>
-  <w:style w:type="paragraph" w:customStyle="1" w:styleId="afff1">
+  <w:style w:type="paragraph" w:customStyle="1" w:styleId="afff2">
     <w:name w:val="ДОК Текст"/>
     <w:basedOn w:val="af7"/>
-    <w:link w:val="afff2"/>
+    <w:link w:val="afff3"/>
     <w:qFormat/>
     <w:rsid w:val="00901804"/>
     <w:pPr>
@@ -8476,7 +11907,7 @@
       <w:iCs/>
     </w:rPr>
   </w:style>
-  <w:style w:type="character" w:styleId="afff3">
+  <w:style w:type="character" w:styleId="afff4">
     <w:name w:val="Hyperlink"/>
     <w:basedOn w:val="af0"/>
     <w:uiPriority w:val="99"/>
@@ -8499,10 +11930,10 @@
       <w:ind w:left="600"/>
     </w:pPr>
   </w:style>
-  <w:style w:type="paragraph" w:styleId="afff4">
+  <w:style w:type="paragraph" w:styleId="afff5">
     <w:name w:val="header"/>
     <w:basedOn w:val="af"/>
-    <w:link w:val="afff5"/>
+    <w:link w:val="afff6"/>
     <w:uiPriority w:val="99"/>
     <w:unhideWhenUsed/>
     <w:rsid w:val="00495A4F"/>
@@ -8513,10 +11944,10 @@
       </w:tabs>
     </w:pPr>
   </w:style>
-  <w:style w:type="character" w:customStyle="1" w:styleId="afff5">
+  <w:style w:type="character" w:customStyle="1" w:styleId="afff6">
     <w:name w:val="Верхний колонтитул Знак"/>
     <w:basedOn w:val="af0"/>
-    <w:link w:val="afff4"/>
+    <w:link w:val="afff5"/>
     <w:uiPriority w:val="99"/>
     <w:rsid w:val="00495A4F"/>
     <w:rPr>
@@ -8526,10 +11957,10 @@
       <w:lang w:eastAsia="ru-RU"/>
     </w:rPr>
   </w:style>
-  <w:style w:type="paragraph" w:styleId="afff6">
+  <w:style w:type="paragraph" w:styleId="afff7">
     <w:name w:val="footer"/>
     <w:basedOn w:val="af"/>
-    <w:link w:val="afff7"/>
+    <w:link w:val="afff8"/>
     <w:uiPriority w:val="99"/>
     <w:unhideWhenUsed/>
     <w:rsid w:val="00495A4F"/>
@@ -8540,10 +11971,10 @@
       </w:tabs>
     </w:pPr>
   </w:style>
-  <w:style w:type="character" w:customStyle="1" w:styleId="afff7">
+  <w:style w:type="character" w:customStyle="1" w:styleId="afff8">
     <w:name w:val="Нижний колонтитул Знак"/>
     <w:basedOn w:val="af0"/>
-    <w:link w:val="afff6"/>
+    <w:link w:val="afff7"/>
     <w:uiPriority w:val="99"/>
     <w:rsid w:val="00495A4F"/>
     <w:rPr>
@@ -8553,10 +11984,10 @@
       <w:lang w:eastAsia="ru-RU"/>
     </w:rPr>
   </w:style>
-  <w:style w:type="character" w:customStyle="1" w:styleId="affe">
+  <w:style w:type="character" w:customStyle="1" w:styleId="afff">
     <w:name w:val="ДОК Таблица Текст Знак"/>
     <w:basedOn w:val="affa"/>
-    <w:link w:val="affd"/>
+    <w:link w:val="affe"/>
     <w:rsid w:val="00697B2E"/>
     <w:rPr>
       <w:rFonts w:ascii="Arial Narrow" w:eastAsia="Arial Unicode MS" w:hAnsi="Arial Narrow" w:cs="Times New Roman"/>
@@ -8565,10 +11996,10 @@
       <w:lang w:eastAsia="ru-RU"/>
     </w:rPr>
   </w:style>
-  <w:style w:type="character" w:customStyle="1" w:styleId="afff2">
+  <w:style w:type="character" w:customStyle="1" w:styleId="afff3">
     <w:name w:val="ДОК Текст Знак"/>
     <w:basedOn w:val="affa"/>
-    <w:link w:val="afff1"/>
+    <w:link w:val="afff2"/>
     <w:rsid w:val="00697B2E"/>
     <w:rPr>
       <w:rFonts w:ascii="Arial Narrow" w:eastAsia="Times New Roman" w:hAnsi="Arial Narrow" w:cs="Times New Roman"/>
@@ -8577,7 +12008,7 @@
       <w:lang w:eastAsia="ru-RU"/>
     </w:rPr>
   </w:style>
-  <w:style w:type="character" w:styleId="afff8">
+  <w:style w:type="character" w:styleId="afff9">
     <w:name w:val="Placeholder Text"/>
     <w:basedOn w:val="af0"/>
     <w:uiPriority w:val="99"/>
@@ -8587,7 +12018,7 @@
       <w:color w:val="808080"/>
     </w:rPr>
   </w:style>
-  <w:style w:type="paragraph" w:styleId="afff9">
+  <w:style w:type="paragraph" w:styleId="afffa">
     <w:name w:val="caption"/>
     <w:basedOn w:val="af"/>
     <w:next w:val="af"/>
@@ -8606,7 +12037,7 @@
       <w:szCs w:val="18"/>
     </w:rPr>
   </w:style>
-  <w:style w:type="paragraph" w:styleId="afffa">
+  <w:style w:type="paragraph" w:styleId="afffb">
     <w:name w:val="List Paragraph"/>
     <w:basedOn w:val="af"/>
     <w:uiPriority w:val="34"/>
@@ -8707,10 +12138,10 @@
       <w:szCs w:val="22"/>
     </w:rPr>
   </w:style>
-  <w:style w:type="paragraph" w:styleId="afffb">
+  <w:style w:type="paragraph" w:styleId="afffc">
     <w:name w:val="Body Text Indent"/>
     <w:basedOn w:val="af"/>
-    <w:link w:val="afffc"/>
+    <w:link w:val="afffd"/>
     <w:rsid w:val="00CA60A9"/>
     <w:pPr>
       <w:spacing w:line="360" w:lineRule="auto"/>
@@ -8724,10 +12155,10 @@
       <w:szCs w:val="24"/>
     </w:rPr>
   </w:style>
-  <w:style w:type="character" w:customStyle="1" w:styleId="afffc">
+  <w:style w:type="character" w:customStyle="1" w:styleId="afffd">
     <w:name w:val="Основной текст с отступом Знак"/>
     <w:basedOn w:val="af0"/>
-    <w:link w:val="afffb"/>
+    <w:link w:val="afffc"/>
     <w:rsid w:val="00CA60A9"/>
     <w:rPr>
       <w:rFonts w:ascii="Arial" w:eastAsia="Times New Roman" w:hAnsi="Arial" w:cs="Arial"/>
@@ -8738,20 +12169,20 @@
       <w:lang w:eastAsia="ru-RU"/>
     </w:rPr>
   </w:style>
-  <w:style w:type="paragraph" w:styleId="afffd">
+  <w:style w:type="paragraph" w:styleId="afffe">
     <w:name w:val="Title"/>
     <w:basedOn w:val="af"/>
-    <w:link w:val="afffe"/>
+    <w:link w:val="affff"/>
     <w:uiPriority w:val="10"/>
     <w:qFormat/>
-    <w:rsid w:val="00776707"/>
+    <w:rsid w:val="00843F47"/>
     <w:pPr>
       <w:widowControl w:val="0"/>
       <w:overflowPunct w:val="0"/>
       <w:autoSpaceDE w:val="0"/>
       <w:autoSpaceDN w:val="0"/>
       <w:adjustRightInd w:val="0"/>
-      <w:spacing w:before="5640" w:after="0" w:line="360" w:lineRule="auto"/>
+      <w:spacing w:before="0" w:after="0" w:line="360" w:lineRule="auto"/>
       <w:jc w:val="center"/>
       <w:textAlignment w:val="baseline"/>
     </w:pPr>
@@ -8761,12 +12192,12 @@
       <w:sz w:val="36"/>
     </w:rPr>
   </w:style>
-  <w:style w:type="character" w:customStyle="1" w:styleId="afffe">
+  <w:style w:type="character" w:customStyle="1" w:styleId="affff">
     <w:name w:val="Заголовок Знак"/>
     <w:basedOn w:val="af0"/>
-    <w:link w:val="afffd"/>
+    <w:link w:val="afffe"/>
     <w:uiPriority w:val="10"/>
-    <w:rsid w:val="00776707"/>
+    <w:rsid w:val="00843F47"/>
     <w:rPr>
       <w:rFonts w:ascii="Arial Narrow" w:eastAsia="Times New Roman" w:hAnsi="Arial Narrow" w:cs="Times New Roman"/>
       <w:b/>
@@ -8776,7 +12207,7 @@
       <w:lang w:eastAsia="ru-RU"/>
     </w:rPr>
   </w:style>
-  <w:style w:type="character" w:styleId="affff">
+  <w:style w:type="character" w:styleId="affff0">
     <w:name w:val="page number"/>
     <w:basedOn w:val="af0"/>
     <w:semiHidden/>
@@ -8872,10 +12303,10 @@
       <w:lang w:val="en-GB" w:eastAsia="en-US"/>
     </w:rPr>
   </w:style>
-  <w:style w:type="paragraph" w:styleId="affff0">
+  <w:style w:type="paragraph" w:styleId="affff1">
     <w:name w:val="Document Map"/>
     <w:basedOn w:val="af"/>
-    <w:link w:val="affff1"/>
+    <w:link w:val="affff2"/>
     <w:uiPriority w:val="99"/>
     <w:semiHidden/>
     <w:unhideWhenUsed/>
@@ -8889,10 +12320,10 @@
       <w:szCs w:val="16"/>
     </w:rPr>
   </w:style>
-  <w:style w:type="character" w:customStyle="1" w:styleId="affff1">
+  <w:style w:type="character" w:customStyle="1" w:styleId="affff2">
     <w:name w:val="Схема документа Знак"/>
     <w:basedOn w:val="af0"/>
-    <w:link w:val="affff0"/>
+    <w:link w:val="affff1"/>
     <w:uiPriority w:val="99"/>
     <w:semiHidden/>
     <w:rsid w:val="00667F78"/>
@@ -8903,19 +12334,19 @@
       <w:lang w:eastAsia="ru-RU"/>
     </w:rPr>
   </w:style>
-  <w:style w:type="paragraph" w:styleId="affff2">
+  <w:style w:type="paragraph" w:styleId="affff3">
     <w:name w:val="Body Text"/>
     <w:basedOn w:val="af"/>
-    <w:link w:val="affff3"/>
+    <w:link w:val="affff4"/>
     <w:uiPriority w:val="99"/>
     <w:semiHidden/>
     <w:unhideWhenUsed/>
     <w:rsid w:val="00667F78"/>
   </w:style>
-  <w:style w:type="character" w:customStyle="1" w:styleId="affff3">
+  <w:style w:type="character" w:customStyle="1" w:styleId="affff4">
     <w:name w:val="Основной текст Знак"/>
     <w:basedOn w:val="af0"/>
-    <w:link w:val="affff2"/>
+    <w:link w:val="affff3"/>
     <w:uiPriority w:val="99"/>
     <w:semiHidden/>
     <w:rsid w:val="00667F78"/>
@@ -8926,11 +12357,11 @@
       <w:lang w:eastAsia="ru-RU"/>
     </w:rPr>
   </w:style>
-  <w:style w:type="paragraph" w:styleId="affff4">
+  <w:style w:type="paragraph" w:styleId="affff5">
     <w:name w:val="Subtitle"/>
     <w:basedOn w:val="af"/>
     <w:next w:val="af"/>
-    <w:link w:val="affff5"/>
+    <w:link w:val="affff6"/>
     <w:uiPriority w:val="11"/>
     <w:qFormat/>
     <w:rsid w:val="00E721C5"/>
@@ -8945,10 +12376,10 @@
       <w:lang w:val="en-US" w:eastAsia="en-US" w:bidi="en-US"/>
     </w:rPr>
   </w:style>
-  <w:style w:type="character" w:customStyle="1" w:styleId="affff5">
+  <w:style w:type="character" w:customStyle="1" w:styleId="affff6">
     <w:name w:val="Подзаголовок Знак"/>
     <w:basedOn w:val="af0"/>
-    <w:link w:val="affff4"/>
+    <w:link w:val="affff5"/>
     <w:uiPriority w:val="11"/>
     <w:rsid w:val="00E721C5"/>
     <w:rPr>
@@ -8958,7 +12389,7 @@
       <w:lang w:val="en-US" w:bidi="en-US"/>
     </w:rPr>
   </w:style>
-  <w:style w:type="character" w:styleId="affff6">
+  <w:style w:type="character" w:styleId="affff7">
     <w:name w:val="Strong"/>
     <w:basedOn w:val="af0"/>
     <w:uiPriority w:val="22"/>
@@ -8969,7 +12400,7 @@
       <w:bCs/>
     </w:rPr>
   </w:style>
-  <w:style w:type="character" w:styleId="affff7">
+  <w:style w:type="character" w:styleId="affff8">
     <w:name w:val="Emphasis"/>
     <w:basedOn w:val="af0"/>
     <w:uiPriority w:val="20"/>
@@ -8982,7 +12413,7 @@
       <w:iCs/>
     </w:rPr>
   </w:style>
-  <w:style w:type="paragraph" w:styleId="affff8">
+  <w:style w:type="paragraph" w:styleId="affff9">
     <w:name w:val="No Spacing"/>
     <w:basedOn w:val="af"/>
     <w:uiPriority w:val="1"/>
@@ -9029,11 +12460,11 @@
       <w:lang w:val="en-US" w:bidi="en-US"/>
     </w:rPr>
   </w:style>
-  <w:style w:type="paragraph" w:styleId="affff9">
+  <w:style w:type="paragraph" w:styleId="affffa">
     <w:name w:val="Intense Quote"/>
     <w:basedOn w:val="af"/>
     <w:next w:val="af"/>
-    <w:link w:val="affffa"/>
+    <w:link w:val="affffb"/>
     <w:uiPriority w:val="30"/>
     <w:qFormat/>
     <w:rsid w:val="00667F78"/>
@@ -9049,10 +12480,10 @@
       <w:lang w:val="en-US" w:eastAsia="en-US" w:bidi="en-US"/>
     </w:rPr>
   </w:style>
-  <w:style w:type="character" w:customStyle="1" w:styleId="affffa">
+  <w:style w:type="character" w:customStyle="1" w:styleId="affffb">
     <w:name w:val="Выделенная цитата Знак"/>
     <w:basedOn w:val="af0"/>
-    <w:link w:val="affff9"/>
+    <w:link w:val="affffa"/>
     <w:uiPriority w:val="30"/>
     <w:rsid w:val="00667F78"/>
     <w:rPr>
@@ -9063,7 +12494,7 @@
       <w:lang w:val="en-US" w:bidi="en-US"/>
     </w:rPr>
   </w:style>
-  <w:style w:type="character" w:styleId="affffb">
+  <w:style w:type="character" w:styleId="affffc">
     <w:name w:val="Subtle Emphasis"/>
     <w:uiPriority w:val="19"/>
     <w:qFormat/>
@@ -9073,7 +12504,7 @@
       <w:color w:val="5A5A5A" w:themeColor="text1" w:themeTint="A5"/>
     </w:rPr>
   </w:style>
-  <w:style w:type="character" w:styleId="affffc">
+  <w:style w:type="character" w:styleId="affffd">
     <w:name w:val="Intense Emphasis"/>
     <w:basedOn w:val="af0"/>
     <w:uiPriority w:val="21"/>
@@ -9087,7 +12518,7 @@
       <w:u w:val="single"/>
     </w:rPr>
   </w:style>
-  <w:style w:type="character" w:styleId="affffd">
+  <w:style w:type="character" w:styleId="affffe">
     <w:name w:val="Subtle Reference"/>
     <w:basedOn w:val="af0"/>
     <w:uiPriority w:val="31"/>
@@ -9099,7 +12530,7 @@
       <w:u w:val="single"/>
     </w:rPr>
   </w:style>
-  <w:style w:type="character" w:styleId="affffe">
+  <w:style w:type="character" w:styleId="afffff">
     <w:name w:val="Intense Reference"/>
     <w:basedOn w:val="af0"/>
     <w:uiPriority w:val="32"/>
@@ -9111,7 +12542,7 @@
       <w:u w:val="single"/>
     </w:rPr>
   </w:style>
-  <w:style w:type="character" w:styleId="afffff">
+  <w:style w:type="character" w:styleId="afffff0">
     <w:name w:val="Book Title"/>
     <w:basedOn w:val="af0"/>
     <w:uiPriority w:val="33"/>
@@ -9125,7 +12556,7 @@
       <w:szCs w:val="24"/>
     </w:rPr>
   </w:style>
-  <w:style w:type="paragraph" w:styleId="afffff0">
+  <w:style w:type="paragraph" w:styleId="afffff1">
     <w:name w:val="TOC Heading"/>
     <w:basedOn w:val="13"/>
     <w:next w:val="af"/>
@@ -9149,7 +12580,7 @@
       <w:lang w:val="en-US" w:eastAsia="en-US" w:bidi="en-US"/>
     </w:rPr>
   </w:style>
-  <w:style w:type="paragraph" w:customStyle="1" w:styleId="afffff1">
+  <w:style w:type="paragraph" w:customStyle="1" w:styleId="afffff2">
     <w:name w:val="ÒåêñòÎáû÷íûé"/>
     <w:rsid w:val="00667F78"/>
     <w:pPr>
@@ -9169,7 +12600,7 @@
       <w:lang w:eastAsia="ru-RU"/>
     </w:rPr>
   </w:style>
-  <w:style w:type="character" w:styleId="afffff2">
+  <w:style w:type="character" w:styleId="afffff3">
     <w:name w:val="FollowedHyperlink"/>
     <w:basedOn w:val="af0"/>
     <w:uiPriority w:val="99"/>
@@ -9181,7 +12612,7 @@
       <w:u w:val="single"/>
     </w:rPr>
   </w:style>
-  <w:style w:type="character" w:styleId="afffff3">
+  <w:style w:type="character" w:styleId="afffff4">
     <w:name w:val="annotation reference"/>
     <w:basedOn w:val="af0"/>
     <w:uiPriority w:val="99"/>
@@ -9193,10 +12624,10 @@
       <w:szCs w:val="16"/>
     </w:rPr>
   </w:style>
-  <w:style w:type="paragraph" w:styleId="afffff4">
+  <w:style w:type="paragraph" w:styleId="afffff5">
     <w:name w:val="annotation text"/>
     <w:basedOn w:val="af"/>
-    <w:link w:val="afffff5"/>
+    <w:link w:val="afffff6"/>
     <w:uiPriority w:val="99"/>
     <w:semiHidden/>
     <w:unhideWhenUsed/>
@@ -9205,10 +12636,10 @@
       <w:spacing w:line="240" w:lineRule="auto"/>
     </w:pPr>
   </w:style>
-  <w:style w:type="character" w:customStyle="1" w:styleId="afffff5">
+  <w:style w:type="character" w:customStyle="1" w:styleId="afffff6">
     <w:name w:val="Текст примечания Знак"/>
     <w:basedOn w:val="af0"/>
-    <w:link w:val="afffff4"/>
+    <w:link w:val="afffff5"/>
     <w:uiPriority w:val="99"/>
     <w:semiHidden/>
     <w:rsid w:val="00A328C2"/>
@@ -9219,11 +12650,11 @@
       <w:lang w:eastAsia="ru-RU"/>
     </w:rPr>
   </w:style>
-  <w:style w:type="paragraph" w:styleId="afffff6">
+  <w:style w:type="paragraph" w:styleId="afffff7">
     <w:name w:val="annotation subject"/>
-    <w:basedOn w:val="afffff4"/>
-    <w:next w:val="afffff4"/>
-    <w:link w:val="afffff7"/>
+    <w:basedOn w:val="afffff5"/>
+    <w:next w:val="afffff5"/>
+    <w:link w:val="afffff8"/>
     <w:uiPriority w:val="99"/>
     <w:semiHidden/>
     <w:unhideWhenUsed/>
@@ -9233,10 +12664,10 @@
       <w:bCs/>
     </w:rPr>
   </w:style>
-  <w:style w:type="character" w:customStyle="1" w:styleId="afffff7">
+  <w:style w:type="character" w:customStyle="1" w:styleId="afffff8">
     <w:name w:val="Тема примечания Знак"/>
-    <w:basedOn w:val="afffff5"/>
-    <w:link w:val="afffff6"/>
+    <w:basedOn w:val="afffff6"/>
+    <w:link w:val="afffff7"/>
     <w:uiPriority w:val="99"/>
     <w:semiHidden/>
     <w:rsid w:val="00A328C2"/>
@@ -9360,7 +12791,7 @@
     </w:pPr>
     <w:tblPr/>
   </w:style>
-  <w:style w:type="character" w:styleId="afffff8">
+  <w:style w:type="character" w:styleId="afffff9">
     <w:name w:val="line number"/>
     <w:basedOn w:val="af0"/>
     <w:uiPriority w:val="99"/>
@@ -9419,7 +12850,7 @@
       </w:tblBorders>
     </w:tblPr>
   </w:style>
-  <w:style w:type="paragraph" w:customStyle="1" w:styleId="afffff9">
+  <w:style w:type="paragraph" w:customStyle="1" w:styleId="afffffa">
     <w:name w:val="ДОК Заголовок вкл в содержание"/>
     <w:basedOn w:val="af"/>
     <w:uiPriority w:val="9"/>
@@ -9442,10 +12873,10 @@
       <w:szCs w:val="22"/>
     </w:rPr>
   </w:style>
-  <w:style w:type="paragraph" w:customStyle="1" w:styleId="afffffa">
+  <w:style w:type="paragraph" w:customStyle="1" w:styleId="afffffb">
     <w:name w:val="ДОК Заголовок не вкл в содержание"/>
     <w:basedOn w:val="af"/>
-    <w:link w:val="afffffb"/>
+    <w:link w:val="afffffc"/>
     <w:qFormat/>
     <w:rsid w:val="00D76C1B"/>
     <w:pPr>
@@ -9464,7 +12895,7 @@
       <w:szCs w:val="22"/>
     </w:rPr>
   </w:style>
-  <w:style w:type="paragraph" w:customStyle="1" w:styleId="afffffc">
+  <w:style w:type="paragraph" w:customStyle="1" w:styleId="afffffd">
     <w:name w:val="ПРИЛ Текст"/>
     <w:basedOn w:val="af7"/>
     <w:qFormat/>
@@ -9482,7 +12913,7 @@
   </w:style>
   <w:style w:type="paragraph" w:customStyle="1" w:styleId="ab">
     <w:name w:val="ПРИЛ Заголовок"/>
-    <w:basedOn w:val="afffffc"/>
+    <w:basedOn w:val="afffffd"/>
     <w:next w:val="31-"/>
     <w:qFormat/>
     <w:rsid w:val="00D76C1B"/>
@@ -9501,7 +12932,7 @@
   </w:style>
   <w:style w:type="paragraph" w:customStyle="1" w:styleId="31-">
     <w:name w:val="ПРИЛ 3уров 1-раздел"/>
-    <w:basedOn w:val="afffffc"/>
+    <w:basedOn w:val="afffffd"/>
     <w:next w:val="af"/>
     <w:qFormat/>
     <w:rsid w:val="00D76C1B"/>
@@ -9519,7 +12950,7 @@
   </w:style>
   <w:style w:type="paragraph" w:customStyle="1" w:styleId="22-">
     <w:name w:val="ПРИЛ 2уров 2-подпункт"/>
-    <w:basedOn w:val="afffffc"/>
+    <w:basedOn w:val="afffffd"/>
     <w:qFormat/>
     <w:rsid w:val="00D76C1B"/>
     <w:pPr>
@@ -9531,7 +12962,7 @@
   </w:style>
   <w:style w:type="paragraph" w:customStyle="1" w:styleId="21-">
     <w:name w:val="ПРИЛ 2уров 1-пункт"/>
-    <w:basedOn w:val="afffffc"/>
+    <w:basedOn w:val="afffffd"/>
     <w:qFormat/>
     <w:rsid w:val="00D76C1B"/>
     <w:pPr>
@@ -9546,7 +12977,7 @@
   </w:style>
   <w:style w:type="paragraph" w:customStyle="1" w:styleId="32-">
     <w:name w:val="ПРИЛ 3уров 2-пункт"/>
-    <w:basedOn w:val="afffffc"/>
+    <w:basedOn w:val="afffffd"/>
     <w:qFormat/>
     <w:rsid w:val="00D76C1B"/>
     <w:pPr>
@@ -9561,7 +12992,7 @@
   </w:style>
   <w:style w:type="paragraph" w:customStyle="1" w:styleId="33-">
     <w:name w:val="ПРИЛ 3уров 3-подпункт"/>
-    <w:basedOn w:val="afffffc"/>
+    <w:basedOn w:val="afffffd"/>
     <w:qFormat/>
     <w:rsid w:val="00D76C1B"/>
     <w:pPr>
@@ -9577,7 +13008,7 @@
   <w:style w:type="paragraph" w:customStyle="1" w:styleId="ac">
     <w:name w:val="ПРИЛ Таблица Название"/>
     <w:basedOn w:val="af7"/>
-    <w:next w:val="afffffc"/>
+    <w:next w:val="afffffd"/>
     <w:qFormat/>
     <w:rsid w:val="00D76C1B"/>
     <w:pPr>
@@ -9595,8 +13026,8 @@
   </w:style>
   <w:style w:type="paragraph" w:customStyle="1" w:styleId="ad">
     <w:name w:val="ПРИЛ Рисунок Название"/>
-    <w:basedOn w:val="afffffc"/>
-    <w:next w:val="afffffc"/>
+    <w:basedOn w:val="afffffd"/>
+    <w:next w:val="afffffd"/>
     <w:qFormat/>
     <w:rsid w:val="00D76C1B"/>
     <w:pPr>
@@ -9611,7 +13042,7 @@
       <w:lang w:val="ru-RU"/>
     </w:rPr>
   </w:style>
-  <w:style w:type="paragraph" w:customStyle="1" w:styleId="afffffd">
+  <w:style w:type="paragraph" w:customStyle="1" w:styleId="afffffe">
     <w:name w:val="ДОК Рисунок Поле"/>
     <w:basedOn w:val="af7"/>
     <w:uiPriority w:val="99"/>
@@ -9628,9 +13059,9 @@
       <w:szCs w:val="28"/>
     </w:rPr>
   </w:style>
-  <w:style w:type="paragraph" w:customStyle="1" w:styleId="afffffe">
+  <w:style w:type="paragraph" w:customStyle="1" w:styleId="affffff">
     <w:name w:val="ДОК Таблица Текст Нумерованный"/>
-    <w:basedOn w:val="affd"/>
+    <w:basedOn w:val="affe"/>
     <w:qFormat/>
     <w:rsid w:val="00D76C1B"/>
     <w:pPr>
@@ -9646,7 +13077,7 @@
   </w:style>
   <w:style w:type="paragraph" w:customStyle="1" w:styleId="-0">
     <w:name w:val="ДОК Таблица Текст список -"/>
-    <w:basedOn w:val="affd"/>
+    <w:basedOn w:val="affe"/>
     <w:uiPriority w:val="99"/>
     <w:rsid w:val="00D76C1B"/>
     <w:pPr>
@@ -9665,7 +13096,7 @@
   </w:style>
   <w:style w:type="paragraph" w:customStyle="1" w:styleId="120">
     <w:name w:val="ДОК Текст 12"/>
-    <w:basedOn w:val="afff1"/>
+    <w:basedOn w:val="afff2"/>
     <w:uiPriority w:val="99"/>
     <w:rsid w:val="00D76C1B"/>
     <w:pPr>
@@ -9690,7 +13121,7 @@
       <w:szCs w:val="20"/>
     </w:rPr>
   </w:style>
-  <w:style w:type="paragraph" w:customStyle="1" w:styleId="affffff">
+  <w:style w:type="paragraph" w:customStyle="1" w:styleId="affffff0">
     <w:name w:val="ДОК Базовый с маленьким интервалом"/>
     <w:basedOn w:val="af7"/>
     <w:uiPriority w:val="99"/>
@@ -9705,7 +13136,7 @@
       <w:szCs w:val="28"/>
     </w:rPr>
   </w:style>
-  <w:style w:type="paragraph" w:customStyle="1" w:styleId="affffff0">
+  <w:style w:type="paragraph" w:customStyle="1" w:styleId="affffff1">
     <w:name w:val="ДОК Базовый с большим интервалом"/>
     <w:basedOn w:val="af7"/>
     <w:uiPriority w:val="99"/>
@@ -9721,7 +13152,7 @@
   </w:style>
   <w:style w:type="paragraph" w:customStyle="1" w:styleId="-">
     <w:name w:val="ДОК Текст список -"/>
-    <w:basedOn w:val="afff1"/>
+    <w:basedOn w:val="afff2"/>
     <w:link w:val="-1"/>
     <w:qFormat/>
     <w:rsid w:val="00D76C1B"/>
@@ -9740,7 +13171,7 @@
   </w:style>
   <w:style w:type="paragraph" w:customStyle="1" w:styleId="ae">
     <w:name w:val="ДОК Текст список абв"/>
-    <w:basedOn w:val="afff1"/>
+    <w:basedOn w:val="afff2"/>
     <w:uiPriority w:val="99"/>
     <w:rsid w:val="00D76C1B"/>
     <w:pPr>
@@ -9758,7 +13189,7 @@
   </w:style>
   <w:style w:type="paragraph" w:customStyle="1" w:styleId="341-">
     <w:name w:val="ДОК Текст 3/4уров 1-раздел"/>
-    <w:basedOn w:val="afff1"/>
+    <w:basedOn w:val="afff2"/>
     <w:next w:val="42-"/>
     <w:qFormat/>
     <w:rsid w:val="00D76C1B"/>
@@ -9777,7 +13208,7 @@
   </w:style>
   <w:style w:type="paragraph" w:customStyle="1" w:styleId="32-0">
     <w:name w:val="ДОК Текст 3уров 2-пункт"/>
-    <w:basedOn w:val="afff1"/>
+    <w:basedOn w:val="afff2"/>
     <w:uiPriority w:val="99"/>
     <w:rsid w:val="00D76C1B"/>
     <w:pPr>
@@ -9794,7 +13225,7 @@
   </w:style>
   <w:style w:type="paragraph" w:customStyle="1" w:styleId="42-">
     <w:name w:val="ДОК Текст 4уров 2-подраздел"/>
-    <w:basedOn w:val="afff1"/>
+    <w:basedOn w:val="afff2"/>
     <w:next w:val="43-"/>
     <w:qFormat/>
     <w:rsid w:val="00D76C1B"/>
@@ -9815,7 +13246,7 @@
   </w:style>
   <w:style w:type="paragraph" w:customStyle="1" w:styleId="33-0">
     <w:name w:val="ДОК Текст 3уров 3-подпункт"/>
-    <w:basedOn w:val="afff1"/>
+    <w:basedOn w:val="afff2"/>
     <w:uiPriority w:val="99"/>
     <w:rsid w:val="00D76C1B"/>
     <w:pPr>
@@ -9830,7 +13261,7 @@
   </w:style>
   <w:style w:type="paragraph" w:customStyle="1" w:styleId="43-">
     <w:name w:val="ДОК Текст 4уров 3-пункт"/>
-    <w:basedOn w:val="afff1"/>
+    <w:basedOn w:val="afff2"/>
     <w:uiPriority w:val="99"/>
     <w:rsid w:val="00D76C1B"/>
     <w:pPr>
@@ -9846,7 +13277,7 @@
   </w:style>
   <w:style w:type="paragraph" w:customStyle="1" w:styleId="44-">
     <w:name w:val="ДОК Текст 4уров 4-подпункт"/>
-    <w:basedOn w:val="afff1"/>
+    <w:basedOn w:val="afff2"/>
     <w:qFormat/>
     <w:rsid w:val="00D76C1B"/>
     <w:pPr>
@@ -9859,10 +13290,10 @@
       <w:szCs w:val="28"/>
     </w:rPr>
   </w:style>
-  <w:style w:type="paragraph" w:customStyle="1" w:styleId="affffff1">
+  <w:style w:type="paragraph" w:customStyle="1" w:styleId="affffff2">
     <w:name w:val="ДОК титул"/>
     <w:basedOn w:val="af7"/>
-    <w:link w:val="affffff2"/>
+    <w:link w:val="affffff3"/>
     <w:qFormat/>
     <w:rsid w:val="00D76C1B"/>
     <w:pPr>
@@ -9983,7 +13414,7 @@
       </w:numPr>
     </w:pPr>
   </w:style>
-  <w:style w:type="numbering" w:customStyle="1" w:styleId="affffff3">
+  <w:style w:type="numbering" w:customStyle="1" w:styleId="affffff4">
     <w:name w:val="Текст документа"/>
     <w:uiPriority w:val="99"/>
     <w:rsid w:val="00D76C1B"/>
@@ -10013,9 +13444,9 @@
       </w:tblBorders>
     </w:tblPr>
   </w:style>
-  <w:style w:type="paragraph" w:customStyle="1" w:styleId="affffff4">
+  <w:style w:type="paragraph" w:customStyle="1" w:styleId="affffff5">
     <w:name w:val="ДОК Текст Центр"/>
-    <w:basedOn w:val="afff1"/>
+    <w:basedOn w:val="afff2"/>
     <w:qFormat/>
     <w:rsid w:val="00D76C1B"/>
     <w:pPr>
@@ -10626,9 +14057,9 @@
       <w:lang w:eastAsia="ru-RU"/>
     </w:rPr>
   </w:style>
-  <w:style w:type="character" w:customStyle="1" w:styleId="affffff5">
+  <w:style w:type="character" w:customStyle="1" w:styleId="affffff6">
     <w:name w:val="ДОК Таблица Нумерация Знак"/>
-    <w:basedOn w:val="affe"/>
+    <w:basedOn w:val="afff"/>
     <w:link w:val="a0"/>
     <w:uiPriority w:val="24"/>
     <w:locked/>
@@ -10643,8 +14074,8 @@
   </w:style>
   <w:style w:type="paragraph" w:customStyle="1" w:styleId="a0">
     <w:name w:val="ДОК Таблица Нумерация"/>
-    <w:basedOn w:val="affd"/>
-    <w:link w:val="affffff5"/>
+    <w:basedOn w:val="affe"/>
+    <w:link w:val="affffff6"/>
     <w:uiPriority w:val="24"/>
     <w:qFormat/>
     <w:rsid w:val="00D76C1B"/>
@@ -10675,10 +14106,10 @@
       <w:szCs w:val="24"/>
     </w:rPr>
   </w:style>
-  <w:style w:type="paragraph" w:styleId="affffff6">
+  <w:style w:type="paragraph" w:styleId="affffff7">
     <w:name w:val="footnote text"/>
     <w:basedOn w:val="af"/>
-    <w:link w:val="affffff7"/>
+    <w:link w:val="affffff8"/>
     <w:uiPriority w:val="99"/>
     <w:semiHidden/>
     <w:unhideWhenUsed/>
@@ -10687,10 +14118,10 @@
       <w:rFonts w:ascii="Times New Roman" w:hAnsi="Times New Roman"/>
     </w:rPr>
   </w:style>
-  <w:style w:type="character" w:customStyle="1" w:styleId="affffff7">
+  <w:style w:type="character" w:customStyle="1" w:styleId="affffff8">
     <w:name w:val="Текст сноски Знак"/>
     <w:basedOn w:val="af0"/>
-    <w:link w:val="affffff6"/>
+    <w:link w:val="affffff7"/>
     <w:uiPriority w:val="99"/>
     <w:semiHidden/>
     <w:rsid w:val="00D76C1B"/>
@@ -10701,7 +14132,7 @@
       <w:lang w:eastAsia="ru-RU"/>
     </w:rPr>
   </w:style>
-  <w:style w:type="paragraph" w:styleId="affffff8">
+  <w:style w:type="paragraph" w:styleId="affffff9">
     <w:name w:val="toa heading"/>
     <w:basedOn w:val="af"/>
     <w:next w:val="af"/>
@@ -10787,7 +14218,7 @@
       <w:lang w:eastAsia="ru-RU"/>
     </w:rPr>
   </w:style>
-  <w:style w:type="paragraph" w:styleId="affffff9">
+  <w:style w:type="paragraph" w:styleId="affffffa">
     <w:name w:val="Revision"/>
     <w:uiPriority w:val="99"/>
     <w:semiHidden/>
@@ -10802,10 +14233,10 @@
       <w:lang w:eastAsia="ru-RU"/>
     </w:rPr>
   </w:style>
-  <w:style w:type="character" w:customStyle="1" w:styleId="afffffb">
+  <w:style w:type="character" w:customStyle="1" w:styleId="afffffc">
     <w:name w:val="ДОК Заголовок не вкл в содержание Знак"/>
     <w:basedOn w:val="af0"/>
-    <w:link w:val="afffffa"/>
+    <w:link w:val="afffffb"/>
     <w:locked/>
     <w:rsid w:val="00D76C1B"/>
     <w:rPr>
@@ -10833,7 +14264,7 @@
   </w:style>
   <w:style w:type="paragraph" w:customStyle="1" w:styleId="10">
     <w:name w:val="ДОК ПРИЛ ур1 Заголовок"/>
-    <w:basedOn w:val="afff1"/>
+    <w:basedOn w:val="afff2"/>
     <w:next w:val="af"/>
     <w:qFormat/>
     <w:rsid w:val="00D76C1B"/>
@@ -10872,7 +14303,7 @@
   </w:style>
   <w:style w:type="character" w:customStyle="1" w:styleId="3c">
     <w:name w:val="ДОК ПРИЛ ур3 подраздел Знак"/>
-    <w:basedOn w:val="afff2"/>
+    <w:basedOn w:val="afff3"/>
     <w:link w:val="3"/>
     <w:locked/>
     <w:rsid w:val="00D76C1B"/>
@@ -10886,7 +14317,7 @@
   </w:style>
   <w:style w:type="paragraph" w:customStyle="1" w:styleId="3">
     <w:name w:val="ДОК ПРИЛ ур3 подраздел"/>
-    <w:basedOn w:val="afff1"/>
+    <w:basedOn w:val="afff2"/>
     <w:link w:val="3c"/>
     <w:qFormat/>
     <w:rsid w:val="00D76C1B"/>
@@ -10907,7 +14338,7 @@
   <w:style w:type="paragraph" w:customStyle="1" w:styleId="a5">
     <w:name w:val="ДОК ПРИЛ Таблица Название"/>
     <w:basedOn w:val="a7"/>
-    <w:next w:val="afff1"/>
+    <w:next w:val="afff2"/>
     <w:qFormat/>
     <w:rsid w:val="00D76C1B"/>
     <w:pPr>
@@ -10929,7 +14360,7 @@
   <w:style w:type="paragraph" w:customStyle="1" w:styleId="a6">
     <w:name w:val="ДОК ПРИЛ Рисунок Название"/>
     <w:basedOn w:val="a8"/>
-    <w:next w:val="afff1"/>
+    <w:next w:val="afff2"/>
     <w:qFormat/>
     <w:rsid w:val="00D76C1B"/>
     <w:pPr>
@@ -11007,7 +14438,7 @@
       <w:lang w:eastAsia="en-US"/>
     </w:rPr>
   </w:style>
-  <w:style w:type="paragraph" w:customStyle="1" w:styleId="affffffa">
+  <w:style w:type="paragraph" w:customStyle="1" w:styleId="affffffb">
     <w:name w:val="СО"/>
     <w:basedOn w:val="af"/>
     <w:semiHidden/>
@@ -11025,7 +14456,7 @@
       <w:szCs w:val="24"/>
     </w:rPr>
   </w:style>
-  <w:style w:type="paragraph" w:customStyle="1" w:styleId="affffffb">
+  <w:style w:type="paragraph" w:customStyle="1" w:styleId="affffffc">
     <w:name w:val="ВИД ДОКУМЕНТА"/>
     <w:basedOn w:val="af"/>
     <w:semiHidden/>
@@ -11042,10 +14473,10 @@
       <w:sz w:val="36"/>
     </w:rPr>
   </w:style>
-  <w:style w:type="character" w:customStyle="1" w:styleId="affffff2">
+  <w:style w:type="character" w:customStyle="1" w:styleId="affffff3">
     <w:name w:val="ДОК титул Знак"/>
-    <w:basedOn w:val="afff2"/>
-    <w:link w:val="affffff1"/>
+    <w:basedOn w:val="afff3"/>
+    <w:link w:val="affffff2"/>
     <w:locked/>
     <w:rsid w:val="00D76C1B"/>
     <w:rPr>
@@ -11058,7 +14489,7 @@
   </w:style>
   <w:style w:type="character" w:customStyle="1" w:styleId="-1">
     <w:name w:val="ДОК Текст список - Знак"/>
-    <w:basedOn w:val="afff2"/>
+    <w:basedOn w:val="afff3"/>
     <w:link w:val="-"/>
     <w:locked/>
     <w:rsid w:val="00D76C1B"/>
@@ -11070,10 +14501,10 @@
       <w:lang w:eastAsia="ru-RU"/>
     </w:rPr>
   </w:style>
-  <w:style w:type="character" w:customStyle="1" w:styleId="affffffc">
+  <w:style w:type="character" w:customStyle="1" w:styleId="affffffd">
     <w:name w:val="ДОК Заголовок не вкл в содержание по центру Знак"/>
-    <w:basedOn w:val="afffffb"/>
-    <w:link w:val="affffffd"/>
+    <w:basedOn w:val="afffffc"/>
+    <w:link w:val="affffffe"/>
     <w:locked/>
     <w:rsid w:val="00D76C1B"/>
     <w:rPr>
@@ -11084,10 +14515,10 @@
       <w:lang w:eastAsia="ru-RU"/>
     </w:rPr>
   </w:style>
-  <w:style w:type="paragraph" w:customStyle="1" w:styleId="affffffd">
+  <w:style w:type="paragraph" w:customStyle="1" w:styleId="affffffe">
     <w:name w:val="ДОК Заголовок не вкл в содержание по центру"/>
-    <w:basedOn w:val="afffffa"/>
-    <w:link w:val="affffffc"/>
+    <w:basedOn w:val="afffffb"/>
+    <w:link w:val="affffffd"/>
     <w:qFormat/>
     <w:rsid w:val="00D76C1B"/>
     <w:pPr>
@@ -11111,7 +14542,7 @@
   </w:style>
   <w:style w:type="paragraph" w:customStyle="1" w:styleId="2">
     <w:name w:val="ДОК ПРИЛ ур2 раздел"/>
-    <w:basedOn w:val="afff1"/>
+    <w:basedOn w:val="afff2"/>
     <w:link w:val="2c"/>
     <w:qFormat/>
     <w:rsid w:val="00D76C1B"/>
@@ -11131,7 +14562,7 @@
   </w:style>
   <w:style w:type="paragraph" w:customStyle="1" w:styleId="a3">
     <w:name w:val="ДОК Текст термины"/>
-    <w:basedOn w:val="afff1"/>
+    <w:basedOn w:val="afff2"/>
     <w:uiPriority w:val="99"/>
     <w:rsid w:val="00D76C1B"/>
     <w:pPr>
@@ -11161,9 +14592,9 @@
       <w:outlineLvl w:val="9"/>
     </w:pPr>
   </w:style>
-  <w:style w:type="paragraph" w:customStyle="1" w:styleId="affffffe">
+  <w:style w:type="paragraph" w:customStyle="1" w:styleId="afffffff">
     <w:name w:val="ДОК Текст приложение"/>
-    <w:basedOn w:val="afff1"/>
+    <w:basedOn w:val="afff2"/>
     <w:uiPriority w:val="99"/>
     <w:qFormat/>
     <w:rsid w:val="00D76C1B"/>
@@ -11177,10 +14608,10 @@
       <w:szCs w:val="28"/>
     </w:rPr>
   </w:style>
-  <w:style w:type="paragraph" w:customStyle="1" w:styleId="afffffff">
+  <w:style w:type="paragraph" w:customStyle="1" w:styleId="afffffff0">
     <w:name w:val="ДОК Текст нумерованный"/>
     <w:basedOn w:val="af"/>
-    <w:next w:val="afff1"/>
+    <w:next w:val="afff2"/>
     <w:semiHidden/>
     <w:locked/>
     <w:rsid w:val="00D76C1B"/>
@@ -11201,12 +14632,12 @@
   </w:style>
   <w:style w:type="paragraph" w:customStyle="1" w:styleId="2e">
     <w:name w:val="ДОК Текст нумерованный 2"/>
-    <w:basedOn w:val="afffffff"/>
+    <w:basedOn w:val="afffffff0"/>
     <w:semiHidden/>
     <w:locked/>
     <w:rsid w:val="00D76C1B"/>
   </w:style>
-  <w:style w:type="paragraph" w:customStyle="1" w:styleId="afffffff0">
+  <w:style w:type="paragraph" w:customStyle="1" w:styleId="afffffff1">
     <w:name w:val="РИСУНОК"/>
     <w:basedOn w:val="af7"/>
     <w:next w:val="af7"/>
@@ -11224,8 +14655,8 @@
   </w:style>
   <w:style w:type="paragraph" w:customStyle="1" w:styleId="104">
     <w:name w:val="ДОК Текст 10"/>
-    <w:basedOn w:val="afff1"/>
-    <w:next w:val="afff1"/>
+    <w:basedOn w:val="afff2"/>
+    <w:next w:val="afff2"/>
     <w:uiPriority w:val="99"/>
     <w:rsid w:val="00D76C1B"/>
     <w:pPr>
@@ -11241,7 +14672,7 @@
   </w:style>
   <w:style w:type="paragraph" w:customStyle="1" w:styleId="141">
     <w:name w:val="Стиль ДОК Таблица Текст + 14 пт"/>
-    <w:basedOn w:val="affd"/>
+    <w:basedOn w:val="affe"/>
     <w:rsid w:val="00D76C1B"/>
     <w:pPr>
       <w:keepLines/>
@@ -11321,7 +14752,7 @@
       <w:noProof/>
     </w:rPr>
   </w:style>
-  <w:style w:type="character" w:styleId="afffffff1">
+  <w:style w:type="character" w:styleId="afffffff2">
     <w:name w:val="footnote reference"/>
     <w:basedOn w:val="af0"/>
     <w:uiPriority w:val="99"/>
@@ -11770,14 +15201,14 @@
       </w:numPr>
     </w:pPr>
   </w:style>
-  <w:style w:type="numbering" w:customStyle="1" w:styleId="afffffff2">
+  <w:style w:type="numbering" w:customStyle="1" w:styleId="afffffff3">
     <w:name w:val="Приложенине"/>
     <w:uiPriority w:val="99"/>
     <w:rsid w:val="00D76C1B"/>
   </w:style>
   <w:style w:type="numbering" w:customStyle="1" w:styleId="1d">
     <w:name w:val="Приложенине1"/>
-    <w:next w:val="afffffff2"/>
+    <w:next w:val="afffffff3"/>
     <w:uiPriority w:val="99"/>
     <w:rsid w:val="00D76C1B"/>
   </w:style>
@@ -11864,7 +15295,7 @@
   </w:style>
   <w:style w:type="numbering" w:customStyle="1" w:styleId="112">
     <w:name w:val="Приложенине11"/>
-    <w:next w:val="afffffff2"/>
+    <w:next w:val="afffffff3"/>
     <w:uiPriority w:val="99"/>
     <w:rsid w:val="00D76C1B"/>
   </w:style>
@@ -11962,7 +15393,7 @@
   </w:style>
   <w:style w:type="numbering" w:customStyle="1" w:styleId="128">
     <w:name w:val="Приложенине12"/>
-    <w:next w:val="afffffff2"/>
+    <w:next w:val="afffffff3"/>
     <w:uiPriority w:val="99"/>
     <w:rsid w:val="00D76C1B"/>
   </w:style>
@@ -12017,7 +15448,7 @@
   </w:style>
   <w:style w:type="numbering" w:customStyle="1" w:styleId="132">
     <w:name w:val="Приложенине13"/>
-    <w:next w:val="afffffff2"/>
+    <w:next w:val="afffffff3"/>
     <w:uiPriority w:val="99"/>
     <w:rsid w:val="00D76C1B"/>
   </w:style>
@@ -12153,7 +15584,7 @@
       </w:tblBorders>
     </w:tblPr>
   </w:style>
-  <w:style w:type="table" w:customStyle="1" w:styleId="afffffff3">
+  <w:style w:type="table" w:customStyle="1" w:styleId="afffffff4">
     <w:name w:val="Таблица_ГОСТ"/>
     <w:basedOn w:val="103"/>
     <w:uiPriority w:val="99"/>
@@ -12220,11 +15651,11 @@
       </w:tcPr>
     </w:tblStylePr>
   </w:style>
-  <w:style w:type="paragraph" w:customStyle="1" w:styleId="afffffff4">
+  <w:style w:type="paragraph" w:customStyle="1" w:styleId="afffffff5">
     <w:name w:val="ДОК Таблица Текст Строгий"/>
-    <w:basedOn w:val="affd"/>
-    <w:next w:val="affd"/>
-    <w:link w:val="afffffff5"/>
+    <w:basedOn w:val="affe"/>
+    <w:next w:val="affe"/>
+    <w:link w:val="afffffff6"/>
     <w:qFormat/>
     <w:rsid w:val="00D76C1B"/>
     <w:pPr>
@@ -12238,10 +15669,10 @@
       <w:szCs w:val="20"/>
     </w:rPr>
   </w:style>
-  <w:style w:type="character" w:customStyle="1" w:styleId="afffffff5">
+  <w:style w:type="character" w:customStyle="1" w:styleId="afffffff6">
     <w:name w:val="ДОК Таблица Текст Строгий Знак"/>
-    <w:basedOn w:val="affe"/>
-    <w:link w:val="afffffff4"/>
+    <w:basedOn w:val="afff"/>
+    <w:link w:val="afffffff5"/>
     <w:rsid w:val="00D76C1B"/>
     <w:rPr>
       <w:rFonts w:ascii="Times New Roman" w:eastAsia="Arial Unicode MS" w:hAnsi="Times New Roman" w:cs="Times New Roman"/>
@@ -12536,7 +15967,7 @@
       <w:lang w:eastAsia="ru-RU"/>
     </w:rPr>
   </w:style>
-  <w:style w:type="character" w:styleId="afffffff6">
+  <w:style w:type="character" w:styleId="afffffff7">
     <w:name w:val="Unresolved Mention"/>
     <w:basedOn w:val="af0"/>
     <w:uiPriority w:val="99"/>
@@ -12588,6 +16019,52 @@
       <w:sz w:val="24"/>
       <w:szCs w:val="20"/>
       <w:lang w:eastAsia="ru-RU"/>
+    </w:rPr>
+  </w:style>
+  <w:style w:type="character" w:customStyle="1" w:styleId="affd">
+    <w:name w:val="ДОК Таблица Название Знак"/>
+    <w:basedOn w:val="af0"/>
+    <w:link w:val="a7"/>
+    <w:rsid w:val="00F8344C"/>
+    <w:rPr>
+      <w:rFonts w:ascii="Arial Narrow" w:eastAsia="Times New Roman" w:hAnsi="Arial Narrow" w:cs="Times New Roman"/>
+      <w:bCs/>
+      <w:sz w:val="24"/>
+      <w:lang w:eastAsia="ru-RU"/>
+    </w:rPr>
+  </w:style>
+  <w:style w:type="table" w:customStyle="1" w:styleId="afffffff8">
+    <w:name w:val="Таблица_формулы"/>
+    <w:basedOn w:val="af1"/>
+    <w:uiPriority w:val="99"/>
+    <w:rsid w:val="00F8344C"/>
+    <w:pPr>
+      <w:spacing w:after="0" w:line="240" w:lineRule="auto"/>
+      <w:jc w:val="center"/>
+    </w:pPr>
+    <w:rPr>
+      <w:rFonts w:ascii="Arial Narrow" w:hAnsi="Arial Narrow"/>
+      <w:sz w:val="24"/>
+    </w:rPr>
+    <w:tblPr/>
+  </w:style>
+  <w:style w:type="paragraph" w:customStyle="1" w:styleId="1f6">
+    <w:name w:val="ЮИ_Заголовок_1"/>
+    <w:basedOn w:val="af"/>
+    <w:next w:val="af"/>
+    <w:qFormat/>
+    <w:rsid w:val="00F8344C"/>
+    <w:pPr>
+      <w:spacing w:before="0"/>
+      <w:jc w:val="center"/>
+    </w:pPr>
+    <w:rPr>
+      <w:rFonts w:eastAsiaTheme="minorHAnsi" w:cstheme="minorBidi"/>
+      <w:b/>
+      <w:color w:val="007A3A"/>
+      <w:sz w:val="28"/>
+      <w:szCs w:val="22"/>
+      <w:lang w:val="en-US" w:eastAsia="en-US"/>
     </w:rPr>
   </w:style>
 </w:styles>

--- a/templates/title_page.docx
+++ b/templates/title_page.docx
@@ -4713,159 +4713,6 @@
         </w:rPr>
       </w:pPr>
     </w:p>
-    <w:p>
-      <w:pPr>
-        <w:pStyle w:val="TAGS"/>
-        <w:rPr>
-          <w:color w:val="1E4973"/>
-          <w:lang w:val="en-US"/>
-        </w:rPr>
-      </w:pPr>
-    </w:p>
-    <w:p>
-      <w:pPr>
-        <w:pStyle w:val="TAGS"/>
-        <w:rPr>
-          <w:color w:val="1E4973"/>
-          <w:lang w:val="en-US"/>
-        </w:rPr>
-      </w:pPr>
-    </w:p>
-    <w:p>
-      <w:pPr>
-        <w:pStyle w:val="TAGS"/>
-        <w:rPr>
-          <w:color w:val="1E4973"/>
-          <w:lang w:val="en-US"/>
-        </w:rPr>
-      </w:pPr>
-    </w:p>
-    <w:p>
-      <w:pPr>
-        <w:pStyle w:val="TAGS"/>
-        <w:rPr>
-          <w:color w:val="1E4973"/>
-          <w:lang w:val="en-US"/>
-        </w:rPr>
-      </w:pPr>
-    </w:p>
-    <w:p>
-      <w:pPr>
-        <w:pStyle w:val="TAGS"/>
-        <w:rPr>
-          <w:color w:val="1E4973"/>
-          <w:lang w:val="en-US"/>
-        </w:rPr>
-      </w:pPr>
-    </w:p>
-    <w:p>
-      <w:pPr>
-        <w:pStyle w:val="TAGS"/>
-        <w:rPr>
-          <w:color w:val="1E4973"/>
-          <w:lang w:val="en-US"/>
-        </w:rPr>
-      </w:pPr>
-    </w:p>
-    <w:p>
-      <w:pPr>
-        <w:pStyle w:val="TAGS"/>
-        <w:rPr>
-          <w:color w:val="1E4973"/>
-          <w:lang w:val="en-US"/>
-        </w:rPr>
-      </w:pPr>
-    </w:p>
-    <w:p>
-      <w:pPr>
-        <w:pStyle w:val="TAGS"/>
-        <w:rPr>
-          <w:color w:val="1E4973"/>
-          <w:lang w:val="en-US"/>
-        </w:rPr>
-      </w:pPr>
-    </w:p>
-    <w:p>
-      <w:pPr>
-        <w:pStyle w:val="TAGS"/>
-        <w:rPr>
-          <w:color w:val="1E4973"/>
-          <w:lang w:val="en-US"/>
-        </w:rPr>
-      </w:pPr>
-    </w:p>
-    <w:p>
-      <w:pPr>
-        <w:pStyle w:val="TAGS"/>
-        <w:rPr>
-          <w:color w:val="1E4973"/>
-          <w:lang w:val="en-US"/>
-        </w:rPr>
-      </w:pPr>
-    </w:p>
-    <w:p>
-      <w:pPr>
-        <w:pStyle w:val="TAGS"/>
-        <w:rPr>
-          <w:color w:val="1E4973"/>
-          <w:lang w:val="en-US"/>
-        </w:rPr>
-      </w:pPr>
-    </w:p>
-    <w:p>
-      <w:pPr>
-        <w:pStyle w:val="TAGS"/>
-        <w:rPr>
-          <w:color w:val="1E4973"/>
-          <w:lang w:val="en-US"/>
-        </w:rPr>
-      </w:pPr>
-    </w:p>
-    <w:p>
-      <w:pPr>
-        <w:pStyle w:val="TAGS"/>
-        <w:rPr>
-          <w:color w:val="1E4973"/>
-          <w:lang w:val="en-US"/>
-        </w:rPr>
-      </w:pPr>
-    </w:p>
-    <w:p>
-      <w:pPr>
-        <w:pStyle w:val="TAGS"/>
-        <w:rPr>
-          <w:color w:val="1E4973"/>
-          <w:lang w:val="en-US"/>
-        </w:rPr>
-      </w:pPr>
-    </w:p>
-    <w:p>
-      <w:pPr>
-        <w:pStyle w:val="TAGS"/>
-        <w:rPr>
-          <w:color w:val="1E4973"/>
-          <w:lang w:val="en-US"/>
-        </w:rPr>
-      </w:pPr>
-    </w:p>
-    <w:p>
-      <w:pPr>
-        <w:pStyle w:val="TAGS"/>
-        <w:rPr>
-          <w:color w:val="1E4973"/>
-          <w:lang w:val="en-US"/>
-        </w:rPr>
-      </w:pPr>
-    </w:p>
-    <w:p>
-      <w:pPr>
-        <w:pStyle w:val="TAGS"/>
-        <w:rPr>
-          <w:color w:val="1E4973"/>
-          <w:lang w:val="en-US"/>
-        </w:rPr>
-      </w:pPr>
-    </w:p>
     <w:sectPr>
       <w:headerReference w:type="default" r:id="rId14"/>
       <w:footerReference w:type="default" r:id="rId15"/>
@@ -7074,6 +6921,231 @@
     </w:lvl>
   </w:abstractNum>
   <w:abstractNum w:abstractNumId="13" w15:restartNumberingAfterBreak="0">
+    <w:nsid w:val="272A29AD"/>
+    <w:multiLevelType w:val="hybridMultilevel"/>
+    <w:tmpl w:val="E7322A34"/>
+    <w:lvl w:ilvl="0" w:tplc="B42445CC">
+      <w:numFmt w:val="bullet"/>
+      <w:lvlText w:val="-"/>
+      <w:lvlJc w:val="left"/>
+      <w:pPr>
+        <w:ind w:left="720" w:hanging="360"/>
+      </w:pPr>
+      <w:rPr>
+        <w:rFonts w:ascii="Arial Narrow" w:eastAsia="Times New Roman" w:hAnsi="Arial Narrow" w:cs="Times New Roman" w:hint="default"/>
+      </w:rPr>
+    </w:lvl>
+    <w:lvl w:ilvl="1" w:tplc="FFFFFFFF" w:tentative="1">
+      <w:start w:val="1"/>
+      <w:numFmt w:val="bullet"/>
+      <w:lvlText w:val="o"/>
+      <w:lvlJc w:val="left"/>
+      <w:pPr>
+        <w:ind w:left="1440" w:hanging="360"/>
+      </w:pPr>
+      <w:rPr>
+        <w:rFonts w:ascii="Courier New" w:hAnsi="Courier New" w:cs="Courier New" w:hint="default"/>
+      </w:rPr>
+    </w:lvl>
+    <w:lvl w:ilvl="2" w:tplc="FFFFFFFF" w:tentative="1">
+      <w:start w:val="1"/>
+      <w:numFmt w:val="bullet"/>
+      <w:lvlText w:val=""/>
+      <w:lvlJc w:val="left"/>
+      <w:pPr>
+        <w:ind w:left="2160" w:hanging="360"/>
+      </w:pPr>
+      <w:rPr>
+        <w:rFonts w:ascii="Wingdings" w:hAnsi="Wingdings" w:hint="default"/>
+      </w:rPr>
+    </w:lvl>
+    <w:lvl w:ilvl="3" w:tplc="FFFFFFFF" w:tentative="1">
+      <w:start w:val="1"/>
+      <w:numFmt w:val="bullet"/>
+      <w:lvlText w:val=""/>
+      <w:lvlJc w:val="left"/>
+      <w:pPr>
+        <w:ind w:left="2880" w:hanging="360"/>
+      </w:pPr>
+      <w:rPr>
+        <w:rFonts w:ascii="Symbol" w:hAnsi="Symbol" w:hint="default"/>
+      </w:rPr>
+    </w:lvl>
+    <w:lvl w:ilvl="4" w:tplc="FFFFFFFF" w:tentative="1">
+      <w:start w:val="1"/>
+      <w:numFmt w:val="bullet"/>
+      <w:lvlText w:val="o"/>
+      <w:lvlJc w:val="left"/>
+      <w:pPr>
+        <w:ind w:left="3600" w:hanging="360"/>
+      </w:pPr>
+      <w:rPr>
+        <w:rFonts w:ascii="Courier New" w:hAnsi="Courier New" w:cs="Courier New" w:hint="default"/>
+      </w:rPr>
+    </w:lvl>
+    <w:lvl w:ilvl="5" w:tplc="FFFFFFFF" w:tentative="1">
+      <w:start w:val="1"/>
+      <w:numFmt w:val="bullet"/>
+      <w:lvlText w:val=""/>
+      <w:lvlJc w:val="left"/>
+      <w:pPr>
+        <w:ind w:left="4320" w:hanging="360"/>
+      </w:pPr>
+      <w:rPr>
+        <w:rFonts w:ascii="Wingdings" w:hAnsi="Wingdings" w:hint="default"/>
+      </w:rPr>
+    </w:lvl>
+    <w:lvl w:ilvl="6" w:tplc="FFFFFFFF" w:tentative="1">
+      <w:start w:val="1"/>
+      <w:numFmt w:val="bullet"/>
+      <w:lvlText w:val=""/>
+      <w:lvlJc w:val="left"/>
+      <w:pPr>
+        <w:ind w:left="5040" w:hanging="360"/>
+      </w:pPr>
+      <w:rPr>
+        <w:rFonts w:ascii="Symbol" w:hAnsi="Symbol" w:hint="default"/>
+      </w:rPr>
+    </w:lvl>
+    <w:lvl w:ilvl="7" w:tplc="FFFFFFFF" w:tentative="1">
+      <w:start w:val="1"/>
+      <w:numFmt w:val="bullet"/>
+      <w:lvlText w:val="o"/>
+      <w:lvlJc w:val="left"/>
+      <w:pPr>
+        <w:ind w:left="5760" w:hanging="360"/>
+      </w:pPr>
+      <w:rPr>
+        <w:rFonts w:ascii="Courier New" w:hAnsi="Courier New" w:cs="Courier New" w:hint="default"/>
+      </w:rPr>
+    </w:lvl>
+    <w:lvl w:ilvl="8" w:tplc="FFFFFFFF" w:tentative="1">
+      <w:start w:val="1"/>
+      <w:numFmt w:val="bullet"/>
+      <w:lvlText w:val=""/>
+      <w:lvlJc w:val="left"/>
+      <w:pPr>
+        <w:ind w:left="6480" w:hanging="360"/>
+      </w:pPr>
+      <w:rPr>
+        <w:rFonts w:ascii="Wingdings" w:hAnsi="Wingdings" w:hint="default"/>
+      </w:rPr>
+    </w:lvl>
+  </w:abstractNum>
+  <w:abstractNum w:abstractNumId="14" w15:restartNumberingAfterBreak="0">
+    <w:nsid w:val="274423DD"/>
+    <w:multiLevelType w:val="hybridMultilevel"/>
+    <w:tmpl w:val="1CFC491A"/>
+    <w:lvl w:ilvl="0" w:tplc="04190001">
+      <w:start w:val="1"/>
+      <w:numFmt w:val="bullet"/>
+      <w:lvlText w:val=""/>
+      <w:lvlJc w:val="left"/>
+      <w:pPr>
+        <w:ind w:left="720" w:hanging="360"/>
+      </w:pPr>
+      <w:rPr>
+        <w:rFonts w:ascii="Symbol" w:hAnsi="Symbol" w:hint="default"/>
+      </w:rPr>
+    </w:lvl>
+    <w:lvl w:ilvl="1" w:tplc="04190003" w:tentative="1">
+      <w:start w:val="1"/>
+      <w:numFmt w:val="bullet"/>
+      <w:lvlText w:val="o"/>
+      <w:lvlJc w:val="left"/>
+      <w:pPr>
+        <w:ind w:left="1440" w:hanging="360"/>
+      </w:pPr>
+      <w:rPr>
+        <w:rFonts w:ascii="Courier New" w:hAnsi="Courier New" w:cs="Courier New" w:hint="default"/>
+      </w:rPr>
+    </w:lvl>
+    <w:lvl w:ilvl="2" w:tplc="04190005" w:tentative="1">
+      <w:start w:val="1"/>
+      <w:numFmt w:val="bullet"/>
+      <w:lvlText w:val=""/>
+      <w:lvlJc w:val="left"/>
+      <w:pPr>
+        <w:ind w:left="2160" w:hanging="360"/>
+      </w:pPr>
+      <w:rPr>
+        <w:rFonts w:ascii="Wingdings" w:hAnsi="Wingdings" w:hint="default"/>
+      </w:rPr>
+    </w:lvl>
+    <w:lvl w:ilvl="3" w:tplc="04190001" w:tentative="1">
+      <w:start w:val="1"/>
+      <w:numFmt w:val="bullet"/>
+      <w:lvlText w:val=""/>
+      <w:lvlJc w:val="left"/>
+      <w:pPr>
+        <w:ind w:left="2880" w:hanging="360"/>
+      </w:pPr>
+      <w:rPr>
+        <w:rFonts w:ascii="Symbol" w:hAnsi="Symbol" w:hint="default"/>
+      </w:rPr>
+    </w:lvl>
+    <w:lvl w:ilvl="4" w:tplc="04190003" w:tentative="1">
+      <w:start w:val="1"/>
+      <w:numFmt w:val="bullet"/>
+      <w:lvlText w:val="o"/>
+      <w:lvlJc w:val="left"/>
+      <w:pPr>
+        <w:ind w:left="3600" w:hanging="360"/>
+      </w:pPr>
+      <w:rPr>
+        <w:rFonts w:ascii="Courier New" w:hAnsi="Courier New" w:cs="Courier New" w:hint="default"/>
+      </w:rPr>
+    </w:lvl>
+    <w:lvl w:ilvl="5" w:tplc="04190005" w:tentative="1">
+      <w:start w:val="1"/>
+      <w:numFmt w:val="bullet"/>
+      <w:lvlText w:val=""/>
+      <w:lvlJc w:val="left"/>
+      <w:pPr>
+        <w:ind w:left="4320" w:hanging="360"/>
+      </w:pPr>
+      <w:rPr>
+        <w:rFonts w:ascii="Wingdings" w:hAnsi="Wingdings" w:hint="default"/>
+      </w:rPr>
+    </w:lvl>
+    <w:lvl w:ilvl="6" w:tplc="04190001" w:tentative="1">
+      <w:start w:val="1"/>
+      <w:numFmt w:val="bullet"/>
+      <w:lvlText w:val=""/>
+      <w:lvlJc w:val="left"/>
+      <w:pPr>
+        <w:ind w:left="5040" w:hanging="360"/>
+      </w:pPr>
+      <w:rPr>
+        <w:rFonts w:ascii="Symbol" w:hAnsi="Symbol" w:hint="default"/>
+      </w:rPr>
+    </w:lvl>
+    <w:lvl w:ilvl="7" w:tplc="04190003" w:tentative="1">
+      <w:start w:val="1"/>
+      <w:numFmt w:val="bullet"/>
+      <w:lvlText w:val="o"/>
+      <w:lvlJc w:val="left"/>
+      <w:pPr>
+        <w:ind w:left="5760" w:hanging="360"/>
+      </w:pPr>
+      <w:rPr>
+        <w:rFonts w:ascii="Courier New" w:hAnsi="Courier New" w:cs="Courier New" w:hint="default"/>
+      </w:rPr>
+    </w:lvl>
+    <w:lvl w:ilvl="8" w:tplc="04190005" w:tentative="1">
+      <w:start w:val="1"/>
+      <w:numFmt w:val="bullet"/>
+      <w:lvlText w:val=""/>
+      <w:lvlJc w:val="left"/>
+      <w:pPr>
+        <w:ind w:left="6480" w:hanging="360"/>
+      </w:pPr>
+      <w:rPr>
+        <w:rFonts w:ascii="Wingdings" w:hAnsi="Wingdings" w:hint="default"/>
+      </w:rPr>
+    </w:lvl>
+  </w:abstractNum>
+  <w:abstractNum w:abstractNumId="15" w15:restartNumberingAfterBreak="0">
     <w:nsid w:val="277C019C"/>
     <w:multiLevelType w:val="multilevel"/>
     <w:tmpl w:val="3050EF66"/>
@@ -7322,7 +7394,7 @@
       </w:rPr>
     </w:lvl>
   </w:abstractNum>
-  <w:abstractNum w:abstractNumId="14" w15:restartNumberingAfterBreak="0">
+  <w:abstractNum w:abstractNumId="16" w15:restartNumberingAfterBreak="0">
     <w:nsid w:val="2E744211"/>
     <w:multiLevelType w:val="multilevel"/>
     <w:tmpl w:val="D47AFD2E"/>
@@ -7532,7 +7604,7 @@
       </w:pPr>
     </w:lvl>
   </w:abstractNum>
-  <w:abstractNum w:abstractNumId="15" w15:restartNumberingAfterBreak="0">
+  <w:abstractNum w:abstractNumId="17" w15:restartNumberingAfterBreak="0">
     <w:nsid w:val="30C070CE"/>
     <w:multiLevelType w:val="multilevel"/>
     <w:tmpl w:val="60AE836C"/>
@@ -7809,7 +7881,7 @@
       </w:rPr>
     </w:lvl>
   </w:abstractNum>
-  <w:abstractNum w:abstractNumId="16" w15:restartNumberingAfterBreak="0">
+  <w:abstractNum w:abstractNumId="18" w15:restartNumberingAfterBreak="0">
     <w:nsid w:val="3363183B"/>
     <w:multiLevelType w:val="hybridMultilevel"/>
     <w:tmpl w:val="77F6A802"/>
@@ -7895,7 +7967,7 @@
       </w:pPr>
     </w:lvl>
   </w:abstractNum>
-  <w:abstractNum w:abstractNumId="17" w15:restartNumberingAfterBreak="0">
+  <w:abstractNum w:abstractNumId="19" w15:restartNumberingAfterBreak="0">
     <w:nsid w:val="349329F9"/>
     <w:multiLevelType w:val="multilevel"/>
     <w:tmpl w:val="5770D028"/>
@@ -7986,7 +8058,7 @@
       </w:pPr>
     </w:lvl>
   </w:abstractNum>
-  <w:abstractNum w:abstractNumId="18" w15:restartNumberingAfterBreak="0">
+  <w:abstractNum w:abstractNumId="20" w15:restartNumberingAfterBreak="0">
     <w:nsid w:val="34DB61DB"/>
     <w:multiLevelType w:val="multilevel"/>
     <w:tmpl w:val="E1A2C20A"/>
@@ -8077,7 +8149,7 @@
       </w:pPr>
     </w:lvl>
   </w:abstractNum>
-  <w:abstractNum w:abstractNumId="19" w15:restartNumberingAfterBreak="0">
+  <w:abstractNum w:abstractNumId="21" w15:restartNumberingAfterBreak="0">
     <w:nsid w:val="37601EE1"/>
     <w:multiLevelType w:val="hybridMultilevel"/>
     <w:tmpl w:val="C7D24832"/>
@@ -8169,7 +8241,7 @@
       </w:pPr>
     </w:lvl>
   </w:abstractNum>
-  <w:abstractNum w:abstractNumId="20" w15:restartNumberingAfterBreak="0">
+  <w:abstractNum w:abstractNumId="22" w15:restartNumberingAfterBreak="0">
     <w:nsid w:val="37782466"/>
     <w:multiLevelType w:val="hybridMultilevel"/>
     <w:tmpl w:val="55A8637A"/>
@@ -8259,7 +8331,7 @@
       </w:pPr>
     </w:lvl>
   </w:abstractNum>
-  <w:abstractNum w:abstractNumId="21" w15:restartNumberingAfterBreak="0">
+  <w:abstractNum w:abstractNumId="23" w15:restartNumberingAfterBreak="0">
     <w:nsid w:val="38654138"/>
     <w:multiLevelType w:val="multilevel"/>
     <w:tmpl w:val="AA96CC38"/>
@@ -8394,7 +8466,7 @@
       </w:rPr>
     </w:lvl>
   </w:abstractNum>
-  <w:abstractNum w:abstractNumId="22" w15:restartNumberingAfterBreak="0">
+  <w:abstractNum w:abstractNumId="24" w15:restartNumberingAfterBreak="0">
     <w:nsid w:val="3A806FE2"/>
     <w:multiLevelType w:val="hybridMultilevel"/>
     <w:tmpl w:val="55A8637A"/>
@@ -8484,7 +8556,7 @@
       </w:pPr>
     </w:lvl>
   </w:abstractNum>
-  <w:abstractNum w:abstractNumId="23" w15:restartNumberingAfterBreak="0">
+  <w:abstractNum w:abstractNumId="25" w15:restartNumberingAfterBreak="0">
     <w:nsid w:val="3F9B6C2E"/>
     <w:multiLevelType w:val="hybridMultilevel"/>
     <w:tmpl w:val="55A8637A"/>
@@ -8574,7 +8646,7 @@
       </w:pPr>
     </w:lvl>
   </w:abstractNum>
-  <w:abstractNum w:abstractNumId="24" w15:restartNumberingAfterBreak="0">
+  <w:abstractNum w:abstractNumId="26" w15:restartNumberingAfterBreak="0">
     <w:nsid w:val="41CF6D96"/>
     <w:multiLevelType w:val="hybridMultilevel"/>
     <w:tmpl w:val="55A8637A"/>
@@ -8664,7 +8736,7 @@
       </w:pPr>
     </w:lvl>
   </w:abstractNum>
-  <w:abstractNum w:abstractNumId="25" w15:restartNumberingAfterBreak="0">
+  <w:abstractNum w:abstractNumId="27" w15:restartNumberingAfterBreak="0">
     <w:nsid w:val="42F73AF4"/>
     <w:multiLevelType w:val="hybridMultilevel"/>
     <w:tmpl w:val="55A8637A"/>
@@ -8754,7 +8826,7 @@
       </w:pPr>
     </w:lvl>
   </w:abstractNum>
-  <w:abstractNum w:abstractNumId="26" w15:restartNumberingAfterBreak="0">
+  <w:abstractNum w:abstractNumId="28" w15:restartNumberingAfterBreak="0">
     <w:nsid w:val="459F2701"/>
     <w:multiLevelType w:val="multilevel"/>
     <w:tmpl w:val="A48036AE"/>
@@ -8897,7 +8969,7 @@
       </w:rPr>
     </w:lvl>
   </w:abstractNum>
-  <w:abstractNum w:abstractNumId="27" w15:restartNumberingAfterBreak="0">
+  <w:abstractNum w:abstractNumId="29" w15:restartNumberingAfterBreak="0">
     <w:nsid w:val="4AE45126"/>
     <w:multiLevelType w:val="multilevel"/>
     <w:tmpl w:val="7E8E8020"/>
@@ -9039,7 +9111,7 @@
       </w:rPr>
     </w:lvl>
   </w:abstractNum>
-  <w:abstractNum w:abstractNumId="28" w15:restartNumberingAfterBreak="0">
+  <w:abstractNum w:abstractNumId="30" w15:restartNumberingAfterBreak="0">
     <w:nsid w:val="4F012B3F"/>
     <w:multiLevelType w:val="hybridMultilevel"/>
     <w:tmpl w:val="55A8637A"/>
@@ -9129,7 +9201,7 @@
       </w:pPr>
     </w:lvl>
   </w:abstractNum>
-  <w:abstractNum w:abstractNumId="29" w15:restartNumberingAfterBreak="0">
+  <w:abstractNum w:abstractNumId="31" w15:restartNumberingAfterBreak="0">
     <w:nsid w:val="53BE5BDD"/>
     <w:multiLevelType w:val="multilevel"/>
     <w:tmpl w:val="763A0C4E"/>
@@ -9262,7 +9334,7 @@
       </w:rPr>
     </w:lvl>
   </w:abstractNum>
-  <w:abstractNum w:abstractNumId="30" w15:restartNumberingAfterBreak="0">
+  <w:abstractNum w:abstractNumId="32" w15:restartNumberingAfterBreak="0">
     <w:nsid w:val="543F35AD"/>
     <w:multiLevelType w:val="multilevel"/>
     <w:tmpl w:val="051ED0C4"/>
@@ -9353,7 +9425,7 @@
       </w:pPr>
     </w:lvl>
   </w:abstractNum>
-  <w:abstractNum w:abstractNumId="31" w15:restartNumberingAfterBreak="0">
+  <w:abstractNum w:abstractNumId="33" w15:restartNumberingAfterBreak="0">
     <w:nsid w:val="65D74793"/>
     <w:multiLevelType w:val="multilevel"/>
     <w:tmpl w:val="E0A0DCC2"/>
@@ -9444,7 +9516,7 @@
       </w:pPr>
     </w:lvl>
   </w:abstractNum>
-  <w:abstractNum w:abstractNumId="32" w15:restartNumberingAfterBreak="0">
+  <w:abstractNum w:abstractNumId="34" w15:restartNumberingAfterBreak="0">
     <w:nsid w:val="67631314"/>
     <w:multiLevelType w:val="hybridMultilevel"/>
     <w:tmpl w:val="55A8637A"/>
@@ -9534,7 +9606,7 @@
       </w:pPr>
     </w:lvl>
   </w:abstractNum>
-  <w:abstractNum w:abstractNumId="33" w15:restartNumberingAfterBreak="0">
+  <w:abstractNum w:abstractNumId="35" w15:restartNumberingAfterBreak="0">
     <w:nsid w:val="69DF5FAE"/>
     <w:multiLevelType w:val="hybridMultilevel"/>
     <w:tmpl w:val="55A8637A"/>
@@ -9624,7 +9696,7 @@
       </w:pPr>
     </w:lvl>
   </w:abstractNum>
-  <w:abstractNum w:abstractNumId="34" w15:restartNumberingAfterBreak="0">
+  <w:abstractNum w:abstractNumId="36" w15:restartNumberingAfterBreak="0">
     <w:nsid w:val="746926BE"/>
     <w:multiLevelType w:val="hybridMultilevel"/>
     <w:tmpl w:val="55A8637A"/>
@@ -9714,7 +9786,7 @@
       </w:pPr>
     </w:lvl>
   </w:abstractNum>
-  <w:abstractNum w:abstractNumId="35" w15:restartNumberingAfterBreak="0">
+  <w:abstractNum w:abstractNumId="37" w15:restartNumberingAfterBreak="0">
     <w:nsid w:val="74DD0F5E"/>
     <w:multiLevelType w:val="hybridMultilevel"/>
     <w:tmpl w:val="81CC108C"/>
@@ -9827,7 +9899,7 @@
       </w:rPr>
     </w:lvl>
   </w:abstractNum>
-  <w:abstractNum w:abstractNumId="36" w15:restartNumberingAfterBreak="0">
+  <w:abstractNum w:abstractNumId="38" w15:restartNumberingAfterBreak="0">
     <w:nsid w:val="796153C0"/>
     <w:multiLevelType w:val="hybridMultilevel"/>
     <w:tmpl w:val="456CB3DC"/>
@@ -9918,7 +9990,7 @@
       </w:pPr>
     </w:lvl>
   </w:abstractNum>
-  <w:abstractNum w:abstractNumId="37" w15:restartNumberingAfterBreak="0">
+  <w:abstractNum w:abstractNumId="39" w15:restartNumberingAfterBreak="0">
     <w:nsid w:val="79E2341E"/>
     <w:multiLevelType w:val="hybridMultilevel"/>
     <w:tmpl w:val="55A8637A"/>
@@ -10012,19 +10084,19 @@
     <w:abstractNumId w:val="8"/>
   </w:num>
   <w:num w:numId="2" w16cid:durableId="1770389669">
-    <w:abstractNumId w:val="21"/>
+    <w:abstractNumId w:val="23"/>
   </w:num>
   <w:num w:numId="3" w16cid:durableId="440416075">
-    <w:abstractNumId w:val="29"/>
+    <w:abstractNumId w:val="31"/>
   </w:num>
   <w:num w:numId="4" w16cid:durableId="832531979">
     <w:abstractNumId w:val="12"/>
   </w:num>
   <w:num w:numId="5" w16cid:durableId="1616206315">
-    <w:abstractNumId w:val="26"/>
+    <w:abstractNumId w:val="28"/>
   </w:num>
   <w:num w:numId="6" w16cid:durableId="241379521">
-    <w:abstractNumId w:val="15"/>
+    <w:abstractNumId w:val="17"/>
   </w:num>
   <w:num w:numId="7" w16cid:durableId="1009064325">
     <w:abstractNumId w:val="5"/>
@@ -10036,13 +10108,13 @@
     </w:lvlOverride>
   </w:num>
   <w:num w:numId="9" w16cid:durableId="1985620233">
-    <w:abstractNumId w:val="36"/>
+    <w:abstractNumId w:val="38"/>
   </w:num>
   <w:num w:numId="10" w16cid:durableId="1193109343">
     <w:abstractNumId w:val="9"/>
   </w:num>
   <w:num w:numId="11" w16cid:durableId="182060031">
-    <w:abstractNumId w:val="27"/>
+    <w:abstractNumId w:val="29"/>
     <w:lvlOverride w:ilvl="0">
       <w:lvl w:ilvl="0">
         <w:start w:val="1"/>
@@ -10064,7 +10136,7 @@
     </w:lvlOverride>
   </w:num>
   <w:num w:numId="12" w16cid:durableId="1357583848">
-    <w:abstractNumId w:val="13"/>
+    <w:abstractNumId w:val="15"/>
     <w:lvlOverride w:ilvl="0">
       <w:lvl w:ilvl="0">
         <w:start w:val="1"/>
@@ -10360,7 +10432,7 @@
     </w:lvlOverride>
   </w:num>
   <w:num w:numId="15" w16cid:durableId="593130490">
-    <w:abstractNumId w:val="14"/>
+    <w:abstractNumId w:val="16"/>
   </w:num>
   <w:num w:numId="16" w16cid:durableId="2018262411">
     <w:abstractNumId w:val="0"/>
@@ -10372,25 +10444,25 @@
     <w:abstractNumId w:val="4"/>
   </w:num>
   <w:num w:numId="19" w16cid:durableId="1720126100">
-    <w:abstractNumId w:val="17"/>
+    <w:abstractNumId w:val="19"/>
   </w:num>
   <w:num w:numId="20" w16cid:durableId="737676300">
-    <w:abstractNumId w:val="18"/>
+    <w:abstractNumId w:val="20"/>
   </w:num>
   <w:num w:numId="21" w16cid:durableId="1799834727">
-    <w:abstractNumId w:val="30"/>
+    <w:abstractNumId w:val="32"/>
   </w:num>
   <w:num w:numId="22" w16cid:durableId="613056206">
-    <w:abstractNumId w:val="31"/>
+    <w:abstractNumId w:val="33"/>
   </w:num>
   <w:num w:numId="23" w16cid:durableId="1713378219">
-    <w:abstractNumId w:val="13"/>
+    <w:abstractNumId w:val="15"/>
   </w:num>
   <w:num w:numId="24" w16cid:durableId="146166759">
-    <w:abstractNumId w:val="27"/>
+    <w:abstractNumId w:val="29"/>
   </w:num>
   <w:num w:numId="25" w16cid:durableId="902376188">
-    <w:abstractNumId w:val="15"/>
+    <w:abstractNumId w:val="17"/>
     <w:lvlOverride w:ilvl="0">
       <w:startOverride w:val="1"/>
     </w:lvlOverride>
@@ -10420,7 +10492,7 @@
     </w:lvlOverride>
   </w:num>
   <w:num w:numId="26" w16cid:durableId="920215584">
-    <w:abstractNumId w:val="15"/>
+    <w:abstractNumId w:val="17"/>
     <w:lvlOverride w:ilvl="0">
       <w:startOverride w:val="2"/>
     </w:lvlOverride>
@@ -10450,19 +10522,19 @@
     </w:lvlOverride>
   </w:num>
   <w:num w:numId="27" w16cid:durableId="2141142806">
-    <w:abstractNumId w:val="22"/>
+    <w:abstractNumId w:val="24"/>
   </w:num>
   <w:num w:numId="28" w16cid:durableId="124858556">
     <w:abstractNumId w:val="6"/>
   </w:num>
   <w:num w:numId="29" w16cid:durableId="1223638431">
-    <w:abstractNumId w:val="25"/>
+    <w:abstractNumId w:val="27"/>
   </w:num>
   <w:num w:numId="30" w16cid:durableId="824785319">
-    <w:abstractNumId w:val="32"/>
+    <w:abstractNumId w:val="34"/>
   </w:num>
   <w:num w:numId="31" w16cid:durableId="75783541">
-    <w:abstractNumId w:val="20"/>
+    <w:abstractNumId w:val="22"/>
   </w:num>
   <w:num w:numId="32" w16cid:durableId="1494029657">
     <w:abstractNumId w:val="2"/>
@@ -10471,34 +10543,40 @@
     <w:abstractNumId w:val="7"/>
   </w:num>
   <w:num w:numId="34" w16cid:durableId="1543862904">
-    <w:abstractNumId w:val="24"/>
+    <w:abstractNumId w:val="26"/>
   </w:num>
   <w:num w:numId="35" w16cid:durableId="1560436928">
-    <w:abstractNumId w:val="37"/>
+    <w:abstractNumId w:val="39"/>
   </w:num>
   <w:num w:numId="36" w16cid:durableId="2082675221">
-    <w:abstractNumId w:val="28"/>
+    <w:abstractNumId w:val="30"/>
   </w:num>
   <w:num w:numId="37" w16cid:durableId="1160149076">
-    <w:abstractNumId w:val="23"/>
+    <w:abstractNumId w:val="25"/>
   </w:num>
   <w:num w:numId="38" w16cid:durableId="240452958">
-    <w:abstractNumId w:val="34"/>
+    <w:abstractNumId w:val="36"/>
   </w:num>
   <w:num w:numId="39" w16cid:durableId="689185366">
-    <w:abstractNumId w:val="33"/>
+    <w:abstractNumId w:val="35"/>
   </w:num>
   <w:num w:numId="40" w16cid:durableId="319189690">
     <w:abstractNumId w:val="1"/>
   </w:num>
   <w:num w:numId="41" w16cid:durableId="1968314173">
-    <w:abstractNumId w:val="19"/>
+    <w:abstractNumId w:val="21"/>
   </w:num>
   <w:num w:numId="42" w16cid:durableId="2070573373">
-    <w:abstractNumId w:val="16"/>
+    <w:abstractNumId w:val="18"/>
   </w:num>
   <w:num w:numId="43" w16cid:durableId="1041445229">
-    <w:abstractNumId w:val="35"/>
+    <w:abstractNumId w:val="37"/>
+  </w:num>
+  <w:num w:numId="44" w16cid:durableId="1172139746">
+    <w:abstractNumId w:val="14"/>
+  </w:num>
+  <w:num w:numId="45" w16cid:durableId="2061784379">
+    <w:abstractNumId w:val="13"/>
   </w:num>
   <w:numIdMacAtCleanup w:val="22"/>
 </w:numbering>
@@ -14778,7 +14856,7 @@
     <w:name w:val="Table"/>
     <w:basedOn w:val="af1"/>
     <w:uiPriority w:val="46"/>
-    <w:rsid w:val="00DD794C"/>
+    <w:rsid w:val="00576DBF"/>
     <w:pPr>
       <w:spacing w:before="60" w:after="0" w:line="240" w:lineRule="auto"/>
     </w:pPr>
@@ -14826,10 +14904,17 @@
       </w:tcPr>
     </w:tblStylePr>
     <w:tblStylePr w:type="firstCol">
+      <w:pPr>
+        <w:jc w:val="center"/>
+      </w:pPr>
       <w:rPr>
         <w:b/>
         <w:bCs/>
       </w:rPr>
+      <w:tblPr/>
+      <w:tcPr>
+        <w:vAlign w:val="center"/>
+      </w:tcPr>
     </w:tblStylePr>
     <w:tblStylePr w:type="lastCol">
       <w:rPr>

--- a/templates/title_page.docx
+++ b/templates/title_page.docx
@@ -11989,10 +11989,10 @@
     <w:name w:val="Hyperlink"/>
     <w:basedOn w:val="af0"/>
     <w:uiPriority w:val="99"/>
-    <w:rsid w:val="00901804"/>
-    <w:rPr>
-      <w:color w:val="0000FF" w:themeColor="hyperlink"/>
-      <w:u w:val="single"/>
+    <w:rsid w:val="0061026A"/>
+    <w:rPr>
+      <w:color w:val="auto"/>
+      <w:u w:val="none"/>
     </w:rPr>
   </w:style>
   <w:style w:type="paragraph" w:styleId="44">
@@ -12684,10 +12684,10 @@
     <w:uiPriority w:val="99"/>
     <w:semiHidden/>
     <w:unhideWhenUsed/>
-    <w:rsid w:val="00667F78"/>
-    <w:rPr>
-      <w:color w:val="800080" w:themeColor="followedHyperlink"/>
-      <w:u w:val="single"/>
+    <w:rsid w:val="003C382B"/>
+    <w:rPr>
+      <w:color w:val="auto"/>
+      <w:u w:val="none"/>
     </w:rPr>
   </w:style>
   <w:style w:type="character" w:styleId="afffff4">

--- a/templates/title_page.docx
+++ b/templates/title_page.docx
@@ -47,7 +47,16 @@
         <w:pStyle w:val="afffe"/>
       </w:pPr>
       <w:r>
-        <w:t>Шкаф ШЭТ 440.01-0.</w:t>
+        <w:t xml:space="preserve">Шкаф </w:t>
+      </w:r>
+      <w:r>
+        <w:rPr>
+          <w:lang w:val="en-US"/>
+        </w:rPr>
+        <w:t>{{name}}</w:t>
+      </w:r>
+      <w:r>
+        <w:t>.</w:t>
       </w:r>
     </w:p>
     <w:p>
@@ -5371,13 +5380,11 @@
       <w:rPr>
         <w:rStyle w:val="afff3"/>
         <w:bCs w:val="0"/>
-        <w:color w:val="A6A6A6" w:themeColor="background1" w:themeShade="A6"/>
         <w:sz w:val="20"/>
         <w:szCs w:val="16"/>
       </w:rPr>
-      <w:t xml:space="preserve">{{ </w:t>
+      <w:t xml:space="preserve">Редакция </w:t>
     </w:r>
-    <w:proofErr w:type="spellStart"/>
     <w:r>
       <w:rPr>
         <w:rStyle w:val="afff3"/>
@@ -5386,9 +5393,8 @@
         <w:sz w:val="20"/>
         <w:szCs w:val="16"/>
       </w:rPr>
-      <w:t>colontile</w:t>
+      <w:t xml:space="preserve">{{ </w:t>
     </w:r>
-    <w:proofErr w:type="spellEnd"/>
     <w:r>
       <w:rPr>
         <w:rStyle w:val="afff3"/>
@@ -5396,8 +5402,51 @@
         <w:color w:val="A6A6A6" w:themeColor="background1" w:themeShade="A6"/>
         <w:sz w:val="20"/>
         <w:szCs w:val="16"/>
+        <w:lang w:val="en-US"/>
+      </w:rPr>
+      <w:t>version</w:t>
+    </w:r>
+    <w:r>
+      <w:rPr>
+        <w:rStyle w:val="afff3"/>
+        <w:bCs w:val="0"/>
+        <w:color w:val="A6A6A6" w:themeColor="background1" w:themeShade="A6"/>
+        <w:sz w:val="20"/>
+        <w:szCs w:val="16"/>
       </w:rPr>
       <w:t>}}</w:t>
+    </w:r>
+    <w:r>
+      <w:rPr>
+        <w:rStyle w:val="afff3"/>
+        <w:bCs w:val="0"/>
+        <w:color w:val="A6A6A6" w:themeColor="background1" w:themeShade="A6"/>
+        <w:sz w:val="20"/>
+        <w:szCs w:val="16"/>
+        <w:lang w:val="en-US"/>
+      </w:rPr>
+      <w:t xml:space="preserve"> </w:t>
+    </w:r>
+    <w:r>
+      <w:rPr>
+        <w:rStyle w:val="afff3"/>
+        <w:bCs w:val="0"/>
+        <w:color w:val="A6A6A6" w:themeColor="background1" w:themeShade="A6"/>
+        <w:sz w:val="20"/>
+        <w:szCs w:val="16"/>
+      </w:rPr>
+      <w:t xml:space="preserve">от </w:t>
+    </w:r>
+    <w:r>
+      <w:rPr>
+        <w:rStyle w:val="afff3"/>
+        <w:bCs w:val="0"/>
+        <w:color w:val="A6A6A6" w:themeColor="background1" w:themeShade="A6"/>
+        <w:sz w:val="20"/>
+        <w:szCs w:val="16"/>
+        <w:lang w:val="en-US"/>
+      </w:rPr>
+      <w:t>{{ date }}</w:t>
     </w:r>
     <w:r>
       <w:rPr>
@@ -5425,7 +5474,7 @@
         <w:sz w:val="20"/>
         <w:szCs w:val="16"/>
       </w:rPr>
-      <w:t>device_name</w:t>
+      <w:t>name</w:t>
     </w:r>
     <w:proofErr w:type="spellEnd"/>
     <w:r>

--- a/templates/title_page.docx
+++ b/templates/title_page.docx
@@ -163,10 +163,12 @@
           <w:tab w:val="left" w:pos="825"/>
         </w:tabs>
         <w:sectPr>
-          <w:headerReference w:type="default" r:id="rId8"/>
-          <w:footerReference w:type="default" r:id="rId9"/>
-          <w:headerReference w:type="first" r:id="rId10"/>
-          <w:footerReference w:type="first" r:id="rId11"/>
+          <w:headerReference w:type="even" r:id="rId8"/>
+          <w:headerReference w:type="default" r:id="rId9"/>
+          <w:footerReference w:type="even" r:id="rId10"/>
+          <w:footerReference w:type="default" r:id="rId11"/>
+          <w:headerReference w:type="first" r:id="rId12"/>
+          <w:footerReference w:type="first" r:id="rId13"/>
           <w:pgSz w:w="11907" w:h="16839" w:code="9"/>
           <w:pgMar w:top="1134" w:right="567" w:bottom="567" w:left="567" w:header="283" w:footer="283" w:gutter="851"/>
           <w:cols w:space="708"/>
@@ -3838,8 +3840,8 @@
           <w:tab w:val="left" w:pos="2850"/>
         </w:tabs>
         <w:sectPr>
-          <w:headerReference w:type="first" r:id="rId12"/>
-          <w:footerReference w:type="first" r:id="rId13"/>
+          <w:headerReference w:type="first" r:id="rId14"/>
+          <w:footerReference w:type="first" r:id="rId15"/>
           <w:pgSz w:w="11907" w:h="16839" w:code="9"/>
           <w:pgMar w:top="567" w:right="567" w:bottom="567" w:left="567" w:header="227" w:footer="227" w:gutter="851"/>
           <w:cols w:space="708"/>
@@ -4723,8 +4725,8 @@
       </w:pPr>
     </w:p>
     <w:sectPr>
-      <w:headerReference w:type="default" r:id="rId14"/>
-      <w:footerReference w:type="default" r:id="rId15"/>
+      <w:headerReference w:type="default" r:id="rId16"/>
+      <w:footerReference w:type="default" r:id="rId17"/>
       <w:pgSz w:w="11907" w:h="16839" w:code="9"/>
       <w:pgMar w:top="567" w:right="567" w:bottom="567" w:left="1418" w:header="227" w:footer="227" w:gutter="0"/>
       <w:cols w:space="708"/>
@@ -4758,6 +4760,16 @@
   <w:p>
     <w:pPr>
       <w:pStyle w:val="afff7"/>
+    </w:pPr>
+  </w:p>
+</w:ftr>
+</file>
+
+<file path=word/footer2.xml><?xml version="1.0" encoding="utf-8"?>
+<w:ftr xmlns:wpc="http://schemas.microsoft.com/office/word/2010/wordprocessingCanvas" xmlns:cx="http://schemas.microsoft.com/office/drawing/2014/chartex" xmlns:cx1="http://schemas.microsoft.com/office/drawing/2015/9/8/chartex" xmlns:cx2="http://schemas.microsoft.com/office/drawing/2015/10/21/chartex" xmlns:cx3="http://schemas.microsoft.com/office/drawing/2016/5/9/chartex" xmlns:cx4="http://schemas.microsoft.com/office/drawing/2016/5/10/chartex" xmlns:cx5="http://schemas.microsoft.com/office/drawing/2016/5/11/chartex" xmlns:cx6="http://schemas.microsoft.com/office/drawing/2016/5/12/chartex" xmlns:cx7="http://schemas.microsoft.com/office/drawing/2016/5/13/chartex" xmlns:cx8="http://schemas.microsoft.com/office/drawing/2016/5/14/chartex" xmlns:mc="http://schemas.openxmlformats.org/markup-compatibility/2006" xmlns:aink="http://schemas.microsoft.com/office/drawing/2016/ink" xmlns:am3d="http://schemas.microsoft.com/office/drawing/2017/model3d" xmlns:o="urn:schemas-microsoft-com:office:office" xmlns:oel="http://schemas.microsoft.com/office/2019/extlst" xmlns:r="http://schemas.openxmlformats.org/officeDocument/2006/relationships" xmlns:m="http://schemas.openxmlformats.org/officeDocument/2006/math" xmlns:v="urn:schemas-microsoft-com:vml" xmlns:wp14="http://schemas.microsoft.com/office/word/2010/wordprocessingDrawing" xmlns:wp="http://schemas.openxmlformats.org/drawingml/2006/wordprocessingDrawing" xmlns:w10="urn:schemas-microsoft-com:office:word" xmlns:w="http://schemas.openxmlformats.org/wordprocessingml/2006/main" xmlns:w14="http://schemas.microsoft.com/office/word/2010/wordml" xmlns:w15="http://schemas.microsoft.com/office/word/2012/wordml" xmlns:w16cex="http://schemas.microsoft.com/office/word/2018/wordml/cex" xmlns:w16cid="http://schemas.microsoft.com/office/word/2016/wordml/cid" xmlns:w16="http://schemas.microsoft.com/office/word/2018/wordml" xmlns:w16sdtdh="http://schemas.microsoft.com/office/word/2020/wordml/sdtdatahash" xmlns:w16se="http://schemas.microsoft.com/office/word/2015/wordml/symex" xmlns:wpg="http://schemas.microsoft.com/office/word/2010/wordprocessingGroup" xmlns:wpi="http://schemas.microsoft.com/office/word/2010/wordprocessingInk" xmlns:wne="http://schemas.microsoft.com/office/word/2006/wordml" xmlns:wps="http://schemas.microsoft.com/office/word/2010/wordprocessingShape" mc:Ignorable="w14 w15 w16se w16cid w16 w16cex w16sdtdh wp14">
+  <w:p>
+    <w:pPr>
+      <w:pStyle w:val="afff7"/>
       <w:pBdr>
         <w:top w:val="single" w:sz="12" w:space="1" w:color="365F91" w:themeColor="accent1" w:themeShade="BF"/>
       </w:pBdr>
@@ -4818,7 +4830,7 @@
 </w:ftr>
 </file>
 
-<file path=word/footer2.xml><?xml version="1.0" encoding="utf-8"?>
+<file path=word/footer3.xml><?xml version="1.0" encoding="utf-8"?>
 <w:ftr xmlns:wpc="http://schemas.microsoft.com/office/word/2010/wordprocessingCanvas" xmlns:cx="http://schemas.microsoft.com/office/drawing/2014/chartex" xmlns:cx1="http://schemas.microsoft.com/office/drawing/2015/9/8/chartex" xmlns:cx2="http://schemas.microsoft.com/office/drawing/2015/10/21/chartex" xmlns:cx3="http://schemas.microsoft.com/office/drawing/2016/5/9/chartex" xmlns:cx4="http://schemas.microsoft.com/office/drawing/2016/5/10/chartex" xmlns:cx5="http://schemas.microsoft.com/office/drawing/2016/5/11/chartex" xmlns:cx6="http://schemas.microsoft.com/office/drawing/2016/5/12/chartex" xmlns:cx7="http://schemas.microsoft.com/office/drawing/2016/5/13/chartex" xmlns:cx8="http://schemas.microsoft.com/office/drawing/2016/5/14/chartex" xmlns:mc="http://schemas.openxmlformats.org/markup-compatibility/2006" xmlns:aink="http://schemas.microsoft.com/office/drawing/2016/ink" xmlns:am3d="http://schemas.microsoft.com/office/drawing/2017/model3d" xmlns:o="urn:schemas-microsoft-com:office:office" xmlns:oel="http://schemas.microsoft.com/office/2019/extlst" xmlns:r="http://schemas.openxmlformats.org/officeDocument/2006/relationships" xmlns:m="http://schemas.openxmlformats.org/officeDocument/2006/math" xmlns:v="urn:schemas-microsoft-com:vml" xmlns:wp14="http://schemas.microsoft.com/office/word/2010/wordprocessingDrawing" xmlns:wp="http://schemas.openxmlformats.org/drawingml/2006/wordprocessingDrawing" xmlns:w10="urn:schemas-microsoft-com:office:word" xmlns:w="http://schemas.openxmlformats.org/wordprocessingml/2006/main" xmlns:w14="http://schemas.microsoft.com/office/word/2010/wordml" xmlns:w15="http://schemas.microsoft.com/office/word/2012/wordml" xmlns:w16cex="http://schemas.microsoft.com/office/word/2018/wordml/cex" xmlns:w16cid="http://schemas.microsoft.com/office/word/2016/wordml/cid" xmlns:w16="http://schemas.microsoft.com/office/word/2018/wordml" xmlns:w16sdtdh="http://schemas.microsoft.com/office/word/2020/wordml/sdtdatahash" xmlns:w16se="http://schemas.microsoft.com/office/word/2015/wordml/symex" xmlns:wpg="http://schemas.microsoft.com/office/word/2010/wordprocessingGroup" xmlns:wpi="http://schemas.microsoft.com/office/word/2010/wordprocessingInk" xmlns:wne="http://schemas.microsoft.com/office/word/2006/wordml" xmlns:wps="http://schemas.microsoft.com/office/word/2010/wordprocessingShape" mc:Ignorable="w14 w15 w16se w16cid w16 w16cex w16sdtdh wp14">
   <w:p>
     <w:pPr>
@@ -4943,7 +4955,7 @@
 </w:ftr>
 </file>
 
-<file path=word/footer3.xml><?xml version="1.0" encoding="utf-8"?>
+<file path=word/footer4.xml><?xml version="1.0" encoding="utf-8"?>
 <w:ftr xmlns:wpc="http://schemas.microsoft.com/office/word/2010/wordprocessingCanvas" xmlns:cx="http://schemas.microsoft.com/office/drawing/2014/chartex" xmlns:cx1="http://schemas.microsoft.com/office/drawing/2015/9/8/chartex" xmlns:cx2="http://schemas.microsoft.com/office/drawing/2015/10/21/chartex" xmlns:cx3="http://schemas.microsoft.com/office/drawing/2016/5/9/chartex" xmlns:cx4="http://schemas.microsoft.com/office/drawing/2016/5/10/chartex" xmlns:cx5="http://schemas.microsoft.com/office/drawing/2016/5/11/chartex" xmlns:cx6="http://schemas.microsoft.com/office/drawing/2016/5/12/chartex" xmlns:cx7="http://schemas.microsoft.com/office/drawing/2016/5/13/chartex" xmlns:cx8="http://schemas.microsoft.com/office/drawing/2016/5/14/chartex" xmlns:mc="http://schemas.openxmlformats.org/markup-compatibility/2006" xmlns:aink="http://schemas.microsoft.com/office/drawing/2016/ink" xmlns:am3d="http://schemas.microsoft.com/office/drawing/2017/model3d" xmlns:o="urn:schemas-microsoft-com:office:office" xmlns:oel="http://schemas.microsoft.com/office/2019/extlst" xmlns:r="http://schemas.openxmlformats.org/officeDocument/2006/relationships" xmlns:m="http://schemas.openxmlformats.org/officeDocument/2006/math" xmlns:v="urn:schemas-microsoft-com:vml" xmlns:wp14="http://schemas.microsoft.com/office/word/2010/wordprocessingDrawing" xmlns:wp="http://schemas.openxmlformats.org/drawingml/2006/wordprocessingDrawing" xmlns:w10="urn:schemas-microsoft-com:office:word" xmlns:w="http://schemas.openxmlformats.org/wordprocessingml/2006/main" xmlns:w14="http://schemas.microsoft.com/office/word/2010/wordml" xmlns:w15="http://schemas.microsoft.com/office/word/2012/wordml" xmlns:w16cex="http://schemas.microsoft.com/office/word/2018/wordml/cex" xmlns:w16cid="http://schemas.microsoft.com/office/word/2016/wordml/cid" xmlns:w16="http://schemas.microsoft.com/office/word/2018/wordml" xmlns:w16sdtdh="http://schemas.microsoft.com/office/word/2020/wordml/sdtdatahash" xmlns:w16se="http://schemas.microsoft.com/office/word/2015/wordml/symex" xmlns:wpg="http://schemas.microsoft.com/office/word/2010/wordprocessingGroup" xmlns:wpi="http://schemas.microsoft.com/office/word/2010/wordprocessingInk" xmlns:wne="http://schemas.microsoft.com/office/word/2006/wordml" xmlns:wps="http://schemas.microsoft.com/office/word/2010/wordprocessingShape" mc:Ignorable="w14 w15 w16se w16cid w16 w16cex w16sdtdh wp14">
   <w:p>
     <w:pPr>
@@ -5013,7 +5025,7 @@
 </w:ftr>
 </file>
 
-<file path=word/footer4.xml><?xml version="1.0" encoding="utf-8"?>
+<file path=word/footer5.xml><?xml version="1.0" encoding="utf-8"?>
 <w:ftr xmlns:wpc="http://schemas.microsoft.com/office/word/2010/wordprocessingCanvas" xmlns:cx="http://schemas.microsoft.com/office/drawing/2014/chartex" xmlns:cx1="http://schemas.microsoft.com/office/drawing/2015/9/8/chartex" xmlns:cx2="http://schemas.microsoft.com/office/drawing/2015/10/21/chartex" xmlns:cx3="http://schemas.microsoft.com/office/drawing/2016/5/9/chartex" xmlns:cx4="http://schemas.microsoft.com/office/drawing/2016/5/10/chartex" xmlns:cx5="http://schemas.microsoft.com/office/drawing/2016/5/11/chartex" xmlns:cx6="http://schemas.microsoft.com/office/drawing/2016/5/12/chartex" xmlns:cx7="http://schemas.microsoft.com/office/drawing/2016/5/13/chartex" xmlns:cx8="http://schemas.microsoft.com/office/drawing/2016/5/14/chartex" xmlns:mc="http://schemas.openxmlformats.org/markup-compatibility/2006" xmlns:aink="http://schemas.microsoft.com/office/drawing/2016/ink" xmlns:am3d="http://schemas.microsoft.com/office/drawing/2017/model3d" xmlns:o="urn:schemas-microsoft-com:office:office" xmlns:oel="http://schemas.microsoft.com/office/2019/extlst" xmlns:r="http://schemas.openxmlformats.org/officeDocument/2006/relationships" xmlns:m="http://schemas.openxmlformats.org/officeDocument/2006/math" xmlns:v="urn:schemas-microsoft-com:vml" xmlns:wp14="http://schemas.microsoft.com/office/word/2010/wordprocessingDrawing" xmlns:wp="http://schemas.openxmlformats.org/drawingml/2006/wordprocessingDrawing" xmlns:w10="urn:schemas-microsoft-com:office:word" xmlns:w="http://schemas.openxmlformats.org/wordprocessingml/2006/main" xmlns:w14="http://schemas.microsoft.com/office/word/2010/wordml" xmlns:w15="http://schemas.microsoft.com/office/word/2012/wordml" xmlns:w16cex="http://schemas.microsoft.com/office/word/2018/wordml/cex" xmlns:w16cid="http://schemas.microsoft.com/office/word/2016/wordml/cid" xmlns:w16="http://schemas.microsoft.com/office/word/2018/wordml" xmlns:w16sdtdh="http://schemas.microsoft.com/office/word/2020/wordml/sdtdatahash" xmlns:w16se="http://schemas.microsoft.com/office/word/2015/wordml/symex" xmlns:wpg="http://schemas.microsoft.com/office/word/2010/wordprocessingGroup" xmlns:wpi="http://schemas.microsoft.com/office/word/2010/wordprocessingInk" xmlns:wne="http://schemas.microsoft.com/office/word/2006/wordml" xmlns:wps="http://schemas.microsoft.com/office/word/2010/wordprocessingShape" mc:Ignorable="w14 w15 w16se w16cid w16 w16cex w16sdtdh wp14">
   <w:p>
     <w:pPr>
@@ -5107,6 +5119,16 @@
   <w:p>
     <w:pPr>
       <w:pStyle w:val="afff5"/>
+    </w:pPr>
+  </w:p>
+</w:hdr>
+</file>
+
+<file path=word/header2.xml><?xml version="1.0" encoding="utf-8"?>
+<w:hdr xmlns:wpc="http://schemas.microsoft.com/office/word/2010/wordprocessingCanvas" xmlns:cx="http://schemas.microsoft.com/office/drawing/2014/chartex" xmlns:cx1="http://schemas.microsoft.com/office/drawing/2015/9/8/chartex" xmlns:cx2="http://schemas.microsoft.com/office/drawing/2015/10/21/chartex" xmlns:cx3="http://schemas.microsoft.com/office/drawing/2016/5/9/chartex" xmlns:cx4="http://schemas.microsoft.com/office/drawing/2016/5/10/chartex" xmlns:cx5="http://schemas.microsoft.com/office/drawing/2016/5/11/chartex" xmlns:cx6="http://schemas.microsoft.com/office/drawing/2016/5/12/chartex" xmlns:cx7="http://schemas.microsoft.com/office/drawing/2016/5/13/chartex" xmlns:cx8="http://schemas.microsoft.com/office/drawing/2016/5/14/chartex" xmlns:mc="http://schemas.openxmlformats.org/markup-compatibility/2006" xmlns:aink="http://schemas.microsoft.com/office/drawing/2016/ink" xmlns:am3d="http://schemas.microsoft.com/office/drawing/2017/model3d" xmlns:o="urn:schemas-microsoft-com:office:office" xmlns:oel="http://schemas.microsoft.com/office/2019/extlst" xmlns:r="http://schemas.openxmlformats.org/officeDocument/2006/relationships" xmlns:m="http://schemas.openxmlformats.org/officeDocument/2006/math" xmlns:v="urn:schemas-microsoft-com:vml" xmlns:wp14="http://schemas.microsoft.com/office/word/2010/wordprocessingDrawing" xmlns:wp="http://schemas.openxmlformats.org/drawingml/2006/wordprocessingDrawing" xmlns:w10="urn:schemas-microsoft-com:office:word" xmlns:w="http://schemas.openxmlformats.org/wordprocessingml/2006/main" xmlns:w14="http://schemas.microsoft.com/office/word/2010/wordml" xmlns:w15="http://schemas.microsoft.com/office/word/2012/wordml" xmlns:w16cex="http://schemas.microsoft.com/office/word/2018/wordml/cex" xmlns:w16cid="http://schemas.microsoft.com/office/word/2016/wordml/cid" xmlns:w16="http://schemas.microsoft.com/office/word/2018/wordml" xmlns:w16sdtdh="http://schemas.microsoft.com/office/word/2020/wordml/sdtdatahash" xmlns:w16se="http://schemas.microsoft.com/office/word/2015/wordml/symex" xmlns:wpg="http://schemas.microsoft.com/office/word/2010/wordprocessingGroup" xmlns:wpi="http://schemas.microsoft.com/office/word/2010/wordprocessingInk" xmlns:wne="http://schemas.microsoft.com/office/word/2006/wordml" xmlns:wps="http://schemas.microsoft.com/office/word/2010/wordprocessingShape" mc:Ignorable="w14 w15 w16se w16cid w16 w16cex w16sdtdh wp14">
+  <w:p>
+    <w:pPr>
+      <w:pStyle w:val="afff5"/>
       <w:pBdr>
         <w:bottom w:val="single" w:sz="12" w:space="1" w:color="365F91" w:themeColor="accent1" w:themeShade="BF"/>
       </w:pBdr>
@@ -5233,7 +5255,7 @@
 </w:hdr>
 </file>
 
-<file path=word/header2.xml><?xml version="1.0" encoding="utf-8"?>
+<file path=word/header3.xml><?xml version="1.0" encoding="utf-8"?>
 <w:hdr xmlns:wpc="http://schemas.microsoft.com/office/word/2010/wordprocessingCanvas" xmlns:cx="http://schemas.microsoft.com/office/drawing/2014/chartex" xmlns:cx1="http://schemas.microsoft.com/office/drawing/2015/9/8/chartex" xmlns:cx2="http://schemas.microsoft.com/office/drawing/2015/10/21/chartex" xmlns:cx3="http://schemas.microsoft.com/office/drawing/2016/5/9/chartex" xmlns:cx4="http://schemas.microsoft.com/office/drawing/2016/5/10/chartex" xmlns:cx5="http://schemas.microsoft.com/office/drawing/2016/5/11/chartex" xmlns:cx6="http://schemas.microsoft.com/office/drawing/2016/5/12/chartex" xmlns:cx7="http://schemas.microsoft.com/office/drawing/2016/5/13/chartex" xmlns:cx8="http://schemas.microsoft.com/office/drawing/2016/5/14/chartex" xmlns:mc="http://schemas.openxmlformats.org/markup-compatibility/2006" xmlns:aink="http://schemas.microsoft.com/office/drawing/2016/ink" xmlns:am3d="http://schemas.microsoft.com/office/drawing/2017/model3d" xmlns:o="urn:schemas-microsoft-com:office:office" xmlns:oel="http://schemas.microsoft.com/office/2019/extlst" xmlns:r="http://schemas.openxmlformats.org/officeDocument/2006/relationships" xmlns:m="http://schemas.openxmlformats.org/officeDocument/2006/math" xmlns:v="urn:schemas-microsoft-com:vml" xmlns:wp14="http://schemas.microsoft.com/office/word/2010/wordprocessingDrawing" xmlns:wp="http://schemas.openxmlformats.org/drawingml/2006/wordprocessingDrawing" xmlns:w10="urn:schemas-microsoft-com:office:word" xmlns:w="http://schemas.openxmlformats.org/wordprocessingml/2006/main" xmlns:w14="http://schemas.microsoft.com/office/word/2010/wordml" xmlns:w15="http://schemas.microsoft.com/office/word/2012/wordml" xmlns:w16cex="http://schemas.microsoft.com/office/word/2018/wordml/cex" xmlns:w16cid="http://schemas.microsoft.com/office/word/2016/wordml/cid" xmlns:w16="http://schemas.microsoft.com/office/word/2018/wordml" xmlns:w16sdtdh="http://schemas.microsoft.com/office/word/2020/wordml/sdtdatahash" xmlns:w16se="http://schemas.microsoft.com/office/word/2015/wordml/symex" xmlns:wpg="http://schemas.microsoft.com/office/word/2010/wordprocessingGroup" xmlns:wpi="http://schemas.microsoft.com/office/word/2010/wordprocessingInk" xmlns:wne="http://schemas.microsoft.com/office/word/2006/wordml" xmlns:wps="http://schemas.microsoft.com/office/word/2010/wordprocessingShape" mc:Ignorable="w14 w15 w16se w16cid w16 w16cex w16sdtdh wp14">
   <w:p>
     <w:pPr>
@@ -5319,7 +5341,7 @@
 </w:hdr>
 </file>
 
-<file path=word/header3.xml><?xml version="1.0" encoding="utf-8"?>
+<file path=word/header4.xml><?xml version="1.0" encoding="utf-8"?>
 <w:hdr xmlns:wpc="http://schemas.microsoft.com/office/word/2010/wordprocessingCanvas" xmlns:cx="http://schemas.microsoft.com/office/drawing/2014/chartex" xmlns:cx1="http://schemas.microsoft.com/office/drawing/2015/9/8/chartex" xmlns:cx2="http://schemas.microsoft.com/office/drawing/2015/10/21/chartex" xmlns:cx3="http://schemas.microsoft.com/office/drawing/2016/5/9/chartex" xmlns:cx4="http://schemas.microsoft.com/office/drawing/2016/5/10/chartex" xmlns:cx5="http://schemas.microsoft.com/office/drawing/2016/5/11/chartex" xmlns:cx6="http://schemas.microsoft.com/office/drawing/2016/5/12/chartex" xmlns:cx7="http://schemas.microsoft.com/office/drawing/2016/5/13/chartex" xmlns:cx8="http://schemas.microsoft.com/office/drawing/2016/5/14/chartex" xmlns:mc="http://schemas.openxmlformats.org/markup-compatibility/2006" xmlns:aink="http://schemas.microsoft.com/office/drawing/2016/ink" xmlns:am3d="http://schemas.microsoft.com/office/drawing/2017/model3d" xmlns:o="urn:schemas-microsoft-com:office:office" xmlns:oel="http://schemas.microsoft.com/office/2019/extlst" xmlns:r="http://schemas.openxmlformats.org/officeDocument/2006/relationships" xmlns:m="http://schemas.openxmlformats.org/officeDocument/2006/math" xmlns:v="urn:schemas-microsoft-com:vml" xmlns:wp14="http://schemas.microsoft.com/office/word/2010/wordprocessingDrawing" xmlns:wp="http://schemas.openxmlformats.org/drawingml/2006/wordprocessingDrawing" xmlns:w10="urn:schemas-microsoft-com:office:word" xmlns:w="http://schemas.openxmlformats.org/wordprocessingml/2006/main" xmlns:w14="http://schemas.microsoft.com/office/word/2010/wordml" xmlns:w15="http://schemas.microsoft.com/office/word/2012/wordml" xmlns:w16cex="http://schemas.microsoft.com/office/word/2018/wordml/cex" xmlns:w16cid="http://schemas.microsoft.com/office/word/2016/wordml/cid" xmlns:w16="http://schemas.microsoft.com/office/word/2018/wordml" xmlns:w16sdtdh="http://schemas.microsoft.com/office/word/2020/wordml/sdtdatahash" xmlns:w16se="http://schemas.microsoft.com/office/word/2015/wordml/symex" xmlns:wpg="http://schemas.microsoft.com/office/word/2010/wordprocessingGroup" xmlns:wpi="http://schemas.microsoft.com/office/word/2010/wordprocessingInk" xmlns:wne="http://schemas.microsoft.com/office/word/2006/wordml" xmlns:wps="http://schemas.microsoft.com/office/word/2010/wordprocessingShape" mc:Ignorable="w14 w15 w16se w16cid w16 w16cex w16sdtdh wp14">
   <w:p>
     <w:pPr>
@@ -5380,6 +5402,7 @@
       <w:rPr>
         <w:rStyle w:val="afff3"/>
         <w:bCs w:val="0"/>
+        <w:color w:val="A6A6A6" w:themeColor="background1" w:themeShade="A6"/>
         <w:sz w:val="20"/>
         <w:szCs w:val="16"/>
       </w:rPr>
@@ -5490,7 +5513,7 @@
 </w:hdr>
 </file>
 
-<file path=word/header4.xml><?xml version="1.0" encoding="utf-8"?>
+<file path=word/header5.xml><?xml version="1.0" encoding="utf-8"?>
 <w:hdr xmlns:wpc="http://schemas.microsoft.com/office/word/2010/wordprocessingCanvas" xmlns:cx="http://schemas.microsoft.com/office/drawing/2014/chartex" xmlns:cx1="http://schemas.microsoft.com/office/drawing/2015/9/8/chartex" xmlns:cx2="http://schemas.microsoft.com/office/drawing/2015/10/21/chartex" xmlns:cx3="http://schemas.microsoft.com/office/drawing/2016/5/9/chartex" xmlns:cx4="http://schemas.microsoft.com/office/drawing/2016/5/10/chartex" xmlns:cx5="http://schemas.microsoft.com/office/drawing/2016/5/11/chartex" xmlns:cx6="http://schemas.microsoft.com/office/drawing/2016/5/12/chartex" xmlns:cx7="http://schemas.microsoft.com/office/drawing/2016/5/13/chartex" xmlns:cx8="http://schemas.microsoft.com/office/drawing/2016/5/14/chartex" xmlns:mc="http://schemas.openxmlformats.org/markup-compatibility/2006" xmlns:aink="http://schemas.microsoft.com/office/drawing/2016/ink" xmlns:am3d="http://schemas.microsoft.com/office/drawing/2017/model3d" xmlns:o="urn:schemas-microsoft-com:office:office" xmlns:oel="http://schemas.microsoft.com/office/2019/extlst" xmlns:r="http://schemas.openxmlformats.org/officeDocument/2006/relationships" xmlns:m="http://schemas.openxmlformats.org/officeDocument/2006/math" xmlns:v="urn:schemas-microsoft-com:vml" xmlns:wp14="http://schemas.microsoft.com/office/word/2010/wordprocessingDrawing" xmlns:wp="http://schemas.openxmlformats.org/drawingml/2006/wordprocessingDrawing" xmlns:w10="urn:schemas-microsoft-com:office:word" xmlns:w="http://schemas.openxmlformats.org/wordprocessingml/2006/main" xmlns:w14="http://schemas.microsoft.com/office/word/2010/wordml" xmlns:w15="http://schemas.microsoft.com/office/word/2012/wordml" xmlns:w16cex="http://schemas.microsoft.com/office/word/2018/wordml/cex" xmlns:w16cid="http://schemas.microsoft.com/office/word/2016/wordml/cid" xmlns:w16="http://schemas.microsoft.com/office/word/2018/wordml" xmlns:w16sdtdh="http://schemas.microsoft.com/office/word/2020/wordml/sdtdatahash" xmlns:w16se="http://schemas.microsoft.com/office/word/2015/wordml/symex" xmlns:wpg="http://schemas.microsoft.com/office/word/2010/wordprocessingGroup" xmlns:wpi="http://schemas.microsoft.com/office/word/2010/wordprocessingInk" xmlns:wne="http://schemas.microsoft.com/office/word/2006/wordml" xmlns:wps="http://schemas.microsoft.com/office/word/2010/wordprocessingShape" mc:Ignorable="w14 w15 w16se w16cid w16 w16cex w16sdtdh wp14">
   <w:p>
     <w:pPr>

--- a/templates/title_page.docx
+++ b/templates/title_page.docx
@@ -163,12 +163,10 @@
           <w:tab w:val="left" w:pos="825"/>
         </w:tabs>
         <w:sectPr>
-          <w:headerReference w:type="even" r:id="rId8"/>
-          <w:headerReference w:type="default" r:id="rId9"/>
-          <w:footerReference w:type="even" r:id="rId10"/>
-          <w:footerReference w:type="default" r:id="rId11"/>
-          <w:headerReference w:type="first" r:id="rId12"/>
-          <w:footerReference w:type="first" r:id="rId13"/>
+          <w:headerReference w:type="default" r:id="rId8"/>
+          <w:footerReference w:type="default" r:id="rId9"/>
+          <w:headerReference w:type="first" r:id="rId10"/>
+          <w:footerReference w:type="first" r:id="rId11"/>
           <w:pgSz w:w="11907" w:h="16839" w:code="9"/>
           <w:pgMar w:top="1134" w:right="567" w:bottom="567" w:left="567" w:header="283" w:footer="283" w:gutter="851"/>
           <w:cols w:space="708"/>
@@ -3840,8 +3838,8 @@
           <w:tab w:val="left" w:pos="2850"/>
         </w:tabs>
         <w:sectPr>
-          <w:headerReference w:type="first" r:id="rId14"/>
-          <w:footerReference w:type="first" r:id="rId15"/>
+          <w:headerReference w:type="first" r:id="rId12"/>
+          <w:footerReference w:type="first" r:id="rId13"/>
           <w:pgSz w:w="11907" w:h="16839" w:code="9"/>
           <w:pgMar w:top="567" w:right="567" w:bottom="567" w:left="567" w:header="227" w:footer="227" w:gutter="851"/>
           <w:cols w:space="708"/>
@@ -4725,8 +4723,8 @@
       </w:pPr>
     </w:p>
     <w:sectPr>
-      <w:headerReference w:type="default" r:id="rId16"/>
-      <w:footerReference w:type="default" r:id="rId17"/>
+      <w:headerReference w:type="default" r:id="rId14"/>
+      <w:footerReference w:type="default" r:id="rId15"/>
       <w:pgSz w:w="11907" w:h="16839" w:code="9"/>
       <w:pgMar w:top="567" w:right="567" w:bottom="567" w:left="1418" w:header="227" w:footer="227" w:gutter="0"/>
       <w:cols w:space="708"/>
@@ -4760,16 +4758,6 @@
   <w:p>
     <w:pPr>
       <w:pStyle w:val="afff7"/>
-    </w:pPr>
-  </w:p>
-</w:ftr>
-</file>
-
-<file path=word/footer2.xml><?xml version="1.0" encoding="utf-8"?>
-<w:ftr xmlns:wpc="http://schemas.microsoft.com/office/word/2010/wordprocessingCanvas" xmlns:cx="http://schemas.microsoft.com/office/drawing/2014/chartex" xmlns:cx1="http://schemas.microsoft.com/office/drawing/2015/9/8/chartex" xmlns:cx2="http://schemas.microsoft.com/office/drawing/2015/10/21/chartex" xmlns:cx3="http://schemas.microsoft.com/office/drawing/2016/5/9/chartex" xmlns:cx4="http://schemas.microsoft.com/office/drawing/2016/5/10/chartex" xmlns:cx5="http://schemas.microsoft.com/office/drawing/2016/5/11/chartex" xmlns:cx6="http://schemas.microsoft.com/office/drawing/2016/5/12/chartex" xmlns:cx7="http://schemas.microsoft.com/office/drawing/2016/5/13/chartex" xmlns:cx8="http://schemas.microsoft.com/office/drawing/2016/5/14/chartex" xmlns:mc="http://schemas.openxmlformats.org/markup-compatibility/2006" xmlns:aink="http://schemas.microsoft.com/office/drawing/2016/ink" xmlns:am3d="http://schemas.microsoft.com/office/drawing/2017/model3d" xmlns:o="urn:schemas-microsoft-com:office:office" xmlns:oel="http://schemas.microsoft.com/office/2019/extlst" xmlns:r="http://schemas.openxmlformats.org/officeDocument/2006/relationships" xmlns:m="http://schemas.openxmlformats.org/officeDocument/2006/math" xmlns:v="urn:schemas-microsoft-com:vml" xmlns:wp14="http://schemas.microsoft.com/office/word/2010/wordprocessingDrawing" xmlns:wp="http://schemas.openxmlformats.org/drawingml/2006/wordprocessingDrawing" xmlns:w10="urn:schemas-microsoft-com:office:word" xmlns:w="http://schemas.openxmlformats.org/wordprocessingml/2006/main" xmlns:w14="http://schemas.microsoft.com/office/word/2010/wordml" xmlns:w15="http://schemas.microsoft.com/office/word/2012/wordml" xmlns:w16cex="http://schemas.microsoft.com/office/word/2018/wordml/cex" xmlns:w16cid="http://schemas.microsoft.com/office/word/2016/wordml/cid" xmlns:w16="http://schemas.microsoft.com/office/word/2018/wordml" xmlns:w16sdtdh="http://schemas.microsoft.com/office/word/2020/wordml/sdtdatahash" xmlns:w16se="http://schemas.microsoft.com/office/word/2015/wordml/symex" xmlns:wpg="http://schemas.microsoft.com/office/word/2010/wordprocessingGroup" xmlns:wpi="http://schemas.microsoft.com/office/word/2010/wordprocessingInk" xmlns:wne="http://schemas.microsoft.com/office/word/2006/wordml" xmlns:wps="http://schemas.microsoft.com/office/word/2010/wordprocessingShape" mc:Ignorable="w14 w15 w16se w16cid w16 w16cex w16sdtdh wp14">
-  <w:p>
-    <w:pPr>
-      <w:pStyle w:val="afff7"/>
       <w:pBdr>
         <w:top w:val="single" w:sz="12" w:space="1" w:color="365F91" w:themeColor="accent1" w:themeShade="BF"/>
       </w:pBdr>
@@ -4830,7 +4818,7 @@
 </w:ftr>
 </file>
 
-<file path=word/footer3.xml><?xml version="1.0" encoding="utf-8"?>
+<file path=word/footer2.xml><?xml version="1.0" encoding="utf-8"?>
 <w:ftr xmlns:wpc="http://schemas.microsoft.com/office/word/2010/wordprocessingCanvas" xmlns:cx="http://schemas.microsoft.com/office/drawing/2014/chartex" xmlns:cx1="http://schemas.microsoft.com/office/drawing/2015/9/8/chartex" xmlns:cx2="http://schemas.microsoft.com/office/drawing/2015/10/21/chartex" xmlns:cx3="http://schemas.microsoft.com/office/drawing/2016/5/9/chartex" xmlns:cx4="http://schemas.microsoft.com/office/drawing/2016/5/10/chartex" xmlns:cx5="http://schemas.microsoft.com/office/drawing/2016/5/11/chartex" xmlns:cx6="http://schemas.microsoft.com/office/drawing/2016/5/12/chartex" xmlns:cx7="http://schemas.microsoft.com/office/drawing/2016/5/13/chartex" xmlns:cx8="http://schemas.microsoft.com/office/drawing/2016/5/14/chartex" xmlns:mc="http://schemas.openxmlformats.org/markup-compatibility/2006" xmlns:aink="http://schemas.microsoft.com/office/drawing/2016/ink" xmlns:am3d="http://schemas.microsoft.com/office/drawing/2017/model3d" xmlns:o="urn:schemas-microsoft-com:office:office" xmlns:oel="http://schemas.microsoft.com/office/2019/extlst" xmlns:r="http://schemas.openxmlformats.org/officeDocument/2006/relationships" xmlns:m="http://schemas.openxmlformats.org/officeDocument/2006/math" xmlns:v="urn:schemas-microsoft-com:vml" xmlns:wp14="http://schemas.microsoft.com/office/word/2010/wordprocessingDrawing" xmlns:wp="http://schemas.openxmlformats.org/drawingml/2006/wordprocessingDrawing" xmlns:w10="urn:schemas-microsoft-com:office:word" xmlns:w="http://schemas.openxmlformats.org/wordprocessingml/2006/main" xmlns:w14="http://schemas.microsoft.com/office/word/2010/wordml" xmlns:w15="http://schemas.microsoft.com/office/word/2012/wordml" xmlns:w16cex="http://schemas.microsoft.com/office/word/2018/wordml/cex" xmlns:w16cid="http://schemas.microsoft.com/office/word/2016/wordml/cid" xmlns:w16="http://schemas.microsoft.com/office/word/2018/wordml" xmlns:w16sdtdh="http://schemas.microsoft.com/office/word/2020/wordml/sdtdatahash" xmlns:w16se="http://schemas.microsoft.com/office/word/2015/wordml/symex" xmlns:wpg="http://schemas.microsoft.com/office/word/2010/wordprocessingGroup" xmlns:wpi="http://schemas.microsoft.com/office/word/2010/wordprocessingInk" xmlns:wne="http://schemas.microsoft.com/office/word/2006/wordml" xmlns:wps="http://schemas.microsoft.com/office/word/2010/wordprocessingShape" mc:Ignorable="w14 w15 w16se w16cid w16 w16cex w16sdtdh wp14">
   <w:p>
     <w:pPr>
@@ -4955,7 +4943,7 @@
 </w:ftr>
 </file>
 
-<file path=word/footer4.xml><?xml version="1.0" encoding="utf-8"?>
+<file path=word/footer3.xml><?xml version="1.0" encoding="utf-8"?>
 <w:ftr xmlns:wpc="http://schemas.microsoft.com/office/word/2010/wordprocessingCanvas" xmlns:cx="http://schemas.microsoft.com/office/drawing/2014/chartex" xmlns:cx1="http://schemas.microsoft.com/office/drawing/2015/9/8/chartex" xmlns:cx2="http://schemas.microsoft.com/office/drawing/2015/10/21/chartex" xmlns:cx3="http://schemas.microsoft.com/office/drawing/2016/5/9/chartex" xmlns:cx4="http://schemas.microsoft.com/office/drawing/2016/5/10/chartex" xmlns:cx5="http://schemas.microsoft.com/office/drawing/2016/5/11/chartex" xmlns:cx6="http://schemas.microsoft.com/office/drawing/2016/5/12/chartex" xmlns:cx7="http://schemas.microsoft.com/office/drawing/2016/5/13/chartex" xmlns:cx8="http://schemas.microsoft.com/office/drawing/2016/5/14/chartex" xmlns:mc="http://schemas.openxmlformats.org/markup-compatibility/2006" xmlns:aink="http://schemas.microsoft.com/office/drawing/2016/ink" xmlns:am3d="http://schemas.microsoft.com/office/drawing/2017/model3d" xmlns:o="urn:schemas-microsoft-com:office:office" xmlns:oel="http://schemas.microsoft.com/office/2019/extlst" xmlns:r="http://schemas.openxmlformats.org/officeDocument/2006/relationships" xmlns:m="http://schemas.openxmlformats.org/officeDocument/2006/math" xmlns:v="urn:schemas-microsoft-com:vml" xmlns:wp14="http://schemas.microsoft.com/office/word/2010/wordprocessingDrawing" xmlns:wp="http://schemas.openxmlformats.org/drawingml/2006/wordprocessingDrawing" xmlns:w10="urn:schemas-microsoft-com:office:word" xmlns:w="http://schemas.openxmlformats.org/wordprocessingml/2006/main" xmlns:w14="http://schemas.microsoft.com/office/word/2010/wordml" xmlns:w15="http://schemas.microsoft.com/office/word/2012/wordml" xmlns:w16cex="http://schemas.microsoft.com/office/word/2018/wordml/cex" xmlns:w16cid="http://schemas.microsoft.com/office/word/2016/wordml/cid" xmlns:w16="http://schemas.microsoft.com/office/word/2018/wordml" xmlns:w16sdtdh="http://schemas.microsoft.com/office/word/2020/wordml/sdtdatahash" xmlns:w16se="http://schemas.microsoft.com/office/word/2015/wordml/symex" xmlns:wpg="http://schemas.microsoft.com/office/word/2010/wordprocessingGroup" xmlns:wpi="http://schemas.microsoft.com/office/word/2010/wordprocessingInk" xmlns:wne="http://schemas.microsoft.com/office/word/2006/wordml" xmlns:wps="http://schemas.microsoft.com/office/word/2010/wordprocessingShape" mc:Ignorable="w14 w15 w16se w16cid w16 w16cex w16sdtdh wp14">
   <w:p>
     <w:pPr>
@@ -5025,7 +5013,7 @@
 </w:ftr>
 </file>
 
-<file path=word/footer5.xml><?xml version="1.0" encoding="utf-8"?>
+<file path=word/footer4.xml><?xml version="1.0" encoding="utf-8"?>
 <w:ftr xmlns:wpc="http://schemas.microsoft.com/office/word/2010/wordprocessingCanvas" xmlns:cx="http://schemas.microsoft.com/office/drawing/2014/chartex" xmlns:cx1="http://schemas.microsoft.com/office/drawing/2015/9/8/chartex" xmlns:cx2="http://schemas.microsoft.com/office/drawing/2015/10/21/chartex" xmlns:cx3="http://schemas.microsoft.com/office/drawing/2016/5/9/chartex" xmlns:cx4="http://schemas.microsoft.com/office/drawing/2016/5/10/chartex" xmlns:cx5="http://schemas.microsoft.com/office/drawing/2016/5/11/chartex" xmlns:cx6="http://schemas.microsoft.com/office/drawing/2016/5/12/chartex" xmlns:cx7="http://schemas.microsoft.com/office/drawing/2016/5/13/chartex" xmlns:cx8="http://schemas.microsoft.com/office/drawing/2016/5/14/chartex" xmlns:mc="http://schemas.openxmlformats.org/markup-compatibility/2006" xmlns:aink="http://schemas.microsoft.com/office/drawing/2016/ink" xmlns:am3d="http://schemas.microsoft.com/office/drawing/2017/model3d" xmlns:o="urn:schemas-microsoft-com:office:office" xmlns:oel="http://schemas.microsoft.com/office/2019/extlst" xmlns:r="http://schemas.openxmlformats.org/officeDocument/2006/relationships" xmlns:m="http://schemas.openxmlformats.org/officeDocument/2006/math" xmlns:v="urn:schemas-microsoft-com:vml" xmlns:wp14="http://schemas.microsoft.com/office/word/2010/wordprocessingDrawing" xmlns:wp="http://schemas.openxmlformats.org/drawingml/2006/wordprocessingDrawing" xmlns:w10="urn:schemas-microsoft-com:office:word" xmlns:w="http://schemas.openxmlformats.org/wordprocessingml/2006/main" xmlns:w14="http://schemas.microsoft.com/office/word/2010/wordml" xmlns:w15="http://schemas.microsoft.com/office/word/2012/wordml" xmlns:w16cex="http://schemas.microsoft.com/office/word/2018/wordml/cex" xmlns:w16cid="http://schemas.microsoft.com/office/word/2016/wordml/cid" xmlns:w16="http://schemas.microsoft.com/office/word/2018/wordml" xmlns:w16sdtdh="http://schemas.microsoft.com/office/word/2020/wordml/sdtdatahash" xmlns:w16se="http://schemas.microsoft.com/office/word/2015/wordml/symex" xmlns:wpg="http://schemas.microsoft.com/office/word/2010/wordprocessingGroup" xmlns:wpi="http://schemas.microsoft.com/office/word/2010/wordprocessingInk" xmlns:wne="http://schemas.microsoft.com/office/word/2006/wordml" xmlns:wps="http://schemas.microsoft.com/office/word/2010/wordprocessingShape" mc:Ignorable="w14 w15 w16se w16cid w16 w16cex w16sdtdh wp14">
   <w:p>
     <w:pPr>
@@ -5119,16 +5107,6 @@
   <w:p>
     <w:pPr>
       <w:pStyle w:val="afff5"/>
-    </w:pPr>
-  </w:p>
-</w:hdr>
-</file>
-
-<file path=word/header2.xml><?xml version="1.0" encoding="utf-8"?>
-<w:hdr xmlns:wpc="http://schemas.microsoft.com/office/word/2010/wordprocessingCanvas" xmlns:cx="http://schemas.microsoft.com/office/drawing/2014/chartex" xmlns:cx1="http://schemas.microsoft.com/office/drawing/2015/9/8/chartex" xmlns:cx2="http://schemas.microsoft.com/office/drawing/2015/10/21/chartex" xmlns:cx3="http://schemas.microsoft.com/office/drawing/2016/5/9/chartex" xmlns:cx4="http://schemas.microsoft.com/office/drawing/2016/5/10/chartex" xmlns:cx5="http://schemas.microsoft.com/office/drawing/2016/5/11/chartex" xmlns:cx6="http://schemas.microsoft.com/office/drawing/2016/5/12/chartex" xmlns:cx7="http://schemas.microsoft.com/office/drawing/2016/5/13/chartex" xmlns:cx8="http://schemas.microsoft.com/office/drawing/2016/5/14/chartex" xmlns:mc="http://schemas.openxmlformats.org/markup-compatibility/2006" xmlns:aink="http://schemas.microsoft.com/office/drawing/2016/ink" xmlns:am3d="http://schemas.microsoft.com/office/drawing/2017/model3d" xmlns:o="urn:schemas-microsoft-com:office:office" xmlns:oel="http://schemas.microsoft.com/office/2019/extlst" xmlns:r="http://schemas.openxmlformats.org/officeDocument/2006/relationships" xmlns:m="http://schemas.openxmlformats.org/officeDocument/2006/math" xmlns:v="urn:schemas-microsoft-com:vml" xmlns:wp14="http://schemas.microsoft.com/office/word/2010/wordprocessingDrawing" xmlns:wp="http://schemas.openxmlformats.org/drawingml/2006/wordprocessingDrawing" xmlns:w10="urn:schemas-microsoft-com:office:word" xmlns:w="http://schemas.openxmlformats.org/wordprocessingml/2006/main" xmlns:w14="http://schemas.microsoft.com/office/word/2010/wordml" xmlns:w15="http://schemas.microsoft.com/office/word/2012/wordml" xmlns:w16cex="http://schemas.microsoft.com/office/word/2018/wordml/cex" xmlns:w16cid="http://schemas.microsoft.com/office/word/2016/wordml/cid" xmlns:w16="http://schemas.microsoft.com/office/word/2018/wordml" xmlns:w16sdtdh="http://schemas.microsoft.com/office/word/2020/wordml/sdtdatahash" xmlns:w16se="http://schemas.microsoft.com/office/word/2015/wordml/symex" xmlns:wpg="http://schemas.microsoft.com/office/word/2010/wordprocessingGroup" xmlns:wpi="http://schemas.microsoft.com/office/word/2010/wordprocessingInk" xmlns:wne="http://schemas.microsoft.com/office/word/2006/wordml" xmlns:wps="http://schemas.microsoft.com/office/word/2010/wordprocessingShape" mc:Ignorable="w14 w15 w16se w16cid w16 w16cex w16sdtdh wp14">
-  <w:p>
-    <w:pPr>
-      <w:pStyle w:val="afff5"/>
       <w:pBdr>
         <w:bottom w:val="single" w:sz="12" w:space="1" w:color="365F91" w:themeColor="accent1" w:themeShade="BF"/>
       </w:pBdr>
@@ -5189,9 +5167,8 @@
         <w:sz w:val="20"/>
         <w:szCs w:val="16"/>
       </w:rPr>
-      <w:t xml:space="preserve">{{ </w:t>
+      <w:t xml:space="preserve">Редакция </w:t>
     </w:r>
-    <w:proofErr w:type="spellStart"/>
     <w:r>
       <w:rPr>
         <w:rStyle w:val="afff3"/>
@@ -5200,9 +5177,8 @@
         <w:sz w:val="20"/>
         <w:szCs w:val="16"/>
       </w:rPr>
-      <w:t>colontile</w:t>
+      <w:t xml:space="preserve">{{ </w:t>
     </w:r>
-    <w:proofErr w:type="spellEnd"/>
     <w:r>
       <w:rPr>
         <w:rStyle w:val="afff3"/>
@@ -5210,8 +5186,51 @@
         <w:color w:val="A6A6A6" w:themeColor="background1" w:themeShade="A6"/>
         <w:sz w:val="20"/>
         <w:szCs w:val="16"/>
+        <w:lang w:val="en-US"/>
+      </w:rPr>
+      <w:t>version</w:t>
+    </w:r>
+    <w:r>
+      <w:rPr>
+        <w:rStyle w:val="afff3"/>
+        <w:bCs w:val="0"/>
+        <w:color w:val="A6A6A6" w:themeColor="background1" w:themeShade="A6"/>
+        <w:sz w:val="20"/>
+        <w:szCs w:val="16"/>
       </w:rPr>
       <w:t>}}</w:t>
+    </w:r>
+    <w:r>
+      <w:rPr>
+        <w:rStyle w:val="afff3"/>
+        <w:bCs w:val="0"/>
+        <w:color w:val="A6A6A6" w:themeColor="background1" w:themeShade="A6"/>
+        <w:sz w:val="20"/>
+        <w:szCs w:val="16"/>
+        <w:lang w:val="en-US"/>
+      </w:rPr>
+      <w:t xml:space="preserve"> </w:t>
+    </w:r>
+    <w:r>
+      <w:rPr>
+        <w:rStyle w:val="afff3"/>
+        <w:bCs w:val="0"/>
+        <w:color w:val="A6A6A6" w:themeColor="background1" w:themeShade="A6"/>
+        <w:sz w:val="20"/>
+        <w:szCs w:val="16"/>
+      </w:rPr>
+      <w:t xml:space="preserve">от </w:t>
+    </w:r>
+    <w:r>
+      <w:rPr>
+        <w:rStyle w:val="afff3"/>
+        <w:bCs w:val="0"/>
+        <w:color w:val="A6A6A6" w:themeColor="background1" w:themeShade="A6"/>
+        <w:sz w:val="20"/>
+        <w:szCs w:val="16"/>
+        <w:lang w:val="en-US"/>
+      </w:rPr>
+      <w:t>{{ date }}</w:t>
     </w:r>
     <w:r>
       <w:rPr>
@@ -5239,7 +5258,7 @@
         <w:sz w:val="20"/>
         <w:szCs w:val="16"/>
       </w:rPr>
-      <w:t>device_name</w:t>
+      <w:t>name</w:t>
     </w:r>
     <w:proofErr w:type="spellEnd"/>
     <w:r>
@@ -5255,7 +5274,7 @@
 </w:hdr>
 </file>
 
-<file path=word/header3.xml><?xml version="1.0" encoding="utf-8"?>
+<file path=word/header2.xml><?xml version="1.0" encoding="utf-8"?>
 <w:hdr xmlns:wpc="http://schemas.microsoft.com/office/word/2010/wordprocessingCanvas" xmlns:cx="http://schemas.microsoft.com/office/drawing/2014/chartex" xmlns:cx1="http://schemas.microsoft.com/office/drawing/2015/9/8/chartex" xmlns:cx2="http://schemas.microsoft.com/office/drawing/2015/10/21/chartex" xmlns:cx3="http://schemas.microsoft.com/office/drawing/2016/5/9/chartex" xmlns:cx4="http://schemas.microsoft.com/office/drawing/2016/5/10/chartex" xmlns:cx5="http://schemas.microsoft.com/office/drawing/2016/5/11/chartex" xmlns:cx6="http://schemas.microsoft.com/office/drawing/2016/5/12/chartex" xmlns:cx7="http://schemas.microsoft.com/office/drawing/2016/5/13/chartex" xmlns:cx8="http://schemas.microsoft.com/office/drawing/2016/5/14/chartex" xmlns:mc="http://schemas.openxmlformats.org/markup-compatibility/2006" xmlns:aink="http://schemas.microsoft.com/office/drawing/2016/ink" xmlns:am3d="http://schemas.microsoft.com/office/drawing/2017/model3d" xmlns:o="urn:schemas-microsoft-com:office:office" xmlns:oel="http://schemas.microsoft.com/office/2019/extlst" xmlns:r="http://schemas.openxmlformats.org/officeDocument/2006/relationships" xmlns:m="http://schemas.openxmlformats.org/officeDocument/2006/math" xmlns:v="urn:schemas-microsoft-com:vml" xmlns:wp14="http://schemas.microsoft.com/office/word/2010/wordprocessingDrawing" xmlns:wp="http://schemas.openxmlformats.org/drawingml/2006/wordprocessingDrawing" xmlns:w10="urn:schemas-microsoft-com:office:word" xmlns:w="http://schemas.openxmlformats.org/wordprocessingml/2006/main" xmlns:w14="http://schemas.microsoft.com/office/word/2010/wordml" xmlns:w15="http://schemas.microsoft.com/office/word/2012/wordml" xmlns:w16cex="http://schemas.microsoft.com/office/word/2018/wordml/cex" xmlns:w16cid="http://schemas.microsoft.com/office/word/2016/wordml/cid" xmlns:w16="http://schemas.microsoft.com/office/word/2018/wordml" xmlns:w16sdtdh="http://schemas.microsoft.com/office/word/2020/wordml/sdtdatahash" xmlns:w16se="http://schemas.microsoft.com/office/word/2015/wordml/symex" xmlns:wpg="http://schemas.microsoft.com/office/word/2010/wordprocessingGroup" xmlns:wpi="http://schemas.microsoft.com/office/word/2010/wordprocessingInk" xmlns:wne="http://schemas.microsoft.com/office/word/2006/wordml" xmlns:wps="http://schemas.microsoft.com/office/word/2010/wordprocessingShape" mc:Ignorable="w14 w15 w16se w16cid w16 w16cex w16sdtdh wp14">
   <w:p>
     <w:pPr>
@@ -5341,7 +5360,7 @@
 </w:hdr>
 </file>
 
-<file path=word/header4.xml><?xml version="1.0" encoding="utf-8"?>
+<file path=word/header3.xml><?xml version="1.0" encoding="utf-8"?>
 <w:hdr xmlns:wpc="http://schemas.microsoft.com/office/word/2010/wordprocessingCanvas" xmlns:cx="http://schemas.microsoft.com/office/drawing/2014/chartex" xmlns:cx1="http://schemas.microsoft.com/office/drawing/2015/9/8/chartex" xmlns:cx2="http://schemas.microsoft.com/office/drawing/2015/10/21/chartex" xmlns:cx3="http://schemas.microsoft.com/office/drawing/2016/5/9/chartex" xmlns:cx4="http://schemas.microsoft.com/office/drawing/2016/5/10/chartex" xmlns:cx5="http://schemas.microsoft.com/office/drawing/2016/5/11/chartex" xmlns:cx6="http://schemas.microsoft.com/office/drawing/2016/5/12/chartex" xmlns:cx7="http://schemas.microsoft.com/office/drawing/2016/5/13/chartex" xmlns:cx8="http://schemas.microsoft.com/office/drawing/2016/5/14/chartex" xmlns:mc="http://schemas.openxmlformats.org/markup-compatibility/2006" xmlns:aink="http://schemas.microsoft.com/office/drawing/2016/ink" xmlns:am3d="http://schemas.microsoft.com/office/drawing/2017/model3d" xmlns:o="urn:schemas-microsoft-com:office:office" xmlns:oel="http://schemas.microsoft.com/office/2019/extlst" xmlns:r="http://schemas.openxmlformats.org/officeDocument/2006/relationships" xmlns:m="http://schemas.openxmlformats.org/officeDocument/2006/math" xmlns:v="urn:schemas-microsoft-com:vml" xmlns:wp14="http://schemas.microsoft.com/office/word/2010/wordprocessingDrawing" xmlns:wp="http://schemas.openxmlformats.org/drawingml/2006/wordprocessingDrawing" xmlns:w10="urn:schemas-microsoft-com:office:word" xmlns:w="http://schemas.openxmlformats.org/wordprocessingml/2006/main" xmlns:w14="http://schemas.microsoft.com/office/word/2010/wordml" xmlns:w15="http://schemas.microsoft.com/office/word/2012/wordml" xmlns:w16cex="http://schemas.microsoft.com/office/word/2018/wordml/cex" xmlns:w16cid="http://schemas.microsoft.com/office/word/2016/wordml/cid" xmlns:w16="http://schemas.microsoft.com/office/word/2018/wordml" xmlns:w16sdtdh="http://schemas.microsoft.com/office/word/2020/wordml/sdtdatahash" xmlns:w16se="http://schemas.microsoft.com/office/word/2015/wordml/symex" xmlns:wpg="http://schemas.microsoft.com/office/word/2010/wordprocessingGroup" xmlns:wpi="http://schemas.microsoft.com/office/word/2010/wordprocessingInk" xmlns:wne="http://schemas.microsoft.com/office/word/2006/wordml" xmlns:wps="http://schemas.microsoft.com/office/word/2010/wordprocessingShape" mc:Ignorable="w14 w15 w16se w16cid w16 w16cex w16sdtdh wp14">
   <w:p>
     <w:pPr>
@@ -5513,7 +5532,7 @@
 </w:hdr>
 </file>
 
-<file path=word/header5.xml><?xml version="1.0" encoding="utf-8"?>
+<file path=word/header4.xml><?xml version="1.0" encoding="utf-8"?>
 <w:hdr xmlns:wpc="http://schemas.microsoft.com/office/word/2010/wordprocessingCanvas" xmlns:cx="http://schemas.microsoft.com/office/drawing/2014/chartex" xmlns:cx1="http://schemas.microsoft.com/office/drawing/2015/9/8/chartex" xmlns:cx2="http://schemas.microsoft.com/office/drawing/2015/10/21/chartex" xmlns:cx3="http://schemas.microsoft.com/office/drawing/2016/5/9/chartex" xmlns:cx4="http://schemas.microsoft.com/office/drawing/2016/5/10/chartex" xmlns:cx5="http://schemas.microsoft.com/office/drawing/2016/5/11/chartex" xmlns:cx6="http://schemas.microsoft.com/office/drawing/2016/5/12/chartex" xmlns:cx7="http://schemas.microsoft.com/office/drawing/2016/5/13/chartex" xmlns:cx8="http://schemas.microsoft.com/office/drawing/2016/5/14/chartex" xmlns:mc="http://schemas.openxmlformats.org/markup-compatibility/2006" xmlns:aink="http://schemas.microsoft.com/office/drawing/2016/ink" xmlns:am3d="http://schemas.microsoft.com/office/drawing/2017/model3d" xmlns:o="urn:schemas-microsoft-com:office:office" xmlns:oel="http://schemas.microsoft.com/office/2019/extlst" xmlns:r="http://schemas.openxmlformats.org/officeDocument/2006/relationships" xmlns:m="http://schemas.openxmlformats.org/officeDocument/2006/math" xmlns:v="urn:schemas-microsoft-com:vml" xmlns:wp14="http://schemas.microsoft.com/office/word/2010/wordprocessingDrawing" xmlns:wp="http://schemas.openxmlformats.org/drawingml/2006/wordprocessingDrawing" xmlns:w10="urn:schemas-microsoft-com:office:word" xmlns:w="http://schemas.openxmlformats.org/wordprocessingml/2006/main" xmlns:w14="http://schemas.microsoft.com/office/word/2010/wordml" xmlns:w15="http://schemas.microsoft.com/office/word/2012/wordml" xmlns:w16cex="http://schemas.microsoft.com/office/word/2018/wordml/cex" xmlns:w16cid="http://schemas.microsoft.com/office/word/2016/wordml/cid" xmlns:w16="http://schemas.microsoft.com/office/word/2018/wordml" xmlns:w16sdtdh="http://schemas.microsoft.com/office/word/2020/wordml/sdtdatahash" xmlns:w16se="http://schemas.microsoft.com/office/word/2015/wordml/symex" xmlns:wpg="http://schemas.microsoft.com/office/word/2010/wordprocessingGroup" xmlns:wpi="http://schemas.microsoft.com/office/word/2010/wordprocessingInk" xmlns:wne="http://schemas.microsoft.com/office/word/2006/wordml" xmlns:wps="http://schemas.microsoft.com/office/word/2010/wordprocessingShape" mc:Ignorable="w14 w15 w16se w16cid w16 w16cex w16sdtdh wp14">
   <w:p>
     <w:pPr>
@@ -5578,9 +5597,8 @@
         <w:sz w:val="20"/>
         <w:szCs w:val="16"/>
       </w:rPr>
-      <w:t xml:space="preserve">{{ </w:t>
+      <w:t xml:space="preserve">Редакция </w:t>
     </w:r>
-    <w:proofErr w:type="spellStart"/>
     <w:r>
       <w:rPr>
         <w:rStyle w:val="afff3"/>
@@ -5589,9 +5607,8 @@
         <w:sz w:val="20"/>
         <w:szCs w:val="16"/>
       </w:rPr>
-      <w:t>colontile</w:t>
+      <w:t xml:space="preserve">{{ </w:t>
     </w:r>
-    <w:proofErr w:type="spellEnd"/>
     <w:r>
       <w:rPr>
         <w:rStyle w:val="afff3"/>
@@ -5599,8 +5616,51 @@
         <w:color w:val="A6A6A6" w:themeColor="background1" w:themeShade="A6"/>
         <w:sz w:val="20"/>
         <w:szCs w:val="16"/>
+        <w:lang w:val="en-US"/>
+      </w:rPr>
+      <w:t>version</w:t>
+    </w:r>
+    <w:r>
+      <w:rPr>
+        <w:rStyle w:val="afff3"/>
+        <w:bCs w:val="0"/>
+        <w:color w:val="A6A6A6" w:themeColor="background1" w:themeShade="A6"/>
+        <w:sz w:val="20"/>
+        <w:szCs w:val="16"/>
       </w:rPr>
       <w:t>}}</w:t>
+    </w:r>
+    <w:r>
+      <w:rPr>
+        <w:rStyle w:val="afff3"/>
+        <w:bCs w:val="0"/>
+        <w:color w:val="A6A6A6" w:themeColor="background1" w:themeShade="A6"/>
+        <w:sz w:val="20"/>
+        <w:szCs w:val="16"/>
+        <w:lang w:val="en-US"/>
+      </w:rPr>
+      <w:t xml:space="preserve"> </w:t>
+    </w:r>
+    <w:r>
+      <w:rPr>
+        <w:rStyle w:val="afff3"/>
+        <w:bCs w:val="0"/>
+        <w:color w:val="A6A6A6" w:themeColor="background1" w:themeShade="A6"/>
+        <w:sz w:val="20"/>
+        <w:szCs w:val="16"/>
+      </w:rPr>
+      <w:t xml:space="preserve">от </w:t>
+    </w:r>
+    <w:r>
+      <w:rPr>
+        <w:rStyle w:val="afff3"/>
+        <w:bCs w:val="0"/>
+        <w:color w:val="A6A6A6" w:themeColor="background1" w:themeShade="A6"/>
+        <w:sz w:val="20"/>
+        <w:szCs w:val="16"/>
+        <w:lang w:val="en-US"/>
+      </w:rPr>
+      <w:t>{{ date }}</w:t>
     </w:r>
     <w:r>
       <w:rPr>
@@ -5628,7 +5688,7 @@
         <w:sz w:val="20"/>
         <w:szCs w:val="16"/>
       </w:rPr>
-      <w:t>device_name</w:t>
+      <w:t>name</w:t>
     </w:r>
     <w:proofErr w:type="spellEnd"/>
     <w:r>
@@ -14928,7 +14988,7 @@
     <w:name w:val="Table"/>
     <w:basedOn w:val="af1"/>
     <w:uiPriority w:val="46"/>
-    <w:rsid w:val="00576DBF"/>
+    <w:rsid w:val="00BB30D4"/>
     <w:pPr>
       <w:spacing w:before="60" w:after="0" w:line="240" w:lineRule="auto"/>
     </w:pPr>
@@ -14940,12 +15000,12 @@
       <w:tblStyleRowBandSize w:val="1"/>
       <w:tblStyleColBandSize w:val="1"/>
       <w:tblBorders>
-        <w:top w:val="single" w:sz="8" w:space="0" w:color="auto"/>
-        <w:left w:val="single" w:sz="8" w:space="0" w:color="auto"/>
-        <w:bottom w:val="single" w:sz="8" w:space="0" w:color="auto"/>
-        <w:right w:val="single" w:sz="8" w:space="0" w:color="auto"/>
-        <w:insideH w:val="single" w:sz="8" w:space="0" w:color="auto"/>
-        <w:insideV w:val="single" w:sz="8" w:space="0" w:color="auto"/>
+        <w:top w:val="single" w:sz="4" w:space="0" w:color="auto"/>
+        <w:left w:val="single" w:sz="4" w:space="0" w:color="auto"/>
+        <w:bottom w:val="single" w:sz="4" w:space="0" w:color="auto"/>
+        <w:right w:val="single" w:sz="4" w:space="0" w:color="auto"/>
+        <w:insideH w:val="single" w:sz="4" w:space="0" w:color="auto"/>
+        <w:insideV w:val="single" w:sz="4" w:space="0" w:color="auto"/>
       </w:tblBorders>
     </w:tblPr>
     <w:tblStylePr w:type="firstRow">
@@ -16223,6 +16283,81 @@
       <w:szCs w:val="22"/>
       <w:lang w:val="en-US" w:eastAsia="en-US"/>
     </w:rPr>
+  </w:style>
+  <w:style w:type="table" w:styleId="-24">
+    <w:name w:val="Grid Table 2 Accent 4"/>
+    <w:basedOn w:val="af1"/>
+    <w:uiPriority w:val="47"/>
+    <w:rsid w:val="006A6EF0"/>
+    <w:pPr>
+      <w:spacing w:after="0" w:line="240" w:lineRule="auto"/>
+    </w:pPr>
+    <w:tblPr>
+      <w:tblStyleRowBandSize w:val="1"/>
+      <w:tblStyleColBandSize w:val="1"/>
+      <w:tblBorders>
+        <w:top w:val="single" w:sz="2" w:space="0" w:color="B2A1C7" w:themeColor="accent4" w:themeTint="99"/>
+        <w:bottom w:val="single" w:sz="2" w:space="0" w:color="B2A1C7" w:themeColor="accent4" w:themeTint="99"/>
+        <w:insideH w:val="single" w:sz="2" w:space="0" w:color="B2A1C7" w:themeColor="accent4" w:themeTint="99"/>
+        <w:insideV w:val="single" w:sz="2" w:space="0" w:color="B2A1C7" w:themeColor="accent4" w:themeTint="99"/>
+      </w:tblBorders>
+    </w:tblPr>
+    <w:tblStylePr w:type="firstRow">
+      <w:rPr>
+        <w:b/>
+        <w:bCs/>
+      </w:rPr>
+      <w:tblPr/>
+      <w:tcPr>
+        <w:tcBorders>
+          <w:top w:val="nil"/>
+          <w:bottom w:val="single" w:sz="12" w:space="0" w:color="B2A1C7" w:themeColor="accent4" w:themeTint="99"/>
+          <w:insideH w:val="nil"/>
+          <w:insideV w:val="nil"/>
+        </w:tcBorders>
+        <w:shd w:val="clear" w:color="auto" w:fill="FFFFFF" w:themeFill="background1"/>
+      </w:tcPr>
+    </w:tblStylePr>
+    <w:tblStylePr w:type="lastRow">
+      <w:rPr>
+        <w:b/>
+        <w:bCs/>
+      </w:rPr>
+      <w:tblPr/>
+      <w:tcPr>
+        <w:tcBorders>
+          <w:top w:val="double" w:sz="2" w:space="0" w:color="B2A1C7" w:themeColor="accent4" w:themeTint="99"/>
+          <w:bottom w:val="nil"/>
+          <w:insideH w:val="nil"/>
+          <w:insideV w:val="nil"/>
+        </w:tcBorders>
+        <w:shd w:val="clear" w:color="auto" w:fill="FFFFFF" w:themeFill="background1"/>
+      </w:tcPr>
+    </w:tblStylePr>
+    <w:tblStylePr w:type="firstCol">
+      <w:rPr>
+        <w:b/>
+        <w:bCs/>
+      </w:rPr>
+    </w:tblStylePr>
+    <w:tblStylePr w:type="lastCol">
+      <w:rPr>
+        <w:b/>
+        <w:bCs/>
+      </w:rPr>
+    </w:tblStylePr>
+    <w:tblStylePr w:type="band1Vert">
+      <w:tblPr/>
+      <w:tcPr>
+        <w:shd w:val="clear" w:color="auto" w:fill="E5DFEC" w:themeFill="accent4" w:themeFillTint="33"/>
+      </w:tcPr>
+    </w:tblStylePr>
+    <w:tblStylePr w:type="band1Horz">
+      <w:tblPr/>
+      <w:tcPr>
+        <w:shd w:val="clear" w:color="auto" w:fill="E5DFEC" w:themeFill="accent4" w:themeFillTint="33"/>
+      </w:tcPr>
+    </w:tblStylePr>
   </w:style>
 </w:styles>
 </file>

--- a/templates/title_page.docx
+++ b/templates/title_page.docx
@@ -3777,9 +3777,6 @@
       <w:pPr>
         <w:pStyle w:val="afff2"/>
         <w:ind w:right="282"/>
-        <w:rPr>
-          <w:lang w:val="en-US"/>
-        </w:rPr>
       </w:pPr>
     </w:p>
     <w:p>
@@ -3853,13 +3850,7 @@
     </w:p>
     <w:p>
       <w:pPr>
-        <w:pStyle w:val="11"/>
-        <w:numPr>
-          <w:ilvl w:val="0"/>
-          <w:numId w:val="0"/>
-        </w:numPr>
-        <w:ind w:left="357"/>
-        <w:jc w:val="center"/>
+        <w:pStyle w:val="afffff1"/>
         <w:rPr>
           <w:lang w:val="ru-RU"/>
         </w:rPr>
@@ -4012,33 +4003,25 @@
       <w:r>
         <w:fldChar w:fldCharType="end"/>
       </w:r>
-      <w:bookmarkStart w:id="0" w:name="_Toc239750458"/>
       <w:r>
         <w:rPr>
           <w:lang w:val="ru-RU"/>
         </w:rPr>
         <w:t>СОДЕРЖАНИЕ</w:t>
       </w:r>
-      <w:bookmarkEnd w:id="0"/>
     </w:p>
     <w:p>
       <w:pPr>
-        <w:pStyle w:val="16"/>
-        <w:rPr>
-          <w:rFonts w:asciiTheme="minorHAnsi" w:eastAsiaTheme="minorEastAsia" w:hAnsiTheme="minorHAnsi" w:cstheme="minorBidi"/>
-          <w:b w:val="0"/>
-          <w:bCs w:val="0"/>
-          <w:caps w:val="0"/>
-          <w:snapToGrid/>
-          <w:color w:val="auto"/>
-          <w:kern w:val="2"/>
-          <w:szCs w:val="24"/>
-          <w14:ligatures w14:val="standardContextual"/>
-        </w:rPr>
+        <w:pStyle w:val="17"/>
       </w:pPr>
       <w:r>
         <w:rPr>
+          <w:b/>
+          <w:bCs/>
+          <w:caps/>
+          <w:noProof/>
           <w:snapToGrid/>
+          <w:color w:val="365F91" w:themeColor="accent1" w:themeShade="BF"/>
           <w:szCs w:val="24"/>
           <w:u w:val="single"/>
         </w:rPr>
@@ -4046,79 +4029,46 @@
       </w:r>
       <w:r>
         <w:rPr>
+          <w:b/>
+          <w:bCs/>
+          <w:caps/>
+          <w:noProof/>
           <w:snapToGrid/>
+          <w:color w:val="365F91" w:themeColor="accent1" w:themeShade="BF"/>
           <w:szCs w:val="24"/>
           <w:u w:val="single"/>
         </w:rPr>
-        <w:instrText xml:space="preserve"> TOC \o "1-1" \h \z \t "Заголовок 2;2;Заголовок 3;3;ДОК Заголовок 2;2;Подзаголовок;2;ДОК Текст 3уров 2-пункт;2;ДОК Текст 4уров 2-подраздел;2;ДОК Текст 4уров 3-пункт;3;ДОК Текст ур2 подраздел;2;ДОК Текст ур3 пункт;3;ДОК ПРИЛ ур2 раздел;3;ДОК Текст нумерованный;3" </w:instrText>
+        <w:instrText xml:space="preserve"> TOC \o "1-2" \h \z \u </w:instrText>
       </w:r>
       <w:r>
         <w:rPr>
+          <w:b/>
+          <w:bCs/>
+          <w:caps/>
+          <w:noProof/>
           <w:snapToGrid/>
+          <w:color w:val="365F91" w:themeColor="accent1" w:themeShade="BF"/>
           <w:szCs w:val="24"/>
           <w:u w:val="single"/>
         </w:rPr>
         <w:fldChar w:fldCharType="separate"/>
       </w:r>
-      <w:hyperlink w:anchor="_Toc239750458" w:history="1">
-        <w:r>
-          <w:rPr>
-            <w:rStyle w:val="afff4"/>
-          </w:rPr>
-          <w:t>СОДЕРЖАНИЕ</w:t>
-        </w:r>
-        <w:r>
-          <w:rPr>
-            <w:webHidden/>
-          </w:rPr>
-          <w:tab/>
-        </w:r>
-        <w:r>
-          <w:rPr>
-            <w:webHidden/>
-          </w:rPr>
-          <w:fldChar w:fldCharType="begin"/>
-        </w:r>
-        <w:r>
-          <w:rPr>
-            <w:webHidden/>
-          </w:rPr>
-          <w:instrText xml:space="preserve"> PAGEREF _Toc239750458 \h </w:instrText>
-        </w:r>
-        <w:r>
-          <w:rPr>
-            <w:webHidden/>
-          </w:rPr>
-        </w:r>
-        <w:r>
-          <w:rPr>
-            <w:webHidden/>
-          </w:rPr>
-          <w:fldChar w:fldCharType="separate"/>
-        </w:r>
-        <w:r>
-          <w:rPr>
-            <w:webHidden/>
-          </w:rPr>
-          <w:t>3</w:t>
-        </w:r>
-        <w:r>
-          <w:rPr>
-            <w:webHidden/>
-          </w:rPr>
-          <w:fldChar w:fldCharType="end"/>
-        </w:r>
-      </w:hyperlink>
-    </w:p>
-    <w:p>
-      <w:pPr>
-        <w:pStyle w:val="17"/>
-        <w:rPr>
-          <w:lang w:val="en-US"/>
-        </w:rPr>
-      </w:pPr>
       <w:r>
         <w:rPr>
+          <w:caps/>
+          <w:noProof/>
+          <w:snapToGrid/>
+          <w:color w:val="365F91" w:themeColor="accent1" w:themeShade="BF"/>
+          <w:szCs w:val="24"/>
+          <w:u w:val="single"/>
+        </w:rPr>
+        <w:t>Элементы оглавления не найдены.</w:t>
+      </w:r>
+      <w:r>
+        <w:rPr>
+          <w:b/>
+          <w:bCs/>
+          <w:caps/>
           <w:noProof/>
           <w:snapToGrid/>
           <w:color w:val="365F91" w:themeColor="accent1" w:themeShade="BF"/>
@@ -4133,7 +4083,6 @@
         <w:pStyle w:val="TAGS"/>
         <w:rPr>
           <w:color w:val="1E4973"/>
-          <w:lang w:val="en-US"/>
         </w:rPr>
       </w:pPr>
     </w:p>
@@ -4142,7 +4091,6 @@
         <w:pStyle w:val="TAGS"/>
         <w:rPr>
           <w:color w:val="1E4973"/>
-          <w:lang w:val="en-US"/>
         </w:rPr>
       </w:pPr>
     </w:p>
@@ -4151,7 +4099,6 @@
         <w:pStyle w:val="TAGS"/>
         <w:rPr>
           <w:color w:val="1E4973"/>
-          <w:lang w:val="en-US"/>
         </w:rPr>
       </w:pPr>
     </w:p>
@@ -4160,7 +4107,6 @@
         <w:pStyle w:val="TAGS"/>
         <w:rPr>
           <w:color w:val="1E4973"/>
-          <w:lang w:val="en-US"/>
         </w:rPr>
       </w:pPr>
     </w:p>
@@ -4169,7 +4115,6 @@
         <w:pStyle w:val="TAGS"/>
         <w:rPr>
           <w:color w:val="1E4973"/>
-          <w:lang w:val="en-US"/>
         </w:rPr>
       </w:pPr>
     </w:p>
@@ -4178,7 +4123,6 @@
         <w:pStyle w:val="TAGS"/>
         <w:rPr>
           <w:color w:val="1E4973"/>
-          <w:lang w:val="en-US"/>
         </w:rPr>
       </w:pPr>
     </w:p>
@@ -4187,7 +4131,6 @@
         <w:pStyle w:val="TAGS"/>
         <w:rPr>
           <w:color w:val="1E4973"/>
-          <w:lang w:val="en-US"/>
         </w:rPr>
       </w:pPr>
     </w:p>
@@ -4196,7 +4139,6 @@
         <w:pStyle w:val="TAGS"/>
         <w:rPr>
           <w:color w:val="1E4973"/>
-          <w:lang w:val="en-US"/>
         </w:rPr>
       </w:pPr>
     </w:p>
@@ -4205,7 +4147,6 @@
         <w:pStyle w:val="TAGS"/>
         <w:rPr>
           <w:color w:val="1E4973"/>
-          <w:lang w:val="en-US"/>
         </w:rPr>
       </w:pPr>
     </w:p>
@@ -4214,7 +4155,6 @@
         <w:pStyle w:val="TAGS"/>
         <w:rPr>
           <w:color w:val="1E4973"/>
-          <w:lang w:val="en-US"/>
         </w:rPr>
       </w:pPr>
     </w:p>
@@ -4223,7 +4163,6 @@
         <w:pStyle w:val="TAGS"/>
         <w:rPr>
           <w:color w:val="1E4973"/>
-          <w:lang w:val="en-US"/>
         </w:rPr>
       </w:pPr>
     </w:p>
@@ -4232,7 +4171,6 @@
         <w:pStyle w:val="TAGS"/>
         <w:rPr>
           <w:color w:val="1E4973"/>
-          <w:lang w:val="en-US"/>
         </w:rPr>
       </w:pPr>
     </w:p>
@@ -4241,7 +4179,6 @@
         <w:pStyle w:val="TAGS"/>
         <w:rPr>
           <w:color w:val="1E4973"/>
-          <w:lang w:val="en-US"/>
         </w:rPr>
       </w:pPr>
     </w:p>
@@ -4250,7 +4187,6 @@
         <w:pStyle w:val="TAGS"/>
         <w:rPr>
           <w:color w:val="1E4973"/>
-          <w:lang w:val="en-US"/>
         </w:rPr>
       </w:pPr>
     </w:p>
@@ -4259,7 +4195,6 @@
         <w:pStyle w:val="TAGS"/>
         <w:rPr>
           <w:color w:val="1E4973"/>
-          <w:lang w:val="en-US"/>
         </w:rPr>
       </w:pPr>
     </w:p>
@@ -4268,7 +4203,6 @@
         <w:pStyle w:val="TAGS"/>
         <w:rPr>
           <w:color w:val="1E4973"/>
-          <w:lang w:val="en-US"/>
         </w:rPr>
       </w:pPr>
     </w:p>
@@ -4277,7 +4211,6 @@
         <w:pStyle w:val="TAGS"/>
         <w:rPr>
           <w:color w:val="1E4973"/>
-          <w:lang w:val="en-US"/>
         </w:rPr>
       </w:pPr>
     </w:p>
@@ -4286,7 +4219,6 @@
         <w:pStyle w:val="TAGS"/>
         <w:rPr>
           <w:color w:val="1E4973"/>
-          <w:lang w:val="en-US"/>
         </w:rPr>
       </w:pPr>
     </w:p>
@@ -4295,7 +4227,6 @@
         <w:pStyle w:val="TAGS"/>
         <w:rPr>
           <w:color w:val="1E4973"/>
-          <w:lang w:val="en-US"/>
         </w:rPr>
       </w:pPr>
     </w:p>
@@ -4304,7 +4235,6 @@
         <w:pStyle w:val="TAGS"/>
         <w:rPr>
           <w:color w:val="1E4973"/>
-          <w:lang w:val="en-US"/>
         </w:rPr>
       </w:pPr>
     </w:p>
@@ -4313,7 +4243,6 @@
         <w:pStyle w:val="TAGS"/>
         <w:rPr>
           <w:color w:val="1E4973"/>
-          <w:lang w:val="en-US"/>
         </w:rPr>
       </w:pPr>
     </w:p>
@@ -4322,7 +4251,6 @@
         <w:pStyle w:val="TAGS"/>
         <w:rPr>
           <w:color w:val="1E4973"/>
-          <w:lang w:val="en-US"/>
         </w:rPr>
       </w:pPr>
     </w:p>
@@ -4331,7 +4259,6 @@
         <w:pStyle w:val="TAGS"/>
         <w:rPr>
           <w:color w:val="1E4973"/>
-          <w:lang w:val="en-US"/>
         </w:rPr>
       </w:pPr>
     </w:p>
@@ -4340,7 +4267,6 @@
         <w:pStyle w:val="TAGS"/>
         <w:rPr>
           <w:color w:val="1E4973"/>
-          <w:lang w:val="en-US"/>
         </w:rPr>
       </w:pPr>
     </w:p>
@@ -4349,7 +4275,6 @@
         <w:pStyle w:val="TAGS"/>
         <w:rPr>
           <w:color w:val="1E4973"/>
-          <w:lang w:val="en-US"/>
         </w:rPr>
       </w:pPr>
     </w:p>
@@ -4358,7 +4283,6 @@
         <w:pStyle w:val="TAGS"/>
         <w:rPr>
           <w:color w:val="1E4973"/>
-          <w:lang w:val="en-US"/>
         </w:rPr>
       </w:pPr>
     </w:p>
@@ -4367,7 +4291,6 @@
         <w:pStyle w:val="TAGS"/>
         <w:rPr>
           <w:color w:val="1E4973"/>
-          <w:lang w:val="en-US"/>
         </w:rPr>
       </w:pPr>
     </w:p>
@@ -4376,7 +4299,6 @@
         <w:pStyle w:val="TAGS"/>
         <w:rPr>
           <w:color w:val="1E4973"/>
-          <w:lang w:val="en-US"/>
         </w:rPr>
       </w:pPr>
     </w:p>
@@ -4385,7 +4307,6 @@
         <w:pStyle w:val="TAGS"/>
         <w:rPr>
           <w:color w:val="1E4973"/>
-          <w:lang w:val="en-US"/>
         </w:rPr>
       </w:pPr>
     </w:p>
@@ -4394,7 +4315,6 @@
         <w:pStyle w:val="TAGS"/>
         <w:rPr>
           <w:color w:val="1E4973"/>
-          <w:lang w:val="en-US"/>
         </w:rPr>
       </w:pPr>
     </w:p>
@@ -4403,7 +4323,6 @@
         <w:pStyle w:val="TAGS"/>
         <w:rPr>
           <w:color w:val="1E4973"/>
-          <w:lang w:val="en-US"/>
         </w:rPr>
       </w:pPr>
     </w:p>
@@ -4412,7 +4331,6 @@
         <w:pStyle w:val="TAGS"/>
         <w:rPr>
           <w:color w:val="1E4973"/>
-          <w:lang w:val="en-US"/>
         </w:rPr>
       </w:pPr>
     </w:p>
@@ -4421,7 +4339,6 @@
         <w:pStyle w:val="TAGS"/>
         <w:rPr>
           <w:color w:val="1E4973"/>
-          <w:lang w:val="en-US"/>
         </w:rPr>
       </w:pPr>
     </w:p>
@@ -4430,7 +4347,6 @@
         <w:pStyle w:val="TAGS"/>
         <w:rPr>
           <w:color w:val="1E4973"/>
-          <w:lang w:val="en-US"/>
         </w:rPr>
       </w:pPr>
     </w:p>
@@ -4439,7 +4355,6 @@
         <w:pStyle w:val="TAGS"/>
         <w:rPr>
           <w:color w:val="1E4973"/>
-          <w:lang w:val="en-US"/>
         </w:rPr>
       </w:pPr>
     </w:p>
@@ -4448,7 +4363,6 @@
         <w:pStyle w:val="TAGS"/>
         <w:rPr>
           <w:color w:val="1E4973"/>
-          <w:lang w:val="en-US"/>
         </w:rPr>
       </w:pPr>
     </w:p>
@@ -4457,7 +4371,6 @@
         <w:pStyle w:val="TAGS"/>
         <w:rPr>
           <w:color w:val="1E4973"/>
-          <w:lang w:val="en-US"/>
         </w:rPr>
       </w:pPr>
     </w:p>
@@ -4466,7 +4379,6 @@
         <w:pStyle w:val="TAGS"/>
         <w:rPr>
           <w:color w:val="1E4973"/>
-          <w:lang w:val="en-US"/>
         </w:rPr>
       </w:pPr>
     </w:p>
@@ -4475,7 +4387,6 @@
         <w:pStyle w:val="TAGS"/>
         <w:rPr>
           <w:color w:val="1E4973"/>
-          <w:lang w:val="en-US"/>
         </w:rPr>
       </w:pPr>
     </w:p>
@@ -4484,7 +4395,6 @@
         <w:pStyle w:val="TAGS"/>
         <w:rPr>
           <w:color w:val="1E4973"/>
-          <w:lang w:val="en-US"/>
         </w:rPr>
       </w:pPr>
     </w:p>
@@ -4493,7 +4403,6 @@
         <w:pStyle w:val="TAGS"/>
         <w:rPr>
           <w:color w:val="1E4973"/>
-          <w:lang w:val="en-US"/>
         </w:rPr>
       </w:pPr>
     </w:p>
@@ -4502,7 +4411,6 @@
         <w:pStyle w:val="TAGS"/>
         <w:rPr>
           <w:color w:val="1E4973"/>
-          <w:lang w:val="en-US"/>
         </w:rPr>
       </w:pPr>
     </w:p>
@@ -4511,7 +4419,6 @@
         <w:pStyle w:val="TAGS"/>
         <w:rPr>
           <w:color w:val="1E4973"/>
-          <w:lang w:val="en-US"/>
         </w:rPr>
       </w:pPr>
     </w:p>
@@ -4520,7 +4427,6 @@
         <w:pStyle w:val="TAGS"/>
         <w:rPr>
           <w:color w:val="1E4973"/>
-          <w:lang w:val="en-US"/>
         </w:rPr>
       </w:pPr>
     </w:p>
@@ -4529,7 +4435,6 @@
         <w:pStyle w:val="TAGS"/>
         <w:rPr>
           <w:color w:val="1E4973"/>
-          <w:lang w:val="en-US"/>
         </w:rPr>
       </w:pPr>
     </w:p>
@@ -4538,7 +4443,6 @@
         <w:pStyle w:val="TAGS"/>
         <w:rPr>
           <w:color w:val="1E4973"/>
-          <w:lang w:val="en-US"/>
         </w:rPr>
       </w:pPr>
     </w:p>
@@ -4547,7 +4451,6 @@
         <w:pStyle w:val="TAGS"/>
         <w:rPr>
           <w:color w:val="1E4973"/>
-          <w:lang w:val="en-US"/>
         </w:rPr>
       </w:pPr>
     </w:p>
@@ -4556,7 +4459,6 @@
         <w:pStyle w:val="TAGS"/>
         <w:rPr>
           <w:color w:val="1E4973"/>
-          <w:lang w:val="en-US"/>
         </w:rPr>
       </w:pPr>
     </w:p>
@@ -4565,7 +4467,6 @@
         <w:pStyle w:val="TAGS"/>
         <w:rPr>
           <w:color w:val="1E4973"/>
-          <w:lang w:val="en-US"/>
         </w:rPr>
       </w:pPr>
     </w:p>
@@ -4574,7 +4475,6 @@
         <w:pStyle w:val="TAGS"/>
         <w:rPr>
           <w:color w:val="1E4973"/>
-          <w:lang w:val="en-US"/>
         </w:rPr>
       </w:pPr>
     </w:p>
@@ -4583,7 +4483,6 @@
         <w:pStyle w:val="TAGS"/>
         <w:rPr>
           <w:color w:val="1E4973"/>
-          <w:lang w:val="en-US"/>
         </w:rPr>
       </w:pPr>
     </w:p>
@@ -4592,7 +4491,6 @@
         <w:pStyle w:val="TAGS"/>
         <w:rPr>
           <w:color w:val="1E4973"/>
-          <w:lang w:val="en-US"/>
         </w:rPr>
       </w:pPr>
     </w:p>
@@ -4601,7 +4499,6 @@
         <w:pStyle w:val="TAGS"/>
         <w:rPr>
           <w:color w:val="1E4973"/>
-          <w:lang w:val="en-US"/>
         </w:rPr>
       </w:pPr>
     </w:p>
@@ -4610,7 +4507,6 @@
         <w:pStyle w:val="TAGS"/>
         <w:rPr>
           <w:color w:val="1E4973"/>
-          <w:lang w:val="en-US"/>
         </w:rPr>
       </w:pPr>
     </w:p>
@@ -4619,7 +4515,6 @@
         <w:pStyle w:val="TAGS"/>
         <w:rPr>
           <w:color w:val="1E4973"/>
-          <w:lang w:val="en-US"/>
         </w:rPr>
       </w:pPr>
     </w:p>
@@ -4628,7 +4523,6 @@
         <w:pStyle w:val="TAGS"/>
         <w:rPr>
           <w:color w:val="1E4973"/>
-          <w:lang w:val="en-US"/>
         </w:rPr>
       </w:pPr>
     </w:p>
@@ -4637,7 +4531,6 @@
         <w:pStyle w:val="TAGS"/>
         <w:rPr>
           <w:color w:val="1E4973"/>
-          <w:lang w:val="en-US"/>
         </w:rPr>
       </w:pPr>
     </w:p>
@@ -4646,7 +4539,6 @@
         <w:pStyle w:val="TAGS"/>
         <w:rPr>
           <w:color w:val="1E4973"/>
-          <w:lang w:val="en-US"/>
         </w:rPr>
       </w:pPr>
     </w:p>
@@ -4655,7 +4547,6 @@
         <w:pStyle w:val="TAGS"/>
         <w:rPr>
           <w:color w:val="1E4973"/>
-          <w:lang w:val="en-US"/>
         </w:rPr>
       </w:pPr>
     </w:p>
@@ -4664,7 +4555,6 @@
         <w:pStyle w:val="TAGS"/>
         <w:rPr>
           <w:color w:val="1E4973"/>
-          <w:lang w:val="en-US"/>
         </w:rPr>
       </w:pPr>
     </w:p>
@@ -4673,7 +4563,6 @@
         <w:pStyle w:val="TAGS"/>
         <w:rPr>
           <w:color w:val="1E4973"/>
-          <w:lang w:val="en-US"/>
         </w:rPr>
       </w:pPr>
     </w:p>
@@ -4682,7 +4571,6 @@
         <w:pStyle w:val="TAGS"/>
         <w:rPr>
           <w:color w:val="1E4973"/>
-          <w:lang w:val="en-US"/>
         </w:rPr>
       </w:pPr>
     </w:p>
@@ -4691,7 +4579,6 @@
         <w:pStyle w:val="TAGS"/>
         <w:rPr>
           <w:color w:val="1E4973"/>
-          <w:lang w:val="en-US"/>
         </w:rPr>
       </w:pPr>
     </w:p>
@@ -4700,7 +4587,6 @@
         <w:pStyle w:val="TAGS"/>
         <w:rPr>
           <w:color w:val="1E4973"/>
-          <w:lang w:val="en-US"/>
         </w:rPr>
       </w:pPr>
     </w:p>
@@ -4709,7 +4595,6 @@
         <w:pStyle w:val="TAGS"/>
         <w:rPr>
           <w:color w:val="1E4973"/>
-          <w:lang w:val="en-US"/>
         </w:rPr>
       </w:pPr>
     </w:p>
@@ -4718,7 +4603,6 @@
         <w:pStyle w:val="TAGS"/>
         <w:rPr>
           <w:color w:val="1E4973"/>
-          <w:lang w:val="en-US"/>
         </w:rPr>
       </w:pPr>
     </w:p>

--- a/templates/title_page.docx
+++ b/templates/title_page.docx
@@ -821,22 +821,22 @@
         <w:tblLook w:val="0000" w:firstRow="0" w:lastRow="0" w:firstColumn="0" w:lastColumn="0" w:noHBand="0" w:noVBand="0"/>
       </w:tblPr>
       <w:tblGrid>
-        <w:gridCol w:w="1205"/>
-        <w:gridCol w:w="694"/>
-        <w:gridCol w:w="571"/>
-        <w:gridCol w:w="573"/>
-        <w:gridCol w:w="573"/>
-        <w:gridCol w:w="572"/>
-        <w:gridCol w:w="572"/>
-        <w:gridCol w:w="572"/>
-        <w:gridCol w:w="572"/>
-        <w:gridCol w:w="570"/>
-        <w:gridCol w:w="572"/>
-        <w:gridCol w:w="572"/>
-        <w:gridCol w:w="572"/>
-        <w:gridCol w:w="572"/>
-        <w:gridCol w:w="572"/>
-        <w:gridCol w:w="568"/>
+        <w:gridCol w:w="1000"/>
+        <w:gridCol w:w="746"/>
+        <w:gridCol w:w="556"/>
+        <w:gridCol w:w="555"/>
+        <w:gridCol w:w="555"/>
+        <w:gridCol w:w="555"/>
+        <w:gridCol w:w="555"/>
+        <w:gridCol w:w="555"/>
+        <w:gridCol w:w="555"/>
+        <w:gridCol w:w="610"/>
+        <w:gridCol w:w="610"/>
+        <w:gridCol w:w="610"/>
+        <w:gridCol w:w="610"/>
+        <w:gridCol w:w="610"/>
+        <w:gridCol w:w="610"/>
+        <w:gridCol w:w="610"/>
       </w:tblGrid>
       <w:tr>
         <w:trPr>
@@ -10996,9 +10996,10 @@
   <w:style w:type="paragraph" w:default="1" w:styleId="af">
     <w:name w:val="Normal"/>
     <w:qFormat/>
-    <w:rsid w:val="00C350EF"/>
+    <w:rsid w:val="0010443C"/>
     <w:pPr>
       <w:spacing w:before="120" w:after="120"/>
+      <w:ind w:firstLine="709"/>
     </w:pPr>
     <w:rPr>
       <w:rFonts w:ascii="Arial Narrow" w:eastAsia="Times New Roman" w:hAnsi="Arial Narrow" w:cs="Times New Roman"/>
@@ -12955,7 +12956,6 @@
       <w:pageBreakBefore/>
       <w:suppressAutoHyphens/>
       <w:spacing w:after="240" w:line="240" w:lineRule="auto"/>
-      <w:ind w:firstLine="709"/>
       <w:contextualSpacing/>
       <w:outlineLvl w:val="0"/>
     </w:pPr>
@@ -12978,7 +12978,6 @@
       <w:pageBreakBefore/>
       <w:suppressAutoHyphens/>
       <w:spacing w:after="240" w:line="240" w:lineRule="auto"/>
-      <w:ind w:firstLine="709"/>
       <w:contextualSpacing/>
     </w:pPr>
     <w:rPr>
@@ -14065,7 +14064,6 @@
       <w:suppressAutoHyphens/>
       <w:snapToGrid w:val="0"/>
       <w:spacing w:before="360" w:line="240" w:lineRule="auto"/>
-      <w:ind w:firstLine="709"/>
       <w:jc w:val="both"/>
       <w:outlineLvl w:val="1"/>
     </w:pPr>
@@ -14087,7 +14085,6 @@
       <w:pageBreakBefore/>
       <w:suppressAutoHyphens/>
       <w:spacing w:before="240" w:line="240" w:lineRule="auto"/>
-      <w:ind w:firstLine="709"/>
       <w:jc w:val="both"/>
       <w:outlineLvl w:val="0"/>
     </w:pPr>
@@ -14108,7 +14105,6 @@
     <w:pPr>
       <w:suppressAutoHyphens/>
       <w:spacing w:before="60" w:after="60" w:line="240" w:lineRule="auto"/>
-      <w:ind w:firstLine="709"/>
       <w:jc w:val="both"/>
       <w:outlineLvl w:val="2"/>
     </w:pPr>
@@ -14128,7 +14124,6 @@
       <w:suppressAutoHyphens/>
       <w:snapToGrid w:val="0"/>
       <w:spacing w:before="60" w:after="60" w:line="240" w:lineRule="auto"/>
-      <w:ind w:firstLine="709"/>
       <w:jc w:val="both"/>
     </w:pPr>
     <w:rPr>
@@ -14236,7 +14231,6 @@
     <w:rsid w:val="00D76C1B"/>
     <w:pPr>
       <w:spacing w:line="360" w:lineRule="auto"/>
-      <w:ind w:firstLine="709"/>
       <w:jc w:val="both"/>
     </w:pPr>
     <w:rPr>
@@ -14480,7 +14474,6 @@
     <w:semiHidden/>
     <w:rsid w:val="00D76C1B"/>
     <w:pPr>
-      <w:ind w:firstLine="709"/>
       <w:jc w:val="both"/>
     </w:pPr>
     <w:rPr>
@@ -14712,7 +14705,6 @@
     <w:pPr>
       <w:suppressAutoHyphens/>
       <w:spacing w:line="360" w:lineRule="auto"/>
-      <w:ind w:firstLine="709"/>
       <w:contextualSpacing/>
       <w:jc w:val="both"/>
       <w:outlineLvl w:val="2"/>

--- a/templates/title_page.docx
+++ b/templates/title_page.docx
@@ -821,22 +821,22 @@
         <w:tblLook w:val="0000" w:firstRow="0" w:lastRow="0" w:firstColumn="0" w:lastColumn="0" w:noHBand="0" w:noVBand="0"/>
       </w:tblPr>
       <w:tblGrid>
-        <w:gridCol w:w="1000"/>
-        <w:gridCol w:w="746"/>
-        <w:gridCol w:w="556"/>
-        <w:gridCol w:w="555"/>
-        <w:gridCol w:w="555"/>
-        <w:gridCol w:w="555"/>
-        <w:gridCol w:w="555"/>
-        <w:gridCol w:w="555"/>
-        <w:gridCol w:w="555"/>
-        <w:gridCol w:w="610"/>
-        <w:gridCol w:w="610"/>
-        <w:gridCol w:w="610"/>
-        <w:gridCol w:w="610"/>
-        <w:gridCol w:w="610"/>
-        <w:gridCol w:w="610"/>
-        <w:gridCol w:w="610"/>
+        <w:gridCol w:w="1205"/>
+        <w:gridCol w:w="694"/>
+        <w:gridCol w:w="571"/>
+        <w:gridCol w:w="573"/>
+        <w:gridCol w:w="573"/>
+        <w:gridCol w:w="572"/>
+        <w:gridCol w:w="572"/>
+        <w:gridCol w:w="572"/>
+        <w:gridCol w:w="572"/>
+        <w:gridCol w:w="570"/>
+        <w:gridCol w:w="572"/>
+        <w:gridCol w:w="572"/>
+        <w:gridCol w:w="572"/>
+        <w:gridCol w:w="572"/>
+        <w:gridCol w:w="572"/>
+        <w:gridCol w:w="568"/>
       </w:tblGrid>
       <w:tr>
         <w:trPr>
@@ -4012,7 +4012,7 @@
     </w:p>
     <w:p>
       <w:pPr>
-        <w:pStyle w:val="17"/>
+        <w:pStyle w:val="13"/>
       </w:pPr>
       <w:r>
         <w:rPr>
@@ -4094,518 +4094,10 @@
         </w:rPr>
       </w:pPr>
     </w:p>
-    <w:p>
-      <w:pPr>
-        <w:pStyle w:val="TAGS"/>
-        <w:rPr>
-          <w:color w:val="1E4973"/>
-        </w:rPr>
-      </w:pPr>
-    </w:p>
-    <w:p>
-      <w:pPr>
-        <w:pStyle w:val="TAGS"/>
-        <w:rPr>
-          <w:color w:val="1E4973"/>
-        </w:rPr>
-      </w:pPr>
-    </w:p>
-    <w:p>
-      <w:pPr>
-        <w:pStyle w:val="TAGS"/>
-        <w:rPr>
-          <w:color w:val="1E4973"/>
-        </w:rPr>
-      </w:pPr>
-    </w:p>
-    <w:p>
-      <w:pPr>
-        <w:pStyle w:val="TAGS"/>
-        <w:rPr>
-          <w:color w:val="1E4973"/>
-        </w:rPr>
-      </w:pPr>
-    </w:p>
-    <w:p>
-      <w:pPr>
-        <w:pStyle w:val="TAGS"/>
-        <w:rPr>
-          <w:color w:val="1E4973"/>
-        </w:rPr>
-      </w:pPr>
-    </w:p>
-    <w:p>
-      <w:pPr>
-        <w:pStyle w:val="TAGS"/>
-        <w:rPr>
-          <w:color w:val="1E4973"/>
-        </w:rPr>
-      </w:pPr>
-    </w:p>
-    <w:p>
-      <w:pPr>
-        <w:pStyle w:val="TAGS"/>
-        <w:rPr>
-          <w:color w:val="1E4973"/>
-        </w:rPr>
-      </w:pPr>
-    </w:p>
-    <w:p>
-      <w:pPr>
-        <w:pStyle w:val="TAGS"/>
-        <w:rPr>
-          <w:color w:val="1E4973"/>
-        </w:rPr>
-      </w:pPr>
-    </w:p>
-    <w:p>
-      <w:pPr>
-        <w:pStyle w:val="TAGS"/>
-        <w:rPr>
-          <w:color w:val="1E4973"/>
-        </w:rPr>
-      </w:pPr>
-    </w:p>
-    <w:p>
-      <w:pPr>
-        <w:pStyle w:val="TAGS"/>
-        <w:rPr>
-          <w:color w:val="1E4973"/>
-        </w:rPr>
-      </w:pPr>
-    </w:p>
-    <w:p>
-      <w:pPr>
-        <w:pStyle w:val="TAGS"/>
-        <w:rPr>
-          <w:color w:val="1E4973"/>
-        </w:rPr>
-      </w:pPr>
-    </w:p>
-    <w:p>
-      <w:pPr>
-        <w:pStyle w:val="TAGS"/>
-        <w:rPr>
-          <w:color w:val="1E4973"/>
-        </w:rPr>
-      </w:pPr>
-    </w:p>
-    <w:p>
-      <w:pPr>
-        <w:pStyle w:val="TAGS"/>
-        <w:rPr>
-          <w:color w:val="1E4973"/>
-        </w:rPr>
-      </w:pPr>
-    </w:p>
-    <w:p>
-      <w:pPr>
-        <w:pStyle w:val="TAGS"/>
-        <w:rPr>
-          <w:color w:val="1E4973"/>
-        </w:rPr>
-      </w:pPr>
-    </w:p>
-    <w:p>
-      <w:pPr>
-        <w:pStyle w:val="TAGS"/>
-        <w:rPr>
-          <w:color w:val="1E4973"/>
-        </w:rPr>
-      </w:pPr>
-    </w:p>
-    <w:p>
-      <w:pPr>
-        <w:pStyle w:val="TAGS"/>
-        <w:rPr>
-          <w:color w:val="1E4973"/>
-        </w:rPr>
-      </w:pPr>
-    </w:p>
-    <w:p>
-      <w:pPr>
-        <w:pStyle w:val="TAGS"/>
-        <w:rPr>
-          <w:color w:val="1E4973"/>
-        </w:rPr>
-      </w:pPr>
-    </w:p>
-    <w:p>
-      <w:pPr>
-        <w:pStyle w:val="TAGS"/>
-        <w:rPr>
-          <w:color w:val="1E4973"/>
-        </w:rPr>
-      </w:pPr>
-    </w:p>
-    <w:p>
-      <w:pPr>
-        <w:pStyle w:val="TAGS"/>
-        <w:rPr>
-          <w:color w:val="1E4973"/>
-        </w:rPr>
-      </w:pPr>
-    </w:p>
-    <w:p>
-      <w:pPr>
-        <w:pStyle w:val="TAGS"/>
-        <w:rPr>
-          <w:color w:val="1E4973"/>
-        </w:rPr>
-      </w:pPr>
-    </w:p>
-    <w:p>
-      <w:pPr>
-        <w:pStyle w:val="TAGS"/>
-        <w:rPr>
-          <w:color w:val="1E4973"/>
-        </w:rPr>
-      </w:pPr>
-    </w:p>
-    <w:p>
-      <w:pPr>
-        <w:pStyle w:val="TAGS"/>
-        <w:rPr>
-          <w:color w:val="1E4973"/>
-        </w:rPr>
-      </w:pPr>
-    </w:p>
-    <w:p>
-      <w:pPr>
-        <w:pStyle w:val="TAGS"/>
-        <w:rPr>
-          <w:color w:val="1E4973"/>
-        </w:rPr>
-      </w:pPr>
-    </w:p>
-    <w:p>
-      <w:pPr>
-        <w:pStyle w:val="TAGS"/>
-        <w:rPr>
-          <w:color w:val="1E4973"/>
-        </w:rPr>
-      </w:pPr>
-    </w:p>
-    <w:p>
-      <w:pPr>
-        <w:pStyle w:val="TAGS"/>
-        <w:rPr>
-          <w:color w:val="1E4973"/>
-        </w:rPr>
-      </w:pPr>
-    </w:p>
-    <w:p>
-      <w:pPr>
-        <w:pStyle w:val="TAGS"/>
-        <w:rPr>
-          <w:color w:val="1E4973"/>
-        </w:rPr>
-      </w:pPr>
-    </w:p>
-    <w:p>
-      <w:pPr>
-        <w:pStyle w:val="TAGS"/>
-        <w:rPr>
-          <w:color w:val="1E4973"/>
-        </w:rPr>
-      </w:pPr>
-    </w:p>
-    <w:p>
-      <w:pPr>
-        <w:pStyle w:val="TAGS"/>
-        <w:rPr>
-          <w:color w:val="1E4973"/>
-        </w:rPr>
-      </w:pPr>
-    </w:p>
-    <w:p>
-      <w:pPr>
-        <w:pStyle w:val="TAGS"/>
-        <w:rPr>
-          <w:color w:val="1E4973"/>
-        </w:rPr>
-      </w:pPr>
-    </w:p>
-    <w:p>
-      <w:pPr>
-        <w:pStyle w:val="TAGS"/>
-        <w:rPr>
-          <w:color w:val="1E4973"/>
-        </w:rPr>
-      </w:pPr>
-    </w:p>
-    <w:p>
-      <w:pPr>
-        <w:pStyle w:val="TAGS"/>
-        <w:rPr>
-          <w:color w:val="1E4973"/>
-        </w:rPr>
-      </w:pPr>
-    </w:p>
-    <w:p>
-      <w:pPr>
-        <w:pStyle w:val="TAGS"/>
-        <w:rPr>
-          <w:color w:val="1E4973"/>
-        </w:rPr>
-      </w:pPr>
-    </w:p>
-    <w:p>
-      <w:pPr>
-        <w:pStyle w:val="TAGS"/>
-        <w:rPr>
-          <w:color w:val="1E4973"/>
-        </w:rPr>
-      </w:pPr>
-    </w:p>
-    <w:p>
-      <w:pPr>
-        <w:pStyle w:val="TAGS"/>
-        <w:rPr>
-          <w:color w:val="1E4973"/>
-        </w:rPr>
-      </w:pPr>
-    </w:p>
-    <w:p>
-      <w:pPr>
-        <w:pStyle w:val="TAGS"/>
-        <w:rPr>
-          <w:color w:val="1E4973"/>
-        </w:rPr>
-      </w:pPr>
-    </w:p>
-    <w:p>
-      <w:pPr>
-        <w:pStyle w:val="TAGS"/>
-        <w:rPr>
-          <w:color w:val="1E4973"/>
-        </w:rPr>
-      </w:pPr>
-    </w:p>
-    <w:p>
-      <w:pPr>
-        <w:pStyle w:val="TAGS"/>
-        <w:rPr>
-          <w:color w:val="1E4973"/>
-        </w:rPr>
-      </w:pPr>
-    </w:p>
-    <w:p>
-      <w:pPr>
-        <w:pStyle w:val="TAGS"/>
-        <w:rPr>
-          <w:color w:val="1E4973"/>
-        </w:rPr>
-      </w:pPr>
-    </w:p>
-    <w:p>
-      <w:pPr>
-        <w:pStyle w:val="TAGS"/>
-        <w:rPr>
-          <w:color w:val="1E4973"/>
-        </w:rPr>
-      </w:pPr>
-    </w:p>
-    <w:p>
-      <w:pPr>
-        <w:pStyle w:val="TAGS"/>
-        <w:rPr>
-          <w:color w:val="1E4973"/>
-        </w:rPr>
-      </w:pPr>
-    </w:p>
-    <w:p>
-      <w:pPr>
-        <w:pStyle w:val="TAGS"/>
-        <w:rPr>
-          <w:color w:val="1E4973"/>
-        </w:rPr>
-      </w:pPr>
-    </w:p>
-    <w:p>
-      <w:pPr>
-        <w:pStyle w:val="TAGS"/>
-        <w:rPr>
-          <w:color w:val="1E4973"/>
-        </w:rPr>
-      </w:pPr>
-    </w:p>
-    <w:p>
-      <w:pPr>
-        <w:pStyle w:val="TAGS"/>
-        <w:rPr>
-          <w:color w:val="1E4973"/>
-        </w:rPr>
-      </w:pPr>
-    </w:p>
-    <w:p>
-      <w:pPr>
-        <w:pStyle w:val="TAGS"/>
-        <w:rPr>
-          <w:color w:val="1E4973"/>
-        </w:rPr>
-      </w:pPr>
-    </w:p>
-    <w:p>
-      <w:pPr>
-        <w:pStyle w:val="TAGS"/>
-        <w:rPr>
-          <w:color w:val="1E4973"/>
-        </w:rPr>
-      </w:pPr>
-    </w:p>
-    <w:p>
-      <w:pPr>
-        <w:pStyle w:val="TAGS"/>
-        <w:rPr>
-          <w:color w:val="1E4973"/>
-        </w:rPr>
-      </w:pPr>
-    </w:p>
-    <w:p>
-      <w:pPr>
-        <w:pStyle w:val="TAGS"/>
-        <w:rPr>
-          <w:color w:val="1E4973"/>
-        </w:rPr>
-      </w:pPr>
-    </w:p>
-    <w:p>
-      <w:pPr>
-        <w:pStyle w:val="TAGS"/>
-        <w:rPr>
-          <w:color w:val="1E4973"/>
-        </w:rPr>
-      </w:pPr>
-    </w:p>
-    <w:p>
-      <w:pPr>
-        <w:pStyle w:val="TAGS"/>
-        <w:rPr>
-          <w:color w:val="1E4973"/>
-        </w:rPr>
-      </w:pPr>
-    </w:p>
-    <w:p>
-      <w:pPr>
-        <w:pStyle w:val="TAGS"/>
-        <w:rPr>
-          <w:color w:val="1E4973"/>
-        </w:rPr>
-      </w:pPr>
-    </w:p>
-    <w:p>
-      <w:pPr>
-        <w:pStyle w:val="TAGS"/>
-        <w:rPr>
-          <w:color w:val="1E4973"/>
-        </w:rPr>
-      </w:pPr>
-    </w:p>
-    <w:p>
-      <w:pPr>
-        <w:pStyle w:val="TAGS"/>
-        <w:rPr>
-          <w:color w:val="1E4973"/>
-        </w:rPr>
-      </w:pPr>
-    </w:p>
-    <w:p>
-      <w:pPr>
-        <w:pStyle w:val="TAGS"/>
-        <w:rPr>
-          <w:color w:val="1E4973"/>
-        </w:rPr>
-      </w:pPr>
-    </w:p>
-    <w:p>
-      <w:pPr>
-        <w:pStyle w:val="TAGS"/>
-        <w:rPr>
-          <w:color w:val="1E4973"/>
-        </w:rPr>
-      </w:pPr>
-    </w:p>
-    <w:p>
-      <w:pPr>
-        <w:pStyle w:val="TAGS"/>
-        <w:rPr>
-          <w:color w:val="1E4973"/>
-        </w:rPr>
-      </w:pPr>
-    </w:p>
-    <w:p>
-      <w:pPr>
-        <w:pStyle w:val="TAGS"/>
-        <w:rPr>
-          <w:color w:val="1E4973"/>
-        </w:rPr>
-      </w:pPr>
-    </w:p>
-    <w:p>
-      <w:pPr>
-        <w:pStyle w:val="TAGS"/>
-        <w:rPr>
-          <w:color w:val="1E4973"/>
-        </w:rPr>
-      </w:pPr>
-    </w:p>
-    <w:p>
-      <w:pPr>
-        <w:pStyle w:val="TAGS"/>
-        <w:rPr>
-          <w:color w:val="1E4973"/>
-        </w:rPr>
-      </w:pPr>
-    </w:p>
-    <w:p>
-      <w:pPr>
-        <w:pStyle w:val="TAGS"/>
-        <w:rPr>
-          <w:color w:val="1E4973"/>
-        </w:rPr>
-      </w:pPr>
-    </w:p>
-    <w:p>
-      <w:pPr>
-        <w:pStyle w:val="TAGS"/>
-        <w:rPr>
-          <w:color w:val="1E4973"/>
-        </w:rPr>
-      </w:pPr>
-    </w:p>
-    <w:p>
-      <w:pPr>
-        <w:pStyle w:val="TAGS"/>
-        <w:rPr>
-          <w:color w:val="1E4973"/>
-        </w:rPr>
-      </w:pPr>
-    </w:p>
-    <w:p>
-      <w:pPr>
-        <w:pStyle w:val="TAGS"/>
-        <w:rPr>
-          <w:color w:val="1E4973"/>
-        </w:rPr>
-      </w:pPr>
-    </w:p>
-    <w:p>
-      <w:pPr>
-        <w:pStyle w:val="TAGS"/>
-        <w:rPr>
-          <w:color w:val="1E4973"/>
-        </w:rPr>
-      </w:pPr>
-    </w:p>
-    <w:p>
-      <w:pPr>
-        <w:pStyle w:val="TAGS"/>
-        <w:rPr>
-          <w:color w:val="1E4973"/>
-        </w:rPr>
-      </w:pPr>
-    </w:p>
+    <w:p/>
+    <w:p/>
+    <w:p/>
+    <w:p/>
     <w:sectPr>
       <w:headerReference w:type="default" r:id="rId14"/>
       <w:footerReference w:type="default" r:id="rId15"/>
@@ -10995,11 +10487,11 @@
   </w:latentStyles>
   <w:style w:type="paragraph" w:default="1" w:styleId="af">
     <w:name w:val="Normal"/>
+    <w:next w:val="13"/>
     <w:qFormat/>
-    <w:rsid w:val="0010443C"/>
+    <w:rsid w:val="00AE7737"/>
     <w:pPr>
       <w:spacing w:before="120" w:after="120"/>
-      <w:ind w:firstLine="709"/>
     </w:pPr>
     <w:rPr>
       <w:rFonts w:ascii="Arial Narrow" w:eastAsia="Times New Roman" w:hAnsi="Arial Narrow" w:cs="Times New Roman"/>
@@ -11008,11 +10500,11 @@
       <w:lang w:eastAsia="ru-RU"/>
     </w:rPr>
   </w:style>
-  <w:style w:type="paragraph" w:styleId="13">
+  <w:style w:type="paragraph" w:styleId="14">
     <w:name w:val="heading 1"/>
     <w:basedOn w:val="af"/>
     <w:next w:val="af"/>
-    <w:link w:val="14"/>
+    <w:link w:val="15"/>
     <w:uiPriority w:val="9"/>
     <w:unhideWhenUsed/>
     <w:qFormat/>
@@ -11319,7 +10811,7 @@
   <w:style w:type="paragraph" w:customStyle="1" w:styleId="11">
     <w:name w:val="ДОК Заголовок 1"/>
     <w:basedOn w:val="af"/>
-    <w:link w:val="15"/>
+    <w:link w:val="16"/>
     <w:qFormat/>
     <w:rsid w:val="00A92DC4"/>
     <w:pPr>
@@ -11340,7 +10832,7 @@
       <w:lang w:val="en-US"/>
     </w:rPr>
   </w:style>
-  <w:style w:type="character" w:customStyle="1" w:styleId="15">
+  <w:style w:type="character" w:customStyle="1" w:styleId="16">
     <w:name w:val="ДОК Заголовок 1 Знак"/>
     <w:basedOn w:val="af0"/>
     <w:link w:val="11"/>
@@ -11697,10 +11189,10 @@
       </w:tblBorders>
     </w:tblPr>
   </w:style>
-  <w:style w:type="character" w:customStyle="1" w:styleId="14">
+  <w:style w:type="character" w:customStyle="1" w:styleId="15">
     <w:name w:val="Заголовок 1 Знак"/>
     <w:basedOn w:val="af0"/>
-    <w:link w:val="13"/>
+    <w:link w:val="14"/>
     <w:uiPriority w:val="9"/>
     <w:rsid w:val="00663057"/>
     <w:rPr>
@@ -11920,7 +11412,7 @@
       <w:jc w:val="both"/>
     </w:pPr>
   </w:style>
-  <w:style w:type="paragraph" w:styleId="16">
+  <w:style w:type="paragraph" w:styleId="17">
     <w:name w:val="toc 1"/>
     <w:basedOn w:val="11"/>
     <w:next w:val="af"/>
@@ -11952,7 +11444,7 @@
   <w:style w:type="paragraph" w:styleId="25">
     <w:name w:val="toc 2"/>
     <w:basedOn w:val="20"/>
-    <w:next w:val="17"/>
+    <w:next w:val="13"/>
     <w:autoRedefine/>
     <w:uiPriority w:val="39"/>
     <w:qFormat/>
@@ -12653,7 +12145,7 @@
   </w:style>
   <w:style w:type="paragraph" w:styleId="afffff1">
     <w:name w:val="TOC Heading"/>
-    <w:basedOn w:val="13"/>
+    <w:basedOn w:val="14"/>
     <w:next w:val="af"/>
     <w:uiPriority w:val="39"/>
     <w:unhideWhenUsed/>
@@ -14675,7 +14167,6 @@
     <w:qFormat/>
     <w:rsid w:val="00D76C1B"/>
     <w:pPr>
-      <w:ind w:firstLine="0"/>
       <w:outlineLvl w:val="9"/>
     </w:pPr>
   </w:style>
@@ -14778,7 +14269,6 @@
     <w:pPr>
       <w:keepNext w:val="0"/>
       <w:spacing w:after="60"/>
-      <w:ind w:firstLine="0"/>
     </w:pPr>
     <w:rPr>
       <w:sz w:val="24"/>
@@ -14864,12 +14354,12 @@
     <w:name w:val="Table"/>
     <w:basedOn w:val="af1"/>
     <w:uiPriority w:val="46"/>
-    <w:rsid w:val="00BB30D4"/>
+    <w:rsid w:val="00391018"/>
     <w:pPr>
       <w:spacing w:before="60" w:after="0" w:line="240" w:lineRule="auto"/>
     </w:pPr>
     <w:rPr>
-      <w:rFonts w:ascii="Times New Roman" w:hAnsi="Times New Roman"/>
+      <w:rFonts w:ascii="Arial Narrow" w:hAnsi="Arial Narrow"/>
       <w:sz w:val="24"/>
     </w:rPr>
     <w:tblPr>
@@ -14884,6 +14374,13 @@
         <w:insideV w:val="single" w:sz="4" w:space="0" w:color="auto"/>
       </w:tblBorders>
     </w:tblPr>
+    <w:tcPr>
+      <w:tcMar>
+        <w:left w:w="28" w:type="dxa"/>
+        <w:right w:w="28" w:type="dxa"/>
+      </w:tcMar>
+      <w:vAlign w:val="center"/>
+    </w:tcPr>
     <w:tblStylePr w:type="firstRow">
       <w:pPr>
         <w:jc w:val="center"/>
@@ -14896,7 +14393,6 @@
       <w:tblPr/>
       <w:tcPr>
         <w:shd w:val="clear" w:color="auto" w:fill="D9D9D9" w:themeFill="background1" w:themeFillShade="D9"/>
-        <w:vAlign w:val="center"/>
       </w:tcPr>
     </w:tblStylePr>
     <w:tblStylePr w:type="lastRow">
@@ -14916,7 +14412,7 @@
         <w:jc w:val="center"/>
       </w:pPr>
       <w:rPr>
-        <w:b/>
+        <w:b w:val="0"/>
         <w:bCs/>
       </w:rPr>
       <w:tblPr/>
@@ -14926,7 +14422,7 @@
     </w:tblStylePr>
     <w:tblStylePr w:type="lastCol">
       <w:rPr>
-        <w:b/>
+        <w:b w:val="0"/>
         <w:bCs/>
       </w:rPr>
     </w:tblStylePr>
@@ -16034,24 +15530,26 @@
       </w:tcPr>
     </w:tblStylePr>
   </w:style>
-  <w:style w:type="paragraph" w:customStyle="1" w:styleId="17">
+  <w:style w:type="paragraph" w:customStyle="1" w:styleId="13">
     <w:name w:val="Обычный1"/>
+    <w:basedOn w:val="af"/>
+    <w:next w:val="af"/>
     <w:link w:val="1f5"/>
     <w:qFormat/>
-    <w:rsid w:val="00F50577"/>
-    <w:rPr>
-      <w:rFonts w:ascii="Arial Narrow" w:eastAsia="Times New Roman" w:hAnsi="Arial Narrow" w:cs="Times New Roman"/>
+    <w:rsid w:val="00537D18"/>
+    <w:pPr>
+      <w:spacing w:before="0" w:after="0"/>
+      <w:ind w:firstLine="709"/>
+    </w:pPr>
+    <w:rPr>
       <w:snapToGrid w:val="0"/>
-      <w:sz w:val="24"/>
-      <w:szCs w:val="20"/>
-      <w:lang w:eastAsia="ru-RU"/>
     </w:rPr>
   </w:style>
   <w:style w:type="character" w:customStyle="1" w:styleId="1f5">
     <w:name w:val="Обычный1 Знак"/>
     <w:basedOn w:val="af0"/>
-    <w:link w:val="17"/>
-    <w:rsid w:val="00F50577"/>
+    <w:link w:val="13"/>
+    <w:rsid w:val="00537D18"/>
     <w:rPr>
       <w:rFonts w:ascii="Arial Narrow" w:eastAsia="Times New Roman" w:hAnsi="Arial Narrow" w:cs="Times New Roman"/>
       <w:snapToGrid w:val="0"/>

--- a/templates/title_page.docx
+++ b/templates/title_page.docx
@@ -5,138 +5,69 @@
     <w:p>
       <w:pPr>
         <w:pStyle w:val="afffe"/>
-      </w:pPr>
-    </w:p>
-    <w:p>
-      <w:pPr>
-        <w:pStyle w:val="afffe"/>
-      </w:pPr>
-    </w:p>
-    <w:p>
-      <w:pPr>
-        <w:pStyle w:val="afffe"/>
-      </w:pPr>
-    </w:p>
-    <w:p>
-      <w:pPr>
-        <w:pStyle w:val="afffe"/>
-      </w:pPr>
-    </w:p>
-    <w:p>
-      <w:pPr>
-        <w:pStyle w:val="afffe"/>
-      </w:pPr>
-    </w:p>
-    <w:p>
-      <w:pPr>
-        <w:pStyle w:val="afffe"/>
-      </w:pPr>
-    </w:p>
-    <w:p>
-      <w:pPr>
-        <w:pStyle w:val="afffe"/>
-      </w:pPr>
-    </w:p>
-    <w:p>
-      <w:pPr>
-        <w:pStyle w:val="afffe"/>
-      </w:pPr>
-    </w:p>
-    <w:p>
-      <w:pPr>
-        <w:pStyle w:val="afffe"/>
-      </w:pPr>
-      <w:r>
-        <w:t xml:space="preserve">Шкаф </w:t>
-      </w:r>
-      <w:r>
+        <w:jc w:val="left"/>
         <w:rPr>
           <w:lang w:val="en-US"/>
         </w:rPr>
-        <w:t>{{name}}</w:t>
-      </w:r>
-      <w:r>
-        <w:t>.</w:t>
-      </w:r>
-    </w:p>
-    <w:p>
-      <w:pPr>
-        <w:pStyle w:val="afffe"/>
-      </w:pPr>
-      <w:r>
-        <w:t>Протокол наладки</w:t>
-      </w:r>
-    </w:p>
-    <w:p>
-      <w:pPr>
-        <w:pStyle w:val="af7"/>
-      </w:pPr>
-    </w:p>
-    <w:p>
-      <w:pPr>
-        <w:pStyle w:val="af7"/>
-      </w:pPr>
-    </w:p>
-    <w:p>
-      <w:pPr>
-        <w:pStyle w:val="af7"/>
-      </w:pPr>
-    </w:p>
-    <w:p>
-      <w:pPr>
-        <w:pStyle w:val="af7"/>
-      </w:pPr>
-    </w:p>
-    <w:p>
-      <w:pPr>
-        <w:pStyle w:val="af7"/>
-      </w:pPr>
-    </w:p>
-    <w:p>
-      <w:pPr>
-        <w:pStyle w:val="af7"/>
-      </w:pPr>
-    </w:p>
-    <w:p>
-      <w:pPr>
-        <w:pStyle w:val="af7"/>
-      </w:pPr>
-    </w:p>
-    <w:p>
-      <w:pPr>
-        <w:pStyle w:val="aff3"/>
+      </w:pPr>
+      <w:r>
         <w:rPr>
           <w:lang w:val="en-US"/>
         </w:rPr>
-      </w:pPr>
+        <w:t>{{description}}</w:t>
+      </w:r>
     </w:p>
     <w:p>
       <w:pPr>
-        <w:pStyle w:val="aff3"/>
+        <w:pStyle w:val="afffe"/>
+        <w:jc w:val="left"/>
         <w:rPr>
           <w:lang w:val="en-US"/>
         </w:rPr>
       </w:pPr>
-    </w:p>
-    <w:p>
-      <w:pPr>
-        <w:pStyle w:val="aff3"/>
+      <w:r>
+        <w:t>Шкаф</w:t>
+      </w:r>
+      <w:r>
         <w:rPr>
           <w:lang w:val="en-US"/>
         </w:rPr>
-      </w:pPr>
-    </w:p>
-    <w:p>
-      <w:pPr>
-        <w:pStyle w:val="aff3"/>
+        <w:t xml:space="preserve"> </w:t>
+      </w:r>
+      <w:r>
+        <w:t>электротехнический</w:t>
+      </w:r>
+      <w:r>
         <w:rPr>
           <w:lang w:val="en-US"/>
         </w:rPr>
-      </w:pPr>
+        <w:t xml:space="preserve"> </w:t>
+      </w:r>
+      <w:r>
+        <w:t>типовой</w:t>
+      </w:r>
     </w:p>
     <w:p>
       <w:pPr>
-        <w:pStyle w:val="aff3"/>
+        <w:pStyle w:val="afffe"/>
+        <w:jc w:val="left"/>
+        <w:rPr>
+          <w:color w:val="365F91" w:themeColor="accent1" w:themeShade="BF"/>
+          <w:lang w:val="en-US"/>
+        </w:rPr>
+      </w:pPr>
+      <w:r>
+        <w:rPr>
+          <w:color w:val="365F91" w:themeColor="accent1" w:themeShade="BF"/>
+          <w:lang w:val="en-US"/>
+        </w:rPr>
+        <w:t>{{name}}</w:t>
+      </w:r>
+    </w:p>
+    <w:p>
+      <w:pPr>
+        <w:pStyle w:val="afffe"/>
+        <w:jc w:val="left"/>
         <w:rPr>
           <w:lang w:val="en-US"/>
         </w:rPr>
@@ -144,32 +75,90 @@
     </w:p>
     <w:p>
       <w:pPr>
+        <w:pStyle w:val="afffe"/>
+        <w:jc w:val="left"/>
         <w:rPr>
           <w:lang w:val="en-US"/>
         </w:rPr>
       </w:pPr>
-    </w:p>
-    <w:p>
-      <w:pPr>
+      <w:r>
+        <w:t>Протокол</w:t>
+      </w:r>
+      <w:r>
         <w:rPr>
           <w:lang w:val="en-US"/>
         </w:rPr>
-      </w:pPr>
+        <w:t xml:space="preserve"> </w:t>
+      </w:r>
+      <w:r>
+        <w:t>наладки</w:t>
+      </w:r>
     </w:p>
-    <w:p/>
+    <w:p>
+      <w:pPr>
+        <w:pStyle w:val="afffe"/>
+        <w:jc w:val="left"/>
+        <w:rPr>
+          <w:color w:val="365F91" w:themeColor="accent1" w:themeShade="BF"/>
+          <w:lang w:val="en-US"/>
+        </w:rPr>
+      </w:pPr>
+      <w:r>
+        <w:rPr>
+          <w:color w:val="365F91" w:themeColor="accent1" w:themeShade="BF"/>
+          <w:lang w:val="en-US"/>
+        </w:rPr>
+        <w:t>{{</w:t>
+      </w:r>
+      <w:r>
+        <w:rPr>
+          <w:color w:val="365F91" w:themeColor="accent1" w:themeShade="BF"/>
+          <w:lang w:val="en-US"/>
+        </w:rPr>
+        <w:t>code</w:t>
+      </w:r>
+      <w:r>
+        <w:rPr>
+          <w:color w:val="365F91" w:themeColor="accent1" w:themeShade="BF"/>
+          <w:lang w:val="en-US"/>
+        </w:rPr>
+        <w:t>}}</w:t>
+      </w:r>
+    </w:p>
+    <w:p>
+      <w:pPr>
+        <w:pStyle w:val="afffe"/>
+        <w:jc w:val="left"/>
+        <w:rPr>
+          <w:color w:val="365F91" w:themeColor="accent1" w:themeShade="BF"/>
+          <w:lang w:val="en-US"/>
+        </w:rPr>
+      </w:pPr>
+    </w:p>
+    <w:p>
+      <w:pPr>
+        <w:rPr>
+          <w:lang w:val="en-US"/>
+        </w:rPr>
+      </w:pPr>
+    </w:p>
     <w:p>
       <w:pPr>
         <w:tabs>
           <w:tab w:val="left" w:pos="825"/>
         </w:tabs>
+        <w:rPr>
+          <w:lang w:val="en-US"/>
+        </w:rPr>
         <w:sectPr>
           <w:headerReference w:type="default" r:id="rId8"/>
           <w:footerReference w:type="default" r:id="rId9"/>
           <w:headerReference w:type="first" r:id="rId10"/>
           <w:footerReference w:type="first" r:id="rId11"/>
           <w:pgSz w:w="11907" w:h="16839" w:code="9"/>
-          <w:pgMar w:top="1134" w:right="567" w:bottom="567" w:left="567" w:header="283" w:footer="283" w:gutter="851"/>
+          <w:pgMar w:top="1134" w:right="567" w:bottom="567" w:left="567" w:header="284" w:footer="284" w:gutter="851"/>
           <w:cols w:space="708"/>
+          <w:vAlign w:val="bottom"/>
           <w:titlePg/>
           <w:docGrid w:linePitch="360"/>
         </w:sectPr>
@@ -178,152 +167,26 @@
     <w:p>
       <w:pPr>
         <w:pStyle w:val="afff2"/>
-        <w:ind w:right="282"/>
+        <w:spacing w:line="360" w:lineRule="auto"/>
+        <w:ind w:right="282" w:firstLine="0"/>
         <w:rPr>
           <w:lang w:val="en-US"/>
         </w:rPr>
       </w:pPr>
     </w:p>
-    <w:tbl>
-      <w:tblPr>
-        <w:tblStyle w:val="aff7"/>
-        <w:tblpPr w:leftFromText="180" w:rightFromText="180" w:vertAnchor="text" w:horzAnchor="page" w:tblpX="8070" w:tblpY="42"/>
-        <w:tblW w:w="0" w:type="auto"/>
-        <w:tblBorders>
-          <w:top w:val="none" w:sz="0" w:space="0" w:color="auto"/>
-          <w:left w:val="none" w:sz="0" w:space="0" w:color="auto"/>
-          <w:bottom w:val="none" w:sz="0" w:space="0" w:color="auto"/>
-          <w:right w:val="none" w:sz="0" w:space="0" w:color="auto"/>
-          <w:insideH w:val="none" w:sz="0" w:space="0" w:color="auto"/>
-          <w:insideV w:val="none" w:sz="0" w:space="0" w:color="auto"/>
-        </w:tblBorders>
-        <w:tblLook w:val="04A0" w:firstRow="1" w:lastRow="0" w:firstColumn="1" w:lastColumn="0" w:noHBand="0" w:noVBand="1"/>
-      </w:tblPr>
-      <w:tblGrid>
-        <w:gridCol w:w="1551"/>
-        <w:gridCol w:w="1843"/>
-      </w:tblGrid>
-      <w:tr>
-        <w:trPr>
-          <w:trHeight w:val="558"/>
-        </w:trPr>
-        <w:tc>
-          <w:tcPr>
-            <w:tcW w:w="1413" w:type="dxa"/>
-            <w:vAlign w:val="center"/>
-          </w:tcPr>
-          <w:p>
-            <w:pPr>
-              <w:pStyle w:val="afff2"/>
-              <w:ind w:left="117" w:right="282" w:firstLine="0"/>
-              <w:jc w:val="right"/>
-            </w:pPr>
-            <w:r>
-              <w:t>Редакция</w:t>
-            </w:r>
-            <w:r>
-              <w:rPr>
-                <w:lang w:val="en-US"/>
-              </w:rPr>
-              <w:t>:</w:t>
-            </w:r>
-          </w:p>
-        </w:tc>
-        <w:tc>
-          <w:tcPr>
-            <w:tcW w:w="1843" w:type="dxa"/>
-            <w:vAlign w:val="center"/>
-          </w:tcPr>
-          <w:p>
-            <w:pPr>
-              <w:pStyle w:val="afff2"/>
-              <w:ind w:right="282" w:firstLine="0"/>
-              <w:jc w:val="left"/>
-            </w:pPr>
-            <w:proofErr w:type="gramStart"/>
-            <w:r>
-              <w:rPr>
-                <w:color w:val="A6A6A6" w:themeColor="background1" w:themeShade="A6"/>
-                <w:lang w:val="en-US"/>
-              </w:rPr>
-              <w:t>{{ version</w:t>
-            </w:r>
-            <w:proofErr w:type="gramEnd"/>
-            <w:r>
-              <w:rPr>
-                <w:color w:val="A6A6A6" w:themeColor="background1" w:themeShade="A6"/>
-                <w:lang w:val="en-US"/>
-              </w:rPr>
-              <w:t xml:space="preserve"> }}</w:t>
-            </w:r>
-          </w:p>
-        </w:tc>
-      </w:tr>
-      <w:tr>
-        <w:trPr>
-          <w:trHeight w:val="413"/>
-        </w:trPr>
-        <w:tc>
-          <w:tcPr>
-            <w:tcW w:w="1413" w:type="dxa"/>
-            <w:vAlign w:val="center"/>
-          </w:tcPr>
-          <w:p>
-            <w:pPr>
-              <w:pStyle w:val="afff2"/>
-              <w:ind w:left="117" w:right="282" w:firstLine="0"/>
-              <w:jc w:val="right"/>
-            </w:pPr>
-            <w:r>
-              <w:t>Дата</w:t>
-            </w:r>
-            <w:r>
-              <w:rPr>
-                <w:lang w:val="en-US"/>
-              </w:rPr>
-              <w:t>:</w:t>
-            </w:r>
-          </w:p>
-        </w:tc>
-        <w:tc>
-          <w:tcPr>
-            <w:tcW w:w="1843" w:type="dxa"/>
-            <w:vAlign w:val="center"/>
-          </w:tcPr>
-          <w:p>
-            <w:pPr>
-              <w:pStyle w:val="afff2"/>
-              <w:ind w:right="282" w:firstLine="0"/>
-              <w:jc w:val="left"/>
-              <w:rPr>
-                <w:lang w:val="en-US"/>
-              </w:rPr>
-            </w:pPr>
-            <w:proofErr w:type="gramStart"/>
-            <w:r>
-              <w:rPr>
-                <w:color w:val="A6A6A6" w:themeColor="background1" w:themeShade="A6"/>
-                <w:lang w:val="en-US"/>
-              </w:rPr>
-              <w:t>{{ date</w:t>
-            </w:r>
-            <w:proofErr w:type="gramEnd"/>
-            <w:r>
-              <w:rPr>
-                <w:color w:val="A6A6A6" w:themeColor="background1" w:themeShade="A6"/>
-                <w:lang w:val="en-US"/>
-              </w:rPr>
-              <w:t xml:space="preserve"> }}</w:t>
-            </w:r>
-          </w:p>
-        </w:tc>
-      </w:tr>
-    </w:tbl>
     <w:p>
       <w:pPr>
         <w:pStyle w:val="afff2"/>
-      </w:pPr>
-      <w:r>
+        <w:spacing w:line="360" w:lineRule="auto"/>
+        <w:ind w:firstLine="0"/>
+        <w:rPr>
+          <w:lang w:val="en-US"/>
+        </w:rPr>
+      </w:pPr>
+      <w:r>
+        <w:rPr>
+          <w:lang w:val="en-US"/>
+        </w:rPr>
         <w:t xml:space="preserve">© </w:t>
       </w:r>
       <w:r>
@@ -362,73 +225,218 @@
       </w:r>
       <w:proofErr w:type="spellEnd"/>
       <w:r>
-        <w:t xml:space="preserve"> Инжиниринг</w:t>
+        <w:rPr>
+          <w:lang w:val="en-US"/>
+        </w:rPr>
+        <w:t xml:space="preserve"> </w:t>
+      </w:r>
+      <w:r>
+        <w:t>Инжиниринг</w:t>
+      </w:r>
+      <w:r>
+        <w:rPr>
+          <w:rStyle w:val="afff3"/>
+          <w:sz w:val="20"/>
+          <w:szCs w:val="16"/>
+        </w:rPr>
+        <w:ptab w:relativeTo="margin" w:alignment="right" w:leader="none"/>
+      </w:r>
+      <w:r>
+        <w:t>Редакция</w:t>
+      </w:r>
+      <w:r>
+        <w:rPr>
+          <w:lang w:val="en-US"/>
+        </w:rPr>
+        <w:t>:</w:t>
+      </w:r>
+      <w:r>
+        <w:rPr>
+          <w:lang w:val="en-US"/>
+        </w:rPr>
+        <w:t xml:space="preserve"> </w:t>
+      </w:r>
+      <w:proofErr w:type="gramStart"/>
+      <w:r>
+        <w:rPr>
+          <w:color w:val="A6A6A6" w:themeColor="background1" w:themeShade="A6"/>
+          <w:lang w:val="en-US"/>
+        </w:rPr>
+        <w:t>{{ version</w:t>
+      </w:r>
+      <w:proofErr w:type="gramEnd"/>
+      <w:r>
+        <w:rPr>
+          <w:color w:val="A6A6A6" w:themeColor="background1" w:themeShade="A6"/>
+          <w:lang w:val="en-US"/>
+        </w:rPr>
+        <w:t xml:space="preserve"> }}</w:t>
       </w:r>
     </w:p>
     <w:p>
       <w:pPr>
         <w:pStyle w:val="afff2"/>
-      </w:pPr>
+        <w:spacing w:line="360" w:lineRule="auto"/>
+        <w:ind w:firstLine="0"/>
+      </w:pPr>
+      <w:r>
+        <w:t>Москва</w:t>
+      </w:r>
+      <w:r>
+        <w:rPr>
+          <w:rStyle w:val="afff3"/>
+          <w:sz w:val="20"/>
+          <w:szCs w:val="16"/>
+        </w:rPr>
+        <w:ptab w:relativeTo="margin" w:alignment="right" w:leader="none"/>
+      </w:r>
+      <w:r>
+        <w:t>Дата</w:t>
+      </w:r>
+      <w:r>
+        <w:t xml:space="preserve">: </w:t>
+      </w:r>
+      <w:proofErr w:type="gramStart"/>
+      <w:r>
+        <w:rPr>
+          <w:color w:val="A6A6A6" w:themeColor="background1" w:themeShade="A6"/>
+        </w:rPr>
+        <w:t xml:space="preserve">{{ </w:t>
+      </w:r>
+      <w:r>
+        <w:rPr>
+          <w:color w:val="A6A6A6" w:themeColor="background1" w:themeShade="A6"/>
+          <w:lang w:val="en-US"/>
+        </w:rPr>
+        <w:t>date</w:t>
+      </w:r>
+      <w:proofErr w:type="gramEnd"/>
+      <w:r>
+        <w:rPr>
+          <w:color w:val="A6A6A6" w:themeColor="background1" w:themeShade="A6"/>
+        </w:rPr>
+        <w:t xml:space="preserve"> }}</w:t>
+      </w:r>
     </w:p>
     <w:p>
       <w:pPr>
         <w:pStyle w:val="afff2"/>
-      </w:pPr>
-      <w:r>
-        <w:t>Москва</w:t>
-      </w:r>
+        <w:spacing w:line="360" w:lineRule="auto"/>
+        <w:ind w:firstLine="0"/>
+      </w:pPr>
     </w:p>
     <w:p>
       <w:pPr>
         <w:pStyle w:val="afff2"/>
+        <w:spacing w:line="360" w:lineRule="auto"/>
+        <w:ind w:firstLine="0"/>
       </w:pPr>
     </w:p>
     <w:p>
       <w:pPr>
-        <w:pStyle w:val="afff2"/>
-      </w:pPr>
+        <w:ind w:firstLine="567"/>
+        <w:jc w:val="both"/>
+      </w:pPr>
+      <w:r>
+        <w:t>Данный документ содержит описание методик</w:t>
+      </w:r>
+      <w:r>
+        <w:t>и</w:t>
+      </w:r>
+      <w:r>
+        <w:t>, объе</w:t>
+      </w:r>
+      <w:r>
+        <w:t>м</w:t>
+      </w:r>
+      <w:r>
+        <w:t>а</w:t>
+      </w:r>
+      <w:r>
+        <w:t xml:space="preserve"> провер</w:t>
+      </w:r>
+      <w:r>
+        <w:t>ки</w:t>
+      </w:r>
+      <w:r>
+        <w:t xml:space="preserve">, </w:t>
+      </w:r>
+      <w:r>
+        <w:t xml:space="preserve">порядка проведения пусконаладочных </w:t>
+      </w:r>
+      <w:r>
+        <w:t>работ</w:t>
+      </w:r>
+      <w:r>
+        <w:t xml:space="preserve"> при новом включении и</w:t>
+      </w:r>
+      <w:r>
+        <w:t xml:space="preserve"> </w:t>
+      </w:r>
+      <w:r>
+        <w:t>других видах технического обслуживания</w:t>
+      </w:r>
+      <w:r>
+        <w:t xml:space="preserve"> шкафа электротехнического типового </w:t>
+      </w:r>
+      <w:proofErr w:type="gramStart"/>
+      <w:r>
+        <w:t>{{</w:t>
+      </w:r>
+      <w:r>
+        <w:t xml:space="preserve"> </w:t>
+      </w:r>
+      <w:r>
+        <w:rPr>
+          <w:lang w:val="en-US"/>
+        </w:rPr>
+        <w:t>name</w:t>
+      </w:r>
+      <w:proofErr w:type="gramEnd"/>
+      <w:r>
+        <w:t xml:space="preserve"> }}</w:t>
+      </w:r>
+      <w:r>
+        <w:t xml:space="preserve">, </w:t>
+      </w:r>
+      <w:r>
+        <w:t xml:space="preserve">в состав которого </w:t>
+      </w:r>
+      <w:r>
+        <w:t xml:space="preserve">{{ </w:t>
+      </w:r>
+      <w:r>
+        <w:rPr>
+          <w:lang w:val="en-US"/>
+        </w:rPr>
+        <w:t>unit</w:t>
+      </w:r>
+      <w:r>
+        <w:t xml:space="preserve"> </w:t>
+      </w:r>
+      <w:r>
+        <w:t>}}</w:t>
+      </w:r>
+      <w:r>
+        <w:t xml:space="preserve">. </w:t>
+      </w:r>
     </w:p>
     <w:p>
-      <w:r>
-        <w:t xml:space="preserve">Данный документ содержит описание методики, объема и порядка проведения пусконаладочных тестов </w:t>
-      </w:r>
-      <w:r>
-        <w:t>при новом включении и периодическом техническом обслуживании микропроцессорного устройства</w:t>
-      </w:r>
-      <w:r>
-        <w:t xml:space="preserve"> «</w:t>
-      </w:r>
-      <w:r>
-        <w:t>ЮНИТ-М300-ДЗТ2</w:t>
-      </w:r>
-      <w:r>
-        <w:t>», а также включает таблицы с итоговыми показателями тестирования.</w:t>
-      </w:r>
-    </w:p>
-    <w:p>
-      <w:pPr>
-        <w:pStyle w:val="afff2"/>
-      </w:pPr>
-      <w:r>
-        <w:t>Испытуем</w:t>
-      </w:r>
-      <w:r>
-        <w:t>ое оборудование может устанавливаться</w:t>
-      </w:r>
-      <w:r>
-        <w:t xml:space="preserve"> на объекте внутри </w:t>
-      </w:r>
-      <w:r>
-        <w:t>шкафа</w:t>
-      </w:r>
-      <w:r>
-        <w:t>.</w:t>
-      </w:r>
-      <w:r>
-        <w:t xml:space="preserve"> </w:t>
-      </w:r>
-      <w:r>
-        <w:t>Помимо этого, согласно указанной методике, допускается проведение испытаний устройства в лабораторных условиях службы релейной защиты и автоматики путем моделирования рабочих условий объекта посредством подачи внешних сигналов.</w:t>
+      <w:pPr>
+        <w:ind w:firstLine="567"/>
+        <w:jc w:val="both"/>
+      </w:pPr>
+      <w:r>
+        <w:t>Д</w:t>
+      </w:r>
+      <w:r>
+        <w:t xml:space="preserve">опускается проведение испытаний в </w:t>
+      </w:r>
+      <w:r>
+        <w:t>электротехнических лабораториях</w:t>
+      </w:r>
+      <w:r>
+        <w:t xml:space="preserve"> службы релейной защиты и автоматики путем моделирования рабочих условий объекта посредством подачи внешних сигналов.</w:t>
       </w:r>
     </w:p>
     <w:p>
@@ -449,16 +457,79 @@
           <w:ilvl w:val="0"/>
           <w:numId w:val="43"/>
         </w:numPr>
-        <w:ind w:left="851" w:hanging="284"/>
-      </w:pPr>
-      <w:r>
-        <w:t>Руководство по эксплуатации общее. ЮТКБ.656122.609 РЭ «</w:t>
-      </w:r>
-      <w:r>
-        <w:t>Руководство по эксплуатации линейки ЮНИТ-М300</w:t>
-      </w:r>
-      <w:r>
-        <w:t>»;</w:t>
+        <w:tabs>
+          <w:tab w:val="left" w:pos="993"/>
+        </w:tabs>
+        <w:ind w:left="0" w:firstLine="567"/>
+      </w:pPr>
+      <w:r>
+        <w:t>Руководство по эксплуатации</w:t>
+      </w:r>
+      <w:r>
+        <w:t xml:space="preserve">. </w:t>
+      </w:r>
+      <w:proofErr w:type="gramStart"/>
+      <w:r>
+        <w:t xml:space="preserve">{{ </w:t>
+      </w:r>
+      <w:r>
+        <w:rPr>
+          <w:lang w:val="en-US"/>
+        </w:rPr>
+        <w:t>code</w:t>
+      </w:r>
+      <w:proofErr w:type="gramEnd"/>
+      <w:r>
+        <w:t>_</w:t>
+      </w:r>
+      <w:proofErr w:type="spellStart"/>
+      <w:r>
+        <w:rPr>
+          <w:lang w:val="en-US"/>
+        </w:rPr>
+        <w:t>shet</w:t>
+      </w:r>
+      <w:proofErr w:type="spellEnd"/>
+      <w:r>
+        <w:t xml:space="preserve"> </w:t>
+      </w:r>
+      <w:r>
+        <w:t>}}</w:t>
+      </w:r>
+      <w:r>
+        <w:t xml:space="preserve"> «</w:t>
+      </w:r>
+      <w:r>
+        <w:t xml:space="preserve">{{ </w:t>
+      </w:r>
+      <w:r>
+        <w:rPr>
+          <w:lang w:val="en-US"/>
+        </w:rPr>
+        <w:t>re</w:t>
+      </w:r>
+      <w:r>
+        <w:t>_</w:t>
+      </w:r>
+      <w:proofErr w:type="spellStart"/>
+      <w:r>
+        <w:rPr>
+          <w:lang w:val="en-US"/>
+        </w:rPr>
+        <w:t>shet</w:t>
+      </w:r>
+      <w:proofErr w:type="spellEnd"/>
+      <w:r>
+        <w:t xml:space="preserve"> </w:t>
+      </w:r>
+      <w:r>
+        <w:t>}}</w:t>
+      </w:r>
+      <w:r>
+        <w:t>»</w:t>
+      </w:r>
+      <w:r>
+        <w:t>;</w:t>
       </w:r>
     </w:p>
     <w:p>
@@ -468,22 +539,297 @@
           <w:ilvl w:val="0"/>
           <w:numId w:val="43"/>
         </w:numPr>
-        <w:ind w:left="851" w:hanging="284"/>
+        <w:tabs>
+          <w:tab w:val="left" w:pos="993"/>
+        </w:tabs>
+        <w:ind w:left="0" w:firstLine="567"/>
+      </w:pPr>
+      <w:r>
+        <w:t>Руководство по эксплуатации общее. ЮТКБ.656122.6</w:t>
+      </w:r>
+      <w:r>
+        <w:t>11</w:t>
+      </w:r>
+      <w:r>
+        <w:t xml:space="preserve"> РЭ «</w:t>
+      </w:r>
+      <w:r>
+        <w:t>Устройство защиты и автоматики серии</w:t>
+      </w:r>
+      <w:r>
+        <w:t xml:space="preserve"> </w:t>
+      </w:r>
+      <w:r>
+        <w:t>«</w:t>
+      </w:r>
+      <w:r>
+        <w:t>ЮНИТ-М</w:t>
+      </w:r>
+      <w:r>
+        <w:t>5</w:t>
+      </w:r>
+      <w:r>
+        <w:t>00</w:t>
+      </w:r>
+      <w:r>
+        <w:t>»;</w:t>
+      </w:r>
+    </w:p>
+    <w:p>
+      <w:pPr>
+        <w:pStyle w:val="afff2"/>
+        <w:numPr>
+          <w:ilvl w:val="0"/>
+          <w:numId w:val="43"/>
+        </w:numPr>
+        <w:tabs>
+          <w:tab w:val="left" w:pos="993"/>
+        </w:tabs>
+        <w:ind w:left="0" w:firstLine="567"/>
       </w:pPr>
       <w:r>
         <w:t xml:space="preserve">Руководство по эксплуатации. </w:t>
       </w:r>
-      <w:r>
-        <w:t>ЮТКБ.656122.609 РЭ</w:t>
-      </w:r>
-      <w:r>
-        <w:t>6</w:t>
+      <w:proofErr w:type="gramStart"/>
+      <w:r>
+        <w:t xml:space="preserve">{{ </w:t>
+      </w:r>
+      <w:r>
+        <w:rPr>
+          <w:lang w:val="en-US"/>
+        </w:rPr>
+        <w:t>code</w:t>
+      </w:r>
+      <w:proofErr w:type="gramEnd"/>
+      <w:r>
+        <w:t>_</w:t>
+      </w:r>
+      <w:r>
+        <w:rPr>
+          <w:lang w:val="en-US"/>
+        </w:rPr>
+        <w:t>unit</w:t>
       </w:r>
       <w:r>
         <w:t xml:space="preserve"> </w:t>
       </w:r>
       <w:r>
-        <w:t>«Микропроцессорное устройство защиты и автоматики отходящей линии «ЮНИТ-М300-ДЗТ2»;</w:t>
+        <w:t>}}</w:t>
+      </w:r>
+      <w:r>
+        <w:t xml:space="preserve"> «</w:t>
+      </w:r>
+      <w:r>
+        <w:t xml:space="preserve">{{ </w:t>
+      </w:r>
+      <w:r>
+        <w:rPr>
+          <w:lang w:val="en-US"/>
+        </w:rPr>
+        <w:t>re</w:t>
+      </w:r>
+      <w:r>
+        <w:t>_</w:t>
+      </w:r>
+      <w:r>
+        <w:rPr>
+          <w:lang w:val="en-US"/>
+        </w:rPr>
+        <w:t>unit</w:t>
+      </w:r>
+      <w:r>
+        <w:t xml:space="preserve"> </w:t>
+      </w:r>
+      <w:r>
+        <w:t>}}</w:t>
+      </w:r>
+      <w:r>
+        <w:t>»</w:t>
+      </w:r>
+      <w:r>
+        <w:t>;</w:t>
+      </w:r>
+    </w:p>
+    <w:p>
+      <w:pPr>
+        <w:tabs>
+          <w:tab w:val="left" w:pos="993"/>
+        </w:tabs>
+        <w:ind w:firstLine="567"/>
+        <w:rPr>
+          <w:lang w:val="en-US"/>
+        </w:rPr>
+      </w:pPr>
+      <w:r>
+        <w:rPr>
+          <w:lang w:val="en-US"/>
+        </w:rPr>
+        <w:t>{%</w:t>
+      </w:r>
+      <w:r>
+        <w:rPr>
+          <w:lang w:val="en-US"/>
+        </w:rPr>
+        <w:t>p</w:t>
+      </w:r>
+      <w:r>
+        <w:rPr>
+          <w:lang w:val="en-US"/>
+        </w:rPr>
+        <w:t xml:space="preserve"> if re_unit2 and code_unit2 %}</w:t>
+      </w:r>
+    </w:p>
+    <w:p>
+      <w:pPr>
+        <w:pStyle w:val="afff2"/>
+        <w:numPr>
+          <w:ilvl w:val="0"/>
+          <w:numId w:val="43"/>
+        </w:numPr>
+        <w:tabs>
+          <w:tab w:val="left" w:pos="993"/>
+        </w:tabs>
+        <w:ind w:left="0" w:firstLine="567"/>
+        <w:rPr>
+          <w:lang w:val="en-US"/>
+        </w:rPr>
+      </w:pPr>
+      <w:r>
+        <w:t>Руководство</w:t>
+      </w:r>
+      <w:r>
+        <w:rPr>
+          <w:lang w:val="en-US"/>
+        </w:rPr>
+        <w:t xml:space="preserve"> </w:t>
+      </w:r>
+      <w:r>
+        <w:t>по</w:t>
+      </w:r>
+      <w:r>
+        <w:rPr>
+          <w:lang w:val="en-US"/>
+        </w:rPr>
+        <w:t xml:space="preserve"> </w:t>
+      </w:r>
+      <w:r>
+        <w:t>эксплуатации</w:t>
+      </w:r>
+      <w:r>
+        <w:rPr>
+          <w:lang w:val="en-US"/>
+        </w:rPr>
+        <w:t xml:space="preserve">. </w:t>
+      </w:r>
+      <w:proofErr w:type="gramStart"/>
+      <w:r>
+        <w:rPr>
+          <w:lang w:val="en-US"/>
+        </w:rPr>
+        <w:t xml:space="preserve">{{ </w:t>
+      </w:r>
+      <w:r>
+        <w:rPr>
+          <w:lang w:val="en-US"/>
+        </w:rPr>
+        <w:t>code</w:t>
+      </w:r>
+      <w:proofErr w:type="gramEnd"/>
+      <w:r>
+        <w:rPr>
+          <w:lang w:val="en-US"/>
+        </w:rPr>
+        <w:t>_</w:t>
+      </w:r>
+      <w:r>
+        <w:rPr>
+          <w:lang w:val="en-US"/>
+        </w:rPr>
+        <w:t>unit</w:t>
+      </w:r>
+      <w:r>
+        <w:rPr>
+          <w:lang w:val="en-US"/>
+        </w:rPr>
+        <w:t xml:space="preserve">2 }} «{{ </w:t>
+      </w:r>
+      <w:r>
+        <w:rPr>
+          <w:lang w:val="en-US"/>
+        </w:rPr>
+        <w:t>re</w:t>
+      </w:r>
+      <w:r>
+        <w:rPr>
+          <w:lang w:val="en-US"/>
+        </w:rPr>
+        <w:t>_</w:t>
+      </w:r>
+      <w:r>
+        <w:rPr>
+          <w:lang w:val="en-US"/>
+        </w:rPr>
+        <w:t>unit</w:t>
+      </w:r>
+      <w:r>
+        <w:rPr>
+          <w:lang w:val="en-US"/>
+        </w:rPr>
+        <w:t>2 }}»;</w:t>
+      </w:r>
+    </w:p>
+    <w:p>
+      <w:pPr>
+        <w:pStyle w:val="HTML"/>
+        <w:tabs>
+          <w:tab w:val="left" w:pos="993"/>
+        </w:tabs>
+        <w:wordWrap w:val="0"/>
+        <w:spacing w:line="330" w:lineRule="atLeast"/>
+        <w:ind w:firstLine="567"/>
+        <w:rPr>
+          <w:rFonts w:ascii="Consolas" w:hAnsi="Consolas"/>
+          <w:color w:val="0F1115"/>
+          <w:lang w:val="en-US"/>
+        </w:rPr>
+      </w:pPr>
+      <w:r>
+        <w:rPr>
+          <w:rFonts w:ascii="Consolas" w:hAnsi="Consolas"/>
+          <w:color w:val="0F1115"/>
+        </w:rPr>
+        <w:t>{%</w:t>
+      </w:r>
+      <w:r>
+        <w:rPr>
+          <w:rFonts w:ascii="Consolas" w:hAnsi="Consolas"/>
+          <w:color w:val="0F1115"/>
+          <w:lang w:val="en-US"/>
+        </w:rPr>
+        <w:t>p</w:t>
+      </w:r>
+      <w:r>
+        <w:rPr>
+          <w:rFonts w:ascii="Consolas" w:hAnsi="Consolas"/>
+          <w:color w:val="0F1115"/>
+        </w:rPr>
+        <w:t xml:space="preserve"> </w:t>
+      </w:r>
+      <w:proofErr w:type="spellStart"/>
+      <w:r>
+        <w:rPr>
+          <w:rFonts w:ascii="Consolas" w:hAnsi="Consolas"/>
+          <w:color w:val="0F1115"/>
+        </w:rPr>
+        <w:t>endif</w:t>
+      </w:r>
+      <w:proofErr w:type="spellEnd"/>
+      <w:r>
+        <w:rPr>
+          <w:rFonts w:ascii="Consolas" w:hAnsi="Consolas"/>
+          <w:color w:val="0F1115"/>
+        </w:rPr>
+        <w:t xml:space="preserve"> %}</w:t>
       </w:r>
     </w:p>
     <w:p>
@@ -493,8 +839,11 @@
           <w:ilvl w:val="0"/>
           <w:numId w:val="43"/>
         </w:numPr>
+        <w:tabs>
+          <w:tab w:val="left" w:pos="993"/>
+        </w:tabs>
         <w:spacing w:before="0" w:after="0"/>
-        <w:ind w:left="851" w:hanging="284"/>
+        <w:ind w:left="0" w:firstLine="567"/>
         <w:rPr>
           <w:bCs/>
           <w:szCs w:val="22"/>
@@ -505,7 +854,42 @@
           <w:bCs/>
           <w:szCs w:val="22"/>
         </w:rPr>
-        <w:t>Инструкция эксплуатационная специальная. ЮТКБ.656122.609 ИС «Методические указания по выполнению технического обслуживания»</w:t>
+        <w:t>Инструкция эксплуатационная специальная. Методические указания по выполнению технического обслуживания</w:t>
+      </w:r>
+      <w:r>
+        <w:rPr>
+          <w:bCs/>
+          <w:szCs w:val="22"/>
+        </w:rPr>
+        <w:t xml:space="preserve"> ЮТКБ.656122.6</w:t>
+      </w:r>
+      <w:r>
+        <w:rPr>
+          <w:bCs/>
+          <w:szCs w:val="22"/>
+        </w:rPr>
+        <w:t>11</w:t>
+      </w:r>
+      <w:r>
+        <w:rPr>
+          <w:bCs/>
+          <w:szCs w:val="22"/>
+        </w:rPr>
+        <w:t xml:space="preserve"> ИС «</w:t>
+      </w:r>
+      <w:r>
+        <w:rPr>
+          <w:bCs/>
+          <w:szCs w:val="22"/>
+        </w:rPr>
+        <w:t>Устройство защиты и автоматики серии ЮНИТ-М500</w:t>
+      </w:r>
+      <w:r>
+        <w:rPr>
+          <w:bCs/>
+          <w:szCs w:val="22"/>
+        </w:rPr>
+        <w:t>»</w:t>
       </w:r>
       <w:r>
         <w:rPr>
@@ -517,31 +901,78 @@
     </w:p>
     <w:p>
       <w:pPr>
+        <w:pStyle w:val="afffb"/>
+        <w:numPr>
+          <w:ilvl w:val="0"/>
+          <w:numId w:val="43"/>
+        </w:numPr>
+        <w:tabs>
+          <w:tab w:val="left" w:pos="993"/>
+        </w:tabs>
+        <w:spacing w:before="0" w:after="0"/>
+        <w:ind w:left="0" w:firstLine="567"/>
+        <w:rPr>
+          <w:bCs/>
+          <w:szCs w:val="22"/>
+        </w:rPr>
+      </w:pPr>
+      <w:r>
+        <w:rPr>
+          <w:bCs/>
+          <w:szCs w:val="22"/>
+        </w:rPr>
+        <w:t>Руководство по эксплуатации. ЮТКБ.656132.701 РЭ «Блок интерфейсный ЮНИТ-ИЧМ»;</w:t>
+      </w:r>
+    </w:p>
+    <w:p>
+      <w:pPr>
         <w:pStyle w:val="afff2"/>
         <w:numPr>
           <w:ilvl w:val="0"/>
           <w:numId w:val="43"/>
         </w:numPr>
-        <w:ind w:left="851" w:hanging="284"/>
-      </w:pPr>
-      <w:r>
-        <w:rPr>
-          <w:highlight w:val="yellow"/>
-        </w:rPr>
-        <w:t>RU.37182817.00001.02.34.01</w:t>
-      </w:r>
-      <w:r>
-        <w:t xml:space="preserve"> Р</w:t>
-      </w:r>
-      <w:r>
-        <w:t>П П</w:t>
-      </w:r>
-      <w:r>
-        <w:t xml:space="preserve">рограммное обеспечение мониторинга и параметрирования </w:t>
-      </w:r>
-      <w:r>
-        <w:t>«ЮНИТ-СЕРВИС РЗА».</w:t>
-      </w:r>
+        <w:tabs>
+          <w:tab w:val="left" w:pos="993"/>
+        </w:tabs>
+        <w:ind w:left="0" w:firstLine="567"/>
+      </w:pPr>
+      <w:r>
+        <w:t xml:space="preserve">Руководство пользователя. </w:t>
+      </w:r>
+      <w:r>
+        <w:t xml:space="preserve">RU.37182817.00001.02.34.01 </w:t>
+      </w:r>
+      <w:r>
+        <w:t>«</w:t>
+      </w:r>
+      <w:r>
+        <w:t xml:space="preserve">Программное обеспечение мониторинга и </w:t>
+      </w:r>
+      <w:proofErr w:type="spellStart"/>
+      <w:r>
+        <w:t>параметрирования</w:t>
+      </w:r>
+      <w:proofErr w:type="spellEnd"/>
+      <w:r>
+        <w:t xml:space="preserve"> «ЮНИТ-СЕРВИС</w:t>
+      </w:r>
+      <w:r>
+        <w:t>-</w:t>
+      </w:r>
+      <w:r>
+        <w:t>РЗА»</w:t>
+      </w:r>
+      <w:r>
+        <w:t>»</w:t>
+      </w:r>
+      <w:r>
+        <w:t>.</w:t>
+      </w:r>
+    </w:p>
+    <w:p>
+      <w:pPr>
+        <w:pStyle w:val="afff2"/>
+      </w:pPr>
     </w:p>
     <w:p>
       <w:pPr>
@@ -561,7 +992,10 @@
           <w:ilvl w:val="0"/>
           <w:numId w:val="42"/>
         </w:numPr>
-        <w:ind w:left="851" w:hanging="284"/>
+        <w:tabs>
+          <w:tab w:val="left" w:pos="993"/>
+        </w:tabs>
+        <w:ind w:left="0" w:firstLine="567"/>
       </w:pPr>
       <w:r>
         <w:t>Правила устройства электроустановок. 7-е издание;</w:t>
@@ -574,7 +1008,10 @@
           <w:ilvl w:val="0"/>
           <w:numId w:val="42"/>
         </w:numPr>
-        <w:ind w:left="851" w:hanging="284"/>
+        <w:tabs>
+          <w:tab w:val="left" w:pos="993"/>
+        </w:tabs>
+        <w:ind w:left="0" w:firstLine="567"/>
       </w:pPr>
       <w:r>
         <w:t>СТО 34.01-23.1-001-2017 Объем и нормы испытаний электрооборудования. Утвержден распоряжением ПАО «</w:t>
@@ -595,7 +1032,10 @@
           <w:ilvl w:val="0"/>
           <w:numId w:val="42"/>
         </w:numPr>
-        <w:ind w:left="851" w:hanging="284"/>
+        <w:tabs>
+          <w:tab w:val="left" w:pos="993"/>
+        </w:tabs>
+        <w:ind w:left="0" w:firstLine="567"/>
       </w:pPr>
       <w:r>
         <w:t>РД 153-34.3-35.613-00</w:t>
@@ -700,7 +1140,10 @@
           <w:ilvl w:val="0"/>
           <w:numId w:val="42"/>
         </w:numPr>
-        <w:ind w:left="851" w:hanging="284"/>
+        <w:tabs>
+          <w:tab w:val="left" w:pos="993"/>
+        </w:tabs>
+        <w:ind w:left="0" w:firstLine="567"/>
       </w:pPr>
       <w:r>
         <w:t>Правила технического обслуживания устройств и комплексов релейной защиты и автоматики». Приложение N 1 к приказу Минэнерго России от 13 июля 2020 года N 555.</w:t>
@@ -713,7 +1156,10 @@
           <w:ilvl w:val="0"/>
           <w:numId w:val="42"/>
         </w:numPr>
-        <w:ind w:left="851" w:hanging="284"/>
+        <w:tabs>
+          <w:tab w:val="left" w:pos="993"/>
+        </w:tabs>
+        <w:ind w:left="0" w:firstLine="567"/>
       </w:pPr>
       <w:r>
         <w:t>СО 34.35.302-2006 Инструкция по организации и производству работ в устройствах релейной защиты и электроавтоматики элек</w:t>
@@ -735,7 +1181,10 @@
           <w:ilvl w:val="0"/>
           <w:numId w:val="42"/>
         </w:numPr>
-        <w:ind w:left="851" w:hanging="284"/>
+        <w:tabs>
+          <w:tab w:val="left" w:pos="993"/>
+        </w:tabs>
+        <w:ind w:left="0" w:firstLine="567"/>
       </w:pPr>
       <w:r>
         <w:t>СТО 56947007-29.120.70.241-2017 Технические требования к микропроцессорным устройствам РЗА (с Изменениями от 11.12.2019)</w:t>
@@ -760,37 +1209,16 @@
       <w:pPr>
         <w:pStyle w:val="af7"/>
         <w:spacing w:after="240"/>
-      </w:pPr>
-      <w:r>
-        <w:t>Согласно Правилам технического обслуживания устройств и комплексов релейной защиты и автоматики, утвержденным приказом Минэнерго от 13.07.2020 г. N 555 техническое обслуживание устройств РЗА должно выполняться с периодичностью, указанной в таблице 1.</w:t>
-      </w:r>
-    </w:p>
-    <w:p>
-      <w:pPr>
-        <w:rPr>
-          <w:bCs/>
-          <w:szCs w:val="22"/>
-        </w:rPr>
-      </w:pPr>
-    </w:p>
-    <w:p>
-      <w:pPr>
-        <w:tabs>
-          <w:tab w:val="left" w:pos="6945"/>
-        </w:tabs>
-      </w:pPr>
-      <w:r>
-        <w:tab/>
-      </w:r>
-    </w:p>
-    <w:p>
-      <w:pPr>
-        <w:tabs>
-          <w:tab w:val="left" w:pos="6945"/>
-        </w:tabs>
-      </w:pPr>
-      <w:r>
-        <w:tab/>
+        <w:ind w:firstLine="567"/>
+      </w:pPr>
+      <w:r>
+        <w:t>Согласно Правилам технического обслуживания устройств и комплексов релейной защиты и автоматики, утвержденным приказом Минэнерго от 13.07.2020 г. N 555 техническое обслуживание устройств РЗА должно выполняться с периодичностью, указанной в таблице</w:t>
+      </w:r>
+      <w:r>
+        <w:t> </w:t>
+      </w:r>
+      <w:r>
+        <w:t>1.</w:t>
       </w:r>
     </w:p>
     <w:p>
@@ -2300,8 +2728,42 @@
         <w:pStyle w:val="af7"/>
         <w:spacing w:after="240"/>
       </w:pPr>
-      <w:r>
-        <w:t>Для устройства «ЮНИТ-М300» объем проверок для различных видов технического обслуживания приведен в таблице 2.</w:t>
+    </w:p>
+    <w:p>
+      <w:pPr>
+        <w:pStyle w:val="af7"/>
+        <w:spacing w:after="240"/>
+        <w:ind w:firstLine="567"/>
+        <w:jc w:val="both"/>
+      </w:pPr>
+      <w:r>
+        <w:t xml:space="preserve">Для </w:t>
+      </w:r>
+      <w:proofErr w:type="gramStart"/>
+      <w:r>
+        <w:t>{{</w:t>
+      </w:r>
+      <w:r>
+        <w:t xml:space="preserve"> </w:t>
+      </w:r>
+      <w:r>
+        <w:rPr>
+          <w:lang w:val="en-US"/>
+        </w:rPr>
+        <w:t>name</w:t>
+      </w:r>
+      <w:proofErr w:type="gramEnd"/>
+      <w:r>
+        <w:t xml:space="preserve"> }}</w:t>
+      </w:r>
+      <w:r>
+        <w:t xml:space="preserve"> объем проверок для различных видов технического обслуживания приведен в таблице</w:t>
+      </w:r>
+      <w:r>
+        <w:t> </w:t>
+      </w:r>
+      <w:r>
+        <w:t>2.</w:t>
       </w:r>
     </w:p>
     <w:p>
@@ -2438,10 +2900,16 @@
             <w:vAlign w:val="center"/>
           </w:tcPr>
           <w:p>
+            <w:pPr>
+              <w:rPr>
+                <w:highlight w:val="yellow"/>
+              </w:rPr>
+            </w:pPr>
             <w:r>
               <w:rPr>
                 <w:b/>
                 <w:bCs/>
+                <w:highlight w:val="yellow"/>
               </w:rPr>
               <w:t>5</w:t>
             </w:r>
@@ -2453,10 +2921,16 @@
             <w:vAlign w:val="center"/>
           </w:tcPr>
           <w:p>
+            <w:pPr>
+              <w:rPr>
+                <w:highlight w:val="yellow"/>
+              </w:rPr>
+            </w:pPr>
             <w:r>
               <w:rPr>
                 <w:b/>
                 <w:bCs/>
+                <w:highlight w:val="yellow"/>
               </w:rPr>
               <w:t>6</w:t>
             </w:r>
@@ -2468,26 +2942,18 @@
             <w:vAlign w:val="center"/>
           </w:tcPr>
           <w:p>
+            <w:pPr>
+              <w:rPr>
+                <w:highlight w:val="yellow"/>
+              </w:rPr>
+            </w:pPr>
             <w:r>
               <w:rPr>
                 <w:b/>
                 <w:bCs/>
-              </w:rPr>
-              <w:t>7.1</w:t>
-            </w:r>
-            <w:r>
-              <w:rPr>
-                <w:b/>
-                <w:bCs/>
-              </w:rPr>
-              <w:t>,</w:t>
-            </w:r>
-            <w:r>
-              <w:rPr>
-                <w:b/>
-                <w:bCs/>
-              </w:rPr>
-              <w:t xml:space="preserve"> 7.2</w:t>
+                <w:highlight w:val="yellow"/>
+              </w:rPr>
+              <w:t>7.1, 7.2</w:t>
             </w:r>
           </w:p>
         </w:tc>
@@ -2497,10 +2963,16 @@
             <w:vAlign w:val="center"/>
           </w:tcPr>
           <w:p>
+            <w:pPr>
+              <w:rPr>
+                <w:highlight w:val="yellow"/>
+              </w:rPr>
+            </w:pPr>
             <w:r>
               <w:rPr>
                 <w:b/>
                 <w:bCs/>
+                <w:highlight w:val="yellow"/>
               </w:rPr>
               <w:t>7.3</w:t>
             </w:r>
@@ -2512,26 +2984,18 @@
             <w:vAlign w:val="center"/>
           </w:tcPr>
           <w:p>
+            <w:pPr>
+              <w:rPr>
+                <w:highlight w:val="yellow"/>
+              </w:rPr>
+            </w:pPr>
             <w:r>
               <w:rPr>
                 <w:b/>
                 <w:bCs/>
-              </w:rPr>
-              <w:t>7.4</w:t>
-            </w:r>
-            <w:r>
-              <w:rPr>
-                <w:b/>
-                <w:bCs/>
-              </w:rPr>
-              <w:t>,</w:t>
-            </w:r>
-            <w:r>
-              <w:rPr>
-                <w:b/>
-                <w:bCs/>
-              </w:rPr>
-              <w:t xml:space="preserve"> 7.5</w:t>
+                <w:highlight w:val="yellow"/>
+              </w:rPr>
+              <w:t>7.4, 7.5</w:t>
             </w:r>
           </w:p>
         </w:tc>
@@ -2541,10 +3005,16 @@
             <w:vAlign w:val="center"/>
           </w:tcPr>
           <w:p>
+            <w:pPr>
+              <w:rPr>
+                <w:highlight w:val="yellow"/>
+              </w:rPr>
+            </w:pPr>
             <w:r>
               <w:rPr>
                 <w:b/>
                 <w:bCs/>
+                <w:highlight w:val="yellow"/>
               </w:rPr>
               <w:t>8-11</w:t>
             </w:r>
@@ -2556,10 +3026,16 @@
             <w:vAlign w:val="center"/>
           </w:tcPr>
           <w:p>
+            <w:pPr>
+              <w:rPr>
+                <w:highlight w:val="yellow"/>
+              </w:rPr>
+            </w:pPr>
             <w:r>
               <w:rPr>
                 <w:b/>
                 <w:bCs/>
+                <w:highlight w:val="yellow"/>
               </w:rPr>
               <w:t>12</w:t>
             </w:r>
@@ -2571,26 +3047,18 @@
             <w:vAlign w:val="center"/>
           </w:tcPr>
           <w:p>
+            <w:pPr>
+              <w:rPr>
+                <w:highlight w:val="yellow"/>
+              </w:rPr>
+            </w:pPr>
             <w:r>
               <w:rPr>
                 <w:b/>
                 <w:bCs/>
-              </w:rPr>
-              <w:t>13</w:t>
-            </w:r>
-            <w:r>
-              <w:rPr>
-                <w:b/>
-                <w:bCs/>
-              </w:rPr>
-              <w:t>,</w:t>
-            </w:r>
-            <w:r>
-              <w:rPr>
-                <w:b/>
-                <w:bCs/>
-              </w:rPr>
-              <w:t xml:space="preserve"> 14</w:t>
+                <w:highlight w:val="yellow"/>
+              </w:rPr>
+              <w:t>13, 14</w:t>
             </w:r>
           </w:p>
         </w:tc>
@@ -2600,10 +3068,16 @@
             <w:vAlign w:val="center"/>
           </w:tcPr>
           <w:p>
+            <w:pPr>
+              <w:rPr>
+                <w:highlight w:val="yellow"/>
+              </w:rPr>
+            </w:pPr>
             <w:r>
               <w:rPr>
                 <w:b/>
                 <w:bCs/>
+                <w:highlight w:val="yellow"/>
               </w:rPr>
               <w:t>15-20</w:t>
             </w:r>
@@ -2615,10 +3089,16 @@
             <w:vAlign w:val="center"/>
           </w:tcPr>
           <w:p>
+            <w:pPr>
+              <w:rPr>
+                <w:highlight w:val="yellow"/>
+              </w:rPr>
+            </w:pPr>
             <w:r>
               <w:rPr>
                 <w:b/>
                 <w:bCs/>
+                <w:highlight w:val="yellow"/>
               </w:rPr>
               <w:t>21.1</w:t>
             </w:r>
@@ -2630,10 +3110,16 @@
             <w:vAlign w:val="center"/>
           </w:tcPr>
           <w:p>
+            <w:pPr>
+              <w:rPr>
+                <w:highlight w:val="yellow"/>
+              </w:rPr>
+            </w:pPr>
             <w:r>
               <w:rPr>
                 <w:b/>
                 <w:bCs/>
+                <w:highlight w:val="yellow"/>
               </w:rPr>
               <w:t>21.2</w:t>
             </w:r>
@@ -2645,10 +3131,16 @@
             <w:vAlign w:val="center"/>
           </w:tcPr>
           <w:p>
+            <w:pPr>
+              <w:rPr>
+                <w:highlight w:val="yellow"/>
+              </w:rPr>
+            </w:pPr>
             <w:r>
               <w:rPr>
                 <w:b/>
                 <w:bCs/>
+                <w:highlight w:val="yellow"/>
               </w:rPr>
               <w:t>21.3</w:t>
             </w:r>
@@ -2660,10 +3152,16 @@
             <w:vAlign w:val="center"/>
           </w:tcPr>
           <w:p>
+            <w:pPr>
+              <w:rPr>
+                <w:highlight w:val="yellow"/>
+              </w:rPr>
+            </w:pPr>
             <w:r>
               <w:rPr>
                 <w:b/>
                 <w:bCs/>
+                <w:highlight w:val="yellow"/>
               </w:rPr>
               <w:t>21.4</w:t>
             </w:r>
@@ -2686,27 +3184,15 @@
             <w:tcW w:w="567" w:type="dxa"/>
           </w:tcPr>
           <w:p>
+            <w:pPr>
+              <w:rPr>
+                <w:highlight w:val="yellow"/>
+              </w:rPr>
+            </w:pPr>
             <w:r>
-              <w:t>+</w:t>
-            </w:r>
-          </w:p>
-        </w:tc>
-        <w:tc>
-          <w:tcPr>
-            <w:tcW w:w="567" w:type="dxa"/>
-          </w:tcPr>
-          <w:p>
-            <w:r>
-              <w:t>+</w:t>
-            </w:r>
-          </w:p>
-        </w:tc>
-        <w:tc>
-          <w:tcPr>
-            <w:tcW w:w="567" w:type="dxa"/>
-          </w:tcPr>
-          <w:p>
-            <w:r>
+              <w:rPr>
+                <w:highlight w:val="yellow"/>
+              </w:rPr>
               <w:t>+</w:t>
             </w:r>
           </w:p>
@@ -2718,23 +3204,13 @@
           <w:p>
             <w:pPr>
               <w:rPr>
-                <w:lang w:val="en-US"/>
+                <w:highlight w:val="yellow"/>
               </w:rPr>
             </w:pPr>
             <w:r>
               <w:rPr>
-                <w:lang w:val="en-US"/>
-              </w:rPr>
-              <w:t>-</w:t>
-            </w:r>
-          </w:p>
-        </w:tc>
-        <w:tc>
-          <w:tcPr>
-            <w:tcW w:w="567" w:type="dxa"/>
-          </w:tcPr>
-          <w:p>
-            <w:r>
+                <w:highlight w:val="yellow"/>
+              </w:rPr>
               <w:t>+</w:t>
             </w:r>
           </w:p>
@@ -2746,23 +3222,13 @@
           <w:p>
             <w:pPr>
               <w:rPr>
-                <w:lang w:val="en-US"/>
+                <w:highlight w:val="yellow"/>
               </w:rPr>
             </w:pPr>
             <w:r>
               <w:rPr>
-                <w:lang w:val="en-US"/>
-              </w:rPr>
-              <w:t>-</w:t>
-            </w:r>
-          </w:p>
-        </w:tc>
-        <w:tc>
-          <w:tcPr>
-            <w:tcW w:w="567" w:type="dxa"/>
-          </w:tcPr>
-          <w:p>
-            <w:r>
+                <w:highlight w:val="yellow"/>
+              </w:rPr>
               <w:t>+</w:t>
             </w:r>
           </w:p>
@@ -2774,11 +3240,13 @@
           <w:p>
             <w:pPr>
               <w:rPr>
+                <w:highlight w:val="yellow"/>
                 <w:lang w:val="en-US"/>
               </w:rPr>
             </w:pPr>
             <w:r>
               <w:rPr>
+                <w:highlight w:val="yellow"/>
                 <w:lang w:val="en-US"/>
               </w:rPr>
               <w:t>-</w:t>
@@ -2790,7 +3258,91 @@
             <w:tcW w:w="567" w:type="dxa"/>
           </w:tcPr>
           <w:p>
+            <w:pPr>
+              <w:rPr>
+                <w:highlight w:val="yellow"/>
+              </w:rPr>
+            </w:pPr>
             <w:r>
+              <w:rPr>
+                <w:highlight w:val="yellow"/>
+              </w:rPr>
+              <w:t>+</w:t>
+            </w:r>
+          </w:p>
+        </w:tc>
+        <w:tc>
+          <w:tcPr>
+            <w:tcW w:w="567" w:type="dxa"/>
+          </w:tcPr>
+          <w:p>
+            <w:pPr>
+              <w:rPr>
+                <w:highlight w:val="yellow"/>
+                <w:lang w:val="en-US"/>
+              </w:rPr>
+            </w:pPr>
+            <w:r>
+              <w:rPr>
+                <w:highlight w:val="yellow"/>
+                <w:lang w:val="en-US"/>
+              </w:rPr>
+              <w:t>-</w:t>
+            </w:r>
+          </w:p>
+        </w:tc>
+        <w:tc>
+          <w:tcPr>
+            <w:tcW w:w="567" w:type="dxa"/>
+          </w:tcPr>
+          <w:p>
+            <w:pPr>
+              <w:rPr>
+                <w:highlight w:val="yellow"/>
+              </w:rPr>
+            </w:pPr>
+            <w:r>
+              <w:rPr>
+                <w:highlight w:val="yellow"/>
+              </w:rPr>
+              <w:t>+</w:t>
+            </w:r>
+          </w:p>
+        </w:tc>
+        <w:tc>
+          <w:tcPr>
+            <w:tcW w:w="567" w:type="dxa"/>
+          </w:tcPr>
+          <w:p>
+            <w:pPr>
+              <w:rPr>
+                <w:highlight w:val="yellow"/>
+                <w:lang w:val="en-US"/>
+              </w:rPr>
+            </w:pPr>
+            <w:r>
+              <w:rPr>
+                <w:highlight w:val="yellow"/>
+                <w:lang w:val="en-US"/>
+              </w:rPr>
+              <w:t>-</w:t>
+            </w:r>
+          </w:p>
+        </w:tc>
+        <w:tc>
+          <w:tcPr>
+            <w:tcW w:w="567" w:type="dxa"/>
+          </w:tcPr>
+          <w:p>
+            <w:pPr>
+              <w:rPr>
+                <w:highlight w:val="yellow"/>
+              </w:rPr>
+            </w:pPr>
+            <w:r>
+              <w:rPr>
+                <w:highlight w:val="yellow"/>
+              </w:rPr>
               <w:t>+</w:t>
             </w:r>
           </w:p>
@@ -2800,7 +3352,15 @@
             <w:tcW w:w="709" w:type="dxa"/>
           </w:tcPr>
           <w:p>
+            <w:pPr>
+              <w:rPr>
+                <w:highlight w:val="yellow"/>
+              </w:rPr>
+            </w:pPr>
             <w:r>
+              <w:rPr>
+                <w:highlight w:val="yellow"/>
+              </w:rPr>
               <w:t>+</w:t>
             </w:r>
           </w:p>
@@ -2812,11 +3372,13 @@
           <w:p>
             <w:pPr>
               <w:rPr>
+                <w:highlight w:val="yellow"/>
                 <w:lang w:val="en-US"/>
               </w:rPr>
             </w:pPr>
             <w:r>
               <w:rPr>
+                <w:highlight w:val="yellow"/>
                 <w:lang w:val="en-US"/>
               </w:rPr>
               <w:t>-</w:t>
@@ -2830,11 +3392,13 @@
           <w:p>
             <w:pPr>
               <w:rPr>
+                <w:highlight w:val="yellow"/>
                 <w:lang w:val="en-US"/>
               </w:rPr>
             </w:pPr>
             <w:r>
               <w:rPr>
+                <w:highlight w:val="yellow"/>
                 <w:lang w:val="en-US"/>
               </w:rPr>
               <w:t>-</w:t>
@@ -2846,7 +3410,15 @@
             <w:tcW w:w="709" w:type="dxa"/>
           </w:tcPr>
           <w:p>
+            <w:pPr>
+              <w:rPr>
+                <w:highlight w:val="yellow"/>
+              </w:rPr>
+            </w:pPr>
             <w:r>
+              <w:rPr>
+                <w:highlight w:val="yellow"/>
+              </w:rPr>
               <w:t>+</w:t>
             </w:r>
           </w:p>
@@ -2868,27 +3440,15 @@
             <w:tcW w:w="567" w:type="dxa"/>
           </w:tcPr>
           <w:p>
+            <w:pPr>
+              <w:rPr>
+                <w:highlight w:val="yellow"/>
+              </w:rPr>
+            </w:pPr>
             <w:r>
-              <w:t>+</w:t>
-            </w:r>
-          </w:p>
-        </w:tc>
-        <w:tc>
-          <w:tcPr>
-            <w:tcW w:w="567" w:type="dxa"/>
-          </w:tcPr>
-          <w:p>
-            <w:r>
-              <w:t>+</w:t>
-            </w:r>
-          </w:p>
-        </w:tc>
-        <w:tc>
-          <w:tcPr>
-            <w:tcW w:w="567" w:type="dxa"/>
-          </w:tcPr>
-          <w:p>
-            <w:r>
+              <w:rPr>
+                <w:highlight w:val="yellow"/>
+              </w:rPr>
               <w:t>+</w:t>
             </w:r>
           </w:p>
@@ -2900,11 +3460,49 @@
           <w:p>
             <w:pPr>
               <w:rPr>
-                <w:lang w:val="en-US"/>
+                <w:highlight w:val="yellow"/>
               </w:rPr>
             </w:pPr>
             <w:r>
               <w:rPr>
+                <w:highlight w:val="yellow"/>
+              </w:rPr>
+              <w:t>+</w:t>
+            </w:r>
+          </w:p>
+        </w:tc>
+        <w:tc>
+          <w:tcPr>
+            <w:tcW w:w="567" w:type="dxa"/>
+          </w:tcPr>
+          <w:p>
+            <w:pPr>
+              <w:rPr>
+                <w:highlight w:val="yellow"/>
+              </w:rPr>
+            </w:pPr>
+            <w:r>
+              <w:rPr>
+                <w:highlight w:val="yellow"/>
+              </w:rPr>
+              <w:t>+</w:t>
+            </w:r>
+          </w:p>
+        </w:tc>
+        <w:tc>
+          <w:tcPr>
+            <w:tcW w:w="567" w:type="dxa"/>
+          </w:tcPr>
+          <w:p>
+            <w:pPr>
+              <w:rPr>
+                <w:highlight w:val="yellow"/>
+                <w:lang w:val="en-US"/>
+              </w:rPr>
+            </w:pPr>
+            <w:r>
+              <w:rPr>
+                <w:highlight w:val="yellow"/>
                 <w:lang w:val="en-US"/>
               </w:rPr>
               <w:t>-</w:t>
@@ -2918,11 +3516,13 @@
           <w:p>
             <w:pPr>
               <w:rPr>
+                <w:highlight w:val="yellow"/>
                 <w:lang w:val="en-US"/>
               </w:rPr>
             </w:pPr>
             <w:r>
               <w:rPr>
+                <w:highlight w:val="yellow"/>
                 <w:lang w:val="en-US"/>
               </w:rPr>
               <w:t>-</w:t>
@@ -2936,11 +3536,13 @@
           <w:p>
             <w:pPr>
               <w:rPr>
+                <w:highlight w:val="yellow"/>
                 <w:lang w:val="en-US"/>
               </w:rPr>
             </w:pPr>
             <w:r>
               <w:rPr>
+                <w:highlight w:val="yellow"/>
                 <w:lang w:val="en-US"/>
               </w:rPr>
               <w:t>-</w:t>
@@ -2954,11 +3556,13 @@
           <w:p>
             <w:pPr>
               <w:rPr>
+                <w:highlight w:val="yellow"/>
                 <w:lang w:val="en-US"/>
               </w:rPr>
             </w:pPr>
             <w:r>
               <w:rPr>
+                <w:highlight w:val="yellow"/>
                 <w:lang w:val="en-US"/>
               </w:rPr>
               <w:t>-</w:t>
@@ -2972,11 +3576,13 @@
           <w:p>
             <w:pPr>
               <w:rPr>
+                <w:highlight w:val="yellow"/>
                 <w:lang w:val="en-US"/>
               </w:rPr>
             </w:pPr>
             <w:r>
               <w:rPr>
+                <w:highlight w:val="yellow"/>
                 <w:lang w:val="en-US"/>
               </w:rPr>
               <w:t>-</w:t>
@@ -2988,7 +3594,15 @@
             <w:tcW w:w="567" w:type="dxa"/>
           </w:tcPr>
           <w:p>
+            <w:pPr>
+              <w:rPr>
+                <w:highlight w:val="yellow"/>
+              </w:rPr>
+            </w:pPr>
             <w:r>
+              <w:rPr>
+                <w:highlight w:val="yellow"/>
+              </w:rPr>
               <w:t>+</w:t>
             </w:r>
           </w:p>
@@ -2998,7 +3612,15 @@
             <w:tcW w:w="709" w:type="dxa"/>
           </w:tcPr>
           <w:p>
+            <w:pPr>
+              <w:rPr>
+                <w:highlight w:val="yellow"/>
+              </w:rPr>
+            </w:pPr>
             <w:r>
+              <w:rPr>
+                <w:highlight w:val="yellow"/>
+              </w:rPr>
               <w:t>+</w:t>
             </w:r>
           </w:p>
@@ -3010,11 +3632,13 @@
           <w:p>
             <w:pPr>
               <w:rPr>
+                <w:highlight w:val="yellow"/>
                 <w:lang w:val="en-US"/>
               </w:rPr>
             </w:pPr>
             <w:r>
               <w:rPr>
+                <w:highlight w:val="yellow"/>
                 <w:lang w:val="en-US"/>
               </w:rPr>
               <w:t>-</w:t>
@@ -3028,11 +3652,13 @@
           <w:p>
             <w:pPr>
               <w:rPr>
+                <w:highlight w:val="yellow"/>
                 <w:lang w:val="en-US"/>
               </w:rPr>
             </w:pPr>
             <w:r>
               <w:rPr>
+                <w:highlight w:val="yellow"/>
                 <w:lang w:val="en-US"/>
               </w:rPr>
               <w:t>-</w:t>
@@ -3044,7 +3670,15 @@
             <w:tcW w:w="709" w:type="dxa"/>
           </w:tcPr>
           <w:p>
+            <w:pPr>
+              <w:rPr>
+                <w:highlight w:val="yellow"/>
+              </w:rPr>
+            </w:pPr>
             <w:r>
+              <w:rPr>
+                <w:highlight w:val="yellow"/>
+              </w:rPr>
               <w:t>+</w:t>
             </w:r>
           </w:p>
@@ -3066,27 +3700,15 @@
             <w:tcW w:w="567" w:type="dxa"/>
           </w:tcPr>
           <w:p>
+            <w:pPr>
+              <w:rPr>
+                <w:highlight w:val="yellow"/>
+              </w:rPr>
+            </w:pPr>
             <w:r>
-              <w:t>+</w:t>
-            </w:r>
-          </w:p>
-        </w:tc>
-        <w:tc>
-          <w:tcPr>
-            <w:tcW w:w="567" w:type="dxa"/>
-          </w:tcPr>
-          <w:p>
-            <w:r>
-              <w:t>+</w:t>
-            </w:r>
-          </w:p>
-        </w:tc>
-        <w:tc>
-          <w:tcPr>
-            <w:tcW w:w="567" w:type="dxa"/>
-          </w:tcPr>
-          <w:p>
-            <w:r>
+              <w:rPr>
+                <w:highlight w:val="yellow"/>
+              </w:rPr>
               <w:t>+</w:t>
             </w:r>
           </w:p>
@@ -3098,23 +3720,13 @@
           <w:p>
             <w:pPr>
               <w:rPr>
-                <w:lang w:val="en-US"/>
+                <w:highlight w:val="yellow"/>
               </w:rPr>
             </w:pPr>
             <w:r>
               <w:rPr>
-                <w:lang w:val="en-US"/>
-              </w:rPr>
-              <w:t>-</w:t>
-            </w:r>
-          </w:p>
-        </w:tc>
-        <w:tc>
-          <w:tcPr>
-            <w:tcW w:w="567" w:type="dxa"/>
-          </w:tcPr>
-          <w:p>
-            <w:r>
+                <w:highlight w:val="yellow"/>
+              </w:rPr>
               <w:t>+</w:t>
             </w:r>
           </w:p>
@@ -3126,11 +3738,31 @@
           <w:p>
             <w:pPr>
               <w:rPr>
-                <w:lang w:val="en-US"/>
+                <w:highlight w:val="yellow"/>
               </w:rPr>
             </w:pPr>
             <w:r>
               <w:rPr>
+                <w:highlight w:val="yellow"/>
+              </w:rPr>
+              <w:t>+</w:t>
+            </w:r>
+          </w:p>
+        </w:tc>
+        <w:tc>
+          <w:tcPr>
+            <w:tcW w:w="567" w:type="dxa"/>
+          </w:tcPr>
+          <w:p>
+            <w:pPr>
+              <w:rPr>
+                <w:highlight w:val="yellow"/>
+                <w:lang w:val="en-US"/>
+              </w:rPr>
+            </w:pPr>
+            <w:r>
+              <w:rPr>
+                <w:highlight w:val="yellow"/>
                 <w:lang w:val="en-US"/>
               </w:rPr>
               <w:t>-</w:t>
@@ -3142,7 +3774,15 @@
             <w:tcW w:w="567" w:type="dxa"/>
           </w:tcPr>
           <w:p>
+            <w:pPr>
+              <w:rPr>
+                <w:highlight w:val="yellow"/>
+              </w:rPr>
+            </w:pPr>
             <w:r>
+              <w:rPr>
+                <w:highlight w:val="yellow"/>
+              </w:rPr>
               <w:t>+</w:t>
             </w:r>
           </w:p>
@@ -3152,7 +3792,35 @@
             <w:tcW w:w="567" w:type="dxa"/>
           </w:tcPr>
           <w:p>
+            <w:pPr>
+              <w:rPr>
+                <w:highlight w:val="yellow"/>
+                <w:lang w:val="en-US"/>
+              </w:rPr>
+            </w:pPr>
             <w:r>
+              <w:rPr>
+                <w:highlight w:val="yellow"/>
+                <w:lang w:val="en-US"/>
+              </w:rPr>
+              <w:t>-</w:t>
+            </w:r>
+          </w:p>
+        </w:tc>
+        <w:tc>
+          <w:tcPr>
+            <w:tcW w:w="567" w:type="dxa"/>
+          </w:tcPr>
+          <w:p>
+            <w:pPr>
+              <w:rPr>
+                <w:highlight w:val="yellow"/>
+              </w:rPr>
+            </w:pPr>
+            <w:r>
+              <w:rPr>
+                <w:highlight w:val="yellow"/>
+              </w:rPr>
               <w:t>+</w:t>
             </w:r>
           </w:p>
@@ -3162,7 +3830,33 @@
             <w:tcW w:w="567" w:type="dxa"/>
           </w:tcPr>
           <w:p>
+            <w:pPr>
+              <w:rPr>
+                <w:highlight w:val="yellow"/>
+              </w:rPr>
+            </w:pPr>
             <w:r>
+              <w:rPr>
+                <w:highlight w:val="yellow"/>
+              </w:rPr>
+              <w:t>+</w:t>
+            </w:r>
+          </w:p>
+        </w:tc>
+        <w:tc>
+          <w:tcPr>
+            <w:tcW w:w="567" w:type="dxa"/>
+          </w:tcPr>
+          <w:p>
+            <w:pPr>
+              <w:rPr>
+                <w:highlight w:val="yellow"/>
+              </w:rPr>
+            </w:pPr>
+            <w:r>
+              <w:rPr>
+                <w:highlight w:val="yellow"/>
+              </w:rPr>
               <w:t>+</w:t>
             </w:r>
           </w:p>
@@ -3172,7 +3866,15 @@
             <w:tcW w:w="709" w:type="dxa"/>
           </w:tcPr>
           <w:p>
+            <w:pPr>
+              <w:rPr>
+                <w:highlight w:val="yellow"/>
+              </w:rPr>
+            </w:pPr>
             <w:r>
+              <w:rPr>
+                <w:highlight w:val="yellow"/>
+              </w:rPr>
               <w:t>+</w:t>
             </w:r>
           </w:p>
@@ -3182,7 +3884,15 @@
             <w:tcW w:w="708" w:type="dxa"/>
           </w:tcPr>
           <w:p>
+            <w:pPr>
+              <w:rPr>
+                <w:highlight w:val="yellow"/>
+              </w:rPr>
+            </w:pPr>
             <w:r>
+              <w:rPr>
+                <w:highlight w:val="yellow"/>
+              </w:rPr>
               <w:t>+</w:t>
             </w:r>
           </w:p>
@@ -3192,7 +3902,15 @@
             <w:tcW w:w="709" w:type="dxa"/>
           </w:tcPr>
           <w:p>
+            <w:pPr>
+              <w:rPr>
+                <w:highlight w:val="yellow"/>
+              </w:rPr>
+            </w:pPr>
             <w:r>
+              <w:rPr>
+                <w:highlight w:val="yellow"/>
+              </w:rPr>
               <w:t>+</w:t>
             </w:r>
           </w:p>
@@ -3202,7 +3920,15 @@
             <w:tcW w:w="709" w:type="dxa"/>
           </w:tcPr>
           <w:p>
+            <w:pPr>
+              <w:rPr>
+                <w:highlight w:val="yellow"/>
+              </w:rPr>
+            </w:pPr>
             <w:r>
+              <w:rPr>
+                <w:highlight w:val="yellow"/>
+              </w:rPr>
               <w:t>+</w:t>
             </w:r>
           </w:p>
@@ -3224,7 +3950,15 @@
             <w:tcW w:w="567" w:type="dxa"/>
           </w:tcPr>
           <w:p>
+            <w:pPr>
+              <w:rPr>
+                <w:highlight w:val="yellow"/>
+              </w:rPr>
+            </w:pPr>
             <w:r>
+              <w:rPr>
+                <w:highlight w:val="yellow"/>
+              </w:rPr>
               <w:t>+</w:t>
             </w:r>
           </w:p>
@@ -3236,11 +3970,13 @@
           <w:p>
             <w:pPr>
               <w:rPr>
+                <w:highlight w:val="yellow"/>
                 <w:lang w:val="en-US"/>
               </w:rPr>
             </w:pPr>
             <w:r>
               <w:rPr>
+                <w:highlight w:val="yellow"/>
                 <w:lang w:val="en-US"/>
               </w:rPr>
               <w:t>-</w:t>
@@ -3252,7 +3988,15 @@
             <w:tcW w:w="567" w:type="dxa"/>
           </w:tcPr>
           <w:p>
+            <w:pPr>
+              <w:rPr>
+                <w:highlight w:val="yellow"/>
+              </w:rPr>
+            </w:pPr>
             <w:r>
+              <w:rPr>
+                <w:highlight w:val="yellow"/>
+              </w:rPr>
               <w:t>+</w:t>
             </w:r>
           </w:p>
@@ -3262,7 +4006,15 @@
             <w:tcW w:w="567" w:type="dxa"/>
           </w:tcPr>
           <w:p>
+            <w:pPr>
+              <w:rPr>
+                <w:highlight w:val="yellow"/>
+              </w:rPr>
+            </w:pPr>
             <w:r>
+              <w:rPr>
+                <w:highlight w:val="yellow"/>
+              </w:rPr>
               <w:t>+</w:t>
             </w:r>
           </w:p>
@@ -3272,7 +4024,15 @@
             <w:tcW w:w="567" w:type="dxa"/>
           </w:tcPr>
           <w:p>
+            <w:pPr>
+              <w:rPr>
+                <w:highlight w:val="yellow"/>
+              </w:rPr>
+            </w:pPr>
             <w:r>
+              <w:rPr>
+                <w:highlight w:val="yellow"/>
+              </w:rPr>
               <w:t>+</w:t>
             </w:r>
           </w:p>
@@ -3282,7 +4042,15 @@
             <w:tcW w:w="567" w:type="dxa"/>
           </w:tcPr>
           <w:p>
+            <w:pPr>
+              <w:rPr>
+                <w:highlight w:val="yellow"/>
+              </w:rPr>
+            </w:pPr>
             <w:r>
+              <w:rPr>
+                <w:highlight w:val="yellow"/>
+              </w:rPr>
               <w:t>+</w:t>
             </w:r>
           </w:p>
@@ -3292,7 +4060,15 @@
             <w:tcW w:w="567" w:type="dxa"/>
           </w:tcPr>
           <w:p>
+            <w:pPr>
+              <w:rPr>
+                <w:highlight w:val="yellow"/>
+              </w:rPr>
+            </w:pPr>
             <w:r>
+              <w:rPr>
+                <w:highlight w:val="yellow"/>
+              </w:rPr>
               <w:t>+</w:t>
             </w:r>
           </w:p>
@@ -3302,7 +4078,15 @@
             <w:tcW w:w="567" w:type="dxa"/>
           </w:tcPr>
           <w:p>
+            <w:pPr>
+              <w:rPr>
+                <w:highlight w:val="yellow"/>
+              </w:rPr>
+            </w:pPr>
             <w:r>
+              <w:rPr>
+                <w:highlight w:val="yellow"/>
+              </w:rPr>
               <w:t>+</w:t>
             </w:r>
           </w:p>
@@ -3312,7 +4096,15 @@
             <w:tcW w:w="567" w:type="dxa"/>
           </w:tcPr>
           <w:p>
+            <w:pPr>
+              <w:rPr>
+                <w:highlight w:val="yellow"/>
+              </w:rPr>
+            </w:pPr>
             <w:r>
+              <w:rPr>
+                <w:highlight w:val="yellow"/>
+              </w:rPr>
               <w:t>+</w:t>
             </w:r>
           </w:p>
@@ -3322,7 +4114,15 @@
             <w:tcW w:w="709" w:type="dxa"/>
           </w:tcPr>
           <w:p>
+            <w:pPr>
+              <w:rPr>
+                <w:highlight w:val="yellow"/>
+              </w:rPr>
+            </w:pPr>
             <w:r>
+              <w:rPr>
+                <w:highlight w:val="yellow"/>
+              </w:rPr>
               <w:t>+</w:t>
             </w:r>
           </w:p>
@@ -3332,7 +4132,15 @@
             <w:tcW w:w="708" w:type="dxa"/>
           </w:tcPr>
           <w:p>
+            <w:pPr>
+              <w:rPr>
+                <w:highlight w:val="yellow"/>
+              </w:rPr>
+            </w:pPr>
             <w:r>
+              <w:rPr>
+                <w:highlight w:val="yellow"/>
+              </w:rPr>
               <w:t>+</w:t>
             </w:r>
           </w:p>
@@ -3342,7 +4150,15 @@
             <w:tcW w:w="709" w:type="dxa"/>
           </w:tcPr>
           <w:p>
+            <w:pPr>
+              <w:rPr>
+                <w:highlight w:val="yellow"/>
+              </w:rPr>
+            </w:pPr>
             <w:r>
+              <w:rPr>
+                <w:highlight w:val="yellow"/>
+              </w:rPr>
               <w:t>+</w:t>
             </w:r>
           </w:p>
@@ -3352,7 +4168,15 @@
             <w:tcW w:w="709" w:type="dxa"/>
           </w:tcPr>
           <w:p>
+            <w:pPr>
+              <w:rPr>
+                <w:highlight w:val="yellow"/>
+              </w:rPr>
+            </w:pPr>
             <w:r>
+              <w:rPr>
+                <w:highlight w:val="yellow"/>
+              </w:rPr>
               <w:t>+</w:t>
             </w:r>
           </w:p>
@@ -3374,7 +4198,15 @@
             <w:tcW w:w="567" w:type="dxa"/>
           </w:tcPr>
           <w:p>
+            <w:pPr>
+              <w:rPr>
+                <w:highlight w:val="yellow"/>
+              </w:rPr>
+            </w:pPr>
             <w:r>
+              <w:rPr>
+                <w:highlight w:val="yellow"/>
+              </w:rPr>
               <w:t>+</w:t>
             </w:r>
           </w:p>
@@ -3386,11 +4218,13 @@
           <w:p>
             <w:pPr>
               <w:rPr>
+                <w:highlight w:val="yellow"/>
                 <w:lang w:val="en-US"/>
               </w:rPr>
             </w:pPr>
             <w:r>
               <w:rPr>
+                <w:highlight w:val="yellow"/>
                 <w:lang w:val="en-US"/>
               </w:rPr>
               <w:t>-</w:t>
@@ -3404,11 +4238,13 @@
           <w:p>
             <w:pPr>
               <w:rPr>
+                <w:highlight w:val="yellow"/>
                 <w:lang w:val="en-US"/>
               </w:rPr>
             </w:pPr>
             <w:r>
               <w:rPr>
+                <w:highlight w:val="yellow"/>
                 <w:lang w:val="en-US"/>
               </w:rPr>
               <w:t>-</w:t>
@@ -3422,11 +4258,13 @@
           <w:p>
             <w:pPr>
               <w:rPr>
+                <w:highlight w:val="yellow"/>
                 <w:lang w:val="en-US"/>
               </w:rPr>
             </w:pPr>
             <w:r>
               <w:rPr>
+                <w:highlight w:val="yellow"/>
                 <w:lang w:val="en-US"/>
               </w:rPr>
               <w:t>-</w:t>
@@ -3440,11 +4278,13 @@
           <w:p>
             <w:pPr>
               <w:rPr>
+                <w:highlight w:val="yellow"/>
                 <w:lang w:val="en-US"/>
               </w:rPr>
             </w:pPr>
             <w:r>
               <w:rPr>
+                <w:highlight w:val="yellow"/>
                 <w:lang w:val="en-US"/>
               </w:rPr>
               <w:t>-</w:t>
@@ -3458,11 +4298,13 @@
           <w:p>
             <w:pPr>
               <w:rPr>
+                <w:highlight w:val="yellow"/>
                 <w:lang w:val="en-US"/>
               </w:rPr>
             </w:pPr>
             <w:r>
               <w:rPr>
+                <w:highlight w:val="yellow"/>
                 <w:lang w:val="en-US"/>
               </w:rPr>
               <w:t>-</w:t>
@@ -3476,11 +4318,13 @@
           <w:p>
             <w:pPr>
               <w:rPr>
+                <w:highlight w:val="yellow"/>
                 <w:lang w:val="en-US"/>
               </w:rPr>
             </w:pPr>
             <w:r>
               <w:rPr>
+                <w:highlight w:val="yellow"/>
                 <w:lang w:val="en-US"/>
               </w:rPr>
               <w:t>-</w:t>
@@ -3494,11 +4338,13 @@
           <w:p>
             <w:pPr>
               <w:rPr>
+                <w:highlight w:val="yellow"/>
                 <w:lang w:val="en-US"/>
               </w:rPr>
             </w:pPr>
             <w:r>
               <w:rPr>
+                <w:highlight w:val="yellow"/>
                 <w:lang w:val="en-US"/>
               </w:rPr>
               <w:t>-</w:t>
@@ -3510,7 +4356,15 @@
             <w:tcW w:w="567" w:type="dxa"/>
           </w:tcPr>
           <w:p>
+            <w:pPr>
+              <w:rPr>
+                <w:highlight w:val="yellow"/>
+              </w:rPr>
+            </w:pPr>
             <w:r>
+              <w:rPr>
+                <w:highlight w:val="yellow"/>
+              </w:rPr>
               <w:t>+</w:t>
             </w:r>
           </w:p>
@@ -3522,11 +4376,13 @@
           <w:p>
             <w:pPr>
               <w:rPr>
+                <w:highlight w:val="yellow"/>
                 <w:lang w:val="en-US"/>
               </w:rPr>
             </w:pPr>
             <w:r>
               <w:rPr>
+                <w:highlight w:val="yellow"/>
                 <w:lang w:val="en-US"/>
               </w:rPr>
               <w:t>-</w:t>
@@ -3540,11 +4396,13 @@
           <w:p>
             <w:pPr>
               <w:rPr>
+                <w:highlight w:val="yellow"/>
                 <w:lang w:val="en-US"/>
               </w:rPr>
             </w:pPr>
             <w:r>
               <w:rPr>
+                <w:highlight w:val="yellow"/>
                 <w:lang w:val="en-US"/>
               </w:rPr>
               <w:t>-</w:t>
@@ -3558,11 +4416,13 @@
           <w:p>
             <w:pPr>
               <w:rPr>
+                <w:highlight w:val="yellow"/>
                 <w:lang w:val="en-US"/>
               </w:rPr>
             </w:pPr>
             <w:r>
               <w:rPr>
+                <w:highlight w:val="yellow"/>
                 <w:lang w:val="en-US"/>
               </w:rPr>
               <w:t>-</w:t>
@@ -3576,11 +4436,13 @@
           <w:p>
             <w:pPr>
               <w:rPr>
+                <w:highlight w:val="yellow"/>
                 <w:lang w:val="en-US"/>
               </w:rPr>
             </w:pPr>
             <w:r>
               <w:rPr>
+                <w:highlight w:val="yellow"/>
                 <w:lang w:val="en-US"/>
               </w:rPr>
               <w:t>-</w:t>
@@ -3618,7 +4480,37 @@
         <w:pStyle w:val="afff2"/>
       </w:pPr>
       <w:r>
-        <w:t>В - профилактическое восстановление, К - профилактический контроль, К1 - первый профилактический контроль, Н - проверка при новом включении (наладка), ТК - технический контроль.</w:t>
+        <w:t>В</w:t>
+      </w:r>
+      <w:r>
+        <w:t xml:space="preserve"> – </w:t>
+      </w:r>
+      <w:r>
+        <w:t xml:space="preserve">профилактическое восстановление, К </w:t>
+      </w:r>
+      <w:r>
+        <w:t xml:space="preserve">– </w:t>
+      </w:r>
+      <w:r>
+        <w:t xml:space="preserve">профилактический контроль, К1 </w:t>
+      </w:r>
+      <w:r>
+        <w:t xml:space="preserve">– </w:t>
+      </w:r>
+      <w:r>
+        <w:t xml:space="preserve">первый профилактический контроль, Н </w:t>
+      </w:r>
+      <w:r>
+        <w:t xml:space="preserve">– </w:t>
+      </w:r>
+      <w:r>
+        <w:t xml:space="preserve">проверка при новом включении (наладка), ТК </w:t>
+      </w:r>
+      <w:r>
+        <w:t xml:space="preserve">– </w:t>
+      </w:r>
+      <w:r>
+        <w:t>технический контроль.</w:t>
       </w:r>
     </w:p>
     <w:p>
@@ -3636,6 +4528,7 @@
     <w:p>
       <w:pPr>
         <w:pStyle w:val="afff2"/>
+        <w:ind w:firstLine="0"/>
         <w:rPr>
           <w:snapToGrid w:val="0"/>
         </w:rPr>
@@ -3656,6 +4549,7 @@
     <w:p>
       <w:pPr>
         <w:pStyle w:val="afff2"/>
+        <w:ind w:firstLine="0"/>
         <w:rPr>
           <w:snapToGrid w:val="0"/>
         </w:rPr>
@@ -3684,6 +4578,7 @@
     <w:p>
       <w:pPr>
         <w:pStyle w:val="afff2"/>
+        <w:ind w:firstLine="0"/>
         <w:rPr>
           <w:b/>
           <w:i/>
@@ -3716,6 +4611,7 @@
     <w:p>
       <w:pPr>
         <w:pStyle w:val="afff2"/>
+        <w:ind w:firstLine="0"/>
         <w:rPr>
           <w:b/>
           <w:snapToGrid w:val="0"/>
@@ -3749,6 +4645,7 @@
     <w:p>
       <w:pPr>
         <w:pStyle w:val="afff2"/>
+        <w:ind w:firstLine="0"/>
         <w:rPr>
           <w:b/>
           <w:i/>
@@ -3775,65 +4672,14 @@
     </w:p>
     <w:p>
       <w:pPr>
-        <w:pStyle w:val="afff2"/>
-        <w:ind w:right="282"/>
-      </w:pPr>
-    </w:p>
-    <w:p>
-      <w:pPr>
-        <w:pStyle w:val="afff2"/>
-        <w:tabs>
-          <w:tab w:val="left" w:pos="3444"/>
-        </w:tabs>
-        <w:ind w:right="282"/>
-      </w:pPr>
-      <w:r>
-        <w:tab/>
-      </w:r>
-    </w:p>
-    <w:p>
-      <w:pPr>
-        <w:pStyle w:val="afff2"/>
-        <w:rPr>
-          <w:i/>
-          <w:iCs/>
-          <w:color w:val="BFBFBF" w:themeColor="background1" w:themeShade="BF"/>
-          <w:sz w:val="20"/>
-          <w:szCs w:val="20"/>
-        </w:rPr>
-      </w:pPr>
-    </w:p>
-    <w:p/>
-    <w:p/>
-    <w:p>
-      <w:pPr>
         <w:tabs>
           <w:tab w:val="left" w:pos="2850"/>
         </w:tabs>
-        <w:rPr>
-          <w:bCs/>
-          <w:i/>
-          <w:iCs/>
-          <w:color w:val="BFBFBF" w:themeColor="background1" w:themeShade="BF"/>
-          <w:sz w:val="20"/>
-        </w:rPr>
-      </w:pPr>
-      <w:r>
-        <w:rPr>
-          <w:bCs/>
-          <w:i/>
-          <w:iCs/>
-          <w:color w:val="BFBFBF" w:themeColor="background1" w:themeShade="BF"/>
-          <w:sz w:val="20"/>
-        </w:rPr>
-        <w:tab/>
-      </w:r>
+      </w:pPr>
     </w:p>
     <w:p>
       <w:pPr>
-        <w:tabs>
-          <w:tab w:val="left" w:pos="2850"/>
-        </w:tabs>
+        <w:pStyle w:val="13"/>
         <w:sectPr>
           <w:headerReference w:type="first" r:id="rId12"/>
           <w:footerReference w:type="first" r:id="rId13"/>
@@ -3844,9 +4690,6 @@
           <w:docGrid w:linePitch="360"/>
         </w:sectPr>
       </w:pPr>
-      <w:r>
-        <w:tab/>
-      </w:r>
     </w:p>
     <w:p>
       <w:pPr>
@@ -4150,6 +4993,8 @@
     <w:r>
       <w:rPr>
         <w:rStyle w:val="afff3"/>
+        <w:sz w:val="20"/>
+        <w:szCs w:val="16"/>
       </w:rPr>
       <w:t>Протокол наладки</w:t>
     </w:r>
@@ -4343,6 +5188,8 @@
     <w:r>
       <w:rPr>
         <w:rStyle w:val="afff3"/>
+        <w:sz w:val="20"/>
+        <w:szCs w:val="16"/>
       </w:rPr>
       <w:t>Протокол наладки</w:t>
     </w:r>
@@ -4415,7 +5262,7 @@
         <w:sz w:val="20"/>
         <w:szCs w:val="16"/>
       </w:rPr>
-      <w:t>Бланк уставок</w:t>
+      <w:t>Протокол наладки</w:t>
     </w:r>
     <w:r>
       <w:rPr>
@@ -4655,33 +5502,25 @@
   <w:p>
     <w:pPr>
       <w:pStyle w:val="afff5"/>
-      <w:rPr>
-        <w:lang w:val="en-US"/>
-      </w:rPr>
-    </w:pPr>
-  </w:p>
-  <w:p>
-    <w:pPr>
-      <w:pStyle w:val="afff5"/>
-      <w:tabs>
-        <w:tab w:val="clear" w:pos="4677"/>
-        <w:tab w:val="clear" w:pos="9355"/>
-        <w:tab w:val="center" w:pos="1937"/>
-      </w:tabs>
-      <w:jc w:val="right"/>
-      <w:rPr>
-        <w:lang w:val="en-US"/>
-      </w:rPr>
+      <w:spacing w:before="240" w:after="240" w:line="240" w:lineRule="auto"/>
     </w:pPr>
     <w:r>
       <w:rPr>
         <w:noProof/>
       </w:rPr>
       <w:drawing>
-        <wp:inline distT="0" distB="0" distL="0" distR="0" wp14:anchorId="2C1CEA65" wp14:editId="4D801B47">
-          <wp:extent cx="2728595" cy="554134"/>
+        <wp:anchor distT="0" distB="0" distL="114300" distR="114300" simplePos="0" relativeHeight="251658240" behindDoc="0" locked="0" layoutInCell="1" allowOverlap="1" wp14:anchorId="4BEDB74C" wp14:editId="65F6DE25">
+          <wp:simplePos x="0" y="0"/>
+          <wp:positionH relativeFrom="margin">
+            <wp:align>right</wp:align>
+          </wp:positionH>
+          <wp:positionV relativeFrom="paragraph">
+            <wp:posOffset>71755</wp:posOffset>
+          </wp:positionV>
+          <wp:extent cx="3239876" cy="657225"/>
           <wp:effectExtent l="0" t="0" r="0" b="0"/>
-          <wp:docPr id="1" name="Рисунок 1"/>
+          <wp:wrapNone/>
+          <wp:docPr id="2" name="Рисунок 2"/>
           <wp:cNvGraphicFramePr>
             <a:graphicFrameLocks xmlns:a="http://schemas.openxmlformats.org/drawingml/2006/main" noChangeAspect="1"/>
           </wp:cNvGraphicFramePr>
@@ -4707,7 +5546,7 @@
                 <pic:spPr>
                   <a:xfrm>
                     <a:off x="0" y="0"/>
-                    <a:ext cx="3083994" cy="626310"/>
+                    <a:ext cx="3239876" cy="657225"/>
                   </a:xfrm>
                   <a:prstGeom prst="rect">
                     <a:avLst/>
@@ -4716,8 +5555,26 @@
               </pic:pic>
             </a:graphicData>
           </a:graphic>
-        </wp:inline>
+          <wp14:sizeRelH relativeFrom="margin">
+            <wp14:pctWidth>0</wp14:pctWidth>
+          </wp14:sizeRelH>
+          <wp14:sizeRelV relativeFrom="margin">
+            <wp14:pctHeight>0</wp14:pctHeight>
+          </wp14:sizeRelV>
+        </wp:anchor>
       </w:drawing>
+    </w:r>
+    <w:r>
+      <w:t>Код ОКПД-2: 27.12.31.000</w:t>
+    </w:r>
+  </w:p>
+  <w:p>
+    <w:pPr>
+      <w:pStyle w:val="afff5"/>
+      <w:spacing w:before="0" w:after="0" w:line="240" w:lineRule="auto"/>
+    </w:pPr>
+    <w:r>
+      <w:t>Код ТН ВЭД: 8537 10 980 0</w:t>
     </w:r>
   </w:p>
   <w:p>
@@ -4726,11 +5583,7 @@
       <w:pBdr>
         <w:bottom w:val="single" w:sz="12" w:space="1" w:color="365F91" w:themeColor="accent1" w:themeShade="BF"/>
       </w:pBdr>
-      <w:tabs>
-        <w:tab w:val="clear" w:pos="4677"/>
-        <w:tab w:val="clear" w:pos="9355"/>
-        <w:tab w:val="center" w:pos="1937"/>
-      </w:tabs>
+      <w:spacing w:after="0" w:line="240" w:lineRule="auto"/>
     </w:pPr>
   </w:p>
 </w:hdr>
@@ -15733,6 +16586,52 @@
       </w:tcPr>
     </w:tblStylePr>
   </w:style>
+  <w:style w:type="paragraph" w:styleId="HTML">
+    <w:name w:val="HTML Preformatted"/>
+    <w:basedOn w:val="af"/>
+    <w:link w:val="HTML0"/>
+    <w:uiPriority w:val="99"/>
+    <w:unhideWhenUsed/>
+    <w:rsid w:val="0044450B"/>
+    <w:pPr>
+      <w:tabs>
+        <w:tab w:val="left" w:pos="916"/>
+        <w:tab w:val="left" w:pos="1832"/>
+        <w:tab w:val="left" w:pos="2748"/>
+        <w:tab w:val="left" w:pos="3664"/>
+        <w:tab w:val="left" w:pos="4580"/>
+        <w:tab w:val="left" w:pos="5496"/>
+        <w:tab w:val="left" w:pos="6412"/>
+        <w:tab w:val="left" w:pos="7328"/>
+        <w:tab w:val="left" w:pos="8244"/>
+        <w:tab w:val="left" w:pos="9160"/>
+        <w:tab w:val="left" w:pos="10076"/>
+        <w:tab w:val="left" w:pos="10992"/>
+        <w:tab w:val="left" w:pos="11908"/>
+        <w:tab w:val="left" w:pos="12824"/>
+        <w:tab w:val="left" w:pos="13740"/>
+        <w:tab w:val="left" w:pos="14656"/>
+      </w:tabs>
+      <w:spacing w:before="0" w:after="0" w:line="240" w:lineRule="auto"/>
+    </w:pPr>
+    <w:rPr>
+      <w:rFonts w:ascii="Courier New" w:hAnsi="Courier New" w:cs="Courier New"/>
+      <w:sz w:val="20"/>
+    </w:rPr>
+  </w:style>
+  <w:style w:type="character" w:customStyle="1" w:styleId="HTML0">
+    <w:name w:val="Стандартный HTML Знак"/>
+    <w:basedOn w:val="af0"/>
+    <w:link w:val="HTML"/>
+    <w:uiPriority w:val="99"/>
+    <w:rsid w:val="0044450B"/>
+    <w:rPr>
+      <w:rFonts w:ascii="Courier New" w:eastAsia="Times New Roman" w:hAnsi="Courier New" w:cs="Courier New"/>
+      <w:sz w:val="20"/>
+      <w:szCs w:val="20"/>
+      <w:lang w:eastAsia="ru-RU"/>
+    </w:rPr>
+  </w:style>
 </w:styles>
 </file>
 

--- a/templates/title_page.docx
+++ b/templates/title_page.docx
@@ -278,6 +278,9 @@
         <w:pStyle w:val="afff2"/>
         <w:spacing w:line="360" w:lineRule="auto"/>
         <w:ind w:firstLine="0"/>
+        <w:rPr>
+          <w:lang w:val="en-US"/>
+        </w:rPr>
       </w:pPr>
       <w:r>
         <w:t>Москва</w:t>
@@ -294,12 +297,16 @@
         <w:t>Дата</w:t>
       </w:r>
       <w:r>
+        <w:rPr>
+          <w:lang w:val="en-US"/>
+        </w:rPr>
         <w:t xml:space="preserve">: </w:t>
       </w:r>
       <w:proofErr w:type="gramStart"/>
       <w:r>
         <w:rPr>
           <w:color w:val="A6A6A6" w:themeColor="background1" w:themeShade="A6"/>
+          <w:lang w:val="en-US"/>
         </w:rPr>
         <w:t xml:space="preserve">{{ </w:t>
       </w:r>
@@ -314,6 +321,7 @@
       <w:r>
         <w:rPr>
           <w:color w:val="A6A6A6" w:themeColor="background1" w:themeShade="A6"/>
+          <w:lang w:val="en-US"/>
         </w:rPr>
         <w:t xml:space="preserve"> }}</w:t>
       </w:r>
@@ -323,6 +331,9 @@
         <w:pStyle w:val="afff2"/>
         <w:spacing w:line="360" w:lineRule="auto"/>
         <w:ind w:firstLine="0"/>
+        <w:rPr>
+          <w:lang w:val="en-US"/>
+        </w:rPr>
       </w:pPr>
     </w:p>
     <w:p>
@@ -330,6 +341,9 @@
         <w:pStyle w:val="afff2"/>
         <w:spacing w:line="360" w:lineRule="auto"/>
         <w:ind w:firstLine="0"/>
+        <w:rPr>
+          <w:lang w:val="en-US"/>
+        </w:rPr>
       </w:pPr>
     </w:p>
     <w:p>
@@ -946,15 +960,7 @@
         <w:t>«</w:t>
       </w:r>
       <w:r>
-        <w:t xml:space="preserve">Программное обеспечение мониторинга и </w:t>
-      </w:r>
-      <w:proofErr w:type="spellStart"/>
-      <w:r>
-        <w:t>параметрирования</w:t>
-      </w:r>
-      <w:proofErr w:type="spellEnd"/>
-      <w:r>
-        <w:t xml:space="preserve"> «ЮНИТ-СЕРВИС</w:t>
+        <w:t>Программное обеспечение мониторинга и параметрирования «ЮНИТ-СЕРВИС</w:t>
       </w:r>
       <w:r>
         <w:t>-</w:t>
@@ -12781,7 +12787,10 @@
     <w:uiPriority w:val="99"/>
     <w:semiHidden/>
     <w:unhideWhenUsed/>
-    <w:rsid w:val="00667F78"/>
+    <w:rsid w:val="004239D9"/>
+    <w:pPr>
+      <w:ind w:firstLine="709"/>
+    </w:pPr>
   </w:style>
   <w:style w:type="character" w:customStyle="1" w:styleId="affff4">
     <w:name w:val="Основной текст Знак"/>
@@ -12789,7 +12798,7 @@
     <w:link w:val="affff3"/>
     <w:uiPriority w:val="99"/>
     <w:semiHidden/>
-    <w:rsid w:val="00667F78"/>
+    <w:rsid w:val="004239D9"/>
     <w:rPr>
       <w:rFonts w:ascii="Arial Narrow" w:eastAsia="Times New Roman" w:hAnsi="Arial Narrow" w:cs="Times New Roman"/>
       <w:sz w:val="24"/>
@@ -14817,12 +14826,12 @@
     <w:basedOn w:val="af"/>
     <w:uiPriority w:val="99"/>
     <w:semiHidden/>
-    <w:rsid w:val="00D76C1B"/>
-    <w:pPr>
+    <w:rsid w:val="001C3A56"/>
+    <w:pPr>
+      <w:ind w:firstLine="709"/>
       <w:jc w:val="both"/>
     </w:pPr>
     <w:rPr>
-      <w:rFonts w:ascii="Times New Roman" w:hAnsi="Times New Roman"/>
       <w:lang w:val="en-US" w:eastAsia="en-US"/>
     </w:rPr>
   </w:style>
@@ -16386,7 +16395,6 @@
   <w:style w:type="paragraph" w:customStyle="1" w:styleId="13">
     <w:name w:val="Обычный1"/>
     <w:basedOn w:val="af"/>
-    <w:next w:val="af"/>
     <w:link w:val="1f5"/>
     <w:qFormat/>
     <w:rsid w:val="00537D18"/>

--- a/templates/title_page.docx
+++ b/templates/title_page.docx
@@ -75,8 +75,7 @@
     </w:p>
     <w:p>
       <w:pPr>
-        <w:pStyle w:val="afffe"/>
-        <w:jc w:val="left"/>
+        <w:pStyle w:val="afffffff9"/>
         <w:rPr>
           <w:lang w:val="en-US"/>
         </w:rPr>
@@ -16640,6 +16639,16 @@
       <w:lang w:eastAsia="ru-RU"/>
     </w:rPr>
   </w:style>
+  <w:style w:type="paragraph" w:customStyle="1" w:styleId="afffffff9">
+    <w:name w:val="ДОК Таблица Текст Без Нумерации"/>
+    <w:basedOn w:val="af7"/>
+    <w:qFormat/>
+    <w:rsid w:val="00BC5258"/>
+    <w:pPr>
+      <w:keepNext/>
+      <w:spacing w:after="120"/>
+    </w:pPr>
+  </w:style>
 </w:styles>
 </file>
 

--- a/templates/title_page.docx
+++ b/templates/title_page.docx
@@ -14825,10 +14825,9 @@
     <w:basedOn w:val="af"/>
     <w:uiPriority w:val="99"/>
     <w:semiHidden/>
-    <w:rsid w:val="001C3A56"/>
+    <w:rsid w:val="002C7EBB"/>
     <w:pPr>
       <w:ind w:firstLine="709"/>
-      <w:jc w:val="both"/>
     </w:pPr>
     <w:rPr>
       <w:lang w:val="en-US" w:eastAsia="en-US"/>

--- a/templates/title_page.docx
+++ b/templates/title_page.docx
@@ -12254,10 +12254,13 @@
     <w:name w:val="ДОК Таблица Текст Центр"/>
     <w:basedOn w:val="affe"/>
     <w:qFormat/>
-    <w:rsid w:val="00901804"/>
+    <w:rsid w:val="00FC389C"/>
     <w:pPr>
       <w:jc w:val="center"/>
     </w:pPr>
+    <w:rPr>
+      <w:sz w:val="20"/>
+    </w:rPr>
   </w:style>
   <w:style w:type="paragraph" w:customStyle="1" w:styleId="afff2">
     <w:name w:val="ДОК Текст"/>

--- a/templates/title_page.docx
+++ b/templates/title_page.docx
@@ -218,11 +218,9 @@
         </w:rPr>
         <w:t xml:space="preserve"> </w:t>
       </w:r>
-      <w:proofErr w:type="spellStart"/>
       <w:r>
         <w:t>Юнител</w:t>
       </w:r>
-      <w:proofErr w:type="spellEnd"/>
       <w:r>
         <w:rPr>
           <w:lang w:val="en-US"/>
@@ -495,14 +493,12 @@
       <w:r>
         <w:t>_</w:t>
       </w:r>
-      <w:proofErr w:type="spellStart"/>
       <w:r>
         <w:rPr>
           <w:lang w:val="en-US"/>
         </w:rPr>
         <w:t>shet</w:t>
       </w:r>
-      <w:proofErr w:type="spellEnd"/>
       <w:r>
         <w:t xml:space="preserve"> </w:t>
       </w:r>
@@ -524,14 +520,12 @@
       <w:r>
         <w:t>_</w:t>
       </w:r>
-      <w:proofErr w:type="spellStart"/>
       <w:r>
         <w:rPr>
           <w:lang w:val="en-US"/>
         </w:rPr>
         <w:t>shet</w:t>
       </w:r>
-      <w:proofErr w:type="spellEnd"/>
       <w:r>
         <w:t xml:space="preserve"> </w:t>
       </w:r>
@@ -826,23 +820,7 @@
           <w:rFonts w:ascii="Consolas" w:hAnsi="Consolas"/>
           <w:color w:val="0F1115"/>
         </w:rPr>
-        <w:t xml:space="preserve"> </w:t>
-      </w:r>
-      <w:proofErr w:type="spellStart"/>
-      <w:r>
-        <w:rPr>
-          <w:rFonts w:ascii="Consolas" w:hAnsi="Consolas"/>
-          <w:color w:val="0F1115"/>
-        </w:rPr>
-        <w:t>endif</w:t>
-      </w:r>
-      <w:proofErr w:type="spellEnd"/>
-      <w:r>
-        <w:rPr>
-          <w:rFonts w:ascii="Consolas" w:hAnsi="Consolas"/>
-          <w:color w:val="0F1115"/>
-        </w:rPr>
-        <w:t xml:space="preserve"> %}</w:t>
+        <w:t xml:space="preserve"> endif %}</w:t>
       </w:r>
     </w:p>
     <w:p>
@@ -1019,13 +997,8 @@
         <w:ind w:left="0" w:firstLine="567"/>
       </w:pPr>
       <w:r>
-        <w:t>СТО 34.01-23.1-001-2017 Объем и нормы испытаний электрооборудования. Утвержден распоряжением ПАО «</w:t>
-      </w:r>
-      <w:proofErr w:type="spellStart"/>
-      <w:r>
-        <w:t>Россети</w:t>
-      </w:r>
-      <w:proofErr w:type="spellEnd"/>
+        <w:t>СТО 34.01-23.1-001-2017 Объем и нормы испытаний электрооборудования. Утвержден распоряжением ПАО «Россети</w:t>
+      </w:r>
       <w:r>
         <w:t>» от 29.05.2017;</w:t>
       </w:r>
@@ -1120,14 +1093,12 @@
       <w:r>
         <w:t xml:space="preserve">- 35 </w:t>
       </w:r>
-      <w:proofErr w:type="spellStart"/>
       <w:r>
         <w:t>кВ</w:t>
       </w:r>
       <w:r>
         <w:t>.</w:t>
       </w:r>
-      <w:proofErr w:type="spellEnd"/>
       <w:r>
         <w:t xml:space="preserve"> 3-е издание, переработанное и дополненное.</w:t>
       </w:r>
@@ -4945,10 +4916,1854 @@
     <w:p/>
     <w:p/>
     <w:p/>
+    <w:p>
+      <w:pPr>
+        <w:sectPr>
+          <w:headerReference w:type="default" r:id="rId14"/>
+          <w:footerReference w:type="default" r:id="rId15"/>
+          <w:pgSz w:w="11907" w:h="16839" w:code="9"/>
+          <w:pgMar w:top="567" w:right="567" w:bottom="567" w:left="1418" w:header="227" w:footer="227" w:gutter="0"/>
+          <w:cols w:space="708"/>
+          <w:docGrid w:linePitch="360"/>
+        </w:sectPr>
+      </w:pPr>
+    </w:p>
+    <w:p>
+      <w:pPr>
+        <w:pStyle w:val="14"/>
+      </w:pPr>
+      <w:bookmarkStart w:id="0" w:name="X6df0dc407ac9d0d35d77f3b02cf3de2e76409b0"/>
+      <w:r>
+        <w:lastRenderedPageBreak/>
+        <w:t>1</w:t>
+      </w:r>
+      <w:r>
+        <w:tab/>
+        <w:t>Климатические условия проведения испытаний</w:t>
+      </w:r>
+    </w:p>
+    <w:p>
+      <w:pPr>
+        <w:pStyle w:val="311"/>
+        <w:rPr>
+          <w:lang w:val="ru-RU"/>
+        </w:rPr>
+      </w:pPr>
+      <w:r>
+        <w:rPr>
+          <w:lang w:val="ru-RU"/>
+        </w:rPr>
+        <w:t>Температура окружающей среды _____ºС;</w:t>
+      </w:r>
+    </w:p>
+    <w:p>
+      <w:pPr>
+        <w:pStyle w:val="311"/>
+        <w:rPr>
+          <w:lang w:val="ru-RU"/>
+        </w:rPr>
+      </w:pPr>
+      <w:r>
+        <w:rPr>
+          <w:lang w:val="ru-RU"/>
+        </w:rPr>
+        <w:t>Атмосферное давление _______ мм.рт.ст.;</w:t>
+      </w:r>
+    </w:p>
+    <w:p>
+      <w:pPr>
+        <w:pStyle w:val="311"/>
+        <w:rPr>
+          <w:lang w:val="ru-RU"/>
+        </w:rPr>
+      </w:pPr>
+      <w:r>
+        <w:rPr>
+          <w:lang w:val="ru-RU"/>
+        </w:rPr>
+        <w:t>Влажность воздуха ______ %.</w:t>
+      </w:r>
+    </w:p>
+    <w:p>
+      <w:pPr>
+        <w:pStyle w:val="14"/>
+      </w:pPr>
+      <w:bookmarkStart w:id="1" w:name="основные-технические-данные"/>
+      <w:bookmarkEnd w:id="0"/>
+      <w:r>
+        <w:t>2</w:t>
+      </w:r>
+      <w:r>
+        <w:tab/>
+        <w:t>Основные технические данные устройств</w:t>
+      </w:r>
+    </w:p>
+    <w:p>
+      <w:pPr>
+        <w:pStyle w:val="afffffff9"/>
+      </w:pPr>
+      <w:bookmarkStart w:id="2" w:name="устройство"/>
+      <w:r>
+        <w:t>Таблица 2.1</w:t>
+      </w:r>
+      <w:r>
+        <w:t xml:space="preserve"> – </w:t>
+      </w:r>
+      <w:r>
+        <w:t>Технические данные ЮНИТ</w:t>
+      </w:r>
+      <w:r>
+        <w:t xml:space="preserve"> </w:t>
+      </w:r>
+      <w:r>
+        <w:t>&lt;&lt;REPEAT_UNIT&gt;&gt;</w:t>
+      </w:r>
+    </w:p>
+    <w:tbl>
+      <w:tblPr>
+        <w:tblStyle w:val="aff7"/>
+        <w:tblW w:w="0" w:type="auto"/>
+        <w:tblLook w:val="04A0" w:firstRow="1" w:lastRow="0" w:firstColumn="1" w:lastColumn="0" w:noHBand="0" w:noVBand="1"/>
+      </w:tblPr>
+      <w:tblGrid>
+        <w:gridCol w:w="2689"/>
+        <w:gridCol w:w="7223"/>
+      </w:tblGrid>
+      <w:tr>
+        <w:tc>
+          <w:tcPr>
+            <w:tcW w:w="2689" w:type="dxa"/>
+            <w:shd w:val="clear" w:color="auto" w:fill="B8CCE4" w:themeFill="accent1" w:themeFillTint="66"/>
+            <w:vAlign w:val="center"/>
+          </w:tcPr>
+          <w:p>
+            <w:pPr>
+              <w:pStyle w:val="afff1"/>
+              <w:rPr>
+                <w:b/>
+                <w:bCs w:val="0"/>
+              </w:rPr>
+            </w:pPr>
+            <w:r>
+              <w:rPr>
+                <w:b/>
+                <w:bCs w:val="0"/>
+              </w:rPr>
+              <w:t>Код заказа ЮНИТ</w:t>
+            </w:r>
+          </w:p>
+        </w:tc>
+        <w:tc>
+          <w:tcPr>
+            <w:tcW w:w="7223" w:type="dxa"/>
+            <w:vAlign w:val="center"/>
+          </w:tcPr>
+          <w:p>
+            <w:pPr>
+              <w:pStyle w:val="afff1"/>
+            </w:pPr>
+            <w:r>
+              <w:t>&lt;&lt;CODE&gt;&gt;</w:t>
+            </w:r>
+          </w:p>
+        </w:tc>
+      </w:tr>
+      <w:tr>
+        <w:tc>
+          <w:tcPr>
+            <w:tcW w:w="2689" w:type="dxa"/>
+            <w:shd w:val="clear" w:color="auto" w:fill="B8CCE4" w:themeFill="accent1" w:themeFillTint="66"/>
+            <w:vAlign w:val="center"/>
+          </w:tcPr>
+          <w:p>
+            <w:pPr>
+              <w:pStyle w:val="afff1"/>
+              <w:rPr>
+                <w:b/>
+                <w:bCs w:val="0"/>
+              </w:rPr>
+            </w:pPr>
+            <w:r>
+              <w:rPr>
+                <w:b/>
+                <w:bCs w:val="0"/>
+              </w:rPr>
+              <w:t>Заводской номер</w:t>
+            </w:r>
+          </w:p>
+        </w:tc>
+        <w:tc>
+          <w:tcPr>
+            <w:tcW w:w="7223" w:type="dxa"/>
+            <w:vAlign w:val="center"/>
+          </w:tcPr>
+          <w:p>
+            <w:pPr>
+              <w:pStyle w:val="afff1"/>
+              <w:rPr>
+                <w:lang w:val="en-US"/>
+              </w:rPr>
+            </w:pPr>
+          </w:p>
+        </w:tc>
+      </w:tr>
+      <w:tr>
+        <w:tc>
+          <w:tcPr>
+            <w:tcW w:w="2689" w:type="dxa"/>
+            <w:shd w:val="clear" w:color="auto" w:fill="B8CCE4" w:themeFill="accent1" w:themeFillTint="66"/>
+            <w:vAlign w:val="center"/>
+          </w:tcPr>
+          <w:p>
+            <w:pPr>
+              <w:pStyle w:val="afff1"/>
+              <w:rPr>
+                <w:b/>
+                <w:bCs w:val="0"/>
+              </w:rPr>
+            </w:pPr>
+            <w:r>
+              <w:rPr>
+                <w:b/>
+                <w:bCs w:val="0"/>
+              </w:rPr>
+              <w:t>Завод-изготовитель</w:t>
+            </w:r>
+          </w:p>
+        </w:tc>
+        <w:tc>
+          <w:tcPr>
+            <w:tcW w:w="7223" w:type="dxa"/>
+            <w:vAlign w:val="center"/>
+          </w:tcPr>
+          <w:p>
+            <w:pPr>
+              <w:pStyle w:val="afff1"/>
+            </w:pPr>
+            <w:r>
+              <w:t>ООО Юнител Инжиниринг</w:t>
+            </w:r>
+          </w:p>
+        </w:tc>
+      </w:tr>
+      <w:tr>
+        <w:tc>
+          <w:tcPr>
+            <w:tcW w:w="2689" w:type="dxa"/>
+            <w:shd w:val="clear" w:color="auto" w:fill="B8CCE4" w:themeFill="accent1" w:themeFillTint="66"/>
+            <w:vAlign w:val="center"/>
+          </w:tcPr>
+          <w:p>
+            <w:pPr>
+              <w:pStyle w:val="afff1"/>
+              <w:rPr>
+                <w:b/>
+                <w:bCs w:val="0"/>
+              </w:rPr>
+            </w:pPr>
+            <w:r>
+              <w:rPr>
+                <w:b/>
+                <w:bCs w:val="0"/>
+              </w:rPr>
+              <w:t>Год выпуска</w:t>
+            </w:r>
+          </w:p>
+        </w:tc>
+        <w:tc>
+          <w:tcPr>
+            <w:tcW w:w="7223" w:type="dxa"/>
+            <w:vAlign w:val="center"/>
+          </w:tcPr>
+          <w:p>
+            <w:pPr>
+              <w:pStyle w:val="afff1"/>
+              <w:rPr>
+                <w:lang w:val="en-US"/>
+              </w:rPr>
+            </w:pPr>
+          </w:p>
+        </w:tc>
+      </w:tr>
+      <w:tr>
+        <w:tc>
+          <w:tcPr>
+            <w:tcW w:w="2689" w:type="dxa"/>
+            <w:shd w:val="clear" w:color="auto" w:fill="B8CCE4" w:themeFill="accent1" w:themeFillTint="66"/>
+            <w:vAlign w:val="center"/>
+          </w:tcPr>
+          <w:p>
+            <w:pPr>
+              <w:pStyle w:val="afff1"/>
+              <w:rPr>
+                <w:b/>
+                <w:bCs w:val="0"/>
+              </w:rPr>
+            </w:pPr>
+            <w:r>
+              <w:rPr>
+                <w:b/>
+                <w:bCs w:val="0"/>
+              </w:rPr>
+              <w:t>Uпит, В</w:t>
+            </w:r>
+          </w:p>
+        </w:tc>
+        <w:tc>
+          <w:tcPr>
+            <w:tcW w:w="7223" w:type="dxa"/>
+            <w:vAlign w:val="center"/>
+          </w:tcPr>
+          <w:p>
+            <w:pPr>
+              <w:pStyle w:val="afff1"/>
+            </w:pPr>
+            <w:r>
+              <w:t>=/~220</w:t>
+            </w:r>
+          </w:p>
+        </w:tc>
+      </w:tr>
+    </w:tbl>
+    <w:p>
+      <w:pPr>
+        <w:pStyle w:val="311"/>
+        <w:ind w:firstLine="0"/>
+        <w:rPr>
+          <w:lang w:val="ru-RU"/>
+        </w:rPr>
+      </w:pPr>
+      <w:bookmarkStart w:id="3" w:name="tbl:table21"/>
+      <w:bookmarkEnd w:id="1"/>
+    </w:p>
+    <w:p>
+      <w:pPr>
+        <w:pStyle w:val="afffffff9"/>
+      </w:pPr>
+      <w:bookmarkStart w:id="4" w:name="tbl:table22"/>
+      <w:r>
+        <w:t>Таблица 2.2</w:t>
+      </w:r>
+      <w:r>
+        <w:t xml:space="preserve"> – </w:t>
+      </w:r>
+      <w:r>
+        <w:t>Технические данные ИЧМ</w:t>
+      </w:r>
+      <w:r>
+        <w:t xml:space="preserve"> </w:t>
+      </w:r>
+      <w:r>
+        <w:t>&lt;&lt;REPEAT_HMI&gt;&gt;</w:t>
+      </w:r>
+    </w:p>
+    <w:tbl>
+      <w:tblPr>
+        <w:tblStyle w:val="aff7"/>
+        <w:tblW w:w="0" w:type="auto"/>
+        <w:tblLook w:val="04A0" w:firstRow="1" w:lastRow="0" w:firstColumn="1" w:lastColumn="0" w:noHBand="0" w:noVBand="1"/>
+      </w:tblPr>
+      <w:tblGrid>
+        <w:gridCol w:w="2689"/>
+        <w:gridCol w:w="7223"/>
+      </w:tblGrid>
+      <w:tr>
+        <w:tc>
+          <w:tcPr>
+            <w:tcW w:w="2689" w:type="dxa"/>
+            <w:shd w:val="clear" w:color="auto" w:fill="B8CCE4" w:themeFill="accent1" w:themeFillTint="66"/>
+            <w:vAlign w:val="center"/>
+          </w:tcPr>
+          <w:p>
+            <w:pPr>
+              <w:pStyle w:val="afff1"/>
+              <w:rPr>
+                <w:b/>
+                <w:bCs w:val="0"/>
+                <w:lang w:val="en-US"/>
+              </w:rPr>
+            </w:pPr>
+            <w:r>
+              <w:rPr>
+                <w:b/>
+                <w:bCs w:val="0"/>
+              </w:rPr>
+              <w:t xml:space="preserve">Код заказа </w:t>
+            </w:r>
+            <w:r>
+              <w:rPr>
+                <w:b/>
+                <w:bCs w:val="0"/>
+              </w:rPr>
+              <w:t>ИЧМ</w:t>
+            </w:r>
+          </w:p>
+        </w:tc>
+        <w:tc>
+          <w:tcPr>
+            <w:tcW w:w="7223" w:type="dxa"/>
+            <w:vAlign w:val="center"/>
+          </w:tcPr>
+          <w:p>
+            <w:pPr>
+              <w:pStyle w:val="afff1"/>
+            </w:pPr>
+            <w:r>
+              <w:t>&lt;&lt;CODE&gt;&gt;</w:t>
+            </w:r>
+          </w:p>
+        </w:tc>
+      </w:tr>
+      <w:tr>
+        <w:tc>
+          <w:tcPr>
+            <w:tcW w:w="2689" w:type="dxa"/>
+            <w:shd w:val="clear" w:color="auto" w:fill="B8CCE4" w:themeFill="accent1" w:themeFillTint="66"/>
+            <w:vAlign w:val="center"/>
+          </w:tcPr>
+          <w:p>
+            <w:pPr>
+              <w:pStyle w:val="afff1"/>
+              <w:rPr>
+                <w:b/>
+                <w:bCs w:val="0"/>
+              </w:rPr>
+            </w:pPr>
+            <w:r>
+              <w:rPr>
+                <w:b/>
+                <w:bCs w:val="0"/>
+              </w:rPr>
+              <w:t>Заводской номер</w:t>
+            </w:r>
+          </w:p>
+        </w:tc>
+        <w:tc>
+          <w:tcPr>
+            <w:tcW w:w="7223" w:type="dxa"/>
+            <w:vAlign w:val="center"/>
+          </w:tcPr>
+          <w:p>
+            <w:pPr>
+              <w:pStyle w:val="afff1"/>
+              <w:rPr>
+                <w:lang w:val="en-US"/>
+              </w:rPr>
+            </w:pPr>
+          </w:p>
+        </w:tc>
+      </w:tr>
+      <w:tr>
+        <w:tc>
+          <w:tcPr>
+            <w:tcW w:w="2689" w:type="dxa"/>
+            <w:shd w:val="clear" w:color="auto" w:fill="B8CCE4" w:themeFill="accent1" w:themeFillTint="66"/>
+            <w:vAlign w:val="center"/>
+          </w:tcPr>
+          <w:p>
+            <w:pPr>
+              <w:pStyle w:val="afff1"/>
+              <w:rPr>
+                <w:b/>
+                <w:bCs w:val="0"/>
+              </w:rPr>
+            </w:pPr>
+            <w:r>
+              <w:rPr>
+                <w:b/>
+                <w:bCs w:val="0"/>
+              </w:rPr>
+              <w:t>Завод-изготовитель</w:t>
+            </w:r>
+          </w:p>
+        </w:tc>
+        <w:tc>
+          <w:tcPr>
+            <w:tcW w:w="7223" w:type="dxa"/>
+            <w:vAlign w:val="center"/>
+          </w:tcPr>
+          <w:p>
+            <w:pPr>
+              <w:pStyle w:val="afff1"/>
+            </w:pPr>
+            <w:r>
+              <w:t>ООО Юнител Инжиниринг</w:t>
+            </w:r>
+          </w:p>
+        </w:tc>
+      </w:tr>
+      <w:tr>
+        <w:tc>
+          <w:tcPr>
+            <w:tcW w:w="2689" w:type="dxa"/>
+            <w:shd w:val="clear" w:color="auto" w:fill="B8CCE4" w:themeFill="accent1" w:themeFillTint="66"/>
+            <w:vAlign w:val="center"/>
+          </w:tcPr>
+          <w:p>
+            <w:pPr>
+              <w:pStyle w:val="afff1"/>
+              <w:rPr>
+                <w:b/>
+                <w:bCs w:val="0"/>
+              </w:rPr>
+            </w:pPr>
+            <w:r>
+              <w:rPr>
+                <w:b/>
+                <w:bCs w:val="0"/>
+              </w:rPr>
+              <w:t>Год выпуска</w:t>
+            </w:r>
+          </w:p>
+        </w:tc>
+        <w:tc>
+          <w:tcPr>
+            <w:tcW w:w="7223" w:type="dxa"/>
+            <w:vAlign w:val="center"/>
+          </w:tcPr>
+          <w:p>
+            <w:pPr>
+              <w:pStyle w:val="afff1"/>
+              <w:rPr>
+                <w:lang w:val="en-US"/>
+              </w:rPr>
+            </w:pPr>
+          </w:p>
+        </w:tc>
+      </w:tr>
+      <w:tr>
+        <w:tc>
+          <w:tcPr>
+            <w:tcW w:w="2689" w:type="dxa"/>
+            <w:shd w:val="clear" w:color="auto" w:fill="B8CCE4" w:themeFill="accent1" w:themeFillTint="66"/>
+            <w:vAlign w:val="center"/>
+          </w:tcPr>
+          <w:p>
+            <w:pPr>
+              <w:pStyle w:val="afff1"/>
+              <w:rPr>
+                <w:b/>
+                <w:bCs w:val="0"/>
+              </w:rPr>
+            </w:pPr>
+            <w:r>
+              <w:rPr>
+                <w:b/>
+                <w:bCs w:val="0"/>
+              </w:rPr>
+              <w:t>Uпит, В</w:t>
+            </w:r>
+          </w:p>
+        </w:tc>
+        <w:tc>
+          <w:tcPr>
+            <w:tcW w:w="7223" w:type="dxa"/>
+            <w:vAlign w:val="center"/>
+          </w:tcPr>
+          <w:p>
+            <w:pPr>
+              <w:pStyle w:val="afff1"/>
+            </w:pPr>
+            <w:r>
+              <w:t>=/~220</w:t>
+            </w:r>
+          </w:p>
+        </w:tc>
+      </w:tr>
+    </w:tbl>
+    <w:p>
+      <w:pPr>
+        <w:pStyle w:val="311"/>
+        <w:ind w:firstLine="0"/>
+        <w:rPr>
+          <w:lang w:val="ru-RU"/>
+        </w:rPr>
+      </w:pPr>
+      <w:bookmarkStart w:id="5" w:name="защищаемое-оборудование"/>
+      <w:bookmarkStart w:id="6" w:name="tbl:table23"/>
+      <w:bookmarkEnd w:id="2"/>
+      <w:bookmarkEnd w:id="3"/>
+    </w:p>
+    <w:p>
+      <w:pPr>
+        <w:pStyle w:val="afffffff9"/>
+      </w:pPr>
+      <w:r>
+        <w:t>Таблица 2.3</w:t>
+      </w:r>
+      <w:r>
+        <w:t xml:space="preserve"> – </w:t>
+      </w:r>
+      <w:r>
+        <w:t>Технические данные ВЧ ПРМ/ПРД</w:t>
+      </w:r>
+      <w:r>
+        <w:t xml:space="preserve"> </w:t>
+      </w:r>
+      <w:r>
+        <w:t>&lt;&lt;REPEAT_PRV&gt;&gt;</w:t>
+      </w:r>
+    </w:p>
+    <w:tbl>
+      <w:tblPr>
+        <w:tblStyle w:val="aff7"/>
+        <w:tblW w:w="0" w:type="auto"/>
+        <w:tblLook w:val="04A0" w:firstRow="1" w:lastRow="0" w:firstColumn="1" w:lastColumn="0" w:noHBand="0" w:noVBand="1"/>
+      </w:tblPr>
+      <w:tblGrid>
+        <w:gridCol w:w="2689"/>
+        <w:gridCol w:w="7223"/>
+      </w:tblGrid>
+      <w:tr>
+        <w:tc>
+          <w:tcPr>
+            <w:tcW w:w="2689" w:type="dxa"/>
+            <w:shd w:val="clear" w:color="auto" w:fill="B8CCE4" w:themeFill="accent1" w:themeFillTint="66"/>
+            <w:vAlign w:val="center"/>
+          </w:tcPr>
+          <w:p>
+            <w:pPr>
+              <w:pStyle w:val="afff1"/>
+              <w:rPr>
+                <w:b/>
+                <w:bCs w:val="0"/>
+              </w:rPr>
+            </w:pPr>
+            <w:r>
+              <w:rPr>
+                <w:b/>
+                <w:bCs w:val="0"/>
+              </w:rPr>
+              <w:t>Код заказа ВЧ ПРМ/ПРД</w:t>
+            </w:r>
+          </w:p>
+        </w:tc>
+        <w:tc>
+          <w:tcPr>
+            <w:tcW w:w="7223" w:type="dxa"/>
+            <w:vAlign w:val="center"/>
+          </w:tcPr>
+          <w:p>
+            <w:pPr>
+              <w:pStyle w:val="afff1"/>
+            </w:pPr>
+            <w:r>
+              <w:t>&lt;&lt;CODE&gt;&gt;</w:t>
+            </w:r>
+          </w:p>
+        </w:tc>
+      </w:tr>
+      <w:tr>
+        <w:tc>
+          <w:tcPr>
+            <w:tcW w:w="2689" w:type="dxa"/>
+            <w:shd w:val="clear" w:color="auto" w:fill="B8CCE4" w:themeFill="accent1" w:themeFillTint="66"/>
+            <w:vAlign w:val="center"/>
+          </w:tcPr>
+          <w:p>
+            <w:pPr>
+              <w:pStyle w:val="afff1"/>
+              <w:rPr>
+                <w:b/>
+                <w:bCs w:val="0"/>
+              </w:rPr>
+            </w:pPr>
+            <w:r>
+              <w:rPr>
+                <w:b/>
+                <w:bCs w:val="0"/>
+              </w:rPr>
+              <w:t>Заводской номер</w:t>
+            </w:r>
+          </w:p>
+        </w:tc>
+        <w:tc>
+          <w:tcPr>
+            <w:tcW w:w="7223" w:type="dxa"/>
+            <w:vAlign w:val="center"/>
+          </w:tcPr>
+          <w:p>
+            <w:pPr>
+              <w:pStyle w:val="afff1"/>
+              <w:rPr>
+                <w:lang w:val="en-US"/>
+              </w:rPr>
+            </w:pPr>
+          </w:p>
+        </w:tc>
+      </w:tr>
+      <w:tr>
+        <w:tc>
+          <w:tcPr>
+            <w:tcW w:w="2689" w:type="dxa"/>
+            <w:shd w:val="clear" w:color="auto" w:fill="B8CCE4" w:themeFill="accent1" w:themeFillTint="66"/>
+            <w:vAlign w:val="center"/>
+          </w:tcPr>
+          <w:p>
+            <w:pPr>
+              <w:pStyle w:val="afff1"/>
+              <w:rPr>
+                <w:b/>
+                <w:bCs w:val="0"/>
+              </w:rPr>
+            </w:pPr>
+            <w:r>
+              <w:rPr>
+                <w:b/>
+                <w:bCs w:val="0"/>
+              </w:rPr>
+              <w:t>Завод-изготовитель</w:t>
+            </w:r>
+          </w:p>
+        </w:tc>
+        <w:tc>
+          <w:tcPr>
+            <w:tcW w:w="7223" w:type="dxa"/>
+            <w:vAlign w:val="center"/>
+          </w:tcPr>
+          <w:p>
+            <w:pPr>
+              <w:pStyle w:val="afff1"/>
+            </w:pPr>
+            <w:r>
+              <w:t>ООО Юнител Инжиниринг</w:t>
+            </w:r>
+          </w:p>
+        </w:tc>
+      </w:tr>
+      <w:tr>
+        <w:tc>
+          <w:tcPr>
+            <w:tcW w:w="2689" w:type="dxa"/>
+            <w:shd w:val="clear" w:color="auto" w:fill="B8CCE4" w:themeFill="accent1" w:themeFillTint="66"/>
+            <w:vAlign w:val="center"/>
+          </w:tcPr>
+          <w:p>
+            <w:pPr>
+              <w:pStyle w:val="afff1"/>
+              <w:rPr>
+                <w:b/>
+                <w:bCs w:val="0"/>
+              </w:rPr>
+            </w:pPr>
+            <w:r>
+              <w:rPr>
+                <w:b/>
+                <w:bCs w:val="0"/>
+              </w:rPr>
+              <w:t>Год выпуска</w:t>
+            </w:r>
+          </w:p>
+        </w:tc>
+        <w:tc>
+          <w:tcPr>
+            <w:tcW w:w="7223" w:type="dxa"/>
+            <w:vAlign w:val="center"/>
+          </w:tcPr>
+          <w:p>
+            <w:pPr>
+              <w:pStyle w:val="afff1"/>
+              <w:rPr>
+                <w:lang w:val="en-US"/>
+              </w:rPr>
+            </w:pPr>
+          </w:p>
+        </w:tc>
+      </w:tr>
+      <w:tr>
+        <w:tc>
+          <w:tcPr>
+            <w:tcW w:w="2689" w:type="dxa"/>
+            <w:shd w:val="clear" w:color="auto" w:fill="B8CCE4" w:themeFill="accent1" w:themeFillTint="66"/>
+            <w:vAlign w:val="center"/>
+          </w:tcPr>
+          <w:p>
+            <w:pPr>
+              <w:pStyle w:val="afff1"/>
+              <w:rPr>
+                <w:b/>
+                <w:bCs w:val="0"/>
+              </w:rPr>
+            </w:pPr>
+            <w:r>
+              <w:rPr>
+                <w:b/>
+                <w:bCs w:val="0"/>
+              </w:rPr>
+              <w:t>Uпит, В</w:t>
+            </w:r>
+          </w:p>
+        </w:tc>
+        <w:tc>
+          <w:tcPr>
+            <w:tcW w:w="7223" w:type="dxa"/>
+            <w:vAlign w:val="center"/>
+          </w:tcPr>
+          <w:p>
+            <w:pPr>
+              <w:pStyle w:val="afff1"/>
+            </w:pPr>
+            <w:r>
+              <w:t>=/~220</w:t>
+            </w:r>
+          </w:p>
+        </w:tc>
+      </w:tr>
+    </w:tbl>
+    <w:p>
+      <w:pPr>
+        <w:pStyle w:val="311"/>
+        <w:ind w:firstLine="0"/>
+        <w:rPr>
+          <w:lang w:val="ru-RU"/>
+        </w:rPr>
+      </w:pPr>
+    </w:p>
+    <w:p>
+      <w:pPr>
+        <w:pStyle w:val="14"/>
+      </w:pPr>
+      <w:bookmarkStart w:id="7" w:name="дополнительные-сведения"/>
+      <w:bookmarkEnd w:id="4"/>
+      <w:bookmarkEnd w:id="5"/>
+      <w:bookmarkEnd w:id="6"/>
+      <w:r>
+        <w:t>3</w:t>
+      </w:r>
+      <w:r>
+        <w:tab/>
+        <w:t>Дополнительные сведения</w:t>
+      </w:r>
+    </w:p>
+    <w:p>
+      <w:pPr>
+        <w:pStyle w:val="311"/>
+        <w:rPr>
+          <w:lang w:val="ru-RU"/>
+        </w:rPr>
+      </w:pPr>
+      <w:r>
+        <w:rPr>
+          <w:lang w:val="ru-RU"/>
+        </w:rPr>
+        <w:t>Устройство подключено к трансформаторам тока типа___________________________________ ____________________________________________________________________________________________________________________________________________________________________________________ ______________________________________________________________________________________________________________________________________________________ с коэффициентами трансформации ____________________________________________________________________________________________________________________________________________________________________________________ __________________________________________________________________________________________ __________________________________________________________________________________________</w:t>
+      </w:r>
+    </w:p>
+    <w:p>
+      <w:pPr>
+        <w:pStyle w:val="14"/>
+      </w:pPr>
+      <w:bookmarkStart w:id="8" w:name="уставки-и-конфигурация"/>
+      <w:bookmarkEnd w:id="7"/>
+      <w:r>
+        <w:t>4</w:t>
+      </w:r>
+      <w:r>
+        <w:tab/>
+        <w:t>Уставки и конфигурация</w:t>
+      </w:r>
+    </w:p>
+    <w:p>
+      <w:pPr>
+        <w:pStyle w:val="311"/>
+        <w:rPr>
+          <w:lang w:val="ru-RU"/>
+        </w:rPr>
+      </w:pPr>
+      <w:r>
+        <w:rPr>
+          <w:lang w:val="ru-RU"/>
+        </w:rPr>
+        <w:t xml:space="preserve">Уставки РЗА и параметры конфигурации установлены согласно рабочей документации ______________________________________________________ и бланку уставок___________________ __________________________________________________________________________________________ </w:t>
+      </w:r>
+      <w:r>
+        <w:rPr>
+          <w:lang w:val="ru-RU"/>
+        </w:rPr>
+        <w:lastRenderedPageBreak/>
+        <w:t>В работу введена ____ группа уставок. Рабочие уставки функций РЗА задаются в устройстве с использованием ПО «ЮНИТ-СЕРВИС РЗА» согласно утверждённому бланку уставок. Проверяется возможность считывания информации, а также активации группы уставок с использованием дисплея и кнопок на панели ИЧМ (при наличии модуля ИЧМ). Результат проверки: _______________________________________________________</w:t>
+      </w:r>
+    </w:p>
+    <w:p>
+      <w:pPr>
+        <w:pStyle w:val="14"/>
+      </w:pPr>
+      <w:bookmarkStart w:id="9" w:name="внешний-осмотр"/>
+      <w:bookmarkEnd w:id="8"/>
+      <w:r>
+        <w:t>5</w:t>
+      </w:r>
+      <w:r>
+        <w:tab/>
+        <w:t>Внешний осмотр</w:t>
+      </w:r>
+    </w:p>
+    <w:p>
+      <w:pPr>
+        <w:pStyle w:val="311"/>
+        <w:rPr>
+          <w:lang w:val="ru-RU"/>
+        </w:rPr>
+      </w:pPr>
+      <w:r>
+        <w:rPr>
+          <w:lang w:val="ru-RU"/>
+        </w:rPr>
+        <w:t>Произведен внешний осмотр устройства «ЮНИТ-М300-ДЗТ2», на предмет:</w:t>
+      </w:r>
+    </w:p>
+    <w:p>
+      <w:pPr>
+        <w:pStyle w:val="311"/>
+        <w:numPr>
+          <w:ilvl w:val="0"/>
+          <w:numId w:val="46"/>
+        </w:numPr>
+        <w:rPr>
+          <w:lang w:val="ru-RU"/>
+        </w:rPr>
+      </w:pPr>
+      <w:r>
+        <w:rPr>
+          <w:lang w:val="ru-RU"/>
+        </w:rPr>
+        <w:t>отсутствия повреждений, подтеков воды, в том числе, высохших;</w:t>
+      </w:r>
+    </w:p>
+    <w:p>
+      <w:pPr>
+        <w:pStyle w:val="311"/>
+        <w:numPr>
+          <w:ilvl w:val="0"/>
+          <w:numId w:val="46"/>
+        </w:numPr>
+        <w:rPr>
+          <w:lang w:val="ru-RU"/>
+        </w:rPr>
+      </w:pPr>
+      <w:r>
+        <w:rPr>
+          <w:lang w:val="ru-RU"/>
+        </w:rPr>
+        <w:t>отсутствия налета окислов на металлических поверхностях, отсутствия запыленности;</w:t>
+      </w:r>
+    </w:p>
+    <w:p>
+      <w:pPr>
+        <w:pStyle w:val="311"/>
+        <w:numPr>
+          <w:ilvl w:val="0"/>
+          <w:numId w:val="46"/>
+        </w:numPr>
+        <w:rPr>
+          <w:lang w:val="ru-RU"/>
+        </w:rPr>
+      </w:pPr>
+      <w:r>
+        <w:rPr>
+          <w:lang w:val="ru-RU"/>
+        </w:rPr>
+        <w:t>состояния контактных поверхностей клемм рядов зажимов, в клеммных коробках и сборках (протяжка при необходимости), разъемов интерфейса связи;</w:t>
+      </w:r>
+    </w:p>
+    <w:p>
+      <w:pPr>
+        <w:pStyle w:val="311"/>
+        <w:numPr>
+          <w:ilvl w:val="0"/>
+          <w:numId w:val="46"/>
+        </w:numPr>
+        <w:rPr>
+          <w:lang w:val="ru-RU"/>
+        </w:rPr>
+      </w:pPr>
+      <w:r>
+        <w:rPr>
+          <w:lang w:val="ru-RU"/>
+        </w:rPr>
+        <w:t>отсутствия механических повреждений элементов управления;</w:t>
+      </w:r>
+    </w:p>
+    <w:p>
+      <w:pPr>
+        <w:pStyle w:val="311"/>
+        <w:numPr>
+          <w:ilvl w:val="0"/>
+          <w:numId w:val="46"/>
+        </w:numPr>
+        <w:rPr>
+          <w:lang w:val="ru-RU"/>
+        </w:rPr>
+      </w:pPr>
+      <w:r>
+        <w:rPr>
+          <w:lang w:val="ru-RU"/>
+        </w:rPr>
+        <w:t>соответствия типов, установленных в шкафу аппаратов заводской спецификации и проектной документации (производится только при новом включении устройства);</w:t>
+      </w:r>
+    </w:p>
+    <w:p>
+      <w:pPr>
+        <w:pStyle w:val="311"/>
+        <w:numPr>
+          <w:ilvl w:val="0"/>
+          <w:numId w:val="46"/>
+        </w:numPr>
+        <w:rPr>
+          <w:lang w:val="ru-RU"/>
+        </w:rPr>
+      </w:pPr>
+      <w:r>
+        <w:rPr>
+          <w:lang w:val="ru-RU"/>
+        </w:rPr>
+        <w:t>правильности выполнения концевых разделок контрольных кабелей, уплотнений проходных отверстий;</w:t>
+      </w:r>
+    </w:p>
+    <w:p>
+      <w:pPr>
+        <w:pStyle w:val="311"/>
+        <w:numPr>
+          <w:ilvl w:val="0"/>
+          <w:numId w:val="46"/>
+        </w:numPr>
+        <w:rPr>
+          <w:lang w:val="ru-RU"/>
+        </w:rPr>
+      </w:pPr>
+      <w:r>
+        <w:rPr>
+          <w:lang w:val="ru-RU"/>
+        </w:rPr>
+        <w:t>состояния уплотнений дверей шкафов, кожухов, вторичных выводов трансформаторов тока и напряжения, кабельных вводов, крышек технологических отверстий и т.п.;</w:t>
+      </w:r>
+    </w:p>
+    <w:p>
+      <w:pPr>
+        <w:pStyle w:val="311"/>
+        <w:numPr>
+          <w:ilvl w:val="0"/>
+          <w:numId w:val="46"/>
+        </w:numPr>
+        <w:rPr>
+          <w:lang w:val="ru-RU"/>
+        </w:rPr>
+      </w:pPr>
+      <w:r>
+        <w:rPr>
+          <w:lang w:val="ru-RU"/>
+        </w:rPr>
+        <w:t>состояния и правильности выполнения заземлений цепей вторичных соединений и аппаратуры устройства;</w:t>
+      </w:r>
+    </w:p>
+    <w:p>
+      <w:pPr>
+        <w:pStyle w:val="311"/>
+        <w:numPr>
+          <w:ilvl w:val="0"/>
+          <w:numId w:val="46"/>
+        </w:numPr>
+        <w:rPr>
+          <w:lang w:val="ru-RU"/>
+        </w:rPr>
+      </w:pPr>
+      <w:r>
+        <w:rPr>
+          <w:lang w:val="ru-RU"/>
+        </w:rPr>
+        <w:t>наличия и правильности надписей на элементах устройства и соответствие их функциональному назначению, наличие и правильность маркировки кабелей, жил кабелей и проводов.</w:t>
+      </w:r>
+    </w:p>
+    <w:p>
+      <w:pPr>
+        <w:pStyle w:val="311"/>
+        <w:rPr>
+          <w:lang w:val="ru-RU"/>
+        </w:rPr>
+      </w:pPr>
+      <w:r>
+        <w:rPr>
+          <w:lang w:val="ru-RU"/>
+        </w:rPr>
+        <w:t>Результат проверки: _______________________________________________________</w:t>
+      </w:r>
+    </w:p>
+    <w:p>
+      <w:pPr>
+        <w:pStyle w:val="14"/>
+      </w:pPr>
+      <w:bookmarkStart w:id="10" w:name="X0e50c966c55b2f6f4209c430f930650427220e2"/>
+      <w:bookmarkEnd w:id="9"/>
+      <w:r>
+        <w:t>6</w:t>
+      </w:r>
+      <w:r>
+        <w:tab/>
+        <w:t>Проверка конфигурирования и параметрирования устройства</w:t>
+      </w:r>
+    </w:p>
+    <w:p>
+      <w:pPr>
+        <w:pStyle w:val="311"/>
+        <w:rPr>
+          <w:lang w:val="ru-RU"/>
+        </w:rPr>
+      </w:pPr>
+      <w:r>
+        <w:rPr>
+          <w:lang w:val="ru-RU"/>
+        </w:rPr>
+        <w:t>С помощью ПО «ЮНИТ-СЕРВИС РЗА» загружены текущие настройки конфигурирования и параметрирования устройства (матрица входных и выходных сигналов, настройки светодиодов и функциональных клавиш, конфигурация устройства, настройки регистрации) и произведено сравнение их с последними корректированными настройками.</w:t>
+      </w:r>
+    </w:p>
+    <w:p>
+      <w:pPr>
+        <w:pStyle w:val="311"/>
+        <w:rPr>
+          <w:lang w:val="ru-RU"/>
+        </w:rPr>
+      </w:pPr>
+      <w:r>
+        <w:rPr>
+          <w:lang w:val="ru-RU"/>
+        </w:rPr>
+        <w:t>Результат проверки: _______________________________________________________</w:t>
+      </w:r>
+    </w:p>
+    <w:p>
+      <w:pPr>
+        <w:pStyle w:val="14"/>
+      </w:pPr>
+      <w:bookmarkStart w:id="11" w:name="проверка-состояния-изоляции"/>
+      <w:bookmarkEnd w:id="10"/>
+      <w:r>
+        <w:t>7</w:t>
+      </w:r>
+      <w:r>
+        <w:tab/>
+        <w:t>Проверка состояния изоляции</w:t>
+      </w:r>
+    </w:p>
+    <w:p>
+      <w:pPr>
+        <w:pStyle w:val="22"/>
+      </w:pPr>
+      <w:bookmarkStart w:id="12" w:name="X9687952bc1d30db593d75bc5681b56e0d46ca55"/>
+      <w:r>
+        <w:t>7.1</w:t>
+      </w:r>
+      <w:r>
+        <w:tab/>
+        <w:t>Измерение сопротивления изоляции устройства</w:t>
+      </w:r>
+    </w:p>
+    <w:p>
+      <w:pPr>
+        <w:pStyle w:val="311"/>
+        <w:rPr>
+          <w:lang w:val="ru-RU"/>
+        </w:rPr>
+      </w:pPr>
+      <w:r>
+        <w:rPr>
+          <w:lang w:val="ru-RU"/>
+        </w:rPr>
+        <w:t xml:space="preserve">Произведено измерение сопротивления изоляции всех групп цепей относительно корпуса устройства и между собой мегаомметром с номинальным напряжением 1000 В. Результаты измерений занесены в таблицу </w:t>
+      </w:r>
+      <w:r>
+        <w:t> </w:t>
+      </w:r>
+      <w:hyperlink w:anchor="tbl:table71">
+        <w:r>
+          <w:rPr>
+            <w:rStyle w:val="afff4"/>
+            <w:lang w:val="ru-RU"/>
+          </w:rPr>
+          <w:t>7.1</w:t>
+        </w:r>
+      </w:hyperlink>
+      <w:r>
+        <w:rPr>
+          <w:lang w:val="ru-RU"/>
+        </w:rPr>
+        <w:t>. Норма сопротивления изоляции - не менее 100 МОм.</w:t>
+      </w:r>
+    </w:p>
+    <w:p>
+      <w:pPr>
+        <w:pStyle w:val="afffffff9"/>
+      </w:pPr>
+      <w:bookmarkStart w:id="13" w:name="tbl:table71"/>
+      <w:r>
+        <w:lastRenderedPageBreak/>
+        <w:t>Таблица 7.1. Проверка сопротивления изоляции цепей</w:t>
+      </w:r>
+    </w:p>
+    <w:tbl>
+      <w:tblPr>
+        <w:tblStyle w:val="Table"/>
+        <w:tblW w:w="5000" w:type="pct"/>
+        <w:tblLayout w:type="fixed"/>
+        <w:tblLook w:val="0020" w:firstRow="1" w:lastRow="0" w:firstColumn="0" w:lastColumn="0" w:noHBand="0" w:noVBand="0"/>
+        <w:tblCaption w:val="Таблица 7.1. Проверка сопротивления изоляции цепей"/>
+      </w:tblPr>
+      <w:tblGrid>
+        <w:gridCol w:w="1367"/>
+        <w:gridCol w:w="6039"/>
+        <w:gridCol w:w="2506"/>
+      </w:tblGrid>
+      <w:tr>
+        <w:trPr>
+          <w:cnfStyle w:val="100000000000" w:firstRow="1" w:lastRow="0" w:firstColumn="0" w:lastColumn="0" w:oddVBand="0" w:evenVBand="0" w:oddHBand="0" w:evenHBand="0" w:firstRowFirstColumn="0" w:firstRowLastColumn="0" w:lastRowFirstColumn="0" w:lastRowLastColumn="0"/>
+          <w:tblHeader/>
+        </w:trPr>
+        <w:tc>
+          <w:tcPr>
+            <w:tcW w:w="1092" w:type="dxa"/>
+          </w:tcPr>
+          <w:p>
+            <w:pPr>
+              <w:pStyle w:val="afff1"/>
+            </w:pPr>
+            <w:r>
+              <w:t>Группа №</w:t>
+            </w:r>
+          </w:p>
+        </w:tc>
+        <w:tc>
+          <w:tcPr>
+            <w:tcW w:w="4824" w:type="dxa"/>
+          </w:tcPr>
+          <w:p>
+            <w:pPr>
+              <w:pStyle w:val="afff1"/>
+            </w:pPr>
+            <w:r>
+              <w:t>Наименование цепи</w:t>
+            </w:r>
+          </w:p>
+        </w:tc>
+        <w:tc>
+          <w:tcPr>
+            <w:tcW w:w="2002" w:type="dxa"/>
+          </w:tcPr>
+          <w:p>
+            <w:pPr>
+              <w:pStyle w:val="afff1"/>
+            </w:pPr>
+            <w:r>
+              <w:t>Сопротивление, МОм</w:t>
+            </w:r>
+          </w:p>
+        </w:tc>
+      </w:tr>
+      <w:tr>
+        <w:tc>
+          <w:tcPr>
+            <w:tcW w:w="1092" w:type="dxa"/>
+          </w:tcPr>
+          <w:p>
+            <w:pPr>
+              <w:pStyle w:val="afff1"/>
+            </w:pPr>
+            <w:r>
+              <w:t>1</w:t>
+            </w:r>
+          </w:p>
+        </w:tc>
+        <w:tc>
+          <w:tcPr>
+            <w:tcW w:w="4824" w:type="dxa"/>
+          </w:tcPr>
+          <w:p>
+            <w:pPr>
+              <w:pStyle w:val="afff1"/>
+            </w:pPr>
+            <w:r>
+              <w:t>Цепи переменного тока</w:t>
+            </w:r>
+          </w:p>
+        </w:tc>
+        <w:tc>
+          <w:tcPr>
+            <w:tcW w:w="2002" w:type="dxa"/>
+          </w:tcPr>
+          <w:p>
+            <w:pPr>
+              <w:pStyle w:val="afff1"/>
+            </w:pPr>
+          </w:p>
+        </w:tc>
+      </w:tr>
+      <w:tr>
+        <w:tc>
+          <w:tcPr>
+            <w:tcW w:w="1092" w:type="dxa"/>
+          </w:tcPr>
+          <w:p>
+            <w:pPr>
+              <w:pStyle w:val="afff1"/>
+            </w:pPr>
+            <w:r>
+              <w:t>2</w:t>
+            </w:r>
+          </w:p>
+        </w:tc>
+        <w:tc>
+          <w:tcPr>
+            <w:tcW w:w="4824" w:type="dxa"/>
+          </w:tcPr>
+          <w:p>
+            <w:pPr>
+              <w:pStyle w:val="afff1"/>
+            </w:pPr>
+            <w:r>
+              <w:t>Цепи питания оперативным током</w:t>
+            </w:r>
+          </w:p>
+        </w:tc>
+        <w:tc>
+          <w:tcPr>
+            <w:tcW w:w="2002" w:type="dxa"/>
+          </w:tcPr>
+          <w:p>
+            <w:pPr>
+              <w:pStyle w:val="afff1"/>
+            </w:pPr>
+          </w:p>
+        </w:tc>
+      </w:tr>
+      <w:tr>
+        <w:tc>
+          <w:tcPr>
+            <w:tcW w:w="1092" w:type="dxa"/>
+          </w:tcPr>
+          <w:p>
+            <w:pPr>
+              <w:pStyle w:val="afff1"/>
+            </w:pPr>
+            <w:r>
+              <w:t>3</w:t>
+            </w:r>
+          </w:p>
+        </w:tc>
+        <w:tc>
+          <w:tcPr>
+            <w:tcW w:w="4824" w:type="dxa"/>
+          </w:tcPr>
+          <w:p>
+            <w:pPr>
+              <w:pStyle w:val="afff1"/>
+            </w:pPr>
+            <w:r>
+              <w:t>Цепи выходных реле</w:t>
+            </w:r>
+          </w:p>
+        </w:tc>
+        <w:tc>
+          <w:tcPr>
+            <w:tcW w:w="2002" w:type="dxa"/>
+          </w:tcPr>
+          <w:p>
+            <w:pPr>
+              <w:pStyle w:val="afff1"/>
+            </w:pPr>
+          </w:p>
+        </w:tc>
+      </w:tr>
+      <w:tr>
+        <w:tc>
+          <w:tcPr>
+            <w:tcW w:w="1092" w:type="dxa"/>
+          </w:tcPr>
+          <w:p>
+            <w:pPr>
+              <w:pStyle w:val="afff1"/>
+            </w:pPr>
+            <w:r>
+              <w:t>4</w:t>
+            </w:r>
+          </w:p>
+        </w:tc>
+        <w:tc>
+          <w:tcPr>
+            <w:tcW w:w="4824" w:type="dxa"/>
+          </w:tcPr>
+          <w:p>
+            <w:pPr>
+              <w:pStyle w:val="afff1"/>
+            </w:pPr>
+            <w:r>
+              <w:t>Выходные цепи дискретных сигналов от выходных реле</w:t>
+            </w:r>
+          </w:p>
+        </w:tc>
+        <w:tc>
+          <w:tcPr>
+            <w:tcW w:w="2002" w:type="dxa"/>
+          </w:tcPr>
+          <w:p>
+            <w:pPr>
+              <w:pStyle w:val="afff1"/>
+            </w:pPr>
+          </w:p>
+        </w:tc>
+      </w:tr>
+      <w:tr>
+        <w:tc>
+          <w:tcPr>
+            <w:tcW w:w="1092" w:type="dxa"/>
+          </w:tcPr>
+          <w:p>
+            <w:pPr>
+              <w:pStyle w:val="afff1"/>
+            </w:pPr>
+            <w:r>
+              <w:t>5</w:t>
+            </w:r>
+          </w:p>
+        </w:tc>
+        <w:tc>
+          <w:tcPr>
+            <w:tcW w:w="4824" w:type="dxa"/>
+          </w:tcPr>
+          <w:p>
+            <w:pPr>
+              <w:pStyle w:val="afff1"/>
+            </w:pPr>
+            <w:r>
+              <w:t>Цепи сигнализации</w:t>
+            </w:r>
+          </w:p>
+        </w:tc>
+        <w:tc>
+          <w:tcPr>
+            <w:tcW w:w="2002" w:type="dxa"/>
+          </w:tcPr>
+          <w:p>
+            <w:pPr>
+              <w:pStyle w:val="afff1"/>
+            </w:pPr>
+          </w:p>
+        </w:tc>
+      </w:tr>
+    </w:tbl>
+    <w:bookmarkEnd w:id="11"/>
+    <w:p>
+      <w:pPr>
+        <w:pStyle w:val="311"/>
+      </w:pPr>
+      <w:r>
+        <w:t>Результат проверки: _______________________________________________________</w:t>
+      </w:r>
+    </w:p>
+    <w:p>
+      <w:pPr>
+        <w:pStyle w:val="22"/>
+      </w:pPr>
+      <w:bookmarkStart w:id="14" w:name="Xfe84b6805b603ed1e9a2c84fcd68ec5c091cc8c"/>
+      <w:bookmarkEnd w:id="12"/>
+      <w:r>
+        <w:t>7.2</w:t>
+      </w:r>
+      <w:r>
+        <w:tab/>
+        <w:t>Измерение сопротивления изоляции шкафа с подключенными внешними цепями</w:t>
+      </w:r>
+    </w:p>
+    <w:p>
+      <w:pPr>
+        <w:pStyle w:val="311"/>
+        <w:rPr>
+          <w:lang w:val="ru-RU"/>
+        </w:rPr>
+      </w:pPr>
+      <w:r>
+        <w:rPr>
+          <w:lang w:val="ru-RU"/>
+        </w:rPr>
+        <w:t xml:space="preserve">Произведено измерение сопротивления изоляции всех групп цепей относительно шкафа со всеми подключенными внешними кабельными связями и между собой мегаомметром с номинальным напряжением 1000 В. Результаты измерений занесены в таблицу </w:t>
+      </w:r>
+      <w:r>
+        <w:t> </w:t>
+      </w:r>
+      <w:hyperlink w:anchor="tbl:table72">
+        <w:r>
+          <w:rPr>
+            <w:rStyle w:val="afff4"/>
+            <w:lang w:val="ru-RU"/>
+          </w:rPr>
+          <w:t>7.2</w:t>
+        </w:r>
+      </w:hyperlink>
+      <w:r>
+        <w:rPr>
+          <w:lang w:val="ru-RU"/>
+        </w:rPr>
+        <w:t>. Норма сопротивления изоляции - не менее 1 МОм.</w:t>
+      </w:r>
+    </w:p>
+    <w:p>
+      <w:pPr>
+        <w:pStyle w:val="afffffff9"/>
+      </w:pPr>
+      <w:bookmarkStart w:id="15" w:name="tbl:table72"/>
+      <w:r>
+        <w:t>Таблица 7.2. Проверка сопротивления изоляции цепей</w:t>
+      </w:r>
+    </w:p>
+    <w:tbl>
+      <w:tblPr>
+        <w:tblStyle w:val="Table"/>
+        <w:tblW w:w="5000" w:type="pct"/>
+        <w:tblLayout w:type="fixed"/>
+        <w:tblLook w:val="0020" w:firstRow="1" w:lastRow="0" w:firstColumn="0" w:lastColumn="0" w:noHBand="0" w:noVBand="0"/>
+        <w:tblCaption w:val="Таблица 7.2. Проверка сопротивления изоляции цепей"/>
+      </w:tblPr>
+      <w:tblGrid>
+        <w:gridCol w:w="1367"/>
+        <w:gridCol w:w="6039"/>
+        <w:gridCol w:w="2506"/>
+      </w:tblGrid>
+      <w:tr>
+        <w:trPr>
+          <w:cnfStyle w:val="100000000000" w:firstRow="1" w:lastRow="0" w:firstColumn="0" w:lastColumn="0" w:oddVBand="0" w:evenVBand="0" w:oddHBand="0" w:evenHBand="0" w:firstRowFirstColumn="0" w:firstRowLastColumn="0" w:lastRowFirstColumn="0" w:lastRowLastColumn="0"/>
+          <w:tblHeader/>
+        </w:trPr>
+        <w:tc>
+          <w:tcPr>
+            <w:tcW w:w="1092" w:type="dxa"/>
+          </w:tcPr>
+          <w:p>
+            <w:pPr>
+              <w:pStyle w:val="afff1"/>
+            </w:pPr>
+            <w:r>
+              <w:t>Группа №</w:t>
+            </w:r>
+          </w:p>
+        </w:tc>
+        <w:tc>
+          <w:tcPr>
+            <w:tcW w:w="4824" w:type="dxa"/>
+          </w:tcPr>
+          <w:p>
+            <w:pPr>
+              <w:pStyle w:val="afff1"/>
+            </w:pPr>
+            <w:r>
+              <w:t>Наименование цепи</w:t>
+            </w:r>
+          </w:p>
+        </w:tc>
+        <w:tc>
+          <w:tcPr>
+            <w:tcW w:w="2002" w:type="dxa"/>
+          </w:tcPr>
+          <w:p>
+            <w:pPr>
+              <w:pStyle w:val="afff1"/>
+            </w:pPr>
+            <w:r>
+              <w:t>Сопротивление, МОм</w:t>
+            </w:r>
+          </w:p>
+        </w:tc>
+      </w:tr>
+      <w:tr>
+        <w:tc>
+          <w:tcPr>
+            <w:tcW w:w="1092" w:type="dxa"/>
+          </w:tcPr>
+          <w:p>
+            <w:pPr>
+              <w:pStyle w:val="afff1"/>
+            </w:pPr>
+            <w:r>
+              <w:t>1</w:t>
+            </w:r>
+          </w:p>
+        </w:tc>
+        <w:tc>
+          <w:tcPr>
+            <w:tcW w:w="4824" w:type="dxa"/>
+          </w:tcPr>
+          <w:p>
+            <w:pPr>
+              <w:pStyle w:val="afff1"/>
+            </w:pPr>
+            <w:r>
+              <w:t>Цепи переменного тока</w:t>
+            </w:r>
+          </w:p>
+        </w:tc>
+        <w:tc>
+          <w:tcPr>
+            <w:tcW w:w="2002" w:type="dxa"/>
+          </w:tcPr>
+          <w:p>
+            <w:pPr>
+              <w:pStyle w:val="afff1"/>
+            </w:pPr>
+          </w:p>
+        </w:tc>
+      </w:tr>
+      <w:tr>
+        <w:tc>
+          <w:tcPr>
+            <w:tcW w:w="1092" w:type="dxa"/>
+          </w:tcPr>
+          <w:p>
+            <w:pPr>
+              <w:pStyle w:val="afff1"/>
+            </w:pPr>
+            <w:r>
+              <w:t>2</w:t>
+            </w:r>
+          </w:p>
+        </w:tc>
+        <w:tc>
+          <w:tcPr>
+            <w:tcW w:w="4824" w:type="dxa"/>
+          </w:tcPr>
+          <w:p>
+            <w:pPr>
+              <w:pStyle w:val="afff1"/>
+            </w:pPr>
+            <w:r>
+              <w:t>Цепи питания оперативным током</w:t>
+            </w:r>
+          </w:p>
+        </w:tc>
+        <w:tc>
+          <w:tcPr>
+            <w:tcW w:w="2002" w:type="dxa"/>
+          </w:tcPr>
+          <w:p>
+            <w:pPr>
+              <w:pStyle w:val="afff1"/>
+            </w:pPr>
+          </w:p>
+        </w:tc>
+      </w:tr>
+      <w:tr>
+        <w:tc>
+          <w:tcPr>
+            <w:tcW w:w="1092" w:type="dxa"/>
+          </w:tcPr>
+          <w:p>
+            <w:pPr>
+              <w:pStyle w:val="afff1"/>
+            </w:pPr>
+            <w:r>
+              <w:t>3</w:t>
+            </w:r>
+          </w:p>
+        </w:tc>
+        <w:tc>
+          <w:tcPr>
+            <w:tcW w:w="4824" w:type="dxa"/>
+          </w:tcPr>
+          <w:p>
+            <w:pPr>
+              <w:pStyle w:val="afff1"/>
+            </w:pPr>
+            <w:r>
+              <w:t>Цепи выходных реле</w:t>
+            </w:r>
+          </w:p>
+        </w:tc>
+        <w:tc>
+          <w:tcPr>
+            <w:tcW w:w="2002" w:type="dxa"/>
+          </w:tcPr>
+          <w:p>
+            <w:pPr>
+              <w:pStyle w:val="afff1"/>
+            </w:pPr>
+          </w:p>
+        </w:tc>
+      </w:tr>
+      <w:tr>
+        <w:tc>
+          <w:tcPr>
+            <w:tcW w:w="1092" w:type="dxa"/>
+          </w:tcPr>
+          <w:p>
+            <w:pPr>
+              <w:pStyle w:val="afff1"/>
+            </w:pPr>
+            <w:r>
+              <w:t>4</w:t>
+            </w:r>
+          </w:p>
+        </w:tc>
+        <w:tc>
+          <w:tcPr>
+            <w:tcW w:w="4824" w:type="dxa"/>
+          </w:tcPr>
+          <w:p>
+            <w:pPr>
+              <w:pStyle w:val="afff1"/>
+            </w:pPr>
+            <w:r>
+              <w:t>Выходные цепи дискретных сигналов от выходных реле</w:t>
+            </w:r>
+          </w:p>
+        </w:tc>
+        <w:tc>
+          <w:tcPr>
+            <w:tcW w:w="2002" w:type="dxa"/>
+          </w:tcPr>
+          <w:p>
+            <w:pPr>
+              <w:pStyle w:val="afff1"/>
+            </w:pPr>
+          </w:p>
+        </w:tc>
+      </w:tr>
+      <w:tr>
+        <w:tc>
+          <w:tcPr>
+            <w:tcW w:w="1092" w:type="dxa"/>
+          </w:tcPr>
+          <w:p>
+            <w:pPr>
+              <w:pStyle w:val="afff1"/>
+            </w:pPr>
+            <w:r>
+              <w:t>5</w:t>
+            </w:r>
+          </w:p>
+        </w:tc>
+        <w:tc>
+          <w:tcPr>
+            <w:tcW w:w="4824" w:type="dxa"/>
+          </w:tcPr>
+          <w:p>
+            <w:pPr>
+              <w:pStyle w:val="afff1"/>
+            </w:pPr>
+            <w:r>
+              <w:t>Цепи сигнализации</w:t>
+            </w:r>
+          </w:p>
+        </w:tc>
+        <w:tc>
+          <w:tcPr>
+            <w:tcW w:w="2002" w:type="dxa"/>
+          </w:tcPr>
+          <w:p>
+            <w:pPr>
+              <w:pStyle w:val="afff1"/>
+            </w:pPr>
+          </w:p>
+        </w:tc>
+      </w:tr>
+    </w:tbl>
+    <w:p>
+      <w:pPr>
+        <w:pStyle w:val="14"/>
+      </w:pPr>
+      <w:bookmarkStart w:id="16" w:name="X242d87850b64568d08d7180295cac2ddaededb8"/>
+      <w:bookmarkEnd w:id="13"/>
+      <w:bookmarkEnd w:id="14"/>
+      <w:bookmarkEnd w:id="15"/>
+      <w:r>
+        <w:t>8</w:t>
+      </w:r>
+      <w:r>
+        <w:tab/>
+        <w:t>Проверка на соответствие проектным решениям</w:t>
+      </w:r>
+    </w:p>
+    <w:p>
+      <w:pPr>
+        <w:pStyle w:val="311"/>
+        <w:rPr>
+          <w:lang w:val="ru-RU"/>
+        </w:rPr>
+      </w:pPr>
+      <w:r>
+        <w:rPr>
+          <w:lang w:val="ru-RU"/>
+        </w:rPr>
+        <w:t>Произведен анализ принципиальных схем, задания на настройку устройства РЗА на соответствие принятым проектным решениям и техническим характеристикам (функциям) устройства.</w:t>
+      </w:r>
+    </w:p>
+    <w:p>
+      <w:pPr>
+        <w:pStyle w:val="311"/>
+        <w:rPr>
+          <w:lang w:val="ru-RU"/>
+        </w:rPr>
+      </w:pPr>
+      <w:r>
+        <w:rPr>
+          <w:lang w:val="ru-RU"/>
+        </w:rPr>
+        <w:t>Результат проверки: _______________________________________________________</w:t>
+      </w:r>
+    </w:p>
+    <w:p>
+      <w:pPr>
+        <w:pStyle w:val="14"/>
+      </w:pPr>
+      <w:bookmarkStart w:id="17" w:name="X85ae948ceebeeb232a023f43459d7364299701d"/>
+      <w:bookmarkEnd w:id="16"/>
+      <w:r>
+        <w:t>9</w:t>
+      </w:r>
+      <w:r>
+        <w:tab/>
+        <w:t>Задание требуемой конфигурации, уставок и режимов работы (параметрирование) устройства</w:t>
+      </w:r>
+    </w:p>
+    <w:p>
+      <w:pPr>
+        <w:pStyle w:val="311"/>
+        <w:rPr>
+          <w:lang w:val="ru-RU"/>
+        </w:rPr>
+      </w:pPr>
+      <w:r>
+        <w:rPr>
+          <w:lang w:val="ru-RU"/>
+        </w:rPr>
+        <w:t>С помощью ПО «ЮНИТ-СЕРВИС РЗА» загружены проектные настройки конфигурирования и параметрирования устройства (матрица входных и выходных сигналов, настройки светодиодов и функциональных клавиш, конфигурация устройства, настройки регистрации).</w:t>
+      </w:r>
+    </w:p>
+    <w:p>
+      <w:pPr>
+        <w:pStyle w:val="311"/>
+        <w:rPr>
+          <w:lang w:val="ru-RU"/>
+        </w:rPr>
+      </w:pPr>
+      <w:r>
+        <w:rPr>
+          <w:lang w:val="ru-RU"/>
+        </w:rPr>
+        <w:t>Конфигурация и уставки устройства соответствуют проектным</w:t>
+      </w:r>
+      <w:proofErr w:type="gramStart"/>
+      <w:r>
+        <w:rPr>
+          <w:lang w:val="ru-RU"/>
+        </w:rPr>
+        <w:t>: Да</w:t>
+      </w:r>
+      <w:proofErr w:type="gramEnd"/>
+      <w:r>
+        <w:rPr>
+          <w:lang w:val="ru-RU"/>
+        </w:rPr>
+        <w:t xml:space="preserve"> / Нет</w:t>
+      </w:r>
+      <w:bookmarkEnd w:id="17"/>
+    </w:p>
     <w:p/>
     <w:sectPr>
-      <w:headerReference w:type="default" r:id="rId14"/>
-      <w:footerReference w:type="default" r:id="rId15"/>
       <w:pgSz w:w="11907" w:h="16839" w:code="9"/>
       <w:pgMar w:top="567" w:right="567" w:bottom="567" w:left="1418" w:header="227" w:footer="227" w:gutter="0"/>
       <w:cols w:space="708"/>
@@ -5084,7 +6899,6 @@
       </w:rPr>
       <w:t>://</w:t>
     </w:r>
-    <w:proofErr w:type="spellStart"/>
     <w:r>
       <w:rPr>
         <w:rStyle w:val="afff3"/>
@@ -5094,7 +6908,6 @@
       </w:rPr>
       <w:t>uni</w:t>
     </w:r>
-    <w:proofErr w:type="spellEnd"/>
     <w:r>
       <w:rPr>
         <w:rStyle w:val="afff3"/>
@@ -5103,7 +6916,6 @@
       </w:rPr>
       <w:t>-</w:t>
     </w:r>
-    <w:proofErr w:type="spellStart"/>
     <w:r>
       <w:rPr>
         <w:rStyle w:val="afff3"/>
@@ -5113,7 +6925,6 @@
       </w:rPr>
       <w:t>eng</w:t>
     </w:r>
-    <w:proofErr w:type="spellEnd"/>
     <w:r>
       <w:rPr>
         <w:rStyle w:val="afff3"/>
@@ -5122,7 +6933,6 @@
       </w:rPr>
       <w:t>.</w:t>
     </w:r>
-    <w:proofErr w:type="spellStart"/>
     <w:r>
       <w:rPr>
         <w:rStyle w:val="afff3"/>
@@ -5132,7 +6942,6 @@
       </w:rPr>
       <w:t>ru</w:t>
     </w:r>
-    <w:proofErr w:type="spellEnd"/>
     <w:r>
       <w:rPr>
         <w:b/>
@@ -5149,21 +6958,7 @@
       <w:rPr>
         <w:sz w:val="20"/>
       </w:rPr>
-      <w:t>ООО «</w:t>
-    </w:r>
-    <w:proofErr w:type="spellStart"/>
-    <w:r>
-      <w:rPr>
-        <w:sz w:val="20"/>
-      </w:rPr>
-      <w:t>Юнител</w:t>
-    </w:r>
-    <w:proofErr w:type="spellEnd"/>
-    <w:r>
-      <w:rPr>
-        <w:sz w:val="20"/>
-      </w:rPr>
-      <w:t xml:space="preserve"> Инжиниринг»</w:t>
+      <w:t>ООО «Юнител Инжиниринг»</w:t>
     </w:r>
   </w:p>
 </w:ftr>
@@ -5355,19 +7150,8 @@
         <w:sz w:val="20"/>
         <w:szCs w:val="16"/>
       </w:rPr>
-      <w:t xml:space="preserve">{{ </w:t>
+      <w:t>{{ code</w:t>
     </w:r>
-    <w:proofErr w:type="spellStart"/>
-    <w:r>
-      <w:rPr>
-        <w:rStyle w:val="afff3"/>
-        <w:bCs w:val="0"/>
-        <w:sz w:val="20"/>
-        <w:szCs w:val="16"/>
-      </w:rPr>
-      <w:t>code</w:t>
-    </w:r>
-    <w:proofErr w:type="spellEnd"/>
     <w:proofErr w:type="gramEnd"/>
     <w:r>
       <w:rPr>
@@ -5476,27 +7260,7 @@
         <w:sz w:val="20"/>
         <w:szCs w:val="16"/>
       </w:rPr>
-      <w:t xml:space="preserve">{{ </w:t>
-    </w:r>
-    <w:proofErr w:type="spellStart"/>
-    <w:r>
-      <w:rPr>
-        <w:rStyle w:val="afff3"/>
-        <w:bCs w:val="0"/>
-        <w:sz w:val="20"/>
-        <w:szCs w:val="16"/>
-      </w:rPr>
-      <w:t>name</w:t>
-    </w:r>
-    <w:proofErr w:type="spellEnd"/>
-    <w:r>
-      <w:rPr>
-        <w:rStyle w:val="afff3"/>
-        <w:bCs w:val="0"/>
-        <w:sz w:val="20"/>
-        <w:szCs w:val="16"/>
-      </w:rPr>
-      <w:t xml:space="preserve"> }}</w:t>
+      <w:t>{{ name }}</w:t>
     </w:r>
   </w:p>
 </w:hdr>
@@ -5619,19 +7383,8 @@
         <w:sz w:val="20"/>
         <w:szCs w:val="16"/>
       </w:rPr>
-      <w:t xml:space="preserve">{{ </w:t>
+      <w:t>{{ code</w:t>
     </w:r>
-    <w:proofErr w:type="spellStart"/>
-    <w:r>
-      <w:rPr>
-        <w:rStyle w:val="afff3"/>
-        <w:bCs w:val="0"/>
-        <w:sz w:val="20"/>
-        <w:szCs w:val="16"/>
-      </w:rPr>
-      <w:t>code</w:t>
-    </w:r>
-    <w:proofErr w:type="spellEnd"/>
     <w:proofErr w:type="gramEnd"/>
     <w:r>
       <w:rPr>
@@ -5740,27 +7493,7 @@
         <w:sz w:val="20"/>
         <w:szCs w:val="16"/>
       </w:rPr>
-      <w:t xml:space="preserve">{{ </w:t>
-    </w:r>
-    <w:proofErr w:type="spellStart"/>
-    <w:r>
-      <w:rPr>
-        <w:rStyle w:val="afff3"/>
-        <w:bCs w:val="0"/>
-        <w:sz w:val="20"/>
-        <w:szCs w:val="16"/>
-      </w:rPr>
-      <w:t>name</w:t>
-    </w:r>
-    <w:proofErr w:type="spellEnd"/>
-    <w:r>
-      <w:rPr>
-        <w:rStyle w:val="afff3"/>
-        <w:bCs w:val="0"/>
-        <w:sz w:val="20"/>
-        <w:szCs w:val="16"/>
-      </w:rPr>
-      <w:t xml:space="preserve"> }}</w:t>
+      <w:t>{{ name }}</w:t>
     </w:r>
   </w:p>
 </w:hdr>
@@ -5791,19 +7524,8 @@
         <w:sz w:val="20"/>
         <w:szCs w:val="16"/>
       </w:rPr>
-      <w:t xml:space="preserve">{{ </w:t>
+      <w:t>{{ code</w:t>
     </w:r>
-    <w:proofErr w:type="spellStart"/>
-    <w:r>
-      <w:rPr>
-        <w:rStyle w:val="afff3"/>
-        <w:bCs w:val="0"/>
-        <w:sz w:val="20"/>
-        <w:szCs w:val="16"/>
-      </w:rPr>
-      <w:t>code</w:t>
-    </w:r>
-    <w:proofErr w:type="spellEnd"/>
     <w:proofErr w:type="gramEnd"/>
     <w:r>
       <w:rPr>
@@ -5912,27 +7634,7 @@
         <w:sz w:val="20"/>
         <w:szCs w:val="16"/>
       </w:rPr>
-      <w:t xml:space="preserve">{{ </w:t>
-    </w:r>
-    <w:proofErr w:type="spellStart"/>
-    <w:r>
-      <w:rPr>
-        <w:rStyle w:val="afff3"/>
-        <w:bCs w:val="0"/>
-        <w:sz w:val="20"/>
-        <w:szCs w:val="16"/>
-      </w:rPr>
-      <w:t>name</w:t>
-    </w:r>
-    <w:proofErr w:type="spellEnd"/>
-    <w:r>
-      <w:rPr>
-        <w:rStyle w:val="afff3"/>
-        <w:bCs w:val="0"/>
-        <w:sz w:val="20"/>
-        <w:szCs w:val="16"/>
-      </w:rPr>
-      <w:t xml:space="preserve"> }}</w:t>
+      <w:t>{{ name }}</w:t>
     </w:r>
   </w:p>
 </w:hdr>
@@ -5941,6 +7643,110 @@
 <file path=word/numbering.xml><?xml version="1.0" encoding="utf-8"?>
 <w:numbering xmlns:wpc="http://schemas.microsoft.com/office/word/2010/wordprocessingCanvas" xmlns:cx="http://schemas.microsoft.com/office/drawing/2014/chartex" xmlns:cx1="http://schemas.microsoft.com/office/drawing/2015/9/8/chartex" xmlns:cx2="http://schemas.microsoft.com/office/drawing/2015/10/21/chartex" xmlns:cx3="http://schemas.microsoft.com/office/drawing/2016/5/9/chartex" xmlns:cx4="http://schemas.microsoft.com/office/drawing/2016/5/10/chartex" xmlns:cx5="http://schemas.microsoft.com/office/drawing/2016/5/11/chartex" xmlns:cx6="http://schemas.microsoft.com/office/drawing/2016/5/12/chartex" xmlns:cx7="http://schemas.microsoft.com/office/drawing/2016/5/13/chartex" xmlns:cx8="http://schemas.microsoft.com/office/drawing/2016/5/14/chartex" xmlns:mc="http://schemas.openxmlformats.org/markup-compatibility/2006" xmlns:aink="http://schemas.microsoft.com/office/drawing/2016/ink" xmlns:am3d="http://schemas.microsoft.com/office/drawing/2017/model3d" xmlns:o="urn:schemas-microsoft-com:office:office" xmlns:oel="http://schemas.microsoft.com/office/2019/extlst" xmlns:r="http://schemas.openxmlformats.org/officeDocument/2006/relationships" xmlns:m="http://schemas.openxmlformats.org/officeDocument/2006/math" xmlns:v="urn:schemas-microsoft-com:vml" xmlns:wp14="http://schemas.microsoft.com/office/word/2010/wordprocessingDrawing" xmlns:wp="http://schemas.openxmlformats.org/drawingml/2006/wordprocessingDrawing" xmlns:w10="urn:schemas-microsoft-com:office:word" xmlns:w="http://schemas.openxmlformats.org/wordprocessingml/2006/main" xmlns:w14="http://schemas.microsoft.com/office/word/2010/wordml" xmlns:w15="http://schemas.microsoft.com/office/word/2012/wordml" xmlns:w16cex="http://schemas.microsoft.com/office/word/2018/wordml/cex" xmlns:w16cid="http://schemas.microsoft.com/office/word/2016/wordml/cid" xmlns:w16="http://schemas.microsoft.com/office/word/2018/wordml" xmlns:w16sdtdh="http://schemas.microsoft.com/office/word/2020/wordml/sdtdatahash" xmlns:w16se="http://schemas.microsoft.com/office/word/2015/wordml/symex" xmlns:wpg="http://schemas.microsoft.com/office/word/2010/wordprocessingGroup" xmlns:wpi="http://schemas.microsoft.com/office/word/2010/wordprocessingInk" xmlns:wne="http://schemas.microsoft.com/office/word/2006/wordml" xmlns:wps="http://schemas.microsoft.com/office/word/2010/wordprocessingShape" mc:Ignorable="w14 w15 w16se w16cid w16 w16cex w16sdtdh wp14">
   <w:abstractNum w:abstractNumId="0" w15:restartNumberingAfterBreak="0">
+    <w:nsid w:val="012F81A4"/>
+    <w:multiLevelType w:val="multilevel"/>
+    <w:tmpl w:val="DB9462C4"/>
+    <w:lvl w:ilvl="0">
+      <w:numFmt w:val="bullet"/>
+      <w:lvlText w:val=""/>
+      <w:lvlJc w:val="left"/>
+      <w:pPr>
+        <w:ind w:left="720" w:hanging="360"/>
+      </w:pPr>
+      <w:rPr>
+        <w:rFonts w:ascii="Symbol" w:hAnsi="Symbol" w:cs="Symbol" w:hint="default"/>
+      </w:rPr>
+    </w:lvl>
+    <w:lvl w:ilvl="1">
+      <w:numFmt w:val="bullet"/>
+      <w:lvlText w:val="o"/>
+      <w:lvlJc w:val="left"/>
+      <w:pPr>
+        <w:ind w:left="1440" w:hanging="360"/>
+      </w:pPr>
+      <w:rPr>
+        <w:rFonts w:ascii="Courier New" w:hAnsi="Courier New" w:cs="Courier New" w:hint="default"/>
+      </w:rPr>
+    </w:lvl>
+    <w:lvl w:ilvl="2">
+      <w:numFmt w:val="bullet"/>
+      <w:lvlText w:val=""/>
+      <w:lvlJc w:val="left"/>
+      <w:pPr>
+        <w:ind w:left="2160" w:hanging="360"/>
+      </w:pPr>
+      <w:rPr>
+        <w:rFonts w:ascii="Wingdings" w:hAnsi="Wingdings" w:cs="Wingdings" w:hint="default"/>
+      </w:rPr>
+    </w:lvl>
+    <w:lvl w:ilvl="3">
+      <w:numFmt w:val="bullet"/>
+      <w:lvlText w:val=""/>
+      <w:lvlJc w:val="left"/>
+      <w:pPr>
+        <w:ind w:left="2880" w:hanging="360"/>
+      </w:pPr>
+      <w:rPr>
+        <w:rFonts w:ascii="Symbol" w:hAnsi="Symbol" w:cs="Symbol" w:hint="default"/>
+      </w:rPr>
+    </w:lvl>
+    <w:lvl w:ilvl="4">
+      <w:numFmt w:val="bullet"/>
+      <w:lvlText w:val="o"/>
+      <w:lvlJc w:val="left"/>
+      <w:pPr>
+        <w:ind w:left="3600" w:hanging="360"/>
+      </w:pPr>
+      <w:rPr>
+        <w:rFonts w:ascii="Courier New" w:hAnsi="Courier New" w:cs="Courier New" w:hint="default"/>
+      </w:rPr>
+    </w:lvl>
+    <w:lvl w:ilvl="5">
+      <w:numFmt w:val="bullet"/>
+      <w:lvlText w:val=""/>
+      <w:lvlJc w:val="left"/>
+      <w:pPr>
+        <w:ind w:left="4320" w:hanging="360"/>
+      </w:pPr>
+      <w:rPr>
+        <w:rFonts w:ascii="Wingdings" w:hAnsi="Wingdings" w:cs="Wingdings" w:hint="default"/>
+      </w:rPr>
+    </w:lvl>
+    <w:lvl w:ilvl="6">
+      <w:numFmt w:val="bullet"/>
+      <w:lvlText w:val=""/>
+      <w:lvlJc w:val="left"/>
+      <w:pPr>
+        <w:ind w:left="5040" w:hanging="360"/>
+      </w:pPr>
+      <w:rPr>
+        <w:rFonts w:ascii="Symbol" w:hAnsi="Symbol" w:cs="Symbol" w:hint="default"/>
+      </w:rPr>
+    </w:lvl>
+    <w:lvl w:ilvl="7">
+      <w:numFmt w:val="bullet"/>
+      <w:lvlText w:val="o"/>
+      <w:lvlJc w:val="left"/>
+      <w:pPr>
+        <w:ind w:left="5760" w:hanging="360"/>
+      </w:pPr>
+      <w:rPr>
+        <w:rFonts w:ascii="Courier New" w:hAnsi="Courier New" w:cs="Courier New" w:hint="default"/>
+      </w:rPr>
+    </w:lvl>
+    <w:lvl w:ilvl="8">
+      <w:numFmt w:val="bullet"/>
+      <w:lvlText w:val=""/>
+      <w:lvlJc w:val="left"/>
+      <w:pPr>
+        <w:ind w:left="6480" w:hanging="360"/>
+      </w:pPr>
+      <w:rPr>
+        <w:rFonts w:ascii="Wingdings" w:hAnsi="Wingdings" w:cs="Wingdings" w:hint="default"/>
+      </w:rPr>
+    </w:lvl>
+  </w:abstractNum>
+  <w:abstractNum w:abstractNumId="1" w15:restartNumberingAfterBreak="0">
     <w:nsid w:val="0159605E"/>
     <w:multiLevelType w:val="hybridMultilevel"/>
     <w:tmpl w:val="7D28FA00"/>
@@ -6058,7 +7864,7 @@
       </w:pPr>
     </w:lvl>
   </w:abstractNum>
-  <w:abstractNum w:abstractNumId="1" w15:restartNumberingAfterBreak="0">
+  <w:abstractNum w:abstractNumId="2" w15:restartNumberingAfterBreak="0">
     <w:nsid w:val="01C107D7"/>
     <w:multiLevelType w:val="hybridMultilevel"/>
     <w:tmpl w:val="DDBE5AC6"/>
@@ -6173,7 +7979,7 @@
       </w:rPr>
     </w:lvl>
   </w:abstractNum>
-  <w:abstractNum w:abstractNumId="2" w15:restartNumberingAfterBreak="0">
+  <w:abstractNum w:abstractNumId="3" w15:restartNumberingAfterBreak="0">
     <w:nsid w:val="02662521"/>
     <w:multiLevelType w:val="hybridMultilevel"/>
     <w:tmpl w:val="55A8637A"/>
@@ -6263,7 +8069,7 @@
       </w:pPr>
     </w:lvl>
   </w:abstractNum>
-  <w:abstractNum w:abstractNumId="3" w15:restartNumberingAfterBreak="0">
+  <w:abstractNum w:abstractNumId="4" w15:restartNumberingAfterBreak="0">
     <w:nsid w:val="05CF0B63"/>
     <w:multiLevelType w:val="hybridMultilevel"/>
     <w:tmpl w:val="7E3AE834"/>
@@ -6351,7 +8157,7 @@
       </w:pPr>
     </w:lvl>
   </w:abstractNum>
-  <w:abstractNum w:abstractNumId="4" w15:restartNumberingAfterBreak="0">
+  <w:abstractNum w:abstractNumId="5" w15:restartNumberingAfterBreak="0">
     <w:nsid w:val="0B5B4EDF"/>
     <w:multiLevelType w:val="hybridMultilevel"/>
     <w:tmpl w:val="9C90D258"/>
@@ -6439,7 +8245,7 @@
       </w:pPr>
     </w:lvl>
   </w:abstractNum>
-  <w:abstractNum w:abstractNumId="5" w15:restartNumberingAfterBreak="0">
+  <w:abstractNum w:abstractNumId="6" w15:restartNumberingAfterBreak="0">
     <w:nsid w:val="0B6C6D48"/>
     <w:multiLevelType w:val="hybridMultilevel"/>
     <w:tmpl w:val="78DCF446"/>
@@ -6554,7 +8360,7 @@
       </w:rPr>
     </w:lvl>
   </w:abstractNum>
-  <w:abstractNum w:abstractNumId="6" w15:restartNumberingAfterBreak="0">
+  <w:abstractNum w:abstractNumId="7" w15:restartNumberingAfterBreak="0">
     <w:nsid w:val="0EEF1815"/>
     <w:multiLevelType w:val="hybridMultilevel"/>
     <w:tmpl w:val="55A8637A"/>
@@ -6644,7 +8450,7 @@
       </w:pPr>
     </w:lvl>
   </w:abstractNum>
-  <w:abstractNum w:abstractNumId="7" w15:restartNumberingAfterBreak="0">
+  <w:abstractNum w:abstractNumId="8" w15:restartNumberingAfterBreak="0">
     <w:nsid w:val="19352F2E"/>
     <w:multiLevelType w:val="hybridMultilevel"/>
     <w:tmpl w:val="55A8637A"/>
@@ -6734,7 +8540,7 @@
       </w:pPr>
     </w:lvl>
   </w:abstractNum>
-  <w:abstractNum w:abstractNumId="8" w15:restartNumberingAfterBreak="0">
+  <w:abstractNum w:abstractNumId="9" w15:restartNumberingAfterBreak="0">
     <w:nsid w:val="1B6E0CFC"/>
     <w:multiLevelType w:val="multilevel"/>
     <w:tmpl w:val="8A6273DA"/>
@@ -6859,7 +8665,7 @@
       </w:rPr>
     </w:lvl>
   </w:abstractNum>
-  <w:abstractNum w:abstractNumId="9" w15:restartNumberingAfterBreak="0">
+  <w:abstractNum w:abstractNumId="10" w15:restartNumberingAfterBreak="0">
     <w:nsid w:val="1C4D6F6B"/>
     <w:multiLevelType w:val="multilevel"/>
     <w:tmpl w:val="0419001D"/>
@@ -6975,7 +8781,7 @@
       </w:rPr>
     </w:lvl>
   </w:abstractNum>
-  <w:abstractNum w:abstractNumId="10" w15:restartNumberingAfterBreak="0">
+  <w:abstractNum w:abstractNumId="11" w15:restartNumberingAfterBreak="0">
     <w:nsid w:val="228D3DFB"/>
     <w:multiLevelType w:val="hybridMultilevel"/>
     <w:tmpl w:val="ECFC4378"/>
@@ -7063,7 +8869,7 @@
       </w:pPr>
     </w:lvl>
   </w:abstractNum>
-  <w:abstractNum w:abstractNumId="11" w15:restartNumberingAfterBreak="0">
+  <w:abstractNum w:abstractNumId="12" w15:restartNumberingAfterBreak="0">
     <w:nsid w:val="234A0748"/>
     <w:multiLevelType w:val="hybridMultilevel"/>
     <w:tmpl w:val="40C2D860"/>
@@ -7154,7 +8960,7 @@
       </w:pPr>
     </w:lvl>
   </w:abstractNum>
-  <w:abstractNum w:abstractNumId="12" w15:restartNumberingAfterBreak="0">
+  <w:abstractNum w:abstractNumId="13" w15:restartNumberingAfterBreak="0">
     <w:nsid w:val="26750966"/>
     <w:multiLevelType w:val="multilevel"/>
     <w:tmpl w:val="9F5ADA7C"/>
@@ -7286,7 +9092,7 @@
       </w:rPr>
     </w:lvl>
   </w:abstractNum>
-  <w:abstractNum w:abstractNumId="13" w15:restartNumberingAfterBreak="0">
+  <w:abstractNum w:abstractNumId="14" w15:restartNumberingAfterBreak="0">
     <w:nsid w:val="272A29AD"/>
     <w:multiLevelType w:val="hybridMultilevel"/>
     <w:tmpl w:val="E7322A34"/>
@@ -7398,7 +9204,7 @@
       </w:rPr>
     </w:lvl>
   </w:abstractNum>
-  <w:abstractNum w:abstractNumId="14" w15:restartNumberingAfterBreak="0">
+  <w:abstractNum w:abstractNumId="15" w15:restartNumberingAfterBreak="0">
     <w:nsid w:val="274423DD"/>
     <w:multiLevelType w:val="hybridMultilevel"/>
     <w:tmpl w:val="1CFC491A"/>
@@ -7511,7 +9317,7 @@
       </w:rPr>
     </w:lvl>
   </w:abstractNum>
-  <w:abstractNum w:abstractNumId="15" w15:restartNumberingAfterBreak="0">
+  <w:abstractNum w:abstractNumId="16" w15:restartNumberingAfterBreak="0">
     <w:nsid w:val="277C019C"/>
     <w:multiLevelType w:val="multilevel"/>
     <w:tmpl w:val="3050EF66"/>
@@ -7760,7 +9566,7 @@
       </w:rPr>
     </w:lvl>
   </w:abstractNum>
-  <w:abstractNum w:abstractNumId="16" w15:restartNumberingAfterBreak="0">
+  <w:abstractNum w:abstractNumId="17" w15:restartNumberingAfterBreak="0">
     <w:nsid w:val="2E744211"/>
     <w:multiLevelType w:val="multilevel"/>
     <w:tmpl w:val="D47AFD2E"/>
@@ -7970,7 +9776,7 @@
       </w:pPr>
     </w:lvl>
   </w:abstractNum>
-  <w:abstractNum w:abstractNumId="17" w15:restartNumberingAfterBreak="0">
+  <w:abstractNum w:abstractNumId="18" w15:restartNumberingAfterBreak="0">
     <w:nsid w:val="30C070CE"/>
     <w:multiLevelType w:val="multilevel"/>
     <w:tmpl w:val="60AE836C"/>
@@ -8247,7 +10053,7 @@
       </w:rPr>
     </w:lvl>
   </w:abstractNum>
-  <w:abstractNum w:abstractNumId="18" w15:restartNumberingAfterBreak="0">
+  <w:abstractNum w:abstractNumId="19" w15:restartNumberingAfterBreak="0">
     <w:nsid w:val="3363183B"/>
     <w:multiLevelType w:val="hybridMultilevel"/>
     <w:tmpl w:val="77F6A802"/>
@@ -8333,7 +10139,7 @@
       </w:pPr>
     </w:lvl>
   </w:abstractNum>
-  <w:abstractNum w:abstractNumId="19" w15:restartNumberingAfterBreak="0">
+  <w:abstractNum w:abstractNumId="20" w15:restartNumberingAfterBreak="0">
     <w:nsid w:val="349329F9"/>
     <w:multiLevelType w:val="multilevel"/>
     <w:tmpl w:val="5770D028"/>
@@ -8424,7 +10230,7 @@
       </w:pPr>
     </w:lvl>
   </w:abstractNum>
-  <w:abstractNum w:abstractNumId="20" w15:restartNumberingAfterBreak="0">
+  <w:abstractNum w:abstractNumId="21" w15:restartNumberingAfterBreak="0">
     <w:nsid w:val="34DB61DB"/>
     <w:multiLevelType w:val="multilevel"/>
     <w:tmpl w:val="E1A2C20A"/>
@@ -8515,7 +10321,7 @@
       </w:pPr>
     </w:lvl>
   </w:abstractNum>
-  <w:abstractNum w:abstractNumId="21" w15:restartNumberingAfterBreak="0">
+  <w:abstractNum w:abstractNumId="22" w15:restartNumberingAfterBreak="0">
     <w:nsid w:val="37601EE1"/>
     <w:multiLevelType w:val="hybridMultilevel"/>
     <w:tmpl w:val="C7D24832"/>
@@ -8607,7 +10413,7 @@
       </w:pPr>
     </w:lvl>
   </w:abstractNum>
-  <w:abstractNum w:abstractNumId="22" w15:restartNumberingAfterBreak="0">
+  <w:abstractNum w:abstractNumId="23" w15:restartNumberingAfterBreak="0">
     <w:nsid w:val="37782466"/>
     <w:multiLevelType w:val="hybridMultilevel"/>
     <w:tmpl w:val="55A8637A"/>
@@ -8697,7 +10503,7 @@
       </w:pPr>
     </w:lvl>
   </w:abstractNum>
-  <w:abstractNum w:abstractNumId="23" w15:restartNumberingAfterBreak="0">
+  <w:abstractNum w:abstractNumId="24" w15:restartNumberingAfterBreak="0">
     <w:nsid w:val="38654138"/>
     <w:multiLevelType w:val="multilevel"/>
     <w:tmpl w:val="AA96CC38"/>
@@ -8832,7 +10638,7 @@
       </w:rPr>
     </w:lvl>
   </w:abstractNum>
-  <w:abstractNum w:abstractNumId="24" w15:restartNumberingAfterBreak="0">
+  <w:abstractNum w:abstractNumId="25" w15:restartNumberingAfterBreak="0">
     <w:nsid w:val="3A806FE2"/>
     <w:multiLevelType w:val="hybridMultilevel"/>
     <w:tmpl w:val="55A8637A"/>
@@ -8922,7 +10728,7 @@
       </w:pPr>
     </w:lvl>
   </w:abstractNum>
-  <w:abstractNum w:abstractNumId="25" w15:restartNumberingAfterBreak="0">
+  <w:abstractNum w:abstractNumId="26" w15:restartNumberingAfterBreak="0">
     <w:nsid w:val="3F9B6C2E"/>
     <w:multiLevelType w:val="hybridMultilevel"/>
     <w:tmpl w:val="55A8637A"/>
@@ -9012,7 +10818,7 @@
       </w:pPr>
     </w:lvl>
   </w:abstractNum>
-  <w:abstractNum w:abstractNumId="26" w15:restartNumberingAfterBreak="0">
+  <w:abstractNum w:abstractNumId="27" w15:restartNumberingAfterBreak="0">
     <w:nsid w:val="41CF6D96"/>
     <w:multiLevelType w:val="hybridMultilevel"/>
     <w:tmpl w:val="55A8637A"/>
@@ -9102,7 +10908,7 @@
       </w:pPr>
     </w:lvl>
   </w:abstractNum>
-  <w:abstractNum w:abstractNumId="27" w15:restartNumberingAfterBreak="0">
+  <w:abstractNum w:abstractNumId="28" w15:restartNumberingAfterBreak="0">
     <w:nsid w:val="42F73AF4"/>
     <w:multiLevelType w:val="hybridMultilevel"/>
     <w:tmpl w:val="55A8637A"/>
@@ -9192,7 +10998,7 @@
       </w:pPr>
     </w:lvl>
   </w:abstractNum>
-  <w:abstractNum w:abstractNumId="28" w15:restartNumberingAfterBreak="0">
+  <w:abstractNum w:abstractNumId="29" w15:restartNumberingAfterBreak="0">
     <w:nsid w:val="459F2701"/>
     <w:multiLevelType w:val="multilevel"/>
     <w:tmpl w:val="A48036AE"/>
@@ -9335,7 +11141,7 @@
       </w:rPr>
     </w:lvl>
   </w:abstractNum>
-  <w:abstractNum w:abstractNumId="29" w15:restartNumberingAfterBreak="0">
+  <w:abstractNum w:abstractNumId="30" w15:restartNumberingAfterBreak="0">
     <w:nsid w:val="4AE45126"/>
     <w:multiLevelType w:val="multilevel"/>
     <w:tmpl w:val="7E8E8020"/>
@@ -9477,7 +11283,7 @@
       </w:rPr>
     </w:lvl>
   </w:abstractNum>
-  <w:abstractNum w:abstractNumId="30" w15:restartNumberingAfterBreak="0">
+  <w:abstractNum w:abstractNumId="31" w15:restartNumberingAfterBreak="0">
     <w:nsid w:val="4F012B3F"/>
     <w:multiLevelType w:val="hybridMultilevel"/>
     <w:tmpl w:val="55A8637A"/>
@@ -9567,7 +11373,7 @@
       </w:pPr>
     </w:lvl>
   </w:abstractNum>
-  <w:abstractNum w:abstractNumId="31" w15:restartNumberingAfterBreak="0">
+  <w:abstractNum w:abstractNumId="32" w15:restartNumberingAfterBreak="0">
     <w:nsid w:val="53BE5BDD"/>
     <w:multiLevelType w:val="multilevel"/>
     <w:tmpl w:val="763A0C4E"/>
@@ -9700,7 +11506,7 @@
       </w:rPr>
     </w:lvl>
   </w:abstractNum>
-  <w:abstractNum w:abstractNumId="32" w15:restartNumberingAfterBreak="0">
+  <w:abstractNum w:abstractNumId="33" w15:restartNumberingAfterBreak="0">
     <w:nsid w:val="543F35AD"/>
     <w:multiLevelType w:val="multilevel"/>
     <w:tmpl w:val="051ED0C4"/>
@@ -9791,7 +11597,7 @@
       </w:pPr>
     </w:lvl>
   </w:abstractNum>
-  <w:abstractNum w:abstractNumId="33" w15:restartNumberingAfterBreak="0">
+  <w:abstractNum w:abstractNumId="34" w15:restartNumberingAfterBreak="0">
     <w:nsid w:val="65D74793"/>
     <w:multiLevelType w:val="multilevel"/>
     <w:tmpl w:val="E0A0DCC2"/>
@@ -9882,7 +11688,7 @@
       </w:pPr>
     </w:lvl>
   </w:abstractNum>
-  <w:abstractNum w:abstractNumId="34" w15:restartNumberingAfterBreak="0">
+  <w:abstractNum w:abstractNumId="35" w15:restartNumberingAfterBreak="0">
     <w:nsid w:val="67631314"/>
     <w:multiLevelType w:val="hybridMultilevel"/>
     <w:tmpl w:val="55A8637A"/>
@@ -9972,7 +11778,7 @@
       </w:pPr>
     </w:lvl>
   </w:abstractNum>
-  <w:abstractNum w:abstractNumId="35" w15:restartNumberingAfterBreak="0">
+  <w:abstractNum w:abstractNumId="36" w15:restartNumberingAfterBreak="0">
     <w:nsid w:val="69DF5FAE"/>
     <w:multiLevelType w:val="hybridMultilevel"/>
     <w:tmpl w:val="55A8637A"/>
@@ -10062,7 +11868,7 @@
       </w:pPr>
     </w:lvl>
   </w:abstractNum>
-  <w:abstractNum w:abstractNumId="36" w15:restartNumberingAfterBreak="0">
+  <w:abstractNum w:abstractNumId="37" w15:restartNumberingAfterBreak="0">
     <w:nsid w:val="746926BE"/>
     <w:multiLevelType w:val="hybridMultilevel"/>
     <w:tmpl w:val="55A8637A"/>
@@ -10152,7 +11958,7 @@
       </w:pPr>
     </w:lvl>
   </w:abstractNum>
-  <w:abstractNum w:abstractNumId="37" w15:restartNumberingAfterBreak="0">
+  <w:abstractNum w:abstractNumId="38" w15:restartNumberingAfterBreak="0">
     <w:nsid w:val="74DD0F5E"/>
     <w:multiLevelType w:val="hybridMultilevel"/>
     <w:tmpl w:val="81CC108C"/>
@@ -10265,7 +12071,7 @@
       </w:rPr>
     </w:lvl>
   </w:abstractNum>
-  <w:abstractNum w:abstractNumId="38" w15:restartNumberingAfterBreak="0">
+  <w:abstractNum w:abstractNumId="39" w15:restartNumberingAfterBreak="0">
     <w:nsid w:val="796153C0"/>
     <w:multiLevelType w:val="hybridMultilevel"/>
     <w:tmpl w:val="456CB3DC"/>
@@ -10356,7 +12162,7 @@
       </w:pPr>
     </w:lvl>
   </w:abstractNum>
-  <w:abstractNum w:abstractNumId="39" w15:restartNumberingAfterBreak="0">
+  <w:abstractNum w:abstractNumId="40" w15:restartNumberingAfterBreak="0">
     <w:nsid w:val="79E2341E"/>
     <w:multiLevelType w:val="hybridMultilevel"/>
     <w:tmpl w:val="55A8637A"/>
@@ -10447,40 +12253,40 @@
     </w:lvl>
   </w:abstractNum>
   <w:num w:numId="1" w16cid:durableId="898707020">
-    <w:abstractNumId w:val="8"/>
+    <w:abstractNumId w:val="9"/>
   </w:num>
   <w:num w:numId="2" w16cid:durableId="1770389669">
-    <w:abstractNumId w:val="23"/>
+    <w:abstractNumId w:val="24"/>
   </w:num>
   <w:num w:numId="3" w16cid:durableId="440416075">
-    <w:abstractNumId w:val="31"/>
+    <w:abstractNumId w:val="32"/>
   </w:num>
   <w:num w:numId="4" w16cid:durableId="832531979">
-    <w:abstractNumId w:val="12"/>
+    <w:abstractNumId w:val="13"/>
   </w:num>
   <w:num w:numId="5" w16cid:durableId="1616206315">
-    <w:abstractNumId w:val="28"/>
+    <w:abstractNumId w:val="29"/>
   </w:num>
   <w:num w:numId="6" w16cid:durableId="241379521">
-    <w:abstractNumId w:val="17"/>
+    <w:abstractNumId w:val="18"/>
   </w:num>
   <w:num w:numId="7" w16cid:durableId="1009064325">
-    <w:abstractNumId w:val="5"/>
+    <w:abstractNumId w:val="6"/>
   </w:num>
   <w:num w:numId="8" w16cid:durableId="1343166565">
-    <w:abstractNumId w:val="1"/>
+    <w:abstractNumId w:val="2"/>
     <w:lvlOverride w:ilvl="0">
       <w:startOverride w:val="1"/>
     </w:lvlOverride>
   </w:num>
   <w:num w:numId="9" w16cid:durableId="1985620233">
-    <w:abstractNumId w:val="38"/>
+    <w:abstractNumId w:val="39"/>
   </w:num>
   <w:num w:numId="10" w16cid:durableId="1193109343">
-    <w:abstractNumId w:val="9"/>
+    <w:abstractNumId w:val="10"/>
   </w:num>
   <w:num w:numId="11" w16cid:durableId="182060031">
-    <w:abstractNumId w:val="29"/>
+    <w:abstractNumId w:val="30"/>
     <w:lvlOverride w:ilvl="0">
       <w:lvl w:ilvl="0">
         <w:start w:val="1"/>
@@ -10502,7 +12308,7 @@
     </w:lvlOverride>
   </w:num>
   <w:num w:numId="12" w16cid:durableId="1357583848">
-    <w:abstractNumId w:val="15"/>
+    <w:abstractNumId w:val="16"/>
     <w:lvlOverride w:ilvl="0">
       <w:lvl w:ilvl="0">
         <w:start w:val="1"/>
@@ -10765,10 +12571,10 @@
     </w:lvlOverride>
   </w:num>
   <w:num w:numId="13" w16cid:durableId="859322964">
-    <w:abstractNumId w:val="11"/>
+    <w:abstractNumId w:val="12"/>
   </w:num>
   <w:num w:numId="14" w16cid:durableId="715281109">
-    <w:abstractNumId w:val="3"/>
+    <w:abstractNumId w:val="4"/>
     <w:lvlOverride w:ilvl="0">
       <w:startOverride w:val="1"/>
     </w:lvlOverride>
@@ -10798,37 +12604,37 @@
     </w:lvlOverride>
   </w:num>
   <w:num w:numId="15" w16cid:durableId="593130490">
+    <w:abstractNumId w:val="17"/>
+  </w:num>
+  <w:num w:numId="16" w16cid:durableId="2018262411">
+    <w:abstractNumId w:val="1"/>
+  </w:num>
+  <w:num w:numId="17" w16cid:durableId="631207072">
+    <w:abstractNumId w:val="11"/>
+  </w:num>
+  <w:num w:numId="18" w16cid:durableId="1030764800">
+    <w:abstractNumId w:val="5"/>
+  </w:num>
+  <w:num w:numId="19" w16cid:durableId="1720126100">
+    <w:abstractNumId w:val="20"/>
+  </w:num>
+  <w:num w:numId="20" w16cid:durableId="737676300">
+    <w:abstractNumId w:val="21"/>
+  </w:num>
+  <w:num w:numId="21" w16cid:durableId="1799834727">
+    <w:abstractNumId w:val="33"/>
+  </w:num>
+  <w:num w:numId="22" w16cid:durableId="613056206">
+    <w:abstractNumId w:val="34"/>
+  </w:num>
+  <w:num w:numId="23" w16cid:durableId="1713378219">
     <w:abstractNumId w:val="16"/>
   </w:num>
-  <w:num w:numId="16" w16cid:durableId="2018262411">
-    <w:abstractNumId w:val="0"/>
-  </w:num>
-  <w:num w:numId="17" w16cid:durableId="631207072">
-    <w:abstractNumId w:val="10"/>
-  </w:num>
-  <w:num w:numId="18" w16cid:durableId="1030764800">
-    <w:abstractNumId w:val="4"/>
-  </w:num>
-  <w:num w:numId="19" w16cid:durableId="1720126100">
-    <w:abstractNumId w:val="19"/>
-  </w:num>
-  <w:num w:numId="20" w16cid:durableId="737676300">
-    <w:abstractNumId w:val="20"/>
-  </w:num>
-  <w:num w:numId="21" w16cid:durableId="1799834727">
-    <w:abstractNumId w:val="32"/>
-  </w:num>
-  <w:num w:numId="22" w16cid:durableId="613056206">
-    <w:abstractNumId w:val="33"/>
-  </w:num>
-  <w:num w:numId="23" w16cid:durableId="1713378219">
-    <w:abstractNumId w:val="15"/>
-  </w:num>
   <w:num w:numId="24" w16cid:durableId="146166759">
-    <w:abstractNumId w:val="29"/>
+    <w:abstractNumId w:val="30"/>
   </w:num>
   <w:num w:numId="25" w16cid:durableId="902376188">
-    <w:abstractNumId w:val="17"/>
+    <w:abstractNumId w:val="18"/>
     <w:lvlOverride w:ilvl="0">
       <w:startOverride w:val="1"/>
     </w:lvlOverride>
@@ -10858,7 +12664,7 @@
     </w:lvlOverride>
   </w:num>
   <w:num w:numId="26" w16cid:durableId="920215584">
-    <w:abstractNumId w:val="17"/>
+    <w:abstractNumId w:val="18"/>
     <w:lvlOverride w:ilvl="0">
       <w:startOverride w:val="2"/>
     </w:lvlOverride>
@@ -10888,61 +12694,64 @@
     </w:lvlOverride>
   </w:num>
   <w:num w:numId="27" w16cid:durableId="2141142806">
-    <w:abstractNumId w:val="24"/>
+    <w:abstractNumId w:val="25"/>
   </w:num>
   <w:num w:numId="28" w16cid:durableId="124858556">
-    <w:abstractNumId w:val="6"/>
+    <w:abstractNumId w:val="7"/>
   </w:num>
   <w:num w:numId="29" w16cid:durableId="1223638431">
+    <w:abstractNumId w:val="28"/>
+  </w:num>
+  <w:num w:numId="30" w16cid:durableId="824785319">
+    <w:abstractNumId w:val="35"/>
+  </w:num>
+  <w:num w:numId="31" w16cid:durableId="75783541">
+    <w:abstractNumId w:val="23"/>
+  </w:num>
+  <w:num w:numId="32" w16cid:durableId="1494029657">
+    <w:abstractNumId w:val="3"/>
+  </w:num>
+  <w:num w:numId="33" w16cid:durableId="444814678">
+    <w:abstractNumId w:val="8"/>
+  </w:num>
+  <w:num w:numId="34" w16cid:durableId="1543862904">
     <w:abstractNumId w:val="27"/>
   </w:num>
-  <w:num w:numId="30" w16cid:durableId="824785319">
-    <w:abstractNumId w:val="34"/>
+  <w:num w:numId="35" w16cid:durableId="1560436928">
+    <w:abstractNumId w:val="40"/>
   </w:num>
-  <w:num w:numId="31" w16cid:durableId="75783541">
+  <w:num w:numId="36" w16cid:durableId="2082675221">
+    <w:abstractNumId w:val="31"/>
+  </w:num>
+  <w:num w:numId="37" w16cid:durableId="1160149076">
+    <w:abstractNumId w:val="26"/>
+  </w:num>
+  <w:num w:numId="38" w16cid:durableId="240452958">
+    <w:abstractNumId w:val="37"/>
+  </w:num>
+  <w:num w:numId="39" w16cid:durableId="689185366">
+    <w:abstractNumId w:val="36"/>
+  </w:num>
+  <w:num w:numId="40" w16cid:durableId="319189690">
+    <w:abstractNumId w:val="2"/>
+  </w:num>
+  <w:num w:numId="41" w16cid:durableId="1968314173">
     <w:abstractNumId w:val="22"/>
   </w:num>
-  <w:num w:numId="32" w16cid:durableId="1494029657">
-    <w:abstractNumId w:val="2"/>
-  </w:num>
-  <w:num w:numId="33" w16cid:durableId="444814678">
-    <w:abstractNumId w:val="7"/>
-  </w:num>
-  <w:num w:numId="34" w16cid:durableId="1543862904">
-    <w:abstractNumId w:val="26"/>
-  </w:num>
-  <w:num w:numId="35" w16cid:durableId="1560436928">
-    <w:abstractNumId w:val="39"/>
-  </w:num>
-  <w:num w:numId="36" w16cid:durableId="2082675221">
-    <w:abstractNumId w:val="30"/>
-  </w:num>
-  <w:num w:numId="37" w16cid:durableId="1160149076">
-    <w:abstractNumId w:val="25"/>
-  </w:num>
-  <w:num w:numId="38" w16cid:durableId="240452958">
-    <w:abstractNumId w:val="36"/>
-  </w:num>
-  <w:num w:numId="39" w16cid:durableId="689185366">
-    <w:abstractNumId w:val="35"/>
-  </w:num>
-  <w:num w:numId="40" w16cid:durableId="319189690">
-    <w:abstractNumId w:val="1"/>
-  </w:num>
-  <w:num w:numId="41" w16cid:durableId="1968314173">
-    <w:abstractNumId w:val="21"/>
-  </w:num>
   <w:num w:numId="42" w16cid:durableId="2070573373">
-    <w:abstractNumId w:val="18"/>
+    <w:abstractNumId w:val="19"/>
   </w:num>
   <w:num w:numId="43" w16cid:durableId="1041445229">
-    <w:abstractNumId w:val="37"/>
+    <w:abstractNumId w:val="38"/>
   </w:num>
   <w:num w:numId="44" w16cid:durableId="1172139746">
+    <w:abstractNumId w:val="15"/>
+  </w:num>
+  <w:num w:numId="45" w16cid:durableId="2061784379">
     <w:abstractNumId w:val="14"/>
   </w:num>
-  <w:num w:numId="45" w16cid:durableId="2061784379">
-    <w:abstractNumId w:val="13"/>
+  <w:num w:numId="46" w16cid:durableId="2093431927">
+    <w:abstractNumId w:val="0"/>
   </w:num>
   <w:numIdMacAtCleanup w:val="22"/>
 </w:numbering>
@@ -11366,10 +13175,13 @@
     <w:uiPriority w:val="9"/>
     <w:unhideWhenUsed/>
     <w:qFormat/>
-    <w:rsid w:val="00663057"/>
+    <w:rsid w:val="00401E80"/>
     <w:pPr>
       <w:keepNext/>
       <w:keepLines/>
+      <w:tabs>
+        <w:tab w:val="left" w:pos="567"/>
+      </w:tabs>
       <w:spacing w:before="480"/>
       <w:outlineLvl w:val="0"/>
     </w:pPr>
@@ -11390,10 +13202,13 @@
     <w:uiPriority w:val="9"/>
     <w:unhideWhenUsed/>
     <w:qFormat/>
-    <w:rsid w:val="00663057"/>
+    <w:rsid w:val="00401E80"/>
     <w:pPr>
       <w:keepNext/>
       <w:keepLines/>
+      <w:tabs>
+        <w:tab w:val="left" w:pos="567"/>
+      </w:tabs>
       <w:spacing w:before="200"/>
       <w:outlineLvl w:val="1"/>
     </w:pPr>
@@ -11562,7 +13377,6 @@
   <w:style w:type="character" w:default="1" w:styleId="af0">
     <w:name w:val="Default Paragraph Font"/>
     <w:uiPriority w:val="1"/>
-    <w:semiHidden/>
     <w:unhideWhenUsed/>
   </w:style>
   <w:style w:type="table" w:default="1" w:styleId="af1">
@@ -12052,7 +13866,7 @@
     <w:basedOn w:val="af0"/>
     <w:link w:val="14"/>
     <w:uiPriority w:val="9"/>
-    <w:rsid w:val="00663057"/>
+    <w:rsid w:val="00401E80"/>
     <w:rPr>
       <w:rFonts w:ascii="Arial Narrow" w:eastAsiaTheme="majorEastAsia" w:hAnsi="Arial Narrow" w:cstheme="majorBidi"/>
       <w:b/>
@@ -12122,7 +13936,7 @@
     <w:basedOn w:val="af0"/>
     <w:link w:val="22"/>
     <w:uiPriority w:val="9"/>
-    <w:rsid w:val="00663057"/>
+    <w:rsid w:val="00401E80"/>
     <w:rPr>
       <w:rFonts w:ascii="Arial Narrow" w:eastAsiaTheme="majorEastAsia" w:hAnsi="Arial Narrow" w:cstheme="majorBidi"/>
       <w:b/>
@@ -12254,10 +14068,13 @@
     <w:name w:val="ДОК Таблица Текст Центр"/>
     <w:basedOn w:val="affe"/>
     <w:qFormat/>
-    <w:rsid w:val="00901804"/>
+    <w:rsid w:val="00A2177D"/>
     <w:pPr>
       <w:jc w:val="center"/>
     </w:pPr>
+    <w:rPr>
+      <w:sz w:val="20"/>
+    </w:rPr>
   </w:style>
   <w:style w:type="paragraph" w:customStyle="1" w:styleId="afff2">
     <w:name w:val="ДОК Текст"/>
@@ -14825,9 +16642,9 @@
     <w:basedOn w:val="af"/>
     <w:uiPriority w:val="99"/>
     <w:semiHidden/>
-    <w:rsid w:val="002C7EBB"/>
-    <w:pPr>
-      <w:ind w:firstLine="709"/>
+    <w:rsid w:val="00401E80"/>
+    <w:pPr>
+      <w:ind w:firstLine="567"/>
     </w:pPr>
     <w:rPr>
       <w:lang w:val="en-US" w:eastAsia="en-US"/>

--- a/templates/title_page.docx
+++ b/templates/title_page.docx
@@ -6,45 +6,29 @@
       <w:pPr>
         <w:pStyle w:val="afffe"/>
         <w:jc w:val="left"/>
-        <w:rPr>
-          <w:lang w:val="en-US"/>
-        </w:rPr>
-      </w:pPr>
-      <w:r>
-        <w:rPr>
-          <w:lang w:val="en-US"/>
-        </w:rPr>
-        <w:t>{{description}}</w:t>
+      </w:pPr>
+      <w:r>
+        <w:t>{{</w:t>
+      </w:r>
+      <w:proofErr w:type="spellStart"/>
+      <w:r>
+        <w:t>description</w:t>
+      </w:r>
+      <w:proofErr w:type="spellEnd"/>
+      <w:r>
+        <w:t>}}</w:t>
       </w:r>
     </w:p>
     <w:p>
       <w:pPr>
         <w:pStyle w:val="afffe"/>
         <w:jc w:val="left"/>
-        <w:rPr>
-          <w:lang w:val="en-US"/>
-        </w:rPr>
       </w:pPr>
       <w:r>
         <w:t>Шкаф</w:t>
       </w:r>
       <w:r>
-        <w:rPr>
-          <w:lang w:val="en-US"/>
-        </w:rPr>
-        <w:t xml:space="preserve"> </w:t>
-      </w:r>
-      <w:r>
-        <w:t>электротехнический</w:t>
-      </w:r>
-      <w:r>
-        <w:rPr>
-          <w:lang w:val="en-US"/>
-        </w:rPr>
-        <w:t xml:space="preserve"> </w:t>
-      </w:r>
-      <w:r>
-        <w:t>типовой</w:t>
+        <w:t xml:space="preserve"> электротехнический типовой</w:t>
       </w:r>
     </w:p>
     <w:p>
@@ -53,44 +37,42 @@
         <w:jc w:val="left"/>
         <w:rPr>
           <w:color w:val="365F91" w:themeColor="accent1" w:themeShade="BF"/>
-          <w:lang w:val="en-US"/>
         </w:rPr>
       </w:pPr>
       <w:r>
         <w:rPr>
           <w:color w:val="365F91" w:themeColor="accent1" w:themeShade="BF"/>
-          <w:lang w:val="en-US"/>
         </w:rPr>
-        <w:t>{{name}}</w:t>
+        <w:t>{{</w:t>
+      </w:r>
+      <w:proofErr w:type="spellStart"/>
+      <w:r>
+        <w:rPr>
+          <w:color w:val="365F91" w:themeColor="accent1" w:themeShade="BF"/>
+        </w:rPr>
+        <w:t>name</w:t>
+      </w:r>
+      <w:proofErr w:type="spellEnd"/>
+      <w:r>
+        <w:rPr>
+          <w:color w:val="365F91" w:themeColor="accent1" w:themeShade="BF"/>
+        </w:rPr>
+        <w:t>}}</w:t>
       </w:r>
     </w:p>
     <w:p>
       <w:pPr>
         <w:pStyle w:val="afffe"/>
         <w:jc w:val="left"/>
-        <w:rPr>
-          <w:lang w:val="en-US"/>
-        </w:rPr>
       </w:pPr>
     </w:p>
     <w:p>
       <w:pPr>
-        <w:pStyle w:val="afffffff9"/>
-        <w:rPr>
-          <w:lang w:val="en-US"/>
-        </w:rPr>
-      </w:pPr>
-      <w:r>
-        <w:t>Протокол</w:t>
-      </w:r>
-      <w:r>
-        <w:rPr>
-          <w:lang w:val="en-US"/>
-        </w:rPr>
-        <w:t xml:space="preserve"> </w:t>
-      </w:r>
-      <w:r>
-        <w:t>наладки</w:t>
+        <w:pStyle w:val="afffe"/>
+        <w:jc w:val="left"/>
+      </w:pPr>
+      <w:r>
+        <w:t>Протокол наладки</w:t>
       </w:r>
     </w:p>
     <w:p>
@@ -99,27 +81,25 @@
         <w:jc w:val="left"/>
         <w:rPr>
           <w:color w:val="365F91" w:themeColor="accent1" w:themeShade="BF"/>
-          <w:lang w:val="en-US"/>
         </w:rPr>
       </w:pPr>
       <w:r>
         <w:rPr>
           <w:color w:val="365F91" w:themeColor="accent1" w:themeShade="BF"/>
-          <w:lang w:val="en-US"/>
         </w:rPr>
         <w:t>{{</w:t>
       </w:r>
+      <w:proofErr w:type="spellStart"/>
       <w:r>
         <w:rPr>
           <w:color w:val="365F91" w:themeColor="accent1" w:themeShade="BF"/>
-          <w:lang w:val="en-US"/>
         </w:rPr>
         <w:t>code</w:t>
       </w:r>
+      <w:proofErr w:type="spellEnd"/>
       <w:r>
         <w:rPr>
           <w:color w:val="365F91" w:themeColor="accent1" w:themeShade="BF"/>
-          <w:lang w:val="en-US"/>
         </w:rPr>
         <w:t>}}</w:t>
       </w:r>
@@ -130,25 +110,15 @@
         <w:jc w:val="left"/>
         <w:rPr>
           <w:color w:val="365F91" w:themeColor="accent1" w:themeShade="BF"/>
-          <w:lang w:val="en-US"/>
         </w:rPr>
       </w:pPr>
     </w:p>
-    <w:p>
-      <w:pPr>
-        <w:rPr>
-          <w:lang w:val="en-US"/>
-        </w:rPr>
-      </w:pPr>
-    </w:p>
+    <w:p/>
     <w:p>
       <w:pPr>
         <w:tabs>
           <w:tab w:val="left" w:pos="825"/>
         </w:tabs>
-        <w:rPr>
-          <w:lang w:val="en-US"/>
-        </w:rPr>
         <w:sectPr>
           <w:headerReference w:type="default" r:id="rId8"/>
           <w:footerReference w:type="default" r:id="rId9"/>
@@ -168,9 +138,6 @@
         <w:pStyle w:val="afff2"/>
         <w:spacing w:line="360" w:lineRule="auto"/>
         <w:ind w:right="282" w:firstLine="0"/>
-        <w:rPr>
-          <w:lang w:val="en-US"/>
-        </w:rPr>
       </w:pPr>
     </w:p>
     <w:p>
@@ -178,27 +145,15 @@
         <w:pStyle w:val="afff2"/>
         <w:spacing w:line="360" w:lineRule="auto"/>
         <w:ind w:firstLine="0"/>
-        <w:rPr>
-          <w:lang w:val="en-US"/>
-        </w:rPr>
-      </w:pPr>
-      <w:r>
-        <w:rPr>
-          <w:lang w:val="en-US"/>
-        </w:rPr>
+      </w:pPr>
+      <w:r>
         <w:t xml:space="preserve">© </w:t>
       </w:r>
       <w:r>
         <w:fldChar w:fldCharType="begin"/>
       </w:r>
       <w:r>
-        <w:instrText xml:space="preserve"> </w:instrText>
-      </w:r>
-      <w:r>
-        <w:instrText>DATE \@ "yyyy"</w:instrText>
-      </w:r>
-      <w:r>
-        <w:instrText xml:space="preserve"> </w:instrText>
+        <w:instrText xml:space="preserve"> DATE \@ "yyyy" </w:instrText>
       </w:r>
       <w:r>
         <w:fldChar w:fldCharType="separate"/>
@@ -213,22 +168,15 @@
         <w:fldChar w:fldCharType="end"/>
       </w:r>
       <w:r>
-        <w:rPr>
-          <w:lang w:val="en-US"/>
-        </w:rPr>
         <w:t xml:space="preserve"> </w:t>
       </w:r>
+      <w:proofErr w:type="spellStart"/>
       <w:r>
         <w:t>Юнител</w:t>
       </w:r>
-      <w:r>
-        <w:rPr>
-          <w:lang w:val="en-US"/>
-        </w:rPr>
-        <w:t xml:space="preserve"> </w:t>
-      </w:r>
-      <w:r>
-        <w:t>Инжиниринг</w:t>
+      <w:proofErr w:type="spellEnd"/>
+      <w:r>
+        <w:t xml:space="preserve"> Инжиниринг</w:t>
       </w:r>
       <w:r>
         <w:rPr>
@@ -239,33 +187,30 @@
         <w:ptab w:relativeTo="margin" w:alignment="right" w:leader="none"/>
       </w:r>
       <w:r>
-        <w:t>Редакция</w:t>
-      </w:r>
-      <w:r>
-        <w:rPr>
-          <w:lang w:val="en-US"/>
-        </w:rPr>
-        <w:t>:</w:t>
-      </w:r>
-      <w:r>
-        <w:rPr>
-          <w:lang w:val="en-US"/>
-        </w:rPr>
+        <w:t>Редакция:</w:t>
+      </w:r>
+      <w:r>
         <w:t xml:space="preserve"> </w:t>
       </w:r>
       <w:proofErr w:type="gramStart"/>
       <w:r>
         <w:rPr>
           <w:color w:val="A6A6A6" w:themeColor="background1" w:themeShade="A6"/>
-          <w:lang w:val="en-US"/>
         </w:rPr>
-        <w:t>{{ version</w:t>
-      </w:r>
-      <w:proofErr w:type="gramEnd"/>
+        <w:t xml:space="preserve">{{ </w:t>
+      </w:r>
+      <w:proofErr w:type="spellStart"/>
       <w:r>
         <w:rPr>
           <w:color w:val="A6A6A6" w:themeColor="background1" w:themeShade="A6"/>
-          <w:lang w:val="en-US"/>
+        </w:rPr>
+        <w:t>version</w:t>
+      </w:r>
+      <w:proofErr w:type="spellEnd"/>
+      <w:proofErr w:type="gramEnd"/>
+      <w:r>
+        <w:rPr>
+          <w:color w:val="A6A6A6" w:themeColor="background1" w:themeShade="A6"/>
         </w:rPr>
         <w:t xml:space="preserve"> }}</w:t>
       </w:r>
@@ -275,9 +220,6 @@
         <w:pStyle w:val="afff2"/>
         <w:spacing w:line="360" w:lineRule="auto"/>
         <w:ind w:firstLine="0"/>
-        <w:rPr>
-          <w:lang w:val="en-US"/>
-        </w:rPr>
       </w:pPr>
       <w:r>
         <w:t>Москва</w:t>
@@ -291,34 +233,27 @@
         <w:ptab w:relativeTo="margin" w:alignment="right" w:leader="none"/>
       </w:r>
       <w:r>
-        <w:t>Дата</w:t>
-      </w:r>
-      <w:r>
-        <w:rPr>
-          <w:lang w:val="en-US"/>
-        </w:rPr>
-        <w:t xml:space="preserve">: </w:t>
+        <w:t xml:space="preserve">Дата: </w:t>
       </w:r>
       <w:proofErr w:type="gramStart"/>
       <w:r>
         <w:rPr>
           <w:color w:val="A6A6A6" w:themeColor="background1" w:themeShade="A6"/>
-          <w:lang w:val="en-US"/>
         </w:rPr>
         <w:t xml:space="preserve">{{ </w:t>
       </w:r>
+      <w:proofErr w:type="spellStart"/>
       <w:r>
         <w:rPr>
           <w:color w:val="A6A6A6" w:themeColor="background1" w:themeShade="A6"/>
-          <w:lang w:val="en-US"/>
         </w:rPr>
         <w:t>date</w:t>
       </w:r>
+      <w:proofErr w:type="spellEnd"/>
       <w:proofErr w:type="gramEnd"/>
       <w:r>
         <w:rPr>
           <w:color w:val="A6A6A6" w:themeColor="background1" w:themeShade="A6"/>
-          <w:lang w:val="en-US"/>
         </w:rPr>
         <w:t xml:space="preserve"> }}</w:t>
       </w:r>
@@ -328,9 +263,6 @@
         <w:pStyle w:val="afff2"/>
         <w:spacing w:line="360" w:lineRule="auto"/>
         <w:ind w:firstLine="0"/>
-        <w:rPr>
-          <w:lang w:val="en-US"/>
-        </w:rPr>
       </w:pPr>
     </w:p>
     <w:p>
@@ -338,9 +270,6 @@
         <w:pStyle w:val="afff2"/>
         <w:spacing w:line="360" w:lineRule="auto"/>
         <w:ind w:firstLine="0"/>
-        <w:rPr>
-          <w:lang w:val="en-US"/>
-        </w:rPr>
       </w:pPr>
     </w:p>
     <w:p>
@@ -392,17 +321,13 @@
       </w:r>
       <w:proofErr w:type="gramStart"/>
       <w:r>
-        <w:t>{{</w:t>
-      </w:r>
-      <w:r>
-        <w:t xml:space="preserve"> </w:t>
-      </w:r>
-      <w:r>
-        <w:rPr>
-          <w:lang w:val="en-US"/>
-        </w:rPr>
+        <w:t xml:space="preserve">{{ </w:t>
+      </w:r>
+      <w:proofErr w:type="spellStart"/>
+      <w:r>
         <w:t>name</w:t>
       </w:r>
+      <w:proofErr w:type="spellEnd"/>
       <w:proofErr w:type="gramEnd"/>
       <w:r>
         <w:t xml:space="preserve"> }}</w:t>
@@ -416,17 +341,13 @@
       <w:r>
         <w:t xml:space="preserve">{{ </w:t>
       </w:r>
-      <w:r>
-        <w:rPr>
-          <w:lang w:val="en-US"/>
-        </w:rPr>
+      <w:proofErr w:type="spellStart"/>
+      <w:r>
         <w:t>unit</w:t>
       </w:r>
-      <w:r>
-        <w:t xml:space="preserve"> </w:t>
-      </w:r>
-      <w:r>
-        <w:t>}}</w:t>
+      <w:proofErr w:type="spellEnd"/>
+      <w:r>
+        <w:t xml:space="preserve"> }}</w:t>
       </w:r>
       <w:r>
         <w:t xml:space="preserve">. </w:t>
@@ -455,10 +376,7 @@
         <w:pStyle w:val="afff2"/>
       </w:pPr>
       <w:r>
-        <w:t>До начала выполнения работ важно ознакомиться</w:t>
-      </w:r>
-      <w:r>
-        <w:t xml:space="preserve"> с документацией:</w:t>
+        <w:t>До начала выполнения работ важно ознакомиться с документацией:</w:t>
       </w:r>
     </w:p>
     <w:p>
@@ -474,36 +392,23 @@
         <w:ind w:left="0" w:firstLine="567"/>
       </w:pPr>
       <w:r>
-        <w:t>Руководство по эксплуатации</w:t>
-      </w:r>
-      <w:r>
-        <w:t xml:space="preserve">. </w:t>
+        <w:t xml:space="preserve">Руководство по эксплуатации. </w:t>
       </w:r>
       <w:proofErr w:type="gramStart"/>
       <w:r>
         <w:t xml:space="preserve">{{ </w:t>
       </w:r>
-      <w:r>
-        <w:rPr>
-          <w:lang w:val="en-US"/>
-        </w:rPr>
+      <w:proofErr w:type="spellStart"/>
+      <w:r>
         <w:t>code</w:t>
       </w:r>
       <w:proofErr w:type="gramEnd"/>
       <w:r>
-        <w:t>_</w:t>
-      </w:r>
-      <w:r>
-        <w:rPr>
-          <w:lang w:val="en-US"/>
-        </w:rPr>
-        <w:t>shet</w:t>
-      </w:r>
-      <w:r>
-        <w:t xml:space="preserve"> </w:t>
-      </w:r>
-      <w:r>
-        <w:t>}}</w:t>
+        <w:t>_shet</w:t>
+      </w:r>
+      <w:proofErr w:type="spellEnd"/>
+      <w:r>
+        <w:t xml:space="preserve"> }}</w:t>
       </w:r>
       <w:r>
         <w:t xml:space="preserve"> «</w:t>
@@ -511,26 +416,13 @@
       <w:r>
         <w:t xml:space="preserve">{{ </w:t>
       </w:r>
-      <w:r>
-        <w:rPr>
-          <w:lang w:val="en-US"/>
-        </w:rPr>
-        <w:t>re</w:t>
-      </w:r>
-      <w:r>
-        <w:t>_</w:t>
-      </w:r>
-      <w:r>
-        <w:rPr>
-          <w:lang w:val="en-US"/>
-        </w:rPr>
-        <w:t>shet</w:t>
-      </w:r>
-      <w:r>
-        <w:t xml:space="preserve"> </w:t>
-      </w:r>
-      <w:r>
-        <w:t>}}</w:t>
+      <w:proofErr w:type="spellStart"/>
+      <w:r>
+        <w:t>re_shet</w:t>
+      </w:r>
+      <w:proofErr w:type="spellEnd"/>
+      <w:r>
+        <w:t xml:space="preserve"> }}</w:t>
       </w:r>
       <w:r>
         <w:t>»</w:t>
@@ -576,10 +468,7 @@
         <w:t>5</w:t>
       </w:r>
       <w:r>
-        <w:t>00</w:t>
-      </w:r>
-      <w:r>
-        <w:t>»;</w:t>
+        <w:t>00»;</w:t>
       </w:r>
     </w:p>
     <w:p>
@@ -601,60 +490,28 @@
       <w:r>
         <w:t xml:space="preserve">{{ </w:t>
       </w:r>
-      <w:r>
-        <w:rPr>
-          <w:lang w:val="en-US"/>
-        </w:rPr>
+      <w:proofErr w:type="spellStart"/>
+      <w:r>
         <w:t>code</w:t>
       </w:r>
       <w:proofErr w:type="gramEnd"/>
       <w:r>
-        <w:t>_</w:t>
-      </w:r>
-      <w:r>
-        <w:rPr>
-          <w:lang w:val="en-US"/>
-        </w:rPr>
-        <w:t>unit</w:t>
-      </w:r>
+        <w:t>_unit</w:t>
+      </w:r>
+      <w:proofErr w:type="spellEnd"/>
       <w:r>
         <w:t xml:space="preserve"> </w:t>
       </w:r>
       <w:r>
-        <w:t>}}</w:t>
-      </w:r>
-      <w:r>
-        <w:t xml:space="preserve"> «</w:t>
-      </w:r>
-      <w:r>
-        <w:t xml:space="preserve">{{ </w:t>
-      </w:r>
-      <w:r>
-        <w:rPr>
-          <w:lang w:val="en-US"/>
-        </w:rPr>
-        <w:t>re</w:t>
-      </w:r>
-      <w:r>
-        <w:t>_</w:t>
-      </w:r>
-      <w:r>
-        <w:rPr>
-          <w:lang w:val="en-US"/>
-        </w:rPr>
-        <w:t>unit</w:t>
-      </w:r>
-      <w:r>
-        <w:t xml:space="preserve"> </w:t>
-      </w:r>
-      <w:r>
-        <w:t>}}</w:t>
-      </w:r>
-      <w:r>
-        <w:t>»</w:t>
-      </w:r>
-      <w:r>
-        <w:t>;</w:t>
+        <w:t xml:space="preserve">}} «{{ </w:t>
+      </w:r>
+      <w:proofErr w:type="spellStart"/>
+      <w:r>
+        <w:t>re_unit</w:t>
+      </w:r>
+      <w:proofErr w:type="spellEnd"/>
+      <w:r>
+        <w:t xml:space="preserve"> }}»;</w:t>
       </w:r>
     </w:p>
     <w:p>
@@ -663,27 +520,31 @@
           <w:tab w:val="left" w:pos="993"/>
         </w:tabs>
         <w:ind w:firstLine="567"/>
-        <w:rPr>
-          <w:lang w:val="en-US"/>
-        </w:rPr>
-      </w:pPr>
-      <w:r>
-        <w:rPr>
-          <w:lang w:val="en-US"/>
-        </w:rPr>
+      </w:pPr>
+      <w:r>
         <w:t>{%</w:t>
       </w:r>
       <w:r>
-        <w:rPr>
-          <w:lang w:val="en-US"/>
-        </w:rPr>
         <w:t>p</w:t>
       </w:r>
       <w:r>
-        <w:rPr>
-          <w:lang w:val="en-US"/>
-        </w:rPr>
-        <w:t xml:space="preserve"> if re_unit2 and code_unit2 %}</w:t>
+        <w:t xml:space="preserve"> </w:t>
+      </w:r>
+      <w:proofErr w:type="spellStart"/>
+      <w:r>
+        <w:t>if</w:t>
+      </w:r>
+      <w:proofErr w:type="spellEnd"/>
+      <w:r>
+        <w:t xml:space="preserve"> re_unit2 </w:t>
+      </w:r>
+      <w:proofErr w:type="spellStart"/>
+      <w:r>
+        <w:t>and</w:t>
+      </w:r>
+      <w:proofErr w:type="spellEnd"/>
+      <w:r>
+        <w:t xml:space="preserve"> code_unit2 %}</w:t>
       </w:r>
     </w:p>
     <w:p>
@@ -697,92 +558,17 @@
           <w:tab w:val="left" w:pos="993"/>
         </w:tabs>
         <w:ind w:left="0" w:firstLine="567"/>
-        <w:rPr>
-          <w:lang w:val="en-US"/>
-        </w:rPr>
-      </w:pPr>
-      <w:r>
-        <w:t>Руководство</w:t>
-      </w:r>
-      <w:r>
-        <w:rPr>
-          <w:lang w:val="en-US"/>
-        </w:rPr>
-        <w:t xml:space="preserve"> </w:t>
-      </w:r>
-      <w:r>
-        <w:t>по</w:t>
-      </w:r>
-      <w:r>
-        <w:rPr>
-          <w:lang w:val="en-US"/>
-        </w:rPr>
-        <w:t xml:space="preserve"> </w:t>
-      </w:r>
-      <w:r>
-        <w:t>эксплуатации</w:t>
-      </w:r>
-      <w:r>
-        <w:rPr>
-          <w:lang w:val="en-US"/>
-        </w:rPr>
-        <w:t xml:space="preserve">. </w:t>
+      </w:pPr>
+      <w:r>
+        <w:t xml:space="preserve">Руководство по эксплуатации. </w:t>
       </w:r>
       <w:proofErr w:type="gramStart"/>
       <w:r>
-        <w:rPr>
-          <w:lang w:val="en-US"/>
-        </w:rPr>
-        <w:t xml:space="preserve">{{ </w:t>
-      </w:r>
-      <w:r>
-        <w:rPr>
-          <w:lang w:val="en-US"/>
-        </w:rPr>
-        <w:t>code</w:t>
+        <w:t>{{ code</w:t>
       </w:r>
       <w:proofErr w:type="gramEnd"/>
       <w:r>
-        <w:rPr>
-          <w:lang w:val="en-US"/>
-        </w:rPr>
-        <w:t>_</w:t>
-      </w:r>
-      <w:r>
-        <w:rPr>
-          <w:lang w:val="en-US"/>
-        </w:rPr>
-        <w:t>unit</w:t>
-      </w:r>
-      <w:r>
-        <w:rPr>
-          <w:lang w:val="en-US"/>
-        </w:rPr>
-        <w:t xml:space="preserve">2 }} «{{ </w:t>
-      </w:r>
-      <w:r>
-        <w:rPr>
-          <w:lang w:val="en-US"/>
-        </w:rPr>
-        <w:t>re</w:t>
-      </w:r>
-      <w:r>
-        <w:rPr>
-          <w:lang w:val="en-US"/>
-        </w:rPr>
-        <w:t>_</w:t>
-      </w:r>
-      <w:r>
-        <w:rPr>
-          <w:lang w:val="en-US"/>
-        </w:rPr>
-        <w:t>unit</w:t>
-      </w:r>
-      <w:r>
-        <w:rPr>
-          <w:lang w:val="en-US"/>
-        </w:rPr>
-        <w:t>2 }}»;</w:t>
+        <w:t>_unit2 }} «{{ re_unit2 }}»;</w:t>
       </w:r>
     </w:p>
     <w:p>
@@ -797,7 +583,6 @@
         <w:rPr>
           <w:rFonts w:ascii="Consolas" w:hAnsi="Consolas"/>
           <w:color w:val="0F1115"/>
-          <w:lang w:val="en-US"/>
         </w:rPr>
       </w:pPr>
       <w:r>
@@ -811,7 +596,6 @@
         <w:rPr>
           <w:rFonts w:ascii="Consolas" w:hAnsi="Consolas"/>
           <w:color w:val="0F1115"/>
-          <w:lang w:val="en-US"/>
         </w:rPr>
         <w:t>p</w:t>
       </w:r>
@@ -820,7 +604,23 @@
           <w:rFonts w:ascii="Consolas" w:hAnsi="Consolas"/>
           <w:color w:val="0F1115"/>
         </w:rPr>
-        <w:t xml:space="preserve"> endif %}</w:t>
+        <w:t xml:space="preserve"> </w:t>
+      </w:r>
+      <w:proofErr w:type="spellStart"/>
+      <w:r>
+        <w:rPr>
+          <w:rFonts w:ascii="Consolas" w:hAnsi="Consolas"/>
+          <w:color w:val="0F1115"/>
+        </w:rPr>
+        <w:t>endif</w:t>
+      </w:r>
+      <w:proofErr w:type="spellEnd"/>
+      <w:r>
+        <w:rPr>
+          <w:rFonts w:ascii="Consolas" w:hAnsi="Consolas"/>
+          <w:color w:val="0F1115"/>
+        </w:rPr>
+        <w:t xml:space="preserve"> %}</w:t>
       </w:r>
     </w:p>
     <w:p>
@@ -880,14 +680,7 @@
           <w:bCs/>
           <w:szCs w:val="22"/>
         </w:rPr>
-        <w:t>»</w:t>
-      </w:r>
-      <w:r>
-        <w:rPr>
-          <w:bCs/>
-          <w:szCs w:val="22"/>
-        </w:rPr>
-        <w:t>;</w:t>
+        <w:t>»;</w:t>
       </w:r>
     </w:p>
     <w:p>
@@ -937,7 +730,15 @@
         <w:t>«</w:t>
       </w:r>
       <w:r>
-        <w:t>Программное обеспечение мониторинга и параметрирования «ЮНИТ-СЕРВИС</w:t>
+        <w:t xml:space="preserve">Программное обеспечение мониторинга и </w:t>
+      </w:r>
+      <w:proofErr w:type="spellStart"/>
+      <w:r>
+        <w:t>параметрирования</w:t>
+      </w:r>
+      <w:proofErr w:type="spellEnd"/>
+      <w:r>
+        <w:t xml:space="preserve"> «ЮНИТ-СЕРВИС</w:t>
       </w:r>
       <w:r>
         <w:t>-</w:t>
@@ -962,10 +763,7 @@
         <w:pStyle w:val="afff2"/>
       </w:pPr>
       <w:r>
-        <w:t>Настоящий документ подготовлен согласно рекомендациям и инструкциям, изложен</w:t>
-      </w:r>
-      <w:r>
-        <w:t>ным в указанных ниже источниках:</w:t>
+        <w:t>Настоящий документ подготовлен согласно рекомендациям и инструкциям, изложенным в указанных ниже источниках:</w:t>
       </w:r>
     </w:p>
     <w:p>
@@ -997,8 +795,13 @@
         <w:ind w:left="0" w:firstLine="567"/>
       </w:pPr>
       <w:r>
-        <w:t>СТО 34.01-23.1-001-2017 Объем и нормы испытаний электрооборудования. Утвержден распоряжением ПАО «Россети</w:t>
-      </w:r>
+        <w:t>СТО 34.01-23.1-001-2017 Объем и нормы испытаний электрооборудования. Утвержден распоряжением ПАО «</w:t>
+      </w:r>
+      <w:proofErr w:type="spellStart"/>
+      <w:r>
+        <w:t>Россети</w:t>
+      </w:r>
+      <w:proofErr w:type="spellEnd"/>
       <w:r>
         <w:t>» от 29.05.2017;</w:t>
       </w:r>
@@ -1016,97 +819,15 @@
         <w:ind w:left="0" w:firstLine="567"/>
       </w:pPr>
       <w:r>
-        <w:t>РД 153-34.3-35.613-00</w:t>
-      </w:r>
-      <w:r>
-        <w:t xml:space="preserve"> </w:t>
-      </w:r>
-      <w:r>
-        <w:t>П</w:t>
-      </w:r>
-      <w:r>
-        <w:t>равила</w:t>
-      </w:r>
-      <w:r>
-        <w:t xml:space="preserve"> </w:t>
-      </w:r>
-      <w:r>
-        <w:t xml:space="preserve">технического </w:t>
-      </w:r>
-      <w:r>
-        <w:t>о</w:t>
-      </w:r>
-      <w:r>
-        <w:t>бслуживания</w:t>
-      </w:r>
-      <w:r>
-        <w:t xml:space="preserve"> </w:t>
-      </w:r>
-      <w:r>
-        <w:t xml:space="preserve">устройств </w:t>
-      </w:r>
-      <w:r>
-        <w:t>ре</w:t>
-      </w:r>
-      <w:r>
-        <w:t>лейной</w:t>
-      </w:r>
-      <w:r>
-        <w:t xml:space="preserve"> </w:t>
-      </w:r>
-      <w:r>
-        <w:t>защиты</w:t>
-      </w:r>
-      <w:r>
-        <w:t xml:space="preserve"> </w:t>
-      </w:r>
-      <w:r>
-        <w:t>и электр</w:t>
-      </w:r>
-      <w:r>
-        <w:t>о</w:t>
-      </w:r>
-      <w:r>
-        <w:t>автоматики</w:t>
-      </w:r>
-      <w:r>
-        <w:t xml:space="preserve"> </w:t>
-      </w:r>
-      <w:r>
-        <w:t>электричес</w:t>
-      </w:r>
-      <w:r>
-        <w:t>ких</w:t>
-      </w:r>
-      <w:r>
-        <w:t xml:space="preserve"> сетей</w:t>
-      </w:r>
-      <w:r>
-        <w:t xml:space="preserve"> </w:t>
-      </w:r>
-      <w:r>
-        <w:t>0,4</w:t>
-      </w:r>
-      <w:r>
-        <w:t xml:space="preserve"> </w:t>
-      </w:r>
-      <w:r>
-        <w:t xml:space="preserve">- 35 </w:t>
-      </w:r>
-      <w:r>
-        <w:t>кВ</w:t>
-      </w:r>
-      <w:r>
-        <w:t>.</w:t>
-      </w:r>
-      <w:r>
-        <w:t xml:space="preserve"> 3-е издание, переработанное и дополненное.</w:t>
-      </w:r>
-      <w:r>
-        <w:t xml:space="preserve"> </w:t>
-      </w:r>
-      <w:r>
-        <w:t>Утверждено департаментом научно-технической политики и развития РАО «ЕЭС России» 20.12.2000;</w:t>
+        <w:t xml:space="preserve">РД 153-34.3-35.613-00 Правила технического обслуживания устройств релейной защиты и электроавтоматики электрических сетей 0,4 - 35 </w:t>
+      </w:r>
+      <w:proofErr w:type="spellStart"/>
+      <w:r>
+        <w:t>кВ.</w:t>
+      </w:r>
+      <w:proofErr w:type="spellEnd"/>
+      <w:r>
+        <w:t xml:space="preserve"> 3-е издание, переработанное и дополненное. Утверждено департаментом научно-технической политики и развития РАО «ЕЭС России» 20.12.2000;</w:t>
       </w:r>
     </w:p>
     <w:p>
@@ -1138,16 +859,7 @@
         <w:ind w:left="0" w:firstLine="567"/>
       </w:pPr>
       <w:r>
-        <w:t>СО 34.35.302-2006 Инструкция по организации и производству работ в устройствах релейной защиты и электроавтоматики элек</w:t>
-      </w:r>
-      <w:r>
-        <w:t>т</w:t>
-      </w:r>
-      <w:r>
-        <w:t>ростанций и подстанций. Утверждена ОАО «Инженерный центр ЕЭС» 28.03.2006</w:t>
-      </w:r>
-      <w:r>
-        <w:t>.</w:t>
+        <w:t>СО 34.35.302-2006 Инструкция по организации и производству работ в устройствах релейной защиты и электроавтоматики электростанций и подстанций. Утверждена ОАО «Инженерный центр ЕЭС» 28.03.2006.</w:t>
       </w:r>
     </w:p>
     <w:p>
@@ -1163,16 +875,7 @@
         <w:ind w:left="0" w:firstLine="567"/>
       </w:pPr>
       <w:r>
-        <w:t>СТО 56947007-29.120.70.241-2017 Технические требования к микропроцессорным устройствам РЗА (с Изменениями от 11.12.2019)</w:t>
-      </w:r>
-      <w:r>
-        <w:t xml:space="preserve">, </w:t>
-      </w:r>
-      <w:r>
-        <w:t>ПАО «ФСК ЕЭС</w:t>
-      </w:r>
-      <w:r>
-        <w:t xml:space="preserve"> 2017 г.</w:t>
+        <w:t>СТО 56947007-29.120.70.241-2017 Технические требования к микропроцессорным устройствам РЗА (с Изменениями от 11.12.2019), ПАО «ФСК ЕЭС 2017 г.</w:t>
       </w:r>
     </w:p>
     <w:p>
@@ -1717,14 +1420,8 @@
             <w:pPr>
               <w:pStyle w:val="afff1"/>
               <w:ind w:left="32" w:right="3"/>
-              <w:rPr>
-                <w:lang w:val="en-US"/>
-              </w:rPr>
-            </w:pPr>
-            <w:r>
-              <w:rPr>
-                <w:lang w:val="en-US"/>
-              </w:rPr>
+            </w:pPr>
+            <w:r>
               <w:t>I</w:t>
             </w:r>
           </w:p>
@@ -1969,9 +1666,6 @@
             <w:pPr>
               <w:pStyle w:val="afff1"/>
               <w:ind w:left="32" w:right="3"/>
-              <w:rPr>
-                <w:lang w:val="en-US"/>
-              </w:rPr>
             </w:pPr>
           </w:p>
         </w:tc>
@@ -2215,14 +1909,8 @@
             <w:pPr>
               <w:pStyle w:val="afff1"/>
               <w:ind w:left="32" w:right="3"/>
-              <w:rPr>
-                <w:lang w:val="en-US"/>
-              </w:rPr>
-            </w:pPr>
-            <w:r>
-              <w:rPr>
-                <w:lang w:val="en-US"/>
-              </w:rPr>
+            </w:pPr>
+            <w:r>
               <w:t>II</w:t>
             </w:r>
           </w:p>
@@ -2467,9 +2155,6 @@
             <w:pPr>
               <w:pStyle w:val="afff1"/>
               <w:ind w:left="32" w:right="3"/>
-              <w:rPr>
-                <w:lang w:val="en-US"/>
-              </w:rPr>
             </w:pPr>
           </w:p>
         </w:tc>
@@ -2717,17 +2402,13 @@
       </w:r>
       <w:proofErr w:type="gramStart"/>
       <w:r>
-        <w:t>{{</w:t>
-      </w:r>
-      <w:r>
-        <w:t xml:space="preserve"> </w:t>
-      </w:r>
-      <w:r>
-        <w:rPr>
-          <w:lang w:val="en-US"/>
-        </w:rPr>
+        <w:t xml:space="preserve">{{ </w:t>
+      </w:r>
+      <w:proofErr w:type="spellStart"/>
+      <w:r>
         <w:t>name</w:t>
       </w:r>
+      <w:proofErr w:type="spellEnd"/>
       <w:proofErr w:type="gramEnd"/>
       <w:r>
         <w:t xml:space="preserve"> }}</w:t>
@@ -2805,7 +2486,6 @@
               <w:rPr>
                 <w:b/>
                 <w:bCs/>
-                <w:lang w:val="en-US"/>
               </w:rPr>
             </w:pPr>
             <w:r>
@@ -3217,13 +2897,11 @@
             <w:pPr>
               <w:rPr>
                 <w:highlight w:val="yellow"/>
-                <w:lang w:val="en-US"/>
               </w:rPr>
             </w:pPr>
             <w:r>
               <w:rPr>
                 <w:highlight w:val="yellow"/>
-                <w:lang w:val="en-US"/>
               </w:rPr>
               <w:t>-</w:t>
             </w:r>
@@ -3255,13 +2933,11 @@
             <w:pPr>
               <w:rPr>
                 <w:highlight w:val="yellow"/>
-                <w:lang w:val="en-US"/>
               </w:rPr>
             </w:pPr>
             <w:r>
               <w:rPr>
                 <w:highlight w:val="yellow"/>
-                <w:lang w:val="en-US"/>
               </w:rPr>
               <w:t>-</w:t>
             </w:r>
@@ -3293,13 +2969,11 @@
             <w:pPr>
               <w:rPr>
                 <w:highlight w:val="yellow"/>
-                <w:lang w:val="en-US"/>
               </w:rPr>
             </w:pPr>
             <w:r>
               <w:rPr>
                 <w:highlight w:val="yellow"/>
-                <w:lang w:val="en-US"/>
               </w:rPr>
               <w:t>-</w:t>
             </w:r>
@@ -3349,13 +3023,11 @@
             <w:pPr>
               <w:rPr>
                 <w:highlight w:val="yellow"/>
-                <w:lang w:val="en-US"/>
               </w:rPr>
             </w:pPr>
             <w:r>
               <w:rPr>
                 <w:highlight w:val="yellow"/>
-                <w:lang w:val="en-US"/>
               </w:rPr>
               <w:t>-</w:t>
             </w:r>
@@ -3369,13 +3041,11 @@
             <w:pPr>
               <w:rPr>
                 <w:highlight w:val="yellow"/>
-                <w:lang w:val="en-US"/>
               </w:rPr>
             </w:pPr>
             <w:r>
               <w:rPr>
                 <w:highlight w:val="yellow"/>
-                <w:lang w:val="en-US"/>
               </w:rPr>
               <w:t>-</w:t>
             </w:r>
@@ -3473,13 +3143,11 @@
             <w:pPr>
               <w:rPr>
                 <w:highlight w:val="yellow"/>
-                <w:lang w:val="en-US"/>
               </w:rPr>
             </w:pPr>
             <w:r>
               <w:rPr>
                 <w:highlight w:val="yellow"/>
-                <w:lang w:val="en-US"/>
               </w:rPr>
               <w:t>-</w:t>
             </w:r>
@@ -3493,13 +3161,11 @@
             <w:pPr>
               <w:rPr>
                 <w:highlight w:val="yellow"/>
-                <w:lang w:val="en-US"/>
               </w:rPr>
             </w:pPr>
             <w:r>
               <w:rPr>
                 <w:highlight w:val="yellow"/>
-                <w:lang w:val="en-US"/>
               </w:rPr>
               <w:t>-</w:t>
             </w:r>
@@ -3513,13 +3179,11 @@
             <w:pPr>
               <w:rPr>
                 <w:highlight w:val="yellow"/>
-                <w:lang w:val="en-US"/>
               </w:rPr>
             </w:pPr>
             <w:r>
               <w:rPr>
                 <w:highlight w:val="yellow"/>
-                <w:lang w:val="en-US"/>
               </w:rPr>
               <w:t>-</w:t>
             </w:r>
@@ -3533,13 +3197,11 @@
             <w:pPr>
               <w:rPr>
                 <w:highlight w:val="yellow"/>
-                <w:lang w:val="en-US"/>
               </w:rPr>
             </w:pPr>
             <w:r>
               <w:rPr>
                 <w:highlight w:val="yellow"/>
-                <w:lang w:val="en-US"/>
               </w:rPr>
               <w:t>-</w:t>
             </w:r>
@@ -3553,13 +3215,11 @@
             <w:pPr>
               <w:rPr>
                 <w:highlight w:val="yellow"/>
-                <w:lang w:val="en-US"/>
               </w:rPr>
             </w:pPr>
             <w:r>
               <w:rPr>
                 <w:highlight w:val="yellow"/>
-                <w:lang w:val="en-US"/>
               </w:rPr>
               <w:t>-</w:t>
             </w:r>
@@ -3609,13 +3269,11 @@
             <w:pPr>
               <w:rPr>
                 <w:highlight w:val="yellow"/>
-                <w:lang w:val="en-US"/>
               </w:rPr>
             </w:pPr>
             <w:r>
               <w:rPr>
                 <w:highlight w:val="yellow"/>
-                <w:lang w:val="en-US"/>
               </w:rPr>
               <w:t>-</w:t>
             </w:r>
@@ -3629,13 +3287,11 @@
             <w:pPr>
               <w:rPr>
                 <w:highlight w:val="yellow"/>
-                <w:lang w:val="en-US"/>
               </w:rPr>
             </w:pPr>
             <w:r>
               <w:rPr>
                 <w:highlight w:val="yellow"/>
-                <w:lang w:val="en-US"/>
               </w:rPr>
               <w:t>-</w:t>
             </w:r>
@@ -3733,13 +3389,11 @@
             <w:pPr>
               <w:rPr>
                 <w:highlight w:val="yellow"/>
-                <w:lang w:val="en-US"/>
               </w:rPr>
             </w:pPr>
             <w:r>
               <w:rPr>
                 <w:highlight w:val="yellow"/>
-                <w:lang w:val="en-US"/>
               </w:rPr>
               <w:t>-</w:t>
             </w:r>
@@ -3771,13 +3425,11 @@
             <w:pPr>
               <w:rPr>
                 <w:highlight w:val="yellow"/>
-                <w:lang w:val="en-US"/>
               </w:rPr>
             </w:pPr>
             <w:r>
               <w:rPr>
                 <w:highlight w:val="yellow"/>
-                <w:lang w:val="en-US"/>
               </w:rPr>
               <w:t>-</w:t>
             </w:r>
@@ -3947,13 +3599,11 @@
             <w:pPr>
               <w:rPr>
                 <w:highlight w:val="yellow"/>
-                <w:lang w:val="en-US"/>
               </w:rPr>
             </w:pPr>
             <w:r>
               <w:rPr>
                 <w:highlight w:val="yellow"/>
-                <w:lang w:val="en-US"/>
               </w:rPr>
               <w:t>-</w:t>
             </w:r>
@@ -4195,13 +3845,11 @@
             <w:pPr>
               <w:rPr>
                 <w:highlight w:val="yellow"/>
-                <w:lang w:val="en-US"/>
               </w:rPr>
             </w:pPr>
             <w:r>
               <w:rPr>
                 <w:highlight w:val="yellow"/>
-                <w:lang w:val="en-US"/>
               </w:rPr>
               <w:t>-</w:t>
             </w:r>
@@ -4215,13 +3863,11 @@
             <w:pPr>
               <w:rPr>
                 <w:highlight w:val="yellow"/>
-                <w:lang w:val="en-US"/>
               </w:rPr>
             </w:pPr>
             <w:r>
               <w:rPr>
                 <w:highlight w:val="yellow"/>
-                <w:lang w:val="en-US"/>
               </w:rPr>
               <w:t>-</w:t>
             </w:r>
@@ -4235,13 +3881,11 @@
             <w:pPr>
               <w:rPr>
                 <w:highlight w:val="yellow"/>
-                <w:lang w:val="en-US"/>
               </w:rPr>
             </w:pPr>
             <w:r>
               <w:rPr>
                 <w:highlight w:val="yellow"/>
-                <w:lang w:val="en-US"/>
               </w:rPr>
               <w:t>-</w:t>
             </w:r>
@@ -4255,13 +3899,11 @@
             <w:pPr>
               <w:rPr>
                 <w:highlight w:val="yellow"/>
-                <w:lang w:val="en-US"/>
               </w:rPr>
             </w:pPr>
             <w:r>
               <w:rPr>
                 <w:highlight w:val="yellow"/>
-                <w:lang w:val="en-US"/>
               </w:rPr>
               <w:t>-</w:t>
             </w:r>
@@ -4275,13 +3917,11 @@
             <w:pPr>
               <w:rPr>
                 <w:highlight w:val="yellow"/>
-                <w:lang w:val="en-US"/>
               </w:rPr>
             </w:pPr>
             <w:r>
               <w:rPr>
                 <w:highlight w:val="yellow"/>
-                <w:lang w:val="en-US"/>
               </w:rPr>
               <w:t>-</w:t>
             </w:r>
@@ -4295,13 +3935,11 @@
             <w:pPr>
               <w:rPr>
                 <w:highlight w:val="yellow"/>
-                <w:lang w:val="en-US"/>
               </w:rPr>
             </w:pPr>
             <w:r>
               <w:rPr>
                 <w:highlight w:val="yellow"/>
-                <w:lang w:val="en-US"/>
               </w:rPr>
               <w:t>-</w:t>
             </w:r>
@@ -4315,13 +3953,11 @@
             <w:pPr>
               <w:rPr>
                 <w:highlight w:val="yellow"/>
-                <w:lang w:val="en-US"/>
               </w:rPr>
             </w:pPr>
             <w:r>
               <w:rPr>
                 <w:highlight w:val="yellow"/>
-                <w:lang w:val="en-US"/>
               </w:rPr>
               <w:t>-</w:t>
             </w:r>
@@ -4353,13 +3989,11 @@
             <w:pPr>
               <w:rPr>
                 <w:highlight w:val="yellow"/>
-                <w:lang w:val="en-US"/>
               </w:rPr>
             </w:pPr>
             <w:r>
               <w:rPr>
                 <w:highlight w:val="yellow"/>
-                <w:lang w:val="en-US"/>
               </w:rPr>
               <w:t>-</w:t>
             </w:r>
@@ -4373,13 +4007,11 @@
             <w:pPr>
               <w:rPr>
                 <w:highlight w:val="yellow"/>
-                <w:lang w:val="en-US"/>
               </w:rPr>
             </w:pPr>
             <w:r>
               <w:rPr>
                 <w:highlight w:val="yellow"/>
-                <w:lang w:val="en-US"/>
               </w:rPr>
               <w:t>-</w:t>
             </w:r>
@@ -4393,13 +4025,11 @@
             <w:pPr>
               <w:rPr>
                 <w:highlight w:val="yellow"/>
-                <w:lang w:val="en-US"/>
               </w:rPr>
             </w:pPr>
             <w:r>
               <w:rPr>
                 <w:highlight w:val="yellow"/>
-                <w:lang w:val="en-US"/>
               </w:rPr>
               <w:t>-</w:t>
             </w:r>
@@ -4413,13 +4043,11 @@
             <w:pPr>
               <w:rPr>
                 <w:highlight w:val="yellow"/>
-                <w:lang w:val="en-US"/>
               </w:rPr>
             </w:pPr>
             <w:r>
               <w:rPr>
                 <w:highlight w:val="yellow"/>
-                <w:lang w:val="en-US"/>
               </w:rPr>
               <w:t>-</w:t>
             </w:r>
@@ -4513,13 +4141,7 @@
         <w:rPr>
           <w:snapToGrid w:val="0"/>
         </w:rPr>
-        <w:t xml:space="preserve">Заказчик: </w:t>
-      </w:r>
-      <w:r>
-        <w:rPr>
-          <w:snapToGrid w:val="0"/>
-        </w:rPr>
-        <w:t>____________________</w:t>
+        <w:t>Заказчик: ____________________</w:t>
       </w:r>
     </w:p>
     <w:p>
@@ -4541,14 +4163,7 @@
           <w:iCs/>
           <w:snapToGrid w:val="0"/>
         </w:rPr>
-        <w:t>______________________</w:t>
-      </w:r>
-      <w:r>
-        <w:rPr>
-          <w:iCs/>
-          <w:snapToGrid w:val="0"/>
-        </w:rPr>
-        <w:t>____________</w:t>
+        <w:t>__________________________________</w:t>
       </w:r>
     </w:p>
     <w:p>
@@ -4574,14 +4189,7 @@
           <w:iCs/>
           <w:snapToGrid w:val="0"/>
         </w:rPr>
-        <w:t>___________________________________</w:t>
-      </w:r>
-      <w:r>
-        <w:rPr>
-          <w:iCs/>
-          <w:snapToGrid w:val="0"/>
-        </w:rPr>
-        <w:t>_______</w:t>
+        <w:t>__________________________________________</w:t>
       </w:r>
     </w:p>
     <w:p>
@@ -4597,25 +4205,7 @@
         <w:rPr>
           <w:snapToGrid w:val="0"/>
         </w:rPr>
-        <w:t xml:space="preserve">Дата проведения </w:t>
-      </w:r>
-      <w:r>
-        <w:rPr>
-          <w:snapToGrid w:val="0"/>
-        </w:rPr>
-        <w:t>испытаний</w:t>
-      </w:r>
-      <w:r>
-        <w:rPr>
-          <w:snapToGrid w:val="0"/>
-        </w:rPr>
-        <w:t xml:space="preserve">: </w:t>
-      </w:r>
-      <w:r>
-        <w:rPr>
-          <w:snapToGrid w:val="0"/>
-        </w:rPr>
-        <w:t>_______________________</w:t>
+        <w:t>Дата проведения испытаний: _______________________</w:t>
       </w:r>
     </w:p>
     <w:p>
@@ -4631,19 +4221,10 @@
         <w:rPr>
           <w:snapToGrid w:val="0"/>
         </w:rPr>
-        <w:t>Присоединение</w:t>
-      </w:r>
-      <w:r>
-        <w:rPr>
-          <w:snapToGrid w:val="0"/>
-        </w:rPr>
-        <w:t xml:space="preserve">: </w:t>
-      </w:r>
-      <w:r>
-        <w:t>__________________</w:t>
-      </w:r>
-      <w:r>
-        <w:t>________________</w:t>
+        <w:t xml:space="preserve">Присоединение: </w:t>
+      </w:r>
+      <w:r>
+        <w:t>__________________________________</w:t>
       </w:r>
     </w:p>
     <w:p>
@@ -4675,8 +4256,95 @@
         </w:rPr>
       </w:pPr>
       <w:r>
+        <w:rPr>
+          <w:lang w:val="ru-RU"/>
+        </w:rPr>
         <w:lastRenderedPageBreak/>
         <w:fldChar w:fldCharType="begin"/>
+      </w:r>
+      <w:r>
+        <w:rPr>
+          <w:lang w:val="ru-RU"/>
+        </w:rPr>
+        <w:instrText xml:space="preserve"> SEQ Раздел5 \h \r </w:instrText>
+      </w:r>
+      <w:r>
+        <w:rPr>
+          <w:lang w:val="ru-RU"/>
+        </w:rPr>
+        <w:fldChar w:fldCharType="begin"/>
+      </w:r>
+      <w:r>
+        <w:rPr>
+          <w:lang w:val="ru-RU"/>
+        </w:rPr>
+        <w:instrText xml:space="preserve"> =</w:instrText>
+      </w:r>
+      <w:r>
+        <w:rPr>
+          <w:lang w:val="ru-RU"/>
+        </w:rPr>
+        <w:fldChar w:fldCharType="begin"/>
+      </w:r>
+      <w:r>
+        <w:rPr>
+          <w:lang w:val="ru-RU"/>
+        </w:rPr>
+        <w:instrText xml:space="preserve"> SectionPages </w:instrText>
+      </w:r>
+      <w:r>
+        <w:rPr>
+          <w:lang w:val="ru-RU"/>
+        </w:rPr>
+        <w:fldChar w:fldCharType="separate"/>
+      </w:r>
+      <w:r>
+        <w:rPr>
+          <w:lang w:val="ru-RU"/>
+        </w:rPr>
+        <w:instrText>15</w:instrText>
+      </w:r>
+      <w:r>
+        <w:rPr>
+          <w:lang w:val="ru-RU"/>
+        </w:rPr>
+        <w:fldChar w:fldCharType="end"/>
+      </w:r>
+      <w:r>
+        <w:rPr>
+          <w:lang w:val="ru-RU"/>
+        </w:rPr>
+        <w:instrText>+</w:instrText>
+      </w:r>
+      <w:r>
+        <w:rPr>
+          <w:lang w:val="ru-RU"/>
+        </w:rPr>
+        <w:fldChar w:fldCharType="begin"/>
+      </w:r>
+      <w:r>
+        <w:rPr>
+          <w:lang w:val="ru-RU"/>
+        </w:rPr>
+        <w:instrText xml:space="preserve"> SEQ Раздел4 \c </w:instrText>
+      </w:r>
+      <w:r>
+        <w:rPr>
+          <w:lang w:val="ru-RU"/>
+        </w:rPr>
+        <w:fldChar w:fldCharType="separate"/>
+      </w:r>
+      <w:r>
+        <w:rPr>
+          <w:lang w:val="ru-RU"/>
+        </w:rPr>
+        <w:instrText>0</w:instrText>
+      </w:r>
+      <w:r>
+        <w:rPr>
+          <w:lang w:val="ru-RU"/>
+        </w:rPr>
+        <w:fldChar w:fldCharType="end"/>
       </w:r>
       <w:r>
         <w:rPr>
@@ -4685,25 +4353,22 @@
         <w:instrText xml:space="preserve"> </w:instrText>
       </w:r>
       <w:r>
-        <w:instrText>SEQ</w:instrText>
-      </w:r>
-      <w:r>
         <w:rPr>
           <w:lang w:val="ru-RU"/>
         </w:rPr>
-        <w:instrText xml:space="preserve"> Раздел5 \</w:instrText>
-      </w:r>
-      <w:r>
-        <w:instrText>h</w:instrText>
+        <w:fldChar w:fldCharType="separate"/>
       </w:r>
       <w:r>
         <w:rPr>
           <w:lang w:val="ru-RU"/>
         </w:rPr>
-        <w:instrText xml:space="preserve"> \</w:instrText>
-      </w:r>
-      <w:r>
-        <w:instrText>r</w:instrText>
+        <w:instrText>15</w:instrText>
+      </w:r>
+      <w:r>
+        <w:rPr>
+          <w:lang w:val="ru-RU"/>
+        </w:rPr>
+        <w:fldChar w:fldCharType="end"/>
       </w:r>
       <w:r>
         <w:rPr>
@@ -4712,114 +4377,9 @@
         <w:instrText xml:space="preserve"> </w:instrText>
       </w:r>
       <w:r>
-        <w:fldChar w:fldCharType="begin"/>
-      </w:r>
-      <w:r>
         <w:rPr>
           <w:lang w:val="ru-RU"/>
         </w:rPr>
-        <w:instrText xml:space="preserve"> =</w:instrText>
-      </w:r>
-      <w:r>
-        <w:fldChar w:fldCharType="begin"/>
-      </w:r>
-      <w:r>
-        <w:rPr>
-          <w:lang w:val="ru-RU"/>
-        </w:rPr>
-        <w:instrText xml:space="preserve"> </w:instrText>
-      </w:r>
-      <w:r>
-        <w:instrText>SectionPages</w:instrText>
-      </w:r>
-      <w:r>
-        <w:rPr>
-          <w:lang w:val="ru-RU"/>
-        </w:rPr>
-        <w:instrText xml:space="preserve"> </w:instrText>
-      </w:r>
-      <w:r>
-        <w:fldChar w:fldCharType="separate"/>
-      </w:r>
-      <w:r>
-        <w:rPr>
-          <w:lang w:val="ru-RU"/>
-        </w:rPr>
-        <w:instrText>15</w:instrText>
-      </w:r>
-      <w:r>
-        <w:fldChar w:fldCharType="end"/>
-      </w:r>
-      <w:r>
-        <w:rPr>
-          <w:lang w:val="ru-RU"/>
-        </w:rPr>
-        <w:instrText>+</w:instrText>
-      </w:r>
-      <w:r>
-        <w:fldChar w:fldCharType="begin"/>
-      </w:r>
-      <w:r>
-        <w:rPr>
-          <w:lang w:val="ru-RU"/>
-        </w:rPr>
-        <w:instrText xml:space="preserve"> </w:instrText>
-      </w:r>
-      <w:r>
-        <w:instrText>SEQ</w:instrText>
-      </w:r>
-      <w:r>
-        <w:rPr>
-          <w:lang w:val="ru-RU"/>
-        </w:rPr>
-        <w:instrText xml:space="preserve"> Раздел4 \</w:instrText>
-      </w:r>
-      <w:r>
-        <w:instrText>c</w:instrText>
-      </w:r>
-      <w:r>
-        <w:rPr>
-          <w:lang w:val="ru-RU"/>
-        </w:rPr>
-        <w:instrText xml:space="preserve"> </w:instrText>
-      </w:r>
-      <w:r>
-        <w:fldChar w:fldCharType="separate"/>
-      </w:r>
-      <w:r>
-        <w:rPr>
-          <w:lang w:val="ru-RU"/>
-        </w:rPr>
-        <w:instrText>0</w:instrText>
-      </w:r>
-      <w:r>
-        <w:fldChar w:fldCharType="end"/>
-      </w:r>
-      <w:r>
-        <w:rPr>
-          <w:lang w:val="ru-RU"/>
-        </w:rPr>
-        <w:instrText xml:space="preserve"> </w:instrText>
-      </w:r>
-      <w:r>
-        <w:fldChar w:fldCharType="separate"/>
-      </w:r>
-      <w:r>
-        <w:rPr>
-          <w:lang w:val="ru-RU"/>
-        </w:rPr>
-        <w:instrText>15</w:instrText>
-      </w:r>
-      <w:r>
-        <w:fldChar w:fldCharType="end"/>
-      </w:r>
-      <w:r>
-        <w:rPr>
-          <w:lang w:val="ru-RU"/>
-        </w:rPr>
-        <w:instrText xml:space="preserve"> </w:instrText>
-      </w:r>
-      <w:r>
         <w:fldChar w:fldCharType="end"/>
       </w:r>
       <w:r>
@@ -4967,7 +4527,21 @@
         <w:rPr>
           <w:lang w:val="ru-RU"/>
         </w:rPr>
-        <w:t>Атмосферное давление _______ мм.рт.ст.;</w:t>
+        <w:t xml:space="preserve">Атмосферное давление _______ </w:t>
+      </w:r>
+      <w:proofErr w:type="spellStart"/>
+      <w:r>
+        <w:rPr>
+          <w:lang w:val="ru-RU"/>
+        </w:rPr>
+        <w:t>мм.рт.ст</w:t>
+      </w:r>
+      <w:proofErr w:type="spellEnd"/>
+      <w:r>
+        <w:rPr>
+          <w:lang w:val="ru-RU"/>
+        </w:rPr>
+        <w:t>.;</w:t>
       </w:r>
     </w:p>
     <w:p>
@@ -5013,10 +4587,7 @@
         <w:t>Технические данные ЮНИТ</w:t>
       </w:r>
       <w:r>
-        <w:t xml:space="preserve"> </w:t>
-      </w:r>
-      <w:r>
-        <w:t>&lt;&lt;REPEAT_UNIT&gt;&gt;</w:t>
+        <w:t xml:space="preserve"> &lt;&lt;REPEAT_UNIT&gt;&gt;</w:t>
       </w:r>
     </w:p>
     <w:tbl>
@@ -5100,9 +4671,6 @@
           <w:p>
             <w:pPr>
               <w:pStyle w:val="afff1"/>
-              <w:rPr>
-                <w:lang w:val="en-US"/>
-              </w:rPr>
             </w:pPr>
           </w:p>
         </w:tc>
@@ -5141,7 +4709,15 @@
               <w:pStyle w:val="afff1"/>
             </w:pPr>
             <w:r>
-              <w:t>ООО Юнител Инжиниринг</w:t>
+              <w:t xml:space="preserve">ООО </w:t>
+            </w:r>
+            <w:proofErr w:type="spellStart"/>
+            <w:r>
+              <w:t>Юнител</w:t>
+            </w:r>
+            <w:proofErr w:type="spellEnd"/>
+            <w:r>
+              <w:t xml:space="preserve"> Инжиниринг</w:t>
             </w:r>
           </w:p>
         </w:tc>
@@ -5178,9 +4754,6 @@
           <w:p>
             <w:pPr>
               <w:pStyle w:val="afff1"/>
-              <w:rPr>
-                <w:lang w:val="en-US"/>
-              </w:rPr>
             </w:pPr>
           </w:p>
         </w:tc>
@@ -5200,12 +4773,21 @@
                 <w:bCs w:val="0"/>
               </w:rPr>
             </w:pPr>
+            <w:proofErr w:type="spellStart"/>
             <w:r>
               <w:rPr>
                 <w:b/>
                 <w:bCs w:val="0"/>
               </w:rPr>
-              <w:t>Uпит, В</w:t>
+              <w:t>Uпит</w:t>
+            </w:r>
+            <w:proofErr w:type="spellEnd"/>
+            <w:r>
+              <w:rPr>
+                <w:b/>
+                <w:bCs w:val="0"/>
+              </w:rPr>
+              <w:t>, В</w:t>
             </w:r>
           </w:p>
         </w:tc>
@@ -5251,10 +4833,7 @@
         <w:t>Технические данные ИЧМ</w:t>
       </w:r>
       <w:r>
-        <w:t xml:space="preserve"> </w:t>
-      </w:r>
-      <w:r>
-        <w:t>&lt;&lt;REPEAT_HMI&gt;&gt;</w:t>
+        <w:t xml:space="preserve"> &lt;&lt;REPEAT_HMI&gt;&gt;</w:t>
       </w:r>
     </w:p>
     <w:tbl>
@@ -5280,7 +4859,6 @@
               <w:rPr>
                 <w:b/>
                 <w:bCs w:val="0"/>
-                <w:lang w:val="en-US"/>
               </w:rPr>
             </w:pPr>
             <w:r>
@@ -5288,14 +4866,7 @@
                 <w:b/>
                 <w:bCs w:val="0"/>
               </w:rPr>
-              <w:t xml:space="preserve">Код заказа </w:t>
-            </w:r>
-            <w:r>
-              <w:rPr>
-                <w:b/>
-                <w:bCs w:val="0"/>
-              </w:rPr>
-              <w:t>ИЧМ</w:t>
+              <w:t>Код заказа ИЧМ</w:t>
             </w:r>
           </w:p>
         </w:tc>
@@ -5346,9 +4917,6 @@
           <w:p>
             <w:pPr>
               <w:pStyle w:val="afff1"/>
-              <w:rPr>
-                <w:lang w:val="en-US"/>
-              </w:rPr>
             </w:pPr>
           </w:p>
         </w:tc>
@@ -5387,7 +4955,15 @@
               <w:pStyle w:val="afff1"/>
             </w:pPr>
             <w:r>
-              <w:t>ООО Юнител Инжиниринг</w:t>
+              <w:t xml:space="preserve">ООО </w:t>
+            </w:r>
+            <w:proofErr w:type="spellStart"/>
+            <w:r>
+              <w:t>Юнител</w:t>
+            </w:r>
+            <w:proofErr w:type="spellEnd"/>
+            <w:r>
+              <w:t xml:space="preserve"> Инжиниринг</w:t>
             </w:r>
           </w:p>
         </w:tc>
@@ -5424,9 +5000,6 @@
           <w:p>
             <w:pPr>
               <w:pStyle w:val="afff1"/>
-              <w:rPr>
-                <w:lang w:val="en-US"/>
-              </w:rPr>
             </w:pPr>
           </w:p>
         </w:tc>
@@ -5446,12 +5019,21 @@
                 <w:bCs w:val="0"/>
               </w:rPr>
             </w:pPr>
+            <w:proofErr w:type="spellStart"/>
             <w:r>
               <w:rPr>
                 <w:b/>
                 <w:bCs w:val="0"/>
               </w:rPr>
-              <w:t>Uпит, В</w:t>
+              <w:t>Uпит</w:t>
+            </w:r>
+            <w:proofErr w:type="spellEnd"/>
+            <w:r>
+              <w:rPr>
+                <w:b/>
+                <w:bCs w:val="0"/>
+              </w:rPr>
+              <w:t>, В</w:t>
             </w:r>
           </w:p>
         </w:tc>
@@ -5498,10 +5080,7 @@
         <w:t>Технические данные ВЧ ПРМ/ПРД</w:t>
       </w:r>
       <w:r>
-        <w:t xml:space="preserve"> </w:t>
-      </w:r>
-      <w:r>
-        <w:t>&lt;&lt;REPEAT_PRV&gt;&gt;</w:t>
+        <w:t xml:space="preserve"> &lt;&lt;REPEAT_PRV&gt;&gt;</w:t>
       </w:r>
     </w:p>
     <w:tbl>
@@ -5585,9 +5164,6 @@
           <w:p>
             <w:pPr>
               <w:pStyle w:val="afff1"/>
-              <w:rPr>
-                <w:lang w:val="en-US"/>
-              </w:rPr>
             </w:pPr>
           </w:p>
         </w:tc>
@@ -5626,7 +5202,15 @@
               <w:pStyle w:val="afff1"/>
             </w:pPr>
             <w:r>
-              <w:t>ООО Юнител Инжиниринг</w:t>
+              <w:t xml:space="preserve">ООО </w:t>
+            </w:r>
+            <w:proofErr w:type="spellStart"/>
+            <w:r>
+              <w:t>Юнител</w:t>
+            </w:r>
+            <w:proofErr w:type="spellEnd"/>
+            <w:r>
+              <w:t xml:space="preserve"> Инжиниринг</w:t>
             </w:r>
           </w:p>
         </w:tc>
@@ -5663,9 +5247,6 @@
           <w:p>
             <w:pPr>
               <w:pStyle w:val="afff1"/>
-              <w:rPr>
-                <w:lang w:val="en-US"/>
-              </w:rPr>
             </w:pPr>
           </w:p>
         </w:tc>
@@ -5685,12 +5266,21 @@
                 <w:bCs w:val="0"/>
               </w:rPr>
             </w:pPr>
+            <w:proofErr w:type="spellStart"/>
             <w:r>
               <w:rPr>
                 <w:b/>
                 <w:bCs w:val="0"/>
               </w:rPr>
-              <w:t>Uпит, В</w:t>
+              <w:t>Uпит</w:t>
+            </w:r>
+            <w:proofErr w:type="spellEnd"/>
+            <w:r>
+              <w:rPr>
+                <w:b/>
+                <w:bCs w:val="0"/>
+              </w:rPr>
+              <w:t>, В</w:t>
             </w:r>
           </w:p>
         </w:tc>
@@ -5710,6 +5300,22 @@
         </w:tc>
       </w:tr>
     </w:tbl>
+    <w:p>
+      <w:pPr>
+        <w:pStyle w:val="14"/>
+      </w:pPr>
+      <w:bookmarkStart w:id="7" w:name="дополнительные-сведения"/>
+      <w:bookmarkEnd w:id="4"/>
+      <w:bookmarkEnd w:id="5"/>
+      <w:bookmarkEnd w:id="6"/>
+      <w:r>
+        <w:t>3</w:t>
+      </w:r>
+      <w:r>
+        <w:tab/>
+        <w:t>Дополнительные сведения</w:t>
+      </w:r>
+    </w:p>
     <w:p>
       <w:pPr>
         <w:pStyle w:val="311"/>
@@ -5718,89 +5324,120 @@
           <w:lang w:val="ru-RU"/>
         </w:rPr>
       </w:pPr>
-    </w:p>
-    <w:p>
-      <w:pPr>
-        <w:pStyle w:val="14"/>
-      </w:pPr>
-      <w:bookmarkStart w:id="7" w:name="дополнительные-сведения"/>
-      <w:bookmarkEnd w:id="4"/>
-      <w:bookmarkEnd w:id="5"/>
-      <w:bookmarkEnd w:id="6"/>
-      <w:r>
-        <w:t>3</w:t>
-      </w:r>
-      <w:r>
-        <w:tab/>
-        <w:t>Дополнительные сведения</w:t>
-      </w:r>
-    </w:p>
-    <w:p>
-      <w:pPr>
-        <w:pStyle w:val="311"/>
+      <w:r>
         <w:rPr>
           <w:lang w:val="ru-RU"/>
         </w:rPr>
-      </w:pPr>
+        <w:t>__________________________________________________________________________________________</w:t>
+      </w:r>
       <w:r>
         <w:rPr>
           <w:lang w:val="ru-RU"/>
         </w:rPr>
-        <w:t>Устройство подключено к трансформаторам тока типа___________________________________ ____________________________________________________________________________________________________________________________________________________________________________________ ______________________________________________________________________________________________________________________________________________________ с коэффициентами трансформации ____________________________________________________________________________________________________________________________________________________________________________________ __________________________________________________________________________________________ __________________________________________________________________________________________</w:t>
-      </w:r>
-    </w:p>
-    <w:p>
-      <w:pPr>
-        <w:pStyle w:val="14"/>
-      </w:pPr>
-      <w:bookmarkStart w:id="8" w:name="уставки-и-конфигурация"/>
-      <w:bookmarkEnd w:id="7"/>
-      <w:r>
-        <w:t>4</w:t>
-      </w:r>
-      <w:r>
-        <w:tab/>
-        <w:t>Уставки и конфигурация</w:t>
-      </w:r>
-    </w:p>
-    <w:p>
-      <w:pPr>
-        <w:pStyle w:val="311"/>
+        <w:t xml:space="preserve">____________________________________________________________________________________________________________________________________________________________________________________ </w:t>
+      </w:r>
+      <w:r>
         <w:rPr>
           <w:lang w:val="ru-RU"/>
         </w:rPr>
-      </w:pPr>
+        <w:t>____________________________________________________________________________________________________________________________________________________________________________________</w:t>
+      </w:r>
       <w:r>
         <w:rPr>
           <w:lang w:val="ru-RU"/>
         </w:rPr>
-        <w:t xml:space="preserve">Уставки РЗА и параметры конфигурации установлены согласно рабочей документации ______________________________________________________ и бланку уставок___________________ __________________________________________________________________________________________ </w:t>
+        <w:t>____________________________________________________________________________________________________________________________________________________________________________________ __________________________________________________________________________________________ __________________________________________________________________________________________</w:t>
+      </w:r>
+    </w:p>
+    <w:p>
+      <w:pPr>
+        <w:pStyle w:val="14"/>
+      </w:pPr>
+      <w:bookmarkStart w:id="8" w:name="уставки-и-конфигурация"/>
+      <w:bookmarkEnd w:id="7"/>
+      <w:r>
+        <w:t>4</w:t>
+      </w:r>
+      <w:r>
+        <w:tab/>
+        <w:t>Уставки и конфигурация</w:t>
+      </w:r>
+    </w:p>
+    <w:p>
+      <w:pPr>
+        <w:pStyle w:val="311"/>
+        <w:jc w:val="both"/>
+        <w:rPr>
+          <w:lang w:val="ru-RU"/>
+        </w:rPr>
+      </w:pPr>
+      <w:r>
+        <w:rPr>
+          <w:lang w:val="ru-RU"/>
+        </w:rPr>
+        <w:t>Уставки РЗА и параметры конфигурации установлены согласно рабочей документации</w:t>
+      </w:r>
+      <w:r>
+        <w:rPr>
+          <w:lang w:val="ru-RU"/>
+        </w:rPr>
+        <w:br/>
+        <w:t>__________________________________________________________________________________________</w:t>
+      </w:r>
+      <w:r>
+        <w:rPr>
+          <w:lang w:val="ru-RU"/>
+        </w:rPr>
+        <w:br/>
+      </w:r>
+      <w:r>
+        <w:rPr>
+          <w:lang w:val="ru-RU"/>
+        </w:rPr>
+        <w:t>и бланку уставок</w:t>
+      </w:r>
+      <w:r>
+        <w:rPr>
+          <w:lang w:val="ru-RU"/>
+        </w:rPr>
+        <w:t xml:space="preserve"> _____________________________________________________</w:t>
+      </w:r>
+      <w:r>
+        <w:rPr>
+          <w:lang w:val="ru-RU"/>
+        </w:rPr>
+        <w:t>___________________</w:t>
+      </w:r>
+      <w:r>
+        <w:rPr>
+          <w:lang w:val="ru-RU"/>
+        </w:rPr>
+        <w:t>.</w:t>
+      </w:r>
+      <w:r>
+        <w:rPr>
+          <w:lang w:val="ru-RU"/>
+        </w:rPr>
+        <w:br/>
+      </w:r>
+      <w:r>
+        <w:rPr>
+          <w:lang w:val="ru-RU"/>
+        </w:rPr>
+        <w:t xml:space="preserve">В работу введена ____ группа уставок. Рабочие уставки функций РЗА задаются в устройстве с </w:t>
       </w:r>
       <w:r>
         <w:rPr>
           <w:lang w:val="ru-RU"/>
         </w:rPr>
         <w:lastRenderedPageBreak/>
-        <w:t>В работу введена ____ группа уставок. Рабочие уставки функций РЗА задаются в устройстве с использованием ПО «ЮНИТ-СЕРВИС РЗА» согласно утверждённому бланку уставок. Проверяется возможность считывания информации, а также активации группы уставок с использованием дисплея и кнопок на панели ИЧМ (при наличии модуля ИЧМ). Результат проверки: _______________________________________________________</w:t>
+        <w:t>использованием ПО «ЮНИТ-СЕРВИС РЗА» согласно утверждённому бланку уставок. Проверяется возможность считывания информации, а также активации группы уставок с использованием дисплея и кнопок на панели ИЧМ.</w:t>
       </w:r>
     </w:p>
     <w:p>
       <w:pPr>
-        <w:pStyle w:val="14"/>
-      </w:pPr>
-      <w:bookmarkStart w:id="9" w:name="внешний-осмотр"/>
-      <w:bookmarkEnd w:id="8"/>
-      <w:r>
-        <w:t>5</w:t>
-      </w:r>
-      <w:r>
-        <w:tab/>
-        <w:t>Внешний осмотр</w:t>
-      </w:r>
-    </w:p>
-    <w:p>
-      <w:pPr>
         <w:pStyle w:val="311"/>
+        <w:jc w:val="both"/>
         <w:rPr>
           <w:lang w:val="ru-RU"/>
         </w:rPr>
@@ -5809,7 +5446,60 @@
         <w:rPr>
           <w:lang w:val="ru-RU"/>
         </w:rPr>
-        <w:t>Произведен внешний осмотр устройства «ЮНИТ-М300-ДЗТ2», на предмет:</w:t>
+        <w:t>Результат проверки: _______________________________________________________</w:t>
+      </w:r>
+      <w:r>
+        <w:rPr>
+          <w:lang w:val="ru-RU"/>
+        </w:rPr>
+        <w:t>____________</w:t>
+      </w:r>
+    </w:p>
+    <w:p>
+      <w:pPr>
+        <w:pStyle w:val="14"/>
+      </w:pPr>
+      <w:bookmarkStart w:id="9" w:name="внешний-осмотр"/>
+      <w:bookmarkEnd w:id="8"/>
+      <w:r>
+        <w:t>5</w:t>
+      </w:r>
+      <w:r>
+        <w:tab/>
+        <w:t>Внешний осмотр</w:t>
+      </w:r>
+    </w:p>
+    <w:p>
+      <w:pPr>
+        <w:pStyle w:val="311"/>
+        <w:jc w:val="both"/>
+        <w:rPr>
+          <w:lang w:val="ru-RU"/>
+        </w:rPr>
+      </w:pPr>
+      <w:r>
+        <w:rPr>
+          <w:lang w:val="ru-RU"/>
+        </w:rPr>
+        <w:t xml:space="preserve">Произведен внешний осмотр </w:t>
+      </w:r>
+      <w:r>
+        <w:rPr>
+          <w:lang w:val="ru-RU"/>
+        </w:rPr>
+        <w:t xml:space="preserve">шкафа и установленных в нем </w:t>
+      </w:r>
+      <w:r>
+        <w:rPr>
+          <w:lang w:val="ru-RU"/>
+        </w:rPr>
+        <w:t>устройств</w:t>
+      </w:r>
+      <w:r>
+        <w:rPr>
+          <w:lang w:val="ru-RU"/>
+        </w:rPr>
+        <w:t xml:space="preserve"> на предмет:</w:t>
       </w:r>
     </w:p>
     <w:p>
@@ -5817,8 +5507,13 @@
         <w:pStyle w:val="311"/>
         <w:numPr>
           <w:ilvl w:val="0"/>
-          <w:numId w:val="46"/>
+          <w:numId w:val="47"/>
         </w:numPr>
+        <w:tabs>
+          <w:tab w:val="left" w:pos="851"/>
+        </w:tabs>
+        <w:ind w:left="0" w:firstLine="567"/>
+        <w:jc w:val="both"/>
         <w:rPr>
           <w:lang w:val="ru-RU"/>
         </w:rPr>
@@ -5835,8 +5530,13 @@
         <w:pStyle w:val="311"/>
         <w:numPr>
           <w:ilvl w:val="0"/>
-          <w:numId w:val="46"/>
+          <w:numId w:val="47"/>
         </w:numPr>
+        <w:tabs>
+          <w:tab w:val="left" w:pos="851"/>
+        </w:tabs>
+        <w:ind w:left="0" w:firstLine="567"/>
+        <w:jc w:val="both"/>
         <w:rPr>
           <w:lang w:val="ru-RU"/>
         </w:rPr>
@@ -5853,8 +5553,13 @@
         <w:pStyle w:val="311"/>
         <w:numPr>
           <w:ilvl w:val="0"/>
-          <w:numId w:val="46"/>
+          <w:numId w:val="47"/>
         </w:numPr>
+        <w:tabs>
+          <w:tab w:val="left" w:pos="851"/>
+        </w:tabs>
+        <w:ind w:left="0" w:firstLine="567"/>
+        <w:jc w:val="both"/>
         <w:rPr>
           <w:lang w:val="ru-RU"/>
         </w:rPr>
@@ -5871,8 +5576,13 @@
         <w:pStyle w:val="311"/>
         <w:numPr>
           <w:ilvl w:val="0"/>
-          <w:numId w:val="46"/>
+          <w:numId w:val="47"/>
         </w:numPr>
+        <w:tabs>
+          <w:tab w:val="left" w:pos="851"/>
+        </w:tabs>
+        <w:ind w:left="0" w:firstLine="567"/>
+        <w:jc w:val="both"/>
         <w:rPr>
           <w:lang w:val="ru-RU"/>
         </w:rPr>
@@ -5889,8 +5599,13 @@
         <w:pStyle w:val="311"/>
         <w:numPr>
           <w:ilvl w:val="0"/>
-          <w:numId w:val="46"/>
+          <w:numId w:val="47"/>
         </w:numPr>
+        <w:tabs>
+          <w:tab w:val="left" w:pos="851"/>
+        </w:tabs>
+        <w:ind w:left="0" w:firstLine="567"/>
+        <w:jc w:val="both"/>
         <w:rPr>
           <w:lang w:val="ru-RU"/>
         </w:rPr>
@@ -5907,8 +5622,13 @@
         <w:pStyle w:val="311"/>
         <w:numPr>
           <w:ilvl w:val="0"/>
-          <w:numId w:val="46"/>
+          <w:numId w:val="47"/>
         </w:numPr>
+        <w:tabs>
+          <w:tab w:val="left" w:pos="851"/>
+        </w:tabs>
+        <w:ind w:left="0" w:firstLine="567"/>
+        <w:jc w:val="both"/>
         <w:rPr>
           <w:lang w:val="ru-RU"/>
         </w:rPr>
@@ -5925,8 +5645,13 @@
         <w:pStyle w:val="311"/>
         <w:numPr>
           <w:ilvl w:val="0"/>
-          <w:numId w:val="46"/>
+          <w:numId w:val="47"/>
         </w:numPr>
+        <w:tabs>
+          <w:tab w:val="left" w:pos="851"/>
+        </w:tabs>
+        <w:ind w:left="0" w:firstLine="567"/>
+        <w:jc w:val="both"/>
         <w:rPr>
           <w:lang w:val="ru-RU"/>
         </w:rPr>
@@ -5935,7 +5660,19 @@
         <w:rPr>
           <w:lang w:val="ru-RU"/>
         </w:rPr>
-        <w:t>состояния уплотнений дверей шкафов, кожухов, вторичных выводов трансформаторов тока и напряжения, кабельных вводов, крышек технологических отверстий и т.п.;</w:t>
+        <w:t>состояния уплотнений дверей шкаф</w:t>
+      </w:r>
+      <w:r>
+        <w:rPr>
+          <w:lang w:val="ru-RU"/>
+        </w:rPr>
+        <w:t>а</w:t>
+      </w:r>
+      <w:r>
+        <w:rPr>
+          <w:lang w:val="ru-RU"/>
+        </w:rPr>
+        <w:t>, кожухов, вторичных выводов трансформаторов тока и напряжения, кабельных вводов, крышек технологических отверстий и т.п.;</w:t>
       </w:r>
     </w:p>
     <w:p>
@@ -5943,8 +5680,13 @@
         <w:pStyle w:val="311"/>
         <w:numPr>
           <w:ilvl w:val="0"/>
-          <w:numId w:val="46"/>
+          <w:numId w:val="47"/>
         </w:numPr>
+        <w:tabs>
+          <w:tab w:val="left" w:pos="851"/>
+        </w:tabs>
+        <w:ind w:left="0" w:firstLine="567"/>
+        <w:jc w:val="both"/>
         <w:rPr>
           <w:lang w:val="ru-RU"/>
         </w:rPr>
@@ -5953,7 +5695,7 @@
         <w:rPr>
           <w:lang w:val="ru-RU"/>
         </w:rPr>
-        <w:t>состояния и правильности выполнения заземлений цепей вторичных соединений и аппаратуры устройства;</w:t>
+        <w:t>состояния и правильности выполнения заземлений цепей вторичных соединений и аппаратуры;</w:t>
       </w:r>
     </w:p>
     <w:p>
@@ -5961,8 +5703,13 @@
         <w:pStyle w:val="311"/>
         <w:numPr>
           <w:ilvl w:val="0"/>
-          <w:numId w:val="46"/>
+          <w:numId w:val="47"/>
         </w:numPr>
+        <w:tabs>
+          <w:tab w:val="left" w:pos="851"/>
+        </w:tabs>
+        <w:ind w:left="0" w:firstLine="567"/>
+        <w:jc w:val="both"/>
         <w:rPr>
           <w:lang w:val="ru-RU"/>
         </w:rPr>
@@ -5971,12 +5718,13 @@
         <w:rPr>
           <w:lang w:val="ru-RU"/>
         </w:rPr>
-        <w:t>наличия и правильности надписей на элементах устройства и соответствие их функциональному назначению, наличие и правильность маркировки кабелей, жил кабелей и проводов.</w:t>
+        <w:t>наличия и правильности надписей на элементах устройств и соответствие их функциональному назначению, наличие и правильность маркировки кабелей, жил кабелей и проводов.</w:t>
       </w:r>
     </w:p>
     <w:p>
       <w:pPr>
         <w:pStyle w:val="311"/>
+        <w:jc w:val="both"/>
         <w:rPr>
           <w:lang w:val="ru-RU"/>
         </w:rPr>
@@ -5985,7 +5733,7 @@
         <w:rPr>
           <w:lang w:val="ru-RU"/>
         </w:rPr>
-        <w:t>Результат проверки: _______________________________________________________</w:t>
+        <w:t>Результат проверки: ___________________________________________________________________</w:t>
       </w:r>
     </w:p>
     <w:p>
@@ -5999,12 +5747,24 @@
       </w:r>
       <w:r>
         <w:tab/>
-        <w:t>Проверка конфигурирования и параметрирования устройства</w:t>
+        <w:t xml:space="preserve">Проверка конфигурирования и </w:t>
+      </w:r>
+      <w:proofErr w:type="spellStart"/>
+      <w:r>
+        <w:t>параметрирования</w:t>
+      </w:r>
+      <w:proofErr w:type="spellEnd"/>
+      <w:r>
+        <w:t xml:space="preserve"> </w:t>
+      </w:r>
+      <w:r>
+        <w:t>&lt;&lt;UNITS_GEN&gt;&gt;</w:t>
       </w:r>
     </w:p>
     <w:p>
       <w:pPr>
         <w:pStyle w:val="311"/>
+        <w:jc w:val="both"/>
         <w:rPr>
           <w:lang w:val="ru-RU"/>
         </w:rPr>
@@ -6013,75 +5773,132 @@
         <w:rPr>
           <w:lang w:val="ru-RU"/>
         </w:rPr>
-        <w:t>С помощью ПО «ЮНИТ-СЕРВИС РЗА» загружены текущие настройки конфигурирования и параметрирования устройства (матрица входных и выходных сигналов, настройки светодиодов и функциональных клавиш, конфигурация устройства, настройки регистрации) и произведено сравнение их с последними корректированными настройками.</w:t>
-      </w:r>
-    </w:p>
-    <w:p>
-      <w:pPr>
-        <w:pStyle w:val="311"/>
+        <w:t xml:space="preserve">С помощью ПО «ЮНИТ-СЕРВИС РЗА» загружены текущие настройки конфигурирования и </w:t>
+      </w:r>
+      <w:proofErr w:type="spellStart"/>
+      <w:r>
         <w:rPr>
           <w:lang w:val="ru-RU"/>
         </w:rPr>
-      </w:pPr>
+        <w:t>параметрирования</w:t>
+      </w:r>
+      <w:proofErr w:type="spellEnd"/>
       <w:r>
         <w:rPr>
           <w:lang w:val="ru-RU"/>
         </w:rPr>
-        <w:t>Результат проверки: _______________________________________________________</w:t>
-      </w:r>
-    </w:p>
-    <w:p>
-      <w:pPr>
-        <w:pStyle w:val="14"/>
-      </w:pPr>
-      <w:bookmarkStart w:id="11" w:name="проверка-состояния-изоляции"/>
-      <w:bookmarkEnd w:id="10"/>
-      <w:r>
-        <w:t>7</w:t>
-      </w:r>
-      <w:r>
-        <w:tab/>
-        <w:t>Проверка состояния изоляции</w:t>
-      </w:r>
-    </w:p>
-    <w:p>
-      <w:pPr>
-        <w:pStyle w:val="22"/>
-      </w:pPr>
-      <w:bookmarkStart w:id="12" w:name="X9687952bc1d30db593d75bc5681b56e0d46ca55"/>
-      <w:r>
-        <w:t>7.1</w:t>
-      </w:r>
-      <w:r>
-        <w:tab/>
-        <w:t>Измерение сопротивления изоляции устройства</w:t>
-      </w:r>
-    </w:p>
-    <w:p>
-      <w:pPr>
-        <w:pStyle w:val="311"/>
+        <w:t xml:space="preserve"> </w:t>
+      </w:r>
+      <w:r>
         <w:rPr>
           <w:lang w:val="ru-RU"/>
         </w:rPr>
-      </w:pPr>
+        <w:t>&lt;&lt;UNITS_GEN&gt;&gt;</w:t>
+      </w:r>
       <w:r>
         <w:rPr>
           <w:lang w:val="ru-RU"/>
         </w:rPr>
-        <w:t xml:space="preserve">Произведено измерение сопротивления изоляции всех групп цепей относительно корпуса устройства и между собой мегаомметром с номинальным напряжением 1000 В. Результаты измерений занесены в таблицу </w:t>
-      </w:r>
-      <w:r>
-        <w:t> </w:t>
-      </w:r>
-      <w:hyperlink w:anchor="tbl:table71">
-        <w:r>
-          <w:rPr>
-            <w:rStyle w:val="afff4"/>
-            <w:lang w:val="ru-RU"/>
-          </w:rPr>
-          <w:t>7.1</w:t>
-        </w:r>
-      </w:hyperlink>
+        <w:t xml:space="preserve"> (матрица входных и выходных сигналов, настройки светодиодов и функциональных клавиш, конфигураци</w:t>
+      </w:r>
+      <w:r>
+        <w:rPr>
+          <w:lang w:val="ru-RU"/>
+        </w:rPr>
+        <w:t>и</w:t>
+      </w:r>
+      <w:r>
+        <w:rPr>
+          <w:lang w:val="ru-RU"/>
+        </w:rPr>
+        <w:t xml:space="preserve"> </w:t>
+      </w:r>
+      <w:r>
+        <w:rPr>
+          <w:lang w:val="ru-RU"/>
+        </w:rPr>
+        <w:t>&lt;&lt;UNITS_GEN&gt;&gt;</w:t>
+      </w:r>
+      <w:r>
+        <w:rPr>
+          <w:lang w:val="ru-RU"/>
+        </w:rPr>
+        <w:t>, настройки регистрации) и произведено сравнение их с последними корректированными настройками.</w:t>
+      </w:r>
+    </w:p>
+    <w:p>
+      <w:pPr>
+        <w:pStyle w:val="311"/>
+        <w:jc w:val="both"/>
+        <w:rPr>
+          <w:lang w:val="ru-RU"/>
+        </w:rPr>
+      </w:pPr>
+      <w:bookmarkStart w:id="11" w:name="проверка-состояния-изоляции"/>
+      <w:bookmarkEnd w:id="10"/>
+      <w:r>
+        <w:rPr>
+          <w:lang w:val="ru-RU"/>
+        </w:rPr>
+        <w:t>Результат проверки: ___________________________________________________________________</w:t>
+      </w:r>
+    </w:p>
+    <w:p>
+      <w:pPr>
+        <w:pStyle w:val="14"/>
+      </w:pPr>
+      <w:r>
+        <w:t>7</w:t>
+      </w:r>
+      <w:r>
+        <w:tab/>
+        <w:t>Проверка состояния изоляции</w:t>
+      </w:r>
+    </w:p>
+    <w:p>
+      <w:pPr>
+        <w:pStyle w:val="22"/>
+      </w:pPr>
+      <w:bookmarkStart w:id="12" w:name="X9687952bc1d30db593d75bc5681b56e0d46ca55"/>
+      <w:r>
+        <w:t>7.1</w:t>
+      </w:r>
+      <w:r>
+        <w:tab/>
+        <w:t xml:space="preserve">Измерение сопротивления изоляции </w:t>
+      </w:r>
+      <w:r>
+        <w:t>&lt;&lt;UNITS_GEN&gt;&gt;</w:t>
+      </w:r>
+    </w:p>
+    <w:p>
+      <w:pPr>
+        <w:pStyle w:val="311"/>
+        <w:jc w:val="both"/>
+      </w:pPr>
+      <w:r>
+        <w:rPr>
+          <w:lang w:val="ru-RU"/>
+        </w:rPr>
+        <w:t xml:space="preserve">Произведено измерение сопротивления изоляции всех групп цепей относительно корпуса устройства и между собой </w:t>
+      </w:r>
+      <w:proofErr w:type="spellStart"/>
+      <w:r>
+        <w:rPr>
+          <w:lang w:val="ru-RU"/>
+        </w:rPr>
+        <w:t>мегаомметром</w:t>
+      </w:r>
+      <w:proofErr w:type="spellEnd"/>
+      <w:r>
+        <w:rPr>
+          <w:lang w:val="ru-RU"/>
+        </w:rPr>
+        <w:t xml:space="preserve"> с номинальным напряжением 1000 В. Результаты измерений занесены </w:t>
+      </w:r>
+      <w:r>
+        <w:t>&lt;&lt;REFS_INSUL_UNIT&gt;&gt;</w:t>
+      </w:r>
       <w:r>
         <w:rPr>
           <w:lang w:val="ru-RU"/>
@@ -6095,8 +5912,19 @@
       </w:pPr>
       <w:bookmarkStart w:id="13" w:name="tbl:table71"/>
       <w:r>
-        <w:lastRenderedPageBreak/>
-        <w:t>Таблица 7.1. Проверка сопротивления изоляции цепей</w:t>
+        <w:t>Таблица 7.1</w:t>
+      </w:r>
+      <w:r>
+        <w:t xml:space="preserve"> – </w:t>
+      </w:r>
+      <w:r>
+        <w:t>Проверка сопротивления изоляции цепей</w:t>
+      </w:r>
+      <w:r>
+        <w:t xml:space="preserve"> </w:t>
+      </w:r>
+      <w:r>
+        <w:t>&lt;&lt;REPEAT_INSUL_UNIT&gt;&gt;</w:t>
       </w:r>
     </w:p>
     <w:tbl>
@@ -6119,7 +5947,7 @@
         </w:trPr>
         <w:tc>
           <w:tcPr>
-            <w:tcW w:w="1092" w:type="dxa"/>
+            <w:tcW w:w="1367" w:type="dxa"/>
           </w:tcPr>
           <w:p>
             <w:pPr>
@@ -6132,7 +5960,7 @@
         </w:tc>
         <w:tc>
           <w:tcPr>
-            <w:tcW w:w="4824" w:type="dxa"/>
+            <w:tcW w:w="6039" w:type="dxa"/>
           </w:tcPr>
           <w:p>
             <w:pPr>
@@ -6145,7 +5973,7 @@
         </w:tc>
         <w:tc>
           <w:tcPr>
-            <w:tcW w:w="2002" w:type="dxa"/>
+            <w:tcW w:w="2506" w:type="dxa"/>
           </w:tcPr>
           <w:p>
             <w:pPr>
@@ -6160,7 +5988,7 @@
       <w:tr>
         <w:tc>
           <w:tcPr>
-            <w:tcW w:w="1092" w:type="dxa"/>
+            <w:tcW w:w="1367" w:type="dxa"/>
           </w:tcPr>
           <w:p>
             <w:pPr>
@@ -6173,7 +6001,7 @@
         </w:tc>
         <w:tc>
           <w:tcPr>
-            <w:tcW w:w="4824" w:type="dxa"/>
+            <w:tcW w:w="6039" w:type="dxa"/>
           </w:tcPr>
           <w:p>
             <w:pPr>
@@ -6186,7 +6014,7 @@
         </w:tc>
         <w:tc>
           <w:tcPr>
-            <w:tcW w:w="2002" w:type="dxa"/>
+            <w:tcW w:w="2506" w:type="dxa"/>
           </w:tcPr>
           <w:p>
             <w:pPr>
@@ -6198,20 +6026,21 @@
       <w:tr>
         <w:tc>
           <w:tcPr>
-            <w:tcW w:w="1092" w:type="dxa"/>
+            <w:tcW w:w="1367" w:type="dxa"/>
           </w:tcPr>
           <w:p>
             <w:pPr>
               <w:pStyle w:val="afff1"/>
             </w:pPr>
             <w:r>
+              <w:lastRenderedPageBreak/>
               <w:t>2</w:t>
             </w:r>
           </w:p>
         </w:tc>
         <w:tc>
           <w:tcPr>
-            <w:tcW w:w="4824" w:type="dxa"/>
+            <w:tcW w:w="6039" w:type="dxa"/>
           </w:tcPr>
           <w:p>
             <w:pPr>
@@ -6224,7 +6053,7 @@
         </w:tc>
         <w:tc>
           <w:tcPr>
-            <w:tcW w:w="2002" w:type="dxa"/>
+            <w:tcW w:w="2506" w:type="dxa"/>
           </w:tcPr>
           <w:p>
             <w:pPr>
@@ -6236,7 +6065,7 @@
       <w:tr>
         <w:tc>
           <w:tcPr>
-            <w:tcW w:w="1092" w:type="dxa"/>
+            <w:tcW w:w="1367" w:type="dxa"/>
           </w:tcPr>
           <w:p>
             <w:pPr>
@@ -6249,7 +6078,7 @@
         </w:tc>
         <w:tc>
           <w:tcPr>
-            <w:tcW w:w="4824" w:type="dxa"/>
+            <w:tcW w:w="6039" w:type="dxa"/>
           </w:tcPr>
           <w:p>
             <w:pPr>
@@ -6262,7 +6091,7 @@
         </w:tc>
         <w:tc>
           <w:tcPr>
-            <w:tcW w:w="2002" w:type="dxa"/>
+            <w:tcW w:w="2506" w:type="dxa"/>
           </w:tcPr>
           <w:p>
             <w:pPr>
@@ -6274,7 +6103,7 @@
       <w:tr>
         <w:tc>
           <w:tcPr>
-            <w:tcW w:w="1092" w:type="dxa"/>
+            <w:tcW w:w="1367" w:type="dxa"/>
           </w:tcPr>
           <w:p>
             <w:pPr>
@@ -6287,7 +6116,7 @@
         </w:tc>
         <w:tc>
           <w:tcPr>
-            <w:tcW w:w="4824" w:type="dxa"/>
+            <w:tcW w:w="6039" w:type="dxa"/>
           </w:tcPr>
           <w:p>
             <w:pPr>
@@ -6300,7 +6129,7 @@
         </w:tc>
         <w:tc>
           <w:tcPr>
-            <w:tcW w:w="2002" w:type="dxa"/>
+            <w:tcW w:w="2506" w:type="dxa"/>
           </w:tcPr>
           <w:p>
             <w:pPr>
@@ -6312,7 +6141,7 @@
       <w:tr>
         <w:tc>
           <w:tcPr>
-            <w:tcW w:w="1092" w:type="dxa"/>
+            <w:tcW w:w="1367" w:type="dxa"/>
           </w:tcPr>
           <w:p>
             <w:pPr>
@@ -6325,7 +6154,7 @@
         </w:tc>
         <w:tc>
           <w:tcPr>
-            <w:tcW w:w="4824" w:type="dxa"/>
+            <w:tcW w:w="6039" w:type="dxa"/>
           </w:tcPr>
           <w:p>
             <w:pPr>
@@ -6338,7 +6167,7 @@
         </w:tc>
         <w:tc>
           <w:tcPr>
-            <w:tcW w:w="2002" w:type="dxa"/>
+            <w:tcW w:w="2506" w:type="dxa"/>
           </w:tcPr>
           <w:p>
             <w:pPr>
@@ -6348,54 +6177,70 @@
         </w:tc>
       </w:tr>
     </w:tbl>
-    <w:bookmarkEnd w:id="11"/>
     <w:p>
       <w:pPr>
         <w:pStyle w:val="311"/>
-      </w:pPr>
-      <w:r>
-        <w:t>Результат проверки: _______________________________________________________</w:t>
-      </w:r>
-    </w:p>
-    <w:p>
-      <w:pPr>
-        <w:pStyle w:val="22"/>
-      </w:pPr>
-      <w:bookmarkStart w:id="14" w:name="Xfe84b6805b603ed1e9a2c84fcd68ec5c091cc8c"/>
-      <w:bookmarkEnd w:id="12"/>
-      <w:r>
-        <w:t>7.2</w:t>
-      </w:r>
-      <w:r>
-        <w:tab/>
-        <w:t>Измерение сопротивления изоляции шкафа с подключенными внешними цепями</w:t>
-      </w:r>
-    </w:p>
-    <w:p>
-      <w:pPr>
-        <w:pStyle w:val="311"/>
+        <w:jc w:val="both"/>
         <w:rPr>
           <w:lang w:val="ru-RU"/>
         </w:rPr>
       </w:pPr>
+      <w:bookmarkStart w:id="14" w:name="Xfe84b6805b603ed1e9a2c84fcd68ec5c091cc8c"/>
+      <w:bookmarkEnd w:id="11"/>
+      <w:bookmarkEnd w:id="12"/>
       <w:r>
         <w:rPr>
           <w:lang w:val="ru-RU"/>
         </w:rPr>
-        <w:t xml:space="preserve">Произведено измерение сопротивления изоляции всех групп цепей относительно шкафа со всеми подключенными внешними кабельными связями и между собой мегаомметром с номинальным напряжением 1000 В. Результаты измерений занесены в таблицу </w:t>
-      </w:r>
-      <w:r>
-        <w:t> </w:t>
-      </w:r>
-      <w:hyperlink w:anchor="tbl:table72">
-        <w:r>
-          <w:rPr>
-            <w:rStyle w:val="afff4"/>
-            <w:lang w:val="ru-RU"/>
-          </w:rPr>
-          <w:t>7.2</w:t>
-        </w:r>
-      </w:hyperlink>
+        <w:t>Результат проверки: ___________________________________________________________________</w:t>
+      </w:r>
+    </w:p>
+    <w:p>
+      <w:pPr>
+        <w:pStyle w:val="22"/>
+      </w:pPr>
+      <w:r>
+        <w:t>7.2</w:t>
+      </w:r>
+      <w:r>
+        <w:tab/>
+        <w:t>Измерение сопротивления изоляции шкафа с подключенными внешними цепями</w:t>
+      </w:r>
+    </w:p>
+    <w:p>
+      <w:pPr>
+        <w:pStyle w:val="311"/>
+        <w:jc w:val="both"/>
+        <w:rPr>
+          <w:lang w:val="ru-RU"/>
+        </w:rPr>
+      </w:pPr>
+      <w:r>
+        <w:rPr>
+          <w:lang w:val="ru-RU"/>
+        </w:rPr>
+        <w:t xml:space="preserve">Произведено измерение сопротивления изоляции всех групп цепей относительно шкафа со всеми подключенными внешними кабельными связями и между собой </w:t>
+      </w:r>
+      <w:proofErr w:type="spellStart"/>
+      <w:r>
+        <w:rPr>
+          <w:lang w:val="ru-RU"/>
+        </w:rPr>
+        <w:t>мегаомметром</w:t>
+      </w:r>
+      <w:proofErr w:type="spellEnd"/>
+      <w:r>
+        <w:rPr>
+          <w:lang w:val="ru-RU"/>
+        </w:rPr>
+        <w:t xml:space="preserve"> с номинальным напряжением 1000 В. Результаты измерений занесены </w:t>
+      </w:r>
+      <w:r>
+        <w:rPr>
+          <w:lang w:val="ru-RU"/>
+        </w:rPr>
+        <w:t>&lt;&lt;REFS_INSUL_CAB&gt;&gt;</w:t>
+      </w:r>
       <w:r>
         <w:rPr>
           <w:lang w:val="ru-RU"/>
@@ -6409,7 +6254,13 @@
       </w:pPr>
       <w:bookmarkStart w:id="15" w:name="tbl:table72"/>
       <w:r>
-        <w:t>Таблица 7.2. Проверка сопротивления изоляции цепей</w:t>
+        <w:t>Таблица 7.2</w:t>
+      </w:r>
+      <w:r>
+        <w:t xml:space="preserve"> – </w:t>
+      </w:r>
+      <w:r>
+        <w:t>Проверка сопротивления изоляции цепей</w:t>
       </w:r>
     </w:p>
     <w:tbl>
@@ -6680,6 +6531,7 @@
     <w:p>
       <w:pPr>
         <w:pStyle w:val="311"/>
+        <w:jc w:val="both"/>
         <w:rPr>
           <w:lang w:val="ru-RU"/>
         </w:rPr>
@@ -6688,7 +6540,112 @@
         <w:rPr>
           <w:lang w:val="ru-RU"/>
         </w:rPr>
-        <w:t>Произведен анализ принципиальных схем, задания на настройку устройства РЗА на соответствие принятым проектным решениям и техническим характеристикам (функциям) устройства.</w:t>
+        <w:t xml:space="preserve">Произведен анализ принципиальных схем, задания на настройку </w:t>
+      </w:r>
+      <w:r>
+        <w:rPr>
+          <w:lang w:val="ru-RU"/>
+        </w:rPr>
+        <w:t>&lt;&lt;UNITS_GEN&gt;&gt;</w:t>
+      </w:r>
+      <w:r>
+        <w:rPr>
+          <w:lang w:val="ru-RU"/>
+        </w:rPr>
+        <w:t xml:space="preserve"> РЗА на соответствие принятым проектным решениям и техническим характеристикам (функциям) устройства.</w:t>
+      </w:r>
+    </w:p>
+    <w:p>
+      <w:pPr>
+        <w:pStyle w:val="311"/>
+        <w:jc w:val="both"/>
+        <w:rPr>
+          <w:lang w:val="ru-RU"/>
+        </w:rPr>
+      </w:pPr>
+      <w:bookmarkStart w:id="17" w:name="X85ae948ceebeeb232a023f43459d7364299701d"/>
+      <w:bookmarkEnd w:id="16"/>
+      <w:r>
+        <w:rPr>
+          <w:lang w:val="ru-RU"/>
+        </w:rPr>
+        <w:t>Результат проверки: ___________________________________________________________________</w:t>
+      </w:r>
+    </w:p>
+    <w:p>
+      <w:pPr>
+        <w:pStyle w:val="14"/>
+      </w:pPr>
+      <w:r>
+        <w:t>9</w:t>
+      </w:r>
+      <w:r>
+        <w:tab/>
+        <w:t>Задание требуемой конфигурации, уставок и режимов работы (</w:t>
+      </w:r>
+      <w:proofErr w:type="spellStart"/>
+      <w:r>
+        <w:t>параметрирование</w:t>
+      </w:r>
+      <w:proofErr w:type="spellEnd"/>
+      <w:r>
+        <w:t xml:space="preserve">) </w:t>
+      </w:r>
+      <w:r>
+        <w:t>&lt;&lt;UNITS_GEN&gt;&gt;</w:t>
+      </w:r>
+    </w:p>
+    <w:p>
+      <w:pPr>
+        <w:pStyle w:val="311"/>
+        <w:jc w:val="both"/>
+        <w:rPr>
+          <w:lang w:val="ru-RU"/>
+        </w:rPr>
+      </w:pPr>
+      <w:r>
+        <w:rPr>
+          <w:lang w:val="ru-RU"/>
+        </w:rPr>
+        <w:t xml:space="preserve">С помощью ПО «ЮНИТ-СЕРВИС РЗА» загружены проектные настройки конфигурирования и </w:t>
+      </w:r>
+      <w:proofErr w:type="spellStart"/>
+      <w:r>
+        <w:rPr>
+          <w:lang w:val="ru-RU"/>
+        </w:rPr>
+        <w:t>параметрирования</w:t>
+      </w:r>
+      <w:proofErr w:type="spellEnd"/>
+      <w:r>
+        <w:rPr>
+          <w:lang w:val="ru-RU"/>
+        </w:rPr>
+        <w:t xml:space="preserve"> </w:t>
+      </w:r>
+      <w:r>
+        <w:rPr>
+          <w:lang w:val="ru-RU"/>
+        </w:rPr>
+        <w:t>&lt;&lt;UNITS_GEN&gt;&gt;</w:t>
+      </w:r>
+      <w:r>
+        <w:rPr>
+          <w:lang w:val="ru-RU"/>
+        </w:rPr>
+        <w:t xml:space="preserve"> (матрица входных и выходных сигналов, настройки светодиодов и функциональных клавиш, конфигураци</w:t>
+      </w:r>
+      <w:r>
+        <w:rPr>
+          <w:lang w:val="ru-RU"/>
+        </w:rPr>
+        <w:t>и</w:t>
+      </w:r>
+      <w:r>
+        <w:rPr>
+          <w:lang w:val="ru-RU"/>
+        </w:rPr>
+        <w:t xml:space="preserve"> устройств, настройки регистрации).</w:t>
       </w:r>
     </w:p>
     <w:p>
@@ -6702,49 +6659,19 @@
         <w:rPr>
           <w:lang w:val="ru-RU"/>
         </w:rPr>
-        <w:t>Результат проверки: _______________________________________________________</w:t>
-      </w:r>
-    </w:p>
-    <w:p>
-      <w:pPr>
-        <w:pStyle w:val="14"/>
-      </w:pPr>
-      <w:bookmarkStart w:id="17" w:name="X85ae948ceebeeb232a023f43459d7364299701d"/>
-      <w:bookmarkEnd w:id="16"/>
-      <w:r>
-        <w:t>9</w:t>
-      </w:r>
-      <w:r>
-        <w:tab/>
-        <w:t>Задание требуемой конфигурации, уставок и режимов работы (параметрирование) устройства</w:t>
-      </w:r>
-    </w:p>
-    <w:p>
-      <w:pPr>
-        <w:pStyle w:val="311"/>
+        <w:t xml:space="preserve">Конфигурация и уставки </w:t>
+      </w:r>
+      <w:r>
         <w:rPr>
           <w:lang w:val="ru-RU"/>
         </w:rPr>
-      </w:pPr>
+        <w:t>&lt;&lt;UNITS_GEN&gt;&gt;</w:t>
+      </w:r>
       <w:r>
         <w:rPr>
           <w:lang w:val="ru-RU"/>
         </w:rPr>
-        <w:t>С помощью ПО «ЮНИТ-СЕРВИС РЗА» загружены проектные настройки конфигурирования и параметрирования устройства (матрица входных и выходных сигналов, настройки светодиодов и функциональных клавиш, конфигурация устройства, настройки регистрации).</w:t>
-      </w:r>
-    </w:p>
-    <w:p>
-      <w:pPr>
-        <w:pStyle w:val="311"/>
-        <w:rPr>
-          <w:lang w:val="ru-RU"/>
-        </w:rPr>
-      </w:pPr>
-      <w:r>
-        <w:rPr>
-          <w:lang w:val="ru-RU"/>
-        </w:rPr>
-        <w:t>Конфигурация и уставки устройства соответствуют проектным</w:t>
+        <w:t xml:space="preserve"> соответствуют проектным</w:t>
       </w:r>
       <w:proofErr w:type="gramStart"/>
       <w:r>
@@ -6899,6 +6826,7 @@
       </w:rPr>
       <w:t>://</w:t>
     </w:r>
+    <w:proofErr w:type="spellStart"/>
     <w:r>
       <w:rPr>
         <w:rStyle w:val="afff3"/>
@@ -6908,6 +6836,7 @@
       </w:rPr>
       <w:t>uni</w:t>
     </w:r>
+    <w:proofErr w:type="spellEnd"/>
     <w:r>
       <w:rPr>
         <w:rStyle w:val="afff3"/>
@@ -6916,6 +6845,7 @@
       </w:rPr>
       <w:t>-</w:t>
     </w:r>
+    <w:proofErr w:type="spellStart"/>
     <w:r>
       <w:rPr>
         <w:rStyle w:val="afff3"/>
@@ -6925,6 +6855,7 @@
       </w:rPr>
       <w:t>eng</w:t>
     </w:r>
+    <w:proofErr w:type="spellEnd"/>
     <w:r>
       <w:rPr>
         <w:rStyle w:val="afff3"/>
@@ -6933,6 +6864,7 @@
       </w:rPr>
       <w:t>.</w:t>
     </w:r>
+    <w:proofErr w:type="spellStart"/>
     <w:r>
       <w:rPr>
         <w:rStyle w:val="afff3"/>
@@ -6942,6 +6874,7 @@
       </w:rPr>
       <w:t>ru</w:t>
     </w:r>
+    <w:proofErr w:type="spellEnd"/>
     <w:r>
       <w:rPr>
         <w:b/>
@@ -6958,7 +6891,21 @@
       <w:rPr>
         <w:sz w:val="20"/>
       </w:rPr>
-      <w:t>ООО «Юнител Инжиниринг»</w:t>
+      <w:t>ООО «</w:t>
+    </w:r>
+    <w:proofErr w:type="spellStart"/>
+    <w:r>
+      <w:rPr>
+        <w:sz w:val="20"/>
+      </w:rPr>
+      <w:t>Юнител</w:t>
+    </w:r>
+    <w:proofErr w:type="spellEnd"/>
+    <w:r>
+      <w:rPr>
+        <w:sz w:val="20"/>
+      </w:rPr>
+      <w:t xml:space="preserve"> Инжиниринг»</w:t>
     </w:r>
   </w:p>
 </w:ftr>
@@ -7150,8 +7097,19 @@
         <w:sz w:val="20"/>
         <w:szCs w:val="16"/>
       </w:rPr>
-      <w:t>{{ code</w:t>
+      <w:t xml:space="preserve">{{ </w:t>
     </w:r>
+    <w:proofErr w:type="spellStart"/>
+    <w:r>
+      <w:rPr>
+        <w:rStyle w:val="afff3"/>
+        <w:bCs w:val="0"/>
+        <w:sz w:val="20"/>
+        <w:szCs w:val="16"/>
+      </w:rPr>
+      <w:t>code</w:t>
+    </w:r>
+    <w:proofErr w:type="spellEnd"/>
     <w:proofErr w:type="gramEnd"/>
     <w:r>
       <w:rPr>
@@ -7260,7 +7218,27 @@
         <w:sz w:val="20"/>
         <w:szCs w:val="16"/>
       </w:rPr>
-      <w:t>{{ name }}</w:t>
+      <w:t xml:space="preserve">{{ </w:t>
+    </w:r>
+    <w:proofErr w:type="spellStart"/>
+    <w:r>
+      <w:rPr>
+        <w:rStyle w:val="afff3"/>
+        <w:bCs w:val="0"/>
+        <w:sz w:val="20"/>
+        <w:szCs w:val="16"/>
+      </w:rPr>
+      <w:t>name</w:t>
+    </w:r>
+    <w:proofErr w:type="spellEnd"/>
+    <w:r>
+      <w:rPr>
+        <w:rStyle w:val="afff3"/>
+        <w:bCs w:val="0"/>
+        <w:sz w:val="20"/>
+        <w:szCs w:val="16"/>
+      </w:rPr>
+      <w:t xml:space="preserve"> }}</w:t>
     </w:r>
   </w:p>
 </w:hdr>
@@ -7383,8 +7361,19 @@
         <w:sz w:val="20"/>
         <w:szCs w:val="16"/>
       </w:rPr>
-      <w:t>{{ code</w:t>
+      <w:t xml:space="preserve">{{ </w:t>
     </w:r>
+    <w:proofErr w:type="spellStart"/>
+    <w:r>
+      <w:rPr>
+        <w:rStyle w:val="afff3"/>
+        <w:bCs w:val="0"/>
+        <w:sz w:val="20"/>
+        <w:szCs w:val="16"/>
+      </w:rPr>
+      <w:t>code</w:t>
+    </w:r>
+    <w:proofErr w:type="spellEnd"/>
     <w:proofErr w:type="gramEnd"/>
     <w:r>
       <w:rPr>
@@ -7493,7 +7482,27 @@
         <w:sz w:val="20"/>
         <w:szCs w:val="16"/>
       </w:rPr>
-      <w:t>{{ name }}</w:t>
+      <w:t xml:space="preserve">{{ </w:t>
+    </w:r>
+    <w:proofErr w:type="spellStart"/>
+    <w:r>
+      <w:rPr>
+        <w:rStyle w:val="afff3"/>
+        <w:bCs w:val="0"/>
+        <w:sz w:val="20"/>
+        <w:szCs w:val="16"/>
+      </w:rPr>
+      <w:t>name</w:t>
+    </w:r>
+    <w:proofErr w:type="spellEnd"/>
+    <w:r>
+      <w:rPr>
+        <w:rStyle w:val="afff3"/>
+        <w:bCs w:val="0"/>
+        <w:sz w:val="20"/>
+        <w:szCs w:val="16"/>
+      </w:rPr>
+      <w:t xml:space="preserve"> }}</w:t>
     </w:r>
   </w:p>
 </w:hdr>
@@ -7524,8 +7533,19 @@
         <w:sz w:val="20"/>
         <w:szCs w:val="16"/>
       </w:rPr>
-      <w:t>{{ code</w:t>
+      <w:t xml:space="preserve">{{ </w:t>
     </w:r>
+    <w:proofErr w:type="spellStart"/>
+    <w:r>
+      <w:rPr>
+        <w:rStyle w:val="afff3"/>
+        <w:bCs w:val="0"/>
+        <w:sz w:val="20"/>
+        <w:szCs w:val="16"/>
+      </w:rPr>
+      <w:t>code</w:t>
+    </w:r>
+    <w:proofErr w:type="spellEnd"/>
     <w:proofErr w:type="gramEnd"/>
     <w:r>
       <w:rPr>
@@ -7634,7 +7654,27 @@
         <w:sz w:val="20"/>
         <w:szCs w:val="16"/>
       </w:rPr>
-      <w:t>{{ name }}</w:t>
+      <w:t xml:space="preserve">{{ </w:t>
+    </w:r>
+    <w:proofErr w:type="spellStart"/>
+    <w:r>
+      <w:rPr>
+        <w:rStyle w:val="afff3"/>
+        <w:bCs w:val="0"/>
+        <w:sz w:val="20"/>
+        <w:szCs w:val="16"/>
+      </w:rPr>
+      <w:t>name</w:t>
+    </w:r>
+    <w:proofErr w:type="spellEnd"/>
+    <w:r>
+      <w:rPr>
+        <w:rStyle w:val="afff3"/>
+        <w:bCs w:val="0"/>
+        <w:sz w:val="20"/>
+        <w:szCs w:val="16"/>
+      </w:rPr>
+      <w:t xml:space="preserve"> }}</w:t>
     </w:r>
   </w:p>
 </w:hdr>
@@ -11779,6 +11819,111 @@
     </w:lvl>
   </w:abstractNum>
   <w:abstractNum w:abstractNumId="36" w15:restartNumberingAfterBreak="0">
+    <w:nsid w:val="689562AF"/>
+    <w:multiLevelType w:val="multilevel"/>
+    <w:tmpl w:val="4F5E5844"/>
+    <w:lvl w:ilvl="0">
+      <w:start w:val="1"/>
+      <w:numFmt w:val="bullet"/>
+      <w:lvlText w:val=""/>
+      <w:lvlJc w:val="left"/>
+      <w:pPr>
+        <w:ind w:left="720" w:hanging="360"/>
+      </w:pPr>
+      <w:rPr>
+        <w:rFonts w:ascii="Symbol" w:hAnsi="Symbol" w:hint="default"/>
+      </w:rPr>
+    </w:lvl>
+    <w:lvl w:ilvl="1">
+      <w:numFmt w:val="bullet"/>
+      <w:lvlText w:val="o"/>
+      <w:lvlJc w:val="left"/>
+      <w:pPr>
+        <w:ind w:left="1440" w:hanging="360"/>
+      </w:pPr>
+      <w:rPr>
+        <w:rFonts w:ascii="Courier New" w:hAnsi="Courier New" w:cs="Courier New" w:hint="default"/>
+      </w:rPr>
+    </w:lvl>
+    <w:lvl w:ilvl="2">
+      <w:numFmt w:val="bullet"/>
+      <w:lvlText w:val=""/>
+      <w:lvlJc w:val="left"/>
+      <w:pPr>
+        <w:ind w:left="2160" w:hanging="360"/>
+      </w:pPr>
+      <w:rPr>
+        <w:rFonts w:ascii="Wingdings" w:hAnsi="Wingdings" w:cs="Wingdings" w:hint="default"/>
+      </w:rPr>
+    </w:lvl>
+    <w:lvl w:ilvl="3">
+      <w:numFmt w:val="bullet"/>
+      <w:lvlText w:val=""/>
+      <w:lvlJc w:val="left"/>
+      <w:pPr>
+        <w:ind w:left="2880" w:hanging="360"/>
+      </w:pPr>
+      <w:rPr>
+        <w:rFonts w:ascii="Symbol" w:hAnsi="Symbol" w:cs="Symbol" w:hint="default"/>
+      </w:rPr>
+    </w:lvl>
+    <w:lvl w:ilvl="4">
+      <w:numFmt w:val="bullet"/>
+      <w:lvlText w:val="o"/>
+      <w:lvlJc w:val="left"/>
+      <w:pPr>
+        <w:ind w:left="3600" w:hanging="360"/>
+      </w:pPr>
+      <w:rPr>
+        <w:rFonts w:ascii="Courier New" w:hAnsi="Courier New" w:cs="Courier New" w:hint="default"/>
+      </w:rPr>
+    </w:lvl>
+    <w:lvl w:ilvl="5">
+      <w:numFmt w:val="bullet"/>
+      <w:lvlText w:val=""/>
+      <w:lvlJc w:val="left"/>
+      <w:pPr>
+        <w:ind w:left="4320" w:hanging="360"/>
+      </w:pPr>
+      <w:rPr>
+        <w:rFonts w:ascii="Wingdings" w:hAnsi="Wingdings" w:cs="Wingdings" w:hint="default"/>
+      </w:rPr>
+    </w:lvl>
+    <w:lvl w:ilvl="6">
+      <w:numFmt w:val="bullet"/>
+      <w:lvlText w:val=""/>
+      <w:lvlJc w:val="left"/>
+      <w:pPr>
+        <w:ind w:left="5040" w:hanging="360"/>
+      </w:pPr>
+      <w:rPr>
+        <w:rFonts w:ascii="Symbol" w:hAnsi="Symbol" w:cs="Symbol" w:hint="default"/>
+      </w:rPr>
+    </w:lvl>
+    <w:lvl w:ilvl="7">
+      <w:numFmt w:val="bullet"/>
+      <w:lvlText w:val="o"/>
+      <w:lvlJc w:val="left"/>
+      <w:pPr>
+        <w:ind w:left="5760" w:hanging="360"/>
+      </w:pPr>
+      <w:rPr>
+        <w:rFonts w:ascii="Courier New" w:hAnsi="Courier New" w:cs="Courier New" w:hint="default"/>
+      </w:rPr>
+    </w:lvl>
+    <w:lvl w:ilvl="8">
+      <w:numFmt w:val="bullet"/>
+      <w:lvlText w:val=""/>
+      <w:lvlJc w:val="left"/>
+      <w:pPr>
+        <w:ind w:left="6480" w:hanging="360"/>
+      </w:pPr>
+      <w:rPr>
+        <w:rFonts w:ascii="Wingdings" w:hAnsi="Wingdings" w:cs="Wingdings" w:hint="default"/>
+      </w:rPr>
+    </w:lvl>
+  </w:abstractNum>
+  <w:abstractNum w:abstractNumId="37" w15:restartNumberingAfterBreak="0">
     <w:nsid w:val="69DF5FAE"/>
     <w:multiLevelType w:val="hybridMultilevel"/>
     <w:tmpl w:val="55A8637A"/>
@@ -11868,7 +12013,7 @@
       </w:pPr>
     </w:lvl>
   </w:abstractNum>
-  <w:abstractNum w:abstractNumId="37" w15:restartNumberingAfterBreak="0">
+  <w:abstractNum w:abstractNumId="38" w15:restartNumberingAfterBreak="0">
     <w:nsid w:val="746926BE"/>
     <w:multiLevelType w:val="hybridMultilevel"/>
     <w:tmpl w:val="55A8637A"/>
@@ -11958,7 +12103,7 @@
       </w:pPr>
     </w:lvl>
   </w:abstractNum>
-  <w:abstractNum w:abstractNumId="38" w15:restartNumberingAfterBreak="0">
+  <w:abstractNum w:abstractNumId="39" w15:restartNumberingAfterBreak="0">
     <w:nsid w:val="74DD0F5E"/>
     <w:multiLevelType w:val="hybridMultilevel"/>
     <w:tmpl w:val="81CC108C"/>
@@ -12071,7 +12216,7 @@
       </w:rPr>
     </w:lvl>
   </w:abstractNum>
-  <w:abstractNum w:abstractNumId="39" w15:restartNumberingAfterBreak="0">
+  <w:abstractNum w:abstractNumId="40" w15:restartNumberingAfterBreak="0">
     <w:nsid w:val="796153C0"/>
     <w:multiLevelType w:val="hybridMultilevel"/>
     <w:tmpl w:val="456CB3DC"/>
@@ -12162,7 +12307,7 @@
       </w:pPr>
     </w:lvl>
   </w:abstractNum>
-  <w:abstractNum w:abstractNumId="40" w15:restartNumberingAfterBreak="0">
+  <w:abstractNum w:abstractNumId="41" w15:restartNumberingAfterBreak="0">
     <w:nsid w:val="79E2341E"/>
     <w:multiLevelType w:val="hybridMultilevel"/>
     <w:tmpl w:val="55A8637A"/>
@@ -12280,7 +12425,7 @@
     </w:lvlOverride>
   </w:num>
   <w:num w:numId="9" w16cid:durableId="1985620233">
-    <w:abstractNumId w:val="39"/>
+    <w:abstractNumId w:val="40"/>
   </w:num>
   <w:num w:numId="10" w16cid:durableId="1193109343">
     <w:abstractNumId w:val="10"/>
@@ -12718,7 +12863,7 @@
     <w:abstractNumId w:val="27"/>
   </w:num>
   <w:num w:numId="35" w16cid:durableId="1560436928">
-    <w:abstractNumId w:val="40"/>
+    <w:abstractNumId w:val="41"/>
   </w:num>
   <w:num w:numId="36" w16cid:durableId="2082675221">
     <w:abstractNumId w:val="31"/>
@@ -12727,10 +12872,10 @@
     <w:abstractNumId w:val="26"/>
   </w:num>
   <w:num w:numId="38" w16cid:durableId="240452958">
-    <w:abstractNumId w:val="37"/>
+    <w:abstractNumId w:val="38"/>
   </w:num>
   <w:num w:numId="39" w16cid:durableId="689185366">
-    <w:abstractNumId w:val="36"/>
+    <w:abstractNumId w:val="37"/>
   </w:num>
   <w:num w:numId="40" w16cid:durableId="319189690">
     <w:abstractNumId w:val="2"/>
@@ -12742,7 +12887,7 @@
     <w:abstractNumId w:val="19"/>
   </w:num>
   <w:num w:numId="43" w16cid:durableId="1041445229">
-    <w:abstractNumId w:val="38"/>
+    <w:abstractNumId w:val="39"/>
   </w:num>
   <w:num w:numId="44" w16cid:durableId="1172139746">
     <w:abstractNumId w:val="15"/>
@@ -12752,6 +12897,9 @@
   </w:num>
   <w:num w:numId="46" w16cid:durableId="2093431927">
     <w:abstractNumId w:val="0"/>
+  </w:num>
+  <w:num w:numId="47" w16cid:durableId="575482443">
+    <w:abstractNumId w:val="36"/>
   </w:num>
   <w:numIdMacAtCleanup w:val="22"/>
 </w:numbering>
@@ -13377,6 +13525,7 @@
   <w:style w:type="character" w:default="1" w:styleId="af0">
     <w:name w:val="Default Paragraph Font"/>
     <w:uiPriority w:val="1"/>
+    <w:semiHidden/>
     <w:unhideWhenUsed/>
   </w:style>
   <w:style w:type="table" w:default="1" w:styleId="af1">

--- a/templates/title_page.docx
+++ b/templates/title_page.docx
@@ -4057,7 +4057,7 @@
     </w:tbl>
     <w:p>
       <w:pPr>
-        <w:pStyle w:val="1f6"/>
+        <w:pStyle w:val="1f5"/>
         <w:rPr>
           <w:lang w:val="ru-RU"/>
         </w:rPr>
@@ -4251,6 +4251,10 @@
     <w:p>
       <w:pPr>
         <w:pStyle w:val="afffff1"/>
+        <w:numPr>
+          <w:ilvl w:val="0"/>
+          <w:numId w:val="0"/>
+        </w:numPr>
         <w:rPr>
           <w:lang w:val="ru-RU"/>
         </w:rPr>
@@ -4490,15 +4494,11 @@
     </w:p>
     <w:p>
       <w:pPr>
-        <w:pStyle w:val="14"/>
+        <w:pStyle w:val="12"/>
       </w:pPr>
       <w:bookmarkStart w:id="0" w:name="X6df0dc407ac9d0d35d77f3b02cf3de2e76409b0"/>
       <w:r>
         <w:lastRenderedPageBreak/>
-        <w:t>1</w:t>
-      </w:r>
-      <w:r>
-        <w:tab/>
         <w:t>Климатические условия проведения испытаний</w:t>
       </w:r>
     </w:p>
@@ -4560,15 +4560,11 @@
     </w:p>
     <w:p>
       <w:pPr>
-        <w:pStyle w:val="14"/>
+        <w:pStyle w:val="12"/>
       </w:pPr>
       <w:bookmarkStart w:id="1" w:name="основные-технические-данные"/>
       <w:bookmarkEnd w:id="0"/>
       <w:r>
-        <w:t>2</w:t>
-      </w:r>
-      <w:r>
-        <w:tab/>
         <w:t>Основные технические данные устройств</w:t>
       </w:r>
     </w:p>
@@ -5302,17 +5298,13 @@
     </w:tbl>
     <w:p>
       <w:pPr>
-        <w:pStyle w:val="14"/>
+        <w:pStyle w:val="12"/>
       </w:pPr>
       <w:bookmarkStart w:id="7" w:name="дополнительные-сведения"/>
       <w:bookmarkEnd w:id="4"/>
       <w:bookmarkEnd w:id="5"/>
       <w:bookmarkEnd w:id="6"/>
       <w:r>
-        <w:t>3</w:t>
-      </w:r>
-      <w:r>
-        <w:tab/>
         <w:t>Дополнительные сведения</w:t>
       </w:r>
     </w:p>
@@ -5351,15 +5343,11 @@
     </w:p>
     <w:p>
       <w:pPr>
-        <w:pStyle w:val="14"/>
+        <w:pStyle w:val="12"/>
       </w:pPr>
       <w:bookmarkStart w:id="8" w:name="уставки-и-конфигурация"/>
       <w:bookmarkEnd w:id="7"/>
       <w:r>
-        <w:t>4</w:t>
-      </w:r>
-      <w:r>
-        <w:tab/>
         <w:t>Уставки и конфигурация</w:t>
       </w:r>
     </w:p>
@@ -5457,15 +5445,11 @@
     </w:p>
     <w:p>
       <w:pPr>
-        <w:pStyle w:val="14"/>
+        <w:pStyle w:val="12"/>
       </w:pPr>
       <w:bookmarkStart w:id="9" w:name="внешний-осмотр"/>
       <w:bookmarkEnd w:id="8"/>
       <w:r>
-        <w:t>5</w:t>
-      </w:r>
-      <w:r>
-        <w:tab/>
         <w:t>Внешний осмотр</w:t>
       </w:r>
     </w:p>
@@ -5738,15 +5722,11 @@
     </w:p>
     <w:p>
       <w:pPr>
-        <w:pStyle w:val="14"/>
+        <w:pStyle w:val="12"/>
       </w:pPr>
       <w:bookmarkStart w:id="10" w:name="X0e50c966c55b2f6f4209c430f930650427220e2"/>
       <w:bookmarkEnd w:id="9"/>
       <w:r>
-        <w:t>6</w:t>
-      </w:r>
-      <w:r>
-        <w:tab/>
         <w:t xml:space="preserve">Проверка конфигурирования и </w:t>
       </w:r>
       <w:proofErr w:type="spellStart"/>
@@ -5845,13 +5825,9 @@
     </w:p>
     <w:p>
       <w:pPr>
-        <w:pStyle w:val="14"/>
-      </w:pPr>
-      <w:r>
-        <w:t>7</w:t>
-      </w:r>
-      <w:r>
-        <w:tab/>
+        <w:pStyle w:val="12"/>
+      </w:pPr>
+      <w:r>
         <w:t>Проверка состояния изоляции</w:t>
       </w:r>
     </w:p>
@@ -5861,10 +5837,6 @@
       </w:pPr>
       <w:bookmarkStart w:id="12" w:name="X9687952bc1d30db593d75bc5681b56e0d46ca55"/>
       <w:r>
-        <w:t>7.1</w:t>
-      </w:r>
-      <w:r>
-        <w:tab/>
         <w:t xml:space="preserve">Измерение сопротивления изоляции </w:t>
       </w:r>
       <w:r>
@@ -6200,10 +6172,6 @@
         <w:pStyle w:val="22"/>
       </w:pPr>
       <w:r>
-        <w:t>7.2</w:t>
-      </w:r>
-      <w:r>
-        <w:tab/>
         <w:t>Измерение сопротивления изоляции шкафа с подключенными внешними цепями</w:t>
       </w:r>
     </w:p>
@@ -6514,17 +6482,13 @@
     </w:tbl>
     <w:p>
       <w:pPr>
-        <w:pStyle w:val="14"/>
+        <w:pStyle w:val="12"/>
       </w:pPr>
       <w:bookmarkStart w:id="16" w:name="X242d87850b64568d08d7180295cac2ddaededb8"/>
       <w:bookmarkEnd w:id="13"/>
       <w:bookmarkEnd w:id="14"/>
       <w:bookmarkEnd w:id="15"/>
       <w:r>
-        <w:t>8</w:t>
-      </w:r>
-      <w:r>
-        <w:tab/>
         <w:t>Проверка на соответствие проектным решениям</w:t>
       </w:r>
     </w:p>
@@ -6574,13 +6538,9 @@
     </w:p>
     <w:p>
       <w:pPr>
-        <w:pStyle w:val="14"/>
-      </w:pPr>
-      <w:r>
-        <w:t>9</w:t>
-      </w:r>
-      <w:r>
-        <w:tab/>
+        <w:pStyle w:val="12"/>
+      </w:pPr>
+      <w:r>
         <w:t>Задание требуемой конфигурации, уставок и режимов работы (</w:t>
       </w:r>
       <w:proofErr w:type="spellStart"/>
@@ -6689,7 +6649,6 @@
       </w:r>
       <w:bookmarkEnd w:id="17"/>
     </w:p>
-    <w:p/>
     <w:sectPr>
       <w:pgSz w:w="11907" w:h="16839" w:code="9"/>
       <w:pgMar w:top="567" w:right="567" w:bottom="567" w:left="1418" w:header="227" w:footer="227" w:gutter="0"/>
@@ -8198,6 +8157,95 @@
     </w:lvl>
   </w:abstractNum>
   <w:abstractNum w:abstractNumId="5" w15:restartNumberingAfterBreak="0">
+    <w:nsid w:val="06EB1B77"/>
+    <w:multiLevelType w:val="hybridMultilevel"/>
+    <w:tmpl w:val="347E0C6A"/>
+    <w:lvl w:ilvl="0" w:tplc="680C28DA">
+      <w:start w:val="1"/>
+      <w:numFmt w:val="decimal"/>
+      <w:lvlText w:val="%1"/>
+      <w:lvlJc w:val="left"/>
+      <w:pPr>
+        <w:ind w:left="720" w:hanging="360"/>
+      </w:pPr>
+      <w:rPr>
+        <w:rFonts w:hint="default"/>
+      </w:rPr>
+    </w:lvl>
+    <w:lvl w:ilvl="1" w:tplc="04190019" w:tentative="1">
+      <w:start w:val="1"/>
+      <w:numFmt w:val="lowerLetter"/>
+      <w:lvlText w:val="%2."/>
+      <w:lvlJc w:val="left"/>
+      <w:pPr>
+        <w:ind w:left="1440" w:hanging="360"/>
+      </w:pPr>
+    </w:lvl>
+    <w:lvl w:ilvl="2" w:tplc="0419001B" w:tentative="1">
+      <w:start w:val="1"/>
+      <w:numFmt w:val="lowerRoman"/>
+      <w:lvlText w:val="%3."/>
+      <w:lvlJc w:val="right"/>
+      <w:pPr>
+        <w:ind w:left="2160" w:hanging="180"/>
+      </w:pPr>
+    </w:lvl>
+    <w:lvl w:ilvl="3" w:tplc="0419000F" w:tentative="1">
+      <w:start w:val="1"/>
+      <w:numFmt w:val="decimal"/>
+      <w:lvlText w:val="%4."/>
+      <w:lvlJc w:val="left"/>
+      <w:pPr>
+        <w:ind w:left="2880" w:hanging="360"/>
+      </w:pPr>
+    </w:lvl>
+    <w:lvl w:ilvl="4" w:tplc="04190019" w:tentative="1">
+      <w:start w:val="1"/>
+      <w:numFmt w:val="lowerLetter"/>
+      <w:lvlText w:val="%5."/>
+      <w:lvlJc w:val="left"/>
+      <w:pPr>
+        <w:ind w:left="3600" w:hanging="360"/>
+      </w:pPr>
+    </w:lvl>
+    <w:lvl w:ilvl="5" w:tplc="0419001B" w:tentative="1">
+      <w:start w:val="1"/>
+      <w:numFmt w:val="lowerRoman"/>
+      <w:lvlText w:val="%6."/>
+      <w:lvlJc w:val="right"/>
+      <w:pPr>
+        <w:ind w:left="4320" w:hanging="180"/>
+      </w:pPr>
+    </w:lvl>
+    <w:lvl w:ilvl="6" w:tplc="0419000F" w:tentative="1">
+      <w:start w:val="1"/>
+      <w:numFmt w:val="decimal"/>
+      <w:lvlText w:val="%7."/>
+      <w:lvlJc w:val="left"/>
+      <w:pPr>
+        <w:ind w:left="5040" w:hanging="360"/>
+      </w:pPr>
+    </w:lvl>
+    <w:lvl w:ilvl="7" w:tplc="04190019" w:tentative="1">
+      <w:start w:val="1"/>
+      <w:numFmt w:val="lowerLetter"/>
+      <w:lvlText w:val="%8."/>
+      <w:lvlJc w:val="left"/>
+      <w:pPr>
+        <w:ind w:left="5760" w:hanging="360"/>
+      </w:pPr>
+    </w:lvl>
+    <w:lvl w:ilvl="8" w:tplc="0419001B" w:tentative="1">
+      <w:start w:val="1"/>
+      <w:numFmt w:val="lowerRoman"/>
+      <w:lvlText w:val="%9."/>
+      <w:lvlJc w:val="right"/>
+      <w:pPr>
+        <w:ind w:left="6480" w:hanging="180"/>
+      </w:pPr>
+    </w:lvl>
+  </w:abstractNum>
+  <w:abstractNum w:abstractNumId="6" w15:restartNumberingAfterBreak="0">
     <w:nsid w:val="0B5B4EDF"/>
     <w:multiLevelType w:val="hybridMultilevel"/>
     <w:tmpl w:val="9C90D258"/>
@@ -8285,7 +8333,7 @@
       </w:pPr>
     </w:lvl>
   </w:abstractNum>
-  <w:abstractNum w:abstractNumId="6" w15:restartNumberingAfterBreak="0">
+  <w:abstractNum w:abstractNumId="7" w15:restartNumberingAfterBreak="0">
     <w:nsid w:val="0B6C6D48"/>
     <w:multiLevelType w:val="hybridMultilevel"/>
     <w:tmpl w:val="78DCF446"/>
@@ -8400,7 +8448,7 @@
       </w:rPr>
     </w:lvl>
   </w:abstractNum>
-  <w:abstractNum w:abstractNumId="7" w15:restartNumberingAfterBreak="0">
+  <w:abstractNum w:abstractNumId="8" w15:restartNumberingAfterBreak="0">
     <w:nsid w:val="0EEF1815"/>
     <w:multiLevelType w:val="hybridMultilevel"/>
     <w:tmpl w:val="55A8637A"/>
@@ -8490,7 +8538,7 @@
       </w:pPr>
     </w:lvl>
   </w:abstractNum>
-  <w:abstractNum w:abstractNumId="8" w15:restartNumberingAfterBreak="0">
+  <w:abstractNum w:abstractNumId="9" w15:restartNumberingAfterBreak="0">
     <w:nsid w:val="19352F2E"/>
     <w:multiLevelType w:val="hybridMultilevel"/>
     <w:tmpl w:val="55A8637A"/>
@@ -8580,7 +8628,7 @@
       </w:pPr>
     </w:lvl>
   </w:abstractNum>
-  <w:abstractNum w:abstractNumId="9" w15:restartNumberingAfterBreak="0">
+  <w:abstractNum w:abstractNumId="10" w15:restartNumberingAfterBreak="0">
     <w:nsid w:val="1B6E0CFC"/>
     <w:multiLevelType w:val="multilevel"/>
     <w:tmpl w:val="8A6273DA"/>
@@ -8705,7 +8753,7 @@
       </w:rPr>
     </w:lvl>
   </w:abstractNum>
-  <w:abstractNum w:abstractNumId="10" w15:restartNumberingAfterBreak="0">
+  <w:abstractNum w:abstractNumId="11" w15:restartNumberingAfterBreak="0">
     <w:nsid w:val="1C4D6F6B"/>
     <w:multiLevelType w:val="multilevel"/>
     <w:tmpl w:val="0419001D"/>
@@ -8821,7 +8869,7 @@
       </w:rPr>
     </w:lvl>
   </w:abstractNum>
-  <w:abstractNum w:abstractNumId="11" w15:restartNumberingAfterBreak="0">
+  <w:abstractNum w:abstractNumId="12" w15:restartNumberingAfterBreak="0">
     <w:nsid w:val="228D3DFB"/>
     <w:multiLevelType w:val="hybridMultilevel"/>
     <w:tmpl w:val="ECFC4378"/>
@@ -8909,7 +8957,7 @@
       </w:pPr>
     </w:lvl>
   </w:abstractNum>
-  <w:abstractNum w:abstractNumId="12" w15:restartNumberingAfterBreak="0">
+  <w:abstractNum w:abstractNumId="13" w15:restartNumberingAfterBreak="0">
     <w:nsid w:val="234A0748"/>
     <w:multiLevelType w:val="hybridMultilevel"/>
     <w:tmpl w:val="40C2D860"/>
@@ -9000,7 +9048,7 @@
       </w:pPr>
     </w:lvl>
   </w:abstractNum>
-  <w:abstractNum w:abstractNumId="13" w15:restartNumberingAfterBreak="0">
+  <w:abstractNum w:abstractNumId="14" w15:restartNumberingAfterBreak="0">
     <w:nsid w:val="26750966"/>
     <w:multiLevelType w:val="multilevel"/>
     <w:tmpl w:val="9F5ADA7C"/>
@@ -9132,7 +9180,7 @@
       </w:rPr>
     </w:lvl>
   </w:abstractNum>
-  <w:abstractNum w:abstractNumId="14" w15:restartNumberingAfterBreak="0">
+  <w:abstractNum w:abstractNumId="15" w15:restartNumberingAfterBreak="0">
     <w:nsid w:val="272A29AD"/>
     <w:multiLevelType w:val="hybridMultilevel"/>
     <w:tmpl w:val="E7322A34"/>
@@ -9244,7 +9292,7 @@
       </w:rPr>
     </w:lvl>
   </w:abstractNum>
-  <w:abstractNum w:abstractNumId="15" w15:restartNumberingAfterBreak="0">
+  <w:abstractNum w:abstractNumId="16" w15:restartNumberingAfterBreak="0">
     <w:nsid w:val="274423DD"/>
     <w:multiLevelType w:val="hybridMultilevel"/>
     <w:tmpl w:val="1CFC491A"/>
@@ -9357,7 +9405,7 @@
       </w:rPr>
     </w:lvl>
   </w:abstractNum>
-  <w:abstractNum w:abstractNumId="16" w15:restartNumberingAfterBreak="0">
+  <w:abstractNum w:abstractNumId="17" w15:restartNumberingAfterBreak="0">
     <w:nsid w:val="277C019C"/>
     <w:multiLevelType w:val="multilevel"/>
     <w:tmpl w:val="3050EF66"/>
@@ -9606,7 +9654,93 @@
       </w:rPr>
     </w:lvl>
   </w:abstractNum>
-  <w:abstractNum w:abstractNumId="17" w15:restartNumberingAfterBreak="0">
+  <w:abstractNum w:abstractNumId="18" w15:restartNumberingAfterBreak="0">
+    <w:nsid w:val="2C6302E2"/>
+    <w:multiLevelType w:val="multilevel"/>
+    <w:tmpl w:val="0419001D"/>
+    <w:lvl w:ilvl="0">
+      <w:start w:val="1"/>
+      <w:numFmt w:val="decimal"/>
+      <w:lvlText w:val="%1)"/>
+      <w:lvlJc w:val="left"/>
+      <w:pPr>
+        <w:ind w:left="360" w:hanging="360"/>
+      </w:pPr>
+    </w:lvl>
+    <w:lvl w:ilvl="1">
+      <w:start w:val="1"/>
+      <w:numFmt w:val="lowerLetter"/>
+      <w:lvlText w:val="%2)"/>
+      <w:lvlJc w:val="left"/>
+      <w:pPr>
+        <w:ind w:left="720" w:hanging="360"/>
+      </w:pPr>
+    </w:lvl>
+    <w:lvl w:ilvl="2">
+      <w:start w:val="1"/>
+      <w:numFmt w:val="lowerRoman"/>
+      <w:lvlText w:val="%3)"/>
+      <w:lvlJc w:val="left"/>
+      <w:pPr>
+        <w:ind w:left="1080" w:hanging="360"/>
+      </w:pPr>
+    </w:lvl>
+    <w:lvl w:ilvl="3">
+      <w:start w:val="1"/>
+      <w:numFmt w:val="decimal"/>
+      <w:lvlText w:val="(%4)"/>
+      <w:lvlJc w:val="left"/>
+      <w:pPr>
+        <w:ind w:left="1440" w:hanging="360"/>
+      </w:pPr>
+    </w:lvl>
+    <w:lvl w:ilvl="4">
+      <w:start w:val="1"/>
+      <w:numFmt w:val="lowerLetter"/>
+      <w:lvlText w:val="(%5)"/>
+      <w:lvlJc w:val="left"/>
+      <w:pPr>
+        <w:ind w:left="1800" w:hanging="360"/>
+      </w:pPr>
+    </w:lvl>
+    <w:lvl w:ilvl="5">
+      <w:start w:val="1"/>
+      <w:numFmt w:val="lowerRoman"/>
+      <w:lvlText w:val="(%6)"/>
+      <w:lvlJc w:val="left"/>
+      <w:pPr>
+        <w:ind w:left="2160" w:hanging="360"/>
+      </w:pPr>
+    </w:lvl>
+    <w:lvl w:ilvl="6">
+      <w:start w:val="1"/>
+      <w:numFmt w:val="decimal"/>
+      <w:lvlText w:val="%7."/>
+      <w:lvlJc w:val="left"/>
+      <w:pPr>
+        <w:ind w:left="2520" w:hanging="360"/>
+      </w:pPr>
+    </w:lvl>
+    <w:lvl w:ilvl="7">
+      <w:start w:val="1"/>
+      <w:numFmt w:val="lowerLetter"/>
+      <w:lvlText w:val="%8."/>
+      <w:lvlJc w:val="left"/>
+      <w:pPr>
+        <w:ind w:left="2880" w:hanging="360"/>
+      </w:pPr>
+    </w:lvl>
+    <w:lvl w:ilvl="8">
+      <w:start w:val="1"/>
+      <w:numFmt w:val="lowerRoman"/>
+      <w:lvlText w:val="%9."/>
+      <w:lvlJc w:val="left"/>
+      <w:pPr>
+        <w:ind w:left="3240" w:hanging="360"/>
+      </w:pPr>
+    </w:lvl>
+  </w:abstractNum>
+  <w:abstractNum w:abstractNumId="19" w15:restartNumberingAfterBreak="0">
     <w:nsid w:val="2E744211"/>
     <w:multiLevelType w:val="multilevel"/>
     <w:tmpl w:val="D47AFD2E"/>
@@ -9816,7 +9950,7 @@
       </w:pPr>
     </w:lvl>
   </w:abstractNum>
-  <w:abstractNum w:abstractNumId="18" w15:restartNumberingAfterBreak="0">
+  <w:abstractNum w:abstractNumId="20" w15:restartNumberingAfterBreak="0">
     <w:nsid w:val="30C070CE"/>
     <w:multiLevelType w:val="multilevel"/>
     <w:tmpl w:val="60AE836C"/>
@@ -10093,7 +10227,7 @@
       </w:rPr>
     </w:lvl>
   </w:abstractNum>
-  <w:abstractNum w:abstractNumId="19" w15:restartNumberingAfterBreak="0">
+  <w:abstractNum w:abstractNumId="21" w15:restartNumberingAfterBreak="0">
     <w:nsid w:val="3363183B"/>
     <w:multiLevelType w:val="hybridMultilevel"/>
     <w:tmpl w:val="77F6A802"/>
@@ -10179,7 +10313,105 @@
       </w:pPr>
     </w:lvl>
   </w:abstractNum>
-  <w:abstractNum w:abstractNumId="20" w15:restartNumberingAfterBreak="0">
+  <w:abstractNum w:abstractNumId="22" w15:restartNumberingAfterBreak="0">
+    <w:nsid w:val="33CE1A7C"/>
+    <w:multiLevelType w:val="multilevel"/>
+    <w:tmpl w:val="04190025"/>
+    <w:lvl w:ilvl="0">
+      <w:start w:val="1"/>
+      <w:numFmt w:val="decimal"/>
+      <w:pStyle w:val="12"/>
+      <w:lvlText w:val="%1"/>
+      <w:lvlJc w:val="left"/>
+      <w:pPr>
+        <w:ind w:left="432" w:hanging="432"/>
+      </w:pPr>
+      <w:rPr>
+        <w:rFonts w:hint="default"/>
+      </w:rPr>
+    </w:lvl>
+    <w:lvl w:ilvl="1">
+      <w:start w:val="1"/>
+      <w:numFmt w:val="decimal"/>
+      <w:pStyle w:val="22"/>
+      <w:lvlText w:val="%1.%2"/>
+      <w:lvlJc w:val="left"/>
+      <w:pPr>
+        <w:ind w:left="576" w:hanging="576"/>
+      </w:pPr>
+    </w:lvl>
+    <w:lvl w:ilvl="2">
+      <w:start w:val="1"/>
+      <w:numFmt w:val="decimal"/>
+      <w:pStyle w:val="31"/>
+      <w:lvlText w:val="%1.%2.%3"/>
+      <w:lvlJc w:val="left"/>
+      <w:pPr>
+        <w:ind w:left="720" w:hanging="720"/>
+      </w:pPr>
+    </w:lvl>
+    <w:lvl w:ilvl="3">
+      <w:start w:val="1"/>
+      <w:numFmt w:val="decimal"/>
+      <w:pStyle w:val="40"/>
+      <w:lvlText w:val="%1.%2.%3.%4"/>
+      <w:lvlJc w:val="left"/>
+      <w:pPr>
+        <w:ind w:left="864" w:hanging="864"/>
+      </w:pPr>
+    </w:lvl>
+    <w:lvl w:ilvl="4">
+      <w:start w:val="1"/>
+      <w:numFmt w:val="decimal"/>
+      <w:pStyle w:val="50"/>
+      <w:lvlText w:val="%1.%2.%3.%4.%5"/>
+      <w:lvlJc w:val="left"/>
+      <w:pPr>
+        <w:ind w:left="1008" w:hanging="1008"/>
+      </w:pPr>
+    </w:lvl>
+    <w:lvl w:ilvl="5">
+      <w:start w:val="1"/>
+      <w:numFmt w:val="decimal"/>
+      <w:pStyle w:val="6"/>
+      <w:lvlText w:val="%1.%2.%3.%4.%5.%6"/>
+      <w:lvlJc w:val="left"/>
+      <w:pPr>
+        <w:ind w:left="1152" w:hanging="1152"/>
+      </w:pPr>
+    </w:lvl>
+    <w:lvl w:ilvl="6">
+      <w:start w:val="1"/>
+      <w:numFmt w:val="decimal"/>
+      <w:pStyle w:val="7"/>
+      <w:lvlText w:val="%1.%2.%3.%4.%5.%6.%7"/>
+      <w:lvlJc w:val="left"/>
+      <w:pPr>
+        <w:ind w:left="1296" w:hanging="1296"/>
+      </w:pPr>
+    </w:lvl>
+    <w:lvl w:ilvl="7">
+      <w:start w:val="1"/>
+      <w:numFmt w:val="decimal"/>
+      <w:pStyle w:val="8"/>
+      <w:lvlText w:val="%1.%2.%3.%4.%5.%6.%7.%8"/>
+      <w:lvlJc w:val="left"/>
+      <w:pPr>
+        <w:ind w:left="1440" w:hanging="1440"/>
+      </w:pPr>
+    </w:lvl>
+    <w:lvl w:ilvl="8">
+      <w:start w:val="1"/>
+      <w:numFmt w:val="decimal"/>
+      <w:pStyle w:val="9"/>
+      <w:lvlText w:val="%1.%2.%3.%4.%5.%6.%7.%8.%9"/>
+      <w:lvlJc w:val="left"/>
+      <w:pPr>
+        <w:ind w:left="1584" w:hanging="1584"/>
+      </w:pPr>
+    </w:lvl>
+  </w:abstractNum>
+  <w:abstractNum w:abstractNumId="23" w15:restartNumberingAfterBreak="0">
     <w:nsid w:val="349329F9"/>
     <w:multiLevelType w:val="multilevel"/>
     <w:tmpl w:val="5770D028"/>
@@ -10270,7 +10502,7 @@
       </w:pPr>
     </w:lvl>
   </w:abstractNum>
-  <w:abstractNum w:abstractNumId="21" w15:restartNumberingAfterBreak="0">
+  <w:abstractNum w:abstractNumId="24" w15:restartNumberingAfterBreak="0">
     <w:nsid w:val="34DB61DB"/>
     <w:multiLevelType w:val="multilevel"/>
     <w:tmpl w:val="E1A2C20A"/>
@@ -10361,7 +10593,7 @@
       </w:pPr>
     </w:lvl>
   </w:abstractNum>
-  <w:abstractNum w:abstractNumId="22" w15:restartNumberingAfterBreak="0">
+  <w:abstractNum w:abstractNumId="25" w15:restartNumberingAfterBreak="0">
     <w:nsid w:val="37601EE1"/>
     <w:multiLevelType w:val="hybridMultilevel"/>
     <w:tmpl w:val="C7D24832"/>
@@ -10453,7 +10685,7 @@
       </w:pPr>
     </w:lvl>
   </w:abstractNum>
-  <w:abstractNum w:abstractNumId="23" w15:restartNumberingAfterBreak="0">
+  <w:abstractNum w:abstractNumId="26" w15:restartNumberingAfterBreak="0">
     <w:nsid w:val="37782466"/>
     <w:multiLevelType w:val="hybridMultilevel"/>
     <w:tmpl w:val="55A8637A"/>
@@ -10543,11 +10775,11 @@
       </w:pPr>
     </w:lvl>
   </w:abstractNum>
-  <w:abstractNum w:abstractNumId="24" w15:restartNumberingAfterBreak="0">
+  <w:abstractNum w:abstractNumId="27" w15:restartNumberingAfterBreak="0">
     <w:nsid w:val="38654138"/>
     <w:multiLevelType w:val="multilevel"/>
     <w:tmpl w:val="AA96CC38"/>
-    <w:styleLink w:val="6"/>
+    <w:styleLink w:val="60"/>
     <w:lvl w:ilvl="0">
       <w:start w:val="1"/>
       <w:numFmt w:val="decimal"/>
@@ -10678,7 +10910,7 @@
       </w:rPr>
     </w:lvl>
   </w:abstractNum>
-  <w:abstractNum w:abstractNumId="25" w15:restartNumberingAfterBreak="0">
+  <w:abstractNum w:abstractNumId="28" w15:restartNumberingAfterBreak="0">
     <w:nsid w:val="3A806FE2"/>
     <w:multiLevelType w:val="hybridMultilevel"/>
     <w:tmpl w:val="55A8637A"/>
@@ -10768,7 +11000,7 @@
       </w:pPr>
     </w:lvl>
   </w:abstractNum>
-  <w:abstractNum w:abstractNumId="26" w15:restartNumberingAfterBreak="0">
+  <w:abstractNum w:abstractNumId="29" w15:restartNumberingAfterBreak="0">
     <w:nsid w:val="3F9B6C2E"/>
     <w:multiLevelType w:val="hybridMultilevel"/>
     <w:tmpl w:val="55A8637A"/>
@@ -10858,7 +11090,7 @@
       </w:pPr>
     </w:lvl>
   </w:abstractNum>
-  <w:abstractNum w:abstractNumId="27" w15:restartNumberingAfterBreak="0">
+  <w:abstractNum w:abstractNumId="30" w15:restartNumberingAfterBreak="0">
     <w:nsid w:val="41CF6D96"/>
     <w:multiLevelType w:val="hybridMultilevel"/>
     <w:tmpl w:val="55A8637A"/>
@@ -10948,7 +11180,7 @@
       </w:pPr>
     </w:lvl>
   </w:abstractNum>
-  <w:abstractNum w:abstractNumId="28" w15:restartNumberingAfterBreak="0">
+  <w:abstractNum w:abstractNumId="31" w15:restartNumberingAfterBreak="0">
     <w:nsid w:val="42F73AF4"/>
     <w:multiLevelType w:val="hybridMultilevel"/>
     <w:tmpl w:val="55A8637A"/>
@@ -11038,7 +11270,7 @@
       </w:pPr>
     </w:lvl>
   </w:abstractNum>
-  <w:abstractNum w:abstractNumId="29" w15:restartNumberingAfterBreak="0">
+  <w:abstractNum w:abstractNumId="32" w15:restartNumberingAfterBreak="0">
     <w:nsid w:val="459F2701"/>
     <w:multiLevelType w:val="multilevel"/>
     <w:tmpl w:val="A48036AE"/>
@@ -11181,7 +11413,7 @@
       </w:rPr>
     </w:lvl>
   </w:abstractNum>
-  <w:abstractNum w:abstractNumId="30" w15:restartNumberingAfterBreak="0">
+  <w:abstractNum w:abstractNumId="33" w15:restartNumberingAfterBreak="0">
     <w:nsid w:val="4AE45126"/>
     <w:multiLevelType w:val="multilevel"/>
     <w:tmpl w:val="7E8E8020"/>
@@ -11323,7 +11555,7 @@
       </w:rPr>
     </w:lvl>
   </w:abstractNum>
-  <w:abstractNum w:abstractNumId="31" w15:restartNumberingAfterBreak="0">
+  <w:abstractNum w:abstractNumId="34" w15:restartNumberingAfterBreak="0">
     <w:nsid w:val="4F012B3F"/>
     <w:multiLevelType w:val="hybridMultilevel"/>
     <w:tmpl w:val="55A8637A"/>
@@ -11413,11 +11645,11 @@
       </w:pPr>
     </w:lvl>
   </w:abstractNum>
-  <w:abstractNum w:abstractNumId="32" w15:restartNumberingAfterBreak="0">
+  <w:abstractNum w:abstractNumId="35" w15:restartNumberingAfterBreak="0">
     <w:nsid w:val="53BE5BDD"/>
     <w:multiLevelType w:val="multilevel"/>
     <w:tmpl w:val="763A0C4E"/>
-    <w:styleLink w:val="40"/>
+    <w:styleLink w:val="41"/>
     <w:lvl w:ilvl="0">
       <w:start w:val="1"/>
       <w:numFmt w:val="bullet"/>
@@ -11546,7 +11778,7 @@
       </w:rPr>
     </w:lvl>
   </w:abstractNum>
-  <w:abstractNum w:abstractNumId="33" w15:restartNumberingAfterBreak="0">
+  <w:abstractNum w:abstractNumId="36" w15:restartNumberingAfterBreak="0">
     <w:nsid w:val="543F35AD"/>
     <w:multiLevelType w:val="multilevel"/>
     <w:tmpl w:val="051ED0C4"/>
@@ -11637,11 +11869,100 @@
       </w:pPr>
     </w:lvl>
   </w:abstractNum>
-  <w:abstractNum w:abstractNumId="34" w15:restartNumberingAfterBreak="0">
+  <w:abstractNum w:abstractNumId="37" w15:restartNumberingAfterBreak="0">
+    <w:nsid w:val="5ACA3F80"/>
+    <w:multiLevelType w:val="multilevel"/>
+    <w:tmpl w:val="04190025"/>
+    <w:lvl w:ilvl="0">
+      <w:start w:val="1"/>
+      <w:numFmt w:val="decimal"/>
+      <w:lvlText w:val="%1"/>
+      <w:lvlJc w:val="left"/>
+      <w:pPr>
+        <w:ind w:left="432" w:hanging="432"/>
+      </w:pPr>
+      <w:rPr>
+        <w:rFonts w:hint="default"/>
+      </w:rPr>
+    </w:lvl>
+    <w:lvl w:ilvl="1">
+      <w:start w:val="1"/>
+      <w:numFmt w:val="decimal"/>
+      <w:lvlText w:val="%1.%2"/>
+      <w:lvlJc w:val="left"/>
+      <w:pPr>
+        <w:ind w:left="576" w:hanging="576"/>
+      </w:pPr>
+    </w:lvl>
+    <w:lvl w:ilvl="2">
+      <w:start w:val="1"/>
+      <w:numFmt w:val="decimal"/>
+      <w:lvlText w:val="%1.%2.%3"/>
+      <w:lvlJc w:val="left"/>
+      <w:pPr>
+        <w:ind w:left="720" w:hanging="720"/>
+      </w:pPr>
+    </w:lvl>
+    <w:lvl w:ilvl="3">
+      <w:start w:val="1"/>
+      <w:numFmt w:val="decimal"/>
+      <w:lvlText w:val="%1.%2.%3.%4"/>
+      <w:lvlJc w:val="left"/>
+      <w:pPr>
+        <w:ind w:left="864" w:hanging="864"/>
+      </w:pPr>
+    </w:lvl>
+    <w:lvl w:ilvl="4">
+      <w:start w:val="1"/>
+      <w:numFmt w:val="decimal"/>
+      <w:lvlText w:val="%1.%2.%3.%4.%5"/>
+      <w:lvlJc w:val="left"/>
+      <w:pPr>
+        <w:ind w:left="1008" w:hanging="1008"/>
+      </w:pPr>
+    </w:lvl>
+    <w:lvl w:ilvl="5">
+      <w:start w:val="1"/>
+      <w:numFmt w:val="decimal"/>
+      <w:lvlText w:val="%1.%2.%3.%4.%5.%6"/>
+      <w:lvlJc w:val="left"/>
+      <w:pPr>
+        <w:ind w:left="1152" w:hanging="1152"/>
+      </w:pPr>
+    </w:lvl>
+    <w:lvl w:ilvl="6">
+      <w:start w:val="1"/>
+      <w:numFmt w:val="decimal"/>
+      <w:lvlText w:val="%1.%2.%3.%4.%5.%6.%7"/>
+      <w:lvlJc w:val="left"/>
+      <w:pPr>
+        <w:ind w:left="1296" w:hanging="1296"/>
+      </w:pPr>
+    </w:lvl>
+    <w:lvl w:ilvl="7">
+      <w:start w:val="1"/>
+      <w:numFmt w:val="decimal"/>
+      <w:lvlText w:val="%1.%2.%3.%4.%5.%6.%7.%8"/>
+      <w:lvlJc w:val="left"/>
+      <w:pPr>
+        <w:ind w:left="1440" w:hanging="1440"/>
+      </w:pPr>
+    </w:lvl>
+    <w:lvl w:ilvl="8">
+      <w:start w:val="1"/>
+      <w:numFmt w:val="decimal"/>
+      <w:lvlText w:val="%1.%2.%3.%4.%5.%6.%7.%8.%9"/>
+      <w:lvlJc w:val="left"/>
+      <w:pPr>
+        <w:ind w:left="1584" w:hanging="1584"/>
+      </w:pPr>
+    </w:lvl>
+  </w:abstractNum>
+  <w:abstractNum w:abstractNumId="38" w15:restartNumberingAfterBreak="0">
     <w:nsid w:val="65D74793"/>
     <w:multiLevelType w:val="multilevel"/>
     <w:tmpl w:val="E0A0DCC2"/>
-    <w:styleLink w:val="12"/>
+    <w:styleLink w:val="120"/>
     <w:lvl w:ilvl="0">
       <w:start w:val="1"/>
       <w:numFmt w:val="decimal"/>
@@ -11728,7 +12049,7 @@
       </w:pPr>
     </w:lvl>
   </w:abstractNum>
-  <w:abstractNum w:abstractNumId="35" w15:restartNumberingAfterBreak="0">
+  <w:abstractNum w:abstractNumId="39" w15:restartNumberingAfterBreak="0">
     <w:nsid w:val="67631314"/>
     <w:multiLevelType w:val="hybridMultilevel"/>
     <w:tmpl w:val="55A8637A"/>
@@ -11818,7 +12139,7 @@
       </w:pPr>
     </w:lvl>
   </w:abstractNum>
-  <w:abstractNum w:abstractNumId="36" w15:restartNumberingAfterBreak="0">
+  <w:abstractNum w:abstractNumId="40" w15:restartNumberingAfterBreak="0">
     <w:nsid w:val="689562AF"/>
     <w:multiLevelType w:val="multilevel"/>
     <w:tmpl w:val="4F5E5844"/>
@@ -11923,7 +12244,7 @@
       </w:rPr>
     </w:lvl>
   </w:abstractNum>
-  <w:abstractNum w:abstractNumId="37" w15:restartNumberingAfterBreak="0">
+  <w:abstractNum w:abstractNumId="41" w15:restartNumberingAfterBreak="0">
     <w:nsid w:val="69DF5FAE"/>
     <w:multiLevelType w:val="hybridMultilevel"/>
     <w:tmpl w:val="55A8637A"/>
@@ -12013,7 +12334,7 @@
       </w:pPr>
     </w:lvl>
   </w:abstractNum>
-  <w:abstractNum w:abstractNumId="38" w15:restartNumberingAfterBreak="0">
+  <w:abstractNum w:abstractNumId="42" w15:restartNumberingAfterBreak="0">
     <w:nsid w:val="746926BE"/>
     <w:multiLevelType w:val="hybridMultilevel"/>
     <w:tmpl w:val="55A8637A"/>
@@ -12103,7 +12424,7 @@
       </w:pPr>
     </w:lvl>
   </w:abstractNum>
-  <w:abstractNum w:abstractNumId="39" w15:restartNumberingAfterBreak="0">
+  <w:abstractNum w:abstractNumId="43" w15:restartNumberingAfterBreak="0">
     <w:nsid w:val="74DD0F5E"/>
     <w:multiLevelType w:val="hybridMultilevel"/>
     <w:tmpl w:val="81CC108C"/>
@@ -12216,7 +12537,7 @@
       </w:rPr>
     </w:lvl>
   </w:abstractNum>
-  <w:abstractNum w:abstractNumId="40" w15:restartNumberingAfterBreak="0">
+  <w:abstractNum w:abstractNumId="44" w15:restartNumberingAfterBreak="0">
     <w:nsid w:val="796153C0"/>
     <w:multiLevelType w:val="hybridMultilevel"/>
     <w:tmpl w:val="456CB3DC"/>
@@ -12307,7 +12628,7 @@
       </w:pPr>
     </w:lvl>
   </w:abstractNum>
-  <w:abstractNum w:abstractNumId="41" w15:restartNumberingAfterBreak="0">
+  <w:abstractNum w:abstractNumId="45" w15:restartNumberingAfterBreak="0">
     <w:nsid w:val="79E2341E"/>
     <w:multiLevelType w:val="hybridMultilevel"/>
     <w:tmpl w:val="55A8637A"/>
@@ -12398,25 +12719,25 @@
     </w:lvl>
   </w:abstractNum>
   <w:num w:numId="1" w16cid:durableId="898707020">
-    <w:abstractNumId w:val="9"/>
+    <w:abstractNumId w:val="10"/>
   </w:num>
   <w:num w:numId="2" w16cid:durableId="1770389669">
-    <w:abstractNumId w:val="24"/>
+    <w:abstractNumId w:val="27"/>
   </w:num>
   <w:num w:numId="3" w16cid:durableId="440416075">
+    <w:abstractNumId w:val="35"/>
+  </w:num>
+  <w:num w:numId="4" w16cid:durableId="832531979">
+    <w:abstractNumId w:val="14"/>
+  </w:num>
+  <w:num w:numId="5" w16cid:durableId="1616206315">
     <w:abstractNumId w:val="32"/>
   </w:num>
-  <w:num w:numId="4" w16cid:durableId="832531979">
-    <w:abstractNumId w:val="13"/>
-  </w:num>
-  <w:num w:numId="5" w16cid:durableId="1616206315">
-    <w:abstractNumId w:val="29"/>
-  </w:num>
   <w:num w:numId="6" w16cid:durableId="241379521">
-    <w:abstractNumId w:val="18"/>
+    <w:abstractNumId w:val="20"/>
   </w:num>
   <w:num w:numId="7" w16cid:durableId="1009064325">
-    <w:abstractNumId w:val="6"/>
+    <w:abstractNumId w:val="7"/>
   </w:num>
   <w:num w:numId="8" w16cid:durableId="1343166565">
     <w:abstractNumId w:val="2"/>
@@ -12425,13 +12746,13 @@
     </w:lvlOverride>
   </w:num>
   <w:num w:numId="9" w16cid:durableId="1985620233">
-    <w:abstractNumId w:val="40"/>
+    <w:abstractNumId w:val="44"/>
   </w:num>
   <w:num w:numId="10" w16cid:durableId="1193109343">
-    <w:abstractNumId w:val="10"/>
+    <w:abstractNumId w:val="11"/>
   </w:num>
   <w:num w:numId="11" w16cid:durableId="182060031">
-    <w:abstractNumId w:val="30"/>
+    <w:abstractNumId w:val="33"/>
     <w:lvlOverride w:ilvl="0">
       <w:lvl w:ilvl="0">
         <w:start w:val="1"/>
@@ -12453,7 +12774,7 @@
     </w:lvlOverride>
   </w:num>
   <w:num w:numId="12" w16cid:durableId="1357583848">
-    <w:abstractNumId w:val="16"/>
+    <w:abstractNumId w:val="17"/>
     <w:lvlOverride w:ilvl="0">
       <w:lvl w:ilvl="0">
         <w:start w:val="1"/>
@@ -12716,7 +13037,7 @@
     </w:lvlOverride>
   </w:num>
   <w:num w:numId="13" w16cid:durableId="859322964">
-    <w:abstractNumId w:val="12"/>
+    <w:abstractNumId w:val="13"/>
   </w:num>
   <w:num w:numId="14" w16cid:durableId="715281109">
     <w:abstractNumId w:val="4"/>
@@ -12749,37 +13070,37 @@
     </w:lvlOverride>
   </w:num>
   <w:num w:numId="15" w16cid:durableId="593130490">
-    <w:abstractNumId w:val="17"/>
+    <w:abstractNumId w:val="19"/>
   </w:num>
   <w:num w:numId="16" w16cid:durableId="2018262411">
     <w:abstractNumId w:val="1"/>
   </w:num>
   <w:num w:numId="17" w16cid:durableId="631207072">
-    <w:abstractNumId w:val="11"/>
+    <w:abstractNumId w:val="12"/>
   </w:num>
   <w:num w:numId="18" w16cid:durableId="1030764800">
-    <w:abstractNumId w:val="5"/>
+    <w:abstractNumId w:val="6"/>
   </w:num>
   <w:num w:numId="19" w16cid:durableId="1720126100">
-    <w:abstractNumId w:val="20"/>
+    <w:abstractNumId w:val="23"/>
   </w:num>
   <w:num w:numId="20" w16cid:durableId="737676300">
-    <w:abstractNumId w:val="21"/>
+    <w:abstractNumId w:val="24"/>
   </w:num>
   <w:num w:numId="21" w16cid:durableId="1799834727">
+    <w:abstractNumId w:val="36"/>
+  </w:num>
+  <w:num w:numId="22" w16cid:durableId="613056206">
+    <w:abstractNumId w:val="38"/>
+  </w:num>
+  <w:num w:numId="23" w16cid:durableId="1713378219">
+    <w:abstractNumId w:val="17"/>
+  </w:num>
+  <w:num w:numId="24" w16cid:durableId="146166759">
     <w:abstractNumId w:val="33"/>
   </w:num>
-  <w:num w:numId="22" w16cid:durableId="613056206">
-    <w:abstractNumId w:val="34"/>
-  </w:num>
-  <w:num w:numId="23" w16cid:durableId="1713378219">
-    <w:abstractNumId w:val="16"/>
-  </w:num>
-  <w:num w:numId="24" w16cid:durableId="146166759">
-    <w:abstractNumId w:val="30"/>
-  </w:num>
   <w:num w:numId="25" w16cid:durableId="902376188">
-    <w:abstractNumId w:val="18"/>
+    <w:abstractNumId w:val="20"/>
     <w:lvlOverride w:ilvl="0">
       <w:startOverride w:val="1"/>
     </w:lvlOverride>
@@ -12809,7 +13130,7 @@
     </w:lvlOverride>
   </w:num>
   <w:num w:numId="26" w16cid:durableId="920215584">
-    <w:abstractNumId w:val="18"/>
+    <w:abstractNumId w:val="20"/>
     <w:lvlOverride w:ilvl="0">
       <w:startOverride w:val="2"/>
     </w:lvlOverride>
@@ -12839,67 +13160,109 @@
     </w:lvlOverride>
   </w:num>
   <w:num w:numId="27" w16cid:durableId="2141142806">
-    <w:abstractNumId w:val="25"/>
+    <w:abstractNumId w:val="28"/>
   </w:num>
   <w:num w:numId="28" w16cid:durableId="124858556">
-    <w:abstractNumId w:val="7"/>
+    <w:abstractNumId w:val="8"/>
   </w:num>
   <w:num w:numId="29" w16cid:durableId="1223638431">
-    <w:abstractNumId w:val="28"/>
+    <w:abstractNumId w:val="31"/>
   </w:num>
   <w:num w:numId="30" w16cid:durableId="824785319">
-    <w:abstractNumId w:val="35"/>
+    <w:abstractNumId w:val="39"/>
   </w:num>
   <w:num w:numId="31" w16cid:durableId="75783541">
-    <w:abstractNumId w:val="23"/>
+    <w:abstractNumId w:val="26"/>
   </w:num>
   <w:num w:numId="32" w16cid:durableId="1494029657">
     <w:abstractNumId w:val="3"/>
   </w:num>
   <w:num w:numId="33" w16cid:durableId="444814678">
-    <w:abstractNumId w:val="8"/>
+    <w:abstractNumId w:val="9"/>
   </w:num>
   <w:num w:numId="34" w16cid:durableId="1543862904">
-    <w:abstractNumId w:val="27"/>
+    <w:abstractNumId w:val="30"/>
   </w:num>
   <w:num w:numId="35" w16cid:durableId="1560436928">
-    <w:abstractNumId w:val="41"/>
+    <w:abstractNumId w:val="45"/>
   </w:num>
   <w:num w:numId="36" w16cid:durableId="2082675221">
-    <w:abstractNumId w:val="31"/>
+    <w:abstractNumId w:val="34"/>
   </w:num>
   <w:num w:numId="37" w16cid:durableId="1160149076">
-    <w:abstractNumId w:val="26"/>
+    <w:abstractNumId w:val="29"/>
   </w:num>
   <w:num w:numId="38" w16cid:durableId="240452958">
-    <w:abstractNumId w:val="38"/>
+    <w:abstractNumId w:val="42"/>
   </w:num>
   <w:num w:numId="39" w16cid:durableId="689185366">
-    <w:abstractNumId w:val="37"/>
+    <w:abstractNumId w:val="41"/>
   </w:num>
   <w:num w:numId="40" w16cid:durableId="319189690">
     <w:abstractNumId w:val="2"/>
   </w:num>
   <w:num w:numId="41" w16cid:durableId="1968314173">
-    <w:abstractNumId w:val="22"/>
+    <w:abstractNumId w:val="25"/>
   </w:num>
   <w:num w:numId="42" w16cid:durableId="2070573373">
-    <w:abstractNumId w:val="19"/>
+    <w:abstractNumId w:val="21"/>
   </w:num>
   <w:num w:numId="43" w16cid:durableId="1041445229">
-    <w:abstractNumId w:val="39"/>
+    <w:abstractNumId w:val="43"/>
   </w:num>
   <w:num w:numId="44" w16cid:durableId="1172139746">
-    <w:abstractNumId w:val="15"/>
+    <w:abstractNumId w:val="16"/>
   </w:num>
   <w:num w:numId="45" w16cid:durableId="2061784379">
-    <w:abstractNumId w:val="14"/>
+    <w:abstractNumId w:val="15"/>
   </w:num>
   <w:num w:numId="46" w16cid:durableId="2093431927">
     <w:abstractNumId w:val="0"/>
   </w:num>
   <w:num w:numId="47" w16cid:durableId="575482443">
-    <w:abstractNumId w:val="36"/>
+    <w:abstractNumId w:val="40"/>
+  </w:num>
+  <w:num w:numId="48" w16cid:durableId="1406608562">
+    <w:abstractNumId w:val="5"/>
+  </w:num>
+  <w:num w:numId="49" w16cid:durableId="553809325">
+    <w:abstractNumId w:val="22"/>
+  </w:num>
+  <w:num w:numId="50" w16cid:durableId="838547143">
+    <w:abstractNumId w:val="18"/>
+  </w:num>
+  <w:num w:numId="51" w16cid:durableId="203490227">
+    <w:abstractNumId w:val="22"/>
+    <w:lvlOverride w:ilvl="0">
+      <w:startOverride w:val="1"/>
+    </w:lvlOverride>
+    <w:lvlOverride w:ilvl="1">
+      <w:startOverride w:val="1"/>
+    </w:lvlOverride>
+    <w:lvlOverride w:ilvl="2">
+      <w:startOverride w:val="1"/>
+    </w:lvlOverride>
+    <w:lvlOverride w:ilvl="3">
+      <w:startOverride w:val="1"/>
+    </w:lvlOverride>
+    <w:lvlOverride w:ilvl="4">
+      <w:startOverride w:val="1"/>
+    </w:lvlOverride>
+    <w:lvlOverride w:ilvl="5">
+      <w:startOverride w:val="1"/>
+    </w:lvlOverride>
+    <w:lvlOverride w:ilvl="6">
+      <w:startOverride w:val="1"/>
+    </w:lvlOverride>
+    <w:lvlOverride w:ilvl="7">
+      <w:startOverride w:val="1"/>
+    </w:lvlOverride>
+    <w:lvlOverride w:ilvl="8">
+      <w:startOverride w:val="1"/>
+    </w:lvlOverride>
+  </w:num>
+  <w:num w:numId="52" w16cid:durableId="609900721">
+    <w:abstractNumId w:val="37"/>
   </w:num>
   <w:numIdMacAtCleanup w:val="22"/>
 </w:numbering>
@@ -13315,22 +13678,26 @@
       <w:lang w:eastAsia="ru-RU"/>
     </w:rPr>
   </w:style>
-  <w:style w:type="paragraph" w:styleId="14">
+  <w:style w:type="paragraph" w:styleId="12">
     <w:name w:val="heading 1"/>
     <w:basedOn w:val="af"/>
     <w:next w:val="af"/>
-    <w:link w:val="15"/>
+    <w:link w:val="14"/>
     <w:uiPriority w:val="9"/>
     <w:unhideWhenUsed/>
     <w:qFormat/>
-    <w:rsid w:val="00401E80"/>
+    <w:rsid w:val="00876500"/>
     <w:pPr>
       <w:keepNext/>
       <w:keepLines/>
+      <w:numPr>
+        <w:numId w:val="49"/>
+      </w:numPr>
       <w:tabs>
         <w:tab w:val="left" w:pos="567"/>
       </w:tabs>
       <w:spacing w:before="480"/>
+      <w:ind w:left="0" w:firstLine="0"/>
       <w:outlineLvl w:val="0"/>
     </w:pPr>
     <w:rPr>
@@ -13350,14 +13717,19 @@
     <w:uiPriority w:val="9"/>
     <w:unhideWhenUsed/>
     <w:qFormat/>
-    <w:rsid w:val="00401E80"/>
+    <w:rsid w:val="00934734"/>
     <w:pPr>
       <w:keepNext/>
       <w:keepLines/>
+      <w:numPr>
+        <w:ilvl w:val="1"/>
+        <w:numId w:val="49"/>
+      </w:numPr>
       <w:tabs>
         <w:tab w:val="left" w:pos="567"/>
       </w:tabs>
       <w:spacing w:before="200"/>
+      <w:ind w:left="0" w:firstLine="0"/>
       <w:outlineLvl w:val="1"/>
     </w:pPr>
     <w:rPr>
@@ -13377,11 +13749,16 @@
     <w:uiPriority w:val="9"/>
     <w:unhideWhenUsed/>
     <w:qFormat/>
-    <w:rsid w:val="00663057"/>
+    <w:rsid w:val="00934734"/>
     <w:pPr>
       <w:keepNext/>
       <w:keepLines/>
+      <w:numPr>
+        <w:ilvl w:val="2"/>
+        <w:numId w:val="49"/>
+      </w:numPr>
       <w:spacing w:before="200"/>
+      <w:ind w:left="0" w:firstLine="0"/>
       <w:outlineLvl w:val="2"/>
     </w:pPr>
     <w:rPr>
@@ -13391,7 +13768,7 @@
       <w:color w:val="365F91" w:themeColor="accent1" w:themeShade="BF"/>
     </w:rPr>
   </w:style>
-  <w:style w:type="paragraph" w:styleId="41">
+  <w:style w:type="paragraph" w:styleId="40">
     <w:name w:val="heading 4"/>
     <w:basedOn w:val="af"/>
     <w:next w:val="af"/>
@@ -13403,6 +13780,10 @@
     <w:pPr>
       <w:keepNext/>
       <w:keepLines/>
+      <w:numPr>
+        <w:ilvl w:val="3"/>
+        <w:numId w:val="49"/>
+      </w:numPr>
       <w:spacing w:before="200"/>
       <w:outlineLvl w:val="3"/>
     </w:pPr>
@@ -13427,6 +13808,10 @@
     <w:pPr>
       <w:keepNext/>
       <w:keepLines/>
+      <w:numPr>
+        <w:ilvl w:val="4"/>
+        <w:numId w:val="49"/>
+      </w:numPr>
       <w:spacing w:before="200"/>
       <w:outlineLvl w:val="4"/>
     </w:pPr>
@@ -13435,7 +13820,7 @@
       <w:color w:val="243F60" w:themeColor="accent1" w:themeShade="7F"/>
     </w:rPr>
   </w:style>
-  <w:style w:type="paragraph" w:styleId="60">
+  <w:style w:type="paragraph" w:styleId="6">
     <w:name w:val="heading 6"/>
     <w:basedOn w:val="af"/>
     <w:next w:val="af"/>
@@ -13447,6 +13832,10 @@
     <w:pPr>
       <w:keepNext/>
       <w:keepLines/>
+      <w:numPr>
+        <w:ilvl w:val="5"/>
+        <w:numId w:val="49"/>
+      </w:numPr>
       <w:spacing w:before="200"/>
       <w:outlineLvl w:val="5"/>
     </w:pPr>
@@ -13469,6 +13858,10 @@
     <w:pPr>
       <w:keepNext/>
       <w:keepLines/>
+      <w:numPr>
+        <w:ilvl w:val="6"/>
+        <w:numId w:val="49"/>
+      </w:numPr>
       <w:spacing w:before="200"/>
       <w:outlineLvl w:val="6"/>
     </w:pPr>
@@ -13490,6 +13883,10 @@
     <w:qFormat/>
     <w:rsid w:val="00667F78"/>
     <w:pPr>
+      <w:numPr>
+        <w:ilvl w:val="7"/>
+        <w:numId w:val="49"/>
+      </w:numPr>
       <w:spacing w:before="240" w:after="60" w:line="240" w:lineRule="auto"/>
       <w:outlineLvl w:val="7"/>
     </w:pPr>
@@ -13512,6 +13909,10 @@
     <w:qFormat/>
     <w:rsid w:val="00667F78"/>
     <w:pPr>
+      <w:numPr>
+        <w:ilvl w:val="8"/>
+        <w:numId w:val="49"/>
+      </w:numPr>
       <w:spacing w:before="240" w:after="60" w:line="240" w:lineRule="auto"/>
       <w:outlineLvl w:val="8"/>
     </w:pPr>
@@ -13566,7 +13967,7 @@
   <w:style w:type="character" w:customStyle="1" w:styleId="61">
     <w:name w:val="Заголовок 6 Знак"/>
     <w:basedOn w:val="af0"/>
-    <w:link w:val="60"/>
+    <w:link w:val="6"/>
     <w:uiPriority w:val="9"/>
     <w:rsid w:val="00295CFA"/>
     <w:rPr>
@@ -13632,9 +14033,9 @@
   <w:style w:type="paragraph" w:customStyle="1" w:styleId="11">
     <w:name w:val="ДОК Заголовок 1"/>
     <w:basedOn w:val="af"/>
-    <w:link w:val="16"/>
+    <w:link w:val="15"/>
     <w:qFormat/>
-    <w:rsid w:val="00A92DC4"/>
+    <w:rsid w:val="00410A2A"/>
     <w:pPr>
       <w:pageBreakBefore/>
       <w:numPr>
@@ -13649,22 +14050,23 @@
       <w:bCs/>
       <w:noProof/>
       <w:color w:val="365F91" w:themeColor="accent1" w:themeShade="BF"/>
+      <w:sz w:val="28"/>
       <w:szCs w:val="22"/>
       <w:lang w:val="en-US"/>
     </w:rPr>
   </w:style>
-  <w:style w:type="character" w:customStyle="1" w:styleId="16">
+  <w:style w:type="character" w:customStyle="1" w:styleId="15">
     <w:name w:val="ДОК Заголовок 1 Знак"/>
     <w:basedOn w:val="af0"/>
     <w:link w:val="11"/>
-    <w:rsid w:val="00A92DC4"/>
+    <w:rsid w:val="00410A2A"/>
     <w:rPr>
       <w:rFonts w:ascii="Arial Narrow" w:eastAsia="Times New Roman" w:hAnsi="Arial Narrow" w:cs="Times New Roman"/>
       <w:b/>
       <w:bCs/>
       <w:noProof/>
       <w:color w:val="365F91" w:themeColor="accent1" w:themeShade="BF"/>
-      <w:sz w:val="24"/>
+      <w:sz w:val="28"/>
       <w:lang w:val="en-US" w:eastAsia="ru-RU"/>
     </w:rPr>
   </w:style>
@@ -14010,12 +14412,12 @@
       </w:tblBorders>
     </w:tblPr>
   </w:style>
-  <w:style w:type="character" w:customStyle="1" w:styleId="15">
+  <w:style w:type="character" w:customStyle="1" w:styleId="14">
     <w:name w:val="Заголовок 1 Знак"/>
     <w:basedOn w:val="af0"/>
-    <w:link w:val="14"/>
+    <w:link w:val="12"/>
     <w:uiPriority w:val="9"/>
-    <w:rsid w:val="00401E80"/>
+    <w:rsid w:val="00876500"/>
     <w:rPr>
       <w:rFonts w:ascii="Arial Narrow" w:eastAsiaTheme="majorEastAsia" w:hAnsi="Arial Narrow" w:cstheme="majorBidi"/>
       <w:b/>
@@ -14059,7 +14461,7 @@
     <w:basedOn w:val="af0"/>
     <w:link w:val="31"/>
     <w:uiPriority w:val="9"/>
-    <w:rsid w:val="00663057"/>
+    <w:rsid w:val="00934734"/>
     <w:rPr>
       <w:rFonts w:ascii="Arial Narrow" w:eastAsiaTheme="majorEastAsia" w:hAnsi="Arial Narrow" w:cstheme="majorBidi"/>
       <w:b/>
@@ -14085,7 +14487,7 @@
     <w:basedOn w:val="af0"/>
     <w:link w:val="22"/>
     <w:uiPriority w:val="9"/>
-    <w:rsid w:val="00401E80"/>
+    <w:rsid w:val="00934734"/>
     <w:rPr>
       <w:rFonts w:ascii="Arial Narrow" w:eastAsiaTheme="majorEastAsia" w:hAnsi="Arial Narrow" w:cstheme="majorBidi"/>
       <w:b/>
@@ -14099,7 +14501,7 @@
   <w:style w:type="character" w:customStyle="1" w:styleId="42">
     <w:name w:val="Заголовок 4 Знак"/>
     <w:basedOn w:val="af0"/>
-    <w:link w:val="41"/>
+    <w:link w:val="40"/>
     <w:uiPriority w:val="9"/>
     <w:rsid w:val="00951190"/>
     <w:rPr>
@@ -14236,7 +14638,7 @@
       <w:jc w:val="both"/>
     </w:pPr>
   </w:style>
-  <w:style w:type="paragraph" w:styleId="17">
+  <w:style w:type="paragraph" w:styleId="16">
     <w:name w:val="toc 1"/>
     <w:basedOn w:val="11"/>
     <w:next w:val="af"/>
@@ -14624,7 +15026,7 @@
     <w:semiHidden/>
     <w:rsid w:val="002E399C"/>
   </w:style>
-  <w:style w:type="character" w:customStyle="1" w:styleId="18">
+  <w:style w:type="character" w:customStyle="1" w:styleId="17">
     <w:name w:val="Неразрешенное упоминание1"/>
     <w:basedOn w:val="af0"/>
     <w:uiPriority w:val="99"/>
@@ -14972,7 +15374,7 @@
   </w:style>
   <w:style w:type="paragraph" w:styleId="afffff1">
     <w:name w:val="TOC Heading"/>
-    <w:basedOn w:val="14"/>
+    <w:basedOn w:val="12"/>
     <w:next w:val="af"/>
     <w:uiPriority w:val="39"/>
     <w:unhideWhenUsed/>
@@ -15213,7 +15615,7 @@
     <w:unhideWhenUsed/>
     <w:rsid w:val="00D76C1B"/>
   </w:style>
-  <w:style w:type="table" w:customStyle="1" w:styleId="19">
+  <w:style w:type="table" w:customStyle="1" w:styleId="18">
     <w:name w:val="Сетка таблицы1"/>
     <w:basedOn w:val="af1"/>
     <w:uiPriority w:val="59"/>
@@ -15506,7 +15908,7 @@
       <w:szCs w:val="20"/>
     </w:rPr>
   </w:style>
-  <w:style w:type="paragraph" w:customStyle="1" w:styleId="120">
+  <w:style w:type="paragraph" w:customStyle="1" w:styleId="121">
     <w:name w:val="ДОК Текст 12"/>
     <w:basedOn w:val="afff2"/>
     <w:uiPriority w:val="99"/>
@@ -15520,9 +15922,9 @@
       <w:szCs w:val="28"/>
     </w:rPr>
   </w:style>
-  <w:style w:type="paragraph" w:customStyle="1" w:styleId="121">
+  <w:style w:type="paragraph" w:customStyle="1" w:styleId="122">
     <w:name w:val="ДОК Текст 12 Центр"/>
-    <w:basedOn w:val="120"/>
+    <w:basedOn w:val="121"/>
     <w:uiPriority w:val="99"/>
     <w:rsid w:val="00D76C1B"/>
     <w:pPr>
@@ -15939,7 +16341,7 @@
       </w:tblBorders>
     </w:tblPr>
   </w:style>
-  <w:style w:type="table" w:customStyle="1" w:styleId="122">
+  <w:style w:type="table" w:customStyle="1" w:styleId="123">
     <w:name w:val="Сетка таблицы12"/>
     <w:basedOn w:val="af1"/>
     <w:uiPriority w:val="59"/>
@@ -16392,11 +16794,11 @@
       <w:szCs w:val="28"/>
     </w:rPr>
   </w:style>
-  <w:style w:type="paragraph" w:customStyle="1" w:styleId="1a">
+  <w:style w:type="paragraph" w:customStyle="1" w:styleId="19">
     <w:name w:val="ДОК Текст ур1 раздел"/>
     <w:basedOn w:val="af"/>
     <w:next w:val="2a"/>
-    <w:link w:val="1b"/>
+    <w:link w:val="1a"/>
     <w:qFormat/>
     <w:rsid w:val="00D76C1B"/>
     <w:pPr>
@@ -16654,10 +17056,10 @@
       <w:lang w:eastAsia="ru-RU"/>
     </w:rPr>
   </w:style>
-  <w:style w:type="character" w:customStyle="1" w:styleId="1b">
+  <w:style w:type="character" w:customStyle="1" w:styleId="1a">
     <w:name w:val="ДОК Текст ур1 раздел Знак"/>
     <w:basedOn w:val="af0"/>
-    <w:link w:val="1a"/>
+    <w:link w:val="19"/>
     <w:locked/>
     <w:rsid w:val="00D76C1B"/>
     <w:rPr>
@@ -17090,7 +17492,7 @@
   </w:style>
   <w:style w:type="paragraph" w:customStyle="1" w:styleId="1614">
     <w:name w:val="Стиль ДОК Текст ур1 раздел + После:  6 пт кернинг от 14 пт"/>
-    <w:basedOn w:val="1a"/>
+    <w:basedOn w:val="19"/>
     <w:rsid w:val="00D76C1B"/>
     <w:pPr>
       <w:keepNext w:val="0"/>
@@ -17101,10 +17503,10 @@
       <w:szCs w:val="20"/>
     </w:rPr>
   </w:style>
-  <w:style w:type="character" w:customStyle="1" w:styleId="123">
+  <w:style w:type="character" w:customStyle="1" w:styleId="124">
     <w:name w:val="ДОК Таблица Текст 12 Знак"/>
     <w:basedOn w:val="affa"/>
-    <w:link w:val="124"/>
+    <w:link w:val="125"/>
     <w:locked/>
     <w:rsid w:val="00D76C1B"/>
     <w:rPr>
@@ -17115,10 +17517,10 @@
       <w:lang w:eastAsia="ru-RU"/>
     </w:rPr>
   </w:style>
-  <w:style w:type="paragraph" w:customStyle="1" w:styleId="124">
+  <w:style w:type="paragraph" w:customStyle="1" w:styleId="125">
     <w:name w:val="ДОК Таблица Текст 12"/>
     <w:basedOn w:val="af7"/>
-    <w:link w:val="123"/>
+    <w:link w:val="124"/>
     <w:qFormat/>
     <w:rsid w:val="00D76C1B"/>
     <w:pPr>
@@ -17131,18 +17533,18 @@
       <w:szCs w:val="20"/>
     </w:rPr>
   </w:style>
-  <w:style w:type="paragraph" w:customStyle="1" w:styleId="125">
+  <w:style w:type="paragraph" w:customStyle="1" w:styleId="126">
     <w:name w:val="ДОК Таблица Текст Центр 12"/>
-    <w:basedOn w:val="124"/>
+    <w:basedOn w:val="125"/>
     <w:qFormat/>
     <w:rsid w:val="00D76C1B"/>
     <w:pPr>
       <w:jc w:val="center"/>
     </w:pPr>
   </w:style>
-  <w:style w:type="paragraph" w:customStyle="1" w:styleId="126">
+  <w:style w:type="paragraph" w:customStyle="1" w:styleId="127">
     <w:name w:val="ДОК Таблица Заголовок 12"/>
-    <w:basedOn w:val="124"/>
+    <w:basedOn w:val="125"/>
     <w:qFormat/>
     <w:rsid w:val="00D76C1B"/>
     <w:pPr>
@@ -17166,7 +17568,7 @@
       <w:vertAlign w:val="superscript"/>
     </w:rPr>
   </w:style>
-  <w:style w:type="character" w:customStyle="1" w:styleId="1c">
+  <w:style w:type="character" w:customStyle="1" w:styleId="1b">
     <w:name w:val="Знак Знак1"/>
     <w:uiPriority w:val="99"/>
     <w:semiHidden/>
@@ -17607,7 +18009,7 @@
       </w:numPr>
     </w:pPr>
   </w:style>
-  <w:style w:type="numbering" w:customStyle="1" w:styleId="12">
+  <w:style w:type="numbering" w:customStyle="1" w:styleId="120">
     <w:name w:val="Стиль нумерованный 12 пт"/>
     <w:rsid w:val="00D76C1B"/>
     <w:pPr>
@@ -17621,7 +18023,7 @@
     <w:uiPriority w:val="99"/>
     <w:rsid w:val="00D76C1B"/>
   </w:style>
-  <w:style w:type="numbering" w:customStyle="1" w:styleId="1d">
+  <w:style w:type="numbering" w:customStyle="1" w:styleId="1c">
     <w:name w:val="Приложенине1"/>
     <w:next w:val="afffffff3"/>
     <w:uiPriority w:val="99"/>
@@ -17637,7 +18039,7 @@
     <w:uiPriority w:val="99"/>
     <w:rsid w:val="00D76C1B"/>
   </w:style>
-  <w:style w:type="numbering" w:customStyle="1" w:styleId="1e">
+  <w:style w:type="numbering" w:customStyle="1" w:styleId="1d">
     <w:name w:val="ДОК Список Заголовков1"/>
     <w:uiPriority w:val="99"/>
     <w:rsid w:val="00D76C1B"/>
@@ -17652,18 +18054,18 @@
     <w:uiPriority w:val="99"/>
     <w:rsid w:val="00D76C1B"/>
   </w:style>
-  <w:style w:type="numbering" w:customStyle="1" w:styleId="1f">
+  <w:style w:type="numbering" w:customStyle="1" w:styleId="1e">
     <w:name w:val="ДОК Список Текст Нумерованный1"/>
     <w:basedOn w:val="af2"/>
     <w:uiPriority w:val="99"/>
     <w:rsid w:val="00D76C1B"/>
   </w:style>
-  <w:style w:type="numbering" w:customStyle="1" w:styleId="1f0">
+  <w:style w:type="numbering" w:customStyle="1" w:styleId="1f">
     <w:name w:val="ДОК Список Текст Маркированный1"/>
     <w:basedOn w:val="afd"/>
     <w:rsid w:val="00D76C1B"/>
   </w:style>
-  <w:style w:type="numbering" w:customStyle="1" w:styleId="1f1">
+  <w:style w:type="numbering" w:customStyle="1" w:styleId="1f0">
     <w:name w:val="Нет списка1"/>
     <w:next w:val="af2"/>
     <w:uiPriority w:val="99"/>
@@ -17676,7 +18078,7 @@
     <w:uiPriority w:val="99"/>
     <w:rsid w:val="00D76C1B"/>
   </w:style>
-  <w:style w:type="numbering" w:customStyle="1" w:styleId="1f2">
+  <w:style w:type="numbering" w:customStyle="1" w:styleId="1f1">
     <w:name w:val="ДОК Список Нумерованный1"/>
     <w:basedOn w:val="af2"/>
     <w:uiPriority w:val="99"/>
@@ -17742,7 +18144,7 @@
     <w:uiPriority w:val="99"/>
     <w:rsid w:val="00D76C1B"/>
   </w:style>
-  <w:style w:type="numbering" w:customStyle="1" w:styleId="127">
+  <w:style w:type="numbering" w:customStyle="1" w:styleId="128">
     <w:name w:val="Стиль12"/>
     <w:rsid w:val="00D76C1B"/>
   </w:style>
@@ -17781,7 +18183,7 @@
     <w:uiPriority w:val="99"/>
     <w:rsid w:val="00D76C1B"/>
   </w:style>
-  <w:style w:type="numbering" w:customStyle="1" w:styleId="40">
+  <w:style w:type="numbering" w:customStyle="1" w:styleId="41">
     <w:name w:val="ДОК Список Текст Маркированный4"/>
     <w:basedOn w:val="afd"/>
     <w:uiPriority w:val="99"/>
@@ -17806,7 +18208,7 @@
     <w:uiPriority w:val="99"/>
     <w:rsid w:val="00D76C1B"/>
   </w:style>
-  <w:style w:type="numbering" w:customStyle="1" w:styleId="128">
+  <w:style w:type="numbering" w:customStyle="1" w:styleId="129">
     <w:name w:val="Приложенине12"/>
     <w:next w:val="afffffff3"/>
     <w:uiPriority w:val="99"/>
@@ -18109,7 +18511,7 @@
     <w:uiPriority w:val="99"/>
     <w:rsid w:val="00D76C1B"/>
   </w:style>
-  <w:style w:type="numbering" w:customStyle="1" w:styleId="6">
+  <w:style w:type="numbering" w:customStyle="1" w:styleId="60">
     <w:name w:val="ДОК Список Текст Маркированный6"/>
     <w:basedOn w:val="afd"/>
     <w:uiPriority w:val="99"/>
@@ -18120,12 +18522,12 @@
       </w:numPr>
     </w:pPr>
   </w:style>
-  <w:style w:type="numbering" w:customStyle="1" w:styleId="1f3">
+  <w:style w:type="numbering" w:customStyle="1" w:styleId="1f2">
     <w:name w:val="ПРИЛОЖЕНИЕ1"/>
     <w:uiPriority w:val="99"/>
     <w:rsid w:val="00D76C1B"/>
   </w:style>
-  <w:style w:type="numbering" w:customStyle="1" w:styleId="1f4">
+  <w:style w:type="numbering" w:customStyle="1" w:styleId="1f3">
     <w:name w:val="Приложение1"/>
     <w:uiPriority w:val="99"/>
     <w:rsid w:val="00D76C1B"/>
@@ -18359,7 +18761,7 @@
   <w:style w:type="paragraph" w:customStyle="1" w:styleId="13">
     <w:name w:val="Обычный1"/>
     <w:basedOn w:val="af"/>
-    <w:link w:val="1f5"/>
+    <w:link w:val="1f4"/>
     <w:qFormat/>
     <w:rsid w:val="00537D18"/>
     <w:pPr>
@@ -18370,7 +18772,7 @@
       <w:snapToGrid w:val="0"/>
     </w:rPr>
   </w:style>
-  <w:style w:type="character" w:customStyle="1" w:styleId="1f5">
+  <w:style w:type="character" w:customStyle="1" w:styleId="1f4">
     <w:name w:val="Обычный1 Знак"/>
     <w:basedOn w:val="af0"/>
     <w:link w:val="13"/>
@@ -18464,7 +18866,7 @@
     </w:rPr>
     <w:tblPr/>
   </w:style>
-  <w:style w:type="paragraph" w:customStyle="1" w:styleId="1f6">
+  <w:style w:type="paragraph" w:customStyle="1" w:styleId="1f5">
     <w:name w:val="ЮИ_Заголовок_1"/>
     <w:basedOn w:val="af"/>
     <w:next w:val="af"/>

--- a/templates/title_page.docx
+++ b/templates/title_page.docx
@@ -4057,7 +4057,7 @@
     </w:tbl>
     <w:p>
       <w:pPr>
-        <w:pStyle w:val="1f5"/>
+        <w:pStyle w:val="1f6"/>
         <w:rPr>
           <w:lang w:val="ru-RU"/>
         </w:rPr>
@@ -4251,10 +4251,6 @@
     <w:p>
       <w:pPr>
         <w:pStyle w:val="afffff1"/>
-        <w:numPr>
-          <w:ilvl w:val="0"/>
-          <w:numId w:val="0"/>
-        </w:numPr>
         <w:rPr>
           <w:lang w:val="ru-RU"/>
         </w:rPr>
@@ -4494,11 +4490,15 @@
     </w:p>
     <w:p>
       <w:pPr>
-        <w:pStyle w:val="12"/>
+        <w:pStyle w:val="14"/>
       </w:pPr>
       <w:bookmarkStart w:id="0" w:name="X6df0dc407ac9d0d35d77f3b02cf3de2e76409b0"/>
       <w:r>
         <w:lastRenderedPageBreak/>
+        <w:t>1</w:t>
+      </w:r>
+      <w:r>
+        <w:tab/>
         <w:t>Климатические условия проведения испытаний</w:t>
       </w:r>
     </w:p>
@@ -4560,11 +4560,15 @@
     </w:p>
     <w:p>
       <w:pPr>
-        <w:pStyle w:val="12"/>
+        <w:pStyle w:val="14"/>
       </w:pPr>
       <w:bookmarkStart w:id="1" w:name="основные-технические-данные"/>
       <w:bookmarkEnd w:id="0"/>
       <w:r>
+        <w:t>2</w:t>
+      </w:r>
+      <w:r>
+        <w:tab/>
         <w:t>Основные технические данные устройств</w:t>
       </w:r>
     </w:p>
@@ -5298,13 +5302,17 @@
     </w:tbl>
     <w:p>
       <w:pPr>
-        <w:pStyle w:val="12"/>
+        <w:pStyle w:val="14"/>
       </w:pPr>
       <w:bookmarkStart w:id="7" w:name="дополнительные-сведения"/>
       <w:bookmarkEnd w:id="4"/>
       <w:bookmarkEnd w:id="5"/>
       <w:bookmarkEnd w:id="6"/>
       <w:r>
+        <w:t>3</w:t>
+      </w:r>
+      <w:r>
+        <w:tab/>
         <w:t>Дополнительные сведения</w:t>
       </w:r>
     </w:p>
@@ -5343,11 +5351,15 @@
     </w:p>
     <w:p>
       <w:pPr>
-        <w:pStyle w:val="12"/>
+        <w:pStyle w:val="14"/>
       </w:pPr>
       <w:bookmarkStart w:id="8" w:name="уставки-и-конфигурация"/>
       <w:bookmarkEnd w:id="7"/>
       <w:r>
+        <w:t>4</w:t>
+      </w:r>
+      <w:r>
+        <w:tab/>
         <w:t>Уставки и конфигурация</w:t>
       </w:r>
     </w:p>
@@ -5445,11 +5457,15 @@
     </w:p>
     <w:p>
       <w:pPr>
-        <w:pStyle w:val="12"/>
+        <w:pStyle w:val="14"/>
       </w:pPr>
       <w:bookmarkStart w:id="9" w:name="внешний-осмотр"/>
       <w:bookmarkEnd w:id="8"/>
       <w:r>
+        <w:t>5</w:t>
+      </w:r>
+      <w:r>
+        <w:tab/>
         <w:t>Внешний осмотр</w:t>
       </w:r>
     </w:p>
@@ -5722,11 +5738,15 @@
     </w:p>
     <w:p>
       <w:pPr>
-        <w:pStyle w:val="12"/>
+        <w:pStyle w:val="14"/>
       </w:pPr>
       <w:bookmarkStart w:id="10" w:name="X0e50c966c55b2f6f4209c430f930650427220e2"/>
       <w:bookmarkEnd w:id="9"/>
       <w:r>
+        <w:t>6</w:t>
+      </w:r>
+      <w:r>
+        <w:tab/>
         <w:t xml:space="preserve">Проверка конфигурирования и </w:t>
       </w:r>
       <w:proofErr w:type="spellStart"/>
@@ -5825,9 +5845,13 @@
     </w:p>
     <w:p>
       <w:pPr>
-        <w:pStyle w:val="12"/>
-      </w:pPr>
-      <w:r>
+        <w:pStyle w:val="14"/>
+      </w:pPr>
+      <w:r>
+        <w:t>7</w:t>
+      </w:r>
+      <w:r>
+        <w:tab/>
         <w:t>Проверка состояния изоляции</w:t>
       </w:r>
     </w:p>
@@ -5837,6 +5861,10 @@
       </w:pPr>
       <w:bookmarkStart w:id="12" w:name="X9687952bc1d30db593d75bc5681b56e0d46ca55"/>
       <w:r>
+        <w:t>7.1</w:t>
+      </w:r>
+      <w:r>
+        <w:tab/>
         <w:t xml:space="preserve">Измерение сопротивления изоляции </w:t>
       </w:r>
       <w:r>
@@ -6172,6 +6200,10 @@
         <w:pStyle w:val="22"/>
       </w:pPr>
       <w:r>
+        <w:t>7.2</w:t>
+      </w:r>
+      <w:r>
+        <w:tab/>
         <w:t>Измерение сопротивления изоляции шкафа с подключенными внешними цепями</w:t>
       </w:r>
     </w:p>
@@ -6482,13 +6514,17 @@
     </w:tbl>
     <w:p>
       <w:pPr>
-        <w:pStyle w:val="12"/>
+        <w:pStyle w:val="14"/>
       </w:pPr>
       <w:bookmarkStart w:id="16" w:name="X242d87850b64568d08d7180295cac2ddaededb8"/>
       <w:bookmarkEnd w:id="13"/>
       <w:bookmarkEnd w:id="14"/>
       <w:bookmarkEnd w:id="15"/>
       <w:r>
+        <w:t>8</w:t>
+      </w:r>
+      <w:r>
+        <w:tab/>
         <w:t>Проверка на соответствие проектным решениям</w:t>
       </w:r>
     </w:p>
@@ -6538,9 +6574,13 @@
     </w:p>
     <w:p>
       <w:pPr>
-        <w:pStyle w:val="12"/>
-      </w:pPr>
-      <w:r>
+        <w:pStyle w:val="14"/>
+      </w:pPr>
+      <w:r>
+        <w:t>9</w:t>
+      </w:r>
+      <w:r>
+        <w:tab/>
         <w:t>Задание требуемой конфигурации, уставок и режимов работы (</w:t>
       </w:r>
       <w:proofErr w:type="spellStart"/>
@@ -6649,6 +6689,7 @@
       </w:r>
       <w:bookmarkEnd w:id="17"/>
     </w:p>
+    <w:p/>
     <w:sectPr>
       <w:pgSz w:w="11907" w:h="16839" w:code="9"/>
       <w:pgMar w:top="567" w:right="567" w:bottom="567" w:left="1418" w:header="227" w:footer="227" w:gutter="0"/>
@@ -8157,95 +8198,6 @@
     </w:lvl>
   </w:abstractNum>
   <w:abstractNum w:abstractNumId="5" w15:restartNumberingAfterBreak="0">
-    <w:nsid w:val="06EB1B77"/>
-    <w:multiLevelType w:val="hybridMultilevel"/>
-    <w:tmpl w:val="347E0C6A"/>
-    <w:lvl w:ilvl="0" w:tplc="680C28DA">
-      <w:start w:val="1"/>
-      <w:numFmt w:val="decimal"/>
-      <w:lvlText w:val="%1"/>
-      <w:lvlJc w:val="left"/>
-      <w:pPr>
-        <w:ind w:left="720" w:hanging="360"/>
-      </w:pPr>
-      <w:rPr>
-        <w:rFonts w:hint="default"/>
-      </w:rPr>
-    </w:lvl>
-    <w:lvl w:ilvl="1" w:tplc="04190019" w:tentative="1">
-      <w:start w:val="1"/>
-      <w:numFmt w:val="lowerLetter"/>
-      <w:lvlText w:val="%2."/>
-      <w:lvlJc w:val="left"/>
-      <w:pPr>
-        <w:ind w:left="1440" w:hanging="360"/>
-      </w:pPr>
-    </w:lvl>
-    <w:lvl w:ilvl="2" w:tplc="0419001B" w:tentative="1">
-      <w:start w:val="1"/>
-      <w:numFmt w:val="lowerRoman"/>
-      <w:lvlText w:val="%3."/>
-      <w:lvlJc w:val="right"/>
-      <w:pPr>
-        <w:ind w:left="2160" w:hanging="180"/>
-      </w:pPr>
-    </w:lvl>
-    <w:lvl w:ilvl="3" w:tplc="0419000F" w:tentative="1">
-      <w:start w:val="1"/>
-      <w:numFmt w:val="decimal"/>
-      <w:lvlText w:val="%4."/>
-      <w:lvlJc w:val="left"/>
-      <w:pPr>
-        <w:ind w:left="2880" w:hanging="360"/>
-      </w:pPr>
-    </w:lvl>
-    <w:lvl w:ilvl="4" w:tplc="04190019" w:tentative="1">
-      <w:start w:val="1"/>
-      <w:numFmt w:val="lowerLetter"/>
-      <w:lvlText w:val="%5."/>
-      <w:lvlJc w:val="left"/>
-      <w:pPr>
-        <w:ind w:left="3600" w:hanging="360"/>
-      </w:pPr>
-    </w:lvl>
-    <w:lvl w:ilvl="5" w:tplc="0419001B" w:tentative="1">
-      <w:start w:val="1"/>
-      <w:numFmt w:val="lowerRoman"/>
-      <w:lvlText w:val="%6."/>
-      <w:lvlJc w:val="right"/>
-      <w:pPr>
-        <w:ind w:left="4320" w:hanging="180"/>
-      </w:pPr>
-    </w:lvl>
-    <w:lvl w:ilvl="6" w:tplc="0419000F" w:tentative="1">
-      <w:start w:val="1"/>
-      <w:numFmt w:val="decimal"/>
-      <w:lvlText w:val="%7."/>
-      <w:lvlJc w:val="left"/>
-      <w:pPr>
-        <w:ind w:left="5040" w:hanging="360"/>
-      </w:pPr>
-    </w:lvl>
-    <w:lvl w:ilvl="7" w:tplc="04190019" w:tentative="1">
-      <w:start w:val="1"/>
-      <w:numFmt w:val="lowerLetter"/>
-      <w:lvlText w:val="%8."/>
-      <w:lvlJc w:val="left"/>
-      <w:pPr>
-        <w:ind w:left="5760" w:hanging="360"/>
-      </w:pPr>
-    </w:lvl>
-    <w:lvl w:ilvl="8" w:tplc="0419001B" w:tentative="1">
-      <w:start w:val="1"/>
-      <w:numFmt w:val="lowerRoman"/>
-      <w:lvlText w:val="%9."/>
-      <w:lvlJc w:val="right"/>
-      <w:pPr>
-        <w:ind w:left="6480" w:hanging="180"/>
-      </w:pPr>
-    </w:lvl>
-  </w:abstractNum>
-  <w:abstractNum w:abstractNumId="6" w15:restartNumberingAfterBreak="0">
     <w:nsid w:val="0B5B4EDF"/>
     <w:multiLevelType w:val="hybridMultilevel"/>
     <w:tmpl w:val="9C90D258"/>
@@ -8333,7 +8285,7 @@
       </w:pPr>
     </w:lvl>
   </w:abstractNum>
-  <w:abstractNum w:abstractNumId="7" w15:restartNumberingAfterBreak="0">
+  <w:abstractNum w:abstractNumId="6" w15:restartNumberingAfterBreak="0">
     <w:nsid w:val="0B6C6D48"/>
     <w:multiLevelType w:val="hybridMultilevel"/>
     <w:tmpl w:val="78DCF446"/>
@@ -8448,7 +8400,7 @@
       </w:rPr>
     </w:lvl>
   </w:abstractNum>
-  <w:abstractNum w:abstractNumId="8" w15:restartNumberingAfterBreak="0">
+  <w:abstractNum w:abstractNumId="7" w15:restartNumberingAfterBreak="0">
     <w:nsid w:val="0EEF1815"/>
     <w:multiLevelType w:val="hybridMultilevel"/>
     <w:tmpl w:val="55A8637A"/>
@@ -8538,7 +8490,7 @@
       </w:pPr>
     </w:lvl>
   </w:abstractNum>
-  <w:abstractNum w:abstractNumId="9" w15:restartNumberingAfterBreak="0">
+  <w:abstractNum w:abstractNumId="8" w15:restartNumberingAfterBreak="0">
     <w:nsid w:val="19352F2E"/>
     <w:multiLevelType w:val="hybridMultilevel"/>
     <w:tmpl w:val="55A8637A"/>
@@ -8628,7 +8580,7 @@
       </w:pPr>
     </w:lvl>
   </w:abstractNum>
-  <w:abstractNum w:abstractNumId="10" w15:restartNumberingAfterBreak="0">
+  <w:abstractNum w:abstractNumId="9" w15:restartNumberingAfterBreak="0">
     <w:nsid w:val="1B6E0CFC"/>
     <w:multiLevelType w:val="multilevel"/>
     <w:tmpl w:val="8A6273DA"/>
@@ -8753,7 +8705,7 @@
       </w:rPr>
     </w:lvl>
   </w:abstractNum>
-  <w:abstractNum w:abstractNumId="11" w15:restartNumberingAfterBreak="0">
+  <w:abstractNum w:abstractNumId="10" w15:restartNumberingAfterBreak="0">
     <w:nsid w:val="1C4D6F6B"/>
     <w:multiLevelType w:val="multilevel"/>
     <w:tmpl w:val="0419001D"/>
@@ -8869,7 +8821,7 @@
       </w:rPr>
     </w:lvl>
   </w:abstractNum>
-  <w:abstractNum w:abstractNumId="12" w15:restartNumberingAfterBreak="0">
+  <w:abstractNum w:abstractNumId="11" w15:restartNumberingAfterBreak="0">
     <w:nsid w:val="228D3DFB"/>
     <w:multiLevelType w:val="hybridMultilevel"/>
     <w:tmpl w:val="ECFC4378"/>
@@ -8957,7 +8909,7 @@
       </w:pPr>
     </w:lvl>
   </w:abstractNum>
-  <w:abstractNum w:abstractNumId="13" w15:restartNumberingAfterBreak="0">
+  <w:abstractNum w:abstractNumId="12" w15:restartNumberingAfterBreak="0">
     <w:nsid w:val="234A0748"/>
     <w:multiLevelType w:val="hybridMultilevel"/>
     <w:tmpl w:val="40C2D860"/>
@@ -9048,7 +9000,7 @@
       </w:pPr>
     </w:lvl>
   </w:abstractNum>
-  <w:abstractNum w:abstractNumId="14" w15:restartNumberingAfterBreak="0">
+  <w:abstractNum w:abstractNumId="13" w15:restartNumberingAfterBreak="0">
     <w:nsid w:val="26750966"/>
     <w:multiLevelType w:val="multilevel"/>
     <w:tmpl w:val="9F5ADA7C"/>
@@ -9180,7 +9132,7 @@
       </w:rPr>
     </w:lvl>
   </w:abstractNum>
-  <w:abstractNum w:abstractNumId="15" w15:restartNumberingAfterBreak="0">
+  <w:abstractNum w:abstractNumId="14" w15:restartNumberingAfterBreak="0">
     <w:nsid w:val="272A29AD"/>
     <w:multiLevelType w:val="hybridMultilevel"/>
     <w:tmpl w:val="E7322A34"/>
@@ -9292,7 +9244,7 @@
       </w:rPr>
     </w:lvl>
   </w:abstractNum>
-  <w:abstractNum w:abstractNumId="16" w15:restartNumberingAfterBreak="0">
+  <w:abstractNum w:abstractNumId="15" w15:restartNumberingAfterBreak="0">
     <w:nsid w:val="274423DD"/>
     <w:multiLevelType w:val="hybridMultilevel"/>
     <w:tmpl w:val="1CFC491A"/>
@@ -9405,7 +9357,7 @@
       </w:rPr>
     </w:lvl>
   </w:abstractNum>
-  <w:abstractNum w:abstractNumId="17" w15:restartNumberingAfterBreak="0">
+  <w:abstractNum w:abstractNumId="16" w15:restartNumberingAfterBreak="0">
     <w:nsid w:val="277C019C"/>
     <w:multiLevelType w:val="multilevel"/>
     <w:tmpl w:val="3050EF66"/>
@@ -9654,93 +9606,7 @@
       </w:rPr>
     </w:lvl>
   </w:abstractNum>
-  <w:abstractNum w:abstractNumId="18" w15:restartNumberingAfterBreak="0">
-    <w:nsid w:val="2C6302E2"/>
-    <w:multiLevelType w:val="multilevel"/>
-    <w:tmpl w:val="0419001D"/>
-    <w:lvl w:ilvl="0">
-      <w:start w:val="1"/>
-      <w:numFmt w:val="decimal"/>
-      <w:lvlText w:val="%1)"/>
-      <w:lvlJc w:val="left"/>
-      <w:pPr>
-        <w:ind w:left="360" w:hanging="360"/>
-      </w:pPr>
-    </w:lvl>
-    <w:lvl w:ilvl="1">
-      <w:start w:val="1"/>
-      <w:numFmt w:val="lowerLetter"/>
-      <w:lvlText w:val="%2)"/>
-      <w:lvlJc w:val="left"/>
-      <w:pPr>
-        <w:ind w:left="720" w:hanging="360"/>
-      </w:pPr>
-    </w:lvl>
-    <w:lvl w:ilvl="2">
-      <w:start w:val="1"/>
-      <w:numFmt w:val="lowerRoman"/>
-      <w:lvlText w:val="%3)"/>
-      <w:lvlJc w:val="left"/>
-      <w:pPr>
-        <w:ind w:left="1080" w:hanging="360"/>
-      </w:pPr>
-    </w:lvl>
-    <w:lvl w:ilvl="3">
-      <w:start w:val="1"/>
-      <w:numFmt w:val="decimal"/>
-      <w:lvlText w:val="(%4)"/>
-      <w:lvlJc w:val="left"/>
-      <w:pPr>
-        <w:ind w:left="1440" w:hanging="360"/>
-      </w:pPr>
-    </w:lvl>
-    <w:lvl w:ilvl="4">
-      <w:start w:val="1"/>
-      <w:numFmt w:val="lowerLetter"/>
-      <w:lvlText w:val="(%5)"/>
-      <w:lvlJc w:val="left"/>
-      <w:pPr>
-        <w:ind w:left="1800" w:hanging="360"/>
-      </w:pPr>
-    </w:lvl>
-    <w:lvl w:ilvl="5">
-      <w:start w:val="1"/>
-      <w:numFmt w:val="lowerRoman"/>
-      <w:lvlText w:val="(%6)"/>
-      <w:lvlJc w:val="left"/>
-      <w:pPr>
-        <w:ind w:left="2160" w:hanging="360"/>
-      </w:pPr>
-    </w:lvl>
-    <w:lvl w:ilvl="6">
-      <w:start w:val="1"/>
-      <w:numFmt w:val="decimal"/>
-      <w:lvlText w:val="%7."/>
-      <w:lvlJc w:val="left"/>
-      <w:pPr>
-        <w:ind w:left="2520" w:hanging="360"/>
-      </w:pPr>
-    </w:lvl>
-    <w:lvl w:ilvl="7">
-      <w:start w:val="1"/>
-      <w:numFmt w:val="lowerLetter"/>
-      <w:lvlText w:val="%8."/>
-      <w:lvlJc w:val="left"/>
-      <w:pPr>
-        <w:ind w:left="2880" w:hanging="360"/>
-      </w:pPr>
-    </w:lvl>
-    <w:lvl w:ilvl="8">
-      <w:start w:val="1"/>
-      <w:numFmt w:val="lowerRoman"/>
-      <w:lvlText w:val="%9."/>
-      <w:lvlJc w:val="left"/>
-      <w:pPr>
-        <w:ind w:left="3240" w:hanging="360"/>
-      </w:pPr>
-    </w:lvl>
-  </w:abstractNum>
-  <w:abstractNum w:abstractNumId="19" w15:restartNumberingAfterBreak="0">
+  <w:abstractNum w:abstractNumId="17" w15:restartNumberingAfterBreak="0">
     <w:nsid w:val="2E744211"/>
     <w:multiLevelType w:val="multilevel"/>
     <w:tmpl w:val="D47AFD2E"/>
@@ -9950,7 +9816,7 @@
       </w:pPr>
     </w:lvl>
   </w:abstractNum>
-  <w:abstractNum w:abstractNumId="20" w15:restartNumberingAfterBreak="0">
+  <w:abstractNum w:abstractNumId="18" w15:restartNumberingAfterBreak="0">
     <w:nsid w:val="30C070CE"/>
     <w:multiLevelType w:val="multilevel"/>
     <w:tmpl w:val="60AE836C"/>
@@ -10227,7 +10093,7 @@
       </w:rPr>
     </w:lvl>
   </w:abstractNum>
-  <w:abstractNum w:abstractNumId="21" w15:restartNumberingAfterBreak="0">
+  <w:abstractNum w:abstractNumId="19" w15:restartNumberingAfterBreak="0">
     <w:nsid w:val="3363183B"/>
     <w:multiLevelType w:val="hybridMultilevel"/>
     <w:tmpl w:val="77F6A802"/>
@@ -10313,105 +10179,7 @@
       </w:pPr>
     </w:lvl>
   </w:abstractNum>
-  <w:abstractNum w:abstractNumId="22" w15:restartNumberingAfterBreak="0">
-    <w:nsid w:val="33CE1A7C"/>
-    <w:multiLevelType w:val="multilevel"/>
-    <w:tmpl w:val="04190025"/>
-    <w:lvl w:ilvl="0">
-      <w:start w:val="1"/>
-      <w:numFmt w:val="decimal"/>
-      <w:pStyle w:val="12"/>
-      <w:lvlText w:val="%1"/>
-      <w:lvlJc w:val="left"/>
-      <w:pPr>
-        <w:ind w:left="432" w:hanging="432"/>
-      </w:pPr>
-      <w:rPr>
-        <w:rFonts w:hint="default"/>
-      </w:rPr>
-    </w:lvl>
-    <w:lvl w:ilvl="1">
-      <w:start w:val="1"/>
-      <w:numFmt w:val="decimal"/>
-      <w:pStyle w:val="22"/>
-      <w:lvlText w:val="%1.%2"/>
-      <w:lvlJc w:val="left"/>
-      <w:pPr>
-        <w:ind w:left="576" w:hanging="576"/>
-      </w:pPr>
-    </w:lvl>
-    <w:lvl w:ilvl="2">
-      <w:start w:val="1"/>
-      <w:numFmt w:val="decimal"/>
-      <w:pStyle w:val="31"/>
-      <w:lvlText w:val="%1.%2.%3"/>
-      <w:lvlJc w:val="left"/>
-      <w:pPr>
-        <w:ind w:left="720" w:hanging="720"/>
-      </w:pPr>
-    </w:lvl>
-    <w:lvl w:ilvl="3">
-      <w:start w:val="1"/>
-      <w:numFmt w:val="decimal"/>
-      <w:pStyle w:val="40"/>
-      <w:lvlText w:val="%1.%2.%3.%4"/>
-      <w:lvlJc w:val="left"/>
-      <w:pPr>
-        <w:ind w:left="864" w:hanging="864"/>
-      </w:pPr>
-    </w:lvl>
-    <w:lvl w:ilvl="4">
-      <w:start w:val="1"/>
-      <w:numFmt w:val="decimal"/>
-      <w:pStyle w:val="50"/>
-      <w:lvlText w:val="%1.%2.%3.%4.%5"/>
-      <w:lvlJc w:val="left"/>
-      <w:pPr>
-        <w:ind w:left="1008" w:hanging="1008"/>
-      </w:pPr>
-    </w:lvl>
-    <w:lvl w:ilvl="5">
-      <w:start w:val="1"/>
-      <w:numFmt w:val="decimal"/>
-      <w:pStyle w:val="6"/>
-      <w:lvlText w:val="%1.%2.%3.%4.%5.%6"/>
-      <w:lvlJc w:val="left"/>
-      <w:pPr>
-        <w:ind w:left="1152" w:hanging="1152"/>
-      </w:pPr>
-    </w:lvl>
-    <w:lvl w:ilvl="6">
-      <w:start w:val="1"/>
-      <w:numFmt w:val="decimal"/>
-      <w:pStyle w:val="7"/>
-      <w:lvlText w:val="%1.%2.%3.%4.%5.%6.%7"/>
-      <w:lvlJc w:val="left"/>
-      <w:pPr>
-        <w:ind w:left="1296" w:hanging="1296"/>
-      </w:pPr>
-    </w:lvl>
-    <w:lvl w:ilvl="7">
-      <w:start w:val="1"/>
-      <w:numFmt w:val="decimal"/>
-      <w:pStyle w:val="8"/>
-      <w:lvlText w:val="%1.%2.%3.%4.%5.%6.%7.%8"/>
-      <w:lvlJc w:val="left"/>
-      <w:pPr>
-        <w:ind w:left="1440" w:hanging="1440"/>
-      </w:pPr>
-    </w:lvl>
-    <w:lvl w:ilvl="8">
-      <w:start w:val="1"/>
-      <w:numFmt w:val="decimal"/>
-      <w:pStyle w:val="9"/>
-      <w:lvlText w:val="%1.%2.%3.%4.%5.%6.%7.%8.%9"/>
-      <w:lvlJc w:val="left"/>
-      <w:pPr>
-        <w:ind w:left="1584" w:hanging="1584"/>
-      </w:pPr>
-    </w:lvl>
-  </w:abstractNum>
-  <w:abstractNum w:abstractNumId="23" w15:restartNumberingAfterBreak="0">
+  <w:abstractNum w:abstractNumId="20" w15:restartNumberingAfterBreak="0">
     <w:nsid w:val="349329F9"/>
     <w:multiLevelType w:val="multilevel"/>
     <w:tmpl w:val="5770D028"/>
@@ -10502,7 +10270,7 @@
       </w:pPr>
     </w:lvl>
   </w:abstractNum>
-  <w:abstractNum w:abstractNumId="24" w15:restartNumberingAfterBreak="0">
+  <w:abstractNum w:abstractNumId="21" w15:restartNumberingAfterBreak="0">
     <w:nsid w:val="34DB61DB"/>
     <w:multiLevelType w:val="multilevel"/>
     <w:tmpl w:val="E1A2C20A"/>
@@ -10593,7 +10361,7 @@
       </w:pPr>
     </w:lvl>
   </w:abstractNum>
-  <w:abstractNum w:abstractNumId="25" w15:restartNumberingAfterBreak="0">
+  <w:abstractNum w:abstractNumId="22" w15:restartNumberingAfterBreak="0">
     <w:nsid w:val="37601EE1"/>
     <w:multiLevelType w:val="hybridMultilevel"/>
     <w:tmpl w:val="C7D24832"/>
@@ -10685,7 +10453,7 @@
       </w:pPr>
     </w:lvl>
   </w:abstractNum>
-  <w:abstractNum w:abstractNumId="26" w15:restartNumberingAfterBreak="0">
+  <w:abstractNum w:abstractNumId="23" w15:restartNumberingAfterBreak="0">
     <w:nsid w:val="37782466"/>
     <w:multiLevelType w:val="hybridMultilevel"/>
     <w:tmpl w:val="55A8637A"/>
@@ -10775,11 +10543,11 @@
       </w:pPr>
     </w:lvl>
   </w:abstractNum>
-  <w:abstractNum w:abstractNumId="27" w15:restartNumberingAfterBreak="0">
+  <w:abstractNum w:abstractNumId="24" w15:restartNumberingAfterBreak="0">
     <w:nsid w:val="38654138"/>
     <w:multiLevelType w:val="multilevel"/>
     <w:tmpl w:val="AA96CC38"/>
-    <w:styleLink w:val="60"/>
+    <w:styleLink w:val="6"/>
     <w:lvl w:ilvl="0">
       <w:start w:val="1"/>
       <w:numFmt w:val="decimal"/>
@@ -10910,7 +10678,7 @@
       </w:rPr>
     </w:lvl>
   </w:abstractNum>
-  <w:abstractNum w:abstractNumId="28" w15:restartNumberingAfterBreak="0">
+  <w:abstractNum w:abstractNumId="25" w15:restartNumberingAfterBreak="0">
     <w:nsid w:val="3A806FE2"/>
     <w:multiLevelType w:val="hybridMultilevel"/>
     <w:tmpl w:val="55A8637A"/>
@@ -11000,7 +10768,7 @@
       </w:pPr>
     </w:lvl>
   </w:abstractNum>
-  <w:abstractNum w:abstractNumId="29" w15:restartNumberingAfterBreak="0">
+  <w:abstractNum w:abstractNumId="26" w15:restartNumberingAfterBreak="0">
     <w:nsid w:val="3F9B6C2E"/>
     <w:multiLevelType w:val="hybridMultilevel"/>
     <w:tmpl w:val="55A8637A"/>
@@ -11090,7 +10858,7 @@
       </w:pPr>
     </w:lvl>
   </w:abstractNum>
-  <w:abstractNum w:abstractNumId="30" w15:restartNumberingAfterBreak="0">
+  <w:abstractNum w:abstractNumId="27" w15:restartNumberingAfterBreak="0">
     <w:nsid w:val="41CF6D96"/>
     <w:multiLevelType w:val="hybridMultilevel"/>
     <w:tmpl w:val="55A8637A"/>
@@ -11180,7 +10948,7 @@
       </w:pPr>
     </w:lvl>
   </w:abstractNum>
-  <w:abstractNum w:abstractNumId="31" w15:restartNumberingAfterBreak="0">
+  <w:abstractNum w:abstractNumId="28" w15:restartNumberingAfterBreak="0">
     <w:nsid w:val="42F73AF4"/>
     <w:multiLevelType w:val="hybridMultilevel"/>
     <w:tmpl w:val="55A8637A"/>
@@ -11270,7 +11038,7 @@
       </w:pPr>
     </w:lvl>
   </w:abstractNum>
-  <w:abstractNum w:abstractNumId="32" w15:restartNumberingAfterBreak="0">
+  <w:abstractNum w:abstractNumId="29" w15:restartNumberingAfterBreak="0">
     <w:nsid w:val="459F2701"/>
     <w:multiLevelType w:val="multilevel"/>
     <w:tmpl w:val="A48036AE"/>
@@ -11413,7 +11181,7 @@
       </w:rPr>
     </w:lvl>
   </w:abstractNum>
-  <w:abstractNum w:abstractNumId="33" w15:restartNumberingAfterBreak="0">
+  <w:abstractNum w:abstractNumId="30" w15:restartNumberingAfterBreak="0">
     <w:nsid w:val="4AE45126"/>
     <w:multiLevelType w:val="multilevel"/>
     <w:tmpl w:val="7E8E8020"/>
@@ -11555,7 +11323,7 @@
       </w:rPr>
     </w:lvl>
   </w:abstractNum>
-  <w:abstractNum w:abstractNumId="34" w15:restartNumberingAfterBreak="0">
+  <w:abstractNum w:abstractNumId="31" w15:restartNumberingAfterBreak="0">
     <w:nsid w:val="4F012B3F"/>
     <w:multiLevelType w:val="hybridMultilevel"/>
     <w:tmpl w:val="55A8637A"/>
@@ -11645,11 +11413,11 @@
       </w:pPr>
     </w:lvl>
   </w:abstractNum>
-  <w:abstractNum w:abstractNumId="35" w15:restartNumberingAfterBreak="0">
+  <w:abstractNum w:abstractNumId="32" w15:restartNumberingAfterBreak="0">
     <w:nsid w:val="53BE5BDD"/>
     <w:multiLevelType w:val="multilevel"/>
     <w:tmpl w:val="763A0C4E"/>
-    <w:styleLink w:val="41"/>
+    <w:styleLink w:val="40"/>
     <w:lvl w:ilvl="0">
       <w:start w:val="1"/>
       <w:numFmt w:val="bullet"/>
@@ -11778,7 +11546,7 @@
       </w:rPr>
     </w:lvl>
   </w:abstractNum>
-  <w:abstractNum w:abstractNumId="36" w15:restartNumberingAfterBreak="0">
+  <w:abstractNum w:abstractNumId="33" w15:restartNumberingAfterBreak="0">
     <w:nsid w:val="543F35AD"/>
     <w:multiLevelType w:val="multilevel"/>
     <w:tmpl w:val="051ED0C4"/>
@@ -11869,100 +11637,11 @@
       </w:pPr>
     </w:lvl>
   </w:abstractNum>
-  <w:abstractNum w:abstractNumId="37" w15:restartNumberingAfterBreak="0">
-    <w:nsid w:val="5ACA3F80"/>
-    <w:multiLevelType w:val="multilevel"/>
-    <w:tmpl w:val="04190025"/>
-    <w:lvl w:ilvl="0">
-      <w:start w:val="1"/>
-      <w:numFmt w:val="decimal"/>
-      <w:lvlText w:val="%1"/>
-      <w:lvlJc w:val="left"/>
-      <w:pPr>
-        <w:ind w:left="432" w:hanging="432"/>
-      </w:pPr>
-      <w:rPr>
-        <w:rFonts w:hint="default"/>
-      </w:rPr>
-    </w:lvl>
-    <w:lvl w:ilvl="1">
-      <w:start w:val="1"/>
-      <w:numFmt w:val="decimal"/>
-      <w:lvlText w:val="%1.%2"/>
-      <w:lvlJc w:val="left"/>
-      <w:pPr>
-        <w:ind w:left="576" w:hanging="576"/>
-      </w:pPr>
-    </w:lvl>
-    <w:lvl w:ilvl="2">
-      <w:start w:val="1"/>
-      <w:numFmt w:val="decimal"/>
-      <w:lvlText w:val="%1.%2.%3"/>
-      <w:lvlJc w:val="left"/>
-      <w:pPr>
-        <w:ind w:left="720" w:hanging="720"/>
-      </w:pPr>
-    </w:lvl>
-    <w:lvl w:ilvl="3">
-      <w:start w:val="1"/>
-      <w:numFmt w:val="decimal"/>
-      <w:lvlText w:val="%1.%2.%3.%4"/>
-      <w:lvlJc w:val="left"/>
-      <w:pPr>
-        <w:ind w:left="864" w:hanging="864"/>
-      </w:pPr>
-    </w:lvl>
-    <w:lvl w:ilvl="4">
-      <w:start w:val="1"/>
-      <w:numFmt w:val="decimal"/>
-      <w:lvlText w:val="%1.%2.%3.%4.%5"/>
-      <w:lvlJc w:val="left"/>
-      <w:pPr>
-        <w:ind w:left="1008" w:hanging="1008"/>
-      </w:pPr>
-    </w:lvl>
-    <w:lvl w:ilvl="5">
-      <w:start w:val="1"/>
-      <w:numFmt w:val="decimal"/>
-      <w:lvlText w:val="%1.%2.%3.%4.%5.%6"/>
-      <w:lvlJc w:val="left"/>
-      <w:pPr>
-        <w:ind w:left="1152" w:hanging="1152"/>
-      </w:pPr>
-    </w:lvl>
-    <w:lvl w:ilvl="6">
-      <w:start w:val="1"/>
-      <w:numFmt w:val="decimal"/>
-      <w:lvlText w:val="%1.%2.%3.%4.%5.%6.%7"/>
-      <w:lvlJc w:val="left"/>
-      <w:pPr>
-        <w:ind w:left="1296" w:hanging="1296"/>
-      </w:pPr>
-    </w:lvl>
-    <w:lvl w:ilvl="7">
-      <w:start w:val="1"/>
-      <w:numFmt w:val="decimal"/>
-      <w:lvlText w:val="%1.%2.%3.%4.%5.%6.%7.%8"/>
-      <w:lvlJc w:val="left"/>
-      <w:pPr>
-        <w:ind w:left="1440" w:hanging="1440"/>
-      </w:pPr>
-    </w:lvl>
-    <w:lvl w:ilvl="8">
-      <w:start w:val="1"/>
-      <w:numFmt w:val="decimal"/>
-      <w:lvlText w:val="%1.%2.%3.%4.%5.%6.%7.%8.%9"/>
-      <w:lvlJc w:val="left"/>
-      <w:pPr>
-        <w:ind w:left="1584" w:hanging="1584"/>
-      </w:pPr>
-    </w:lvl>
-  </w:abstractNum>
-  <w:abstractNum w:abstractNumId="38" w15:restartNumberingAfterBreak="0">
+  <w:abstractNum w:abstractNumId="34" w15:restartNumberingAfterBreak="0">
     <w:nsid w:val="65D74793"/>
     <w:multiLevelType w:val="multilevel"/>
     <w:tmpl w:val="E0A0DCC2"/>
-    <w:styleLink w:val="120"/>
+    <w:styleLink w:val="12"/>
     <w:lvl w:ilvl="0">
       <w:start w:val="1"/>
       <w:numFmt w:val="decimal"/>
@@ -12049,7 +11728,7 @@
       </w:pPr>
     </w:lvl>
   </w:abstractNum>
-  <w:abstractNum w:abstractNumId="39" w15:restartNumberingAfterBreak="0">
+  <w:abstractNum w:abstractNumId="35" w15:restartNumberingAfterBreak="0">
     <w:nsid w:val="67631314"/>
     <w:multiLevelType w:val="hybridMultilevel"/>
     <w:tmpl w:val="55A8637A"/>
@@ -12139,7 +11818,7 @@
       </w:pPr>
     </w:lvl>
   </w:abstractNum>
-  <w:abstractNum w:abstractNumId="40" w15:restartNumberingAfterBreak="0">
+  <w:abstractNum w:abstractNumId="36" w15:restartNumberingAfterBreak="0">
     <w:nsid w:val="689562AF"/>
     <w:multiLevelType w:val="multilevel"/>
     <w:tmpl w:val="4F5E5844"/>
@@ -12244,7 +11923,7 @@
       </w:rPr>
     </w:lvl>
   </w:abstractNum>
-  <w:abstractNum w:abstractNumId="41" w15:restartNumberingAfterBreak="0">
+  <w:abstractNum w:abstractNumId="37" w15:restartNumberingAfterBreak="0">
     <w:nsid w:val="69DF5FAE"/>
     <w:multiLevelType w:val="hybridMultilevel"/>
     <w:tmpl w:val="55A8637A"/>
@@ -12334,7 +12013,7 @@
       </w:pPr>
     </w:lvl>
   </w:abstractNum>
-  <w:abstractNum w:abstractNumId="42" w15:restartNumberingAfterBreak="0">
+  <w:abstractNum w:abstractNumId="38" w15:restartNumberingAfterBreak="0">
     <w:nsid w:val="746926BE"/>
     <w:multiLevelType w:val="hybridMultilevel"/>
     <w:tmpl w:val="55A8637A"/>
@@ -12424,7 +12103,7 @@
       </w:pPr>
     </w:lvl>
   </w:abstractNum>
-  <w:abstractNum w:abstractNumId="43" w15:restartNumberingAfterBreak="0">
+  <w:abstractNum w:abstractNumId="39" w15:restartNumberingAfterBreak="0">
     <w:nsid w:val="74DD0F5E"/>
     <w:multiLevelType w:val="hybridMultilevel"/>
     <w:tmpl w:val="81CC108C"/>
@@ -12537,7 +12216,7 @@
       </w:rPr>
     </w:lvl>
   </w:abstractNum>
-  <w:abstractNum w:abstractNumId="44" w15:restartNumberingAfterBreak="0">
+  <w:abstractNum w:abstractNumId="40" w15:restartNumberingAfterBreak="0">
     <w:nsid w:val="796153C0"/>
     <w:multiLevelType w:val="hybridMultilevel"/>
     <w:tmpl w:val="456CB3DC"/>
@@ -12628,7 +12307,7 @@
       </w:pPr>
     </w:lvl>
   </w:abstractNum>
-  <w:abstractNum w:abstractNumId="45" w15:restartNumberingAfterBreak="0">
+  <w:abstractNum w:abstractNumId="41" w15:restartNumberingAfterBreak="0">
     <w:nsid w:val="79E2341E"/>
     <w:multiLevelType w:val="hybridMultilevel"/>
     <w:tmpl w:val="55A8637A"/>
@@ -12719,25 +12398,25 @@
     </w:lvl>
   </w:abstractNum>
   <w:num w:numId="1" w16cid:durableId="898707020">
-    <w:abstractNumId w:val="10"/>
+    <w:abstractNumId w:val="9"/>
   </w:num>
   <w:num w:numId="2" w16cid:durableId="1770389669">
-    <w:abstractNumId w:val="27"/>
+    <w:abstractNumId w:val="24"/>
   </w:num>
   <w:num w:numId="3" w16cid:durableId="440416075">
-    <w:abstractNumId w:val="35"/>
+    <w:abstractNumId w:val="32"/>
   </w:num>
   <w:num w:numId="4" w16cid:durableId="832531979">
-    <w:abstractNumId w:val="14"/>
+    <w:abstractNumId w:val="13"/>
   </w:num>
   <w:num w:numId="5" w16cid:durableId="1616206315">
-    <w:abstractNumId w:val="32"/>
+    <w:abstractNumId w:val="29"/>
   </w:num>
   <w:num w:numId="6" w16cid:durableId="241379521">
-    <w:abstractNumId w:val="20"/>
+    <w:abstractNumId w:val="18"/>
   </w:num>
   <w:num w:numId="7" w16cid:durableId="1009064325">
-    <w:abstractNumId w:val="7"/>
+    <w:abstractNumId w:val="6"/>
   </w:num>
   <w:num w:numId="8" w16cid:durableId="1343166565">
     <w:abstractNumId w:val="2"/>
@@ -12746,13 +12425,13 @@
     </w:lvlOverride>
   </w:num>
   <w:num w:numId="9" w16cid:durableId="1985620233">
-    <w:abstractNumId w:val="44"/>
+    <w:abstractNumId w:val="40"/>
   </w:num>
   <w:num w:numId="10" w16cid:durableId="1193109343">
-    <w:abstractNumId w:val="11"/>
+    <w:abstractNumId w:val="10"/>
   </w:num>
   <w:num w:numId="11" w16cid:durableId="182060031">
-    <w:abstractNumId w:val="33"/>
+    <w:abstractNumId w:val="30"/>
     <w:lvlOverride w:ilvl="0">
       <w:lvl w:ilvl="0">
         <w:start w:val="1"/>
@@ -12774,7 +12453,7 @@
     </w:lvlOverride>
   </w:num>
   <w:num w:numId="12" w16cid:durableId="1357583848">
-    <w:abstractNumId w:val="17"/>
+    <w:abstractNumId w:val="16"/>
     <w:lvlOverride w:ilvl="0">
       <w:lvl w:ilvl="0">
         <w:start w:val="1"/>
@@ -13037,7 +12716,7 @@
     </w:lvlOverride>
   </w:num>
   <w:num w:numId="13" w16cid:durableId="859322964">
-    <w:abstractNumId w:val="13"/>
+    <w:abstractNumId w:val="12"/>
   </w:num>
   <w:num w:numId="14" w16cid:durableId="715281109">
     <w:abstractNumId w:val="4"/>
@@ -13070,37 +12749,37 @@
     </w:lvlOverride>
   </w:num>
   <w:num w:numId="15" w16cid:durableId="593130490">
-    <w:abstractNumId w:val="19"/>
+    <w:abstractNumId w:val="17"/>
   </w:num>
   <w:num w:numId="16" w16cid:durableId="2018262411">
     <w:abstractNumId w:val="1"/>
   </w:num>
   <w:num w:numId="17" w16cid:durableId="631207072">
-    <w:abstractNumId w:val="12"/>
+    <w:abstractNumId w:val="11"/>
   </w:num>
   <w:num w:numId="18" w16cid:durableId="1030764800">
-    <w:abstractNumId w:val="6"/>
+    <w:abstractNumId w:val="5"/>
   </w:num>
   <w:num w:numId="19" w16cid:durableId="1720126100">
-    <w:abstractNumId w:val="23"/>
+    <w:abstractNumId w:val="20"/>
   </w:num>
   <w:num w:numId="20" w16cid:durableId="737676300">
-    <w:abstractNumId w:val="24"/>
+    <w:abstractNumId w:val="21"/>
   </w:num>
   <w:num w:numId="21" w16cid:durableId="1799834727">
-    <w:abstractNumId w:val="36"/>
+    <w:abstractNumId w:val="33"/>
   </w:num>
   <w:num w:numId="22" w16cid:durableId="613056206">
-    <w:abstractNumId w:val="38"/>
+    <w:abstractNumId w:val="34"/>
   </w:num>
   <w:num w:numId="23" w16cid:durableId="1713378219">
-    <w:abstractNumId w:val="17"/>
+    <w:abstractNumId w:val="16"/>
   </w:num>
   <w:num w:numId="24" w16cid:durableId="146166759">
-    <w:abstractNumId w:val="33"/>
+    <w:abstractNumId w:val="30"/>
   </w:num>
   <w:num w:numId="25" w16cid:durableId="902376188">
-    <w:abstractNumId w:val="20"/>
+    <w:abstractNumId w:val="18"/>
     <w:lvlOverride w:ilvl="0">
       <w:startOverride w:val="1"/>
     </w:lvlOverride>
@@ -13130,7 +12809,7 @@
     </w:lvlOverride>
   </w:num>
   <w:num w:numId="26" w16cid:durableId="920215584">
-    <w:abstractNumId w:val="20"/>
+    <w:abstractNumId w:val="18"/>
     <w:lvlOverride w:ilvl="0">
       <w:startOverride w:val="2"/>
     </w:lvlOverride>
@@ -13160,109 +12839,67 @@
     </w:lvlOverride>
   </w:num>
   <w:num w:numId="27" w16cid:durableId="2141142806">
+    <w:abstractNumId w:val="25"/>
+  </w:num>
+  <w:num w:numId="28" w16cid:durableId="124858556">
+    <w:abstractNumId w:val="7"/>
+  </w:num>
+  <w:num w:numId="29" w16cid:durableId="1223638431">
     <w:abstractNumId w:val="28"/>
   </w:num>
-  <w:num w:numId="28" w16cid:durableId="124858556">
-    <w:abstractNumId w:val="8"/>
-  </w:num>
-  <w:num w:numId="29" w16cid:durableId="1223638431">
-    <w:abstractNumId w:val="31"/>
-  </w:num>
   <w:num w:numId="30" w16cid:durableId="824785319">
-    <w:abstractNumId w:val="39"/>
+    <w:abstractNumId w:val="35"/>
   </w:num>
   <w:num w:numId="31" w16cid:durableId="75783541">
-    <w:abstractNumId w:val="26"/>
+    <w:abstractNumId w:val="23"/>
   </w:num>
   <w:num w:numId="32" w16cid:durableId="1494029657">
     <w:abstractNumId w:val="3"/>
   </w:num>
   <w:num w:numId="33" w16cid:durableId="444814678">
-    <w:abstractNumId w:val="9"/>
+    <w:abstractNumId w:val="8"/>
   </w:num>
   <w:num w:numId="34" w16cid:durableId="1543862904">
-    <w:abstractNumId w:val="30"/>
+    <w:abstractNumId w:val="27"/>
   </w:num>
   <w:num w:numId="35" w16cid:durableId="1560436928">
-    <w:abstractNumId w:val="45"/>
+    <w:abstractNumId w:val="41"/>
   </w:num>
   <w:num w:numId="36" w16cid:durableId="2082675221">
-    <w:abstractNumId w:val="34"/>
+    <w:abstractNumId w:val="31"/>
   </w:num>
   <w:num w:numId="37" w16cid:durableId="1160149076">
-    <w:abstractNumId w:val="29"/>
+    <w:abstractNumId w:val="26"/>
   </w:num>
   <w:num w:numId="38" w16cid:durableId="240452958">
-    <w:abstractNumId w:val="42"/>
+    <w:abstractNumId w:val="38"/>
   </w:num>
   <w:num w:numId="39" w16cid:durableId="689185366">
-    <w:abstractNumId w:val="41"/>
+    <w:abstractNumId w:val="37"/>
   </w:num>
   <w:num w:numId="40" w16cid:durableId="319189690">
     <w:abstractNumId w:val="2"/>
   </w:num>
   <w:num w:numId="41" w16cid:durableId="1968314173">
-    <w:abstractNumId w:val="25"/>
+    <w:abstractNumId w:val="22"/>
   </w:num>
   <w:num w:numId="42" w16cid:durableId="2070573373">
-    <w:abstractNumId w:val="21"/>
+    <w:abstractNumId w:val="19"/>
   </w:num>
   <w:num w:numId="43" w16cid:durableId="1041445229">
-    <w:abstractNumId w:val="43"/>
+    <w:abstractNumId w:val="39"/>
   </w:num>
   <w:num w:numId="44" w16cid:durableId="1172139746">
-    <w:abstractNumId w:val="16"/>
+    <w:abstractNumId w:val="15"/>
   </w:num>
   <w:num w:numId="45" w16cid:durableId="2061784379">
-    <w:abstractNumId w:val="15"/>
+    <w:abstractNumId w:val="14"/>
   </w:num>
   <w:num w:numId="46" w16cid:durableId="2093431927">
     <w:abstractNumId w:val="0"/>
   </w:num>
   <w:num w:numId="47" w16cid:durableId="575482443">
-    <w:abstractNumId w:val="40"/>
-  </w:num>
-  <w:num w:numId="48" w16cid:durableId="1406608562">
-    <w:abstractNumId w:val="5"/>
-  </w:num>
-  <w:num w:numId="49" w16cid:durableId="553809325">
-    <w:abstractNumId w:val="22"/>
-  </w:num>
-  <w:num w:numId="50" w16cid:durableId="838547143">
-    <w:abstractNumId w:val="18"/>
-  </w:num>
-  <w:num w:numId="51" w16cid:durableId="203490227">
-    <w:abstractNumId w:val="22"/>
-    <w:lvlOverride w:ilvl="0">
-      <w:startOverride w:val="1"/>
-    </w:lvlOverride>
-    <w:lvlOverride w:ilvl="1">
-      <w:startOverride w:val="1"/>
-    </w:lvlOverride>
-    <w:lvlOverride w:ilvl="2">
-      <w:startOverride w:val="1"/>
-    </w:lvlOverride>
-    <w:lvlOverride w:ilvl="3">
-      <w:startOverride w:val="1"/>
-    </w:lvlOverride>
-    <w:lvlOverride w:ilvl="4">
-      <w:startOverride w:val="1"/>
-    </w:lvlOverride>
-    <w:lvlOverride w:ilvl="5">
-      <w:startOverride w:val="1"/>
-    </w:lvlOverride>
-    <w:lvlOverride w:ilvl="6">
-      <w:startOverride w:val="1"/>
-    </w:lvlOverride>
-    <w:lvlOverride w:ilvl="7">
-      <w:startOverride w:val="1"/>
-    </w:lvlOverride>
-    <w:lvlOverride w:ilvl="8">
-      <w:startOverride w:val="1"/>
-    </w:lvlOverride>
-  </w:num>
-  <w:num w:numId="52" w16cid:durableId="609900721">
-    <w:abstractNumId w:val="37"/>
+    <w:abstractNumId w:val="36"/>
   </w:num>
   <w:numIdMacAtCleanup w:val="22"/>
 </w:numbering>
@@ -13678,26 +13315,22 @@
       <w:lang w:eastAsia="ru-RU"/>
     </w:rPr>
   </w:style>
-  <w:style w:type="paragraph" w:styleId="12">
+  <w:style w:type="paragraph" w:styleId="14">
     <w:name w:val="heading 1"/>
     <w:basedOn w:val="af"/>
     <w:next w:val="af"/>
-    <w:link w:val="14"/>
+    <w:link w:val="15"/>
     <w:uiPriority w:val="9"/>
     <w:unhideWhenUsed/>
     <w:qFormat/>
-    <w:rsid w:val="00876500"/>
+    <w:rsid w:val="00401E80"/>
     <w:pPr>
       <w:keepNext/>
       <w:keepLines/>
-      <w:numPr>
-        <w:numId w:val="49"/>
-      </w:numPr>
       <w:tabs>
         <w:tab w:val="left" w:pos="567"/>
       </w:tabs>
       <w:spacing w:before="480"/>
-      <w:ind w:left="0" w:firstLine="0"/>
       <w:outlineLvl w:val="0"/>
     </w:pPr>
     <w:rPr>
@@ -13717,19 +13350,14 @@
     <w:uiPriority w:val="9"/>
     <w:unhideWhenUsed/>
     <w:qFormat/>
-    <w:rsid w:val="00934734"/>
+    <w:rsid w:val="00401E80"/>
     <w:pPr>
       <w:keepNext/>
       <w:keepLines/>
-      <w:numPr>
-        <w:ilvl w:val="1"/>
-        <w:numId w:val="49"/>
-      </w:numPr>
       <w:tabs>
         <w:tab w:val="left" w:pos="567"/>
       </w:tabs>
       <w:spacing w:before="200"/>
-      <w:ind w:left="0" w:firstLine="0"/>
       <w:outlineLvl w:val="1"/>
     </w:pPr>
     <w:rPr>
@@ -13749,16 +13377,11 @@
     <w:uiPriority w:val="9"/>
     <w:unhideWhenUsed/>
     <w:qFormat/>
-    <w:rsid w:val="00934734"/>
+    <w:rsid w:val="00663057"/>
     <w:pPr>
       <w:keepNext/>
       <w:keepLines/>
-      <w:numPr>
-        <w:ilvl w:val="2"/>
-        <w:numId w:val="49"/>
-      </w:numPr>
       <w:spacing w:before="200"/>
-      <w:ind w:left="0" w:firstLine="0"/>
       <w:outlineLvl w:val="2"/>
     </w:pPr>
     <w:rPr>
@@ -13768,7 +13391,7 @@
       <w:color w:val="365F91" w:themeColor="accent1" w:themeShade="BF"/>
     </w:rPr>
   </w:style>
-  <w:style w:type="paragraph" w:styleId="40">
+  <w:style w:type="paragraph" w:styleId="41">
     <w:name w:val="heading 4"/>
     <w:basedOn w:val="af"/>
     <w:next w:val="af"/>
@@ -13780,10 +13403,6 @@
     <w:pPr>
       <w:keepNext/>
       <w:keepLines/>
-      <w:numPr>
-        <w:ilvl w:val="3"/>
-        <w:numId w:val="49"/>
-      </w:numPr>
       <w:spacing w:before="200"/>
       <w:outlineLvl w:val="3"/>
     </w:pPr>
@@ -13808,10 +13427,6 @@
     <w:pPr>
       <w:keepNext/>
       <w:keepLines/>
-      <w:numPr>
-        <w:ilvl w:val="4"/>
-        <w:numId w:val="49"/>
-      </w:numPr>
       <w:spacing w:before="200"/>
       <w:outlineLvl w:val="4"/>
     </w:pPr>
@@ -13820,7 +13435,7 @@
       <w:color w:val="243F60" w:themeColor="accent1" w:themeShade="7F"/>
     </w:rPr>
   </w:style>
-  <w:style w:type="paragraph" w:styleId="6">
+  <w:style w:type="paragraph" w:styleId="60">
     <w:name w:val="heading 6"/>
     <w:basedOn w:val="af"/>
     <w:next w:val="af"/>
@@ -13832,10 +13447,6 @@
     <w:pPr>
       <w:keepNext/>
       <w:keepLines/>
-      <w:numPr>
-        <w:ilvl w:val="5"/>
-        <w:numId w:val="49"/>
-      </w:numPr>
       <w:spacing w:before="200"/>
       <w:outlineLvl w:val="5"/>
     </w:pPr>
@@ -13858,10 +13469,6 @@
     <w:pPr>
       <w:keepNext/>
       <w:keepLines/>
-      <w:numPr>
-        <w:ilvl w:val="6"/>
-        <w:numId w:val="49"/>
-      </w:numPr>
       <w:spacing w:before="200"/>
       <w:outlineLvl w:val="6"/>
     </w:pPr>
@@ -13883,10 +13490,6 @@
     <w:qFormat/>
     <w:rsid w:val="00667F78"/>
     <w:pPr>
-      <w:numPr>
-        <w:ilvl w:val="7"/>
-        <w:numId w:val="49"/>
-      </w:numPr>
       <w:spacing w:before="240" w:after="60" w:line="240" w:lineRule="auto"/>
       <w:outlineLvl w:val="7"/>
     </w:pPr>
@@ -13909,10 +13512,6 @@
     <w:qFormat/>
     <w:rsid w:val="00667F78"/>
     <w:pPr>
-      <w:numPr>
-        <w:ilvl w:val="8"/>
-        <w:numId w:val="49"/>
-      </w:numPr>
       <w:spacing w:before="240" w:after="60" w:line="240" w:lineRule="auto"/>
       <w:outlineLvl w:val="8"/>
     </w:pPr>
@@ -13967,7 +13566,7 @@
   <w:style w:type="character" w:customStyle="1" w:styleId="61">
     <w:name w:val="Заголовок 6 Знак"/>
     <w:basedOn w:val="af0"/>
-    <w:link w:val="6"/>
+    <w:link w:val="60"/>
     <w:uiPriority w:val="9"/>
     <w:rsid w:val="00295CFA"/>
     <w:rPr>
@@ -14033,9 +13632,9 @@
   <w:style w:type="paragraph" w:customStyle="1" w:styleId="11">
     <w:name w:val="ДОК Заголовок 1"/>
     <w:basedOn w:val="af"/>
-    <w:link w:val="15"/>
+    <w:link w:val="16"/>
     <w:qFormat/>
-    <w:rsid w:val="00410A2A"/>
+    <w:rsid w:val="00A92DC4"/>
     <w:pPr>
       <w:pageBreakBefore/>
       <w:numPr>
@@ -14050,23 +13649,22 @@
       <w:bCs/>
       <w:noProof/>
       <w:color w:val="365F91" w:themeColor="accent1" w:themeShade="BF"/>
-      <w:sz w:val="28"/>
       <w:szCs w:val="22"/>
       <w:lang w:val="en-US"/>
     </w:rPr>
   </w:style>
-  <w:style w:type="character" w:customStyle="1" w:styleId="15">
+  <w:style w:type="character" w:customStyle="1" w:styleId="16">
     <w:name w:val="ДОК Заголовок 1 Знак"/>
     <w:basedOn w:val="af0"/>
     <w:link w:val="11"/>
-    <w:rsid w:val="00410A2A"/>
+    <w:rsid w:val="00A92DC4"/>
     <w:rPr>
       <w:rFonts w:ascii="Arial Narrow" w:eastAsia="Times New Roman" w:hAnsi="Arial Narrow" w:cs="Times New Roman"/>
       <w:b/>
       <w:bCs/>
       <w:noProof/>
       <w:color w:val="365F91" w:themeColor="accent1" w:themeShade="BF"/>
-      <w:sz w:val="28"/>
+      <w:sz w:val="24"/>
       <w:lang w:val="en-US" w:eastAsia="ru-RU"/>
     </w:rPr>
   </w:style>
@@ -14412,12 +14010,12 @@
       </w:tblBorders>
     </w:tblPr>
   </w:style>
-  <w:style w:type="character" w:customStyle="1" w:styleId="14">
+  <w:style w:type="character" w:customStyle="1" w:styleId="15">
     <w:name w:val="Заголовок 1 Знак"/>
     <w:basedOn w:val="af0"/>
-    <w:link w:val="12"/>
+    <w:link w:val="14"/>
     <w:uiPriority w:val="9"/>
-    <w:rsid w:val="00876500"/>
+    <w:rsid w:val="00401E80"/>
     <w:rPr>
       <w:rFonts w:ascii="Arial Narrow" w:eastAsiaTheme="majorEastAsia" w:hAnsi="Arial Narrow" w:cstheme="majorBidi"/>
       <w:b/>
@@ -14461,7 +14059,7 @@
     <w:basedOn w:val="af0"/>
     <w:link w:val="31"/>
     <w:uiPriority w:val="9"/>
-    <w:rsid w:val="00934734"/>
+    <w:rsid w:val="00663057"/>
     <w:rPr>
       <w:rFonts w:ascii="Arial Narrow" w:eastAsiaTheme="majorEastAsia" w:hAnsi="Arial Narrow" w:cstheme="majorBidi"/>
       <w:b/>
@@ -14487,7 +14085,7 @@
     <w:basedOn w:val="af0"/>
     <w:link w:val="22"/>
     <w:uiPriority w:val="9"/>
-    <w:rsid w:val="00934734"/>
+    <w:rsid w:val="00401E80"/>
     <w:rPr>
       <w:rFonts w:ascii="Arial Narrow" w:eastAsiaTheme="majorEastAsia" w:hAnsi="Arial Narrow" w:cstheme="majorBidi"/>
       <w:b/>
@@ -14501,7 +14099,7 @@
   <w:style w:type="character" w:customStyle="1" w:styleId="42">
     <w:name w:val="Заголовок 4 Знак"/>
     <w:basedOn w:val="af0"/>
-    <w:link w:val="40"/>
+    <w:link w:val="41"/>
     <w:uiPriority w:val="9"/>
     <w:rsid w:val="00951190"/>
     <w:rPr>
@@ -14638,7 +14236,7 @@
       <w:jc w:val="both"/>
     </w:pPr>
   </w:style>
-  <w:style w:type="paragraph" w:styleId="16">
+  <w:style w:type="paragraph" w:styleId="17">
     <w:name w:val="toc 1"/>
     <w:basedOn w:val="11"/>
     <w:next w:val="af"/>
@@ -15026,7 +14624,7 @@
     <w:semiHidden/>
     <w:rsid w:val="002E399C"/>
   </w:style>
-  <w:style w:type="character" w:customStyle="1" w:styleId="17">
+  <w:style w:type="character" w:customStyle="1" w:styleId="18">
     <w:name w:val="Неразрешенное упоминание1"/>
     <w:basedOn w:val="af0"/>
     <w:uiPriority w:val="99"/>
@@ -15374,7 +14972,7 @@
   </w:style>
   <w:style w:type="paragraph" w:styleId="afffff1">
     <w:name w:val="TOC Heading"/>
-    <w:basedOn w:val="12"/>
+    <w:basedOn w:val="14"/>
     <w:next w:val="af"/>
     <w:uiPriority w:val="39"/>
     <w:unhideWhenUsed/>
@@ -15615,7 +15213,7 @@
     <w:unhideWhenUsed/>
     <w:rsid w:val="00D76C1B"/>
   </w:style>
-  <w:style w:type="table" w:customStyle="1" w:styleId="18">
+  <w:style w:type="table" w:customStyle="1" w:styleId="19">
     <w:name w:val="Сетка таблицы1"/>
     <w:basedOn w:val="af1"/>
     <w:uiPriority w:val="59"/>
@@ -15908,7 +15506,7 @@
       <w:szCs w:val="20"/>
     </w:rPr>
   </w:style>
-  <w:style w:type="paragraph" w:customStyle="1" w:styleId="121">
+  <w:style w:type="paragraph" w:customStyle="1" w:styleId="120">
     <w:name w:val="ДОК Текст 12"/>
     <w:basedOn w:val="afff2"/>
     <w:uiPriority w:val="99"/>
@@ -15922,9 +15520,9 @@
       <w:szCs w:val="28"/>
     </w:rPr>
   </w:style>
-  <w:style w:type="paragraph" w:customStyle="1" w:styleId="122">
+  <w:style w:type="paragraph" w:customStyle="1" w:styleId="121">
     <w:name w:val="ДОК Текст 12 Центр"/>
-    <w:basedOn w:val="121"/>
+    <w:basedOn w:val="120"/>
     <w:uiPriority w:val="99"/>
     <w:rsid w:val="00D76C1B"/>
     <w:pPr>
@@ -16341,7 +15939,7 @@
       </w:tblBorders>
     </w:tblPr>
   </w:style>
-  <w:style w:type="table" w:customStyle="1" w:styleId="123">
+  <w:style w:type="table" w:customStyle="1" w:styleId="122">
     <w:name w:val="Сетка таблицы12"/>
     <w:basedOn w:val="af1"/>
     <w:uiPriority w:val="59"/>
@@ -16794,11 +16392,11 @@
       <w:szCs w:val="28"/>
     </w:rPr>
   </w:style>
-  <w:style w:type="paragraph" w:customStyle="1" w:styleId="19">
+  <w:style w:type="paragraph" w:customStyle="1" w:styleId="1a">
     <w:name w:val="ДОК Текст ур1 раздел"/>
     <w:basedOn w:val="af"/>
     <w:next w:val="2a"/>
-    <w:link w:val="1a"/>
+    <w:link w:val="1b"/>
     <w:qFormat/>
     <w:rsid w:val="00D76C1B"/>
     <w:pPr>
@@ -17056,10 +16654,10 @@
       <w:lang w:eastAsia="ru-RU"/>
     </w:rPr>
   </w:style>
-  <w:style w:type="character" w:customStyle="1" w:styleId="1a">
+  <w:style w:type="character" w:customStyle="1" w:styleId="1b">
     <w:name w:val="ДОК Текст ур1 раздел Знак"/>
     <w:basedOn w:val="af0"/>
-    <w:link w:val="19"/>
+    <w:link w:val="1a"/>
     <w:locked/>
     <w:rsid w:val="00D76C1B"/>
     <w:rPr>
@@ -17492,7 +17090,7 @@
   </w:style>
   <w:style w:type="paragraph" w:customStyle="1" w:styleId="1614">
     <w:name w:val="Стиль ДОК Текст ур1 раздел + После:  6 пт кернинг от 14 пт"/>
-    <w:basedOn w:val="19"/>
+    <w:basedOn w:val="1a"/>
     <w:rsid w:val="00D76C1B"/>
     <w:pPr>
       <w:keepNext w:val="0"/>
@@ -17503,10 +17101,10 @@
       <w:szCs w:val="20"/>
     </w:rPr>
   </w:style>
-  <w:style w:type="character" w:customStyle="1" w:styleId="124">
+  <w:style w:type="character" w:customStyle="1" w:styleId="123">
     <w:name w:val="ДОК Таблица Текст 12 Знак"/>
     <w:basedOn w:val="affa"/>
-    <w:link w:val="125"/>
+    <w:link w:val="124"/>
     <w:locked/>
     <w:rsid w:val="00D76C1B"/>
     <w:rPr>
@@ -17517,10 +17115,10 @@
       <w:lang w:eastAsia="ru-RU"/>
     </w:rPr>
   </w:style>
-  <w:style w:type="paragraph" w:customStyle="1" w:styleId="125">
+  <w:style w:type="paragraph" w:customStyle="1" w:styleId="124">
     <w:name w:val="ДОК Таблица Текст 12"/>
     <w:basedOn w:val="af7"/>
-    <w:link w:val="124"/>
+    <w:link w:val="123"/>
     <w:qFormat/>
     <w:rsid w:val="00D76C1B"/>
     <w:pPr>
@@ -17533,18 +17131,18 @@
       <w:szCs w:val="20"/>
     </w:rPr>
   </w:style>
-  <w:style w:type="paragraph" w:customStyle="1" w:styleId="126">
+  <w:style w:type="paragraph" w:customStyle="1" w:styleId="125">
     <w:name w:val="ДОК Таблица Текст Центр 12"/>
-    <w:basedOn w:val="125"/>
+    <w:basedOn w:val="124"/>
     <w:qFormat/>
     <w:rsid w:val="00D76C1B"/>
     <w:pPr>
       <w:jc w:val="center"/>
     </w:pPr>
   </w:style>
-  <w:style w:type="paragraph" w:customStyle="1" w:styleId="127">
+  <w:style w:type="paragraph" w:customStyle="1" w:styleId="126">
     <w:name w:val="ДОК Таблица Заголовок 12"/>
-    <w:basedOn w:val="125"/>
+    <w:basedOn w:val="124"/>
     <w:qFormat/>
     <w:rsid w:val="00D76C1B"/>
     <w:pPr>
@@ -17568,7 +17166,7 @@
       <w:vertAlign w:val="superscript"/>
     </w:rPr>
   </w:style>
-  <w:style w:type="character" w:customStyle="1" w:styleId="1b">
+  <w:style w:type="character" w:customStyle="1" w:styleId="1c">
     <w:name w:val="Знак Знак1"/>
     <w:uiPriority w:val="99"/>
     <w:semiHidden/>
@@ -18009,7 +17607,7 @@
       </w:numPr>
     </w:pPr>
   </w:style>
-  <w:style w:type="numbering" w:customStyle="1" w:styleId="120">
+  <w:style w:type="numbering" w:customStyle="1" w:styleId="12">
     <w:name w:val="Стиль нумерованный 12 пт"/>
     <w:rsid w:val="00D76C1B"/>
     <w:pPr>
@@ -18023,7 +17621,7 @@
     <w:uiPriority w:val="99"/>
     <w:rsid w:val="00D76C1B"/>
   </w:style>
-  <w:style w:type="numbering" w:customStyle="1" w:styleId="1c">
+  <w:style w:type="numbering" w:customStyle="1" w:styleId="1d">
     <w:name w:val="Приложенине1"/>
     <w:next w:val="afffffff3"/>
     <w:uiPriority w:val="99"/>
@@ -18039,7 +17637,7 @@
     <w:uiPriority w:val="99"/>
     <w:rsid w:val="00D76C1B"/>
   </w:style>
-  <w:style w:type="numbering" w:customStyle="1" w:styleId="1d">
+  <w:style w:type="numbering" w:customStyle="1" w:styleId="1e">
     <w:name w:val="ДОК Список Заголовков1"/>
     <w:uiPriority w:val="99"/>
     <w:rsid w:val="00D76C1B"/>
@@ -18054,18 +17652,18 @@
     <w:uiPriority w:val="99"/>
     <w:rsid w:val="00D76C1B"/>
   </w:style>
-  <w:style w:type="numbering" w:customStyle="1" w:styleId="1e">
+  <w:style w:type="numbering" w:customStyle="1" w:styleId="1f">
     <w:name w:val="ДОК Список Текст Нумерованный1"/>
     <w:basedOn w:val="af2"/>
     <w:uiPriority w:val="99"/>
     <w:rsid w:val="00D76C1B"/>
   </w:style>
-  <w:style w:type="numbering" w:customStyle="1" w:styleId="1f">
+  <w:style w:type="numbering" w:customStyle="1" w:styleId="1f0">
     <w:name w:val="ДОК Список Текст Маркированный1"/>
     <w:basedOn w:val="afd"/>
     <w:rsid w:val="00D76C1B"/>
   </w:style>
-  <w:style w:type="numbering" w:customStyle="1" w:styleId="1f0">
+  <w:style w:type="numbering" w:customStyle="1" w:styleId="1f1">
     <w:name w:val="Нет списка1"/>
     <w:next w:val="af2"/>
     <w:uiPriority w:val="99"/>
@@ -18078,7 +17676,7 @@
     <w:uiPriority w:val="99"/>
     <w:rsid w:val="00D76C1B"/>
   </w:style>
-  <w:style w:type="numbering" w:customStyle="1" w:styleId="1f1">
+  <w:style w:type="numbering" w:customStyle="1" w:styleId="1f2">
     <w:name w:val="ДОК Список Нумерованный1"/>
     <w:basedOn w:val="af2"/>
     <w:uiPriority w:val="99"/>
@@ -18144,7 +17742,7 @@
     <w:uiPriority w:val="99"/>
     <w:rsid w:val="00D76C1B"/>
   </w:style>
-  <w:style w:type="numbering" w:customStyle="1" w:styleId="128">
+  <w:style w:type="numbering" w:customStyle="1" w:styleId="127">
     <w:name w:val="Стиль12"/>
     <w:rsid w:val="00D76C1B"/>
   </w:style>
@@ -18183,7 +17781,7 @@
     <w:uiPriority w:val="99"/>
     <w:rsid w:val="00D76C1B"/>
   </w:style>
-  <w:style w:type="numbering" w:customStyle="1" w:styleId="41">
+  <w:style w:type="numbering" w:customStyle="1" w:styleId="40">
     <w:name w:val="ДОК Список Текст Маркированный4"/>
     <w:basedOn w:val="afd"/>
     <w:uiPriority w:val="99"/>
@@ -18208,7 +17806,7 @@
     <w:uiPriority w:val="99"/>
     <w:rsid w:val="00D76C1B"/>
   </w:style>
-  <w:style w:type="numbering" w:customStyle="1" w:styleId="129">
+  <w:style w:type="numbering" w:customStyle="1" w:styleId="128">
     <w:name w:val="Приложенине12"/>
     <w:next w:val="afffffff3"/>
     <w:uiPriority w:val="99"/>
@@ -18511,7 +18109,7 @@
     <w:uiPriority w:val="99"/>
     <w:rsid w:val="00D76C1B"/>
   </w:style>
-  <w:style w:type="numbering" w:customStyle="1" w:styleId="60">
+  <w:style w:type="numbering" w:customStyle="1" w:styleId="6">
     <w:name w:val="ДОК Список Текст Маркированный6"/>
     <w:basedOn w:val="afd"/>
     <w:uiPriority w:val="99"/>
@@ -18522,12 +18120,12 @@
       </w:numPr>
     </w:pPr>
   </w:style>
-  <w:style w:type="numbering" w:customStyle="1" w:styleId="1f2">
+  <w:style w:type="numbering" w:customStyle="1" w:styleId="1f3">
     <w:name w:val="ПРИЛОЖЕНИЕ1"/>
     <w:uiPriority w:val="99"/>
     <w:rsid w:val="00D76C1B"/>
   </w:style>
-  <w:style w:type="numbering" w:customStyle="1" w:styleId="1f3">
+  <w:style w:type="numbering" w:customStyle="1" w:styleId="1f4">
     <w:name w:val="Приложение1"/>
     <w:uiPriority w:val="99"/>
     <w:rsid w:val="00D76C1B"/>
@@ -18761,7 +18359,7 @@
   <w:style w:type="paragraph" w:customStyle="1" w:styleId="13">
     <w:name w:val="Обычный1"/>
     <w:basedOn w:val="af"/>
-    <w:link w:val="1f4"/>
+    <w:link w:val="1f5"/>
     <w:qFormat/>
     <w:rsid w:val="00537D18"/>
     <w:pPr>
@@ -18772,7 +18370,7 @@
       <w:snapToGrid w:val="0"/>
     </w:rPr>
   </w:style>
-  <w:style w:type="character" w:customStyle="1" w:styleId="1f4">
+  <w:style w:type="character" w:customStyle="1" w:styleId="1f5">
     <w:name w:val="Обычный1 Знак"/>
     <w:basedOn w:val="af0"/>
     <w:link w:val="13"/>
@@ -18866,7 +18464,7 @@
     </w:rPr>
     <w:tblPr/>
   </w:style>
-  <w:style w:type="paragraph" w:customStyle="1" w:styleId="1f5">
+  <w:style w:type="paragraph" w:customStyle="1" w:styleId="1f6">
     <w:name w:val="ЮИ_Заголовок_1"/>
     <w:basedOn w:val="af"/>
     <w:next w:val="af"/>

--- a/templates/title_page.docx
+++ b/templates/title_page.docx
@@ -730,15 +730,7 @@
         <w:t>«</w:t>
       </w:r>
       <w:r>
-        <w:t xml:space="preserve">Программное обеспечение мониторинга и </w:t>
-      </w:r>
-      <w:proofErr w:type="spellStart"/>
-      <w:r>
-        <w:t>параметрирования</w:t>
-      </w:r>
-      <w:proofErr w:type="spellEnd"/>
-      <w:r>
-        <w:t xml:space="preserve"> «ЮНИТ-СЕРВИС</w:t>
+        <w:t>Программное обеспечение мониторинга и параметрирования «ЮНИТ-СЕРВИС</w:t>
       </w:r>
       <w:r>
         <w:t>-</w:t>
@@ -4482,2174 +4474,16 @@
     <w:p/>
     <w:p>
       <w:pPr>
-        <w:sectPr>
-          <w:headerReference w:type="default" r:id="rId14"/>
-          <w:footerReference w:type="default" r:id="rId15"/>
-          <w:pgSz w:w="11907" w:h="16839" w:code="9"/>
-          <w:pgMar w:top="567" w:right="567" w:bottom="567" w:left="1418" w:header="227" w:footer="227" w:gutter="0"/>
-          <w:cols w:space="708"/>
-          <w:docGrid w:linePitch="360"/>
-        </w:sectPr>
-      </w:pPr>
-    </w:p>
-    <w:p>
-      <w:pPr>
         <w:pStyle w:val="12"/>
-      </w:pPr>
-      <w:bookmarkStart w:id="0" w:name="X6df0dc407ac9d0d35d77f3b02cf3de2e76409b0"/>
-      <w:r>
-        <w:lastRenderedPageBreak/>
-        <w:t>Климатические условия проведения испытаний</w:t>
-      </w:r>
-    </w:p>
-    <w:p>
-      <w:pPr>
-        <w:pStyle w:val="311"/>
-        <w:rPr>
-          <w:lang w:val="ru-RU"/>
-        </w:rPr>
-      </w:pPr>
-      <w:r>
-        <w:rPr>
-          <w:lang w:val="ru-RU"/>
-        </w:rPr>
-        <w:t>Температура окружающей среды _____ºС;</w:t>
-      </w:r>
-    </w:p>
-    <w:p>
-      <w:pPr>
-        <w:pStyle w:val="311"/>
-        <w:rPr>
-          <w:lang w:val="ru-RU"/>
-        </w:rPr>
-      </w:pPr>
-      <w:r>
-        <w:rPr>
-          <w:lang w:val="ru-RU"/>
-        </w:rPr>
-        <w:t xml:space="preserve">Атмосферное давление _______ </w:t>
-      </w:r>
-      <w:proofErr w:type="spellStart"/>
-      <w:r>
-        <w:rPr>
-          <w:lang w:val="ru-RU"/>
-        </w:rPr>
-        <w:t>мм.рт.ст</w:t>
-      </w:r>
-      <w:proofErr w:type="spellEnd"/>
-      <w:r>
-        <w:rPr>
-          <w:lang w:val="ru-RU"/>
-        </w:rPr>
-        <w:t>.;</w:t>
-      </w:r>
-    </w:p>
-    <w:p>
-      <w:pPr>
-        <w:pStyle w:val="311"/>
-        <w:rPr>
-          <w:lang w:val="ru-RU"/>
-        </w:rPr>
-      </w:pPr>
-      <w:r>
-        <w:rPr>
-          <w:lang w:val="ru-RU"/>
-        </w:rPr>
-        <w:t>Влажность воздуха ______ %.</w:t>
-      </w:r>
-    </w:p>
-    <w:p>
-      <w:pPr>
-        <w:pStyle w:val="12"/>
-      </w:pPr>
-      <w:bookmarkStart w:id="1" w:name="основные-технические-данные"/>
-      <w:bookmarkEnd w:id="0"/>
-      <w:r>
-        <w:t>Основные технические данные устройств</w:t>
-      </w:r>
-    </w:p>
-    <w:p>
-      <w:pPr>
-        <w:pStyle w:val="afffffff9"/>
-      </w:pPr>
-      <w:bookmarkStart w:id="2" w:name="устройство"/>
-      <w:r>
-        <w:t>Таблица 2.1</w:t>
-      </w:r>
-      <w:r>
-        <w:t xml:space="preserve"> – </w:t>
-      </w:r>
-      <w:r>
-        <w:t>Технические данные ЮНИТ</w:t>
-      </w:r>
-      <w:r>
-        <w:t xml:space="preserve"> &lt;&lt;REPEAT_UNIT&gt;&gt;</w:t>
-      </w:r>
-    </w:p>
-    <w:tbl>
-      <w:tblPr>
-        <w:tblStyle w:val="aff7"/>
-        <w:tblW w:w="0" w:type="auto"/>
-        <w:tblLook w:val="04A0" w:firstRow="1" w:lastRow="0" w:firstColumn="1" w:lastColumn="0" w:noHBand="0" w:noVBand="1"/>
-      </w:tblPr>
-      <w:tblGrid>
-        <w:gridCol w:w="2689"/>
-        <w:gridCol w:w="7223"/>
-      </w:tblGrid>
-      <w:tr>
-        <w:tc>
-          <w:tcPr>
-            <w:tcW w:w="2689" w:type="dxa"/>
-            <w:shd w:val="clear" w:color="auto" w:fill="B8CCE4" w:themeFill="accent1" w:themeFillTint="66"/>
-            <w:vAlign w:val="center"/>
-          </w:tcPr>
-          <w:p>
-            <w:pPr>
-              <w:pStyle w:val="afff1"/>
-              <w:rPr>
-                <w:b/>
-                <w:bCs w:val="0"/>
-              </w:rPr>
-            </w:pPr>
-            <w:r>
-              <w:rPr>
-                <w:b/>
-                <w:bCs w:val="0"/>
-              </w:rPr>
-              <w:t>Код заказа ЮНИТ</w:t>
-            </w:r>
-          </w:p>
-        </w:tc>
-        <w:tc>
-          <w:tcPr>
-            <w:tcW w:w="7223" w:type="dxa"/>
-            <w:vAlign w:val="center"/>
-          </w:tcPr>
-          <w:p>
-            <w:pPr>
-              <w:pStyle w:val="afff1"/>
-            </w:pPr>
-            <w:r>
-              <w:t>&lt;&lt;CODE&gt;&gt;</w:t>
-            </w:r>
-          </w:p>
-        </w:tc>
-      </w:tr>
-      <w:tr>
-        <w:tc>
-          <w:tcPr>
-            <w:tcW w:w="2689" w:type="dxa"/>
-            <w:shd w:val="clear" w:color="auto" w:fill="B8CCE4" w:themeFill="accent1" w:themeFillTint="66"/>
-            <w:vAlign w:val="center"/>
-          </w:tcPr>
-          <w:p>
-            <w:pPr>
-              <w:pStyle w:val="afff1"/>
-              <w:rPr>
-                <w:b/>
-                <w:bCs w:val="0"/>
-              </w:rPr>
-            </w:pPr>
-            <w:r>
-              <w:rPr>
-                <w:b/>
-                <w:bCs w:val="0"/>
-              </w:rPr>
-              <w:t>Заводской номер</w:t>
-            </w:r>
-          </w:p>
-        </w:tc>
-        <w:tc>
-          <w:tcPr>
-            <w:tcW w:w="7223" w:type="dxa"/>
-            <w:vAlign w:val="center"/>
-          </w:tcPr>
-          <w:p>
-            <w:pPr>
-              <w:pStyle w:val="afff1"/>
-            </w:pPr>
-          </w:p>
-        </w:tc>
-      </w:tr>
-      <w:tr>
-        <w:tc>
-          <w:tcPr>
-            <w:tcW w:w="2689" w:type="dxa"/>
-            <w:shd w:val="clear" w:color="auto" w:fill="B8CCE4" w:themeFill="accent1" w:themeFillTint="66"/>
-            <w:vAlign w:val="center"/>
-          </w:tcPr>
-          <w:p>
-            <w:pPr>
-              <w:pStyle w:val="afff1"/>
-              <w:rPr>
-                <w:b/>
-                <w:bCs w:val="0"/>
-              </w:rPr>
-            </w:pPr>
-            <w:r>
-              <w:rPr>
-                <w:b/>
-                <w:bCs w:val="0"/>
-              </w:rPr>
-              <w:t>Завод-изготовитель</w:t>
-            </w:r>
-          </w:p>
-        </w:tc>
-        <w:tc>
-          <w:tcPr>
-            <w:tcW w:w="7223" w:type="dxa"/>
-            <w:vAlign w:val="center"/>
-          </w:tcPr>
-          <w:p>
-            <w:pPr>
-              <w:pStyle w:val="afff1"/>
-            </w:pPr>
-            <w:r>
-              <w:t xml:space="preserve">ООО </w:t>
-            </w:r>
-            <w:proofErr w:type="spellStart"/>
-            <w:r>
-              <w:t>Юнител</w:t>
-            </w:r>
-            <w:proofErr w:type="spellEnd"/>
-            <w:r>
-              <w:t xml:space="preserve"> Инжиниринг</w:t>
-            </w:r>
-          </w:p>
-        </w:tc>
-      </w:tr>
-      <w:tr>
-        <w:tc>
-          <w:tcPr>
-            <w:tcW w:w="2689" w:type="dxa"/>
-            <w:shd w:val="clear" w:color="auto" w:fill="B8CCE4" w:themeFill="accent1" w:themeFillTint="66"/>
-            <w:vAlign w:val="center"/>
-          </w:tcPr>
-          <w:p>
-            <w:pPr>
-              <w:pStyle w:val="afff1"/>
-              <w:rPr>
-                <w:b/>
-                <w:bCs w:val="0"/>
-              </w:rPr>
-            </w:pPr>
-            <w:r>
-              <w:rPr>
-                <w:b/>
-                <w:bCs w:val="0"/>
-              </w:rPr>
-              <w:t>Год выпуска</w:t>
-            </w:r>
-          </w:p>
-        </w:tc>
-        <w:tc>
-          <w:tcPr>
-            <w:tcW w:w="7223" w:type="dxa"/>
-            <w:vAlign w:val="center"/>
-          </w:tcPr>
-          <w:p>
-            <w:pPr>
-              <w:pStyle w:val="afff1"/>
-            </w:pPr>
-          </w:p>
-        </w:tc>
-      </w:tr>
-      <w:tr>
-        <w:tc>
-          <w:tcPr>
-            <w:tcW w:w="2689" w:type="dxa"/>
-            <w:shd w:val="clear" w:color="auto" w:fill="B8CCE4" w:themeFill="accent1" w:themeFillTint="66"/>
-            <w:vAlign w:val="center"/>
-          </w:tcPr>
-          <w:p>
-            <w:pPr>
-              <w:pStyle w:val="afff1"/>
-              <w:rPr>
-                <w:b/>
-                <w:bCs w:val="0"/>
-              </w:rPr>
-            </w:pPr>
-            <w:proofErr w:type="spellStart"/>
-            <w:r>
-              <w:rPr>
-                <w:b/>
-                <w:bCs w:val="0"/>
-              </w:rPr>
-              <w:t>Uпит</w:t>
-            </w:r>
-            <w:proofErr w:type="spellEnd"/>
-            <w:r>
-              <w:rPr>
-                <w:b/>
-                <w:bCs w:val="0"/>
-              </w:rPr>
-              <w:t>, В</w:t>
-            </w:r>
-          </w:p>
-        </w:tc>
-        <w:tc>
-          <w:tcPr>
-            <w:tcW w:w="7223" w:type="dxa"/>
-            <w:vAlign w:val="center"/>
-          </w:tcPr>
-          <w:p>
-            <w:pPr>
-              <w:pStyle w:val="afff1"/>
-            </w:pPr>
-            <w:r>
-              <w:t>=/~220</w:t>
-            </w:r>
-          </w:p>
-        </w:tc>
-      </w:tr>
-    </w:tbl>
-    <w:p>
-      <w:pPr>
-        <w:pStyle w:val="311"/>
-        <w:ind w:firstLine="0"/>
-        <w:rPr>
-          <w:lang w:val="ru-RU"/>
-        </w:rPr>
-      </w:pPr>
-      <w:bookmarkStart w:id="3" w:name="tbl:table21"/>
-      <w:bookmarkEnd w:id="1"/>
-    </w:p>
-    <w:p>
-      <w:pPr>
-        <w:pStyle w:val="afffffff9"/>
-      </w:pPr>
-      <w:bookmarkStart w:id="4" w:name="tbl:table22"/>
-      <w:r>
-        <w:t>Таблица 2.2</w:t>
-      </w:r>
-      <w:r>
-        <w:t xml:space="preserve"> – </w:t>
-      </w:r>
-      <w:r>
-        <w:t>Технические данные ИЧМ</w:t>
-      </w:r>
-      <w:r>
-        <w:t xml:space="preserve"> &lt;&lt;REPEAT_HMI&gt;&gt;</w:t>
-      </w:r>
-    </w:p>
-    <w:tbl>
-      <w:tblPr>
-        <w:tblStyle w:val="aff7"/>
-        <w:tblW w:w="0" w:type="auto"/>
-        <w:tblLook w:val="04A0" w:firstRow="1" w:lastRow="0" w:firstColumn="1" w:lastColumn="0" w:noHBand="0" w:noVBand="1"/>
-      </w:tblPr>
-      <w:tblGrid>
-        <w:gridCol w:w="2689"/>
-        <w:gridCol w:w="7223"/>
-      </w:tblGrid>
-      <w:tr>
-        <w:tc>
-          <w:tcPr>
-            <w:tcW w:w="2689" w:type="dxa"/>
-            <w:shd w:val="clear" w:color="auto" w:fill="B8CCE4" w:themeFill="accent1" w:themeFillTint="66"/>
-            <w:vAlign w:val="center"/>
-          </w:tcPr>
-          <w:p>
-            <w:pPr>
-              <w:pStyle w:val="afff1"/>
-              <w:rPr>
-                <w:b/>
-                <w:bCs w:val="0"/>
-              </w:rPr>
-            </w:pPr>
-            <w:r>
-              <w:rPr>
-                <w:b/>
-                <w:bCs w:val="0"/>
-              </w:rPr>
-              <w:t>Код заказа ИЧМ</w:t>
-            </w:r>
-          </w:p>
-        </w:tc>
-        <w:tc>
-          <w:tcPr>
-            <w:tcW w:w="7223" w:type="dxa"/>
-            <w:vAlign w:val="center"/>
-          </w:tcPr>
-          <w:p>
-            <w:pPr>
-              <w:pStyle w:val="afff1"/>
-            </w:pPr>
-            <w:r>
-              <w:t>&lt;&lt;CODE&gt;&gt;</w:t>
-            </w:r>
-          </w:p>
-        </w:tc>
-      </w:tr>
-      <w:tr>
-        <w:tc>
-          <w:tcPr>
-            <w:tcW w:w="2689" w:type="dxa"/>
-            <w:shd w:val="clear" w:color="auto" w:fill="B8CCE4" w:themeFill="accent1" w:themeFillTint="66"/>
-            <w:vAlign w:val="center"/>
-          </w:tcPr>
-          <w:p>
-            <w:pPr>
-              <w:pStyle w:val="afff1"/>
-              <w:rPr>
-                <w:b/>
-                <w:bCs w:val="0"/>
-              </w:rPr>
-            </w:pPr>
-            <w:r>
-              <w:rPr>
-                <w:b/>
-                <w:bCs w:val="0"/>
-              </w:rPr>
-              <w:t>Заводской номер</w:t>
-            </w:r>
-          </w:p>
-        </w:tc>
-        <w:tc>
-          <w:tcPr>
-            <w:tcW w:w="7223" w:type="dxa"/>
-            <w:vAlign w:val="center"/>
-          </w:tcPr>
-          <w:p>
-            <w:pPr>
-              <w:pStyle w:val="afff1"/>
-            </w:pPr>
-          </w:p>
-        </w:tc>
-      </w:tr>
-      <w:tr>
-        <w:tc>
-          <w:tcPr>
-            <w:tcW w:w="2689" w:type="dxa"/>
-            <w:shd w:val="clear" w:color="auto" w:fill="B8CCE4" w:themeFill="accent1" w:themeFillTint="66"/>
-            <w:vAlign w:val="center"/>
-          </w:tcPr>
-          <w:p>
-            <w:pPr>
-              <w:pStyle w:val="afff1"/>
-              <w:rPr>
-                <w:b/>
-                <w:bCs w:val="0"/>
-              </w:rPr>
-            </w:pPr>
-            <w:r>
-              <w:rPr>
-                <w:b/>
-                <w:bCs w:val="0"/>
-              </w:rPr>
-              <w:t>Завод-изготовитель</w:t>
-            </w:r>
-          </w:p>
-        </w:tc>
-        <w:tc>
-          <w:tcPr>
-            <w:tcW w:w="7223" w:type="dxa"/>
-            <w:vAlign w:val="center"/>
-          </w:tcPr>
-          <w:p>
-            <w:pPr>
-              <w:pStyle w:val="afff1"/>
-            </w:pPr>
-            <w:r>
-              <w:t xml:space="preserve">ООО </w:t>
-            </w:r>
-            <w:proofErr w:type="spellStart"/>
-            <w:r>
-              <w:t>Юнител</w:t>
-            </w:r>
-            <w:proofErr w:type="spellEnd"/>
-            <w:r>
-              <w:t xml:space="preserve"> Инжиниринг</w:t>
-            </w:r>
-          </w:p>
-        </w:tc>
-      </w:tr>
-      <w:tr>
-        <w:tc>
-          <w:tcPr>
-            <w:tcW w:w="2689" w:type="dxa"/>
-            <w:shd w:val="clear" w:color="auto" w:fill="B8CCE4" w:themeFill="accent1" w:themeFillTint="66"/>
-            <w:vAlign w:val="center"/>
-          </w:tcPr>
-          <w:p>
-            <w:pPr>
-              <w:pStyle w:val="afff1"/>
-              <w:rPr>
-                <w:b/>
-                <w:bCs w:val="0"/>
-              </w:rPr>
-            </w:pPr>
-            <w:r>
-              <w:rPr>
-                <w:b/>
-                <w:bCs w:val="0"/>
-              </w:rPr>
-              <w:t>Год выпуска</w:t>
-            </w:r>
-          </w:p>
-        </w:tc>
-        <w:tc>
-          <w:tcPr>
-            <w:tcW w:w="7223" w:type="dxa"/>
-            <w:vAlign w:val="center"/>
-          </w:tcPr>
-          <w:p>
-            <w:pPr>
-              <w:pStyle w:val="afff1"/>
-            </w:pPr>
-          </w:p>
-        </w:tc>
-      </w:tr>
-      <w:tr>
-        <w:tc>
-          <w:tcPr>
-            <w:tcW w:w="2689" w:type="dxa"/>
-            <w:shd w:val="clear" w:color="auto" w:fill="B8CCE4" w:themeFill="accent1" w:themeFillTint="66"/>
-            <w:vAlign w:val="center"/>
-          </w:tcPr>
-          <w:p>
-            <w:pPr>
-              <w:pStyle w:val="afff1"/>
-              <w:rPr>
-                <w:b/>
-                <w:bCs w:val="0"/>
-              </w:rPr>
-            </w:pPr>
-            <w:proofErr w:type="spellStart"/>
-            <w:r>
-              <w:rPr>
-                <w:b/>
-                <w:bCs w:val="0"/>
-              </w:rPr>
-              <w:t>Uпит</w:t>
-            </w:r>
-            <w:proofErr w:type="spellEnd"/>
-            <w:r>
-              <w:rPr>
-                <w:b/>
-                <w:bCs w:val="0"/>
-              </w:rPr>
-              <w:t>, В</w:t>
-            </w:r>
-          </w:p>
-        </w:tc>
-        <w:tc>
-          <w:tcPr>
-            <w:tcW w:w="7223" w:type="dxa"/>
-            <w:vAlign w:val="center"/>
-          </w:tcPr>
-          <w:p>
-            <w:pPr>
-              <w:pStyle w:val="afff1"/>
-            </w:pPr>
-            <w:r>
-              <w:t>=/~220</w:t>
-            </w:r>
-          </w:p>
-        </w:tc>
-      </w:tr>
-    </w:tbl>
-    <w:p>
-      <w:pPr>
-        <w:pStyle w:val="311"/>
-        <w:ind w:firstLine="0"/>
-        <w:rPr>
-          <w:lang w:val="ru-RU"/>
-        </w:rPr>
-      </w:pPr>
-      <w:bookmarkStart w:id="5" w:name="защищаемое-оборудование"/>
-      <w:bookmarkStart w:id="6" w:name="tbl:table23"/>
-      <w:bookmarkEnd w:id="2"/>
-      <w:bookmarkEnd w:id="3"/>
-    </w:p>
-    <w:p>
-      <w:pPr>
-        <w:pStyle w:val="afffffff9"/>
-      </w:pPr>
-      <w:r>
-        <w:t>Таблица 2.3</w:t>
-      </w:r>
-      <w:r>
-        <w:t xml:space="preserve"> – </w:t>
-      </w:r>
-      <w:r>
-        <w:t>Технические данные ВЧ ПРМ/ПРД</w:t>
-      </w:r>
-      <w:r>
-        <w:t xml:space="preserve"> &lt;&lt;REPEAT_PRV&gt;&gt;</w:t>
-      </w:r>
-    </w:p>
-    <w:tbl>
-      <w:tblPr>
-        <w:tblStyle w:val="aff7"/>
-        <w:tblW w:w="0" w:type="auto"/>
-        <w:tblLook w:val="04A0" w:firstRow="1" w:lastRow="0" w:firstColumn="1" w:lastColumn="0" w:noHBand="0" w:noVBand="1"/>
-      </w:tblPr>
-      <w:tblGrid>
-        <w:gridCol w:w="2689"/>
-        <w:gridCol w:w="7223"/>
-      </w:tblGrid>
-      <w:tr>
-        <w:tc>
-          <w:tcPr>
-            <w:tcW w:w="2689" w:type="dxa"/>
-            <w:shd w:val="clear" w:color="auto" w:fill="B8CCE4" w:themeFill="accent1" w:themeFillTint="66"/>
-            <w:vAlign w:val="center"/>
-          </w:tcPr>
-          <w:p>
-            <w:pPr>
-              <w:pStyle w:val="afff1"/>
-              <w:rPr>
-                <w:b/>
-                <w:bCs w:val="0"/>
-              </w:rPr>
-            </w:pPr>
-            <w:r>
-              <w:rPr>
-                <w:b/>
-                <w:bCs w:val="0"/>
-              </w:rPr>
-              <w:t>Код заказа ВЧ ПРМ/ПРД</w:t>
-            </w:r>
-          </w:p>
-        </w:tc>
-        <w:tc>
-          <w:tcPr>
-            <w:tcW w:w="7223" w:type="dxa"/>
-            <w:vAlign w:val="center"/>
-          </w:tcPr>
-          <w:p>
-            <w:pPr>
-              <w:pStyle w:val="afff1"/>
-            </w:pPr>
-            <w:r>
-              <w:t>&lt;&lt;CODE&gt;&gt;</w:t>
-            </w:r>
-          </w:p>
-        </w:tc>
-      </w:tr>
-      <w:tr>
-        <w:tc>
-          <w:tcPr>
-            <w:tcW w:w="2689" w:type="dxa"/>
-            <w:shd w:val="clear" w:color="auto" w:fill="B8CCE4" w:themeFill="accent1" w:themeFillTint="66"/>
-            <w:vAlign w:val="center"/>
-          </w:tcPr>
-          <w:p>
-            <w:pPr>
-              <w:pStyle w:val="afff1"/>
-              <w:rPr>
-                <w:b/>
-                <w:bCs w:val="0"/>
-              </w:rPr>
-            </w:pPr>
-            <w:r>
-              <w:rPr>
-                <w:b/>
-                <w:bCs w:val="0"/>
-              </w:rPr>
-              <w:t>Заводской номер</w:t>
-            </w:r>
-          </w:p>
-        </w:tc>
-        <w:tc>
-          <w:tcPr>
-            <w:tcW w:w="7223" w:type="dxa"/>
-            <w:vAlign w:val="center"/>
-          </w:tcPr>
-          <w:p>
-            <w:pPr>
-              <w:pStyle w:val="afff1"/>
-            </w:pPr>
-          </w:p>
-        </w:tc>
-      </w:tr>
-      <w:tr>
-        <w:tc>
-          <w:tcPr>
-            <w:tcW w:w="2689" w:type="dxa"/>
-            <w:shd w:val="clear" w:color="auto" w:fill="B8CCE4" w:themeFill="accent1" w:themeFillTint="66"/>
-            <w:vAlign w:val="center"/>
-          </w:tcPr>
-          <w:p>
-            <w:pPr>
-              <w:pStyle w:val="afff1"/>
-              <w:rPr>
-                <w:b/>
-                <w:bCs w:val="0"/>
-              </w:rPr>
-            </w:pPr>
-            <w:r>
-              <w:rPr>
-                <w:b/>
-                <w:bCs w:val="0"/>
-              </w:rPr>
-              <w:t>Завод-изготовитель</w:t>
-            </w:r>
-          </w:p>
-        </w:tc>
-        <w:tc>
-          <w:tcPr>
-            <w:tcW w:w="7223" w:type="dxa"/>
-            <w:vAlign w:val="center"/>
-          </w:tcPr>
-          <w:p>
-            <w:pPr>
-              <w:pStyle w:val="afff1"/>
-            </w:pPr>
-            <w:r>
-              <w:t xml:space="preserve">ООО </w:t>
-            </w:r>
-            <w:proofErr w:type="spellStart"/>
-            <w:r>
-              <w:t>Юнител</w:t>
-            </w:r>
-            <w:proofErr w:type="spellEnd"/>
-            <w:r>
-              <w:t xml:space="preserve"> Инжиниринг</w:t>
-            </w:r>
-          </w:p>
-        </w:tc>
-      </w:tr>
-      <w:tr>
-        <w:tc>
-          <w:tcPr>
-            <w:tcW w:w="2689" w:type="dxa"/>
-            <w:shd w:val="clear" w:color="auto" w:fill="B8CCE4" w:themeFill="accent1" w:themeFillTint="66"/>
-            <w:vAlign w:val="center"/>
-          </w:tcPr>
-          <w:p>
-            <w:pPr>
-              <w:pStyle w:val="afff1"/>
-              <w:rPr>
-                <w:b/>
-                <w:bCs w:val="0"/>
-              </w:rPr>
-            </w:pPr>
-            <w:r>
-              <w:rPr>
-                <w:b/>
-                <w:bCs w:val="0"/>
-              </w:rPr>
-              <w:t>Год выпуска</w:t>
-            </w:r>
-          </w:p>
-        </w:tc>
-        <w:tc>
-          <w:tcPr>
-            <w:tcW w:w="7223" w:type="dxa"/>
-            <w:vAlign w:val="center"/>
-          </w:tcPr>
-          <w:p>
-            <w:pPr>
-              <w:pStyle w:val="afff1"/>
-            </w:pPr>
-          </w:p>
-        </w:tc>
-      </w:tr>
-      <w:tr>
-        <w:tc>
-          <w:tcPr>
-            <w:tcW w:w="2689" w:type="dxa"/>
-            <w:shd w:val="clear" w:color="auto" w:fill="B8CCE4" w:themeFill="accent1" w:themeFillTint="66"/>
-            <w:vAlign w:val="center"/>
-          </w:tcPr>
-          <w:p>
-            <w:pPr>
-              <w:pStyle w:val="afff1"/>
-              <w:rPr>
-                <w:b/>
-                <w:bCs w:val="0"/>
-              </w:rPr>
-            </w:pPr>
-            <w:proofErr w:type="spellStart"/>
-            <w:r>
-              <w:rPr>
-                <w:b/>
-                <w:bCs w:val="0"/>
-              </w:rPr>
-              <w:t>Uпит</w:t>
-            </w:r>
-            <w:proofErr w:type="spellEnd"/>
-            <w:r>
-              <w:rPr>
-                <w:b/>
-                <w:bCs w:val="0"/>
-              </w:rPr>
-              <w:t>, В</w:t>
-            </w:r>
-          </w:p>
-        </w:tc>
-        <w:tc>
-          <w:tcPr>
-            <w:tcW w:w="7223" w:type="dxa"/>
-            <w:vAlign w:val="center"/>
-          </w:tcPr>
-          <w:p>
-            <w:pPr>
-              <w:pStyle w:val="afff1"/>
-            </w:pPr>
-            <w:r>
-              <w:t>=/~220</w:t>
-            </w:r>
-          </w:p>
-        </w:tc>
-      </w:tr>
-    </w:tbl>
-    <w:p>
-      <w:pPr>
-        <w:pStyle w:val="12"/>
-      </w:pPr>
-      <w:bookmarkStart w:id="7" w:name="дополнительные-сведения"/>
-      <w:bookmarkEnd w:id="4"/>
-      <w:bookmarkEnd w:id="5"/>
-      <w:bookmarkEnd w:id="6"/>
-      <w:r>
-        <w:t>Дополнительные сведения</w:t>
-      </w:r>
-    </w:p>
-    <w:p>
-      <w:pPr>
-        <w:pStyle w:val="311"/>
-        <w:ind w:firstLine="0"/>
-        <w:rPr>
-          <w:lang w:val="ru-RU"/>
-        </w:rPr>
-      </w:pPr>
-      <w:r>
-        <w:rPr>
-          <w:lang w:val="ru-RU"/>
-        </w:rPr>
-        <w:t>__________________________________________________________________________________________</w:t>
-      </w:r>
-      <w:r>
-        <w:rPr>
-          <w:lang w:val="ru-RU"/>
-        </w:rPr>
-        <w:t xml:space="preserve">____________________________________________________________________________________________________________________________________________________________________________________ </w:t>
-      </w:r>
-      <w:r>
-        <w:rPr>
-          <w:lang w:val="ru-RU"/>
-        </w:rPr>
-        <w:t>____________________________________________________________________________________________________________________________________________________________________________________</w:t>
-      </w:r>
-      <w:r>
-        <w:rPr>
-          <w:lang w:val="ru-RU"/>
-        </w:rPr>
-        <w:t>____________________________________________________________________________________________________________________________________________________________________________________ __________________________________________________________________________________________ __________________________________________________________________________________________</w:t>
-      </w:r>
-    </w:p>
-    <w:p>
-      <w:pPr>
-        <w:pStyle w:val="12"/>
-      </w:pPr>
-      <w:bookmarkStart w:id="8" w:name="уставки-и-конфигурация"/>
-      <w:bookmarkEnd w:id="7"/>
-      <w:r>
-        <w:t>Уставки и конфигурация</w:t>
-      </w:r>
-    </w:p>
-    <w:p>
-      <w:pPr>
-        <w:pStyle w:val="311"/>
-        <w:jc w:val="both"/>
-        <w:rPr>
-          <w:lang w:val="ru-RU"/>
-        </w:rPr>
-      </w:pPr>
-      <w:r>
-        <w:rPr>
-          <w:lang w:val="ru-RU"/>
-        </w:rPr>
-        <w:t>Уставки РЗА и параметры конфигурации установлены согласно рабочей документации</w:t>
-      </w:r>
-      <w:r>
-        <w:rPr>
-          <w:lang w:val="ru-RU"/>
-        </w:rPr>
-        <w:br/>
-        <w:t>__________________________________________________________________________________________</w:t>
-      </w:r>
-      <w:r>
-        <w:rPr>
-          <w:lang w:val="ru-RU"/>
-        </w:rPr>
-        <w:br/>
-      </w:r>
-      <w:r>
-        <w:rPr>
-          <w:lang w:val="ru-RU"/>
-        </w:rPr>
-        <w:t>и бланку уставок</w:t>
-      </w:r>
-      <w:r>
-        <w:rPr>
-          <w:lang w:val="ru-RU"/>
-        </w:rPr>
-        <w:t xml:space="preserve"> _____________________________________________________</w:t>
-      </w:r>
-      <w:r>
-        <w:rPr>
-          <w:lang w:val="ru-RU"/>
-        </w:rPr>
-        <w:t>___________________</w:t>
-      </w:r>
-      <w:r>
-        <w:rPr>
-          <w:lang w:val="ru-RU"/>
-        </w:rPr>
-        <w:t>.</w:t>
-      </w:r>
-      <w:r>
-        <w:rPr>
-          <w:lang w:val="ru-RU"/>
-        </w:rPr>
-        <w:br/>
-      </w:r>
-      <w:r>
-        <w:rPr>
-          <w:lang w:val="ru-RU"/>
-        </w:rPr>
-        <w:t xml:space="preserve">В работу введена ____ группа уставок. Рабочие уставки функций РЗА задаются в устройстве с </w:t>
-      </w:r>
-      <w:r>
-        <w:rPr>
-          <w:lang w:val="ru-RU"/>
-        </w:rPr>
-        <w:lastRenderedPageBreak/>
-        <w:t>использованием ПО «ЮНИТ-СЕРВИС РЗА» согласно утверждённому бланку уставок. Проверяется возможность считывания информации, а также активации группы уставок с использованием дисплея и кнопок на панели ИЧМ.</w:t>
-      </w:r>
-    </w:p>
-    <w:p>
-      <w:pPr>
-        <w:pStyle w:val="311"/>
-        <w:jc w:val="both"/>
-        <w:rPr>
-          <w:lang w:val="ru-RU"/>
-        </w:rPr>
-      </w:pPr>
-      <w:r>
-        <w:rPr>
-          <w:lang w:val="ru-RU"/>
-        </w:rPr>
-        <w:t>Результат проверки: _______________________________________________________</w:t>
-      </w:r>
-      <w:r>
-        <w:rPr>
-          <w:lang w:val="ru-RU"/>
-        </w:rPr>
-        <w:t>____________</w:t>
-      </w:r>
-    </w:p>
-    <w:p>
-      <w:pPr>
-        <w:pStyle w:val="12"/>
-      </w:pPr>
-      <w:bookmarkStart w:id="9" w:name="внешний-осмотр"/>
-      <w:bookmarkEnd w:id="8"/>
-      <w:r>
-        <w:t>Внешний осмотр</w:t>
-      </w:r>
-    </w:p>
-    <w:p>
-      <w:pPr>
-        <w:pStyle w:val="311"/>
-        <w:jc w:val="both"/>
-        <w:rPr>
-          <w:lang w:val="ru-RU"/>
-        </w:rPr>
-      </w:pPr>
-      <w:r>
-        <w:rPr>
-          <w:lang w:val="ru-RU"/>
-        </w:rPr>
-        <w:t xml:space="preserve">Произведен внешний осмотр </w:t>
-      </w:r>
-      <w:r>
-        <w:rPr>
-          <w:lang w:val="ru-RU"/>
-        </w:rPr>
-        <w:t xml:space="preserve">шкафа и установленных в нем </w:t>
-      </w:r>
-      <w:r>
-        <w:rPr>
-          <w:lang w:val="ru-RU"/>
-        </w:rPr>
-        <w:t>устройств</w:t>
-      </w:r>
-      <w:r>
-        <w:rPr>
-          <w:lang w:val="ru-RU"/>
-        </w:rPr>
-        <w:t xml:space="preserve"> на предмет:</w:t>
-      </w:r>
-    </w:p>
-    <w:p>
-      <w:pPr>
-        <w:pStyle w:val="311"/>
         <w:numPr>
           <w:ilvl w:val="0"/>
-          <w:numId w:val="47"/>
+          <w:numId w:val="0"/>
         </w:numPr>
-        <w:tabs>
-          <w:tab w:val="left" w:pos="851"/>
-        </w:tabs>
-        <w:ind w:left="0" w:firstLine="567"/>
-        <w:jc w:val="both"/>
-        <w:rPr>
-          <w:lang w:val="ru-RU"/>
-        </w:rPr>
-      </w:pPr>
-      <w:r>
-        <w:rPr>
-          <w:lang w:val="ru-RU"/>
-        </w:rPr>
-        <w:t>отсутствия повреждений, подтеков воды, в том числе, высохших;</w:t>
-      </w:r>
-    </w:p>
-    <w:p>
-      <w:pPr>
-        <w:pStyle w:val="311"/>
-        <w:numPr>
-          <w:ilvl w:val="0"/>
-          <w:numId w:val="47"/>
-        </w:numPr>
-        <w:tabs>
-          <w:tab w:val="left" w:pos="851"/>
-        </w:tabs>
-        <w:ind w:left="0" w:firstLine="567"/>
-        <w:jc w:val="both"/>
-        <w:rPr>
-          <w:lang w:val="ru-RU"/>
-        </w:rPr>
-      </w:pPr>
-      <w:r>
-        <w:rPr>
-          <w:lang w:val="ru-RU"/>
-        </w:rPr>
-        <w:t>отсутствия налета окислов на металлических поверхностях, отсутствия запыленности;</w:t>
-      </w:r>
-    </w:p>
-    <w:p>
-      <w:pPr>
-        <w:pStyle w:val="311"/>
-        <w:numPr>
-          <w:ilvl w:val="0"/>
-          <w:numId w:val="47"/>
-        </w:numPr>
-        <w:tabs>
-          <w:tab w:val="left" w:pos="851"/>
-        </w:tabs>
-        <w:ind w:left="0" w:firstLine="567"/>
-        <w:jc w:val="both"/>
-        <w:rPr>
-          <w:lang w:val="ru-RU"/>
-        </w:rPr>
-      </w:pPr>
-      <w:r>
-        <w:rPr>
-          <w:lang w:val="ru-RU"/>
-        </w:rPr>
-        <w:t>состояния контактных поверхностей клемм рядов зажимов, в клеммных коробках и сборках (протяжка при необходимости), разъемов интерфейса связи;</w:t>
-      </w:r>
-    </w:p>
-    <w:p>
-      <w:pPr>
-        <w:pStyle w:val="311"/>
-        <w:numPr>
-          <w:ilvl w:val="0"/>
-          <w:numId w:val="47"/>
-        </w:numPr>
-        <w:tabs>
-          <w:tab w:val="left" w:pos="851"/>
-        </w:tabs>
-        <w:ind w:left="0" w:firstLine="567"/>
-        <w:jc w:val="both"/>
-        <w:rPr>
-          <w:lang w:val="ru-RU"/>
-        </w:rPr>
-      </w:pPr>
-      <w:r>
-        <w:rPr>
-          <w:lang w:val="ru-RU"/>
-        </w:rPr>
-        <w:t>отсутствия механических повреждений элементов управления;</w:t>
-      </w:r>
-    </w:p>
-    <w:p>
-      <w:pPr>
-        <w:pStyle w:val="311"/>
-        <w:numPr>
-          <w:ilvl w:val="0"/>
-          <w:numId w:val="47"/>
-        </w:numPr>
-        <w:tabs>
-          <w:tab w:val="left" w:pos="851"/>
-        </w:tabs>
-        <w:ind w:left="0" w:firstLine="567"/>
-        <w:jc w:val="both"/>
-        <w:rPr>
-          <w:lang w:val="ru-RU"/>
-        </w:rPr>
-      </w:pPr>
-      <w:r>
-        <w:rPr>
-          <w:lang w:val="ru-RU"/>
-        </w:rPr>
-        <w:t>соответствия типов, установленных в шкафу аппаратов заводской спецификации и проектной документации (производится только при новом включении устройства);</w:t>
-      </w:r>
-    </w:p>
-    <w:p>
-      <w:pPr>
-        <w:pStyle w:val="311"/>
-        <w:numPr>
-          <w:ilvl w:val="0"/>
-          <w:numId w:val="47"/>
-        </w:numPr>
-        <w:tabs>
-          <w:tab w:val="left" w:pos="851"/>
-        </w:tabs>
-        <w:ind w:left="0" w:firstLine="567"/>
-        <w:jc w:val="both"/>
-        <w:rPr>
-          <w:lang w:val="ru-RU"/>
-        </w:rPr>
-      </w:pPr>
-      <w:r>
-        <w:rPr>
-          <w:lang w:val="ru-RU"/>
-        </w:rPr>
-        <w:t>правильности выполнения концевых разделок контрольных кабелей, уплотнений проходных отверстий;</w:t>
-      </w:r>
-    </w:p>
-    <w:p>
-      <w:pPr>
-        <w:pStyle w:val="311"/>
-        <w:numPr>
-          <w:ilvl w:val="0"/>
-          <w:numId w:val="47"/>
-        </w:numPr>
-        <w:tabs>
-          <w:tab w:val="left" w:pos="851"/>
-        </w:tabs>
-        <w:ind w:left="0" w:firstLine="567"/>
-        <w:jc w:val="both"/>
-        <w:rPr>
-          <w:lang w:val="ru-RU"/>
-        </w:rPr>
-      </w:pPr>
-      <w:r>
-        <w:rPr>
-          <w:lang w:val="ru-RU"/>
-        </w:rPr>
-        <w:t>состояния уплотнений дверей шкаф</w:t>
-      </w:r>
-      <w:r>
-        <w:rPr>
-          <w:lang w:val="ru-RU"/>
-        </w:rPr>
-        <w:t>а</w:t>
-      </w:r>
-      <w:r>
-        <w:rPr>
-          <w:lang w:val="ru-RU"/>
-        </w:rPr>
-        <w:t>, кожухов, вторичных выводов трансформаторов тока и напряжения, кабельных вводов, крышек технологических отверстий и т.п.;</w:t>
-      </w:r>
-    </w:p>
-    <w:p>
-      <w:pPr>
-        <w:pStyle w:val="311"/>
-        <w:numPr>
-          <w:ilvl w:val="0"/>
-          <w:numId w:val="47"/>
-        </w:numPr>
-        <w:tabs>
-          <w:tab w:val="left" w:pos="851"/>
-        </w:tabs>
-        <w:ind w:left="0" w:firstLine="567"/>
-        <w:jc w:val="both"/>
-        <w:rPr>
-          <w:lang w:val="ru-RU"/>
-        </w:rPr>
-      </w:pPr>
-      <w:r>
-        <w:rPr>
-          <w:lang w:val="ru-RU"/>
-        </w:rPr>
-        <w:t>состояния и правильности выполнения заземлений цепей вторичных соединений и аппаратуры;</w:t>
-      </w:r>
-    </w:p>
-    <w:p>
-      <w:pPr>
-        <w:pStyle w:val="311"/>
-        <w:numPr>
-          <w:ilvl w:val="0"/>
-          <w:numId w:val="47"/>
-        </w:numPr>
-        <w:tabs>
-          <w:tab w:val="left" w:pos="851"/>
-        </w:tabs>
-        <w:ind w:left="0" w:firstLine="567"/>
-        <w:jc w:val="both"/>
-        <w:rPr>
-          <w:lang w:val="ru-RU"/>
-        </w:rPr>
-      </w:pPr>
-      <w:r>
-        <w:rPr>
-          <w:lang w:val="ru-RU"/>
-        </w:rPr>
-        <w:t>наличия и правильности надписей на элементах устройств и соответствие их функциональному назначению, наличие и правильность маркировки кабелей, жил кабелей и проводов.</w:t>
-      </w:r>
-    </w:p>
-    <w:p>
-      <w:pPr>
-        <w:pStyle w:val="311"/>
-        <w:jc w:val="both"/>
-        <w:rPr>
-          <w:lang w:val="ru-RU"/>
-        </w:rPr>
-      </w:pPr>
-      <w:r>
-        <w:rPr>
-          <w:lang w:val="ru-RU"/>
-        </w:rPr>
-        <w:t>Результат проверки: ___________________________________________________________________</w:t>
-      </w:r>
-    </w:p>
-    <w:p>
-      <w:pPr>
-        <w:pStyle w:val="12"/>
-      </w:pPr>
-      <w:bookmarkStart w:id="10" w:name="X0e50c966c55b2f6f4209c430f930650427220e2"/>
-      <w:bookmarkEnd w:id="9"/>
-      <w:r>
-        <w:t xml:space="preserve">Проверка конфигурирования и </w:t>
-      </w:r>
-      <w:proofErr w:type="spellStart"/>
-      <w:r>
-        <w:t>параметрирования</w:t>
-      </w:r>
-      <w:proofErr w:type="spellEnd"/>
-      <w:r>
-        <w:t xml:space="preserve"> </w:t>
-      </w:r>
-      <w:r>
-        <w:t>&lt;&lt;UNITS_GEN&gt;&gt;</w:t>
-      </w:r>
-    </w:p>
-    <w:p>
-      <w:pPr>
-        <w:pStyle w:val="311"/>
-        <w:jc w:val="both"/>
-        <w:rPr>
-          <w:lang w:val="ru-RU"/>
-        </w:rPr>
-      </w:pPr>
-      <w:r>
-        <w:rPr>
-          <w:lang w:val="ru-RU"/>
-        </w:rPr>
-        <w:t xml:space="preserve">С помощью ПО «ЮНИТ-СЕРВИС РЗА» загружены текущие настройки конфигурирования и </w:t>
-      </w:r>
-      <w:proofErr w:type="spellStart"/>
-      <w:r>
-        <w:rPr>
-          <w:lang w:val="ru-RU"/>
-        </w:rPr>
-        <w:t>параметрирования</w:t>
-      </w:r>
-      <w:proofErr w:type="spellEnd"/>
-      <w:r>
-        <w:rPr>
-          <w:lang w:val="ru-RU"/>
-        </w:rPr>
-        <w:t xml:space="preserve"> </w:t>
-      </w:r>
-      <w:r>
-        <w:rPr>
-          <w:lang w:val="ru-RU"/>
-        </w:rPr>
-        <w:t>&lt;&lt;UNITS_GEN&gt;&gt;</w:t>
-      </w:r>
-      <w:r>
-        <w:rPr>
-          <w:lang w:val="ru-RU"/>
-        </w:rPr>
-        <w:t xml:space="preserve"> (матрица входных и выходных сигналов, настройки светодиодов и функциональных клавиш, конфигураци</w:t>
-      </w:r>
-      <w:r>
-        <w:rPr>
-          <w:lang w:val="ru-RU"/>
-        </w:rPr>
-        <w:t>и</w:t>
-      </w:r>
-      <w:r>
-        <w:rPr>
-          <w:lang w:val="ru-RU"/>
-        </w:rPr>
-        <w:t xml:space="preserve"> </w:t>
-      </w:r>
-      <w:r>
-        <w:rPr>
-          <w:lang w:val="ru-RU"/>
-        </w:rPr>
-        <w:t>&lt;&lt;UNITS_GEN&gt;&gt;</w:t>
-      </w:r>
-      <w:r>
-        <w:rPr>
-          <w:lang w:val="ru-RU"/>
-        </w:rPr>
-        <w:t>, настройки регистрации) и произведено сравнение их с последними корректированными настройками.</w:t>
-      </w:r>
-    </w:p>
-    <w:p>
-      <w:pPr>
-        <w:pStyle w:val="311"/>
-        <w:jc w:val="both"/>
-        <w:rPr>
-          <w:lang w:val="ru-RU"/>
-        </w:rPr>
-      </w:pPr>
-      <w:bookmarkStart w:id="11" w:name="проверка-состояния-изоляции"/>
-      <w:bookmarkEnd w:id="10"/>
-      <w:r>
-        <w:rPr>
-          <w:lang w:val="ru-RU"/>
-        </w:rPr>
-        <w:t>Результат проверки: ___________________________________________________________________</w:t>
-      </w:r>
-    </w:p>
-    <w:p>
-      <w:pPr>
-        <w:pStyle w:val="12"/>
-      </w:pPr>
-      <w:r>
-        <w:t>Проверка состояния изоляции</w:t>
-      </w:r>
-    </w:p>
-    <w:p>
-      <w:pPr>
-        <w:pStyle w:val="22"/>
-      </w:pPr>
-      <w:bookmarkStart w:id="12" w:name="X9687952bc1d30db593d75bc5681b56e0d46ca55"/>
-      <w:r>
-        <w:t xml:space="preserve">Измерение сопротивления изоляции </w:t>
-      </w:r>
-      <w:r>
-        <w:t>&lt;&lt;UNITS_GEN&gt;&gt;</w:t>
-      </w:r>
-    </w:p>
-    <w:p>
-      <w:pPr>
-        <w:pStyle w:val="311"/>
-        <w:jc w:val="both"/>
-      </w:pPr>
-      <w:r>
-        <w:rPr>
-          <w:lang w:val="ru-RU"/>
-        </w:rPr>
-        <w:t xml:space="preserve">Произведено измерение сопротивления изоляции всех групп цепей относительно корпуса устройства и между собой </w:t>
-      </w:r>
-      <w:proofErr w:type="spellStart"/>
-      <w:r>
-        <w:rPr>
-          <w:lang w:val="ru-RU"/>
-        </w:rPr>
-        <w:t>мегаомметром</w:t>
-      </w:r>
-      <w:proofErr w:type="spellEnd"/>
-      <w:r>
-        <w:rPr>
-          <w:lang w:val="ru-RU"/>
-        </w:rPr>
-        <w:t xml:space="preserve"> с номинальным напряжением 1000 В. Результаты измерений занесены </w:t>
-      </w:r>
-      <w:r>
-        <w:t>&lt;&lt;REFS_INSUL_UNIT&gt;&gt;</w:t>
-      </w:r>
-      <w:r>
-        <w:rPr>
-          <w:lang w:val="ru-RU"/>
-        </w:rPr>
-        <w:t>. Норма сопротивления изоляции - не менее 100 МОм.</w:t>
-      </w:r>
-    </w:p>
-    <w:p>
-      <w:pPr>
-        <w:pStyle w:val="afffffff9"/>
-      </w:pPr>
-      <w:bookmarkStart w:id="13" w:name="tbl:table71"/>
-      <w:r>
-        <w:t>Таблица 7.1</w:t>
-      </w:r>
-      <w:r>
-        <w:t xml:space="preserve"> – </w:t>
-      </w:r>
-      <w:r>
-        <w:t>Проверка сопротивления изоляции цепей</w:t>
-      </w:r>
-      <w:r>
-        <w:t xml:space="preserve"> </w:t>
-      </w:r>
-      <w:r>
-        <w:t>&lt;&lt;REPEAT_INSUL_UNIT&gt;&gt;</w:t>
-      </w:r>
-    </w:p>
-    <w:tbl>
-      <w:tblPr>
-        <w:tblStyle w:val="Table"/>
-        <w:tblW w:w="5000" w:type="pct"/>
-        <w:tblLayout w:type="fixed"/>
-        <w:tblLook w:val="0020" w:firstRow="1" w:lastRow="0" w:firstColumn="0" w:lastColumn="0" w:noHBand="0" w:noVBand="0"/>
-        <w:tblCaption w:val="Таблица 7.1. Проверка сопротивления изоляции цепей"/>
-      </w:tblPr>
-      <w:tblGrid>
-        <w:gridCol w:w="1367"/>
-        <w:gridCol w:w="6039"/>
-        <w:gridCol w:w="2506"/>
-      </w:tblGrid>
-      <w:tr>
-        <w:trPr>
-          <w:cnfStyle w:val="100000000000" w:firstRow="1" w:lastRow="0" w:firstColumn="0" w:lastColumn="0" w:oddVBand="0" w:evenVBand="0" w:oddHBand="0" w:evenHBand="0" w:firstRowFirstColumn="0" w:firstRowLastColumn="0" w:lastRowFirstColumn="0" w:lastRowLastColumn="0"/>
-          <w:tblHeader/>
-        </w:trPr>
-        <w:tc>
-          <w:tcPr>
-            <w:tcW w:w="1367" w:type="dxa"/>
-          </w:tcPr>
-          <w:p>
-            <w:pPr>
-              <w:pStyle w:val="afff1"/>
-            </w:pPr>
-            <w:r>
-              <w:t>Группа №</w:t>
-            </w:r>
-          </w:p>
-        </w:tc>
-        <w:tc>
-          <w:tcPr>
-            <w:tcW w:w="6039" w:type="dxa"/>
-          </w:tcPr>
-          <w:p>
-            <w:pPr>
-              <w:pStyle w:val="afff1"/>
-            </w:pPr>
-            <w:r>
-              <w:t>Наименование цепи</w:t>
-            </w:r>
-          </w:p>
-        </w:tc>
-        <w:tc>
-          <w:tcPr>
-            <w:tcW w:w="2506" w:type="dxa"/>
-          </w:tcPr>
-          <w:p>
-            <w:pPr>
-              <w:pStyle w:val="afff1"/>
-            </w:pPr>
-            <w:r>
-              <w:t>Сопротивление, МОм</w:t>
-            </w:r>
-          </w:p>
-        </w:tc>
-      </w:tr>
-      <w:tr>
-        <w:tc>
-          <w:tcPr>
-            <w:tcW w:w="1367" w:type="dxa"/>
-          </w:tcPr>
-          <w:p>
-            <w:pPr>
-              <w:pStyle w:val="afff1"/>
-            </w:pPr>
-            <w:r>
-              <w:t>1</w:t>
-            </w:r>
-          </w:p>
-        </w:tc>
-        <w:tc>
-          <w:tcPr>
-            <w:tcW w:w="6039" w:type="dxa"/>
-          </w:tcPr>
-          <w:p>
-            <w:pPr>
-              <w:pStyle w:val="afff1"/>
-            </w:pPr>
-            <w:r>
-              <w:t>Цепи переменного тока</w:t>
-            </w:r>
-          </w:p>
-        </w:tc>
-        <w:tc>
-          <w:tcPr>
-            <w:tcW w:w="2506" w:type="dxa"/>
-          </w:tcPr>
-          <w:p>
-            <w:pPr>
-              <w:pStyle w:val="afff1"/>
-            </w:pPr>
-          </w:p>
-        </w:tc>
-      </w:tr>
-      <w:tr>
-        <w:tc>
-          <w:tcPr>
-            <w:tcW w:w="1367" w:type="dxa"/>
-          </w:tcPr>
-          <w:p>
-            <w:pPr>
-              <w:pStyle w:val="afff1"/>
-            </w:pPr>
-            <w:r>
-              <w:lastRenderedPageBreak/>
-              <w:t>2</w:t>
-            </w:r>
-          </w:p>
-        </w:tc>
-        <w:tc>
-          <w:tcPr>
-            <w:tcW w:w="6039" w:type="dxa"/>
-          </w:tcPr>
-          <w:p>
-            <w:pPr>
-              <w:pStyle w:val="afff1"/>
-            </w:pPr>
-            <w:r>
-              <w:t>Цепи питания оперативным током</w:t>
-            </w:r>
-          </w:p>
-        </w:tc>
-        <w:tc>
-          <w:tcPr>
-            <w:tcW w:w="2506" w:type="dxa"/>
-          </w:tcPr>
-          <w:p>
-            <w:pPr>
-              <w:pStyle w:val="afff1"/>
-            </w:pPr>
-          </w:p>
-        </w:tc>
-      </w:tr>
-      <w:tr>
-        <w:tc>
-          <w:tcPr>
-            <w:tcW w:w="1367" w:type="dxa"/>
-          </w:tcPr>
-          <w:p>
-            <w:pPr>
-              <w:pStyle w:val="afff1"/>
-            </w:pPr>
-            <w:r>
-              <w:t>3</w:t>
-            </w:r>
-          </w:p>
-        </w:tc>
-        <w:tc>
-          <w:tcPr>
-            <w:tcW w:w="6039" w:type="dxa"/>
-          </w:tcPr>
-          <w:p>
-            <w:pPr>
-              <w:pStyle w:val="afff1"/>
-            </w:pPr>
-            <w:r>
-              <w:t>Цепи выходных реле</w:t>
-            </w:r>
-          </w:p>
-        </w:tc>
-        <w:tc>
-          <w:tcPr>
-            <w:tcW w:w="2506" w:type="dxa"/>
-          </w:tcPr>
-          <w:p>
-            <w:pPr>
-              <w:pStyle w:val="afff1"/>
-            </w:pPr>
-          </w:p>
-        </w:tc>
-      </w:tr>
-      <w:tr>
-        <w:tc>
-          <w:tcPr>
-            <w:tcW w:w="1367" w:type="dxa"/>
-          </w:tcPr>
-          <w:p>
-            <w:pPr>
-              <w:pStyle w:val="afff1"/>
-            </w:pPr>
-            <w:r>
-              <w:t>4</w:t>
-            </w:r>
-          </w:p>
-        </w:tc>
-        <w:tc>
-          <w:tcPr>
-            <w:tcW w:w="6039" w:type="dxa"/>
-          </w:tcPr>
-          <w:p>
-            <w:pPr>
-              <w:pStyle w:val="afff1"/>
-            </w:pPr>
-            <w:r>
-              <w:t>Выходные цепи дискретных сигналов от выходных реле</w:t>
-            </w:r>
-          </w:p>
-        </w:tc>
-        <w:tc>
-          <w:tcPr>
-            <w:tcW w:w="2506" w:type="dxa"/>
-          </w:tcPr>
-          <w:p>
-            <w:pPr>
-              <w:pStyle w:val="afff1"/>
-            </w:pPr>
-          </w:p>
-        </w:tc>
-      </w:tr>
-      <w:tr>
-        <w:tc>
-          <w:tcPr>
-            <w:tcW w:w="1367" w:type="dxa"/>
-          </w:tcPr>
-          <w:p>
-            <w:pPr>
-              <w:pStyle w:val="afff1"/>
-            </w:pPr>
-            <w:r>
-              <w:t>5</w:t>
-            </w:r>
-          </w:p>
-        </w:tc>
-        <w:tc>
-          <w:tcPr>
-            <w:tcW w:w="6039" w:type="dxa"/>
-          </w:tcPr>
-          <w:p>
-            <w:pPr>
-              <w:pStyle w:val="afff1"/>
-            </w:pPr>
-            <w:r>
-              <w:t>Цепи сигнализации</w:t>
-            </w:r>
-          </w:p>
-        </w:tc>
-        <w:tc>
-          <w:tcPr>
-            <w:tcW w:w="2506" w:type="dxa"/>
-          </w:tcPr>
-          <w:p>
-            <w:pPr>
-              <w:pStyle w:val="afff1"/>
-            </w:pPr>
-          </w:p>
-        </w:tc>
-      </w:tr>
-    </w:tbl>
-    <w:p>
-      <w:pPr>
-        <w:pStyle w:val="311"/>
-        <w:jc w:val="both"/>
-        <w:rPr>
-          <w:lang w:val="ru-RU"/>
-        </w:rPr>
-      </w:pPr>
-      <w:bookmarkStart w:id="14" w:name="Xfe84b6805b603ed1e9a2c84fcd68ec5c091cc8c"/>
-      <w:bookmarkEnd w:id="11"/>
-      <w:bookmarkEnd w:id="12"/>
-      <w:r>
-        <w:rPr>
-          <w:lang w:val="ru-RU"/>
-        </w:rPr>
-        <w:t>Результат проверки: ___________________________________________________________________</w:t>
-      </w:r>
-    </w:p>
-    <w:p>
-      <w:pPr>
-        <w:pStyle w:val="22"/>
-      </w:pPr>
-      <w:r>
-        <w:t>Измерение сопротивления изоляции шкафа с подключенными внешними цепями</w:t>
-      </w:r>
-    </w:p>
-    <w:p>
-      <w:pPr>
-        <w:pStyle w:val="311"/>
-        <w:jc w:val="both"/>
-        <w:rPr>
-          <w:lang w:val="ru-RU"/>
-        </w:rPr>
-      </w:pPr>
-      <w:r>
-        <w:rPr>
-          <w:lang w:val="ru-RU"/>
-        </w:rPr>
-        <w:t xml:space="preserve">Произведено измерение сопротивления изоляции всех групп цепей относительно шкафа со всеми подключенными внешними кабельными связями и между собой </w:t>
-      </w:r>
-      <w:proofErr w:type="spellStart"/>
-      <w:r>
-        <w:rPr>
-          <w:lang w:val="ru-RU"/>
-        </w:rPr>
-        <w:t>мегаомметром</w:t>
-      </w:r>
-      <w:proofErr w:type="spellEnd"/>
-      <w:r>
-        <w:rPr>
-          <w:lang w:val="ru-RU"/>
-        </w:rPr>
-        <w:t xml:space="preserve"> с номинальным напряжением 1000 В. Результаты измерений занесены </w:t>
-      </w:r>
-      <w:r>
-        <w:rPr>
-          <w:lang w:val="ru-RU"/>
-        </w:rPr>
-        <w:t>&lt;&lt;REFS_INSUL_CAB&gt;&gt;</w:t>
-      </w:r>
-      <w:r>
-        <w:rPr>
-          <w:lang w:val="ru-RU"/>
-        </w:rPr>
-        <w:t>. Норма сопротивления изоляции - не менее 1 МОм.</w:t>
-      </w:r>
-    </w:p>
-    <w:p>
-      <w:pPr>
-        <w:pStyle w:val="afffffff9"/>
-      </w:pPr>
-      <w:bookmarkStart w:id="15" w:name="tbl:table72"/>
-      <w:r>
-        <w:t>Таблица 7.2</w:t>
-      </w:r>
-      <w:r>
-        <w:t xml:space="preserve"> – </w:t>
-      </w:r>
-      <w:r>
-        <w:t>Проверка сопротивления изоляции цепей</w:t>
-      </w:r>
-    </w:p>
-    <w:tbl>
-      <w:tblPr>
-        <w:tblStyle w:val="Table"/>
-        <w:tblW w:w="5000" w:type="pct"/>
-        <w:tblLayout w:type="fixed"/>
-        <w:tblLook w:val="0020" w:firstRow="1" w:lastRow="0" w:firstColumn="0" w:lastColumn="0" w:noHBand="0" w:noVBand="0"/>
-        <w:tblCaption w:val="Таблица 7.2. Проверка сопротивления изоляции цепей"/>
-      </w:tblPr>
-      <w:tblGrid>
-        <w:gridCol w:w="1367"/>
-        <w:gridCol w:w="6039"/>
-        <w:gridCol w:w="2506"/>
-      </w:tblGrid>
-      <w:tr>
-        <w:trPr>
-          <w:cnfStyle w:val="100000000000" w:firstRow="1" w:lastRow="0" w:firstColumn="0" w:lastColumn="0" w:oddVBand="0" w:evenVBand="0" w:oddHBand="0" w:evenHBand="0" w:firstRowFirstColumn="0" w:firstRowLastColumn="0" w:lastRowFirstColumn="0" w:lastRowLastColumn="0"/>
-          <w:tblHeader/>
-        </w:trPr>
-        <w:tc>
-          <w:tcPr>
-            <w:tcW w:w="1092" w:type="dxa"/>
-          </w:tcPr>
-          <w:p>
-            <w:pPr>
-              <w:pStyle w:val="afff1"/>
-            </w:pPr>
-            <w:r>
-              <w:t>Группа №</w:t>
-            </w:r>
-          </w:p>
-        </w:tc>
-        <w:tc>
-          <w:tcPr>
-            <w:tcW w:w="4824" w:type="dxa"/>
-          </w:tcPr>
-          <w:p>
-            <w:pPr>
-              <w:pStyle w:val="afff1"/>
-            </w:pPr>
-            <w:r>
-              <w:t>Наименование цепи</w:t>
-            </w:r>
-          </w:p>
-        </w:tc>
-        <w:tc>
-          <w:tcPr>
-            <w:tcW w:w="2002" w:type="dxa"/>
-          </w:tcPr>
-          <w:p>
-            <w:pPr>
-              <w:pStyle w:val="afff1"/>
-            </w:pPr>
-            <w:r>
-              <w:t>Сопротивление, МОм</w:t>
-            </w:r>
-          </w:p>
-        </w:tc>
-      </w:tr>
-      <w:tr>
-        <w:tc>
-          <w:tcPr>
-            <w:tcW w:w="1092" w:type="dxa"/>
-          </w:tcPr>
-          <w:p>
-            <w:pPr>
-              <w:pStyle w:val="afff1"/>
-            </w:pPr>
-            <w:r>
-              <w:t>1</w:t>
-            </w:r>
-          </w:p>
-        </w:tc>
-        <w:tc>
-          <w:tcPr>
-            <w:tcW w:w="4824" w:type="dxa"/>
-          </w:tcPr>
-          <w:p>
-            <w:pPr>
-              <w:pStyle w:val="afff1"/>
-            </w:pPr>
-            <w:r>
-              <w:t>Цепи переменного тока</w:t>
-            </w:r>
-          </w:p>
-        </w:tc>
-        <w:tc>
-          <w:tcPr>
-            <w:tcW w:w="2002" w:type="dxa"/>
-          </w:tcPr>
-          <w:p>
-            <w:pPr>
-              <w:pStyle w:val="afff1"/>
-            </w:pPr>
-          </w:p>
-        </w:tc>
-      </w:tr>
-      <w:tr>
-        <w:tc>
-          <w:tcPr>
-            <w:tcW w:w="1092" w:type="dxa"/>
-          </w:tcPr>
-          <w:p>
-            <w:pPr>
-              <w:pStyle w:val="afff1"/>
-            </w:pPr>
-            <w:r>
-              <w:t>2</w:t>
-            </w:r>
-          </w:p>
-        </w:tc>
-        <w:tc>
-          <w:tcPr>
-            <w:tcW w:w="4824" w:type="dxa"/>
-          </w:tcPr>
-          <w:p>
-            <w:pPr>
-              <w:pStyle w:val="afff1"/>
-            </w:pPr>
-            <w:r>
-              <w:t>Цепи питания оперативным током</w:t>
-            </w:r>
-          </w:p>
-        </w:tc>
-        <w:tc>
-          <w:tcPr>
-            <w:tcW w:w="2002" w:type="dxa"/>
-          </w:tcPr>
-          <w:p>
-            <w:pPr>
-              <w:pStyle w:val="afff1"/>
-            </w:pPr>
-          </w:p>
-        </w:tc>
-      </w:tr>
-      <w:tr>
-        <w:tc>
-          <w:tcPr>
-            <w:tcW w:w="1092" w:type="dxa"/>
-          </w:tcPr>
-          <w:p>
-            <w:pPr>
-              <w:pStyle w:val="afff1"/>
-            </w:pPr>
-            <w:r>
-              <w:t>3</w:t>
-            </w:r>
-          </w:p>
-        </w:tc>
-        <w:tc>
-          <w:tcPr>
-            <w:tcW w:w="4824" w:type="dxa"/>
-          </w:tcPr>
-          <w:p>
-            <w:pPr>
-              <w:pStyle w:val="afff1"/>
-            </w:pPr>
-            <w:r>
-              <w:t>Цепи выходных реле</w:t>
-            </w:r>
-          </w:p>
-        </w:tc>
-        <w:tc>
-          <w:tcPr>
-            <w:tcW w:w="2002" w:type="dxa"/>
-          </w:tcPr>
-          <w:p>
-            <w:pPr>
-              <w:pStyle w:val="afff1"/>
-            </w:pPr>
-          </w:p>
-        </w:tc>
-      </w:tr>
-      <w:tr>
-        <w:tc>
-          <w:tcPr>
-            <w:tcW w:w="1092" w:type="dxa"/>
-          </w:tcPr>
-          <w:p>
-            <w:pPr>
-              <w:pStyle w:val="afff1"/>
-            </w:pPr>
-            <w:r>
-              <w:t>4</w:t>
-            </w:r>
-          </w:p>
-        </w:tc>
-        <w:tc>
-          <w:tcPr>
-            <w:tcW w:w="4824" w:type="dxa"/>
-          </w:tcPr>
-          <w:p>
-            <w:pPr>
-              <w:pStyle w:val="afff1"/>
-            </w:pPr>
-            <w:r>
-              <w:t>Выходные цепи дискретных сигналов от выходных реле</w:t>
-            </w:r>
-          </w:p>
-        </w:tc>
-        <w:tc>
-          <w:tcPr>
-            <w:tcW w:w="2002" w:type="dxa"/>
-          </w:tcPr>
-          <w:p>
-            <w:pPr>
-              <w:pStyle w:val="afff1"/>
-            </w:pPr>
-          </w:p>
-        </w:tc>
-      </w:tr>
-      <w:tr>
-        <w:tc>
-          <w:tcPr>
-            <w:tcW w:w="1092" w:type="dxa"/>
-          </w:tcPr>
-          <w:p>
-            <w:pPr>
-              <w:pStyle w:val="afff1"/>
-            </w:pPr>
-            <w:r>
-              <w:t>5</w:t>
-            </w:r>
-          </w:p>
-        </w:tc>
-        <w:tc>
-          <w:tcPr>
-            <w:tcW w:w="4824" w:type="dxa"/>
-          </w:tcPr>
-          <w:p>
-            <w:pPr>
-              <w:pStyle w:val="afff1"/>
-            </w:pPr>
-            <w:r>
-              <w:t>Цепи сигнализации</w:t>
-            </w:r>
-          </w:p>
-        </w:tc>
-        <w:tc>
-          <w:tcPr>
-            <w:tcW w:w="2002" w:type="dxa"/>
-          </w:tcPr>
-          <w:p>
-            <w:pPr>
-              <w:pStyle w:val="afff1"/>
-            </w:pPr>
-          </w:p>
-        </w:tc>
-      </w:tr>
-    </w:tbl>
-    <w:p>
-      <w:pPr>
-        <w:pStyle w:val="12"/>
-      </w:pPr>
-      <w:bookmarkStart w:id="16" w:name="X242d87850b64568d08d7180295cac2ddaededb8"/>
-      <w:bookmarkEnd w:id="13"/>
-      <w:bookmarkEnd w:id="14"/>
-      <w:bookmarkEnd w:id="15"/>
-      <w:r>
-        <w:t>Проверка на соответствие проектным решениям</w:t>
-      </w:r>
-    </w:p>
-    <w:p>
-      <w:pPr>
-        <w:pStyle w:val="311"/>
-        <w:jc w:val="both"/>
-        <w:rPr>
-          <w:lang w:val="ru-RU"/>
-        </w:rPr>
-      </w:pPr>
-      <w:r>
-        <w:rPr>
-          <w:lang w:val="ru-RU"/>
-        </w:rPr>
-        <w:t xml:space="preserve">Произведен анализ принципиальных схем, задания на настройку </w:t>
-      </w:r>
-      <w:r>
-        <w:rPr>
-          <w:lang w:val="ru-RU"/>
-        </w:rPr>
-        <w:t>&lt;&lt;UNITS_GEN&gt;&gt;</w:t>
-      </w:r>
-      <w:r>
-        <w:rPr>
-          <w:lang w:val="ru-RU"/>
-        </w:rPr>
-        <w:t xml:space="preserve"> РЗА на соответствие принятым проектным решениям и техническим характеристикам (функциям) устройства.</w:t>
-      </w:r>
-    </w:p>
-    <w:p>
-      <w:pPr>
-        <w:pStyle w:val="311"/>
-        <w:jc w:val="both"/>
-        <w:rPr>
-          <w:lang w:val="ru-RU"/>
-        </w:rPr>
-      </w:pPr>
-      <w:bookmarkStart w:id="17" w:name="X85ae948ceebeeb232a023f43459d7364299701d"/>
-      <w:bookmarkEnd w:id="16"/>
-      <w:r>
-        <w:rPr>
-          <w:lang w:val="ru-RU"/>
-        </w:rPr>
-        <w:t>Результат проверки: ___________________________________________________________________</w:t>
-      </w:r>
-    </w:p>
-    <w:p>
-      <w:pPr>
-        <w:pStyle w:val="12"/>
-      </w:pPr>
-      <w:r>
-        <w:t>Задание требуемой конфигурации, уставок и режимов работы (</w:t>
-      </w:r>
-      <w:proofErr w:type="spellStart"/>
-      <w:r>
-        <w:t>параметрирование</w:t>
-      </w:r>
-      <w:proofErr w:type="spellEnd"/>
-      <w:r>
-        <w:t xml:space="preserve">) </w:t>
-      </w:r>
-      <w:r>
-        <w:t>&lt;&lt;UNITS_GEN&gt;&gt;</w:t>
-      </w:r>
-    </w:p>
-    <w:p>
-      <w:pPr>
-        <w:pStyle w:val="311"/>
-        <w:jc w:val="both"/>
-        <w:rPr>
-          <w:lang w:val="ru-RU"/>
-        </w:rPr>
-      </w:pPr>
-      <w:r>
-        <w:rPr>
-          <w:lang w:val="ru-RU"/>
-        </w:rPr>
-        <w:t xml:space="preserve">С помощью ПО «ЮНИТ-СЕРВИС РЗА» загружены проектные настройки конфигурирования и </w:t>
-      </w:r>
-      <w:proofErr w:type="spellStart"/>
-      <w:r>
-        <w:rPr>
-          <w:lang w:val="ru-RU"/>
-        </w:rPr>
-        <w:t>параметрирования</w:t>
-      </w:r>
-      <w:proofErr w:type="spellEnd"/>
-      <w:r>
-        <w:rPr>
-          <w:lang w:val="ru-RU"/>
-        </w:rPr>
-        <w:t xml:space="preserve"> </w:t>
-      </w:r>
-      <w:r>
-        <w:rPr>
-          <w:lang w:val="ru-RU"/>
-        </w:rPr>
-        <w:t>&lt;&lt;UNITS_GEN&gt;&gt;</w:t>
-      </w:r>
-      <w:r>
-        <w:rPr>
-          <w:lang w:val="ru-RU"/>
-        </w:rPr>
-        <w:t xml:space="preserve"> (матрица входных и выходных сигналов, настройки светодиодов и функциональных клавиш, конфигураци</w:t>
-      </w:r>
-      <w:r>
-        <w:rPr>
-          <w:lang w:val="ru-RU"/>
-        </w:rPr>
-        <w:t>и</w:t>
-      </w:r>
-      <w:r>
-        <w:rPr>
-          <w:lang w:val="ru-RU"/>
-        </w:rPr>
-        <w:t xml:space="preserve"> устройств, настройки регистрации).</w:t>
-      </w:r>
-    </w:p>
-    <w:p>
-      <w:pPr>
-        <w:pStyle w:val="311"/>
-        <w:rPr>
-          <w:lang w:val="ru-RU"/>
-        </w:rPr>
-      </w:pPr>
-      <w:r>
-        <w:rPr>
-          <w:lang w:val="ru-RU"/>
-        </w:rPr>
-        <w:t xml:space="preserve">Конфигурация и уставки </w:t>
-      </w:r>
-      <w:r>
-        <w:rPr>
-          <w:lang w:val="ru-RU"/>
-        </w:rPr>
-        <w:t>&lt;&lt;UNITS_GEN&gt;&gt;</w:t>
-      </w:r>
-      <w:r>
-        <w:rPr>
-          <w:lang w:val="ru-RU"/>
-        </w:rPr>
-        <w:t xml:space="preserve"> соответствуют проектным</w:t>
-      </w:r>
-      <w:proofErr w:type="gramStart"/>
-      <w:r>
-        <w:rPr>
-          <w:lang w:val="ru-RU"/>
-        </w:rPr>
-        <w:t>: Да</w:t>
-      </w:r>
-      <w:proofErr w:type="gramEnd"/>
-      <w:r>
-        <w:rPr>
-          <w:lang w:val="ru-RU"/>
-        </w:rPr>
-        <w:t xml:space="preserve"> / Нет</w:t>
-      </w:r>
-      <w:bookmarkEnd w:id="17"/>
+      </w:pPr>
     </w:p>
     <w:sectPr>
+      <w:headerReference w:type="default" r:id="rId14"/>
+      <w:footerReference w:type="default" r:id="rId15"/>
       <w:pgSz w:w="11907" w:h="16839" w:code="9"/>
       <w:pgMar w:top="567" w:right="567" w:bottom="567" w:left="1418" w:header="227" w:footer="227" w:gutter="0"/>
       <w:cols w:space="708"/>

--- a/templates/title_page.docx
+++ b/templates/title_page.docx
@@ -730,15 +730,7 @@
         <w:t>«</w:t>
       </w:r>
       <w:r>
-        <w:t xml:space="preserve">Программное обеспечение мониторинга и </w:t>
-      </w:r>
-      <w:proofErr w:type="spellStart"/>
-      <w:r>
-        <w:t>параметрирования</w:t>
-      </w:r>
-      <w:proofErr w:type="spellEnd"/>
-      <w:r>
-        <w:t xml:space="preserve"> «ЮНИТ-СЕРВИС</w:t>
+        <w:t>Программное обеспечение мониторинга и параметрирования «ЮНИТ-СЕРВИС</w:t>
       </w:r>
       <w:r>
         <w:t>-</w:t>
@@ -897,21 +889,60 @@
         <w:t> </w:t>
       </w:r>
       <w:r>
-        <w:t>1.</w:t>
+        <w:fldChar w:fldCharType="begin"/>
+      </w:r>
+      <w:r>
+        <w:instrText xml:space="preserve"> REF tbl1 \h </w:instrText>
+      </w:r>
+      <w:r>
+        <w:fldChar w:fldCharType="separate"/>
+      </w:r>
+      <w:r>
+        <w:rPr>
+          <w:noProof/>
+        </w:rPr>
+        <w:t>1</w:t>
+      </w:r>
+      <w:r>
+        <w:fldChar w:fldCharType="end"/>
+      </w:r>
+      <w:r>
+        <w:t>.</w:t>
       </w:r>
     </w:p>
     <w:p>
       <w:pPr>
-        <w:pStyle w:val="a7"/>
-        <w:numPr>
-          <w:ilvl w:val="0"/>
-          <w:numId w:val="0"/>
-        </w:numPr>
-        <w:ind w:right="284"/>
-      </w:pPr>
+        <w:pStyle w:val="afffa"/>
+        <w:keepNext/>
+      </w:pPr>
+      <w:bookmarkStart w:id="0" w:name="_Ref241065843"/>
       <w:r>
         <w:lastRenderedPageBreak/>
-        <w:t>Таблица 1 - Периодичность ТО</w:t>
+        <w:t xml:space="preserve">Таблица </w:t>
+      </w:r>
+      <w:bookmarkStart w:id="1" w:name="tbl1"/>
+      <w:r>
+        <w:fldChar w:fldCharType="begin"/>
+      </w:r>
+      <w:r>
+        <w:instrText xml:space="preserve"> SEQ Таблица \* ARABIC </w:instrText>
+      </w:r>
+      <w:r>
+        <w:fldChar w:fldCharType="separate"/>
+      </w:r>
+      <w:r>
+        <w:rPr>
+          <w:noProof/>
+        </w:rPr>
+        <w:t>1</w:t>
+      </w:r>
+      <w:r>
+        <w:fldChar w:fldCharType="end"/>
+      </w:r>
+      <w:bookmarkEnd w:id="0"/>
+      <w:bookmarkEnd w:id="1"/>
+      <w:r>
+        <w:t xml:space="preserve"> – Периодичность ТО</w:t>
       </w:r>
     </w:p>
     <w:tbl>
@@ -2420,25 +2451,60 @@
         <w:t> </w:t>
       </w:r>
       <w:r>
-        <w:t>2.</w:t>
+        <w:fldChar w:fldCharType="begin"/>
+      </w:r>
+      <w:r>
+        <w:instrText xml:space="preserve"> REF tbl2 \h </w:instrText>
+      </w:r>
+      <w:r>
+        <w:fldChar w:fldCharType="separate"/>
+      </w:r>
+      <w:r>
+        <w:rPr>
+          <w:noProof/>
+        </w:rPr>
+        <w:t>2</w:t>
+      </w:r>
+      <w:r>
+        <w:fldChar w:fldCharType="end"/>
+      </w:r>
+      <w:r>
+        <w:t>.</w:t>
       </w:r>
     </w:p>
     <w:p>
       <w:pPr>
-        <w:pStyle w:val="a7"/>
-        <w:numPr>
-          <w:ilvl w:val="0"/>
-          <w:numId w:val="0"/>
-        </w:numPr>
-        <w:ind w:right="284"/>
+        <w:pStyle w:val="afffa"/>
+        <w:keepNext/>
+      </w:pPr>
+      <w:bookmarkStart w:id="2" w:name="_Ref241065792"/>
+      <w:r>
+        <w:t xml:space="preserve">Таблица </w:t>
+      </w:r>
+      <w:bookmarkStart w:id="3" w:name="tbl2"/>
+      <w:r>
+        <w:fldChar w:fldCharType="begin"/>
+      </w:r>
+      <w:r>
+        <w:instrText xml:space="preserve"> SEQ Таблица \* ARABIC </w:instrText>
+      </w:r>
+      <w:r>
+        <w:fldChar w:fldCharType="separate"/>
+      </w:r>
+      <w:r>
         <w:rPr>
-          <w:szCs w:val="24"/>
-          <w:u w:val="single"/>
+          <w:noProof/>
         </w:rPr>
-      </w:pPr>
-      <w:r>
-        <w:t>Таблица 2 – Вид технического обслуживания устройства (шкафа) по разделам</w:t>
-      </w:r>
+        <w:t>2</w:t>
+      </w:r>
+      <w:r>
+        <w:fldChar w:fldCharType="end"/>
+      </w:r>
+      <w:bookmarkEnd w:id="3"/>
+      <w:r>
+        <w:t xml:space="preserve"> – Вид технического обслуживания устройства (шкафа) по разделам</w:t>
+      </w:r>
+      <w:bookmarkEnd w:id="2"/>
     </w:p>
     <w:tbl>
       <w:tblPr>
@@ -4304,9 +4370,10 @@
       </w:r>
       <w:r>
         <w:rPr>
+          <w:noProof/>
           <w:lang w:val="ru-RU"/>
         </w:rPr>
-        <w:instrText>15</w:instrText>
+        <w:instrText>1</w:instrText>
       </w:r>
       <w:r>
         <w:rPr>
@@ -4340,6 +4407,7 @@
       </w:r>
       <w:r>
         <w:rPr>
+          <w:noProof/>
           <w:lang w:val="ru-RU"/>
         </w:rPr>
         <w:instrText>0</w:instrText>
@@ -4364,9 +4432,10 @@
       </w:r>
       <w:r>
         <w:rPr>
+          <w:noProof/>
           <w:lang w:val="ru-RU"/>
         </w:rPr>
-        <w:instrText>15</w:instrText>
+        <w:instrText>1</w:instrText>
       </w:r>
       <w:r>
         <w:rPr>
@@ -4395,16 +4464,26 @@
     </w:p>
     <w:p>
       <w:pPr>
-        <w:pStyle w:val="13"/>
-      </w:pPr>
-      <w:r>
+        <w:pStyle w:val="16"/>
         <w:rPr>
-          <w:b/>
-          <w:bCs/>
-          <w:caps/>
-          <w:noProof/>
+          <w:rFonts w:asciiTheme="minorHAnsi" w:eastAsiaTheme="minorEastAsia" w:hAnsiTheme="minorHAnsi" w:cstheme="minorBidi"/>
+          <w:b w:val="0"/>
+          <w:bCs w:val="0"/>
+          <w:caps w:val="0"/>
           <w:snapToGrid/>
-          <w:color w:val="365F91" w:themeColor="accent1" w:themeShade="BF"/>
+          <w:color w:val="auto"/>
+          <w:kern w:val="2"/>
+          <w:sz w:val="24"/>
+          <w:szCs w:val="24"/>
+          <w14:ligatures w14:val="standardContextual"/>
+        </w:rPr>
+      </w:pPr>
+      <w:r>
+        <w:rPr>
+          <w:b w:val="0"/>
+          <w:bCs w:val="0"/>
+          <w:caps w:val="0"/>
+          <w:snapToGrid/>
           <w:szCs w:val="24"/>
           <w:u w:val="single"/>
         </w:rPr>
@@ -4412,12 +4491,7 @@
       </w:r>
       <w:r>
         <w:rPr>
-          <w:b/>
-          <w:bCs/>
-          <w:caps/>
-          <w:noProof/>
           <w:snapToGrid/>
-          <w:color w:val="365F91" w:themeColor="accent1" w:themeShade="BF"/>
           <w:szCs w:val="24"/>
           <w:u w:val="single"/>
         </w:rPr>
@@ -4425,28 +4499,873 @@
       </w:r>
       <w:r>
         <w:rPr>
-          <w:b/>
-          <w:bCs/>
-          <w:caps/>
-          <w:noProof/>
+          <w:b w:val="0"/>
+          <w:bCs w:val="0"/>
+          <w:caps w:val="0"/>
           <w:snapToGrid/>
-          <w:color w:val="365F91" w:themeColor="accent1" w:themeShade="BF"/>
           <w:szCs w:val="24"/>
           <w:u w:val="single"/>
         </w:rPr>
         <w:fldChar w:fldCharType="separate"/>
       </w:r>
-      <w:r>
+      <w:hyperlink w:anchor="_Toc241066902" w:history="1">
+        <w:r>
+          <w:rPr>
+            <w:rStyle w:val="afff4"/>
+          </w:rPr>
+          <w:t>1</w:t>
+        </w:r>
+        <w:r>
+          <w:rPr>
+            <w:rFonts w:asciiTheme="minorHAnsi" w:eastAsiaTheme="minorEastAsia" w:hAnsiTheme="minorHAnsi" w:cstheme="minorBidi"/>
+            <w:b w:val="0"/>
+            <w:bCs w:val="0"/>
+            <w:caps w:val="0"/>
+            <w:snapToGrid/>
+            <w:color w:val="auto"/>
+            <w:kern w:val="2"/>
+            <w:sz w:val="24"/>
+            <w:szCs w:val="24"/>
+            <w14:ligatures w14:val="standardContextual"/>
+          </w:rPr>
+          <w:tab/>
+        </w:r>
+        <w:r>
+          <w:rPr>
+            <w:rStyle w:val="afff4"/>
+          </w:rPr>
+          <w:t>Климатические условия проведения испытаний</w:t>
+        </w:r>
+        <w:r>
+          <w:rPr>
+            <w:webHidden/>
+          </w:rPr>
+          <w:tab/>
+        </w:r>
+        <w:r>
+          <w:rPr>
+            <w:webHidden/>
+          </w:rPr>
+          <w:fldChar w:fldCharType="begin"/>
+        </w:r>
+        <w:r>
+          <w:rPr>
+            <w:webHidden/>
+          </w:rPr>
+          <w:instrText xml:space="preserve"> PAGEREF _Toc241066902 \h </w:instrText>
+        </w:r>
+        <w:r>
+          <w:rPr>
+            <w:webHidden/>
+          </w:rPr>
+        </w:r>
+        <w:r>
+          <w:rPr>
+            <w:webHidden/>
+          </w:rPr>
+          <w:fldChar w:fldCharType="separate"/>
+        </w:r>
+        <w:r>
+          <w:rPr>
+            <w:webHidden/>
+          </w:rPr>
+          <w:t>5</w:t>
+        </w:r>
+        <w:r>
+          <w:rPr>
+            <w:webHidden/>
+          </w:rPr>
+          <w:fldChar w:fldCharType="end"/>
+        </w:r>
+      </w:hyperlink>
+    </w:p>
+    <w:p>
+      <w:pPr>
+        <w:pStyle w:val="16"/>
         <w:rPr>
-          <w:caps/>
-          <w:noProof/>
+          <w:rFonts w:asciiTheme="minorHAnsi" w:eastAsiaTheme="minorEastAsia" w:hAnsiTheme="minorHAnsi" w:cstheme="minorBidi"/>
+          <w:b w:val="0"/>
+          <w:bCs w:val="0"/>
+          <w:caps w:val="0"/>
           <w:snapToGrid/>
-          <w:color w:val="365F91" w:themeColor="accent1" w:themeShade="BF"/>
+          <w:color w:val="auto"/>
+          <w:kern w:val="2"/>
+          <w:sz w:val="24"/>
           <w:szCs w:val="24"/>
-          <w:u w:val="single"/>
+          <w14:ligatures w14:val="standardContextual"/>
         </w:rPr>
-        <w:t>Элементы оглавления не найдены.</w:t>
-      </w:r>
+      </w:pPr>
+      <w:hyperlink w:anchor="_Toc241066903" w:history="1">
+        <w:r>
+          <w:rPr>
+            <w:rStyle w:val="afff4"/>
+          </w:rPr>
+          <w:t>2</w:t>
+        </w:r>
+        <w:r>
+          <w:rPr>
+            <w:rFonts w:asciiTheme="minorHAnsi" w:eastAsiaTheme="minorEastAsia" w:hAnsiTheme="minorHAnsi" w:cstheme="minorBidi"/>
+            <w:b w:val="0"/>
+            <w:bCs w:val="0"/>
+            <w:caps w:val="0"/>
+            <w:snapToGrid/>
+            <w:color w:val="auto"/>
+            <w:kern w:val="2"/>
+            <w:sz w:val="24"/>
+            <w:szCs w:val="24"/>
+            <w14:ligatures w14:val="standardContextual"/>
+          </w:rPr>
+          <w:tab/>
+        </w:r>
+        <w:r>
+          <w:rPr>
+            <w:rStyle w:val="afff4"/>
+          </w:rPr>
+          <w:t>Основные технические данные устройств</w:t>
+        </w:r>
+        <w:r>
+          <w:rPr>
+            <w:webHidden/>
+          </w:rPr>
+          <w:tab/>
+        </w:r>
+        <w:r>
+          <w:rPr>
+            <w:webHidden/>
+          </w:rPr>
+          <w:fldChar w:fldCharType="begin"/>
+        </w:r>
+        <w:r>
+          <w:rPr>
+            <w:webHidden/>
+          </w:rPr>
+          <w:instrText xml:space="preserve"> PAGEREF _Toc241066903 \h </w:instrText>
+        </w:r>
+        <w:r>
+          <w:rPr>
+            <w:webHidden/>
+          </w:rPr>
+        </w:r>
+        <w:r>
+          <w:rPr>
+            <w:webHidden/>
+          </w:rPr>
+          <w:fldChar w:fldCharType="separate"/>
+        </w:r>
+        <w:r>
+          <w:rPr>
+            <w:webHidden/>
+          </w:rPr>
+          <w:t>5</w:t>
+        </w:r>
+        <w:r>
+          <w:rPr>
+            <w:webHidden/>
+          </w:rPr>
+          <w:fldChar w:fldCharType="end"/>
+        </w:r>
+      </w:hyperlink>
+    </w:p>
+    <w:p>
+      <w:pPr>
+        <w:pStyle w:val="16"/>
+        <w:rPr>
+          <w:rFonts w:asciiTheme="minorHAnsi" w:eastAsiaTheme="minorEastAsia" w:hAnsiTheme="minorHAnsi" w:cstheme="minorBidi"/>
+          <w:b w:val="0"/>
+          <w:bCs w:val="0"/>
+          <w:caps w:val="0"/>
+          <w:snapToGrid/>
+          <w:color w:val="auto"/>
+          <w:kern w:val="2"/>
+          <w:sz w:val="24"/>
+          <w:szCs w:val="24"/>
+          <w14:ligatures w14:val="standardContextual"/>
+        </w:rPr>
+      </w:pPr>
+      <w:hyperlink w:anchor="_Toc241066904" w:history="1">
+        <w:r>
+          <w:rPr>
+            <w:rStyle w:val="afff4"/>
+          </w:rPr>
+          <w:t>3</w:t>
+        </w:r>
+        <w:r>
+          <w:rPr>
+            <w:rFonts w:asciiTheme="minorHAnsi" w:eastAsiaTheme="minorEastAsia" w:hAnsiTheme="minorHAnsi" w:cstheme="minorBidi"/>
+            <w:b w:val="0"/>
+            <w:bCs w:val="0"/>
+            <w:caps w:val="0"/>
+            <w:snapToGrid/>
+            <w:color w:val="auto"/>
+            <w:kern w:val="2"/>
+            <w:sz w:val="24"/>
+            <w:szCs w:val="24"/>
+            <w14:ligatures w14:val="standardContextual"/>
+          </w:rPr>
+          <w:tab/>
+        </w:r>
+        <w:r>
+          <w:rPr>
+            <w:rStyle w:val="afff4"/>
+          </w:rPr>
+          <w:t>Дополнительные сведения</w:t>
+        </w:r>
+        <w:r>
+          <w:rPr>
+            <w:webHidden/>
+          </w:rPr>
+          <w:tab/>
+        </w:r>
+        <w:r>
+          <w:rPr>
+            <w:webHidden/>
+          </w:rPr>
+          <w:fldChar w:fldCharType="begin"/>
+        </w:r>
+        <w:r>
+          <w:rPr>
+            <w:webHidden/>
+          </w:rPr>
+          <w:instrText xml:space="preserve"> PAGEREF _Toc241066904 \h </w:instrText>
+        </w:r>
+        <w:r>
+          <w:rPr>
+            <w:webHidden/>
+          </w:rPr>
+        </w:r>
+        <w:r>
+          <w:rPr>
+            <w:webHidden/>
+          </w:rPr>
+          <w:fldChar w:fldCharType="separate"/>
+        </w:r>
+        <w:r>
+          <w:rPr>
+            <w:webHidden/>
+          </w:rPr>
+          <w:t>5</w:t>
+        </w:r>
+        <w:r>
+          <w:rPr>
+            <w:webHidden/>
+          </w:rPr>
+          <w:fldChar w:fldCharType="end"/>
+        </w:r>
+      </w:hyperlink>
+    </w:p>
+    <w:p>
+      <w:pPr>
+        <w:pStyle w:val="16"/>
+        <w:rPr>
+          <w:rFonts w:asciiTheme="minorHAnsi" w:eastAsiaTheme="minorEastAsia" w:hAnsiTheme="minorHAnsi" w:cstheme="minorBidi"/>
+          <w:b w:val="0"/>
+          <w:bCs w:val="0"/>
+          <w:caps w:val="0"/>
+          <w:snapToGrid/>
+          <w:color w:val="auto"/>
+          <w:kern w:val="2"/>
+          <w:sz w:val="24"/>
+          <w:szCs w:val="24"/>
+          <w14:ligatures w14:val="standardContextual"/>
+        </w:rPr>
+      </w:pPr>
+      <w:hyperlink w:anchor="_Toc241066905" w:history="1">
+        <w:r>
+          <w:rPr>
+            <w:rStyle w:val="afff4"/>
+          </w:rPr>
+          <w:t>4</w:t>
+        </w:r>
+        <w:r>
+          <w:rPr>
+            <w:rFonts w:asciiTheme="minorHAnsi" w:eastAsiaTheme="minorEastAsia" w:hAnsiTheme="minorHAnsi" w:cstheme="minorBidi"/>
+            <w:b w:val="0"/>
+            <w:bCs w:val="0"/>
+            <w:caps w:val="0"/>
+            <w:snapToGrid/>
+            <w:color w:val="auto"/>
+            <w:kern w:val="2"/>
+            <w:sz w:val="24"/>
+            <w:szCs w:val="24"/>
+            <w14:ligatures w14:val="standardContextual"/>
+          </w:rPr>
+          <w:tab/>
+        </w:r>
+        <w:r>
+          <w:rPr>
+            <w:rStyle w:val="afff4"/>
+          </w:rPr>
+          <w:t>Уставки и конфигурация</w:t>
+        </w:r>
+        <w:r>
+          <w:rPr>
+            <w:webHidden/>
+          </w:rPr>
+          <w:tab/>
+        </w:r>
+        <w:r>
+          <w:rPr>
+            <w:webHidden/>
+          </w:rPr>
+          <w:fldChar w:fldCharType="begin"/>
+        </w:r>
+        <w:r>
+          <w:rPr>
+            <w:webHidden/>
+          </w:rPr>
+          <w:instrText xml:space="preserve"> PAGEREF _Toc241066905 \h </w:instrText>
+        </w:r>
+        <w:r>
+          <w:rPr>
+            <w:webHidden/>
+          </w:rPr>
+        </w:r>
+        <w:r>
+          <w:rPr>
+            <w:webHidden/>
+          </w:rPr>
+          <w:fldChar w:fldCharType="separate"/>
+        </w:r>
+        <w:r>
+          <w:rPr>
+            <w:webHidden/>
+          </w:rPr>
+          <w:t>5</w:t>
+        </w:r>
+        <w:r>
+          <w:rPr>
+            <w:webHidden/>
+          </w:rPr>
+          <w:fldChar w:fldCharType="end"/>
+        </w:r>
+      </w:hyperlink>
+    </w:p>
+    <w:p>
+      <w:pPr>
+        <w:pStyle w:val="16"/>
+        <w:rPr>
+          <w:rFonts w:asciiTheme="minorHAnsi" w:eastAsiaTheme="minorEastAsia" w:hAnsiTheme="minorHAnsi" w:cstheme="minorBidi"/>
+          <w:b w:val="0"/>
+          <w:bCs w:val="0"/>
+          <w:caps w:val="0"/>
+          <w:snapToGrid/>
+          <w:color w:val="auto"/>
+          <w:kern w:val="2"/>
+          <w:sz w:val="24"/>
+          <w:szCs w:val="24"/>
+          <w14:ligatures w14:val="standardContextual"/>
+        </w:rPr>
+      </w:pPr>
+      <w:hyperlink w:anchor="_Toc241066906" w:history="1">
+        <w:r>
+          <w:rPr>
+            <w:rStyle w:val="afff4"/>
+          </w:rPr>
+          <w:t>5</w:t>
+        </w:r>
+        <w:r>
+          <w:rPr>
+            <w:rFonts w:asciiTheme="minorHAnsi" w:eastAsiaTheme="minorEastAsia" w:hAnsiTheme="minorHAnsi" w:cstheme="minorBidi"/>
+            <w:b w:val="0"/>
+            <w:bCs w:val="0"/>
+            <w:caps w:val="0"/>
+            <w:snapToGrid/>
+            <w:color w:val="auto"/>
+            <w:kern w:val="2"/>
+            <w:sz w:val="24"/>
+            <w:szCs w:val="24"/>
+            <w14:ligatures w14:val="standardContextual"/>
+          </w:rPr>
+          <w:tab/>
+        </w:r>
+        <w:r>
+          <w:rPr>
+            <w:rStyle w:val="afff4"/>
+          </w:rPr>
+          <w:t>Внешний осмотр</w:t>
+        </w:r>
+        <w:r>
+          <w:rPr>
+            <w:webHidden/>
+          </w:rPr>
+          <w:tab/>
+        </w:r>
+        <w:r>
+          <w:rPr>
+            <w:webHidden/>
+          </w:rPr>
+          <w:fldChar w:fldCharType="begin"/>
+        </w:r>
+        <w:r>
+          <w:rPr>
+            <w:webHidden/>
+          </w:rPr>
+          <w:instrText xml:space="preserve"> PAGEREF _Toc241066906 \h </w:instrText>
+        </w:r>
+        <w:r>
+          <w:rPr>
+            <w:webHidden/>
+          </w:rPr>
+        </w:r>
+        <w:r>
+          <w:rPr>
+            <w:webHidden/>
+          </w:rPr>
+          <w:fldChar w:fldCharType="separate"/>
+        </w:r>
+        <w:r>
+          <w:rPr>
+            <w:webHidden/>
+          </w:rPr>
+          <w:t>6</w:t>
+        </w:r>
+        <w:r>
+          <w:rPr>
+            <w:webHidden/>
+          </w:rPr>
+          <w:fldChar w:fldCharType="end"/>
+        </w:r>
+      </w:hyperlink>
+    </w:p>
+    <w:p>
+      <w:pPr>
+        <w:pStyle w:val="16"/>
+        <w:rPr>
+          <w:rFonts w:asciiTheme="minorHAnsi" w:eastAsiaTheme="minorEastAsia" w:hAnsiTheme="minorHAnsi" w:cstheme="minorBidi"/>
+          <w:b w:val="0"/>
+          <w:bCs w:val="0"/>
+          <w:caps w:val="0"/>
+          <w:snapToGrid/>
+          <w:color w:val="auto"/>
+          <w:kern w:val="2"/>
+          <w:sz w:val="24"/>
+          <w:szCs w:val="24"/>
+          <w14:ligatures w14:val="standardContextual"/>
+        </w:rPr>
+      </w:pPr>
+      <w:hyperlink w:anchor="_Toc241066907" w:history="1">
+        <w:r>
+          <w:rPr>
+            <w:rStyle w:val="afff4"/>
+          </w:rPr>
+          <w:t>6</w:t>
+        </w:r>
+        <w:r>
+          <w:rPr>
+            <w:rFonts w:asciiTheme="minorHAnsi" w:eastAsiaTheme="minorEastAsia" w:hAnsiTheme="minorHAnsi" w:cstheme="minorBidi"/>
+            <w:b w:val="0"/>
+            <w:bCs w:val="0"/>
+            <w:caps w:val="0"/>
+            <w:snapToGrid/>
+            <w:color w:val="auto"/>
+            <w:kern w:val="2"/>
+            <w:sz w:val="24"/>
+            <w:szCs w:val="24"/>
+            <w14:ligatures w14:val="standardContextual"/>
+          </w:rPr>
+          <w:tab/>
+        </w:r>
+        <w:r>
+          <w:rPr>
+            <w:rStyle w:val="afff4"/>
+          </w:rPr>
+          <w:t>Проверка конфигурирования и параметрирования &lt;&lt;UNITS_GEN&gt;&gt;</w:t>
+        </w:r>
+        <w:r>
+          <w:rPr>
+            <w:webHidden/>
+          </w:rPr>
+          <w:tab/>
+        </w:r>
+        <w:r>
+          <w:rPr>
+            <w:webHidden/>
+          </w:rPr>
+          <w:fldChar w:fldCharType="begin"/>
+        </w:r>
+        <w:r>
+          <w:rPr>
+            <w:webHidden/>
+          </w:rPr>
+          <w:instrText xml:space="preserve"> PAGEREF _Toc241066907 \h </w:instrText>
+        </w:r>
+        <w:r>
+          <w:rPr>
+            <w:webHidden/>
+          </w:rPr>
+        </w:r>
+        <w:r>
+          <w:rPr>
+            <w:webHidden/>
+          </w:rPr>
+          <w:fldChar w:fldCharType="separate"/>
+        </w:r>
+        <w:r>
+          <w:rPr>
+            <w:webHidden/>
+          </w:rPr>
+          <w:t>6</w:t>
+        </w:r>
+        <w:r>
+          <w:rPr>
+            <w:webHidden/>
+          </w:rPr>
+          <w:fldChar w:fldCharType="end"/>
+        </w:r>
+      </w:hyperlink>
+    </w:p>
+    <w:p>
+      <w:pPr>
+        <w:pStyle w:val="16"/>
+        <w:rPr>
+          <w:rFonts w:asciiTheme="minorHAnsi" w:eastAsiaTheme="minorEastAsia" w:hAnsiTheme="minorHAnsi" w:cstheme="minorBidi"/>
+          <w:b w:val="0"/>
+          <w:bCs w:val="0"/>
+          <w:caps w:val="0"/>
+          <w:snapToGrid/>
+          <w:color w:val="auto"/>
+          <w:kern w:val="2"/>
+          <w:sz w:val="24"/>
+          <w:szCs w:val="24"/>
+          <w14:ligatures w14:val="standardContextual"/>
+        </w:rPr>
+      </w:pPr>
+      <w:hyperlink w:anchor="_Toc241066908" w:history="1">
+        <w:r>
+          <w:rPr>
+            <w:rStyle w:val="afff4"/>
+          </w:rPr>
+          <w:t>7</w:t>
+        </w:r>
+        <w:r>
+          <w:rPr>
+            <w:rFonts w:asciiTheme="minorHAnsi" w:eastAsiaTheme="minorEastAsia" w:hAnsiTheme="minorHAnsi" w:cstheme="minorBidi"/>
+            <w:b w:val="0"/>
+            <w:bCs w:val="0"/>
+            <w:caps w:val="0"/>
+            <w:snapToGrid/>
+            <w:color w:val="auto"/>
+            <w:kern w:val="2"/>
+            <w:sz w:val="24"/>
+            <w:szCs w:val="24"/>
+            <w14:ligatures w14:val="standardContextual"/>
+          </w:rPr>
+          <w:tab/>
+        </w:r>
+        <w:r>
+          <w:rPr>
+            <w:rStyle w:val="afff4"/>
+          </w:rPr>
+          <w:t>Проверка состояния изоляции шкафа</w:t>
+        </w:r>
+        <w:r>
+          <w:rPr>
+            <w:webHidden/>
+          </w:rPr>
+          <w:tab/>
+        </w:r>
+        <w:r>
+          <w:rPr>
+            <w:webHidden/>
+          </w:rPr>
+          <w:fldChar w:fldCharType="begin"/>
+        </w:r>
+        <w:r>
+          <w:rPr>
+            <w:webHidden/>
+          </w:rPr>
+          <w:instrText xml:space="preserve"> PAGEREF _Toc241066908 \h </w:instrText>
+        </w:r>
+        <w:r>
+          <w:rPr>
+            <w:webHidden/>
+          </w:rPr>
+        </w:r>
+        <w:r>
+          <w:rPr>
+            <w:webHidden/>
+          </w:rPr>
+          <w:fldChar w:fldCharType="separate"/>
+        </w:r>
+        <w:r>
+          <w:rPr>
+            <w:webHidden/>
+          </w:rPr>
+          <w:t>6</w:t>
+        </w:r>
+        <w:r>
+          <w:rPr>
+            <w:webHidden/>
+          </w:rPr>
+          <w:fldChar w:fldCharType="end"/>
+        </w:r>
+      </w:hyperlink>
+    </w:p>
+    <w:p>
+      <w:pPr>
+        <w:pStyle w:val="16"/>
+        <w:rPr>
+          <w:rFonts w:asciiTheme="minorHAnsi" w:eastAsiaTheme="minorEastAsia" w:hAnsiTheme="minorHAnsi" w:cstheme="minorBidi"/>
+          <w:b w:val="0"/>
+          <w:bCs w:val="0"/>
+          <w:caps w:val="0"/>
+          <w:snapToGrid/>
+          <w:color w:val="auto"/>
+          <w:kern w:val="2"/>
+          <w:sz w:val="24"/>
+          <w:szCs w:val="24"/>
+          <w14:ligatures w14:val="standardContextual"/>
+        </w:rPr>
+      </w:pPr>
+      <w:hyperlink w:anchor="_Toc241066909" w:history="1">
+        <w:r>
+          <w:rPr>
+            <w:rStyle w:val="afff4"/>
+          </w:rPr>
+          <w:t>8</w:t>
+        </w:r>
+        <w:r>
+          <w:rPr>
+            <w:rFonts w:asciiTheme="minorHAnsi" w:eastAsiaTheme="minorEastAsia" w:hAnsiTheme="minorHAnsi" w:cstheme="minorBidi"/>
+            <w:b w:val="0"/>
+            <w:bCs w:val="0"/>
+            <w:caps w:val="0"/>
+            <w:snapToGrid/>
+            <w:color w:val="auto"/>
+            <w:kern w:val="2"/>
+            <w:sz w:val="24"/>
+            <w:szCs w:val="24"/>
+            <w14:ligatures w14:val="standardContextual"/>
+          </w:rPr>
+          <w:tab/>
+        </w:r>
+        <w:r>
+          <w:rPr>
+            <w:rStyle w:val="afff4"/>
+          </w:rPr>
+          <w:t>Проверка на соответствие проектным решениям</w:t>
+        </w:r>
+        <w:r>
+          <w:rPr>
+            <w:webHidden/>
+          </w:rPr>
+          <w:tab/>
+        </w:r>
+        <w:r>
+          <w:rPr>
+            <w:webHidden/>
+          </w:rPr>
+          <w:fldChar w:fldCharType="begin"/>
+        </w:r>
+        <w:r>
+          <w:rPr>
+            <w:webHidden/>
+          </w:rPr>
+          <w:instrText xml:space="preserve"> PAGEREF _Toc241066909 \h </w:instrText>
+        </w:r>
+        <w:r>
+          <w:rPr>
+            <w:webHidden/>
+          </w:rPr>
+        </w:r>
+        <w:r>
+          <w:rPr>
+            <w:webHidden/>
+          </w:rPr>
+          <w:fldChar w:fldCharType="separate"/>
+        </w:r>
+        <w:r>
+          <w:rPr>
+            <w:webHidden/>
+          </w:rPr>
+          <w:t>7</w:t>
+        </w:r>
+        <w:r>
+          <w:rPr>
+            <w:webHidden/>
+          </w:rPr>
+          <w:fldChar w:fldCharType="end"/>
+        </w:r>
+      </w:hyperlink>
+    </w:p>
+    <w:p>
+      <w:pPr>
+        <w:pStyle w:val="16"/>
+        <w:rPr>
+          <w:rFonts w:asciiTheme="minorHAnsi" w:eastAsiaTheme="minorEastAsia" w:hAnsiTheme="minorHAnsi" w:cstheme="minorBidi"/>
+          <w:b w:val="0"/>
+          <w:bCs w:val="0"/>
+          <w:caps w:val="0"/>
+          <w:snapToGrid/>
+          <w:color w:val="auto"/>
+          <w:kern w:val="2"/>
+          <w:sz w:val="24"/>
+          <w:szCs w:val="24"/>
+          <w14:ligatures w14:val="standardContextual"/>
+        </w:rPr>
+      </w:pPr>
+      <w:hyperlink w:anchor="_Toc241066910" w:history="1">
+        <w:r>
+          <w:rPr>
+            <w:rStyle w:val="afff4"/>
+          </w:rPr>
+          <w:t>9</w:t>
+        </w:r>
+        <w:r>
+          <w:rPr>
+            <w:rFonts w:asciiTheme="minorHAnsi" w:eastAsiaTheme="minorEastAsia" w:hAnsiTheme="minorHAnsi" w:cstheme="minorBidi"/>
+            <w:b w:val="0"/>
+            <w:bCs w:val="0"/>
+            <w:caps w:val="0"/>
+            <w:snapToGrid/>
+            <w:color w:val="auto"/>
+            <w:kern w:val="2"/>
+            <w:sz w:val="24"/>
+            <w:szCs w:val="24"/>
+            <w14:ligatures w14:val="standardContextual"/>
+          </w:rPr>
+          <w:tab/>
+        </w:r>
+        <w:r>
+          <w:rPr>
+            <w:rStyle w:val="afff4"/>
+          </w:rPr>
+          <w:t>Задание требуемой конфигурации, уставок и режимов работы (параметрирование) &lt;&lt;UNITS_GEN&gt;&gt;</w:t>
+        </w:r>
+        <w:r>
+          <w:rPr>
+            <w:webHidden/>
+          </w:rPr>
+          <w:tab/>
+        </w:r>
+        <w:r>
+          <w:rPr>
+            <w:webHidden/>
+          </w:rPr>
+          <w:fldChar w:fldCharType="begin"/>
+        </w:r>
+        <w:r>
+          <w:rPr>
+            <w:webHidden/>
+          </w:rPr>
+          <w:instrText xml:space="preserve"> PAGEREF _Toc241066910 \h </w:instrText>
+        </w:r>
+        <w:r>
+          <w:rPr>
+            <w:webHidden/>
+          </w:rPr>
+        </w:r>
+        <w:r>
+          <w:rPr>
+            <w:webHidden/>
+          </w:rPr>
+          <w:fldChar w:fldCharType="separate"/>
+        </w:r>
+        <w:r>
+          <w:rPr>
+            <w:webHidden/>
+          </w:rPr>
+          <w:t>7</w:t>
+        </w:r>
+        <w:r>
+          <w:rPr>
+            <w:webHidden/>
+          </w:rPr>
+          <w:fldChar w:fldCharType="end"/>
+        </w:r>
+      </w:hyperlink>
+    </w:p>
+    <w:p>
+      <w:pPr>
+        <w:pStyle w:val="16"/>
+        <w:rPr>
+          <w:rFonts w:asciiTheme="minorHAnsi" w:eastAsiaTheme="minorEastAsia" w:hAnsiTheme="minorHAnsi" w:cstheme="minorBidi"/>
+          <w:b w:val="0"/>
+          <w:bCs w:val="0"/>
+          <w:caps w:val="0"/>
+          <w:snapToGrid/>
+          <w:color w:val="auto"/>
+          <w:kern w:val="2"/>
+          <w:sz w:val="24"/>
+          <w:szCs w:val="24"/>
+          <w14:ligatures w14:val="standardContextual"/>
+        </w:rPr>
+      </w:pPr>
+      <w:hyperlink w:anchor="_Toc241066911" w:history="1">
+        <w:r>
+          <w:rPr>
+            <w:rStyle w:val="afff4"/>
+          </w:rPr>
+          <w:t>10</w:t>
+        </w:r>
+        <w:r>
+          <w:rPr>
+            <w:rFonts w:asciiTheme="minorHAnsi" w:eastAsiaTheme="minorEastAsia" w:hAnsiTheme="minorHAnsi" w:cstheme="minorBidi"/>
+            <w:b w:val="0"/>
+            <w:bCs w:val="0"/>
+            <w:caps w:val="0"/>
+            <w:snapToGrid/>
+            <w:color w:val="auto"/>
+            <w:kern w:val="2"/>
+            <w:sz w:val="24"/>
+            <w:szCs w:val="24"/>
+            <w14:ligatures w14:val="standardContextual"/>
+          </w:rPr>
+          <w:tab/>
+        </w:r>
+        <w:r>
+          <w:rPr>
+            <w:rStyle w:val="afff4"/>
+          </w:rPr>
+          <w:t>Проверка порогов срабатывания задействованных дискретных входов</w:t>
+        </w:r>
+        <w:r>
+          <w:rPr>
+            <w:webHidden/>
+          </w:rPr>
+          <w:tab/>
+        </w:r>
+        <w:r>
+          <w:rPr>
+            <w:webHidden/>
+          </w:rPr>
+          <w:fldChar w:fldCharType="begin"/>
+        </w:r>
+        <w:r>
+          <w:rPr>
+            <w:webHidden/>
+          </w:rPr>
+          <w:instrText xml:space="preserve"> PAGEREF _Toc241066911 \h </w:instrText>
+        </w:r>
+        <w:r>
+          <w:rPr>
+            <w:webHidden/>
+          </w:rPr>
+        </w:r>
+        <w:r>
+          <w:rPr>
+            <w:webHidden/>
+          </w:rPr>
+          <w:fldChar w:fldCharType="separate"/>
+        </w:r>
+        <w:r>
+          <w:rPr>
+            <w:webHidden/>
+          </w:rPr>
+          <w:t>7</w:t>
+        </w:r>
+        <w:r>
+          <w:rPr>
+            <w:webHidden/>
+          </w:rPr>
+          <w:fldChar w:fldCharType="end"/>
+        </w:r>
+      </w:hyperlink>
+    </w:p>
+    <w:p>
+      <w:pPr>
+        <w:pStyle w:val="13"/>
+      </w:pPr>
       <w:r>
         <w:rPr>
           <w:b/>
@@ -4477,9 +5396,6 @@
         </w:rPr>
       </w:pPr>
     </w:p>
-    <w:p/>
-    <w:p/>
-    <w:p/>
     <w:p>
       <w:pPr>
         <w:sectPr>
@@ -4496,11 +5412,12 @@
       <w:pPr>
         <w:pStyle w:val="12"/>
       </w:pPr>
-      <w:bookmarkStart w:id="0" w:name="X6df0dc407ac9d0d35d77f3b02cf3de2e76409b0"/>
+      <w:bookmarkStart w:id="4" w:name="_Toc241066902"/>
       <w:r>
         <w:lastRenderedPageBreak/>
         <w:t>Климатические условия проведения испытаний</w:t>
       </w:r>
+      <w:bookmarkEnd w:id="4"/>
     </w:p>
     <w:p>
       <w:pPr>
@@ -4562,17 +5479,16 @@
       <w:pPr>
         <w:pStyle w:val="12"/>
       </w:pPr>
-      <w:bookmarkStart w:id="1" w:name="основные-технические-данные"/>
-      <w:bookmarkEnd w:id="0"/>
+      <w:bookmarkStart w:id="5" w:name="_Toc241066903"/>
       <w:r>
         <w:t>Основные технические данные устройств</w:t>
       </w:r>
+      <w:bookmarkEnd w:id="5"/>
     </w:p>
     <w:p>
       <w:pPr>
         <w:pStyle w:val="afffffff9"/>
       </w:pPr>
-      <w:bookmarkStart w:id="2" w:name="устройство"/>
       <w:r>
         <w:t>Таблица 2.1</w:t>
       </w:r>
@@ -4811,14 +5727,11 @@
           <w:lang w:val="ru-RU"/>
         </w:rPr>
       </w:pPr>
-      <w:bookmarkStart w:id="3" w:name="tbl:table21"/>
-      <w:bookmarkEnd w:id="1"/>
     </w:p>
     <w:p>
       <w:pPr>
         <w:pStyle w:val="afffffff9"/>
       </w:pPr>
-      <w:bookmarkStart w:id="4" w:name="tbl:table22"/>
       <w:r>
         <w:t>Таблица 2.2</w:t>
       </w:r>
@@ -5057,10 +5970,6 @@
           <w:lang w:val="ru-RU"/>
         </w:rPr>
       </w:pPr>
-      <w:bookmarkStart w:id="5" w:name="защищаемое-оборудование"/>
-      <w:bookmarkStart w:id="6" w:name="tbl:table23"/>
-      <w:bookmarkEnd w:id="2"/>
-      <w:bookmarkEnd w:id="3"/>
     </w:p>
     <w:p>
       <w:pPr>
@@ -5300,13 +6209,11 @@
       <w:pPr>
         <w:pStyle w:val="12"/>
       </w:pPr>
-      <w:bookmarkStart w:id="7" w:name="дополнительные-сведения"/>
-      <w:bookmarkEnd w:id="4"/>
-      <w:bookmarkEnd w:id="5"/>
+      <w:bookmarkStart w:id="6" w:name="_Toc241066904"/>
+      <w:r>
+        <w:t>Дополнительные сведения</w:t>
+      </w:r>
       <w:bookmarkEnd w:id="6"/>
-      <w:r>
-        <w:t>Дополнительные сведения</w:t>
-      </w:r>
     </w:p>
     <w:p>
       <w:pPr>
@@ -5345,11 +6252,11 @@
       <w:pPr>
         <w:pStyle w:val="12"/>
       </w:pPr>
-      <w:bookmarkStart w:id="8" w:name="уставки-и-конфигурация"/>
+      <w:bookmarkStart w:id="7" w:name="_Toc241066905"/>
+      <w:r>
+        <w:t>Уставки и конфигурация</w:t>
+      </w:r>
       <w:bookmarkEnd w:id="7"/>
-      <w:r>
-        <w:t>Уставки и конфигурация</w:t>
-      </w:r>
     </w:p>
     <w:p>
       <w:pPr>
@@ -5447,11 +6354,11 @@
       <w:pPr>
         <w:pStyle w:val="12"/>
       </w:pPr>
-      <w:bookmarkStart w:id="9" w:name="внешний-осмотр"/>
+      <w:bookmarkStart w:id="8" w:name="_Toc241066906"/>
+      <w:r>
+        <w:t>Внешний осмотр</w:t>
+      </w:r>
       <w:bookmarkEnd w:id="8"/>
-      <w:r>
-        <w:t>Внешний осмотр</w:t>
-      </w:r>
     </w:p>
     <w:p>
       <w:pPr>
@@ -5724,22 +6631,14 @@
       <w:pPr>
         <w:pStyle w:val="12"/>
       </w:pPr>
-      <w:bookmarkStart w:id="10" w:name="X0e50c966c55b2f6f4209c430f930650427220e2"/>
+      <w:bookmarkStart w:id="9" w:name="_Toc241066907"/>
+      <w:r>
+        <w:t xml:space="preserve">Проверка конфигурирования и параметрирования </w:t>
+      </w:r>
+      <w:r>
+        <w:t>&lt;&lt;UNITS_GEN&gt;&gt;</w:t>
+      </w:r>
       <w:bookmarkEnd w:id="9"/>
-      <w:r>
-        <w:t xml:space="preserve">Проверка конфигурирования и </w:t>
-      </w:r>
-      <w:proofErr w:type="spellStart"/>
-      <w:r>
-        <w:t>параметрирования</w:t>
-      </w:r>
-      <w:proofErr w:type="spellEnd"/>
-      <w:r>
-        <w:t xml:space="preserve"> </w:t>
-      </w:r>
-      <w:r>
-        <w:t>&lt;&lt;UNITS_GEN&gt;&gt;</w:t>
-      </w:r>
     </w:p>
     <w:p>
       <w:pPr>
@@ -5753,21 +6652,7 @@
         <w:rPr>
           <w:lang w:val="ru-RU"/>
         </w:rPr>
-        <w:t xml:space="preserve">С помощью ПО «ЮНИТ-СЕРВИС РЗА» загружены текущие настройки конфигурирования и </w:t>
-      </w:r>
-      <w:proofErr w:type="spellStart"/>
-      <w:r>
-        <w:rPr>
-          <w:lang w:val="ru-RU"/>
-        </w:rPr>
-        <w:t>параметрирования</w:t>
-      </w:r>
-      <w:proofErr w:type="spellEnd"/>
-      <w:r>
-        <w:rPr>
-          <w:lang w:val="ru-RU"/>
-        </w:rPr>
-        <w:t xml:space="preserve"> </w:t>
+        <w:t xml:space="preserve">С помощью ПО «ЮНИТ-СЕРВИС РЗА» загружены текущие настройки конфигурирования и параметрирования </w:t>
       </w:r>
       <w:r>
         <w:rPr>
@@ -5814,8 +6699,6 @@
           <w:lang w:val="ru-RU"/>
         </w:rPr>
       </w:pPr>
-      <w:bookmarkStart w:id="11" w:name="проверка-состояния-изоляции"/>
-      <w:bookmarkEnd w:id="10"/>
       <w:r>
         <w:rPr>
           <w:lang w:val="ru-RU"/>
@@ -5827,328 +6710,15 @@
       <w:pPr>
         <w:pStyle w:val="12"/>
       </w:pPr>
+      <w:bookmarkStart w:id="10" w:name="_Toc241066908"/>
       <w:r>
         <w:t>Проверка состояния изоляции</w:t>
       </w:r>
+      <w:r>
+        <w:t xml:space="preserve"> шкафа</w:t>
+      </w:r>
+      <w:bookmarkEnd w:id="10"/>
     </w:p>
-    <w:p>
-      <w:pPr>
-        <w:pStyle w:val="22"/>
-      </w:pPr>
-      <w:bookmarkStart w:id="12" w:name="X9687952bc1d30db593d75bc5681b56e0d46ca55"/>
-      <w:r>
-        <w:t xml:space="preserve">Измерение сопротивления изоляции </w:t>
-      </w:r>
-      <w:r>
-        <w:t>&lt;&lt;UNITS_GEN&gt;&gt;</w:t>
-      </w:r>
-    </w:p>
-    <w:p>
-      <w:pPr>
-        <w:pStyle w:val="311"/>
-        <w:jc w:val="both"/>
-      </w:pPr>
-      <w:r>
-        <w:rPr>
-          <w:lang w:val="ru-RU"/>
-        </w:rPr>
-        <w:t xml:space="preserve">Произведено измерение сопротивления изоляции всех групп цепей относительно корпуса устройства и между собой </w:t>
-      </w:r>
-      <w:proofErr w:type="spellStart"/>
-      <w:r>
-        <w:rPr>
-          <w:lang w:val="ru-RU"/>
-        </w:rPr>
-        <w:t>мегаомметром</w:t>
-      </w:r>
-      <w:proofErr w:type="spellEnd"/>
-      <w:r>
-        <w:rPr>
-          <w:lang w:val="ru-RU"/>
-        </w:rPr>
-        <w:t xml:space="preserve"> с номинальным напряжением 1000 В. Результаты измерений занесены </w:t>
-      </w:r>
-      <w:r>
-        <w:t>&lt;&lt;REFS_INSUL_UNIT&gt;&gt;</w:t>
-      </w:r>
-      <w:r>
-        <w:rPr>
-          <w:lang w:val="ru-RU"/>
-        </w:rPr>
-        <w:t>. Норма сопротивления изоляции - не менее 100 МОм.</w:t>
-      </w:r>
-    </w:p>
-    <w:p>
-      <w:pPr>
-        <w:pStyle w:val="afffffff9"/>
-      </w:pPr>
-      <w:bookmarkStart w:id="13" w:name="tbl:table71"/>
-      <w:r>
-        <w:t>Таблица 7.1</w:t>
-      </w:r>
-      <w:r>
-        <w:t xml:space="preserve"> – </w:t>
-      </w:r>
-      <w:r>
-        <w:t>Проверка сопротивления изоляции цепей</w:t>
-      </w:r>
-      <w:r>
-        <w:t xml:space="preserve"> </w:t>
-      </w:r>
-      <w:r>
-        <w:t>&lt;&lt;REPEAT_INSUL_UNIT&gt;&gt;</w:t>
-      </w:r>
-    </w:p>
-    <w:tbl>
-      <w:tblPr>
-        <w:tblStyle w:val="Table"/>
-        <w:tblW w:w="5000" w:type="pct"/>
-        <w:tblLayout w:type="fixed"/>
-        <w:tblLook w:val="0020" w:firstRow="1" w:lastRow="0" w:firstColumn="0" w:lastColumn="0" w:noHBand="0" w:noVBand="0"/>
-        <w:tblCaption w:val="Таблица 7.1. Проверка сопротивления изоляции цепей"/>
-      </w:tblPr>
-      <w:tblGrid>
-        <w:gridCol w:w="1367"/>
-        <w:gridCol w:w="6039"/>
-        <w:gridCol w:w="2506"/>
-      </w:tblGrid>
-      <w:tr>
-        <w:trPr>
-          <w:cnfStyle w:val="100000000000" w:firstRow="1" w:lastRow="0" w:firstColumn="0" w:lastColumn="0" w:oddVBand="0" w:evenVBand="0" w:oddHBand="0" w:evenHBand="0" w:firstRowFirstColumn="0" w:firstRowLastColumn="0" w:lastRowFirstColumn="0" w:lastRowLastColumn="0"/>
-          <w:tblHeader/>
-        </w:trPr>
-        <w:tc>
-          <w:tcPr>
-            <w:tcW w:w="1367" w:type="dxa"/>
-          </w:tcPr>
-          <w:p>
-            <w:pPr>
-              <w:pStyle w:val="afff1"/>
-            </w:pPr>
-            <w:r>
-              <w:t>Группа №</w:t>
-            </w:r>
-          </w:p>
-        </w:tc>
-        <w:tc>
-          <w:tcPr>
-            <w:tcW w:w="6039" w:type="dxa"/>
-          </w:tcPr>
-          <w:p>
-            <w:pPr>
-              <w:pStyle w:val="afff1"/>
-            </w:pPr>
-            <w:r>
-              <w:t>Наименование цепи</w:t>
-            </w:r>
-          </w:p>
-        </w:tc>
-        <w:tc>
-          <w:tcPr>
-            <w:tcW w:w="2506" w:type="dxa"/>
-          </w:tcPr>
-          <w:p>
-            <w:pPr>
-              <w:pStyle w:val="afff1"/>
-            </w:pPr>
-            <w:r>
-              <w:t>Сопротивление, МОм</w:t>
-            </w:r>
-          </w:p>
-        </w:tc>
-      </w:tr>
-      <w:tr>
-        <w:tc>
-          <w:tcPr>
-            <w:tcW w:w="1367" w:type="dxa"/>
-          </w:tcPr>
-          <w:p>
-            <w:pPr>
-              <w:pStyle w:val="afff1"/>
-            </w:pPr>
-            <w:r>
-              <w:t>1</w:t>
-            </w:r>
-          </w:p>
-        </w:tc>
-        <w:tc>
-          <w:tcPr>
-            <w:tcW w:w="6039" w:type="dxa"/>
-          </w:tcPr>
-          <w:p>
-            <w:pPr>
-              <w:pStyle w:val="afff1"/>
-            </w:pPr>
-            <w:r>
-              <w:t>Цепи переменного тока</w:t>
-            </w:r>
-          </w:p>
-        </w:tc>
-        <w:tc>
-          <w:tcPr>
-            <w:tcW w:w="2506" w:type="dxa"/>
-          </w:tcPr>
-          <w:p>
-            <w:pPr>
-              <w:pStyle w:val="afff1"/>
-            </w:pPr>
-          </w:p>
-        </w:tc>
-      </w:tr>
-      <w:tr>
-        <w:tc>
-          <w:tcPr>
-            <w:tcW w:w="1367" w:type="dxa"/>
-          </w:tcPr>
-          <w:p>
-            <w:pPr>
-              <w:pStyle w:val="afff1"/>
-            </w:pPr>
-            <w:r>
-              <w:lastRenderedPageBreak/>
-              <w:t>2</w:t>
-            </w:r>
-          </w:p>
-        </w:tc>
-        <w:tc>
-          <w:tcPr>
-            <w:tcW w:w="6039" w:type="dxa"/>
-          </w:tcPr>
-          <w:p>
-            <w:pPr>
-              <w:pStyle w:val="afff1"/>
-            </w:pPr>
-            <w:r>
-              <w:t>Цепи питания оперативным током</w:t>
-            </w:r>
-          </w:p>
-        </w:tc>
-        <w:tc>
-          <w:tcPr>
-            <w:tcW w:w="2506" w:type="dxa"/>
-          </w:tcPr>
-          <w:p>
-            <w:pPr>
-              <w:pStyle w:val="afff1"/>
-            </w:pPr>
-          </w:p>
-        </w:tc>
-      </w:tr>
-      <w:tr>
-        <w:tc>
-          <w:tcPr>
-            <w:tcW w:w="1367" w:type="dxa"/>
-          </w:tcPr>
-          <w:p>
-            <w:pPr>
-              <w:pStyle w:val="afff1"/>
-            </w:pPr>
-            <w:r>
-              <w:t>3</w:t>
-            </w:r>
-          </w:p>
-        </w:tc>
-        <w:tc>
-          <w:tcPr>
-            <w:tcW w:w="6039" w:type="dxa"/>
-          </w:tcPr>
-          <w:p>
-            <w:pPr>
-              <w:pStyle w:val="afff1"/>
-            </w:pPr>
-            <w:r>
-              <w:t>Цепи выходных реле</w:t>
-            </w:r>
-          </w:p>
-        </w:tc>
-        <w:tc>
-          <w:tcPr>
-            <w:tcW w:w="2506" w:type="dxa"/>
-          </w:tcPr>
-          <w:p>
-            <w:pPr>
-              <w:pStyle w:val="afff1"/>
-            </w:pPr>
-          </w:p>
-        </w:tc>
-      </w:tr>
-      <w:tr>
-        <w:tc>
-          <w:tcPr>
-            <w:tcW w:w="1367" w:type="dxa"/>
-          </w:tcPr>
-          <w:p>
-            <w:pPr>
-              <w:pStyle w:val="afff1"/>
-            </w:pPr>
-            <w:r>
-              <w:t>4</w:t>
-            </w:r>
-          </w:p>
-        </w:tc>
-        <w:tc>
-          <w:tcPr>
-            <w:tcW w:w="6039" w:type="dxa"/>
-          </w:tcPr>
-          <w:p>
-            <w:pPr>
-              <w:pStyle w:val="afff1"/>
-            </w:pPr>
-            <w:r>
-              <w:t>Выходные цепи дискретных сигналов от выходных реле</w:t>
-            </w:r>
-          </w:p>
-        </w:tc>
-        <w:tc>
-          <w:tcPr>
-            <w:tcW w:w="2506" w:type="dxa"/>
-          </w:tcPr>
-          <w:p>
-            <w:pPr>
-              <w:pStyle w:val="afff1"/>
-            </w:pPr>
-          </w:p>
-        </w:tc>
-      </w:tr>
-      <w:tr>
-        <w:tc>
-          <w:tcPr>
-            <w:tcW w:w="1367" w:type="dxa"/>
-          </w:tcPr>
-          <w:p>
-            <w:pPr>
-              <w:pStyle w:val="afff1"/>
-            </w:pPr>
-            <w:r>
-              <w:t>5</w:t>
-            </w:r>
-          </w:p>
-        </w:tc>
-        <w:tc>
-          <w:tcPr>
-            <w:tcW w:w="6039" w:type="dxa"/>
-          </w:tcPr>
-          <w:p>
-            <w:pPr>
-              <w:pStyle w:val="afff1"/>
-            </w:pPr>
-            <w:r>
-              <w:t>Цепи сигнализации</w:t>
-            </w:r>
-          </w:p>
-        </w:tc>
-        <w:tc>
-          <w:tcPr>
-            <w:tcW w:w="2506" w:type="dxa"/>
-          </w:tcPr>
-          <w:p>
-            <w:pPr>
-              <w:pStyle w:val="afff1"/>
-            </w:pPr>
-          </w:p>
-        </w:tc>
-      </w:tr>
-    </w:tbl>
     <w:p>
       <w:pPr>
         <w:pStyle w:val="311"/>
@@ -6157,72 +6727,91 @@
           <w:lang w:val="ru-RU"/>
         </w:rPr>
       </w:pPr>
-      <w:bookmarkStart w:id="14" w:name="Xfe84b6805b603ed1e9a2c84fcd68ec5c091cc8c"/>
-      <w:bookmarkEnd w:id="11"/>
-      <w:bookmarkEnd w:id="12"/>
       <w:r>
         <w:rPr>
           <w:lang w:val="ru-RU"/>
         </w:rPr>
-        <w:t>Результат проверки: ___________________________________________________________________</w:t>
-      </w:r>
-    </w:p>
-    <w:p>
-      <w:pPr>
-        <w:pStyle w:val="22"/>
-      </w:pPr>
-      <w:r>
-        <w:t>Измерение сопротивления изоляции шкафа с подключенными внешними цепями</w:t>
-      </w:r>
-    </w:p>
-    <w:p>
-      <w:pPr>
-        <w:pStyle w:val="311"/>
-        <w:jc w:val="both"/>
+        <w:t>Произведено измерение сопротивления изоляции</w:t>
+      </w:r>
+      <w:r>
         <w:rPr>
           <w:lang w:val="ru-RU"/>
         </w:rPr>
-      </w:pPr>
+        <w:t xml:space="preserve"> объединенных</w:t>
+      </w:r>
       <w:r>
         <w:rPr>
           <w:lang w:val="ru-RU"/>
         </w:rPr>
-        <w:t xml:space="preserve">Произведено измерение сопротивления изоляции всех групп цепей относительно шкафа со всеми подключенными внешними кабельными связями и между собой </w:t>
-      </w:r>
-      <w:proofErr w:type="spellStart"/>
+        <w:t xml:space="preserve"> групп цепей</w:t>
+      </w:r>
       <w:r>
         <w:rPr>
           <w:lang w:val="ru-RU"/>
         </w:rPr>
-        <w:t>мегаомметром</w:t>
-      </w:r>
-      <w:proofErr w:type="spellEnd"/>
+        <w:t xml:space="preserve"> шкафа между собой и</w:t>
+      </w:r>
       <w:r>
         <w:rPr>
           <w:lang w:val="ru-RU"/>
         </w:rPr>
-        <w:t xml:space="preserve"> с номинальным напряжением 1000 В. Результаты измерений занесены </w:t>
+        <w:t xml:space="preserve"> относительно</w:t>
       </w:r>
       <w:r>
         <w:rPr>
           <w:lang w:val="ru-RU"/>
         </w:rPr>
-        <w:t>&lt;&lt;REFS_INSUL_CAB&gt;&gt;</w:t>
+        <w:t xml:space="preserve"> корпуса</w:t>
       </w:r>
       <w:r>
         <w:rPr>
           <w:lang w:val="ru-RU"/>
         </w:rPr>
-        <w:t>. Норма сопротивления изоляции - не менее 1 МОм.</w:t>
+        <w:t xml:space="preserve"> шкафа мегаомметром с номинальным напряжением 1000 В. Результаты измерений занесены</w:t>
+      </w:r>
+      <w:r>
+        <w:rPr>
+          <w:lang w:val="ru-RU"/>
+        </w:rPr>
+        <w:t xml:space="preserve"> в таблицу </w:t>
+      </w:r>
+      <w:hyperlink w:anchor="tbl:table71" w:history="1">
+        <w:r>
+          <w:rPr>
+            <w:rStyle w:val="afff4"/>
+            <w:lang w:val="ru-RU"/>
+          </w:rPr>
+          <w:t>7.1</w:t>
+        </w:r>
+      </w:hyperlink>
+      <w:r>
+        <w:rPr>
+          <w:lang w:val="ru-RU"/>
+        </w:rPr>
+        <w:t xml:space="preserve">. </w:t>
+      </w:r>
+      <w:r>
+        <w:rPr>
+          <w:lang w:val="ru-RU"/>
+        </w:rPr>
+        <w:t>Наименьшее допустимое значение сопротивления изоляции составляет </w:t>
+      </w:r>
+      <w:r>
+        <w:rPr>
+          <w:lang w:val="ru-RU"/>
+        </w:rPr>
+        <w:t>1 МОм.</w:t>
       </w:r>
     </w:p>
     <w:p>
       <w:pPr>
         <w:pStyle w:val="afffffff9"/>
       </w:pPr>
-      <w:bookmarkStart w:id="15" w:name="tbl:table72"/>
-      <w:r>
-        <w:t>Таблица 7.2</w:t>
+      <w:r>
+        <w:t>Таблица 7.</w:t>
+      </w:r>
+      <w:r>
+        <w:t>1</w:t>
       </w:r>
       <w:r>
         <w:t xml:space="preserve"> – </w:t>
@@ -6251,7 +6840,7 @@
         </w:trPr>
         <w:tc>
           <w:tcPr>
-            <w:tcW w:w="1092" w:type="dxa"/>
+            <w:tcW w:w="1367" w:type="dxa"/>
           </w:tcPr>
           <w:p>
             <w:pPr>
@@ -6264,7 +6853,7 @@
         </w:tc>
         <w:tc>
           <w:tcPr>
-            <w:tcW w:w="4824" w:type="dxa"/>
+            <w:tcW w:w="6039" w:type="dxa"/>
           </w:tcPr>
           <w:p>
             <w:pPr>
@@ -6277,7 +6866,7 @@
         </w:tc>
         <w:tc>
           <w:tcPr>
-            <w:tcW w:w="2002" w:type="dxa"/>
+            <w:tcW w:w="2506" w:type="dxa"/>
           </w:tcPr>
           <w:p>
             <w:pPr>
@@ -6292,7 +6881,7 @@
       <w:tr>
         <w:tc>
           <w:tcPr>
-            <w:tcW w:w="1092" w:type="dxa"/>
+            <w:tcW w:w="1367" w:type="dxa"/>
           </w:tcPr>
           <w:p>
             <w:pPr>
@@ -6305,7 +6894,7 @@
         </w:tc>
         <w:tc>
           <w:tcPr>
-            <w:tcW w:w="4824" w:type="dxa"/>
+            <w:tcW w:w="6039" w:type="dxa"/>
           </w:tcPr>
           <w:p>
             <w:pPr>
@@ -6318,7 +6907,7 @@
         </w:tc>
         <w:tc>
           <w:tcPr>
-            <w:tcW w:w="2002" w:type="dxa"/>
+            <w:tcW w:w="2506" w:type="dxa"/>
           </w:tcPr>
           <w:p>
             <w:pPr>
@@ -6330,7 +6919,7 @@
       <w:tr>
         <w:tc>
           <w:tcPr>
-            <w:tcW w:w="1092" w:type="dxa"/>
+            <w:tcW w:w="1367" w:type="dxa"/>
           </w:tcPr>
           <w:p>
             <w:pPr>
@@ -6343,20 +6932,20 @@
         </w:tc>
         <w:tc>
           <w:tcPr>
-            <w:tcW w:w="4824" w:type="dxa"/>
+            <w:tcW w:w="6039" w:type="dxa"/>
           </w:tcPr>
           <w:p>
             <w:pPr>
               <w:pStyle w:val="afff1"/>
             </w:pPr>
             <w:r>
-              <w:t>Цепи питания оперативным током</w:t>
-            </w:r>
-          </w:p>
-        </w:tc>
-        <w:tc>
-          <w:tcPr>
-            <w:tcW w:w="2002" w:type="dxa"/>
+              <w:t>Цепи переменного напряжения</w:t>
+            </w:r>
+          </w:p>
+        </w:tc>
+        <w:tc>
+          <w:tcPr>
+            <w:tcW w:w="2506" w:type="dxa"/>
           </w:tcPr>
           <w:p>
             <w:pPr>
@@ -6368,7 +6957,7 @@
       <w:tr>
         <w:tc>
           <w:tcPr>
-            <w:tcW w:w="1092" w:type="dxa"/>
+            <w:tcW w:w="1367" w:type="dxa"/>
           </w:tcPr>
           <w:p>
             <w:pPr>
@@ -6381,20 +6970,23 @@
         </w:tc>
         <w:tc>
           <w:tcPr>
-            <w:tcW w:w="4824" w:type="dxa"/>
+            <w:tcW w:w="6039" w:type="dxa"/>
           </w:tcPr>
           <w:p>
             <w:pPr>
               <w:pStyle w:val="afff1"/>
             </w:pPr>
             <w:r>
-              <w:t>Цепи выходных реле</w:t>
-            </w:r>
-          </w:p>
-        </w:tc>
-        <w:tc>
-          <w:tcPr>
-            <w:tcW w:w="2002" w:type="dxa"/>
+              <w:t>Цепи оперативн</w:t>
+            </w:r>
+            <w:r>
+              <w:t>ого тока</w:t>
+            </w:r>
+          </w:p>
+        </w:tc>
+        <w:tc>
+          <w:tcPr>
+            <w:tcW w:w="2506" w:type="dxa"/>
           </w:tcPr>
           <w:p>
             <w:pPr>
@@ -6406,33 +6998,34 @@
       <w:tr>
         <w:tc>
           <w:tcPr>
-            <w:tcW w:w="1092" w:type="dxa"/>
+            <w:tcW w:w="1367" w:type="dxa"/>
           </w:tcPr>
           <w:p>
             <w:pPr>
               <w:pStyle w:val="afff1"/>
             </w:pPr>
             <w:r>
+              <w:lastRenderedPageBreak/>
               <w:t>4</w:t>
             </w:r>
           </w:p>
         </w:tc>
         <w:tc>
           <w:tcPr>
-            <w:tcW w:w="4824" w:type="dxa"/>
+            <w:tcW w:w="6039" w:type="dxa"/>
           </w:tcPr>
           <w:p>
             <w:pPr>
               <w:pStyle w:val="afff1"/>
             </w:pPr>
             <w:r>
-              <w:t>Выходные цепи дискретных сигналов от выходных реле</w:t>
-            </w:r>
-          </w:p>
-        </w:tc>
-        <w:tc>
-          <w:tcPr>
-            <w:tcW w:w="2002" w:type="dxa"/>
+              <w:t>Выходные цепи</w:t>
+            </w:r>
+          </w:p>
+        </w:tc>
+        <w:tc>
+          <w:tcPr>
+            <w:tcW w:w="2506" w:type="dxa"/>
           </w:tcPr>
           <w:p>
             <w:pPr>
@@ -6444,7 +7037,7 @@
       <w:tr>
         <w:tc>
           <w:tcPr>
-            <w:tcW w:w="1092" w:type="dxa"/>
+            <w:tcW w:w="1367" w:type="dxa"/>
           </w:tcPr>
           <w:p>
             <w:pPr>
@@ -6457,7 +7050,7 @@
         </w:tc>
         <w:tc>
           <w:tcPr>
-            <w:tcW w:w="4824" w:type="dxa"/>
+            <w:tcW w:w="6039" w:type="dxa"/>
           </w:tcPr>
           <w:p>
             <w:pPr>
@@ -6470,7 +7063,7 @@
         </w:tc>
         <w:tc>
           <w:tcPr>
-            <w:tcW w:w="2002" w:type="dxa"/>
+            <w:tcW w:w="2506" w:type="dxa"/>
           </w:tcPr>
           <w:p>
             <w:pPr>
@@ -6482,14 +7075,86 @@
     </w:tbl>
     <w:p>
       <w:pPr>
-        <w:pStyle w:val="12"/>
-      </w:pPr>
-      <w:bookmarkStart w:id="16" w:name="X242d87850b64568d08d7180295cac2ddaededb8"/>
-      <w:bookmarkEnd w:id="13"/>
-      <w:bookmarkEnd w:id="14"/>
-      <w:bookmarkEnd w:id="15"/>
-      <w:r>
-        <w:t>Проверка на соответствие проектным решениям</w:t>
+        <w:spacing w:after="0" w:line="240" w:lineRule="auto"/>
+        <w:ind w:firstLine="567"/>
+        <w:jc w:val="both"/>
+      </w:pPr>
+      <w:r>
+        <w:t>Произведена проверка прочности изоляции всех объединенных групп цепей шкафа напряжением переменного тока 1000</w:t>
+      </w:r>
+      <w:r>
+        <w:t xml:space="preserve"> </w:t>
+      </w:r>
+      <w:r>
+        <w:t xml:space="preserve">В </w:t>
+      </w:r>
+      <w:r>
+        <w:t>частоты 50 Гц в течение 1 мин.</w:t>
+      </w:r>
+    </w:p>
+    <w:p>
+      <w:pPr>
+        <w:spacing w:before="0" w:after="0" w:line="240" w:lineRule="auto"/>
+        <w:ind w:firstLine="567"/>
+        <w:jc w:val="both"/>
+      </w:pPr>
+      <w:r>
+        <w:t>Н</w:t>
+      </w:r>
+      <w:r>
+        <w:t>аличие пробоев и перекрытий изоляции</w:t>
+      </w:r>
+      <w:r>
+        <w:t xml:space="preserve"> </w:t>
+      </w:r>
+      <w:r>
+        <w:rPr>
+          <w:i/>
+          <w:iCs/>
+        </w:rPr>
+        <w:t>не выявлено/выявлено</w:t>
+      </w:r>
+      <w:r>
+        <w:t>.</w:t>
+      </w:r>
+    </w:p>
+    <w:p>
+      <w:pPr>
+        <w:spacing w:before="0" w:after="0" w:line="240" w:lineRule="auto"/>
+        <w:ind w:firstLine="567"/>
+        <w:jc w:val="both"/>
+      </w:pPr>
+      <w:r>
+        <w:t>П</w:t>
+      </w:r>
+      <w:r>
+        <w:t>овторная проверка сопротивлени</w:t>
+      </w:r>
+      <w:r>
+        <w:t>я</w:t>
+      </w:r>
+      <w:r>
+        <w:t xml:space="preserve"> изоляции мегаомметром</w:t>
+      </w:r>
+      <w:r>
+        <w:t xml:space="preserve">. Сопротивление изоляции после испытаний </w:t>
+      </w:r>
+      <w:r>
+        <w:rPr>
+          <w:i/>
+          <w:iCs/>
+        </w:rPr>
+        <w:t>не изменилось</w:t>
+      </w:r>
+      <w:r>
+        <w:rPr>
+          <w:i/>
+          <w:iCs/>
+        </w:rPr>
+        <w:t>/изменилось</w:t>
+      </w:r>
+      <w:r>
+        <w:t>.</w:t>
       </w:r>
     </w:p>
     <w:p>
@@ -6504,20 +7169,18 @@
         <w:rPr>
           <w:lang w:val="ru-RU"/>
         </w:rPr>
-        <w:t xml:space="preserve">Произведен анализ принципиальных схем, задания на настройку </w:t>
-      </w:r>
-      <w:r>
-        <w:rPr>
-          <w:lang w:val="ru-RU"/>
-        </w:rPr>
-        <w:t>&lt;&lt;UNITS_GEN&gt;&gt;</w:t>
-      </w:r>
-      <w:r>
-        <w:rPr>
-          <w:lang w:val="ru-RU"/>
-        </w:rPr>
-        <w:t xml:space="preserve"> РЗА на соответствие принятым проектным решениям и техническим характеристикам (функциям) устройства.</w:t>
-      </w:r>
+        <w:t>Результат проверки: ___________________________________________________________________</w:t>
+      </w:r>
+    </w:p>
+    <w:p>
+      <w:pPr>
+        <w:pStyle w:val="12"/>
+      </w:pPr>
+      <w:bookmarkStart w:id="11" w:name="_Toc241066909"/>
+      <w:r>
+        <w:t>Проверка на соответствие проектным решениям</w:t>
+      </w:r>
+      <w:bookmarkEnd w:id="11"/>
     </w:p>
     <w:p>
       <w:pPr>
@@ -6527,32 +7190,23 @@
           <w:lang w:val="ru-RU"/>
         </w:rPr>
       </w:pPr>
-      <w:bookmarkStart w:id="17" w:name="X85ae948ceebeeb232a023f43459d7364299701d"/>
-      <w:bookmarkEnd w:id="16"/>
       <w:r>
         <w:rPr>
           <w:lang w:val="ru-RU"/>
         </w:rPr>
-        <w:t>Результат проверки: ___________________________________________________________________</w:t>
-      </w:r>
-    </w:p>
-    <w:p>
-      <w:pPr>
-        <w:pStyle w:val="12"/>
-      </w:pPr>
-      <w:r>
-        <w:t>Задание требуемой конфигурации, уставок и режимов работы (</w:t>
-      </w:r>
-      <w:proofErr w:type="spellStart"/>
-      <w:r>
-        <w:t>параметрирование</w:t>
-      </w:r>
-      <w:proofErr w:type="spellEnd"/>
-      <w:r>
-        <w:t xml:space="preserve">) </w:t>
-      </w:r>
-      <w:r>
+        <w:t xml:space="preserve">Произведен анализ принципиальных схем, задания на настройку </w:t>
+      </w:r>
+      <w:r>
+        <w:rPr>
+          <w:lang w:val="ru-RU"/>
+        </w:rPr>
         <w:t>&lt;&lt;UNITS_GEN&gt;&gt;</w:t>
+      </w:r>
+      <w:r>
+        <w:rPr>
+          <w:lang w:val="ru-RU"/>
+        </w:rPr>
+        <w:t xml:space="preserve"> РЗА на соответствие принятым проектным решениям и техническим характеристикам (функциям) устройства.</w:t>
       </w:r>
     </w:p>
     <w:p>
@@ -6567,21 +7221,35 @@
         <w:rPr>
           <w:lang w:val="ru-RU"/>
         </w:rPr>
-        <w:t xml:space="preserve">С помощью ПО «ЮНИТ-СЕРВИС РЗА» загружены проектные настройки конфигурирования и </w:t>
-      </w:r>
-      <w:proofErr w:type="spellStart"/>
-      <w:r>
+        <w:t>Результат проверки: ___________________________________________________________________</w:t>
+      </w:r>
+    </w:p>
+    <w:p>
+      <w:pPr>
+        <w:pStyle w:val="12"/>
+      </w:pPr>
+      <w:bookmarkStart w:id="12" w:name="_Toc241066910"/>
+      <w:r>
+        <w:t xml:space="preserve">Задание требуемой конфигурации, уставок и режимов работы (параметрирование) </w:t>
+      </w:r>
+      <w:r>
+        <w:t>&lt;&lt;UNITS_GEN&gt;&gt;</w:t>
+      </w:r>
+      <w:bookmarkEnd w:id="12"/>
+    </w:p>
+    <w:p>
+      <w:pPr>
+        <w:pStyle w:val="311"/>
+        <w:jc w:val="both"/>
         <w:rPr>
           <w:lang w:val="ru-RU"/>
         </w:rPr>
-        <w:t>параметрирования</w:t>
-      </w:r>
-      <w:proofErr w:type="spellEnd"/>
+      </w:pPr>
       <w:r>
         <w:rPr>
           <w:lang w:val="ru-RU"/>
         </w:rPr>
-        <w:t xml:space="preserve"> </w:t>
+        <w:t xml:space="preserve">С помощью ПО «ЮНИТ-СЕРВИС РЗА» загружены проектные настройки конфигурирования и параметрирования </w:t>
       </w:r>
       <w:r>
         <w:rPr>
@@ -6612,6 +7280,8 @@
       <w:pPr>
         <w:pStyle w:val="311"/>
         <w:rPr>
+          <w:i/>
+          <w:iCs/>
           <w:lang w:val="ru-RU"/>
         </w:rPr>
       </w:pPr>
@@ -6638,16 +7308,2250 @@
         <w:rPr>
           <w:lang w:val="ru-RU"/>
         </w:rPr>
-        <w:t>: Да</w:t>
+        <w:t xml:space="preserve">: </w:t>
+      </w:r>
+      <w:r>
+        <w:rPr>
+          <w:i/>
+          <w:iCs/>
+          <w:lang w:val="ru-RU"/>
+        </w:rPr>
+        <w:t>Да</w:t>
       </w:r>
       <w:proofErr w:type="gramEnd"/>
       <w:r>
         <w:rPr>
+          <w:i/>
+          <w:iCs/>
           <w:lang w:val="ru-RU"/>
         </w:rPr>
         <w:t xml:space="preserve"> / Нет</w:t>
       </w:r>
-      <w:bookmarkEnd w:id="17"/>
+    </w:p>
+    <w:p>
+      <w:pPr>
+        <w:pStyle w:val="12"/>
+      </w:pPr>
+      <w:bookmarkStart w:id="13" w:name="_Toc241066911"/>
+      <w:r>
+        <w:t>Проверка порогов срабатывания задействованных дискретных входов</w:t>
+      </w:r>
+      <w:bookmarkEnd w:id="13"/>
+    </w:p>
+    <w:p>
+      <w:pPr>
+        <w:pStyle w:val="afff2"/>
+      </w:pPr>
+      <w:r>
+        <w:t>Контроль срабатывания и возврата дискретн</w:t>
+      </w:r>
+      <w:r>
+        <w:t>ых</w:t>
+      </w:r>
+      <w:r>
+        <w:t xml:space="preserve"> вход</w:t>
+      </w:r>
+      <w:r>
+        <w:t>ов</w:t>
+      </w:r>
+      <w:r>
+        <w:t xml:space="preserve"> производится в ПО «ЮНИТ-СЕРВИС РЗА» во вкладке «Текущие значения» применительно конкретному модулю и конкретному дискретному входу</w:t>
+      </w:r>
+      <w:r>
+        <w:t xml:space="preserve">: </w:t>
+      </w:r>
+      <w:r>
+        <w:t>контролируемый параметр «Статус входа».</w:t>
+      </w:r>
+      <w:r>
+        <w:t xml:space="preserve"> </w:t>
+      </w:r>
+      <w:r>
+        <w:t xml:space="preserve">Допустимые значения </w:t>
+      </w:r>
+      <w:r>
+        <w:rPr>
+          <w:sz w:val="22"/>
+          <w:lang w:val="en-US"/>
+        </w:rPr>
+        <w:t>U</w:t>
+      </w:r>
+      <w:proofErr w:type="spellStart"/>
+      <w:r>
+        <w:rPr>
+          <w:sz w:val="22"/>
+        </w:rPr>
+        <w:t>сраб</w:t>
+      </w:r>
+      <w:proofErr w:type="spellEnd"/>
+      <w:r>
+        <w:rPr>
+          <w:sz w:val="22"/>
+        </w:rPr>
+        <w:t xml:space="preserve"> = </w:t>
+      </w:r>
+      <w:r>
+        <w:t xml:space="preserve">158÷170 В, </w:t>
+      </w:r>
+      <w:r>
+        <w:rPr>
+          <w:lang w:val="en-US"/>
+        </w:rPr>
+        <w:t>U</w:t>
+      </w:r>
+      <w:proofErr w:type="spellStart"/>
+      <w:r>
+        <w:t>возвр</w:t>
+      </w:r>
+      <w:proofErr w:type="spellEnd"/>
+      <w:r>
+        <w:t xml:space="preserve"> = 132÷154 В.</w:t>
+      </w:r>
+      <w:r>
+        <w:t xml:space="preserve">  </w:t>
+      </w:r>
+    </w:p>
+    <w:p>
+      <w:pPr>
+        <w:pStyle w:val="afff2"/>
+      </w:pPr>
+      <w:r>
+        <w:t xml:space="preserve">Результаты проверки </w:t>
+      </w:r>
+      <w:r>
+        <w:t>представлены в т</w:t>
+      </w:r>
+      <w:r>
+        <w:t>аблиц</w:t>
+      </w:r>
+      <w:r>
+        <w:t xml:space="preserve">е </w:t>
+      </w:r>
+      <w:hyperlink w:anchor="table101" w:history="1">
+        <w:r>
+          <w:rPr>
+            <w:rStyle w:val="afff4"/>
+          </w:rPr>
+          <w:t>1</w:t>
+        </w:r>
+        <w:r>
+          <w:rPr>
+            <w:rStyle w:val="afff4"/>
+          </w:rPr>
+          <w:t>0</w:t>
+        </w:r>
+        <w:r>
+          <w:rPr>
+            <w:rStyle w:val="afff4"/>
+          </w:rPr>
+          <w:t>.</w:t>
+        </w:r>
+        <w:r>
+          <w:rPr>
+            <w:rStyle w:val="afff4"/>
+          </w:rPr>
+          <w:t>1</w:t>
+        </w:r>
+      </w:hyperlink>
+      <w:r>
+        <w:t>.</w:t>
+      </w:r>
+    </w:p>
+    <w:p>
+      <w:pPr>
+        <w:pStyle w:val="afffffff9"/>
+      </w:pPr>
+      <w:r>
+        <w:t xml:space="preserve">Таблица </w:t>
+      </w:r>
+      <w:r>
+        <w:fldChar w:fldCharType="begin"/>
+      </w:r>
+      <w:r>
+        <w:instrText xml:space="preserve"> SEQ Таблица \* ARABIC </w:instrText>
+      </w:r>
+      <w:r>
+        <w:fldChar w:fldCharType="separate"/>
+      </w:r>
+      <w:r>
+        <w:rPr>
+          <w:noProof/>
+        </w:rPr>
+        <w:t>3</w:t>
+      </w:r>
+      <w:r>
+        <w:fldChar w:fldCharType="end"/>
+      </w:r>
+      <w:r>
+        <w:t>0.1 – Пороги срабатывания дискретных входов</w:t>
+      </w:r>
+    </w:p>
+    <w:tbl>
+      <w:tblPr>
+        <w:tblW w:w="10065" w:type="dxa"/>
+        <w:jc w:val="center"/>
+        <w:tblBorders>
+          <w:top w:val="single" w:sz="4" w:space="0" w:color="auto"/>
+          <w:left w:val="single" w:sz="4" w:space="0" w:color="auto"/>
+          <w:bottom w:val="single" w:sz="4" w:space="0" w:color="auto"/>
+          <w:right w:val="single" w:sz="4" w:space="0" w:color="auto"/>
+          <w:insideH w:val="single" w:sz="4" w:space="0" w:color="auto"/>
+          <w:insideV w:val="single" w:sz="4" w:space="0" w:color="auto"/>
+        </w:tblBorders>
+        <w:tblLook w:val="04A0" w:firstRow="1" w:lastRow="0" w:firstColumn="1" w:lastColumn="0" w:noHBand="0" w:noVBand="1"/>
+      </w:tblPr>
+      <w:tblGrid>
+        <w:gridCol w:w="3672"/>
+        <w:gridCol w:w="1558"/>
+        <w:gridCol w:w="3402"/>
+        <w:gridCol w:w="1433"/>
+      </w:tblGrid>
+      <w:tr>
+        <w:trPr>
+          <w:trHeight w:val="113"/>
+          <w:tblHeader/>
+          <w:jc w:val="center"/>
+        </w:trPr>
+        <w:tc>
+          <w:tcPr>
+            <w:tcW w:w="1824" w:type="pct"/>
+            <w:shd w:val="clear" w:color="auto" w:fill="auto"/>
+            <w:vAlign w:val="center"/>
+          </w:tcPr>
+          <w:p>
+            <w:pPr>
+              <w:spacing w:line="240" w:lineRule="auto"/>
+              <w:jc w:val="center"/>
+              <w:rPr>
+                <w:b/>
+                <w:sz w:val="22"/>
+                <w:szCs w:val="22"/>
+                <w:lang w:val="en-US"/>
+              </w:rPr>
+            </w:pPr>
+            <w:r>
+              <w:rPr>
+                <w:b/>
+                <w:sz w:val="22"/>
+                <w:szCs w:val="22"/>
+              </w:rPr>
+              <w:t>Наименование</w:t>
+            </w:r>
+            <w:r>
+              <w:rPr>
+                <w:b/>
+                <w:sz w:val="22"/>
+                <w:szCs w:val="22"/>
+              </w:rPr>
+              <w:t xml:space="preserve"> </w:t>
+            </w:r>
+            <w:r>
+              <w:rPr>
+                <w:b/>
+                <w:sz w:val="22"/>
+                <w:szCs w:val="22"/>
+              </w:rPr>
+              <w:t xml:space="preserve">задействованного </w:t>
+            </w:r>
+            <w:r>
+              <w:rPr>
+                <w:b/>
+                <w:sz w:val="22"/>
+                <w:szCs w:val="22"/>
+              </w:rPr>
+              <w:t>входа</w:t>
+            </w:r>
+          </w:p>
+          <w:p>
+            <w:pPr>
+              <w:pStyle w:val="13"/>
+              <w:rPr>
+                <w:lang w:val="en-US"/>
+              </w:rPr>
+            </w:pPr>
+          </w:p>
+          <w:p>
+            <w:pPr>
+              <w:pStyle w:val="13"/>
+              <w:rPr>
+                <w:lang w:val="en-US"/>
+              </w:rPr>
+            </w:pPr>
+          </w:p>
+        </w:tc>
+        <w:tc>
+          <w:tcPr>
+            <w:tcW w:w="774" w:type="pct"/>
+            <w:shd w:val="clear" w:color="auto" w:fill="auto"/>
+            <w:vAlign w:val="center"/>
+          </w:tcPr>
+          <w:p>
+            <w:pPr>
+              <w:spacing w:line="240" w:lineRule="auto"/>
+              <w:jc w:val="center"/>
+              <w:rPr>
+                <w:b/>
+                <w:sz w:val="22"/>
+                <w:szCs w:val="22"/>
+              </w:rPr>
+            </w:pPr>
+            <w:r>
+              <w:rPr>
+                <w:b/>
+                <w:sz w:val="22"/>
+                <w:szCs w:val="22"/>
+                <w:lang w:val="en-US"/>
+              </w:rPr>
+              <w:t>U</w:t>
+            </w:r>
+            <w:r>
+              <w:rPr>
+                <w:b/>
+                <w:sz w:val="22"/>
+                <w:szCs w:val="22"/>
+              </w:rPr>
+              <w:t xml:space="preserve"> </w:t>
+            </w:r>
+            <w:proofErr w:type="spellStart"/>
+            <w:r>
+              <w:rPr>
+                <w:b/>
+                <w:sz w:val="22"/>
+                <w:szCs w:val="22"/>
+              </w:rPr>
+              <w:t>сраб</w:t>
+            </w:r>
+            <w:proofErr w:type="spellEnd"/>
+            <w:r>
+              <w:rPr>
+                <w:b/>
+                <w:sz w:val="22"/>
+                <w:szCs w:val="22"/>
+              </w:rPr>
+              <w:t xml:space="preserve">/ </w:t>
+            </w:r>
+          </w:p>
+          <w:p>
+            <w:pPr>
+              <w:spacing w:line="240" w:lineRule="auto"/>
+              <w:jc w:val="center"/>
+              <w:rPr>
+                <w:b/>
+                <w:szCs w:val="22"/>
+              </w:rPr>
+            </w:pPr>
+            <w:r>
+              <w:rPr>
+                <w:b/>
+                <w:sz w:val="22"/>
+                <w:szCs w:val="22"/>
+                <w:lang w:val="en-US"/>
+              </w:rPr>
+              <w:t>U</w:t>
+            </w:r>
+            <w:r>
+              <w:rPr>
+                <w:b/>
+                <w:sz w:val="22"/>
+                <w:szCs w:val="22"/>
+              </w:rPr>
+              <w:t xml:space="preserve"> </w:t>
+            </w:r>
+            <w:r>
+              <w:rPr>
+                <w:b/>
+                <w:sz w:val="22"/>
+                <w:szCs w:val="22"/>
+              </w:rPr>
+              <w:t>воз</w:t>
+            </w:r>
+            <w:r>
+              <w:rPr>
+                <w:b/>
+                <w:sz w:val="22"/>
+                <w:szCs w:val="22"/>
+              </w:rPr>
+              <w:t>, В</w:t>
+            </w:r>
+          </w:p>
+        </w:tc>
+        <w:tc>
+          <w:tcPr>
+            <w:tcW w:w="1690" w:type="pct"/>
+            <w:shd w:val="clear" w:color="auto" w:fill="auto"/>
+            <w:vAlign w:val="center"/>
+          </w:tcPr>
+          <w:p>
+            <w:pPr>
+              <w:spacing w:line="240" w:lineRule="auto"/>
+              <w:jc w:val="center"/>
+              <w:rPr>
+                <w:b/>
+                <w:szCs w:val="22"/>
+              </w:rPr>
+            </w:pPr>
+            <w:r>
+              <w:rPr>
+                <w:b/>
+                <w:sz w:val="22"/>
+                <w:szCs w:val="22"/>
+              </w:rPr>
+              <w:t>Наименование</w:t>
+            </w:r>
+            <w:r>
+              <w:rPr>
+                <w:b/>
+                <w:sz w:val="22"/>
+                <w:szCs w:val="22"/>
+              </w:rPr>
+              <w:t xml:space="preserve"> </w:t>
+            </w:r>
+            <w:r>
+              <w:rPr>
+                <w:b/>
+                <w:sz w:val="22"/>
+                <w:szCs w:val="22"/>
+              </w:rPr>
+              <w:t xml:space="preserve">задействованного </w:t>
+            </w:r>
+            <w:r>
+              <w:rPr>
+                <w:b/>
+                <w:sz w:val="22"/>
+                <w:szCs w:val="22"/>
+              </w:rPr>
+              <w:t>входа</w:t>
+            </w:r>
+          </w:p>
+        </w:tc>
+        <w:tc>
+          <w:tcPr>
+            <w:tcW w:w="712" w:type="pct"/>
+            <w:shd w:val="clear" w:color="auto" w:fill="auto"/>
+            <w:vAlign w:val="center"/>
+          </w:tcPr>
+          <w:p>
+            <w:pPr>
+              <w:spacing w:line="240" w:lineRule="auto"/>
+              <w:jc w:val="center"/>
+              <w:rPr>
+                <w:b/>
+                <w:sz w:val="22"/>
+                <w:szCs w:val="22"/>
+              </w:rPr>
+            </w:pPr>
+            <w:r>
+              <w:rPr>
+                <w:b/>
+                <w:sz w:val="22"/>
+                <w:szCs w:val="22"/>
+                <w:lang w:val="en-US"/>
+              </w:rPr>
+              <w:t>U</w:t>
+            </w:r>
+            <w:r>
+              <w:rPr>
+                <w:b/>
+                <w:sz w:val="22"/>
+                <w:szCs w:val="22"/>
+              </w:rPr>
+              <w:t xml:space="preserve"> </w:t>
+            </w:r>
+            <w:proofErr w:type="spellStart"/>
+            <w:r>
+              <w:rPr>
+                <w:b/>
+                <w:sz w:val="22"/>
+                <w:szCs w:val="22"/>
+              </w:rPr>
+              <w:t>сраб</w:t>
+            </w:r>
+            <w:proofErr w:type="spellEnd"/>
+            <w:r>
+              <w:rPr>
+                <w:b/>
+                <w:sz w:val="22"/>
+                <w:szCs w:val="22"/>
+              </w:rPr>
+              <w:t xml:space="preserve">/ </w:t>
+            </w:r>
+          </w:p>
+          <w:p>
+            <w:pPr>
+              <w:spacing w:line="240" w:lineRule="auto"/>
+              <w:jc w:val="center"/>
+              <w:rPr>
+                <w:b/>
+                <w:szCs w:val="22"/>
+              </w:rPr>
+            </w:pPr>
+            <w:r>
+              <w:rPr>
+                <w:b/>
+                <w:sz w:val="22"/>
+                <w:szCs w:val="22"/>
+                <w:lang w:val="en-US"/>
+              </w:rPr>
+              <w:t>U</w:t>
+            </w:r>
+            <w:r>
+              <w:rPr>
+                <w:b/>
+                <w:sz w:val="22"/>
+                <w:szCs w:val="22"/>
+              </w:rPr>
+              <w:t xml:space="preserve"> </w:t>
+            </w:r>
+            <w:r>
+              <w:rPr>
+                <w:b/>
+                <w:sz w:val="22"/>
+                <w:szCs w:val="22"/>
+              </w:rPr>
+              <w:t>воз</w:t>
+            </w:r>
+            <w:r>
+              <w:rPr>
+                <w:b/>
+                <w:sz w:val="22"/>
+                <w:szCs w:val="22"/>
+              </w:rPr>
+              <w:t>, В</w:t>
+            </w:r>
+          </w:p>
+        </w:tc>
+      </w:tr>
+      <w:tr>
+        <w:trPr>
+          <w:trHeight w:val="283"/>
+          <w:jc w:val="center"/>
+        </w:trPr>
+        <w:tc>
+          <w:tcPr>
+            <w:tcW w:w="1824" w:type="pct"/>
+            <w:shd w:val="clear" w:color="auto" w:fill="auto"/>
+            <w:vAlign w:val="center"/>
+          </w:tcPr>
+          <w:p>
+            <w:pPr>
+              <w:spacing w:line="240" w:lineRule="auto"/>
+              <w:jc w:val="center"/>
+              <w:rPr>
+                <w:szCs w:val="22"/>
+              </w:rPr>
+            </w:pPr>
+          </w:p>
+        </w:tc>
+        <w:tc>
+          <w:tcPr>
+            <w:tcW w:w="774" w:type="pct"/>
+            <w:shd w:val="clear" w:color="auto" w:fill="auto"/>
+            <w:vAlign w:val="center"/>
+          </w:tcPr>
+          <w:p>
+            <w:pPr>
+              <w:spacing w:line="240" w:lineRule="auto"/>
+              <w:jc w:val="center"/>
+              <w:rPr>
+                <w:szCs w:val="22"/>
+              </w:rPr>
+            </w:pPr>
+          </w:p>
+        </w:tc>
+        <w:tc>
+          <w:tcPr>
+            <w:tcW w:w="1690" w:type="pct"/>
+            <w:shd w:val="clear" w:color="auto" w:fill="auto"/>
+            <w:vAlign w:val="center"/>
+          </w:tcPr>
+          <w:p>
+            <w:pPr>
+              <w:spacing w:line="240" w:lineRule="auto"/>
+              <w:jc w:val="center"/>
+              <w:rPr>
+                <w:szCs w:val="22"/>
+              </w:rPr>
+            </w:pPr>
+          </w:p>
+        </w:tc>
+        <w:tc>
+          <w:tcPr>
+            <w:tcW w:w="712" w:type="pct"/>
+            <w:shd w:val="clear" w:color="auto" w:fill="auto"/>
+            <w:vAlign w:val="center"/>
+          </w:tcPr>
+          <w:p>
+            <w:pPr>
+              <w:spacing w:line="240" w:lineRule="auto"/>
+              <w:jc w:val="center"/>
+              <w:rPr>
+                <w:szCs w:val="22"/>
+                <w:highlight w:val="yellow"/>
+              </w:rPr>
+            </w:pPr>
+          </w:p>
+        </w:tc>
+      </w:tr>
+      <w:tr>
+        <w:trPr>
+          <w:trHeight w:val="283"/>
+          <w:jc w:val="center"/>
+        </w:trPr>
+        <w:tc>
+          <w:tcPr>
+            <w:tcW w:w="1824" w:type="pct"/>
+            <w:shd w:val="clear" w:color="auto" w:fill="auto"/>
+            <w:vAlign w:val="center"/>
+          </w:tcPr>
+          <w:p>
+            <w:pPr>
+              <w:spacing w:line="240" w:lineRule="auto"/>
+              <w:jc w:val="center"/>
+              <w:rPr>
+                <w:szCs w:val="22"/>
+              </w:rPr>
+            </w:pPr>
+          </w:p>
+        </w:tc>
+        <w:tc>
+          <w:tcPr>
+            <w:tcW w:w="774" w:type="pct"/>
+            <w:shd w:val="clear" w:color="auto" w:fill="auto"/>
+          </w:tcPr>
+          <w:p>
+            <w:pPr>
+              <w:spacing w:line="240" w:lineRule="auto"/>
+              <w:jc w:val="center"/>
+            </w:pPr>
+          </w:p>
+        </w:tc>
+        <w:tc>
+          <w:tcPr>
+            <w:tcW w:w="1690" w:type="pct"/>
+            <w:shd w:val="clear" w:color="auto" w:fill="auto"/>
+            <w:vAlign w:val="center"/>
+          </w:tcPr>
+          <w:p>
+            <w:pPr>
+              <w:spacing w:line="240" w:lineRule="auto"/>
+              <w:jc w:val="center"/>
+            </w:pPr>
+          </w:p>
+        </w:tc>
+        <w:tc>
+          <w:tcPr>
+            <w:tcW w:w="712" w:type="pct"/>
+            <w:shd w:val="clear" w:color="auto" w:fill="auto"/>
+            <w:vAlign w:val="center"/>
+          </w:tcPr>
+          <w:p>
+            <w:pPr>
+              <w:spacing w:line="240" w:lineRule="auto"/>
+              <w:jc w:val="center"/>
+              <w:rPr>
+                <w:szCs w:val="22"/>
+                <w:highlight w:val="yellow"/>
+              </w:rPr>
+            </w:pPr>
+          </w:p>
+        </w:tc>
+      </w:tr>
+      <w:tr>
+        <w:trPr>
+          <w:trHeight w:val="283"/>
+          <w:jc w:val="center"/>
+        </w:trPr>
+        <w:tc>
+          <w:tcPr>
+            <w:tcW w:w="1824" w:type="pct"/>
+            <w:shd w:val="clear" w:color="auto" w:fill="auto"/>
+            <w:vAlign w:val="center"/>
+          </w:tcPr>
+          <w:p>
+            <w:pPr>
+              <w:spacing w:line="240" w:lineRule="auto"/>
+              <w:jc w:val="center"/>
+              <w:rPr>
+                <w:szCs w:val="22"/>
+              </w:rPr>
+            </w:pPr>
+          </w:p>
+        </w:tc>
+        <w:tc>
+          <w:tcPr>
+            <w:tcW w:w="774" w:type="pct"/>
+            <w:shd w:val="clear" w:color="auto" w:fill="auto"/>
+          </w:tcPr>
+          <w:p>
+            <w:pPr>
+              <w:spacing w:line="240" w:lineRule="auto"/>
+              <w:jc w:val="center"/>
+            </w:pPr>
+          </w:p>
+        </w:tc>
+        <w:tc>
+          <w:tcPr>
+            <w:tcW w:w="1690" w:type="pct"/>
+            <w:shd w:val="clear" w:color="auto" w:fill="auto"/>
+            <w:vAlign w:val="center"/>
+          </w:tcPr>
+          <w:p>
+            <w:pPr>
+              <w:spacing w:line="240" w:lineRule="auto"/>
+              <w:jc w:val="center"/>
+            </w:pPr>
+          </w:p>
+        </w:tc>
+        <w:tc>
+          <w:tcPr>
+            <w:tcW w:w="712" w:type="pct"/>
+            <w:shd w:val="clear" w:color="auto" w:fill="auto"/>
+            <w:vAlign w:val="center"/>
+          </w:tcPr>
+          <w:p>
+            <w:pPr>
+              <w:spacing w:line="240" w:lineRule="auto"/>
+              <w:jc w:val="center"/>
+              <w:rPr>
+                <w:szCs w:val="22"/>
+                <w:highlight w:val="yellow"/>
+              </w:rPr>
+            </w:pPr>
+          </w:p>
+        </w:tc>
+      </w:tr>
+      <w:tr>
+        <w:trPr>
+          <w:trHeight w:val="283"/>
+          <w:jc w:val="center"/>
+        </w:trPr>
+        <w:tc>
+          <w:tcPr>
+            <w:tcW w:w="1824" w:type="pct"/>
+            <w:shd w:val="clear" w:color="auto" w:fill="auto"/>
+            <w:vAlign w:val="center"/>
+          </w:tcPr>
+          <w:p>
+            <w:pPr>
+              <w:spacing w:line="240" w:lineRule="auto"/>
+              <w:jc w:val="center"/>
+              <w:rPr>
+                <w:szCs w:val="22"/>
+              </w:rPr>
+            </w:pPr>
+          </w:p>
+        </w:tc>
+        <w:tc>
+          <w:tcPr>
+            <w:tcW w:w="774" w:type="pct"/>
+            <w:shd w:val="clear" w:color="auto" w:fill="auto"/>
+          </w:tcPr>
+          <w:p>
+            <w:pPr>
+              <w:spacing w:line="240" w:lineRule="auto"/>
+              <w:jc w:val="center"/>
+            </w:pPr>
+          </w:p>
+        </w:tc>
+        <w:tc>
+          <w:tcPr>
+            <w:tcW w:w="1690" w:type="pct"/>
+            <w:shd w:val="clear" w:color="auto" w:fill="auto"/>
+            <w:vAlign w:val="center"/>
+          </w:tcPr>
+          <w:p>
+            <w:pPr>
+              <w:spacing w:line="240" w:lineRule="auto"/>
+              <w:jc w:val="center"/>
+            </w:pPr>
+          </w:p>
+        </w:tc>
+        <w:tc>
+          <w:tcPr>
+            <w:tcW w:w="712" w:type="pct"/>
+            <w:shd w:val="clear" w:color="auto" w:fill="auto"/>
+            <w:vAlign w:val="center"/>
+          </w:tcPr>
+          <w:p>
+            <w:pPr>
+              <w:spacing w:line="240" w:lineRule="auto"/>
+              <w:jc w:val="center"/>
+              <w:rPr>
+                <w:szCs w:val="22"/>
+                <w:highlight w:val="yellow"/>
+              </w:rPr>
+            </w:pPr>
+          </w:p>
+        </w:tc>
+      </w:tr>
+      <w:tr>
+        <w:trPr>
+          <w:trHeight w:val="283"/>
+          <w:jc w:val="center"/>
+        </w:trPr>
+        <w:tc>
+          <w:tcPr>
+            <w:tcW w:w="1824" w:type="pct"/>
+            <w:shd w:val="clear" w:color="auto" w:fill="auto"/>
+            <w:vAlign w:val="center"/>
+          </w:tcPr>
+          <w:p>
+            <w:pPr>
+              <w:spacing w:line="240" w:lineRule="auto"/>
+              <w:jc w:val="center"/>
+              <w:rPr>
+                <w:szCs w:val="22"/>
+              </w:rPr>
+            </w:pPr>
+          </w:p>
+        </w:tc>
+        <w:tc>
+          <w:tcPr>
+            <w:tcW w:w="774" w:type="pct"/>
+            <w:shd w:val="clear" w:color="auto" w:fill="auto"/>
+          </w:tcPr>
+          <w:p>
+            <w:pPr>
+              <w:spacing w:line="240" w:lineRule="auto"/>
+              <w:jc w:val="center"/>
+            </w:pPr>
+          </w:p>
+        </w:tc>
+        <w:tc>
+          <w:tcPr>
+            <w:tcW w:w="1690" w:type="pct"/>
+            <w:shd w:val="clear" w:color="auto" w:fill="auto"/>
+            <w:vAlign w:val="center"/>
+          </w:tcPr>
+          <w:p>
+            <w:pPr>
+              <w:spacing w:line="240" w:lineRule="auto"/>
+              <w:jc w:val="center"/>
+            </w:pPr>
+          </w:p>
+        </w:tc>
+        <w:tc>
+          <w:tcPr>
+            <w:tcW w:w="712" w:type="pct"/>
+            <w:shd w:val="clear" w:color="auto" w:fill="auto"/>
+            <w:vAlign w:val="center"/>
+          </w:tcPr>
+          <w:p>
+            <w:pPr>
+              <w:spacing w:line="240" w:lineRule="auto"/>
+              <w:jc w:val="center"/>
+              <w:rPr>
+                <w:szCs w:val="22"/>
+                <w:highlight w:val="yellow"/>
+              </w:rPr>
+            </w:pPr>
+          </w:p>
+        </w:tc>
+      </w:tr>
+      <w:tr>
+        <w:trPr>
+          <w:trHeight w:val="283"/>
+          <w:jc w:val="center"/>
+        </w:trPr>
+        <w:tc>
+          <w:tcPr>
+            <w:tcW w:w="1824" w:type="pct"/>
+            <w:shd w:val="clear" w:color="auto" w:fill="auto"/>
+            <w:vAlign w:val="center"/>
+          </w:tcPr>
+          <w:p>
+            <w:pPr>
+              <w:spacing w:line="240" w:lineRule="auto"/>
+              <w:jc w:val="center"/>
+              <w:rPr>
+                <w:szCs w:val="22"/>
+              </w:rPr>
+            </w:pPr>
+          </w:p>
+        </w:tc>
+        <w:tc>
+          <w:tcPr>
+            <w:tcW w:w="774" w:type="pct"/>
+            <w:shd w:val="clear" w:color="auto" w:fill="auto"/>
+          </w:tcPr>
+          <w:p>
+            <w:pPr>
+              <w:spacing w:line="240" w:lineRule="auto"/>
+              <w:jc w:val="center"/>
+            </w:pPr>
+          </w:p>
+        </w:tc>
+        <w:tc>
+          <w:tcPr>
+            <w:tcW w:w="1690" w:type="pct"/>
+            <w:shd w:val="clear" w:color="auto" w:fill="auto"/>
+            <w:vAlign w:val="center"/>
+          </w:tcPr>
+          <w:p>
+            <w:pPr>
+              <w:spacing w:line="240" w:lineRule="auto"/>
+              <w:jc w:val="center"/>
+            </w:pPr>
+          </w:p>
+        </w:tc>
+        <w:tc>
+          <w:tcPr>
+            <w:tcW w:w="712" w:type="pct"/>
+            <w:shd w:val="clear" w:color="auto" w:fill="auto"/>
+            <w:vAlign w:val="center"/>
+          </w:tcPr>
+          <w:p>
+            <w:pPr>
+              <w:spacing w:line="240" w:lineRule="auto"/>
+              <w:jc w:val="center"/>
+              <w:rPr>
+                <w:szCs w:val="22"/>
+                <w:highlight w:val="yellow"/>
+              </w:rPr>
+            </w:pPr>
+          </w:p>
+        </w:tc>
+      </w:tr>
+      <w:tr>
+        <w:trPr>
+          <w:trHeight w:val="283"/>
+          <w:jc w:val="center"/>
+        </w:trPr>
+        <w:tc>
+          <w:tcPr>
+            <w:tcW w:w="1824" w:type="pct"/>
+            <w:shd w:val="clear" w:color="auto" w:fill="auto"/>
+            <w:vAlign w:val="center"/>
+          </w:tcPr>
+          <w:p>
+            <w:pPr>
+              <w:spacing w:line="240" w:lineRule="auto"/>
+              <w:jc w:val="center"/>
+              <w:rPr>
+                <w:szCs w:val="22"/>
+              </w:rPr>
+            </w:pPr>
+          </w:p>
+        </w:tc>
+        <w:tc>
+          <w:tcPr>
+            <w:tcW w:w="774" w:type="pct"/>
+            <w:shd w:val="clear" w:color="auto" w:fill="auto"/>
+          </w:tcPr>
+          <w:p>
+            <w:pPr>
+              <w:spacing w:line="240" w:lineRule="auto"/>
+              <w:jc w:val="center"/>
+            </w:pPr>
+          </w:p>
+        </w:tc>
+        <w:tc>
+          <w:tcPr>
+            <w:tcW w:w="1690" w:type="pct"/>
+            <w:shd w:val="clear" w:color="auto" w:fill="auto"/>
+            <w:vAlign w:val="center"/>
+          </w:tcPr>
+          <w:p>
+            <w:pPr>
+              <w:spacing w:line="240" w:lineRule="auto"/>
+              <w:jc w:val="center"/>
+            </w:pPr>
+          </w:p>
+        </w:tc>
+        <w:tc>
+          <w:tcPr>
+            <w:tcW w:w="712" w:type="pct"/>
+            <w:shd w:val="clear" w:color="auto" w:fill="auto"/>
+            <w:vAlign w:val="center"/>
+          </w:tcPr>
+          <w:p>
+            <w:pPr>
+              <w:spacing w:line="240" w:lineRule="auto"/>
+              <w:jc w:val="center"/>
+              <w:rPr>
+                <w:szCs w:val="22"/>
+                <w:highlight w:val="yellow"/>
+              </w:rPr>
+            </w:pPr>
+          </w:p>
+        </w:tc>
+      </w:tr>
+      <w:tr>
+        <w:trPr>
+          <w:trHeight w:val="283"/>
+          <w:jc w:val="center"/>
+        </w:trPr>
+        <w:tc>
+          <w:tcPr>
+            <w:tcW w:w="1824" w:type="pct"/>
+            <w:shd w:val="clear" w:color="auto" w:fill="auto"/>
+            <w:vAlign w:val="center"/>
+          </w:tcPr>
+          <w:p>
+            <w:pPr>
+              <w:spacing w:line="240" w:lineRule="auto"/>
+              <w:jc w:val="center"/>
+              <w:rPr>
+                <w:szCs w:val="22"/>
+              </w:rPr>
+            </w:pPr>
+          </w:p>
+        </w:tc>
+        <w:tc>
+          <w:tcPr>
+            <w:tcW w:w="774" w:type="pct"/>
+            <w:shd w:val="clear" w:color="auto" w:fill="auto"/>
+          </w:tcPr>
+          <w:p>
+            <w:pPr>
+              <w:spacing w:line="240" w:lineRule="auto"/>
+              <w:jc w:val="center"/>
+            </w:pPr>
+          </w:p>
+        </w:tc>
+        <w:tc>
+          <w:tcPr>
+            <w:tcW w:w="1690" w:type="pct"/>
+            <w:shd w:val="clear" w:color="auto" w:fill="auto"/>
+            <w:vAlign w:val="center"/>
+          </w:tcPr>
+          <w:p>
+            <w:pPr>
+              <w:spacing w:line="240" w:lineRule="auto"/>
+              <w:jc w:val="center"/>
+            </w:pPr>
+          </w:p>
+        </w:tc>
+        <w:tc>
+          <w:tcPr>
+            <w:tcW w:w="712" w:type="pct"/>
+            <w:shd w:val="clear" w:color="auto" w:fill="auto"/>
+            <w:vAlign w:val="center"/>
+          </w:tcPr>
+          <w:p>
+            <w:pPr>
+              <w:spacing w:line="240" w:lineRule="auto"/>
+              <w:jc w:val="center"/>
+              <w:rPr>
+                <w:szCs w:val="22"/>
+                <w:highlight w:val="yellow"/>
+              </w:rPr>
+            </w:pPr>
+          </w:p>
+        </w:tc>
+      </w:tr>
+      <w:tr>
+        <w:trPr>
+          <w:trHeight w:val="283"/>
+          <w:jc w:val="center"/>
+        </w:trPr>
+        <w:tc>
+          <w:tcPr>
+            <w:tcW w:w="1824" w:type="pct"/>
+            <w:shd w:val="clear" w:color="auto" w:fill="auto"/>
+            <w:vAlign w:val="center"/>
+          </w:tcPr>
+          <w:p>
+            <w:pPr>
+              <w:spacing w:line="240" w:lineRule="auto"/>
+              <w:jc w:val="center"/>
+              <w:rPr>
+                <w:sz w:val="22"/>
+                <w:szCs w:val="22"/>
+              </w:rPr>
+            </w:pPr>
+          </w:p>
+        </w:tc>
+        <w:tc>
+          <w:tcPr>
+            <w:tcW w:w="774" w:type="pct"/>
+            <w:shd w:val="clear" w:color="auto" w:fill="auto"/>
+          </w:tcPr>
+          <w:p>
+            <w:pPr>
+              <w:spacing w:line="240" w:lineRule="auto"/>
+              <w:jc w:val="center"/>
+            </w:pPr>
+          </w:p>
+        </w:tc>
+        <w:tc>
+          <w:tcPr>
+            <w:tcW w:w="1690" w:type="pct"/>
+            <w:shd w:val="clear" w:color="auto" w:fill="auto"/>
+            <w:vAlign w:val="center"/>
+          </w:tcPr>
+          <w:p>
+            <w:pPr>
+              <w:spacing w:line="240" w:lineRule="auto"/>
+              <w:jc w:val="center"/>
+              <w:rPr>
+                <w:sz w:val="22"/>
+                <w:szCs w:val="22"/>
+              </w:rPr>
+            </w:pPr>
+          </w:p>
+        </w:tc>
+        <w:tc>
+          <w:tcPr>
+            <w:tcW w:w="712" w:type="pct"/>
+            <w:shd w:val="clear" w:color="auto" w:fill="auto"/>
+            <w:vAlign w:val="center"/>
+          </w:tcPr>
+          <w:p>
+            <w:pPr>
+              <w:spacing w:line="240" w:lineRule="auto"/>
+              <w:jc w:val="center"/>
+              <w:rPr>
+                <w:szCs w:val="22"/>
+                <w:highlight w:val="yellow"/>
+              </w:rPr>
+            </w:pPr>
+          </w:p>
+        </w:tc>
+      </w:tr>
+      <w:tr>
+        <w:trPr>
+          <w:trHeight w:val="283"/>
+          <w:jc w:val="center"/>
+        </w:trPr>
+        <w:tc>
+          <w:tcPr>
+            <w:tcW w:w="1824" w:type="pct"/>
+            <w:shd w:val="clear" w:color="auto" w:fill="auto"/>
+            <w:vAlign w:val="center"/>
+          </w:tcPr>
+          <w:p>
+            <w:pPr>
+              <w:spacing w:line="240" w:lineRule="auto"/>
+              <w:jc w:val="center"/>
+              <w:rPr>
+                <w:sz w:val="22"/>
+                <w:szCs w:val="22"/>
+              </w:rPr>
+            </w:pPr>
+          </w:p>
+        </w:tc>
+        <w:tc>
+          <w:tcPr>
+            <w:tcW w:w="774" w:type="pct"/>
+            <w:shd w:val="clear" w:color="auto" w:fill="auto"/>
+          </w:tcPr>
+          <w:p>
+            <w:pPr>
+              <w:spacing w:line="240" w:lineRule="auto"/>
+              <w:jc w:val="center"/>
+            </w:pPr>
+          </w:p>
+        </w:tc>
+        <w:tc>
+          <w:tcPr>
+            <w:tcW w:w="1690" w:type="pct"/>
+            <w:shd w:val="clear" w:color="auto" w:fill="auto"/>
+            <w:vAlign w:val="center"/>
+          </w:tcPr>
+          <w:p>
+            <w:pPr>
+              <w:spacing w:line="240" w:lineRule="auto"/>
+              <w:jc w:val="center"/>
+              <w:rPr>
+                <w:sz w:val="22"/>
+                <w:szCs w:val="22"/>
+              </w:rPr>
+            </w:pPr>
+          </w:p>
+        </w:tc>
+        <w:tc>
+          <w:tcPr>
+            <w:tcW w:w="712" w:type="pct"/>
+            <w:shd w:val="clear" w:color="auto" w:fill="auto"/>
+            <w:vAlign w:val="center"/>
+          </w:tcPr>
+          <w:p>
+            <w:pPr>
+              <w:spacing w:line="240" w:lineRule="auto"/>
+              <w:jc w:val="center"/>
+              <w:rPr>
+                <w:sz w:val="22"/>
+                <w:szCs w:val="22"/>
+                <w:highlight w:val="yellow"/>
+              </w:rPr>
+            </w:pPr>
+          </w:p>
+        </w:tc>
+      </w:tr>
+      <w:tr>
+        <w:trPr>
+          <w:trHeight w:val="283"/>
+          <w:jc w:val="center"/>
+        </w:trPr>
+        <w:tc>
+          <w:tcPr>
+            <w:tcW w:w="1824" w:type="pct"/>
+            <w:shd w:val="clear" w:color="auto" w:fill="auto"/>
+            <w:vAlign w:val="center"/>
+          </w:tcPr>
+          <w:p>
+            <w:pPr>
+              <w:spacing w:line="240" w:lineRule="auto"/>
+              <w:jc w:val="center"/>
+              <w:rPr>
+                <w:sz w:val="22"/>
+                <w:szCs w:val="22"/>
+              </w:rPr>
+            </w:pPr>
+          </w:p>
+        </w:tc>
+        <w:tc>
+          <w:tcPr>
+            <w:tcW w:w="774" w:type="pct"/>
+            <w:shd w:val="clear" w:color="auto" w:fill="auto"/>
+          </w:tcPr>
+          <w:p>
+            <w:pPr>
+              <w:spacing w:line="240" w:lineRule="auto"/>
+              <w:jc w:val="center"/>
+            </w:pPr>
+          </w:p>
+        </w:tc>
+        <w:tc>
+          <w:tcPr>
+            <w:tcW w:w="1690" w:type="pct"/>
+            <w:shd w:val="clear" w:color="auto" w:fill="auto"/>
+            <w:vAlign w:val="center"/>
+          </w:tcPr>
+          <w:p>
+            <w:pPr>
+              <w:spacing w:line="240" w:lineRule="auto"/>
+              <w:jc w:val="center"/>
+              <w:rPr>
+                <w:sz w:val="22"/>
+                <w:szCs w:val="22"/>
+              </w:rPr>
+            </w:pPr>
+          </w:p>
+        </w:tc>
+        <w:tc>
+          <w:tcPr>
+            <w:tcW w:w="712" w:type="pct"/>
+            <w:shd w:val="clear" w:color="auto" w:fill="auto"/>
+            <w:vAlign w:val="center"/>
+          </w:tcPr>
+          <w:p>
+            <w:pPr>
+              <w:spacing w:line="240" w:lineRule="auto"/>
+              <w:jc w:val="center"/>
+              <w:rPr>
+                <w:sz w:val="22"/>
+                <w:szCs w:val="22"/>
+                <w:highlight w:val="yellow"/>
+              </w:rPr>
+            </w:pPr>
+          </w:p>
+        </w:tc>
+      </w:tr>
+      <w:tr>
+        <w:trPr>
+          <w:trHeight w:val="283"/>
+          <w:jc w:val="center"/>
+        </w:trPr>
+        <w:tc>
+          <w:tcPr>
+            <w:tcW w:w="1824" w:type="pct"/>
+            <w:shd w:val="clear" w:color="auto" w:fill="auto"/>
+            <w:vAlign w:val="center"/>
+          </w:tcPr>
+          <w:p>
+            <w:pPr>
+              <w:spacing w:line="240" w:lineRule="auto"/>
+              <w:jc w:val="center"/>
+              <w:rPr>
+                <w:sz w:val="22"/>
+                <w:szCs w:val="22"/>
+              </w:rPr>
+            </w:pPr>
+          </w:p>
+        </w:tc>
+        <w:tc>
+          <w:tcPr>
+            <w:tcW w:w="774" w:type="pct"/>
+            <w:shd w:val="clear" w:color="auto" w:fill="auto"/>
+          </w:tcPr>
+          <w:p>
+            <w:pPr>
+              <w:spacing w:line="240" w:lineRule="auto"/>
+              <w:jc w:val="center"/>
+            </w:pPr>
+          </w:p>
+        </w:tc>
+        <w:tc>
+          <w:tcPr>
+            <w:tcW w:w="1690" w:type="pct"/>
+            <w:shd w:val="clear" w:color="auto" w:fill="auto"/>
+            <w:vAlign w:val="center"/>
+          </w:tcPr>
+          <w:p>
+            <w:pPr>
+              <w:spacing w:line="240" w:lineRule="auto"/>
+              <w:jc w:val="center"/>
+              <w:rPr>
+                <w:sz w:val="22"/>
+                <w:szCs w:val="22"/>
+              </w:rPr>
+            </w:pPr>
+          </w:p>
+        </w:tc>
+        <w:tc>
+          <w:tcPr>
+            <w:tcW w:w="712" w:type="pct"/>
+            <w:shd w:val="clear" w:color="auto" w:fill="auto"/>
+            <w:vAlign w:val="center"/>
+          </w:tcPr>
+          <w:p>
+            <w:pPr>
+              <w:spacing w:line="240" w:lineRule="auto"/>
+              <w:jc w:val="center"/>
+              <w:rPr>
+                <w:sz w:val="22"/>
+                <w:szCs w:val="22"/>
+                <w:highlight w:val="yellow"/>
+              </w:rPr>
+            </w:pPr>
+          </w:p>
+        </w:tc>
+      </w:tr>
+      <w:tr>
+        <w:trPr>
+          <w:trHeight w:val="283"/>
+          <w:jc w:val="center"/>
+        </w:trPr>
+        <w:tc>
+          <w:tcPr>
+            <w:tcW w:w="1824" w:type="pct"/>
+            <w:shd w:val="clear" w:color="auto" w:fill="auto"/>
+            <w:vAlign w:val="center"/>
+          </w:tcPr>
+          <w:p>
+            <w:pPr>
+              <w:spacing w:line="240" w:lineRule="auto"/>
+              <w:jc w:val="center"/>
+              <w:rPr>
+                <w:sz w:val="22"/>
+                <w:szCs w:val="22"/>
+              </w:rPr>
+            </w:pPr>
+          </w:p>
+        </w:tc>
+        <w:tc>
+          <w:tcPr>
+            <w:tcW w:w="774" w:type="pct"/>
+            <w:shd w:val="clear" w:color="auto" w:fill="auto"/>
+          </w:tcPr>
+          <w:p>
+            <w:pPr>
+              <w:spacing w:line="240" w:lineRule="auto"/>
+              <w:jc w:val="center"/>
+            </w:pPr>
+          </w:p>
+        </w:tc>
+        <w:tc>
+          <w:tcPr>
+            <w:tcW w:w="1690" w:type="pct"/>
+            <w:shd w:val="clear" w:color="auto" w:fill="auto"/>
+            <w:vAlign w:val="center"/>
+          </w:tcPr>
+          <w:p>
+            <w:pPr>
+              <w:spacing w:line="240" w:lineRule="auto"/>
+              <w:jc w:val="center"/>
+              <w:rPr>
+                <w:sz w:val="22"/>
+                <w:szCs w:val="22"/>
+              </w:rPr>
+            </w:pPr>
+          </w:p>
+        </w:tc>
+        <w:tc>
+          <w:tcPr>
+            <w:tcW w:w="712" w:type="pct"/>
+            <w:shd w:val="clear" w:color="auto" w:fill="auto"/>
+            <w:vAlign w:val="center"/>
+          </w:tcPr>
+          <w:p>
+            <w:pPr>
+              <w:spacing w:line="240" w:lineRule="auto"/>
+              <w:jc w:val="center"/>
+              <w:rPr>
+                <w:szCs w:val="22"/>
+                <w:highlight w:val="yellow"/>
+              </w:rPr>
+            </w:pPr>
+          </w:p>
+        </w:tc>
+      </w:tr>
+      <w:tr>
+        <w:trPr>
+          <w:trHeight w:val="283"/>
+          <w:jc w:val="center"/>
+        </w:trPr>
+        <w:tc>
+          <w:tcPr>
+            <w:tcW w:w="1824" w:type="pct"/>
+            <w:shd w:val="clear" w:color="auto" w:fill="auto"/>
+            <w:vAlign w:val="center"/>
+          </w:tcPr>
+          <w:p>
+            <w:pPr>
+              <w:spacing w:line="240" w:lineRule="auto"/>
+              <w:jc w:val="center"/>
+              <w:rPr>
+                <w:sz w:val="22"/>
+                <w:szCs w:val="22"/>
+              </w:rPr>
+            </w:pPr>
+          </w:p>
+        </w:tc>
+        <w:tc>
+          <w:tcPr>
+            <w:tcW w:w="774" w:type="pct"/>
+            <w:shd w:val="clear" w:color="auto" w:fill="auto"/>
+          </w:tcPr>
+          <w:p>
+            <w:pPr>
+              <w:spacing w:line="240" w:lineRule="auto"/>
+              <w:jc w:val="center"/>
+            </w:pPr>
+          </w:p>
+        </w:tc>
+        <w:tc>
+          <w:tcPr>
+            <w:tcW w:w="1690" w:type="pct"/>
+            <w:shd w:val="clear" w:color="auto" w:fill="auto"/>
+            <w:vAlign w:val="center"/>
+          </w:tcPr>
+          <w:p>
+            <w:pPr>
+              <w:spacing w:line="240" w:lineRule="auto"/>
+              <w:jc w:val="center"/>
+              <w:rPr>
+                <w:sz w:val="22"/>
+                <w:szCs w:val="22"/>
+              </w:rPr>
+            </w:pPr>
+          </w:p>
+        </w:tc>
+        <w:tc>
+          <w:tcPr>
+            <w:tcW w:w="712" w:type="pct"/>
+            <w:shd w:val="clear" w:color="auto" w:fill="auto"/>
+            <w:vAlign w:val="center"/>
+          </w:tcPr>
+          <w:p>
+            <w:pPr>
+              <w:spacing w:line="240" w:lineRule="auto"/>
+              <w:jc w:val="center"/>
+              <w:rPr>
+                <w:szCs w:val="22"/>
+                <w:highlight w:val="yellow"/>
+              </w:rPr>
+            </w:pPr>
+          </w:p>
+        </w:tc>
+      </w:tr>
+      <w:tr>
+        <w:trPr>
+          <w:trHeight w:val="283"/>
+          <w:jc w:val="center"/>
+        </w:trPr>
+        <w:tc>
+          <w:tcPr>
+            <w:tcW w:w="1824" w:type="pct"/>
+            <w:shd w:val="clear" w:color="auto" w:fill="auto"/>
+            <w:vAlign w:val="center"/>
+          </w:tcPr>
+          <w:p>
+            <w:pPr>
+              <w:spacing w:line="240" w:lineRule="auto"/>
+              <w:jc w:val="center"/>
+              <w:rPr>
+                <w:sz w:val="22"/>
+                <w:szCs w:val="22"/>
+              </w:rPr>
+            </w:pPr>
+          </w:p>
+        </w:tc>
+        <w:tc>
+          <w:tcPr>
+            <w:tcW w:w="774" w:type="pct"/>
+            <w:shd w:val="clear" w:color="auto" w:fill="auto"/>
+          </w:tcPr>
+          <w:p>
+            <w:pPr>
+              <w:spacing w:line="240" w:lineRule="auto"/>
+              <w:jc w:val="center"/>
+            </w:pPr>
+          </w:p>
+        </w:tc>
+        <w:tc>
+          <w:tcPr>
+            <w:tcW w:w="1690" w:type="pct"/>
+            <w:shd w:val="clear" w:color="auto" w:fill="auto"/>
+            <w:vAlign w:val="center"/>
+          </w:tcPr>
+          <w:p>
+            <w:pPr>
+              <w:spacing w:line="240" w:lineRule="auto"/>
+              <w:jc w:val="center"/>
+              <w:rPr>
+                <w:sz w:val="22"/>
+                <w:szCs w:val="22"/>
+              </w:rPr>
+            </w:pPr>
+          </w:p>
+        </w:tc>
+        <w:tc>
+          <w:tcPr>
+            <w:tcW w:w="712" w:type="pct"/>
+            <w:shd w:val="clear" w:color="auto" w:fill="auto"/>
+            <w:vAlign w:val="center"/>
+          </w:tcPr>
+          <w:p>
+            <w:pPr>
+              <w:spacing w:line="240" w:lineRule="auto"/>
+              <w:jc w:val="center"/>
+              <w:rPr>
+                <w:szCs w:val="22"/>
+                <w:highlight w:val="yellow"/>
+              </w:rPr>
+            </w:pPr>
+          </w:p>
+        </w:tc>
+      </w:tr>
+      <w:tr>
+        <w:trPr>
+          <w:trHeight w:val="283"/>
+          <w:jc w:val="center"/>
+        </w:trPr>
+        <w:tc>
+          <w:tcPr>
+            <w:tcW w:w="1824" w:type="pct"/>
+            <w:shd w:val="clear" w:color="auto" w:fill="auto"/>
+            <w:vAlign w:val="center"/>
+          </w:tcPr>
+          <w:p>
+            <w:pPr>
+              <w:spacing w:line="240" w:lineRule="auto"/>
+              <w:jc w:val="center"/>
+              <w:rPr>
+                <w:sz w:val="22"/>
+                <w:szCs w:val="22"/>
+              </w:rPr>
+            </w:pPr>
+          </w:p>
+        </w:tc>
+        <w:tc>
+          <w:tcPr>
+            <w:tcW w:w="774" w:type="pct"/>
+            <w:shd w:val="clear" w:color="auto" w:fill="auto"/>
+          </w:tcPr>
+          <w:p>
+            <w:pPr>
+              <w:spacing w:line="240" w:lineRule="auto"/>
+              <w:jc w:val="center"/>
+            </w:pPr>
+          </w:p>
+        </w:tc>
+        <w:tc>
+          <w:tcPr>
+            <w:tcW w:w="1690" w:type="pct"/>
+            <w:shd w:val="clear" w:color="auto" w:fill="auto"/>
+            <w:vAlign w:val="center"/>
+          </w:tcPr>
+          <w:p>
+            <w:pPr>
+              <w:spacing w:line="240" w:lineRule="auto"/>
+              <w:jc w:val="center"/>
+              <w:rPr>
+                <w:sz w:val="22"/>
+                <w:szCs w:val="22"/>
+              </w:rPr>
+            </w:pPr>
+          </w:p>
+        </w:tc>
+        <w:tc>
+          <w:tcPr>
+            <w:tcW w:w="712" w:type="pct"/>
+            <w:shd w:val="clear" w:color="auto" w:fill="auto"/>
+            <w:vAlign w:val="center"/>
+          </w:tcPr>
+          <w:p>
+            <w:pPr>
+              <w:spacing w:line="240" w:lineRule="auto"/>
+              <w:jc w:val="center"/>
+              <w:rPr>
+                <w:szCs w:val="22"/>
+                <w:highlight w:val="yellow"/>
+              </w:rPr>
+            </w:pPr>
+          </w:p>
+        </w:tc>
+      </w:tr>
+      <w:tr>
+        <w:trPr>
+          <w:trHeight w:val="283"/>
+          <w:jc w:val="center"/>
+        </w:trPr>
+        <w:tc>
+          <w:tcPr>
+            <w:tcW w:w="1824" w:type="pct"/>
+            <w:shd w:val="clear" w:color="auto" w:fill="auto"/>
+            <w:vAlign w:val="center"/>
+          </w:tcPr>
+          <w:p>
+            <w:pPr>
+              <w:spacing w:line="240" w:lineRule="auto"/>
+              <w:jc w:val="center"/>
+              <w:rPr>
+                <w:sz w:val="22"/>
+                <w:szCs w:val="22"/>
+              </w:rPr>
+            </w:pPr>
+          </w:p>
+        </w:tc>
+        <w:tc>
+          <w:tcPr>
+            <w:tcW w:w="774" w:type="pct"/>
+            <w:shd w:val="clear" w:color="auto" w:fill="auto"/>
+          </w:tcPr>
+          <w:p>
+            <w:pPr>
+              <w:spacing w:line="240" w:lineRule="auto"/>
+              <w:jc w:val="center"/>
+            </w:pPr>
+          </w:p>
+        </w:tc>
+        <w:tc>
+          <w:tcPr>
+            <w:tcW w:w="1690" w:type="pct"/>
+            <w:shd w:val="clear" w:color="auto" w:fill="auto"/>
+            <w:vAlign w:val="center"/>
+          </w:tcPr>
+          <w:p>
+            <w:pPr>
+              <w:spacing w:line="240" w:lineRule="auto"/>
+              <w:jc w:val="center"/>
+              <w:rPr>
+                <w:sz w:val="22"/>
+                <w:szCs w:val="22"/>
+              </w:rPr>
+            </w:pPr>
+          </w:p>
+        </w:tc>
+        <w:tc>
+          <w:tcPr>
+            <w:tcW w:w="712" w:type="pct"/>
+            <w:shd w:val="clear" w:color="auto" w:fill="auto"/>
+            <w:vAlign w:val="center"/>
+          </w:tcPr>
+          <w:p>
+            <w:pPr>
+              <w:spacing w:line="240" w:lineRule="auto"/>
+              <w:jc w:val="center"/>
+              <w:rPr>
+                <w:szCs w:val="22"/>
+                <w:highlight w:val="yellow"/>
+              </w:rPr>
+            </w:pPr>
+          </w:p>
+        </w:tc>
+      </w:tr>
+      <w:tr>
+        <w:trPr>
+          <w:trHeight w:val="283"/>
+          <w:jc w:val="center"/>
+        </w:trPr>
+        <w:tc>
+          <w:tcPr>
+            <w:tcW w:w="1824" w:type="pct"/>
+            <w:shd w:val="clear" w:color="auto" w:fill="auto"/>
+            <w:vAlign w:val="center"/>
+          </w:tcPr>
+          <w:p>
+            <w:pPr>
+              <w:spacing w:line="240" w:lineRule="auto"/>
+              <w:jc w:val="center"/>
+              <w:rPr>
+                <w:sz w:val="22"/>
+                <w:szCs w:val="22"/>
+              </w:rPr>
+            </w:pPr>
+          </w:p>
+        </w:tc>
+        <w:tc>
+          <w:tcPr>
+            <w:tcW w:w="774" w:type="pct"/>
+            <w:shd w:val="clear" w:color="auto" w:fill="auto"/>
+          </w:tcPr>
+          <w:p>
+            <w:pPr>
+              <w:spacing w:line="240" w:lineRule="auto"/>
+              <w:jc w:val="center"/>
+            </w:pPr>
+          </w:p>
+        </w:tc>
+        <w:tc>
+          <w:tcPr>
+            <w:tcW w:w="1690" w:type="pct"/>
+            <w:shd w:val="clear" w:color="auto" w:fill="auto"/>
+            <w:vAlign w:val="center"/>
+          </w:tcPr>
+          <w:p>
+            <w:pPr>
+              <w:spacing w:line="240" w:lineRule="auto"/>
+              <w:jc w:val="center"/>
+              <w:rPr>
+                <w:sz w:val="22"/>
+                <w:szCs w:val="22"/>
+              </w:rPr>
+            </w:pPr>
+          </w:p>
+        </w:tc>
+        <w:tc>
+          <w:tcPr>
+            <w:tcW w:w="712" w:type="pct"/>
+            <w:shd w:val="clear" w:color="auto" w:fill="auto"/>
+            <w:vAlign w:val="center"/>
+          </w:tcPr>
+          <w:p>
+            <w:pPr>
+              <w:spacing w:line="240" w:lineRule="auto"/>
+              <w:jc w:val="center"/>
+              <w:rPr>
+                <w:szCs w:val="22"/>
+                <w:highlight w:val="yellow"/>
+              </w:rPr>
+            </w:pPr>
+          </w:p>
+        </w:tc>
+      </w:tr>
+      <w:tr>
+        <w:trPr>
+          <w:trHeight w:val="283"/>
+          <w:jc w:val="center"/>
+        </w:trPr>
+        <w:tc>
+          <w:tcPr>
+            <w:tcW w:w="1824" w:type="pct"/>
+            <w:shd w:val="clear" w:color="auto" w:fill="auto"/>
+            <w:vAlign w:val="center"/>
+          </w:tcPr>
+          <w:p>
+            <w:pPr>
+              <w:spacing w:line="240" w:lineRule="auto"/>
+              <w:jc w:val="center"/>
+              <w:rPr>
+                <w:sz w:val="22"/>
+                <w:szCs w:val="22"/>
+              </w:rPr>
+            </w:pPr>
+          </w:p>
+        </w:tc>
+        <w:tc>
+          <w:tcPr>
+            <w:tcW w:w="774" w:type="pct"/>
+            <w:shd w:val="clear" w:color="auto" w:fill="auto"/>
+          </w:tcPr>
+          <w:p>
+            <w:pPr>
+              <w:spacing w:line="240" w:lineRule="auto"/>
+              <w:jc w:val="center"/>
+            </w:pPr>
+          </w:p>
+        </w:tc>
+        <w:tc>
+          <w:tcPr>
+            <w:tcW w:w="1690" w:type="pct"/>
+            <w:shd w:val="clear" w:color="auto" w:fill="auto"/>
+            <w:vAlign w:val="center"/>
+          </w:tcPr>
+          <w:p>
+            <w:pPr>
+              <w:spacing w:line="240" w:lineRule="auto"/>
+              <w:jc w:val="center"/>
+              <w:rPr>
+                <w:sz w:val="22"/>
+                <w:szCs w:val="22"/>
+              </w:rPr>
+            </w:pPr>
+          </w:p>
+        </w:tc>
+        <w:tc>
+          <w:tcPr>
+            <w:tcW w:w="712" w:type="pct"/>
+            <w:shd w:val="clear" w:color="auto" w:fill="auto"/>
+            <w:vAlign w:val="center"/>
+          </w:tcPr>
+          <w:p>
+            <w:pPr>
+              <w:spacing w:line="240" w:lineRule="auto"/>
+              <w:jc w:val="center"/>
+              <w:rPr>
+                <w:szCs w:val="22"/>
+                <w:highlight w:val="yellow"/>
+              </w:rPr>
+            </w:pPr>
+          </w:p>
+        </w:tc>
+      </w:tr>
+      <w:tr>
+        <w:trPr>
+          <w:trHeight w:val="283"/>
+          <w:jc w:val="center"/>
+        </w:trPr>
+        <w:tc>
+          <w:tcPr>
+            <w:tcW w:w="1824" w:type="pct"/>
+            <w:shd w:val="clear" w:color="auto" w:fill="auto"/>
+            <w:vAlign w:val="center"/>
+          </w:tcPr>
+          <w:p>
+            <w:pPr>
+              <w:spacing w:line="240" w:lineRule="auto"/>
+              <w:jc w:val="center"/>
+              <w:rPr>
+                <w:sz w:val="22"/>
+                <w:szCs w:val="22"/>
+              </w:rPr>
+            </w:pPr>
+          </w:p>
+        </w:tc>
+        <w:tc>
+          <w:tcPr>
+            <w:tcW w:w="774" w:type="pct"/>
+            <w:shd w:val="clear" w:color="auto" w:fill="auto"/>
+          </w:tcPr>
+          <w:p>
+            <w:pPr>
+              <w:spacing w:line="240" w:lineRule="auto"/>
+              <w:jc w:val="center"/>
+            </w:pPr>
+          </w:p>
+        </w:tc>
+        <w:tc>
+          <w:tcPr>
+            <w:tcW w:w="1690" w:type="pct"/>
+            <w:shd w:val="clear" w:color="auto" w:fill="auto"/>
+            <w:vAlign w:val="center"/>
+          </w:tcPr>
+          <w:p>
+            <w:pPr>
+              <w:spacing w:line="240" w:lineRule="auto"/>
+              <w:jc w:val="center"/>
+              <w:rPr>
+                <w:sz w:val="22"/>
+                <w:szCs w:val="22"/>
+              </w:rPr>
+            </w:pPr>
+          </w:p>
+        </w:tc>
+        <w:tc>
+          <w:tcPr>
+            <w:tcW w:w="712" w:type="pct"/>
+            <w:shd w:val="clear" w:color="auto" w:fill="auto"/>
+            <w:vAlign w:val="center"/>
+          </w:tcPr>
+          <w:p>
+            <w:pPr>
+              <w:spacing w:line="240" w:lineRule="auto"/>
+              <w:jc w:val="center"/>
+              <w:rPr>
+                <w:sz w:val="22"/>
+                <w:szCs w:val="22"/>
+                <w:highlight w:val="yellow"/>
+              </w:rPr>
+            </w:pPr>
+          </w:p>
+        </w:tc>
+      </w:tr>
+      <w:tr>
+        <w:trPr>
+          <w:trHeight w:val="283"/>
+          <w:jc w:val="center"/>
+        </w:trPr>
+        <w:tc>
+          <w:tcPr>
+            <w:tcW w:w="1824" w:type="pct"/>
+            <w:shd w:val="clear" w:color="auto" w:fill="auto"/>
+            <w:vAlign w:val="center"/>
+          </w:tcPr>
+          <w:p>
+            <w:pPr>
+              <w:spacing w:line="240" w:lineRule="auto"/>
+              <w:jc w:val="center"/>
+              <w:rPr>
+                <w:sz w:val="22"/>
+                <w:szCs w:val="22"/>
+              </w:rPr>
+            </w:pPr>
+          </w:p>
+        </w:tc>
+        <w:tc>
+          <w:tcPr>
+            <w:tcW w:w="774" w:type="pct"/>
+            <w:shd w:val="clear" w:color="auto" w:fill="auto"/>
+          </w:tcPr>
+          <w:p>
+            <w:pPr>
+              <w:spacing w:line="240" w:lineRule="auto"/>
+              <w:jc w:val="center"/>
+            </w:pPr>
+          </w:p>
+        </w:tc>
+        <w:tc>
+          <w:tcPr>
+            <w:tcW w:w="1690" w:type="pct"/>
+            <w:shd w:val="clear" w:color="auto" w:fill="auto"/>
+            <w:vAlign w:val="center"/>
+          </w:tcPr>
+          <w:p>
+            <w:pPr>
+              <w:spacing w:line="240" w:lineRule="auto"/>
+              <w:jc w:val="center"/>
+              <w:rPr>
+                <w:sz w:val="22"/>
+                <w:szCs w:val="22"/>
+              </w:rPr>
+            </w:pPr>
+          </w:p>
+        </w:tc>
+        <w:tc>
+          <w:tcPr>
+            <w:tcW w:w="712" w:type="pct"/>
+            <w:shd w:val="clear" w:color="auto" w:fill="auto"/>
+            <w:vAlign w:val="center"/>
+          </w:tcPr>
+          <w:p>
+            <w:pPr>
+              <w:spacing w:line="240" w:lineRule="auto"/>
+              <w:jc w:val="center"/>
+              <w:rPr>
+                <w:sz w:val="22"/>
+                <w:szCs w:val="22"/>
+                <w:highlight w:val="yellow"/>
+              </w:rPr>
+            </w:pPr>
+          </w:p>
+        </w:tc>
+      </w:tr>
+      <w:tr>
+        <w:trPr>
+          <w:trHeight w:val="283"/>
+          <w:jc w:val="center"/>
+        </w:trPr>
+        <w:tc>
+          <w:tcPr>
+            <w:tcW w:w="1824" w:type="pct"/>
+            <w:shd w:val="clear" w:color="auto" w:fill="auto"/>
+            <w:vAlign w:val="center"/>
+          </w:tcPr>
+          <w:p>
+            <w:pPr>
+              <w:spacing w:line="240" w:lineRule="auto"/>
+              <w:jc w:val="center"/>
+              <w:rPr>
+                <w:sz w:val="22"/>
+                <w:szCs w:val="22"/>
+              </w:rPr>
+            </w:pPr>
+          </w:p>
+        </w:tc>
+        <w:tc>
+          <w:tcPr>
+            <w:tcW w:w="774" w:type="pct"/>
+            <w:shd w:val="clear" w:color="auto" w:fill="auto"/>
+          </w:tcPr>
+          <w:p>
+            <w:pPr>
+              <w:spacing w:line="240" w:lineRule="auto"/>
+              <w:jc w:val="center"/>
+            </w:pPr>
+          </w:p>
+        </w:tc>
+        <w:tc>
+          <w:tcPr>
+            <w:tcW w:w="1690" w:type="pct"/>
+            <w:shd w:val="clear" w:color="auto" w:fill="auto"/>
+            <w:vAlign w:val="center"/>
+          </w:tcPr>
+          <w:p>
+            <w:pPr>
+              <w:spacing w:line="240" w:lineRule="auto"/>
+              <w:jc w:val="center"/>
+              <w:rPr>
+                <w:sz w:val="22"/>
+                <w:szCs w:val="22"/>
+              </w:rPr>
+            </w:pPr>
+          </w:p>
+        </w:tc>
+        <w:tc>
+          <w:tcPr>
+            <w:tcW w:w="712" w:type="pct"/>
+            <w:shd w:val="clear" w:color="auto" w:fill="auto"/>
+            <w:vAlign w:val="center"/>
+          </w:tcPr>
+          <w:p>
+            <w:pPr>
+              <w:spacing w:line="240" w:lineRule="auto"/>
+              <w:jc w:val="center"/>
+              <w:rPr>
+                <w:sz w:val="22"/>
+                <w:szCs w:val="22"/>
+                <w:highlight w:val="yellow"/>
+              </w:rPr>
+            </w:pPr>
+          </w:p>
+        </w:tc>
+      </w:tr>
+      <w:tr>
+        <w:trPr>
+          <w:trHeight w:val="283"/>
+          <w:jc w:val="center"/>
+        </w:trPr>
+        <w:tc>
+          <w:tcPr>
+            <w:tcW w:w="1824" w:type="pct"/>
+            <w:shd w:val="clear" w:color="auto" w:fill="auto"/>
+            <w:vAlign w:val="center"/>
+          </w:tcPr>
+          <w:p>
+            <w:pPr>
+              <w:spacing w:line="240" w:lineRule="auto"/>
+              <w:jc w:val="center"/>
+              <w:rPr>
+                <w:sz w:val="22"/>
+                <w:szCs w:val="22"/>
+              </w:rPr>
+            </w:pPr>
+          </w:p>
+        </w:tc>
+        <w:tc>
+          <w:tcPr>
+            <w:tcW w:w="774" w:type="pct"/>
+            <w:shd w:val="clear" w:color="auto" w:fill="auto"/>
+          </w:tcPr>
+          <w:p>
+            <w:pPr>
+              <w:spacing w:line="240" w:lineRule="auto"/>
+              <w:jc w:val="center"/>
+            </w:pPr>
+          </w:p>
+        </w:tc>
+        <w:tc>
+          <w:tcPr>
+            <w:tcW w:w="1690" w:type="pct"/>
+            <w:shd w:val="clear" w:color="auto" w:fill="auto"/>
+            <w:vAlign w:val="center"/>
+          </w:tcPr>
+          <w:p>
+            <w:pPr>
+              <w:spacing w:line="240" w:lineRule="auto"/>
+              <w:jc w:val="center"/>
+              <w:rPr>
+                <w:sz w:val="22"/>
+                <w:szCs w:val="22"/>
+              </w:rPr>
+            </w:pPr>
+          </w:p>
+        </w:tc>
+        <w:tc>
+          <w:tcPr>
+            <w:tcW w:w="712" w:type="pct"/>
+            <w:shd w:val="clear" w:color="auto" w:fill="auto"/>
+            <w:vAlign w:val="center"/>
+          </w:tcPr>
+          <w:p>
+            <w:pPr>
+              <w:spacing w:line="240" w:lineRule="auto"/>
+              <w:jc w:val="center"/>
+              <w:rPr>
+                <w:sz w:val="22"/>
+                <w:szCs w:val="22"/>
+                <w:highlight w:val="yellow"/>
+              </w:rPr>
+            </w:pPr>
+          </w:p>
+        </w:tc>
+      </w:tr>
+      <w:tr>
+        <w:trPr>
+          <w:trHeight w:val="283"/>
+          <w:jc w:val="center"/>
+        </w:trPr>
+        <w:tc>
+          <w:tcPr>
+            <w:tcW w:w="1824" w:type="pct"/>
+            <w:shd w:val="clear" w:color="auto" w:fill="auto"/>
+            <w:vAlign w:val="center"/>
+          </w:tcPr>
+          <w:p>
+            <w:pPr>
+              <w:spacing w:line="240" w:lineRule="auto"/>
+              <w:jc w:val="center"/>
+              <w:rPr>
+                <w:sz w:val="22"/>
+                <w:szCs w:val="22"/>
+              </w:rPr>
+            </w:pPr>
+          </w:p>
+        </w:tc>
+        <w:tc>
+          <w:tcPr>
+            <w:tcW w:w="774" w:type="pct"/>
+            <w:shd w:val="clear" w:color="auto" w:fill="auto"/>
+          </w:tcPr>
+          <w:p>
+            <w:pPr>
+              <w:spacing w:line="240" w:lineRule="auto"/>
+              <w:jc w:val="center"/>
+            </w:pPr>
+          </w:p>
+        </w:tc>
+        <w:tc>
+          <w:tcPr>
+            <w:tcW w:w="1690" w:type="pct"/>
+            <w:shd w:val="clear" w:color="auto" w:fill="auto"/>
+            <w:vAlign w:val="center"/>
+          </w:tcPr>
+          <w:p>
+            <w:pPr>
+              <w:spacing w:line="240" w:lineRule="auto"/>
+              <w:jc w:val="center"/>
+              <w:rPr>
+                <w:sz w:val="22"/>
+                <w:szCs w:val="22"/>
+              </w:rPr>
+            </w:pPr>
+          </w:p>
+        </w:tc>
+        <w:tc>
+          <w:tcPr>
+            <w:tcW w:w="712" w:type="pct"/>
+            <w:shd w:val="clear" w:color="auto" w:fill="auto"/>
+            <w:vAlign w:val="center"/>
+          </w:tcPr>
+          <w:p>
+            <w:pPr>
+              <w:spacing w:line="240" w:lineRule="auto"/>
+              <w:jc w:val="center"/>
+              <w:rPr>
+                <w:sz w:val="22"/>
+                <w:szCs w:val="22"/>
+                <w:highlight w:val="yellow"/>
+              </w:rPr>
+            </w:pPr>
+          </w:p>
+        </w:tc>
+      </w:tr>
+      <w:tr>
+        <w:trPr>
+          <w:trHeight w:val="283"/>
+          <w:jc w:val="center"/>
+        </w:trPr>
+        <w:tc>
+          <w:tcPr>
+            <w:tcW w:w="1824" w:type="pct"/>
+            <w:shd w:val="clear" w:color="auto" w:fill="auto"/>
+            <w:vAlign w:val="center"/>
+          </w:tcPr>
+          <w:p>
+            <w:pPr>
+              <w:spacing w:line="240" w:lineRule="auto"/>
+              <w:jc w:val="center"/>
+              <w:rPr>
+                <w:sz w:val="22"/>
+                <w:szCs w:val="22"/>
+              </w:rPr>
+            </w:pPr>
+          </w:p>
+        </w:tc>
+        <w:tc>
+          <w:tcPr>
+            <w:tcW w:w="774" w:type="pct"/>
+            <w:shd w:val="clear" w:color="auto" w:fill="auto"/>
+          </w:tcPr>
+          <w:p>
+            <w:pPr>
+              <w:spacing w:line="240" w:lineRule="auto"/>
+              <w:jc w:val="center"/>
+            </w:pPr>
+          </w:p>
+        </w:tc>
+        <w:tc>
+          <w:tcPr>
+            <w:tcW w:w="1690" w:type="pct"/>
+            <w:shd w:val="clear" w:color="auto" w:fill="auto"/>
+            <w:vAlign w:val="center"/>
+          </w:tcPr>
+          <w:p>
+            <w:pPr>
+              <w:spacing w:line="240" w:lineRule="auto"/>
+              <w:jc w:val="center"/>
+              <w:rPr>
+                <w:sz w:val="22"/>
+                <w:szCs w:val="22"/>
+              </w:rPr>
+            </w:pPr>
+          </w:p>
+        </w:tc>
+        <w:tc>
+          <w:tcPr>
+            <w:tcW w:w="712" w:type="pct"/>
+            <w:shd w:val="clear" w:color="auto" w:fill="auto"/>
+            <w:vAlign w:val="center"/>
+          </w:tcPr>
+          <w:p>
+            <w:pPr>
+              <w:spacing w:line="240" w:lineRule="auto"/>
+              <w:jc w:val="center"/>
+              <w:rPr>
+                <w:sz w:val="22"/>
+                <w:szCs w:val="22"/>
+                <w:highlight w:val="yellow"/>
+              </w:rPr>
+            </w:pPr>
+          </w:p>
+        </w:tc>
+      </w:tr>
+    </w:tbl>
+    <w:p>
+      <w:pPr>
+        <w:pStyle w:val="afff2"/>
+        <w:spacing w:before="240"/>
+      </w:pPr>
+      <w:r>
+        <w:rPr>
+          <w:rStyle w:val="afff3"/>
+        </w:rPr>
+        <w:t>Результат проверки</w:t>
+      </w:r>
+      <w:r>
+        <w:rPr>
+          <w:b/>
+          <w:szCs w:val="24"/>
+        </w:rPr>
+        <w:t>:</w:t>
+      </w:r>
+      <w:r>
+        <w:t xml:space="preserve"> </w:t>
+      </w:r>
+      <w:r>
+        <w:t>_______________________________________________________</w:t>
+      </w:r>
+    </w:p>
+    <w:p>
+      <w:pPr>
+        <w:ind w:firstLine="567"/>
+      </w:pPr>
     </w:p>
     <w:sectPr>
       <w:pgSz w:w="11907" w:h="16839" w:code="9"/>
@@ -14833,20 +17737,18 @@
   </w:style>
   <w:style w:type="paragraph" w:styleId="afffa">
     <w:name w:val="caption"/>
+    <w:aliases w:val="Наименование таблицы"/>
     <w:basedOn w:val="af"/>
     <w:next w:val="af"/>
     <w:uiPriority w:val="99"/>
     <w:unhideWhenUsed/>
     <w:qFormat/>
-    <w:rsid w:val="002E30F3"/>
+    <w:rsid w:val="002D5E23"/>
     <w:pPr>
       <w:spacing w:after="200" w:line="240" w:lineRule="auto"/>
     </w:pPr>
     <w:rPr>
-      <w:b/>
       <w:bCs/>
-      <w:color w:val="4F81BD" w:themeColor="accent1"/>
-      <w:sz w:val="18"/>
       <w:szCs w:val="18"/>
     </w:rPr>
   </w:style>

--- a/templates/title_page.docx
+++ b/templates/title_page.docx
@@ -15027,9 +15027,10 @@
     <w:basedOn w:val="af"/>
     <w:uiPriority w:val="99"/>
     <w:semiHidden/>
-    <w:rsid w:val="00401E80"/>
+    <w:rsid w:val="009E138C"/>
     <w:pPr>
       <w:ind w:firstLine="567"/>
+      <w:jc w:val="both"/>
     </w:pPr>
     <w:rPr>
       <w:lang w:val="en-US" w:eastAsia="en-US"/>

--- a/templates/title_page.docx
+++ b/templates/title_page.docx
@@ -15027,9 +15027,10 @@
     <w:basedOn w:val="af"/>
     <w:uiPriority w:val="99"/>
     <w:semiHidden/>
-    <w:rsid w:val="00401E80"/>
+    <w:rsid w:val="003B4725"/>
     <w:pPr>
       <w:ind w:firstLine="567"/>
+      <w:jc w:val="both"/>
     </w:pPr>
     <w:rPr>
       <w:lang w:val="en-US" w:eastAsia="en-US"/>

--- a/templates/title_page.docx
+++ b/templates/title_page.docx
@@ -16598,10 +16598,9 @@
     <w:basedOn w:val="af"/>
     <w:link w:val="1f4"/>
     <w:qFormat/>
-    <w:rsid w:val="00537D18"/>
+    <w:rsid w:val="004409B8"/>
     <w:pPr>
       <w:spacing w:before="0" w:after="0"/>
-      <w:ind w:firstLine="709"/>
     </w:pPr>
     <w:rPr>
       <w:snapToGrid w:val="0"/>
@@ -16611,7 +16610,7 @@
     <w:name w:val="Обычный1 Знак"/>
     <w:basedOn w:val="af0"/>
     <w:link w:val="13"/>
-    <w:rsid w:val="00537D18"/>
+    <w:rsid w:val="004409B8"/>
     <w:rPr>
       <w:rFonts w:ascii="Arial Narrow" w:eastAsia="Times New Roman" w:hAnsi="Arial Narrow" w:cs="Times New Roman"/>
       <w:snapToGrid w:val="0"/>

--- a/templates/title_page.docx
+++ b/templates/title_page.docx
@@ -4471,16 +4471,6 @@
     </w:p>
     <w:p/>
     <w:p/>
-    <w:p/>
-    <w:p>
-      <w:pPr>
-        <w:pStyle w:val="12"/>
-        <w:numPr>
-          <w:ilvl w:val="0"/>
-          <w:numId w:val="0"/>
-        </w:numPr>
-      </w:pPr>
-    </w:p>
     <w:sectPr>
       <w:headerReference w:type="default" r:id="rId14"/>
       <w:footerReference w:type="default" r:id="rId15"/>
@@ -7577,19 +7567,19 @@
   <w:abstractNum w:abstractNumId="19" w15:restartNumberingAfterBreak="0">
     <w:nsid w:val="2E744211"/>
     <w:multiLevelType w:val="multilevel"/>
-    <w:tmpl w:val="D47AFD2E"/>
+    <w:tmpl w:val="6908E936"/>
     <w:lvl w:ilvl="0">
       <w:start w:val="1"/>
       <w:numFmt w:val="russianUpper"/>
       <w:pStyle w:val="10"/>
       <w:suff w:val="nothing"/>
-      <w:lvlText w:val="Приложение %1"/>
+      <w:lvlText w:val="Приложение %1.  "/>
       <w:lvlJc w:val="center"/>
       <w:pPr>
         <w:ind w:left="0" w:firstLine="0"/>
       </w:pPr>
       <w:rPr>
-        <w:rFonts w:ascii="Times New Roman" w:hAnsi="Times New Roman" w:cs="Times New Roman" w:hint="default"/>
+        <w:rFonts w:ascii="Arial Narrow" w:hAnsi="Arial Narrow" w:cs="Times New Roman" w:hint="default"/>
         <w:b/>
         <w:i w:val="0"/>
         <w:iCs w:val="0"/>
@@ -7599,7 +7589,7 @@
         <w:dstrike w:val="0"/>
         <w:vanish w:val="0"/>
         <w:webHidden w:val="0"/>
-        <w:color w:val="000000"/>
+        <w:color w:val="365F91" w:themeColor="accent1" w:themeShade="BF"/>
         <w:spacing w:val="0"/>
         <w:kern w:val="0"/>
         <w:position w:val="0"/>
@@ -7770,6 +7760,9 @@
         </w:tabs>
         <w:ind w:left="0" w:firstLine="1134"/>
       </w:pPr>
+      <w:rPr>
+        <w:rFonts w:hint="default"/>
+      </w:rPr>
     </w:lvl>
     <w:lvl w:ilvl="8">
       <w:start w:val="1"/>
@@ -7782,6 +7775,9 @@
         </w:tabs>
         <w:ind w:left="0" w:firstLine="1134"/>
       </w:pPr>
+      <w:rPr>
+        <w:rFonts w:hint="default"/>
+      </w:rPr>
     </w:lvl>
   </w:abstractNum>
   <w:abstractNum w:abstractNumId="20" w15:restartNumberingAfterBreak="0">
@@ -14910,23 +14906,20 @@
     <w:basedOn w:val="afff2"/>
     <w:next w:val="af"/>
     <w:qFormat/>
-    <w:rsid w:val="00D76C1B"/>
+    <w:rsid w:val="007A11A7"/>
     <w:pPr>
       <w:pageBreakBefore/>
       <w:numPr>
         <w:numId w:val="15"/>
       </w:numPr>
-      <w:tabs>
-        <w:tab w:val="num" w:pos="360"/>
-      </w:tabs>
       <w:spacing w:before="120" w:line="480" w:lineRule="auto"/>
-      <w:ind w:firstLine="709"/>
       <w:jc w:val="center"/>
       <w:outlineLvl w:val="0"/>
     </w:pPr>
     <w:rPr>
-      <w:rFonts w:ascii="Times New Roman" w:eastAsia="ArialMT" w:hAnsi="Times New Roman"/>
+      <w:rFonts w:eastAsia="ArialMT"/>
       <w:b/>
+      <w:color w:val="365F91" w:themeColor="accent1" w:themeShade="BF"/>
       <w:sz w:val="28"/>
     </w:rPr>
   </w:style>
@@ -14970,7 +14963,6 @@
         <w:numId w:val="15"/>
       </w:numPr>
       <w:spacing w:before="60" w:after="60" w:line="240" w:lineRule="auto"/>
-      <w:ind w:firstLine="709"/>
     </w:pPr>
     <w:rPr>
       <w:rFonts w:asciiTheme="minorHAnsi" w:hAnsiTheme="minorHAnsi" w:cstheme="minorBidi"/>
@@ -14988,11 +14980,7 @@
       <w:numPr>
         <w:numId w:val="15"/>
       </w:numPr>
-      <w:tabs>
-        <w:tab w:val="num" w:pos="360"/>
-      </w:tabs>
       <w:spacing w:before="120" w:after="60" w:line="240" w:lineRule="auto"/>
-      <w:ind w:firstLine="0"/>
     </w:pPr>
     <w:rPr>
       <w:rFonts w:ascii="Times New Roman" w:hAnsi="Times New Roman"/>
@@ -15010,9 +14998,6 @@
       <w:numPr>
         <w:numId w:val="15"/>
       </w:numPr>
-      <w:tabs>
-        <w:tab w:val="num" w:pos="360"/>
-      </w:tabs>
       <w:suppressAutoHyphens/>
       <w:spacing w:before="120" w:after="120" w:line="240" w:lineRule="auto"/>
     </w:pPr>
@@ -15194,7 +15179,6 @@
         <w:numId w:val="15"/>
       </w:numPr>
       <w:spacing w:before="120" w:after="120" w:line="240" w:lineRule="auto"/>
-      <w:ind w:firstLine="709"/>
       <w:outlineLvl w:val="2"/>
     </w:pPr>
     <w:rPr>

--- a/templates/title_page.docx
+++ b/templates/title_page.docx
@@ -352,6 +352,31 @@
       <w:r>
         <w:t xml:space="preserve">. </w:t>
       </w:r>
+      <w:r>
+        <w:t>Периодичность технического обслуживания и объем необходимых проверок</w:t>
+      </w:r>
+      <w:r>
+        <w:t xml:space="preserve"> </w:t>
+      </w:r>
+      <w:r>
+        <w:t xml:space="preserve">шкафа </w:t>
+      </w:r>
+      <w:proofErr w:type="gramStart"/>
+      <w:r>
+        <w:t xml:space="preserve">{{ </w:t>
+      </w:r>
+      <w:proofErr w:type="spellStart"/>
+      <w:r>
+        <w:t>name</w:t>
+      </w:r>
+      <w:proofErr w:type="spellEnd"/>
+      <w:proofErr w:type="gramEnd"/>
+      <w:r>
+        <w:t xml:space="preserve"> }}</w:t>
+      </w:r>
+      <w:r>
+        <w:t xml:space="preserve">  указаны в приложении А.</w:t>
+      </w:r>
     </w:p>
     <w:p>
       <w:pPr>
@@ -874,3356 +899,21 @@
       <w:pPr>
         <w:pStyle w:val="afff2"/>
         <w:ind w:right="282"/>
+        <w:rPr>
+          <w:lang w:val="en-US"/>
+        </w:rPr>
       </w:pPr>
     </w:p>
     <w:p>
       <w:pPr>
-        <w:pStyle w:val="af7"/>
-        <w:spacing w:after="240"/>
-        <w:ind w:firstLine="567"/>
-      </w:pPr>
-      <w:r>
-        <w:t>Согласно Правилам технического обслуживания устройств и комплексов релейной защиты и автоматики, утвержденным приказом Минэнерго от 13.07.2020 г. N 555 техническое обслуживание устройств РЗА должно выполняться с периодичностью, указанной в таблице</w:t>
-      </w:r>
-      <w:r>
-        <w:t> </w:t>
-      </w:r>
-      <w:r>
-        <w:t>1.</w:t>
-      </w:r>
+        <w:pStyle w:val="afff2"/>
+        <w:ind w:right="282"/>
+      </w:pPr>
     </w:p>
     <w:p>
       <w:pPr>
-        <w:pStyle w:val="a7"/>
-        <w:numPr>
-          <w:ilvl w:val="0"/>
-          <w:numId w:val="0"/>
-        </w:numPr>
-        <w:ind w:right="284"/>
-      </w:pPr>
-      <w:r>
-        <w:lastRenderedPageBreak/>
-        <w:t>Таблица 1 - Периодичность ТО</w:t>
-      </w:r>
-    </w:p>
-    <w:tbl>
-      <w:tblPr>
-        <w:tblW w:w="5000" w:type="pct"/>
-        <w:tblBorders>
-          <w:top w:val="single" w:sz="8" w:space="0" w:color="auto"/>
-          <w:left w:val="single" w:sz="8" w:space="0" w:color="auto"/>
-          <w:bottom w:val="single" w:sz="8" w:space="0" w:color="auto"/>
-          <w:right w:val="single" w:sz="8" w:space="0" w:color="auto"/>
-          <w:insideH w:val="single" w:sz="8" w:space="0" w:color="auto"/>
-          <w:insideV w:val="single" w:sz="8" w:space="0" w:color="auto"/>
-        </w:tblBorders>
-        <w:tblLook w:val="0000" w:firstRow="0" w:lastRow="0" w:firstColumn="0" w:lastColumn="0" w:noHBand="0" w:noVBand="0"/>
-      </w:tblPr>
-      <w:tblGrid>
-        <w:gridCol w:w="1205"/>
-        <w:gridCol w:w="694"/>
-        <w:gridCol w:w="571"/>
-        <w:gridCol w:w="573"/>
-        <w:gridCol w:w="573"/>
-        <w:gridCol w:w="572"/>
-        <w:gridCol w:w="572"/>
-        <w:gridCol w:w="572"/>
-        <w:gridCol w:w="572"/>
-        <w:gridCol w:w="570"/>
-        <w:gridCol w:w="572"/>
-        <w:gridCol w:w="572"/>
-        <w:gridCol w:w="572"/>
-        <w:gridCol w:w="572"/>
-        <w:gridCol w:w="572"/>
-        <w:gridCol w:w="568"/>
-      </w:tblGrid>
-      <w:tr>
-        <w:trPr>
-          <w:cantSplit/>
-          <w:trHeight w:val="366"/>
-          <w:tblHeader/>
-        </w:trPr>
-        <w:tc>
-          <w:tcPr>
-            <w:tcW w:w="608" w:type="pct"/>
-            <w:vMerge w:val="restart"/>
-            <w:shd w:val="clear" w:color="auto" w:fill="FFFFFF" w:themeFill="background1"/>
-            <w:vAlign w:val="center"/>
-          </w:tcPr>
-          <w:p>
-            <w:pPr>
-              <w:pStyle w:val="affb"/>
-              <w:ind w:left="-142" w:right="-74"/>
-              <w:rPr>
-                <w:b/>
-                <w:lang w:val="ru-RU"/>
-              </w:rPr>
-            </w:pPr>
-            <w:r>
-              <w:rPr>
-                <w:b/>
-                <w:lang w:val="ru-RU"/>
-              </w:rPr>
-              <w:t>Категория помещений</w:t>
-            </w:r>
-          </w:p>
-        </w:tc>
-        <w:tc>
-          <w:tcPr>
-            <w:tcW w:w="350" w:type="pct"/>
-            <w:vMerge w:val="restart"/>
-            <w:shd w:val="clear" w:color="auto" w:fill="FFFFFF" w:themeFill="background1"/>
-            <w:vAlign w:val="center"/>
-          </w:tcPr>
-          <w:p>
-            <w:pPr>
-              <w:pStyle w:val="affb"/>
-              <w:ind w:left="-142" w:right="-74"/>
-              <w:rPr>
-                <w:b/>
-                <w:lang w:val="ru-RU"/>
-              </w:rPr>
-            </w:pPr>
-            <w:r>
-              <w:rPr>
-                <w:b/>
-                <w:lang w:val="ru-RU"/>
-              </w:rPr>
-              <w:t>Цикл ТО, лет</w:t>
-            </w:r>
-          </w:p>
-        </w:tc>
-        <w:tc>
-          <w:tcPr>
-            <w:tcW w:w="4041" w:type="pct"/>
-            <w:gridSpan w:val="14"/>
-            <w:shd w:val="clear" w:color="auto" w:fill="FFFFFF" w:themeFill="background1"/>
-          </w:tcPr>
-          <w:p>
-            <w:pPr>
-              <w:pStyle w:val="affb"/>
-              <w:ind w:left="-142" w:right="-74"/>
-              <w:rPr>
-                <w:b/>
-                <w:lang w:val="ru-RU"/>
-              </w:rPr>
-            </w:pPr>
-            <w:r>
-              <w:rPr>
-                <w:b/>
-                <w:lang w:val="ru-RU"/>
-              </w:rPr>
-              <w:t>Количество лет эксплуатации</w:t>
-            </w:r>
-          </w:p>
-        </w:tc>
-      </w:tr>
-      <w:tr>
-        <w:trPr>
-          <w:cantSplit/>
-          <w:trHeight w:val="366"/>
-          <w:tblHeader/>
-        </w:trPr>
-        <w:tc>
-          <w:tcPr>
-            <w:tcW w:w="608" w:type="pct"/>
-            <w:vMerge/>
-            <w:shd w:val="clear" w:color="auto" w:fill="FFFFFF" w:themeFill="background1"/>
-            <w:vAlign w:val="center"/>
-          </w:tcPr>
-          <w:p>
-            <w:pPr>
-              <w:pStyle w:val="affb"/>
-              <w:ind w:left="-142" w:right="-74"/>
-              <w:rPr>
-                <w:b/>
-                <w:lang w:val="ru-RU"/>
-              </w:rPr>
-            </w:pPr>
-          </w:p>
-        </w:tc>
-        <w:tc>
-          <w:tcPr>
-            <w:tcW w:w="350" w:type="pct"/>
-            <w:vMerge/>
-            <w:shd w:val="clear" w:color="auto" w:fill="FFFFFF" w:themeFill="background1"/>
-            <w:vAlign w:val="center"/>
-          </w:tcPr>
-          <w:p>
-            <w:pPr>
-              <w:pStyle w:val="affb"/>
-              <w:ind w:left="-142" w:right="-74"/>
-              <w:rPr>
-                <w:b/>
-                <w:lang w:val="ru-RU"/>
-              </w:rPr>
-            </w:pPr>
-          </w:p>
-        </w:tc>
-        <w:tc>
-          <w:tcPr>
-            <w:tcW w:w="288" w:type="pct"/>
-            <w:shd w:val="clear" w:color="auto" w:fill="FFFFFF" w:themeFill="background1"/>
-            <w:vAlign w:val="center"/>
-          </w:tcPr>
-          <w:p>
-            <w:pPr>
-              <w:pStyle w:val="affb"/>
-              <w:ind w:left="-142" w:right="-74"/>
-              <w:rPr>
-                <w:b/>
-                <w:lang w:val="ru-RU"/>
-              </w:rPr>
-            </w:pPr>
-            <w:r>
-              <w:rPr>
-                <w:b/>
-                <w:lang w:val="ru-RU"/>
-              </w:rPr>
-              <w:t>0</w:t>
-            </w:r>
-          </w:p>
-        </w:tc>
-        <w:tc>
-          <w:tcPr>
-            <w:tcW w:w="289" w:type="pct"/>
-            <w:shd w:val="clear" w:color="auto" w:fill="FFFFFF" w:themeFill="background1"/>
-            <w:vAlign w:val="center"/>
-          </w:tcPr>
-          <w:p>
-            <w:pPr>
-              <w:pStyle w:val="affb"/>
-              <w:ind w:left="-142" w:right="-74"/>
-              <w:rPr>
-                <w:b/>
-                <w:lang w:val="ru-RU"/>
-              </w:rPr>
-            </w:pPr>
-            <w:r>
-              <w:rPr>
-                <w:b/>
-                <w:lang w:val="ru-RU"/>
-              </w:rPr>
-              <w:t>1</w:t>
-            </w:r>
-          </w:p>
-        </w:tc>
-        <w:tc>
-          <w:tcPr>
-            <w:tcW w:w="289" w:type="pct"/>
-            <w:shd w:val="clear" w:color="auto" w:fill="FFFFFF" w:themeFill="background1"/>
-            <w:vAlign w:val="center"/>
-          </w:tcPr>
-          <w:p>
-            <w:pPr>
-              <w:pStyle w:val="affb"/>
-              <w:ind w:left="-142" w:right="-74"/>
-              <w:rPr>
-                <w:b/>
-                <w:lang w:val="ru-RU"/>
-              </w:rPr>
-            </w:pPr>
-            <w:r>
-              <w:rPr>
-                <w:b/>
-                <w:lang w:val="ru-RU"/>
-              </w:rPr>
-              <w:t>3</w:t>
-            </w:r>
-          </w:p>
-        </w:tc>
-        <w:tc>
-          <w:tcPr>
-            <w:tcW w:w="289" w:type="pct"/>
-            <w:shd w:val="clear" w:color="auto" w:fill="FFFFFF" w:themeFill="background1"/>
-            <w:vAlign w:val="center"/>
-          </w:tcPr>
-          <w:p>
-            <w:pPr>
-              <w:pStyle w:val="affb"/>
-              <w:ind w:left="-142" w:right="-74"/>
-              <w:rPr>
-                <w:b/>
-                <w:lang w:val="ru-RU"/>
-              </w:rPr>
-            </w:pPr>
-            <w:r>
-              <w:rPr>
-                <w:b/>
-                <w:lang w:val="ru-RU"/>
-              </w:rPr>
-              <w:t>4</w:t>
-            </w:r>
-          </w:p>
-        </w:tc>
-        <w:tc>
-          <w:tcPr>
-            <w:tcW w:w="289" w:type="pct"/>
-            <w:shd w:val="clear" w:color="auto" w:fill="FFFFFF" w:themeFill="background1"/>
-            <w:vAlign w:val="center"/>
-          </w:tcPr>
-          <w:p>
-            <w:pPr>
-              <w:pStyle w:val="affb"/>
-              <w:ind w:left="-142" w:right="-74"/>
-              <w:rPr>
-                <w:b/>
-                <w:lang w:val="ru-RU"/>
-              </w:rPr>
-            </w:pPr>
-            <w:r>
-              <w:rPr>
-                <w:b/>
-                <w:lang w:val="ru-RU"/>
-              </w:rPr>
-              <w:t>6</w:t>
-            </w:r>
-          </w:p>
-        </w:tc>
-        <w:tc>
-          <w:tcPr>
-            <w:tcW w:w="289" w:type="pct"/>
-            <w:shd w:val="clear" w:color="auto" w:fill="FFFFFF" w:themeFill="background1"/>
-            <w:vAlign w:val="center"/>
-          </w:tcPr>
-          <w:p>
-            <w:pPr>
-              <w:pStyle w:val="affb"/>
-              <w:ind w:left="-142" w:right="-74"/>
-              <w:rPr>
-                <w:b/>
-                <w:lang w:val="ru-RU"/>
-              </w:rPr>
-            </w:pPr>
-            <w:r>
-              <w:rPr>
-                <w:b/>
-                <w:lang w:val="ru-RU"/>
-              </w:rPr>
-              <w:t>8</w:t>
-            </w:r>
-          </w:p>
-        </w:tc>
-        <w:tc>
-          <w:tcPr>
-            <w:tcW w:w="289" w:type="pct"/>
-            <w:shd w:val="clear" w:color="auto" w:fill="FFFFFF" w:themeFill="background1"/>
-            <w:vAlign w:val="center"/>
-          </w:tcPr>
-          <w:p>
-            <w:pPr>
-              <w:pStyle w:val="affb"/>
-              <w:ind w:left="-142" w:right="-74"/>
-              <w:rPr>
-                <w:b/>
-                <w:lang w:val="ru-RU"/>
-              </w:rPr>
-            </w:pPr>
-            <w:r>
-              <w:rPr>
-                <w:b/>
-                <w:lang w:val="ru-RU"/>
-              </w:rPr>
-              <w:t>9</w:t>
-            </w:r>
-          </w:p>
-        </w:tc>
-        <w:tc>
-          <w:tcPr>
-            <w:tcW w:w="288" w:type="pct"/>
-            <w:shd w:val="clear" w:color="auto" w:fill="FFFFFF" w:themeFill="background1"/>
-            <w:vAlign w:val="center"/>
-          </w:tcPr>
-          <w:p>
-            <w:pPr>
-              <w:pStyle w:val="affb"/>
-              <w:ind w:left="-142" w:right="-74"/>
-              <w:rPr>
-                <w:b/>
-                <w:lang w:val="ru-RU"/>
-              </w:rPr>
-            </w:pPr>
-            <w:r>
-              <w:rPr>
-                <w:b/>
-                <w:lang w:val="ru-RU"/>
-              </w:rPr>
-              <w:t>12</w:t>
-            </w:r>
-          </w:p>
-        </w:tc>
-        <w:tc>
-          <w:tcPr>
-            <w:tcW w:w="289" w:type="pct"/>
-            <w:shd w:val="clear" w:color="auto" w:fill="FFFFFF" w:themeFill="background1"/>
-            <w:vAlign w:val="center"/>
-          </w:tcPr>
-          <w:p>
-            <w:pPr>
-              <w:pStyle w:val="affb"/>
-              <w:ind w:left="-142" w:right="-74"/>
-              <w:rPr>
-                <w:b/>
-                <w:lang w:val="ru-RU"/>
-              </w:rPr>
-            </w:pPr>
-            <w:r>
-              <w:rPr>
-                <w:b/>
-                <w:lang w:val="ru-RU"/>
-              </w:rPr>
-              <w:t>15</w:t>
-            </w:r>
-          </w:p>
-        </w:tc>
-        <w:tc>
-          <w:tcPr>
-            <w:tcW w:w="289" w:type="pct"/>
-            <w:shd w:val="clear" w:color="auto" w:fill="FFFFFF" w:themeFill="background1"/>
-            <w:vAlign w:val="center"/>
-          </w:tcPr>
-          <w:p>
-            <w:pPr>
-              <w:pStyle w:val="affb"/>
-              <w:ind w:left="-142" w:right="-74"/>
-              <w:rPr>
-                <w:b/>
-                <w:lang w:val="ru-RU"/>
-              </w:rPr>
-            </w:pPr>
-            <w:r>
-              <w:rPr>
-                <w:b/>
-                <w:lang w:val="ru-RU"/>
-              </w:rPr>
-              <w:t>16</w:t>
-            </w:r>
-          </w:p>
-        </w:tc>
-        <w:tc>
-          <w:tcPr>
-            <w:tcW w:w="289" w:type="pct"/>
-            <w:shd w:val="clear" w:color="auto" w:fill="FFFFFF" w:themeFill="background1"/>
-            <w:vAlign w:val="center"/>
-          </w:tcPr>
-          <w:p>
-            <w:pPr>
-              <w:pStyle w:val="affb"/>
-              <w:ind w:left="-142" w:right="-74"/>
-              <w:rPr>
-                <w:b/>
-                <w:lang w:val="ru-RU"/>
-              </w:rPr>
-            </w:pPr>
-            <w:r>
-              <w:rPr>
-                <w:b/>
-                <w:lang w:val="ru-RU"/>
-              </w:rPr>
-              <w:t>18</w:t>
-            </w:r>
-          </w:p>
-        </w:tc>
-        <w:tc>
-          <w:tcPr>
-            <w:tcW w:w="289" w:type="pct"/>
-            <w:shd w:val="clear" w:color="auto" w:fill="FFFFFF" w:themeFill="background1"/>
-            <w:vAlign w:val="center"/>
-          </w:tcPr>
-          <w:p>
-            <w:pPr>
-              <w:pStyle w:val="affb"/>
-              <w:ind w:left="-142" w:right="-74"/>
-              <w:rPr>
-                <w:b/>
-                <w:lang w:val="ru-RU"/>
-              </w:rPr>
-            </w:pPr>
-            <w:r>
-              <w:rPr>
-                <w:b/>
-                <w:lang w:val="ru-RU"/>
-              </w:rPr>
-              <w:t>20</w:t>
-            </w:r>
-          </w:p>
-        </w:tc>
-        <w:tc>
-          <w:tcPr>
-            <w:tcW w:w="289" w:type="pct"/>
-            <w:shd w:val="clear" w:color="auto" w:fill="FFFFFF" w:themeFill="background1"/>
-            <w:vAlign w:val="center"/>
-          </w:tcPr>
-          <w:p>
-            <w:pPr>
-              <w:pStyle w:val="affb"/>
-              <w:ind w:left="-142" w:right="-74"/>
-              <w:rPr>
-                <w:b/>
-                <w:lang w:val="ru-RU"/>
-              </w:rPr>
-            </w:pPr>
-            <w:r>
-              <w:rPr>
-                <w:b/>
-                <w:lang w:val="ru-RU"/>
-              </w:rPr>
-              <w:t>21</w:t>
-            </w:r>
-          </w:p>
-        </w:tc>
-        <w:tc>
-          <w:tcPr>
-            <w:tcW w:w="287" w:type="pct"/>
-            <w:shd w:val="clear" w:color="auto" w:fill="FFFFFF" w:themeFill="background1"/>
-            <w:vAlign w:val="center"/>
-          </w:tcPr>
-          <w:p>
-            <w:pPr>
-              <w:pStyle w:val="affb"/>
-              <w:ind w:left="-142" w:right="-74"/>
-              <w:rPr>
-                <w:b/>
-                <w:lang w:val="ru-RU"/>
-              </w:rPr>
-            </w:pPr>
-            <w:r>
-              <w:rPr>
-                <w:b/>
-                <w:lang w:val="ru-RU"/>
-              </w:rPr>
-              <w:t>24</w:t>
-            </w:r>
-          </w:p>
-        </w:tc>
-      </w:tr>
-      <w:tr>
-        <w:trPr>
-          <w:cantSplit/>
-          <w:trHeight w:val="113"/>
-        </w:trPr>
-        <w:tc>
-          <w:tcPr>
-            <w:tcW w:w="608" w:type="pct"/>
-            <w:vMerge w:val="restart"/>
-            <w:vAlign w:val="center"/>
-          </w:tcPr>
-          <w:p>
-            <w:pPr>
-              <w:pStyle w:val="afff1"/>
-              <w:ind w:left="32" w:right="3"/>
-            </w:pPr>
-            <w:r>
-              <w:t>I</w:t>
-            </w:r>
-          </w:p>
-        </w:tc>
-        <w:tc>
-          <w:tcPr>
-            <w:tcW w:w="350" w:type="pct"/>
-          </w:tcPr>
-          <w:p>
-            <w:pPr>
-              <w:pStyle w:val="afff1"/>
-              <w:ind w:left="-77" w:right="-11" w:firstLine="77"/>
-            </w:pPr>
-            <w:r>
-              <w:t>4(ТК)</w:t>
-            </w:r>
-          </w:p>
-        </w:tc>
-        <w:tc>
-          <w:tcPr>
-            <w:tcW w:w="288" w:type="pct"/>
-            <w:vAlign w:val="center"/>
-          </w:tcPr>
-          <w:p>
-            <w:pPr>
-              <w:pStyle w:val="afff1"/>
-              <w:ind w:left="-77" w:right="-11" w:firstLine="77"/>
-            </w:pPr>
-            <w:r>
-              <w:t>Н</w:t>
-            </w:r>
-          </w:p>
-        </w:tc>
-        <w:tc>
-          <w:tcPr>
-            <w:tcW w:w="289" w:type="pct"/>
-            <w:vAlign w:val="center"/>
-          </w:tcPr>
-          <w:p>
-            <w:pPr>
-              <w:pStyle w:val="afff1"/>
-              <w:ind w:left="-77" w:right="-11" w:firstLine="77"/>
-            </w:pPr>
-            <w:r>
-              <w:t>К1</w:t>
-            </w:r>
-          </w:p>
-        </w:tc>
-        <w:tc>
-          <w:tcPr>
-            <w:tcW w:w="289" w:type="pct"/>
-            <w:vAlign w:val="center"/>
-          </w:tcPr>
-          <w:p>
-            <w:pPr>
-              <w:pStyle w:val="afff1"/>
-              <w:ind w:left="-77" w:right="-11" w:firstLine="77"/>
-            </w:pPr>
-            <w:r>
-              <w:t>-</w:t>
-            </w:r>
-          </w:p>
-        </w:tc>
-        <w:tc>
-          <w:tcPr>
-            <w:tcW w:w="289" w:type="pct"/>
-            <w:vAlign w:val="center"/>
-          </w:tcPr>
-          <w:p>
-            <w:pPr>
-              <w:pStyle w:val="afff1"/>
-              <w:ind w:left="-77" w:right="-11" w:firstLine="77"/>
-            </w:pPr>
-            <w:r>
-              <w:t>ТК</w:t>
-            </w:r>
-          </w:p>
-        </w:tc>
-        <w:tc>
-          <w:tcPr>
-            <w:tcW w:w="289" w:type="pct"/>
-            <w:vAlign w:val="center"/>
-          </w:tcPr>
-          <w:p>
-            <w:pPr>
-              <w:pStyle w:val="afff1"/>
-              <w:ind w:left="-77" w:right="-11" w:firstLine="77"/>
-            </w:pPr>
-            <w:r>
-              <w:t>-</w:t>
-            </w:r>
-          </w:p>
-        </w:tc>
-        <w:tc>
-          <w:tcPr>
-            <w:tcW w:w="289" w:type="pct"/>
-            <w:vAlign w:val="center"/>
-          </w:tcPr>
-          <w:p>
-            <w:pPr>
-              <w:pStyle w:val="afff1"/>
-              <w:ind w:left="-77" w:right="-11" w:firstLine="77"/>
-            </w:pPr>
-            <w:r>
-              <w:t>ТК</w:t>
-            </w:r>
-          </w:p>
-        </w:tc>
-        <w:tc>
-          <w:tcPr>
-            <w:tcW w:w="289" w:type="pct"/>
-            <w:vAlign w:val="center"/>
-          </w:tcPr>
-          <w:p>
-            <w:pPr>
-              <w:pStyle w:val="afff1"/>
-              <w:ind w:left="-77" w:right="-11" w:firstLine="77"/>
-            </w:pPr>
-            <w:r>
-              <w:t>-</w:t>
-            </w:r>
-          </w:p>
-        </w:tc>
-        <w:tc>
-          <w:tcPr>
-            <w:tcW w:w="288" w:type="pct"/>
-            <w:vAlign w:val="center"/>
-          </w:tcPr>
-          <w:p>
-            <w:pPr>
-              <w:pStyle w:val="afff1"/>
-              <w:ind w:left="-77" w:right="-11" w:firstLine="77"/>
-            </w:pPr>
-            <w:r>
-              <w:t>ТК</w:t>
-            </w:r>
-          </w:p>
-        </w:tc>
-        <w:tc>
-          <w:tcPr>
-            <w:tcW w:w="289" w:type="pct"/>
-            <w:vAlign w:val="center"/>
-          </w:tcPr>
-          <w:p>
-            <w:pPr>
-              <w:pStyle w:val="afff1"/>
-              <w:ind w:left="-77" w:right="-11" w:firstLine="77"/>
-            </w:pPr>
-            <w:r>
-              <w:t>-</w:t>
-            </w:r>
-          </w:p>
-        </w:tc>
-        <w:tc>
-          <w:tcPr>
-            <w:tcW w:w="289" w:type="pct"/>
-            <w:vAlign w:val="center"/>
-          </w:tcPr>
-          <w:p>
-            <w:pPr>
-              <w:pStyle w:val="afff1"/>
-              <w:ind w:left="-77" w:right="-11" w:firstLine="77"/>
-            </w:pPr>
-            <w:r>
-              <w:t>ТК</w:t>
-            </w:r>
-          </w:p>
-        </w:tc>
-        <w:tc>
-          <w:tcPr>
-            <w:tcW w:w="289" w:type="pct"/>
-            <w:vAlign w:val="center"/>
-          </w:tcPr>
-          <w:p>
-            <w:pPr>
-              <w:pStyle w:val="afff1"/>
-              <w:ind w:left="-77" w:right="-11" w:firstLine="77"/>
-            </w:pPr>
-            <w:r>
-              <w:t>-</w:t>
-            </w:r>
-          </w:p>
-        </w:tc>
-        <w:tc>
-          <w:tcPr>
-            <w:tcW w:w="289" w:type="pct"/>
-            <w:vAlign w:val="center"/>
-          </w:tcPr>
-          <w:p>
-            <w:pPr>
-              <w:pStyle w:val="afff1"/>
-              <w:ind w:left="-77" w:right="-11" w:firstLine="77"/>
-            </w:pPr>
-            <w:r>
-              <w:t>ТК</w:t>
-            </w:r>
-          </w:p>
-        </w:tc>
-        <w:tc>
-          <w:tcPr>
-            <w:tcW w:w="289" w:type="pct"/>
-            <w:vAlign w:val="center"/>
-          </w:tcPr>
-          <w:p>
-            <w:pPr>
-              <w:pStyle w:val="afff1"/>
-              <w:ind w:left="-77" w:right="-11" w:firstLine="77"/>
-            </w:pPr>
-            <w:r>
-              <w:t>-</w:t>
-            </w:r>
-          </w:p>
-        </w:tc>
-        <w:tc>
-          <w:tcPr>
-            <w:tcW w:w="287" w:type="pct"/>
-            <w:vAlign w:val="center"/>
-          </w:tcPr>
-          <w:p>
-            <w:pPr>
-              <w:pStyle w:val="afff1"/>
-              <w:ind w:left="-77" w:right="-11" w:firstLine="77"/>
-            </w:pPr>
-            <w:r>
-              <w:t>ТК</w:t>
-            </w:r>
-          </w:p>
-        </w:tc>
-      </w:tr>
-      <w:tr>
-        <w:trPr>
-          <w:cantSplit/>
-          <w:trHeight w:val="113"/>
-        </w:trPr>
-        <w:tc>
-          <w:tcPr>
-            <w:tcW w:w="608" w:type="pct"/>
-            <w:vMerge/>
-            <w:vAlign w:val="center"/>
-          </w:tcPr>
-          <w:p>
-            <w:pPr>
-              <w:pStyle w:val="afff1"/>
-              <w:ind w:left="32" w:right="3"/>
-            </w:pPr>
-          </w:p>
-        </w:tc>
-        <w:tc>
-          <w:tcPr>
-            <w:tcW w:w="350" w:type="pct"/>
-          </w:tcPr>
-          <w:p>
-            <w:pPr>
-              <w:pStyle w:val="afff1"/>
-              <w:ind w:left="-77" w:right="-11" w:firstLine="77"/>
-            </w:pPr>
-            <w:r>
-              <w:t>8(В)</w:t>
-            </w:r>
-          </w:p>
-        </w:tc>
-        <w:tc>
-          <w:tcPr>
-            <w:tcW w:w="288" w:type="pct"/>
-            <w:vAlign w:val="center"/>
-          </w:tcPr>
-          <w:p>
-            <w:pPr>
-              <w:pStyle w:val="afff1"/>
-              <w:ind w:left="-77" w:right="-11" w:firstLine="77"/>
-            </w:pPr>
-            <w:r>
-              <w:t>Н</w:t>
-            </w:r>
-          </w:p>
-        </w:tc>
-        <w:tc>
-          <w:tcPr>
-            <w:tcW w:w="289" w:type="pct"/>
-            <w:vAlign w:val="center"/>
-          </w:tcPr>
-          <w:p>
-            <w:pPr>
-              <w:pStyle w:val="afff1"/>
-              <w:ind w:left="-77" w:right="-11" w:firstLine="77"/>
-            </w:pPr>
-            <w:r>
-              <w:t>К1</w:t>
-            </w:r>
-          </w:p>
-        </w:tc>
-        <w:tc>
-          <w:tcPr>
-            <w:tcW w:w="289" w:type="pct"/>
-            <w:vAlign w:val="center"/>
-          </w:tcPr>
-          <w:p>
-            <w:pPr>
-              <w:pStyle w:val="afff1"/>
-              <w:ind w:left="-77" w:right="-11" w:firstLine="77"/>
-            </w:pPr>
-            <w:r>
-              <w:t>-</w:t>
-            </w:r>
-          </w:p>
-        </w:tc>
-        <w:tc>
-          <w:tcPr>
-            <w:tcW w:w="289" w:type="pct"/>
-            <w:vAlign w:val="center"/>
-          </w:tcPr>
-          <w:p>
-            <w:pPr>
-              <w:pStyle w:val="afff1"/>
-              <w:ind w:left="-77" w:right="-11" w:firstLine="77"/>
-            </w:pPr>
-            <w:r>
-              <w:t>К</w:t>
-            </w:r>
-          </w:p>
-        </w:tc>
-        <w:tc>
-          <w:tcPr>
-            <w:tcW w:w="289" w:type="pct"/>
-            <w:vAlign w:val="center"/>
-          </w:tcPr>
-          <w:p>
-            <w:pPr>
-              <w:pStyle w:val="afff1"/>
-              <w:ind w:left="-77" w:right="-11" w:firstLine="77"/>
-            </w:pPr>
-            <w:r>
-              <w:t>-</w:t>
-            </w:r>
-          </w:p>
-        </w:tc>
-        <w:tc>
-          <w:tcPr>
-            <w:tcW w:w="289" w:type="pct"/>
-            <w:vAlign w:val="center"/>
-          </w:tcPr>
-          <w:p>
-            <w:pPr>
-              <w:pStyle w:val="afff1"/>
-              <w:ind w:left="-77" w:right="-11" w:firstLine="77"/>
-            </w:pPr>
-            <w:r>
-              <w:t>В</w:t>
-            </w:r>
-          </w:p>
-        </w:tc>
-        <w:tc>
-          <w:tcPr>
-            <w:tcW w:w="289" w:type="pct"/>
-            <w:vAlign w:val="center"/>
-          </w:tcPr>
-          <w:p>
-            <w:pPr>
-              <w:pStyle w:val="afff1"/>
-              <w:ind w:left="-77" w:right="-11" w:firstLine="77"/>
-            </w:pPr>
-            <w:r>
-              <w:t>-</w:t>
-            </w:r>
-          </w:p>
-        </w:tc>
-        <w:tc>
-          <w:tcPr>
-            <w:tcW w:w="288" w:type="pct"/>
-            <w:vAlign w:val="center"/>
-          </w:tcPr>
-          <w:p>
-            <w:pPr>
-              <w:pStyle w:val="afff1"/>
-              <w:ind w:left="-77" w:right="-11" w:firstLine="77"/>
-            </w:pPr>
-            <w:r>
-              <w:t>К</w:t>
-            </w:r>
-          </w:p>
-        </w:tc>
-        <w:tc>
-          <w:tcPr>
-            <w:tcW w:w="289" w:type="pct"/>
-            <w:vAlign w:val="center"/>
-          </w:tcPr>
-          <w:p>
-            <w:pPr>
-              <w:pStyle w:val="afff1"/>
-              <w:ind w:left="-77" w:right="-11" w:firstLine="77"/>
-            </w:pPr>
-            <w:r>
-              <w:t>-</w:t>
-            </w:r>
-          </w:p>
-        </w:tc>
-        <w:tc>
-          <w:tcPr>
-            <w:tcW w:w="289" w:type="pct"/>
-            <w:vAlign w:val="center"/>
-          </w:tcPr>
-          <w:p>
-            <w:pPr>
-              <w:pStyle w:val="afff1"/>
-              <w:ind w:left="-77" w:right="-11" w:firstLine="77"/>
-            </w:pPr>
-            <w:r>
-              <w:t>В</w:t>
-            </w:r>
-          </w:p>
-        </w:tc>
-        <w:tc>
-          <w:tcPr>
-            <w:tcW w:w="289" w:type="pct"/>
-            <w:vAlign w:val="center"/>
-          </w:tcPr>
-          <w:p>
-            <w:pPr>
-              <w:pStyle w:val="afff1"/>
-              <w:ind w:left="-77" w:right="-11" w:firstLine="77"/>
-            </w:pPr>
-            <w:r>
-              <w:t>-</w:t>
-            </w:r>
-          </w:p>
-        </w:tc>
-        <w:tc>
-          <w:tcPr>
-            <w:tcW w:w="289" w:type="pct"/>
-            <w:vAlign w:val="center"/>
-          </w:tcPr>
-          <w:p>
-            <w:pPr>
-              <w:pStyle w:val="afff1"/>
-              <w:ind w:left="-77" w:right="-11" w:firstLine="77"/>
-            </w:pPr>
-            <w:r>
-              <w:t>К</w:t>
-            </w:r>
-          </w:p>
-        </w:tc>
-        <w:tc>
-          <w:tcPr>
-            <w:tcW w:w="289" w:type="pct"/>
-            <w:vAlign w:val="center"/>
-          </w:tcPr>
-          <w:p>
-            <w:pPr>
-              <w:pStyle w:val="afff1"/>
-              <w:ind w:left="-77" w:right="-11" w:firstLine="77"/>
-            </w:pPr>
-            <w:r>
-              <w:t>-</w:t>
-            </w:r>
-          </w:p>
-        </w:tc>
-        <w:tc>
-          <w:tcPr>
-            <w:tcW w:w="287" w:type="pct"/>
-            <w:vAlign w:val="center"/>
-          </w:tcPr>
-          <w:p>
-            <w:pPr>
-              <w:pStyle w:val="afff1"/>
-              <w:ind w:left="-77" w:right="-11" w:firstLine="77"/>
-            </w:pPr>
-            <w:r>
-              <w:t>В</w:t>
-            </w:r>
-          </w:p>
-        </w:tc>
-      </w:tr>
-      <w:tr>
-        <w:trPr>
-          <w:cantSplit/>
-          <w:trHeight w:val="113"/>
-        </w:trPr>
-        <w:tc>
-          <w:tcPr>
-            <w:tcW w:w="608" w:type="pct"/>
-            <w:vMerge w:val="restart"/>
-            <w:vAlign w:val="center"/>
-          </w:tcPr>
-          <w:p>
-            <w:pPr>
-              <w:pStyle w:val="afff1"/>
-              <w:ind w:left="32" w:right="3"/>
-            </w:pPr>
-            <w:r>
-              <w:t>II</w:t>
-            </w:r>
-          </w:p>
-        </w:tc>
-        <w:tc>
-          <w:tcPr>
-            <w:tcW w:w="350" w:type="pct"/>
-          </w:tcPr>
-          <w:p>
-            <w:pPr>
-              <w:pStyle w:val="afff1"/>
-              <w:ind w:left="-77" w:right="-11" w:firstLine="77"/>
-            </w:pPr>
-            <w:r>
-              <w:t>3(ТК)</w:t>
-            </w:r>
-          </w:p>
-        </w:tc>
-        <w:tc>
-          <w:tcPr>
-            <w:tcW w:w="288" w:type="pct"/>
-            <w:vAlign w:val="center"/>
-          </w:tcPr>
-          <w:p>
-            <w:pPr>
-              <w:pStyle w:val="afff1"/>
-              <w:ind w:left="-77" w:right="-11" w:firstLine="77"/>
-            </w:pPr>
-            <w:r>
-              <w:t>Н</w:t>
-            </w:r>
-          </w:p>
-        </w:tc>
-        <w:tc>
-          <w:tcPr>
-            <w:tcW w:w="289" w:type="pct"/>
-            <w:vAlign w:val="center"/>
-          </w:tcPr>
-          <w:p>
-            <w:pPr>
-              <w:pStyle w:val="afff1"/>
-              <w:ind w:left="-77" w:right="-11" w:firstLine="77"/>
-            </w:pPr>
-            <w:r>
-              <w:t>К1</w:t>
-            </w:r>
-          </w:p>
-        </w:tc>
-        <w:tc>
-          <w:tcPr>
-            <w:tcW w:w="289" w:type="pct"/>
-            <w:vAlign w:val="center"/>
-          </w:tcPr>
-          <w:p>
-            <w:pPr>
-              <w:pStyle w:val="afff1"/>
-              <w:ind w:left="-77" w:right="-11" w:firstLine="77"/>
-            </w:pPr>
-            <w:r>
-              <w:t>ТК</w:t>
-            </w:r>
-          </w:p>
-        </w:tc>
-        <w:tc>
-          <w:tcPr>
-            <w:tcW w:w="289" w:type="pct"/>
-            <w:vAlign w:val="center"/>
-          </w:tcPr>
-          <w:p>
-            <w:pPr>
-              <w:pStyle w:val="afff1"/>
-              <w:ind w:left="-77" w:right="-11" w:firstLine="77"/>
-            </w:pPr>
-            <w:r>
-              <w:t>-</w:t>
-            </w:r>
-          </w:p>
-        </w:tc>
-        <w:tc>
-          <w:tcPr>
-            <w:tcW w:w="289" w:type="pct"/>
-            <w:vAlign w:val="center"/>
-          </w:tcPr>
-          <w:p>
-            <w:pPr>
-              <w:pStyle w:val="afff1"/>
-              <w:ind w:left="-77" w:right="-11" w:firstLine="77"/>
-            </w:pPr>
-            <w:r>
-              <w:t>ТК</w:t>
-            </w:r>
-          </w:p>
-        </w:tc>
-        <w:tc>
-          <w:tcPr>
-            <w:tcW w:w="289" w:type="pct"/>
-            <w:vAlign w:val="center"/>
-          </w:tcPr>
-          <w:p>
-            <w:pPr>
-              <w:pStyle w:val="afff1"/>
-              <w:ind w:left="-77" w:right="-11" w:firstLine="77"/>
-            </w:pPr>
-            <w:r>
-              <w:t>-</w:t>
-            </w:r>
-          </w:p>
-        </w:tc>
-        <w:tc>
-          <w:tcPr>
-            <w:tcW w:w="289" w:type="pct"/>
-            <w:vAlign w:val="center"/>
-          </w:tcPr>
-          <w:p>
-            <w:pPr>
-              <w:pStyle w:val="afff1"/>
-              <w:ind w:left="-77" w:right="-11" w:firstLine="77"/>
-            </w:pPr>
-            <w:r>
-              <w:t>ТК</w:t>
-            </w:r>
-          </w:p>
-        </w:tc>
-        <w:tc>
-          <w:tcPr>
-            <w:tcW w:w="288" w:type="pct"/>
-            <w:vAlign w:val="center"/>
-          </w:tcPr>
-          <w:p>
-            <w:pPr>
-              <w:pStyle w:val="afff1"/>
-              <w:ind w:left="-77" w:right="-11" w:firstLine="77"/>
-            </w:pPr>
-            <w:r>
-              <w:t>ТК</w:t>
-            </w:r>
-          </w:p>
-        </w:tc>
-        <w:tc>
-          <w:tcPr>
-            <w:tcW w:w="289" w:type="pct"/>
-            <w:vAlign w:val="center"/>
-          </w:tcPr>
-          <w:p>
-            <w:pPr>
-              <w:pStyle w:val="afff1"/>
-              <w:ind w:left="-77" w:right="-11" w:firstLine="77"/>
-            </w:pPr>
-            <w:r>
-              <w:t>ТК</w:t>
-            </w:r>
-          </w:p>
-        </w:tc>
-        <w:tc>
-          <w:tcPr>
-            <w:tcW w:w="289" w:type="pct"/>
-            <w:vAlign w:val="center"/>
-          </w:tcPr>
-          <w:p>
-            <w:pPr>
-              <w:pStyle w:val="afff1"/>
-              <w:ind w:left="-77" w:right="-11" w:firstLine="77"/>
-            </w:pPr>
-            <w:r>
-              <w:t>-</w:t>
-            </w:r>
-          </w:p>
-        </w:tc>
-        <w:tc>
-          <w:tcPr>
-            <w:tcW w:w="289" w:type="pct"/>
-            <w:vAlign w:val="center"/>
-          </w:tcPr>
-          <w:p>
-            <w:pPr>
-              <w:pStyle w:val="afff1"/>
-              <w:ind w:left="-77" w:right="-11" w:firstLine="77"/>
-            </w:pPr>
-            <w:r>
-              <w:t>ТК</w:t>
-            </w:r>
-          </w:p>
-        </w:tc>
-        <w:tc>
-          <w:tcPr>
-            <w:tcW w:w="289" w:type="pct"/>
-            <w:vAlign w:val="center"/>
-          </w:tcPr>
-          <w:p>
-            <w:pPr>
-              <w:pStyle w:val="afff1"/>
-              <w:ind w:left="-77" w:right="-11" w:firstLine="77"/>
-            </w:pPr>
-            <w:r>
-              <w:t>-</w:t>
-            </w:r>
-          </w:p>
-        </w:tc>
-        <w:tc>
-          <w:tcPr>
-            <w:tcW w:w="289" w:type="pct"/>
-            <w:vAlign w:val="center"/>
-          </w:tcPr>
-          <w:p>
-            <w:pPr>
-              <w:pStyle w:val="afff1"/>
-              <w:ind w:left="-77" w:right="-11" w:firstLine="77"/>
-            </w:pPr>
-            <w:r>
-              <w:t>ТК</w:t>
-            </w:r>
-          </w:p>
-        </w:tc>
-        <w:tc>
-          <w:tcPr>
-            <w:tcW w:w="287" w:type="pct"/>
-            <w:vAlign w:val="center"/>
-          </w:tcPr>
-          <w:p>
-            <w:pPr>
-              <w:pStyle w:val="afff1"/>
-              <w:ind w:left="-77" w:right="-11" w:firstLine="77"/>
-            </w:pPr>
-            <w:r>
-              <w:t>ТК</w:t>
-            </w:r>
-          </w:p>
-        </w:tc>
-      </w:tr>
-      <w:tr>
-        <w:trPr>
-          <w:cantSplit/>
-          <w:trHeight w:val="113"/>
-        </w:trPr>
-        <w:tc>
-          <w:tcPr>
-            <w:tcW w:w="608" w:type="pct"/>
-            <w:vMerge/>
-            <w:vAlign w:val="center"/>
-          </w:tcPr>
-          <w:p>
-            <w:pPr>
-              <w:pStyle w:val="afff1"/>
-              <w:ind w:left="32" w:right="3"/>
-            </w:pPr>
-          </w:p>
-        </w:tc>
-        <w:tc>
-          <w:tcPr>
-            <w:tcW w:w="350" w:type="pct"/>
-          </w:tcPr>
-          <w:p>
-            <w:pPr>
-              <w:pStyle w:val="afff1"/>
-              <w:ind w:left="-77" w:right="-11" w:firstLine="77"/>
-            </w:pPr>
-            <w:r>
-              <w:t>6(В)</w:t>
-            </w:r>
-          </w:p>
-        </w:tc>
-        <w:tc>
-          <w:tcPr>
-            <w:tcW w:w="288" w:type="pct"/>
-            <w:vAlign w:val="center"/>
-          </w:tcPr>
-          <w:p>
-            <w:pPr>
-              <w:pStyle w:val="afff1"/>
-              <w:ind w:left="-77" w:right="-11" w:firstLine="77"/>
-            </w:pPr>
-            <w:r>
-              <w:t>Н</w:t>
-            </w:r>
-          </w:p>
-        </w:tc>
-        <w:tc>
-          <w:tcPr>
-            <w:tcW w:w="289" w:type="pct"/>
-            <w:vAlign w:val="center"/>
-          </w:tcPr>
-          <w:p>
-            <w:pPr>
-              <w:pStyle w:val="afff1"/>
-              <w:ind w:left="-77" w:right="-11" w:firstLine="77"/>
-            </w:pPr>
-            <w:r>
-              <w:t>К1</w:t>
-            </w:r>
-          </w:p>
-        </w:tc>
-        <w:tc>
-          <w:tcPr>
-            <w:tcW w:w="289" w:type="pct"/>
-            <w:vAlign w:val="center"/>
-          </w:tcPr>
-          <w:p>
-            <w:pPr>
-              <w:pStyle w:val="afff1"/>
-              <w:ind w:left="-77" w:right="-11" w:firstLine="77"/>
-            </w:pPr>
-            <w:r>
-              <w:t>К</w:t>
-            </w:r>
-          </w:p>
-        </w:tc>
-        <w:tc>
-          <w:tcPr>
-            <w:tcW w:w="289" w:type="pct"/>
-            <w:vAlign w:val="center"/>
-          </w:tcPr>
-          <w:p>
-            <w:pPr>
-              <w:pStyle w:val="afff1"/>
-              <w:ind w:left="-77" w:right="-11" w:firstLine="77"/>
-            </w:pPr>
-            <w:r>
-              <w:t>-</w:t>
-            </w:r>
-          </w:p>
-        </w:tc>
-        <w:tc>
-          <w:tcPr>
-            <w:tcW w:w="289" w:type="pct"/>
-            <w:vAlign w:val="center"/>
-          </w:tcPr>
-          <w:p>
-            <w:pPr>
-              <w:pStyle w:val="afff1"/>
-              <w:ind w:left="-77" w:right="-11" w:firstLine="77"/>
-            </w:pPr>
-            <w:r>
-              <w:t>В</w:t>
-            </w:r>
-          </w:p>
-        </w:tc>
-        <w:tc>
-          <w:tcPr>
-            <w:tcW w:w="289" w:type="pct"/>
-            <w:vAlign w:val="center"/>
-          </w:tcPr>
-          <w:p>
-            <w:pPr>
-              <w:pStyle w:val="afff1"/>
-              <w:ind w:left="-77" w:right="-11" w:firstLine="77"/>
-            </w:pPr>
-            <w:r>
-              <w:t>-</w:t>
-            </w:r>
-          </w:p>
-        </w:tc>
-        <w:tc>
-          <w:tcPr>
-            <w:tcW w:w="289" w:type="pct"/>
-            <w:vAlign w:val="center"/>
-          </w:tcPr>
-          <w:p>
-            <w:pPr>
-              <w:pStyle w:val="afff1"/>
-              <w:ind w:left="-77" w:right="-11" w:firstLine="77"/>
-            </w:pPr>
-            <w:r>
-              <w:t>К</w:t>
-            </w:r>
-          </w:p>
-        </w:tc>
-        <w:tc>
-          <w:tcPr>
-            <w:tcW w:w="288" w:type="pct"/>
-            <w:vAlign w:val="center"/>
-          </w:tcPr>
-          <w:p>
-            <w:pPr>
-              <w:pStyle w:val="afff1"/>
-              <w:ind w:left="-77" w:right="-11" w:firstLine="77"/>
-            </w:pPr>
-            <w:r>
-              <w:t>В</w:t>
-            </w:r>
-          </w:p>
-        </w:tc>
-        <w:tc>
-          <w:tcPr>
-            <w:tcW w:w="289" w:type="pct"/>
-            <w:vAlign w:val="center"/>
-          </w:tcPr>
-          <w:p>
-            <w:pPr>
-              <w:pStyle w:val="afff1"/>
-              <w:ind w:left="-77" w:right="-11" w:firstLine="77"/>
-            </w:pPr>
-            <w:r>
-              <w:t>К</w:t>
-            </w:r>
-          </w:p>
-        </w:tc>
-        <w:tc>
-          <w:tcPr>
-            <w:tcW w:w="289" w:type="pct"/>
-            <w:vAlign w:val="center"/>
-          </w:tcPr>
-          <w:p>
-            <w:pPr>
-              <w:pStyle w:val="afff1"/>
-              <w:ind w:left="-77" w:right="-11" w:firstLine="77"/>
-            </w:pPr>
-            <w:r>
-              <w:t>-</w:t>
-            </w:r>
-          </w:p>
-        </w:tc>
-        <w:tc>
-          <w:tcPr>
-            <w:tcW w:w="289" w:type="pct"/>
-            <w:vAlign w:val="center"/>
-          </w:tcPr>
-          <w:p>
-            <w:pPr>
-              <w:pStyle w:val="afff1"/>
-              <w:ind w:left="-77" w:right="-11" w:firstLine="77"/>
-            </w:pPr>
-            <w:r>
-              <w:t>В</w:t>
-            </w:r>
-          </w:p>
-        </w:tc>
-        <w:tc>
-          <w:tcPr>
-            <w:tcW w:w="289" w:type="pct"/>
-            <w:vAlign w:val="center"/>
-          </w:tcPr>
-          <w:p>
-            <w:pPr>
-              <w:pStyle w:val="afff1"/>
-              <w:ind w:left="-77" w:right="-11" w:firstLine="77"/>
-            </w:pPr>
-            <w:r>
-              <w:t>-</w:t>
-            </w:r>
-          </w:p>
-        </w:tc>
-        <w:tc>
-          <w:tcPr>
-            <w:tcW w:w="289" w:type="pct"/>
-            <w:vAlign w:val="center"/>
-          </w:tcPr>
-          <w:p>
-            <w:pPr>
-              <w:pStyle w:val="afff1"/>
-              <w:ind w:left="-77" w:right="-11" w:firstLine="77"/>
-            </w:pPr>
-            <w:r>
-              <w:t>К</w:t>
-            </w:r>
-          </w:p>
-        </w:tc>
-        <w:tc>
-          <w:tcPr>
-            <w:tcW w:w="287" w:type="pct"/>
-            <w:vAlign w:val="center"/>
-          </w:tcPr>
-          <w:p>
-            <w:pPr>
-              <w:pStyle w:val="afff1"/>
-              <w:ind w:left="-77" w:right="-11" w:firstLine="77"/>
-            </w:pPr>
-            <w:r>
-              <w:t>В</w:t>
-            </w:r>
-          </w:p>
-        </w:tc>
-      </w:tr>
-    </w:tbl>
-    <w:p>
-      <w:pPr>
-        <w:pStyle w:val="af7"/>
-        <w:spacing w:after="240"/>
-      </w:pPr>
-    </w:p>
-    <w:p>
-      <w:pPr>
-        <w:pStyle w:val="af7"/>
-        <w:spacing w:after="240"/>
-        <w:ind w:firstLine="567"/>
-        <w:jc w:val="both"/>
-      </w:pPr>
-      <w:r>
-        <w:t xml:space="preserve">Для </w:t>
-      </w:r>
-      <w:proofErr w:type="gramStart"/>
-      <w:r>
-        <w:t xml:space="preserve">{{ </w:t>
-      </w:r>
-      <w:proofErr w:type="spellStart"/>
-      <w:r>
-        <w:t>name</w:t>
-      </w:r>
-      <w:proofErr w:type="spellEnd"/>
-      <w:proofErr w:type="gramEnd"/>
-      <w:r>
-        <w:t xml:space="preserve"> }}</w:t>
-      </w:r>
-      <w:r>
-        <w:t xml:space="preserve"> объем проверок для различных видов технического обслуживания приведен в таблице</w:t>
-      </w:r>
-      <w:r>
-        <w:t> </w:t>
-      </w:r>
-      <w:r>
-        <w:t>2.</w:t>
-      </w:r>
-    </w:p>
-    <w:p>
-      <w:pPr>
-        <w:pStyle w:val="a7"/>
-        <w:numPr>
-          <w:ilvl w:val="0"/>
-          <w:numId w:val="0"/>
-        </w:numPr>
-        <w:ind w:right="284"/>
-        <w:rPr>
-          <w:szCs w:val="24"/>
-          <w:u w:val="single"/>
-        </w:rPr>
-      </w:pPr>
-      <w:r>
-        <w:t>Таблица 2 – Вид технического обслуживания устройства (шкафа) по разделам</w:t>
-      </w:r>
-    </w:p>
-    <w:tbl>
-      <w:tblPr>
-        <w:tblStyle w:val="afffffff8"/>
-        <w:tblW w:w="9913" w:type="dxa"/>
-        <w:tblBorders>
-          <w:top w:val="single" w:sz="8" w:space="0" w:color="auto"/>
-          <w:left w:val="single" w:sz="8" w:space="0" w:color="auto"/>
-          <w:bottom w:val="single" w:sz="8" w:space="0" w:color="auto"/>
-          <w:right w:val="single" w:sz="8" w:space="0" w:color="auto"/>
-          <w:insideH w:val="single" w:sz="8" w:space="0" w:color="auto"/>
-          <w:insideV w:val="single" w:sz="8" w:space="0" w:color="auto"/>
-        </w:tblBorders>
-        <w:tblLayout w:type="fixed"/>
-        <w:tblLook w:val="04A0" w:firstRow="1" w:lastRow="0" w:firstColumn="1" w:lastColumn="0" w:noHBand="0" w:noVBand="1"/>
-      </w:tblPr>
-      <w:tblGrid>
-        <w:gridCol w:w="1975"/>
-        <w:gridCol w:w="567"/>
-        <w:gridCol w:w="567"/>
-        <w:gridCol w:w="567"/>
-        <w:gridCol w:w="567"/>
-        <w:gridCol w:w="567"/>
-        <w:gridCol w:w="567"/>
-        <w:gridCol w:w="567"/>
-        <w:gridCol w:w="567"/>
-        <w:gridCol w:w="567"/>
-        <w:gridCol w:w="709"/>
-        <w:gridCol w:w="708"/>
-        <w:gridCol w:w="709"/>
-        <w:gridCol w:w="709"/>
-      </w:tblGrid>
-      <w:tr>
-        <w:trPr>
-          <w:trHeight w:val="358"/>
-        </w:trPr>
-        <w:tc>
-          <w:tcPr>
-            <w:tcW w:w="1975" w:type="dxa"/>
-            <w:vMerge w:val="restart"/>
-            <w:vAlign w:val="center"/>
-          </w:tcPr>
-          <w:p>
-            <w:pPr>
-              <w:rPr>
-                <w:b/>
-                <w:bCs/>
-              </w:rPr>
-            </w:pPr>
-            <w:r>
-              <w:rPr>
-                <w:b/>
-                <w:bCs/>
-              </w:rPr>
-              <w:t xml:space="preserve">Вид </w:t>
-            </w:r>
-          </w:p>
-          <w:p>
-            <w:pPr>
-              <w:rPr>
-                <w:b/>
-                <w:bCs/>
-              </w:rPr>
-            </w:pPr>
-            <w:r>
-              <w:rPr>
-                <w:b/>
-                <w:bCs/>
-              </w:rPr>
-              <w:t>обслуживания</w:t>
-            </w:r>
-          </w:p>
-        </w:tc>
-        <w:tc>
-          <w:tcPr>
-            <w:tcW w:w="7938" w:type="dxa"/>
-            <w:gridSpan w:val="13"/>
-            <w:vAlign w:val="center"/>
-          </w:tcPr>
-          <w:p>
-            <w:pPr>
-              <w:rPr>
-                <w:b/>
-                <w:bCs/>
-              </w:rPr>
-            </w:pPr>
-            <w:r>
-              <w:rPr>
-                <w:b/>
-                <w:bCs/>
-              </w:rPr>
-              <w:t>Раздел</w:t>
-            </w:r>
-          </w:p>
-        </w:tc>
-      </w:tr>
-      <w:tr>
-        <w:tc>
-          <w:tcPr>
-            <w:tcW w:w="1975" w:type="dxa"/>
-            <w:vMerge/>
-          </w:tcPr>
-          <w:p>
-            <w:pPr>
-              <w:rPr>
-                <w:b/>
-                <w:bCs/>
-              </w:rPr>
-            </w:pPr>
-          </w:p>
-        </w:tc>
-        <w:tc>
-          <w:tcPr>
-            <w:tcW w:w="567" w:type="dxa"/>
-            <w:vAlign w:val="center"/>
-          </w:tcPr>
-          <w:p>
-            <w:pPr>
-              <w:rPr>
-                <w:highlight w:val="yellow"/>
-              </w:rPr>
-            </w:pPr>
-            <w:r>
-              <w:rPr>
-                <w:b/>
-                <w:bCs/>
-                <w:highlight w:val="yellow"/>
-              </w:rPr>
-              <w:t>5</w:t>
-            </w:r>
-          </w:p>
-        </w:tc>
-        <w:tc>
-          <w:tcPr>
-            <w:tcW w:w="567" w:type="dxa"/>
-            <w:vAlign w:val="center"/>
-          </w:tcPr>
-          <w:p>
-            <w:pPr>
-              <w:rPr>
-                <w:highlight w:val="yellow"/>
-              </w:rPr>
-            </w:pPr>
-            <w:r>
-              <w:rPr>
-                <w:b/>
-                <w:bCs/>
-                <w:highlight w:val="yellow"/>
-              </w:rPr>
-              <w:t>6</w:t>
-            </w:r>
-          </w:p>
-        </w:tc>
-        <w:tc>
-          <w:tcPr>
-            <w:tcW w:w="567" w:type="dxa"/>
-            <w:vAlign w:val="center"/>
-          </w:tcPr>
-          <w:p>
-            <w:pPr>
-              <w:rPr>
-                <w:highlight w:val="yellow"/>
-              </w:rPr>
-            </w:pPr>
-            <w:r>
-              <w:rPr>
-                <w:b/>
-                <w:bCs/>
-                <w:highlight w:val="yellow"/>
-              </w:rPr>
-              <w:t>7.1, 7.2</w:t>
-            </w:r>
-          </w:p>
-        </w:tc>
-        <w:tc>
-          <w:tcPr>
-            <w:tcW w:w="567" w:type="dxa"/>
-            <w:vAlign w:val="center"/>
-          </w:tcPr>
-          <w:p>
-            <w:pPr>
-              <w:rPr>
-                <w:highlight w:val="yellow"/>
-              </w:rPr>
-            </w:pPr>
-            <w:r>
-              <w:rPr>
-                <w:b/>
-                <w:bCs/>
-                <w:highlight w:val="yellow"/>
-              </w:rPr>
-              <w:t>7.3</w:t>
-            </w:r>
-          </w:p>
-        </w:tc>
-        <w:tc>
-          <w:tcPr>
-            <w:tcW w:w="567" w:type="dxa"/>
-            <w:vAlign w:val="center"/>
-          </w:tcPr>
-          <w:p>
-            <w:pPr>
-              <w:rPr>
-                <w:highlight w:val="yellow"/>
-              </w:rPr>
-            </w:pPr>
-            <w:r>
-              <w:rPr>
-                <w:b/>
-                <w:bCs/>
-                <w:highlight w:val="yellow"/>
-              </w:rPr>
-              <w:t>7.4, 7.5</w:t>
-            </w:r>
-          </w:p>
-        </w:tc>
-        <w:tc>
-          <w:tcPr>
-            <w:tcW w:w="567" w:type="dxa"/>
-            <w:vAlign w:val="center"/>
-          </w:tcPr>
-          <w:p>
-            <w:pPr>
-              <w:rPr>
-                <w:highlight w:val="yellow"/>
-              </w:rPr>
-            </w:pPr>
-            <w:r>
-              <w:rPr>
-                <w:b/>
-                <w:bCs/>
-                <w:highlight w:val="yellow"/>
-              </w:rPr>
-              <w:t>8-11</w:t>
-            </w:r>
-          </w:p>
-        </w:tc>
-        <w:tc>
-          <w:tcPr>
-            <w:tcW w:w="567" w:type="dxa"/>
-            <w:vAlign w:val="center"/>
-          </w:tcPr>
-          <w:p>
-            <w:pPr>
-              <w:rPr>
-                <w:highlight w:val="yellow"/>
-              </w:rPr>
-            </w:pPr>
-            <w:r>
-              <w:rPr>
-                <w:b/>
-                <w:bCs/>
-                <w:highlight w:val="yellow"/>
-              </w:rPr>
-              <w:t>12</w:t>
-            </w:r>
-          </w:p>
-        </w:tc>
-        <w:tc>
-          <w:tcPr>
-            <w:tcW w:w="567" w:type="dxa"/>
-            <w:vAlign w:val="center"/>
-          </w:tcPr>
-          <w:p>
-            <w:pPr>
-              <w:rPr>
-                <w:highlight w:val="yellow"/>
-              </w:rPr>
-            </w:pPr>
-            <w:r>
-              <w:rPr>
-                <w:b/>
-                <w:bCs/>
-                <w:highlight w:val="yellow"/>
-              </w:rPr>
-              <w:t>13, 14</w:t>
-            </w:r>
-          </w:p>
-        </w:tc>
-        <w:tc>
-          <w:tcPr>
-            <w:tcW w:w="567" w:type="dxa"/>
-            <w:vAlign w:val="center"/>
-          </w:tcPr>
-          <w:p>
-            <w:pPr>
-              <w:rPr>
-                <w:highlight w:val="yellow"/>
-              </w:rPr>
-            </w:pPr>
-            <w:r>
-              <w:rPr>
-                <w:b/>
-                <w:bCs/>
-                <w:highlight w:val="yellow"/>
-              </w:rPr>
-              <w:t>15-20</w:t>
-            </w:r>
-          </w:p>
-        </w:tc>
-        <w:tc>
-          <w:tcPr>
-            <w:tcW w:w="709" w:type="dxa"/>
-            <w:vAlign w:val="center"/>
-          </w:tcPr>
-          <w:p>
-            <w:pPr>
-              <w:rPr>
-                <w:highlight w:val="yellow"/>
-              </w:rPr>
-            </w:pPr>
-            <w:r>
-              <w:rPr>
-                <w:b/>
-                <w:bCs/>
-                <w:highlight w:val="yellow"/>
-              </w:rPr>
-              <w:t>21.1</w:t>
-            </w:r>
-          </w:p>
-        </w:tc>
-        <w:tc>
-          <w:tcPr>
-            <w:tcW w:w="708" w:type="dxa"/>
-            <w:vAlign w:val="center"/>
-          </w:tcPr>
-          <w:p>
-            <w:pPr>
-              <w:rPr>
-                <w:highlight w:val="yellow"/>
-              </w:rPr>
-            </w:pPr>
-            <w:r>
-              <w:rPr>
-                <w:b/>
-                <w:bCs/>
-                <w:highlight w:val="yellow"/>
-              </w:rPr>
-              <w:t>21.2</w:t>
-            </w:r>
-          </w:p>
-        </w:tc>
-        <w:tc>
-          <w:tcPr>
-            <w:tcW w:w="709" w:type="dxa"/>
-            <w:vAlign w:val="center"/>
-          </w:tcPr>
-          <w:p>
-            <w:pPr>
-              <w:rPr>
-                <w:highlight w:val="yellow"/>
-              </w:rPr>
-            </w:pPr>
-            <w:r>
-              <w:rPr>
-                <w:b/>
-                <w:bCs/>
-                <w:highlight w:val="yellow"/>
-              </w:rPr>
-              <w:t>21.3</w:t>
-            </w:r>
-          </w:p>
-        </w:tc>
-        <w:tc>
-          <w:tcPr>
-            <w:tcW w:w="709" w:type="dxa"/>
-            <w:vAlign w:val="center"/>
-          </w:tcPr>
-          <w:p>
-            <w:pPr>
-              <w:rPr>
-                <w:highlight w:val="yellow"/>
-              </w:rPr>
-            </w:pPr>
-            <w:r>
-              <w:rPr>
-                <w:b/>
-                <w:bCs/>
-                <w:highlight w:val="yellow"/>
-              </w:rPr>
-              <w:t>21.4</w:t>
-            </w:r>
-          </w:p>
-        </w:tc>
-      </w:tr>
-      <w:tr>
-        <w:tc>
-          <w:tcPr>
-            <w:tcW w:w="1975" w:type="dxa"/>
-          </w:tcPr>
-          <w:p>
-            <w:r>
-              <w:t>В</w:t>
-            </w:r>
-          </w:p>
-        </w:tc>
-        <w:tc>
-          <w:tcPr>
-            <w:tcW w:w="567" w:type="dxa"/>
-          </w:tcPr>
-          <w:p>
-            <w:pPr>
-              <w:rPr>
-                <w:highlight w:val="yellow"/>
-              </w:rPr>
-            </w:pPr>
-            <w:r>
-              <w:rPr>
-                <w:highlight w:val="yellow"/>
-              </w:rPr>
-              <w:t>+</w:t>
-            </w:r>
-          </w:p>
-        </w:tc>
-        <w:tc>
-          <w:tcPr>
-            <w:tcW w:w="567" w:type="dxa"/>
-          </w:tcPr>
-          <w:p>
-            <w:pPr>
-              <w:rPr>
-                <w:highlight w:val="yellow"/>
-              </w:rPr>
-            </w:pPr>
-            <w:r>
-              <w:rPr>
-                <w:highlight w:val="yellow"/>
-              </w:rPr>
-              <w:t>+</w:t>
-            </w:r>
-          </w:p>
-        </w:tc>
-        <w:tc>
-          <w:tcPr>
-            <w:tcW w:w="567" w:type="dxa"/>
-          </w:tcPr>
-          <w:p>
-            <w:pPr>
-              <w:rPr>
-                <w:highlight w:val="yellow"/>
-              </w:rPr>
-            </w:pPr>
-            <w:r>
-              <w:rPr>
-                <w:highlight w:val="yellow"/>
-              </w:rPr>
-              <w:t>+</w:t>
-            </w:r>
-          </w:p>
-        </w:tc>
-        <w:tc>
-          <w:tcPr>
-            <w:tcW w:w="567" w:type="dxa"/>
-          </w:tcPr>
-          <w:p>
-            <w:pPr>
-              <w:rPr>
-                <w:highlight w:val="yellow"/>
-              </w:rPr>
-            </w:pPr>
-            <w:r>
-              <w:rPr>
-                <w:highlight w:val="yellow"/>
-              </w:rPr>
-              <w:t>-</w:t>
-            </w:r>
-          </w:p>
-        </w:tc>
-        <w:tc>
-          <w:tcPr>
-            <w:tcW w:w="567" w:type="dxa"/>
-          </w:tcPr>
-          <w:p>
-            <w:pPr>
-              <w:rPr>
-                <w:highlight w:val="yellow"/>
-              </w:rPr>
-            </w:pPr>
-            <w:r>
-              <w:rPr>
-                <w:highlight w:val="yellow"/>
-              </w:rPr>
-              <w:t>+</w:t>
-            </w:r>
-          </w:p>
-        </w:tc>
-        <w:tc>
-          <w:tcPr>
-            <w:tcW w:w="567" w:type="dxa"/>
-          </w:tcPr>
-          <w:p>
-            <w:pPr>
-              <w:rPr>
-                <w:highlight w:val="yellow"/>
-              </w:rPr>
-            </w:pPr>
-            <w:r>
-              <w:rPr>
-                <w:highlight w:val="yellow"/>
-              </w:rPr>
-              <w:t>-</w:t>
-            </w:r>
-          </w:p>
-        </w:tc>
-        <w:tc>
-          <w:tcPr>
-            <w:tcW w:w="567" w:type="dxa"/>
-          </w:tcPr>
-          <w:p>
-            <w:pPr>
-              <w:rPr>
-                <w:highlight w:val="yellow"/>
-              </w:rPr>
-            </w:pPr>
-            <w:r>
-              <w:rPr>
-                <w:highlight w:val="yellow"/>
-              </w:rPr>
-              <w:t>+</w:t>
-            </w:r>
-          </w:p>
-        </w:tc>
-        <w:tc>
-          <w:tcPr>
-            <w:tcW w:w="567" w:type="dxa"/>
-          </w:tcPr>
-          <w:p>
-            <w:pPr>
-              <w:rPr>
-                <w:highlight w:val="yellow"/>
-              </w:rPr>
-            </w:pPr>
-            <w:r>
-              <w:rPr>
-                <w:highlight w:val="yellow"/>
-              </w:rPr>
-              <w:t>-</w:t>
-            </w:r>
-          </w:p>
-        </w:tc>
-        <w:tc>
-          <w:tcPr>
-            <w:tcW w:w="567" w:type="dxa"/>
-          </w:tcPr>
-          <w:p>
-            <w:pPr>
-              <w:rPr>
-                <w:highlight w:val="yellow"/>
-              </w:rPr>
-            </w:pPr>
-            <w:r>
-              <w:rPr>
-                <w:highlight w:val="yellow"/>
-              </w:rPr>
-              <w:t>+</w:t>
-            </w:r>
-          </w:p>
-        </w:tc>
-        <w:tc>
-          <w:tcPr>
-            <w:tcW w:w="709" w:type="dxa"/>
-          </w:tcPr>
-          <w:p>
-            <w:pPr>
-              <w:rPr>
-                <w:highlight w:val="yellow"/>
-              </w:rPr>
-            </w:pPr>
-            <w:r>
-              <w:rPr>
-                <w:highlight w:val="yellow"/>
-              </w:rPr>
-              <w:t>+</w:t>
-            </w:r>
-          </w:p>
-        </w:tc>
-        <w:tc>
-          <w:tcPr>
-            <w:tcW w:w="708" w:type="dxa"/>
-          </w:tcPr>
-          <w:p>
-            <w:pPr>
-              <w:rPr>
-                <w:highlight w:val="yellow"/>
-              </w:rPr>
-            </w:pPr>
-            <w:r>
-              <w:rPr>
-                <w:highlight w:val="yellow"/>
-              </w:rPr>
-              <w:t>-</w:t>
-            </w:r>
-          </w:p>
-        </w:tc>
-        <w:tc>
-          <w:tcPr>
-            <w:tcW w:w="709" w:type="dxa"/>
-          </w:tcPr>
-          <w:p>
-            <w:pPr>
-              <w:rPr>
-                <w:highlight w:val="yellow"/>
-              </w:rPr>
-            </w:pPr>
-            <w:r>
-              <w:rPr>
-                <w:highlight w:val="yellow"/>
-              </w:rPr>
-              <w:t>-</w:t>
-            </w:r>
-          </w:p>
-        </w:tc>
-        <w:tc>
-          <w:tcPr>
-            <w:tcW w:w="709" w:type="dxa"/>
-          </w:tcPr>
-          <w:p>
-            <w:pPr>
-              <w:rPr>
-                <w:highlight w:val="yellow"/>
-              </w:rPr>
-            </w:pPr>
-            <w:r>
-              <w:rPr>
-                <w:highlight w:val="yellow"/>
-              </w:rPr>
-              <w:t>+</w:t>
-            </w:r>
-          </w:p>
-        </w:tc>
-      </w:tr>
-      <w:tr>
-        <w:tc>
-          <w:tcPr>
-            <w:tcW w:w="1975" w:type="dxa"/>
-          </w:tcPr>
-          <w:p>
-            <w:r>
-              <w:t>К</w:t>
-            </w:r>
-          </w:p>
-        </w:tc>
-        <w:tc>
-          <w:tcPr>
-            <w:tcW w:w="567" w:type="dxa"/>
-          </w:tcPr>
-          <w:p>
-            <w:pPr>
-              <w:rPr>
-                <w:highlight w:val="yellow"/>
-              </w:rPr>
-            </w:pPr>
-            <w:r>
-              <w:rPr>
-                <w:highlight w:val="yellow"/>
-              </w:rPr>
-              <w:t>+</w:t>
-            </w:r>
-          </w:p>
-        </w:tc>
-        <w:tc>
-          <w:tcPr>
-            <w:tcW w:w="567" w:type="dxa"/>
-          </w:tcPr>
-          <w:p>
-            <w:pPr>
-              <w:rPr>
-                <w:highlight w:val="yellow"/>
-              </w:rPr>
-            </w:pPr>
-            <w:r>
-              <w:rPr>
-                <w:highlight w:val="yellow"/>
-              </w:rPr>
-              <w:t>+</w:t>
-            </w:r>
-          </w:p>
-        </w:tc>
-        <w:tc>
-          <w:tcPr>
-            <w:tcW w:w="567" w:type="dxa"/>
-          </w:tcPr>
-          <w:p>
-            <w:pPr>
-              <w:rPr>
-                <w:highlight w:val="yellow"/>
-              </w:rPr>
-            </w:pPr>
-            <w:r>
-              <w:rPr>
-                <w:highlight w:val="yellow"/>
-              </w:rPr>
-              <w:t>+</w:t>
-            </w:r>
-          </w:p>
-        </w:tc>
-        <w:tc>
-          <w:tcPr>
-            <w:tcW w:w="567" w:type="dxa"/>
-          </w:tcPr>
-          <w:p>
-            <w:pPr>
-              <w:rPr>
-                <w:highlight w:val="yellow"/>
-              </w:rPr>
-            </w:pPr>
-            <w:r>
-              <w:rPr>
-                <w:highlight w:val="yellow"/>
-              </w:rPr>
-              <w:t>-</w:t>
-            </w:r>
-          </w:p>
-        </w:tc>
-        <w:tc>
-          <w:tcPr>
-            <w:tcW w:w="567" w:type="dxa"/>
-          </w:tcPr>
-          <w:p>
-            <w:pPr>
-              <w:rPr>
-                <w:highlight w:val="yellow"/>
-              </w:rPr>
-            </w:pPr>
-            <w:r>
-              <w:rPr>
-                <w:highlight w:val="yellow"/>
-              </w:rPr>
-              <w:t>-</w:t>
-            </w:r>
-          </w:p>
-        </w:tc>
-        <w:tc>
-          <w:tcPr>
-            <w:tcW w:w="567" w:type="dxa"/>
-          </w:tcPr>
-          <w:p>
-            <w:pPr>
-              <w:rPr>
-                <w:highlight w:val="yellow"/>
-              </w:rPr>
-            </w:pPr>
-            <w:r>
-              <w:rPr>
-                <w:highlight w:val="yellow"/>
-              </w:rPr>
-              <w:t>-</w:t>
-            </w:r>
-          </w:p>
-        </w:tc>
-        <w:tc>
-          <w:tcPr>
-            <w:tcW w:w="567" w:type="dxa"/>
-          </w:tcPr>
-          <w:p>
-            <w:pPr>
-              <w:rPr>
-                <w:highlight w:val="yellow"/>
-              </w:rPr>
-            </w:pPr>
-            <w:r>
-              <w:rPr>
-                <w:highlight w:val="yellow"/>
-              </w:rPr>
-              <w:t>-</w:t>
-            </w:r>
-          </w:p>
-        </w:tc>
-        <w:tc>
-          <w:tcPr>
-            <w:tcW w:w="567" w:type="dxa"/>
-          </w:tcPr>
-          <w:p>
-            <w:pPr>
-              <w:rPr>
-                <w:highlight w:val="yellow"/>
-              </w:rPr>
-            </w:pPr>
-            <w:r>
-              <w:rPr>
-                <w:highlight w:val="yellow"/>
-              </w:rPr>
-              <w:t>-</w:t>
-            </w:r>
-          </w:p>
-        </w:tc>
-        <w:tc>
-          <w:tcPr>
-            <w:tcW w:w="567" w:type="dxa"/>
-          </w:tcPr>
-          <w:p>
-            <w:pPr>
-              <w:rPr>
-                <w:highlight w:val="yellow"/>
-              </w:rPr>
-            </w:pPr>
-            <w:r>
-              <w:rPr>
-                <w:highlight w:val="yellow"/>
-              </w:rPr>
-              <w:t>+</w:t>
-            </w:r>
-          </w:p>
-        </w:tc>
-        <w:tc>
-          <w:tcPr>
-            <w:tcW w:w="709" w:type="dxa"/>
-          </w:tcPr>
-          <w:p>
-            <w:pPr>
-              <w:rPr>
-                <w:highlight w:val="yellow"/>
-              </w:rPr>
-            </w:pPr>
-            <w:r>
-              <w:rPr>
-                <w:highlight w:val="yellow"/>
-              </w:rPr>
-              <w:t>+</w:t>
-            </w:r>
-          </w:p>
-        </w:tc>
-        <w:tc>
-          <w:tcPr>
-            <w:tcW w:w="708" w:type="dxa"/>
-          </w:tcPr>
-          <w:p>
-            <w:pPr>
-              <w:rPr>
-                <w:highlight w:val="yellow"/>
-              </w:rPr>
-            </w:pPr>
-            <w:r>
-              <w:rPr>
-                <w:highlight w:val="yellow"/>
-              </w:rPr>
-              <w:t>-</w:t>
-            </w:r>
-          </w:p>
-        </w:tc>
-        <w:tc>
-          <w:tcPr>
-            <w:tcW w:w="709" w:type="dxa"/>
-          </w:tcPr>
-          <w:p>
-            <w:pPr>
-              <w:rPr>
-                <w:highlight w:val="yellow"/>
-              </w:rPr>
-            </w:pPr>
-            <w:r>
-              <w:rPr>
-                <w:highlight w:val="yellow"/>
-              </w:rPr>
-              <w:t>-</w:t>
-            </w:r>
-          </w:p>
-        </w:tc>
-        <w:tc>
-          <w:tcPr>
-            <w:tcW w:w="709" w:type="dxa"/>
-          </w:tcPr>
-          <w:p>
-            <w:pPr>
-              <w:rPr>
-                <w:highlight w:val="yellow"/>
-              </w:rPr>
-            </w:pPr>
-            <w:r>
-              <w:rPr>
-                <w:highlight w:val="yellow"/>
-              </w:rPr>
-              <w:t>+</w:t>
-            </w:r>
-          </w:p>
-        </w:tc>
-      </w:tr>
-      <w:tr>
-        <w:tc>
-          <w:tcPr>
-            <w:tcW w:w="1975" w:type="dxa"/>
-          </w:tcPr>
-          <w:p>
-            <w:r>
-              <w:t>К1</w:t>
-            </w:r>
-          </w:p>
-        </w:tc>
-        <w:tc>
-          <w:tcPr>
-            <w:tcW w:w="567" w:type="dxa"/>
-          </w:tcPr>
-          <w:p>
-            <w:pPr>
-              <w:rPr>
-                <w:highlight w:val="yellow"/>
-              </w:rPr>
-            </w:pPr>
-            <w:r>
-              <w:rPr>
-                <w:highlight w:val="yellow"/>
-              </w:rPr>
-              <w:t>+</w:t>
-            </w:r>
-          </w:p>
-        </w:tc>
-        <w:tc>
-          <w:tcPr>
-            <w:tcW w:w="567" w:type="dxa"/>
-          </w:tcPr>
-          <w:p>
-            <w:pPr>
-              <w:rPr>
-                <w:highlight w:val="yellow"/>
-              </w:rPr>
-            </w:pPr>
-            <w:r>
-              <w:rPr>
-                <w:highlight w:val="yellow"/>
-              </w:rPr>
-              <w:t>+</w:t>
-            </w:r>
-          </w:p>
-        </w:tc>
-        <w:tc>
-          <w:tcPr>
-            <w:tcW w:w="567" w:type="dxa"/>
-          </w:tcPr>
-          <w:p>
-            <w:pPr>
-              <w:rPr>
-                <w:highlight w:val="yellow"/>
-              </w:rPr>
-            </w:pPr>
-            <w:r>
-              <w:rPr>
-                <w:highlight w:val="yellow"/>
-              </w:rPr>
-              <w:t>+</w:t>
-            </w:r>
-          </w:p>
-        </w:tc>
-        <w:tc>
-          <w:tcPr>
-            <w:tcW w:w="567" w:type="dxa"/>
-          </w:tcPr>
-          <w:p>
-            <w:pPr>
-              <w:rPr>
-                <w:highlight w:val="yellow"/>
-              </w:rPr>
-            </w:pPr>
-            <w:r>
-              <w:rPr>
-                <w:highlight w:val="yellow"/>
-              </w:rPr>
-              <w:t>-</w:t>
-            </w:r>
-          </w:p>
-        </w:tc>
-        <w:tc>
-          <w:tcPr>
-            <w:tcW w:w="567" w:type="dxa"/>
-          </w:tcPr>
-          <w:p>
-            <w:pPr>
-              <w:rPr>
-                <w:highlight w:val="yellow"/>
-              </w:rPr>
-            </w:pPr>
-            <w:r>
-              <w:rPr>
-                <w:highlight w:val="yellow"/>
-              </w:rPr>
-              <w:t>+</w:t>
-            </w:r>
-          </w:p>
-        </w:tc>
-        <w:tc>
-          <w:tcPr>
-            <w:tcW w:w="567" w:type="dxa"/>
-          </w:tcPr>
-          <w:p>
-            <w:pPr>
-              <w:rPr>
-                <w:highlight w:val="yellow"/>
-              </w:rPr>
-            </w:pPr>
-            <w:r>
-              <w:rPr>
-                <w:highlight w:val="yellow"/>
-              </w:rPr>
-              <w:t>-</w:t>
-            </w:r>
-          </w:p>
-        </w:tc>
-        <w:tc>
-          <w:tcPr>
-            <w:tcW w:w="567" w:type="dxa"/>
-          </w:tcPr>
-          <w:p>
-            <w:pPr>
-              <w:rPr>
-                <w:highlight w:val="yellow"/>
-              </w:rPr>
-            </w:pPr>
-            <w:r>
-              <w:rPr>
-                <w:highlight w:val="yellow"/>
-              </w:rPr>
-              <w:t>+</w:t>
-            </w:r>
-          </w:p>
-        </w:tc>
-        <w:tc>
-          <w:tcPr>
-            <w:tcW w:w="567" w:type="dxa"/>
-          </w:tcPr>
-          <w:p>
-            <w:pPr>
-              <w:rPr>
-                <w:highlight w:val="yellow"/>
-              </w:rPr>
-            </w:pPr>
-            <w:r>
-              <w:rPr>
-                <w:highlight w:val="yellow"/>
-              </w:rPr>
-              <w:t>+</w:t>
-            </w:r>
-          </w:p>
-        </w:tc>
-        <w:tc>
-          <w:tcPr>
-            <w:tcW w:w="567" w:type="dxa"/>
-          </w:tcPr>
-          <w:p>
-            <w:pPr>
-              <w:rPr>
-                <w:highlight w:val="yellow"/>
-              </w:rPr>
-            </w:pPr>
-            <w:r>
-              <w:rPr>
-                <w:highlight w:val="yellow"/>
-              </w:rPr>
-              <w:t>+</w:t>
-            </w:r>
-          </w:p>
-        </w:tc>
-        <w:tc>
-          <w:tcPr>
-            <w:tcW w:w="709" w:type="dxa"/>
-          </w:tcPr>
-          <w:p>
-            <w:pPr>
-              <w:rPr>
-                <w:highlight w:val="yellow"/>
-              </w:rPr>
-            </w:pPr>
-            <w:r>
-              <w:rPr>
-                <w:highlight w:val="yellow"/>
-              </w:rPr>
-              <w:t>+</w:t>
-            </w:r>
-          </w:p>
-        </w:tc>
-        <w:tc>
-          <w:tcPr>
-            <w:tcW w:w="708" w:type="dxa"/>
-          </w:tcPr>
-          <w:p>
-            <w:pPr>
-              <w:rPr>
-                <w:highlight w:val="yellow"/>
-              </w:rPr>
-            </w:pPr>
-            <w:r>
-              <w:rPr>
-                <w:highlight w:val="yellow"/>
-              </w:rPr>
-              <w:t>+</w:t>
-            </w:r>
-          </w:p>
-        </w:tc>
-        <w:tc>
-          <w:tcPr>
-            <w:tcW w:w="709" w:type="dxa"/>
-          </w:tcPr>
-          <w:p>
-            <w:pPr>
-              <w:rPr>
-                <w:highlight w:val="yellow"/>
-              </w:rPr>
-            </w:pPr>
-            <w:r>
-              <w:rPr>
-                <w:highlight w:val="yellow"/>
-              </w:rPr>
-              <w:t>+</w:t>
-            </w:r>
-          </w:p>
-        </w:tc>
-        <w:tc>
-          <w:tcPr>
-            <w:tcW w:w="709" w:type="dxa"/>
-          </w:tcPr>
-          <w:p>
-            <w:pPr>
-              <w:rPr>
-                <w:highlight w:val="yellow"/>
-              </w:rPr>
-            </w:pPr>
-            <w:r>
-              <w:rPr>
-                <w:highlight w:val="yellow"/>
-              </w:rPr>
-              <w:t>+</w:t>
-            </w:r>
-          </w:p>
-        </w:tc>
-      </w:tr>
-      <w:tr>
-        <w:tc>
-          <w:tcPr>
-            <w:tcW w:w="1975" w:type="dxa"/>
-          </w:tcPr>
-          <w:p>
-            <w:r>
-              <w:t>Н</w:t>
-            </w:r>
-          </w:p>
-        </w:tc>
-        <w:tc>
-          <w:tcPr>
-            <w:tcW w:w="567" w:type="dxa"/>
-          </w:tcPr>
-          <w:p>
-            <w:pPr>
-              <w:rPr>
-                <w:highlight w:val="yellow"/>
-              </w:rPr>
-            </w:pPr>
-            <w:r>
-              <w:rPr>
-                <w:highlight w:val="yellow"/>
-              </w:rPr>
-              <w:t>+</w:t>
-            </w:r>
-          </w:p>
-        </w:tc>
-        <w:tc>
-          <w:tcPr>
-            <w:tcW w:w="567" w:type="dxa"/>
-          </w:tcPr>
-          <w:p>
-            <w:pPr>
-              <w:rPr>
-                <w:highlight w:val="yellow"/>
-              </w:rPr>
-            </w:pPr>
-            <w:r>
-              <w:rPr>
-                <w:highlight w:val="yellow"/>
-              </w:rPr>
-              <w:t>-</w:t>
-            </w:r>
-          </w:p>
-        </w:tc>
-        <w:tc>
-          <w:tcPr>
-            <w:tcW w:w="567" w:type="dxa"/>
-          </w:tcPr>
-          <w:p>
-            <w:pPr>
-              <w:rPr>
-                <w:highlight w:val="yellow"/>
-              </w:rPr>
-            </w:pPr>
-            <w:r>
-              <w:rPr>
-                <w:highlight w:val="yellow"/>
-              </w:rPr>
-              <w:t>+</w:t>
-            </w:r>
-          </w:p>
-        </w:tc>
-        <w:tc>
-          <w:tcPr>
-            <w:tcW w:w="567" w:type="dxa"/>
-          </w:tcPr>
-          <w:p>
-            <w:pPr>
-              <w:rPr>
-                <w:highlight w:val="yellow"/>
-              </w:rPr>
-            </w:pPr>
-            <w:r>
-              <w:rPr>
-                <w:highlight w:val="yellow"/>
-              </w:rPr>
-              <w:t>+</w:t>
-            </w:r>
-          </w:p>
-        </w:tc>
-        <w:tc>
-          <w:tcPr>
-            <w:tcW w:w="567" w:type="dxa"/>
-          </w:tcPr>
-          <w:p>
-            <w:pPr>
-              <w:rPr>
-                <w:highlight w:val="yellow"/>
-              </w:rPr>
-            </w:pPr>
-            <w:r>
-              <w:rPr>
-                <w:highlight w:val="yellow"/>
-              </w:rPr>
-              <w:t>+</w:t>
-            </w:r>
-          </w:p>
-        </w:tc>
-        <w:tc>
-          <w:tcPr>
-            <w:tcW w:w="567" w:type="dxa"/>
-          </w:tcPr>
-          <w:p>
-            <w:pPr>
-              <w:rPr>
-                <w:highlight w:val="yellow"/>
-              </w:rPr>
-            </w:pPr>
-            <w:r>
-              <w:rPr>
-                <w:highlight w:val="yellow"/>
-              </w:rPr>
-              <w:t>+</w:t>
-            </w:r>
-          </w:p>
-        </w:tc>
-        <w:tc>
-          <w:tcPr>
-            <w:tcW w:w="567" w:type="dxa"/>
-          </w:tcPr>
-          <w:p>
-            <w:pPr>
-              <w:rPr>
-                <w:highlight w:val="yellow"/>
-              </w:rPr>
-            </w:pPr>
-            <w:r>
-              <w:rPr>
-                <w:highlight w:val="yellow"/>
-              </w:rPr>
-              <w:t>+</w:t>
-            </w:r>
-          </w:p>
-        </w:tc>
-        <w:tc>
-          <w:tcPr>
-            <w:tcW w:w="567" w:type="dxa"/>
-          </w:tcPr>
-          <w:p>
-            <w:pPr>
-              <w:rPr>
-                <w:highlight w:val="yellow"/>
-              </w:rPr>
-            </w:pPr>
-            <w:r>
-              <w:rPr>
-                <w:highlight w:val="yellow"/>
-              </w:rPr>
-              <w:t>+</w:t>
-            </w:r>
-          </w:p>
-        </w:tc>
-        <w:tc>
-          <w:tcPr>
-            <w:tcW w:w="567" w:type="dxa"/>
-          </w:tcPr>
-          <w:p>
-            <w:pPr>
-              <w:rPr>
-                <w:highlight w:val="yellow"/>
-              </w:rPr>
-            </w:pPr>
-            <w:r>
-              <w:rPr>
-                <w:highlight w:val="yellow"/>
-              </w:rPr>
-              <w:t>+</w:t>
-            </w:r>
-          </w:p>
-        </w:tc>
-        <w:tc>
-          <w:tcPr>
-            <w:tcW w:w="709" w:type="dxa"/>
-          </w:tcPr>
-          <w:p>
-            <w:pPr>
-              <w:rPr>
-                <w:highlight w:val="yellow"/>
-              </w:rPr>
-            </w:pPr>
-            <w:r>
-              <w:rPr>
-                <w:highlight w:val="yellow"/>
-              </w:rPr>
-              <w:t>+</w:t>
-            </w:r>
-          </w:p>
-        </w:tc>
-        <w:tc>
-          <w:tcPr>
-            <w:tcW w:w="708" w:type="dxa"/>
-          </w:tcPr>
-          <w:p>
-            <w:pPr>
-              <w:rPr>
-                <w:highlight w:val="yellow"/>
-              </w:rPr>
-            </w:pPr>
-            <w:r>
-              <w:rPr>
-                <w:highlight w:val="yellow"/>
-              </w:rPr>
-              <w:t>+</w:t>
-            </w:r>
-          </w:p>
-        </w:tc>
-        <w:tc>
-          <w:tcPr>
-            <w:tcW w:w="709" w:type="dxa"/>
-          </w:tcPr>
-          <w:p>
-            <w:pPr>
-              <w:rPr>
-                <w:highlight w:val="yellow"/>
-              </w:rPr>
-            </w:pPr>
-            <w:r>
-              <w:rPr>
-                <w:highlight w:val="yellow"/>
-              </w:rPr>
-              <w:t>+</w:t>
-            </w:r>
-          </w:p>
-        </w:tc>
-        <w:tc>
-          <w:tcPr>
-            <w:tcW w:w="709" w:type="dxa"/>
-          </w:tcPr>
-          <w:p>
-            <w:pPr>
-              <w:rPr>
-                <w:highlight w:val="yellow"/>
-              </w:rPr>
-            </w:pPr>
-            <w:r>
-              <w:rPr>
-                <w:highlight w:val="yellow"/>
-              </w:rPr>
-              <w:t>+</w:t>
-            </w:r>
-          </w:p>
-        </w:tc>
-      </w:tr>
-      <w:tr>
-        <w:tc>
-          <w:tcPr>
-            <w:tcW w:w="1975" w:type="dxa"/>
-          </w:tcPr>
-          <w:p>
-            <w:r>
-              <w:t>ТК</w:t>
-            </w:r>
-          </w:p>
-        </w:tc>
-        <w:tc>
-          <w:tcPr>
-            <w:tcW w:w="567" w:type="dxa"/>
-          </w:tcPr>
-          <w:p>
-            <w:pPr>
-              <w:rPr>
-                <w:highlight w:val="yellow"/>
-              </w:rPr>
-            </w:pPr>
-            <w:r>
-              <w:rPr>
-                <w:highlight w:val="yellow"/>
-              </w:rPr>
-              <w:t>+</w:t>
-            </w:r>
-          </w:p>
-        </w:tc>
-        <w:tc>
-          <w:tcPr>
-            <w:tcW w:w="567" w:type="dxa"/>
-          </w:tcPr>
-          <w:p>
-            <w:pPr>
-              <w:rPr>
-                <w:highlight w:val="yellow"/>
-              </w:rPr>
-            </w:pPr>
-            <w:r>
-              <w:rPr>
-                <w:highlight w:val="yellow"/>
-              </w:rPr>
-              <w:t>-</w:t>
-            </w:r>
-          </w:p>
-        </w:tc>
-        <w:tc>
-          <w:tcPr>
-            <w:tcW w:w="567" w:type="dxa"/>
-          </w:tcPr>
-          <w:p>
-            <w:pPr>
-              <w:rPr>
-                <w:highlight w:val="yellow"/>
-              </w:rPr>
-            </w:pPr>
-            <w:r>
-              <w:rPr>
-                <w:highlight w:val="yellow"/>
-              </w:rPr>
-              <w:t>-</w:t>
-            </w:r>
-          </w:p>
-        </w:tc>
-        <w:tc>
-          <w:tcPr>
-            <w:tcW w:w="567" w:type="dxa"/>
-          </w:tcPr>
-          <w:p>
-            <w:pPr>
-              <w:rPr>
-                <w:highlight w:val="yellow"/>
-              </w:rPr>
-            </w:pPr>
-            <w:r>
-              <w:rPr>
-                <w:highlight w:val="yellow"/>
-              </w:rPr>
-              <w:t>-</w:t>
-            </w:r>
-          </w:p>
-        </w:tc>
-        <w:tc>
-          <w:tcPr>
-            <w:tcW w:w="567" w:type="dxa"/>
-          </w:tcPr>
-          <w:p>
-            <w:pPr>
-              <w:rPr>
-                <w:highlight w:val="yellow"/>
-              </w:rPr>
-            </w:pPr>
-            <w:r>
-              <w:rPr>
-                <w:highlight w:val="yellow"/>
-              </w:rPr>
-              <w:t>-</w:t>
-            </w:r>
-          </w:p>
-        </w:tc>
-        <w:tc>
-          <w:tcPr>
-            <w:tcW w:w="567" w:type="dxa"/>
-          </w:tcPr>
-          <w:p>
-            <w:pPr>
-              <w:rPr>
-                <w:highlight w:val="yellow"/>
-              </w:rPr>
-            </w:pPr>
-            <w:r>
-              <w:rPr>
-                <w:highlight w:val="yellow"/>
-              </w:rPr>
-              <w:t>-</w:t>
-            </w:r>
-          </w:p>
-        </w:tc>
-        <w:tc>
-          <w:tcPr>
-            <w:tcW w:w="567" w:type="dxa"/>
-          </w:tcPr>
-          <w:p>
-            <w:pPr>
-              <w:rPr>
-                <w:highlight w:val="yellow"/>
-              </w:rPr>
-            </w:pPr>
-            <w:r>
-              <w:rPr>
-                <w:highlight w:val="yellow"/>
-              </w:rPr>
-              <w:t>-</w:t>
-            </w:r>
-          </w:p>
-        </w:tc>
-        <w:tc>
-          <w:tcPr>
-            <w:tcW w:w="567" w:type="dxa"/>
-          </w:tcPr>
-          <w:p>
-            <w:pPr>
-              <w:rPr>
-                <w:highlight w:val="yellow"/>
-              </w:rPr>
-            </w:pPr>
-            <w:r>
-              <w:rPr>
-                <w:highlight w:val="yellow"/>
-              </w:rPr>
-              <w:t>-</w:t>
-            </w:r>
-          </w:p>
-        </w:tc>
-        <w:tc>
-          <w:tcPr>
-            <w:tcW w:w="567" w:type="dxa"/>
-          </w:tcPr>
-          <w:p>
-            <w:pPr>
-              <w:rPr>
-                <w:highlight w:val="yellow"/>
-              </w:rPr>
-            </w:pPr>
-            <w:r>
-              <w:rPr>
-                <w:highlight w:val="yellow"/>
-              </w:rPr>
-              <w:t>+</w:t>
-            </w:r>
-          </w:p>
-        </w:tc>
-        <w:tc>
-          <w:tcPr>
-            <w:tcW w:w="709" w:type="dxa"/>
-          </w:tcPr>
-          <w:p>
-            <w:pPr>
-              <w:rPr>
-                <w:highlight w:val="yellow"/>
-              </w:rPr>
-            </w:pPr>
-            <w:r>
-              <w:rPr>
-                <w:highlight w:val="yellow"/>
-              </w:rPr>
-              <w:t>-</w:t>
-            </w:r>
-          </w:p>
-        </w:tc>
-        <w:tc>
-          <w:tcPr>
-            <w:tcW w:w="708" w:type="dxa"/>
-          </w:tcPr>
-          <w:p>
-            <w:pPr>
-              <w:rPr>
-                <w:highlight w:val="yellow"/>
-              </w:rPr>
-            </w:pPr>
-            <w:r>
-              <w:rPr>
-                <w:highlight w:val="yellow"/>
-              </w:rPr>
-              <w:t>-</w:t>
-            </w:r>
-          </w:p>
-        </w:tc>
-        <w:tc>
-          <w:tcPr>
-            <w:tcW w:w="709" w:type="dxa"/>
-          </w:tcPr>
-          <w:p>
-            <w:pPr>
-              <w:rPr>
-                <w:highlight w:val="yellow"/>
-              </w:rPr>
-            </w:pPr>
-            <w:r>
-              <w:rPr>
-                <w:highlight w:val="yellow"/>
-              </w:rPr>
-              <w:t>-</w:t>
-            </w:r>
-          </w:p>
-        </w:tc>
-        <w:tc>
-          <w:tcPr>
-            <w:tcW w:w="709" w:type="dxa"/>
-          </w:tcPr>
-          <w:p>
-            <w:pPr>
-              <w:rPr>
-                <w:highlight w:val="yellow"/>
-              </w:rPr>
-            </w:pPr>
-            <w:r>
-              <w:rPr>
-                <w:highlight w:val="yellow"/>
-              </w:rPr>
-              <w:t>-</w:t>
-            </w:r>
-          </w:p>
-        </w:tc>
-      </w:tr>
-    </w:tbl>
-    <w:p>
-      <w:pPr>
-        <w:pStyle w:val="1f5"/>
-        <w:rPr>
-          <w:lang w:val="ru-RU"/>
-        </w:rPr>
-      </w:pPr>
-    </w:p>
-    <w:p>
-      <w:pPr>
-        <w:pStyle w:val="afff2"/>
-        <w:rPr>
-          <w:b/>
-          <w:bCs w:val="0"/>
-        </w:rPr>
-      </w:pPr>
-      <w:r>
-        <w:rPr>
-          <w:b/>
-          <w:bCs w:val="0"/>
-        </w:rPr>
-        <w:t>Расшифровка вида и объема проверок ТО устройства:</w:t>
-      </w:r>
-    </w:p>
-    <w:p>
-      <w:pPr>
-        <w:pStyle w:val="afff2"/>
-      </w:pPr>
-      <w:r>
-        <w:t>В</w:t>
-      </w:r>
-      <w:r>
-        <w:t xml:space="preserve"> – </w:t>
-      </w:r>
-      <w:r>
-        <w:t xml:space="preserve">профилактическое восстановление, К </w:t>
-      </w:r>
-      <w:r>
-        <w:t xml:space="preserve">– </w:t>
-      </w:r>
-      <w:r>
-        <w:t xml:space="preserve">профилактический контроль, К1 </w:t>
-      </w:r>
-      <w:r>
-        <w:t xml:space="preserve">– </w:t>
-      </w:r>
-      <w:r>
-        <w:t xml:space="preserve">первый профилактический контроль, Н </w:t>
-      </w:r>
-      <w:r>
-        <w:t xml:space="preserve">– </w:t>
-      </w:r>
-      <w:r>
-        <w:t xml:space="preserve">проверка при новом включении (наладка), ТК </w:t>
-      </w:r>
-      <w:r>
-        <w:t xml:space="preserve">– </w:t>
-      </w:r>
-      <w:r>
-        <w:t>технический контроль.</w:t>
-      </w:r>
-    </w:p>
-    <w:p>
-      <w:pPr>
         <w:pStyle w:val="afff2"/>
         <w:ind w:right="282"/>
-      </w:pPr>
-    </w:p>
-    <w:p>
-      <w:pPr>
-        <w:pStyle w:val="afff2"/>
-        <w:ind w:right="282"/>
-      </w:pPr>
-    </w:p>
-    <w:p>
-      <w:pPr>
-        <w:pStyle w:val="afff2"/>
-        <w:ind w:firstLine="0"/>
-        <w:rPr>
-          <w:snapToGrid w:val="0"/>
-        </w:rPr>
-      </w:pPr>
-      <w:r>
-        <w:rPr>
-          <w:snapToGrid w:val="0"/>
-        </w:rPr>
-        <w:t>Заказчик: ____________________</w:t>
-      </w:r>
-    </w:p>
-    <w:p>
-      <w:pPr>
-        <w:pStyle w:val="afff2"/>
-        <w:ind w:firstLine="0"/>
-        <w:rPr>
-          <w:snapToGrid w:val="0"/>
-        </w:rPr>
-      </w:pPr>
-      <w:r>
-        <w:rPr>
-          <w:snapToGrid w:val="0"/>
-        </w:rPr>
-        <w:t xml:space="preserve">Объект: </w:t>
-      </w:r>
-      <w:r>
-        <w:rPr>
-          <w:iCs/>
-          <w:snapToGrid w:val="0"/>
-        </w:rPr>
-        <w:t>__________________________________</w:t>
-      </w:r>
-    </w:p>
-    <w:p>
-      <w:pPr>
-        <w:pStyle w:val="afff2"/>
-        <w:ind w:firstLine="0"/>
-        <w:rPr>
-          <w:b/>
-          <w:i/>
-          <w:iCs/>
-          <w:snapToGrid w:val="0"/>
-          <w:u w:val="single"/>
-        </w:rPr>
-      </w:pPr>
-      <w:r>
-        <w:rPr>
-          <w:snapToGrid w:val="0"/>
-        </w:rPr>
-        <w:t xml:space="preserve">Адрес: </w:t>
-      </w:r>
-      <w:r>
-        <w:rPr>
-          <w:iCs/>
-          <w:snapToGrid w:val="0"/>
-        </w:rPr>
-        <w:t>__________________________________________</w:t>
-      </w:r>
-    </w:p>
-    <w:p>
-      <w:pPr>
-        <w:pStyle w:val="afff2"/>
-        <w:ind w:firstLine="0"/>
-        <w:rPr>
-          <w:b/>
-          <w:snapToGrid w:val="0"/>
-        </w:rPr>
-      </w:pPr>
-      <w:r>
-        <w:rPr>
-          <w:snapToGrid w:val="0"/>
-        </w:rPr>
-        <w:t>Дата проведения испытаний: _______________________</w:t>
-      </w:r>
-    </w:p>
-    <w:p>
-      <w:pPr>
-        <w:pStyle w:val="afff2"/>
-        <w:ind w:firstLine="0"/>
-        <w:rPr>
-          <w:b/>
-          <w:i/>
-        </w:rPr>
-      </w:pPr>
-      <w:r>
-        <w:rPr>
-          <w:snapToGrid w:val="0"/>
-        </w:rPr>
-        <w:t xml:space="preserve">Присоединение: </w:t>
-      </w:r>
-      <w:r>
-        <w:t>__________________________________</w:t>
-      </w:r>
-    </w:p>
-    <w:p>
-      <w:pPr>
-        <w:tabs>
-          <w:tab w:val="left" w:pos="2850"/>
-        </w:tabs>
       </w:pPr>
     </w:p>
     <w:p>
@@ -4413,7 +1103,7 @@
           <w:szCs w:val="24"/>
           <w:u w:val="single"/>
         </w:rPr>
-        <w:instrText xml:space="preserve"> TOC \o "1-2" \h \z \u </w:instrText>
+        <w:instrText xml:space="preserve"> TOC \o "1-2" \h \z \t "ДОК Заголовок;1" </w:instrText>
       </w:r>
       <w:r>
         <w:rPr>
@@ -4469,8 +1159,6 @@
         </w:rPr>
       </w:pPr>
     </w:p>
-    <w:p/>
-    <w:p/>
     <w:sectPr>
       <w:headerReference w:type="default" r:id="rId14"/>
       <w:footerReference w:type="default" r:id="rId15"/>
@@ -11815,9 +8503,10 @@
     <w:basedOn w:val="af"/>
     <w:link w:val="af4"/>
     <w:qFormat/>
-    <w:rsid w:val="00933B7B"/>
+    <w:rsid w:val="00080D4A"/>
     <w:pPr>
       <w:keepNext/>
+      <w:pageBreakBefore/>
       <w:spacing w:before="240" w:after="240"/>
       <w:contextualSpacing/>
       <w:jc w:val="center"/>
@@ -11826,6 +8515,8 @@
       <w:b/>
       <w:bCs/>
       <w:noProof/>
+      <w:color w:val="365F91" w:themeColor="accent1" w:themeShade="BF"/>
+      <w:sz w:val="28"/>
       <w:szCs w:val="22"/>
       <w:lang w:val="en-US"/>
     </w:rPr>
@@ -11834,12 +8525,13 @@
     <w:name w:val="ДОК Заголовок Знак"/>
     <w:basedOn w:val="af0"/>
     <w:link w:val="af3"/>
-    <w:rsid w:val="00933B7B"/>
-    <w:rPr>
-      <w:rFonts w:ascii="Times New Roman" w:eastAsia="Times New Roman" w:hAnsi="Times New Roman" w:cs="Times New Roman"/>
+    <w:rsid w:val="00080D4A"/>
+    <w:rPr>
+      <w:rFonts w:ascii="Arial Narrow" w:eastAsia="Times New Roman" w:hAnsi="Arial Narrow" w:cs="Times New Roman"/>
       <w:b/>
       <w:bCs/>
       <w:noProof/>
+      <w:color w:val="365F91" w:themeColor="accent1" w:themeShade="BF"/>
       <w:sz w:val="28"/>
       <w:lang w:val="en-US" w:eastAsia="ru-RU"/>
     </w:rPr>
